--- a/IT353 Project.docx
+++ b/IT353 Project.docx
@@ -2494,6 +2494,7 @@
                                     <w:dataBinding w:prefixMappings="xmlns:ns0='http://schemas.openxmlformats.org/officeDocument/2006/extended-properties' " w:xpath="/ns0:Properties[1]/ns0:Company[1]" w:storeItemID="{6668398D-A668-4E3E-A5EB-62B293D839F1}"/>
                                     <w:text/>
                                   </w:sdtPr>
+                                  <w:sdtEndPr/>
                                   <w:sdtContent>
                                     <w:r>
                                       <w:t>Student Details:                                            CRN:50267</w:t>
@@ -2863,8 +2864,6 @@
                                           <w:bCs/>
                                         </w:rPr>
                                       </w:pPr>
-                                      <w:bookmarkStart w:id="0" w:name="_GoBack"/>
-                                      <w:bookmarkEnd w:id="0"/>
                                     </w:p>
                                   </w:tc>
                                   <w:tc>
@@ -3182,6 +3181,7 @@
                               <w:dataBinding w:prefixMappings="xmlns:ns0='http://schemas.openxmlformats.org/officeDocument/2006/extended-properties' " w:xpath="/ns0:Properties[1]/ns0:Company[1]" w:storeItemID="{6668398D-A668-4E3E-A5EB-62B293D839F1}"/>
                               <w:text/>
                             </w:sdtPr>
+                            <w:sdtEndPr/>
                             <w:sdtContent>
                               <w:r>
                                 <w:t>Student Details:                                            CRN:50267</w:t>
@@ -3551,8 +3551,6 @@
                                     <w:bCs/>
                                   </w:rPr>
                                 </w:pPr>
-                                <w:bookmarkStart w:id="1" w:name="_GoBack"/>
-                                <w:bookmarkEnd w:id="1"/>
                               </w:p>
                             </w:tc>
                             <w:tc>
@@ -6944,6 +6942,2441 @@
         </w:rPr>
       </w:pPr>
     </w:p>
+    <w:p>
+      <w:pPr>
+        <w:rPr>
+          <w:sz w:val="24"/>
+          <w:szCs w:val="24"/>
+        </w:rPr>
+      </w:pPr>
+    </w:p>
+    <w:p>
+      <w:pPr>
+        <w:rPr>
+          <w:sz w:val="24"/>
+          <w:szCs w:val="24"/>
+        </w:rPr>
+      </w:pPr>
+    </w:p>
+    <w:p>
+      <w:pPr>
+        <w:pStyle w:val="Heading2"/>
+        <w:ind w:left="-180"/>
+        <w:rPr>
+          <w:rFonts w:ascii="Times New Roman" w:hAnsi="Times New Roman" w:cs="Times New Roman"/>
+        </w:rPr>
+      </w:pPr>
+      <w:r>
+        <w:rPr>
+          <w:rFonts w:ascii="Times New Roman" w:hAnsi="Times New Roman" w:cs="Times New Roman"/>
+        </w:rPr>
+        <w:t>1. User</w:t>
+      </w:r>
+    </w:p>
+    <w:tbl>
+      <w:tblPr>
+        <w:tblStyle w:val="TableGrid"/>
+        <w:tblW w:w="9360" w:type="dxa"/>
+        <w:jc w:val="right"/>
+        <w:tblLayout w:type="fixed"/>
+        <w:tblLook w:val="04A0" w:firstRow="1" w:lastRow="0" w:firstColumn="1" w:lastColumn="0" w:noHBand="0" w:noVBand="1"/>
+      </w:tblPr>
+      <w:tblGrid>
+        <w:gridCol w:w="3000"/>
+        <w:gridCol w:w="2000"/>
+        <w:gridCol w:w="4360"/>
+      </w:tblGrid>
+      <w:tr>
+        <w:trPr>
+          <w:cnfStyle w:val="100000000000" w:firstRow="1" w:lastRow="0" w:firstColumn="0" w:lastColumn="0" w:oddVBand="0" w:evenVBand="0" w:oddHBand="0" w:evenHBand="0" w:firstRowFirstColumn="0" w:firstRowLastColumn="0" w:lastRowFirstColumn="0" w:lastRowLastColumn="0"/>
+          <w:tblHeader/>
+          <w:jc w:val="right"/>
+        </w:trPr>
+        <w:tc>
+          <w:tcPr>
+            <w:tcW w:w="3000" w:type="dxa"/>
+            <w:shd w:val="clear" w:color="auto" w:fill="E8EEF5"/>
+            <w:tcMar>
+              <w:top w:w="80" w:type="dxa"/>
+              <w:left w:w="120" w:type="dxa"/>
+              <w:bottom w:w="80" w:type="dxa"/>
+              <w:right w:w="120" w:type="dxa"/>
+            </w:tcMar>
+          </w:tcPr>
+          <w:p>
+            <w:pPr>
+              <w:spacing w:after="0"/>
+              <w:ind w:left="-180"/>
+              <w:rPr>
+                <w:rFonts w:ascii="Times New Roman" w:hAnsi="Times New Roman" w:cs="Times New Roman"/>
+              </w:rPr>
+            </w:pPr>
+            <w:r>
+              <w:rPr>
+                <w:rFonts w:ascii="Times New Roman" w:hAnsi="Times New Roman" w:cs="Times New Roman"/>
+                <w:color w:val="1F4D78"/>
+                <w:sz w:val="20"/>
+              </w:rPr>
+              <w:t>Field</w:t>
+            </w:r>
+          </w:p>
+        </w:tc>
+        <w:tc>
+          <w:tcPr>
+            <w:tcW w:w="2000" w:type="dxa"/>
+            <w:shd w:val="clear" w:color="auto" w:fill="E8EEF5"/>
+            <w:tcMar>
+              <w:top w:w="80" w:type="dxa"/>
+              <w:left w:w="120" w:type="dxa"/>
+              <w:bottom w:w="80" w:type="dxa"/>
+              <w:right w:w="120" w:type="dxa"/>
+            </w:tcMar>
+          </w:tcPr>
+          <w:p>
+            <w:pPr>
+              <w:spacing w:after="0"/>
+              <w:ind w:left="-180"/>
+              <w:rPr>
+                <w:rFonts w:ascii="Times New Roman" w:hAnsi="Times New Roman" w:cs="Times New Roman"/>
+              </w:rPr>
+            </w:pPr>
+            <w:r>
+              <w:rPr>
+                <w:rFonts w:ascii="Times New Roman" w:hAnsi="Times New Roman" w:cs="Times New Roman"/>
+                <w:color w:val="1F4D78"/>
+                <w:sz w:val="20"/>
+              </w:rPr>
+              <w:t>Data type</w:t>
+            </w:r>
+          </w:p>
+        </w:tc>
+        <w:tc>
+          <w:tcPr>
+            <w:tcW w:w="4360" w:type="dxa"/>
+            <w:shd w:val="clear" w:color="auto" w:fill="E8EEF5"/>
+            <w:tcMar>
+              <w:top w:w="80" w:type="dxa"/>
+              <w:left w:w="120" w:type="dxa"/>
+              <w:bottom w:w="80" w:type="dxa"/>
+              <w:right w:w="120" w:type="dxa"/>
+            </w:tcMar>
+          </w:tcPr>
+          <w:p>
+            <w:pPr>
+              <w:spacing w:after="0"/>
+              <w:ind w:left="-180"/>
+              <w:rPr>
+                <w:rFonts w:ascii="Times New Roman" w:hAnsi="Times New Roman" w:cs="Times New Roman"/>
+              </w:rPr>
+            </w:pPr>
+            <w:r>
+              <w:rPr>
+                <w:rFonts w:ascii="Times New Roman" w:hAnsi="Times New Roman" w:cs="Times New Roman"/>
+                <w:color w:val="1F4D78"/>
+                <w:sz w:val="20"/>
+              </w:rPr>
+              <w:t>Key / constraint</w:t>
+            </w:r>
+          </w:p>
+        </w:tc>
+      </w:tr>
+      <w:tr>
+        <w:trPr>
+          <w:jc w:val="right"/>
+        </w:trPr>
+        <w:tc>
+          <w:tcPr>
+            <w:tcW w:w="3000" w:type="dxa"/>
+            <w:tcMar>
+              <w:top w:w="80" w:type="dxa"/>
+              <w:left w:w="120" w:type="dxa"/>
+              <w:bottom w:w="80" w:type="dxa"/>
+              <w:right w:w="120" w:type="dxa"/>
+            </w:tcMar>
+          </w:tcPr>
+          <w:p>
+            <w:pPr>
+              <w:spacing w:after="0" w:line="259" w:lineRule="auto"/>
+              <w:ind w:left="-180"/>
+              <w:rPr>
+                <w:rFonts w:ascii="Times New Roman" w:hAnsi="Times New Roman" w:cs="Times New Roman"/>
+              </w:rPr>
+            </w:pPr>
+            <w:proofErr w:type="spellStart"/>
+            <w:r>
+              <w:rPr>
+                <w:rFonts w:ascii="Times New Roman" w:hAnsi="Times New Roman" w:cs="Times New Roman"/>
+                <w:b/>
+                <w:color w:val="000000"/>
+                <w:sz w:val="19"/>
+              </w:rPr>
+              <w:t>user_id</w:t>
+            </w:r>
+            <w:proofErr w:type="spellEnd"/>
+          </w:p>
+        </w:tc>
+        <w:tc>
+          <w:tcPr>
+            <w:tcW w:w="2000" w:type="dxa"/>
+            <w:tcMar>
+              <w:top w:w="80" w:type="dxa"/>
+              <w:left w:w="120" w:type="dxa"/>
+              <w:bottom w:w="80" w:type="dxa"/>
+              <w:right w:w="120" w:type="dxa"/>
+            </w:tcMar>
+          </w:tcPr>
+          <w:p>
+            <w:pPr>
+              <w:spacing w:after="0" w:line="259" w:lineRule="auto"/>
+              <w:ind w:left="-180"/>
+              <w:jc w:val="center"/>
+              <w:rPr>
+                <w:rFonts w:ascii="Times New Roman" w:hAnsi="Times New Roman" w:cs="Times New Roman"/>
+              </w:rPr>
+            </w:pPr>
+            <w:r>
+              <w:rPr>
+                <w:rFonts w:ascii="Times New Roman" w:hAnsi="Times New Roman" w:cs="Times New Roman"/>
+                <w:color w:val="000000"/>
+                <w:sz w:val="19"/>
+              </w:rPr>
+              <w:t>INT</w:t>
+            </w:r>
+          </w:p>
+        </w:tc>
+        <w:tc>
+          <w:tcPr>
+            <w:tcW w:w="4360" w:type="dxa"/>
+            <w:tcMar>
+              <w:top w:w="80" w:type="dxa"/>
+              <w:left w:w="120" w:type="dxa"/>
+              <w:bottom w:w="80" w:type="dxa"/>
+              <w:right w:w="120" w:type="dxa"/>
+            </w:tcMar>
+          </w:tcPr>
+          <w:p>
+            <w:pPr>
+              <w:spacing w:after="0" w:line="259" w:lineRule="auto"/>
+              <w:ind w:left="-180"/>
+              <w:rPr>
+                <w:rFonts w:ascii="Times New Roman" w:hAnsi="Times New Roman" w:cs="Times New Roman"/>
+              </w:rPr>
+            </w:pPr>
+            <w:r>
+              <w:rPr>
+                <w:rFonts w:ascii="Times New Roman" w:hAnsi="Times New Roman" w:cs="Times New Roman"/>
+                <w:color w:val="000000"/>
+                <w:sz w:val="19"/>
+              </w:rPr>
+              <w:t>PK, auto increment</w:t>
+            </w:r>
+          </w:p>
+        </w:tc>
+      </w:tr>
+      <w:tr>
+        <w:trPr>
+          <w:jc w:val="right"/>
+        </w:trPr>
+        <w:tc>
+          <w:tcPr>
+            <w:tcW w:w="3000" w:type="dxa"/>
+            <w:tcMar>
+              <w:top w:w="80" w:type="dxa"/>
+              <w:left w:w="120" w:type="dxa"/>
+              <w:bottom w:w="80" w:type="dxa"/>
+              <w:right w:w="120" w:type="dxa"/>
+            </w:tcMar>
+          </w:tcPr>
+          <w:p>
+            <w:pPr>
+              <w:spacing w:after="0" w:line="259" w:lineRule="auto"/>
+              <w:ind w:left="-180"/>
+              <w:rPr>
+                <w:rFonts w:ascii="Times New Roman" w:hAnsi="Times New Roman" w:cs="Times New Roman"/>
+              </w:rPr>
+            </w:pPr>
+            <w:proofErr w:type="spellStart"/>
+            <w:r>
+              <w:rPr>
+                <w:rFonts w:ascii="Times New Roman" w:hAnsi="Times New Roman" w:cs="Times New Roman"/>
+                <w:b/>
+                <w:color w:val="000000"/>
+                <w:sz w:val="19"/>
+              </w:rPr>
+              <w:t>full_name</w:t>
+            </w:r>
+            <w:proofErr w:type="spellEnd"/>
+          </w:p>
+        </w:tc>
+        <w:tc>
+          <w:tcPr>
+            <w:tcW w:w="2000" w:type="dxa"/>
+            <w:tcMar>
+              <w:top w:w="80" w:type="dxa"/>
+              <w:left w:w="120" w:type="dxa"/>
+              <w:bottom w:w="80" w:type="dxa"/>
+              <w:right w:w="120" w:type="dxa"/>
+            </w:tcMar>
+          </w:tcPr>
+          <w:p>
+            <w:pPr>
+              <w:spacing w:after="0" w:line="259" w:lineRule="auto"/>
+              <w:ind w:left="-180"/>
+              <w:jc w:val="center"/>
+              <w:rPr>
+                <w:rFonts w:ascii="Times New Roman" w:hAnsi="Times New Roman" w:cs="Times New Roman"/>
+              </w:rPr>
+            </w:pPr>
+            <w:r>
+              <w:rPr>
+                <w:rFonts w:ascii="Times New Roman" w:hAnsi="Times New Roman" w:cs="Times New Roman"/>
+                <w:color w:val="000000"/>
+                <w:sz w:val="19"/>
+              </w:rPr>
+              <w:t>VARCHAR(100)</w:t>
+            </w:r>
+          </w:p>
+        </w:tc>
+        <w:tc>
+          <w:tcPr>
+            <w:tcW w:w="4360" w:type="dxa"/>
+            <w:tcMar>
+              <w:top w:w="80" w:type="dxa"/>
+              <w:left w:w="120" w:type="dxa"/>
+              <w:bottom w:w="80" w:type="dxa"/>
+              <w:right w:w="120" w:type="dxa"/>
+            </w:tcMar>
+          </w:tcPr>
+          <w:p>
+            <w:pPr>
+              <w:spacing w:after="0" w:line="259" w:lineRule="auto"/>
+              <w:ind w:left="-180"/>
+              <w:rPr>
+                <w:rFonts w:ascii="Times New Roman" w:hAnsi="Times New Roman" w:cs="Times New Roman"/>
+              </w:rPr>
+            </w:pPr>
+            <w:r>
+              <w:rPr>
+                <w:rFonts w:ascii="Times New Roman" w:hAnsi="Times New Roman" w:cs="Times New Roman"/>
+                <w:color w:val="000000"/>
+                <w:sz w:val="19"/>
+              </w:rPr>
+              <w:t>NOT NULL</w:t>
+            </w:r>
+          </w:p>
+        </w:tc>
+      </w:tr>
+      <w:tr>
+        <w:trPr>
+          <w:jc w:val="right"/>
+        </w:trPr>
+        <w:tc>
+          <w:tcPr>
+            <w:tcW w:w="3000" w:type="dxa"/>
+            <w:tcMar>
+              <w:top w:w="80" w:type="dxa"/>
+              <w:left w:w="120" w:type="dxa"/>
+              <w:bottom w:w="80" w:type="dxa"/>
+              <w:right w:w="120" w:type="dxa"/>
+            </w:tcMar>
+          </w:tcPr>
+          <w:p>
+            <w:pPr>
+              <w:spacing w:after="0" w:line="259" w:lineRule="auto"/>
+              <w:ind w:left="-180"/>
+              <w:rPr>
+                <w:rFonts w:ascii="Times New Roman" w:hAnsi="Times New Roman" w:cs="Times New Roman"/>
+              </w:rPr>
+            </w:pPr>
+            <w:r>
+              <w:rPr>
+                <w:rFonts w:ascii="Times New Roman" w:hAnsi="Times New Roman" w:cs="Times New Roman"/>
+                <w:b/>
+                <w:color w:val="000000"/>
+                <w:sz w:val="19"/>
+              </w:rPr>
+              <w:t>email</w:t>
+            </w:r>
+          </w:p>
+        </w:tc>
+        <w:tc>
+          <w:tcPr>
+            <w:tcW w:w="2000" w:type="dxa"/>
+            <w:tcMar>
+              <w:top w:w="80" w:type="dxa"/>
+              <w:left w:w="120" w:type="dxa"/>
+              <w:bottom w:w="80" w:type="dxa"/>
+              <w:right w:w="120" w:type="dxa"/>
+            </w:tcMar>
+          </w:tcPr>
+          <w:p>
+            <w:pPr>
+              <w:spacing w:after="0" w:line="259" w:lineRule="auto"/>
+              <w:ind w:left="-180"/>
+              <w:jc w:val="center"/>
+              <w:rPr>
+                <w:rFonts w:ascii="Times New Roman" w:hAnsi="Times New Roman" w:cs="Times New Roman"/>
+              </w:rPr>
+            </w:pPr>
+            <w:r>
+              <w:rPr>
+                <w:rFonts w:ascii="Times New Roman" w:hAnsi="Times New Roman" w:cs="Times New Roman"/>
+                <w:color w:val="000000"/>
+                <w:sz w:val="19"/>
+              </w:rPr>
+              <w:t>VARCHAR(120)</w:t>
+            </w:r>
+          </w:p>
+        </w:tc>
+        <w:tc>
+          <w:tcPr>
+            <w:tcW w:w="4360" w:type="dxa"/>
+            <w:tcMar>
+              <w:top w:w="80" w:type="dxa"/>
+              <w:left w:w="120" w:type="dxa"/>
+              <w:bottom w:w="80" w:type="dxa"/>
+              <w:right w:w="120" w:type="dxa"/>
+            </w:tcMar>
+          </w:tcPr>
+          <w:p>
+            <w:pPr>
+              <w:spacing w:after="0" w:line="259" w:lineRule="auto"/>
+              <w:ind w:left="-180"/>
+              <w:rPr>
+                <w:rFonts w:ascii="Times New Roman" w:hAnsi="Times New Roman" w:cs="Times New Roman"/>
+              </w:rPr>
+            </w:pPr>
+            <w:r>
+              <w:rPr>
+                <w:rFonts w:ascii="Times New Roman" w:hAnsi="Times New Roman" w:cs="Times New Roman"/>
+                <w:color w:val="000000"/>
+                <w:sz w:val="19"/>
+              </w:rPr>
+              <w:t>UNIQUE, NOT NULL</w:t>
+            </w:r>
+          </w:p>
+        </w:tc>
+      </w:tr>
+      <w:tr>
+        <w:trPr>
+          <w:jc w:val="right"/>
+        </w:trPr>
+        <w:tc>
+          <w:tcPr>
+            <w:tcW w:w="3000" w:type="dxa"/>
+            <w:tcMar>
+              <w:top w:w="80" w:type="dxa"/>
+              <w:left w:w="120" w:type="dxa"/>
+              <w:bottom w:w="80" w:type="dxa"/>
+              <w:right w:w="120" w:type="dxa"/>
+            </w:tcMar>
+          </w:tcPr>
+          <w:p>
+            <w:pPr>
+              <w:spacing w:after="0" w:line="259" w:lineRule="auto"/>
+              <w:ind w:left="-180"/>
+              <w:rPr>
+                <w:rFonts w:ascii="Times New Roman" w:hAnsi="Times New Roman" w:cs="Times New Roman"/>
+              </w:rPr>
+            </w:pPr>
+            <w:proofErr w:type="spellStart"/>
+            <w:r>
+              <w:rPr>
+                <w:rFonts w:ascii="Times New Roman" w:hAnsi="Times New Roman" w:cs="Times New Roman"/>
+                <w:b/>
+                <w:color w:val="000000"/>
+                <w:sz w:val="19"/>
+              </w:rPr>
+              <w:t>password_hash</w:t>
+            </w:r>
+            <w:proofErr w:type="spellEnd"/>
+          </w:p>
+        </w:tc>
+        <w:tc>
+          <w:tcPr>
+            <w:tcW w:w="2000" w:type="dxa"/>
+            <w:tcMar>
+              <w:top w:w="80" w:type="dxa"/>
+              <w:left w:w="120" w:type="dxa"/>
+              <w:bottom w:w="80" w:type="dxa"/>
+              <w:right w:w="120" w:type="dxa"/>
+            </w:tcMar>
+          </w:tcPr>
+          <w:p>
+            <w:pPr>
+              <w:spacing w:after="0" w:line="259" w:lineRule="auto"/>
+              <w:ind w:left="-180"/>
+              <w:jc w:val="center"/>
+              <w:rPr>
+                <w:rFonts w:ascii="Times New Roman" w:hAnsi="Times New Roman" w:cs="Times New Roman"/>
+              </w:rPr>
+            </w:pPr>
+            <w:r>
+              <w:rPr>
+                <w:rFonts w:ascii="Times New Roman" w:hAnsi="Times New Roman" w:cs="Times New Roman"/>
+                <w:color w:val="000000"/>
+                <w:sz w:val="19"/>
+              </w:rPr>
+              <w:t>VARCHAR(255)</w:t>
+            </w:r>
+          </w:p>
+        </w:tc>
+        <w:tc>
+          <w:tcPr>
+            <w:tcW w:w="4360" w:type="dxa"/>
+            <w:tcMar>
+              <w:top w:w="80" w:type="dxa"/>
+              <w:left w:w="120" w:type="dxa"/>
+              <w:bottom w:w="80" w:type="dxa"/>
+              <w:right w:w="120" w:type="dxa"/>
+            </w:tcMar>
+          </w:tcPr>
+          <w:p>
+            <w:pPr>
+              <w:spacing w:after="0" w:line="259" w:lineRule="auto"/>
+              <w:ind w:left="-180"/>
+              <w:rPr>
+                <w:rFonts w:ascii="Times New Roman" w:hAnsi="Times New Roman" w:cs="Times New Roman"/>
+              </w:rPr>
+            </w:pPr>
+            <w:r>
+              <w:rPr>
+                <w:rFonts w:ascii="Times New Roman" w:hAnsi="Times New Roman" w:cs="Times New Roman"/>
+                <w:color w:val="000000"/>
+                <w:sz w:val="19"/>
+              </w:rPr>
+              <w:t>NOT NULL</w:t>
+            </w:r>
+          </w:p>
+        </w:tc>
+      </w:tr>
+      <w:tr>
+        <w:trPr>
+          <w:jc w:val="right"/>
+        </w:trPr>
+        <w:tc>
+          <w:tcPr>
+            <w:tcW w:w="3000" w:type="dxa"/>
+            <w:tcMar>
+              <w:top w:w="80" w:type="dxa"/>
+              <w:left w:w="120" w:type="dxa"/>
+              <w:bottom w:w="80" w:type="dxa"/>
+              <w:right w:w="120" w:type="dxa"/>
+            </w:tcMar>
+          </w:tcPr>
+          <w:p>
+            <w:pPr>
+              <w:spacing w:after="0" w:line="259" w:lineRule="auto"/>
+              <w:ind w:left="-180"/>
+              <w:rPr>
+                <w:rFonts w:ascii="Times New Roman" w:hAnsi="Times New Roman" w:cs="Times New Roman"/>
+              </w:rPr>
+            </w:pPr>
+            <w:r>
+              <w:rPr>
+                <w:rFonts w:ascii="Times New Roman" w:hAnsi="Times New Roman" w:cs="Times New Roman"/>
+                <w:b/>
+                <w:color w:val="000000"/>
+                <w:sz w:val="19"/>
+              </w:rPr>
+              <w:t>phone</w:t>
+            </w:r>
+          </w:p>
+        </w:tc>
+        <w:tc>
+          <w:tcPr>
+            <w:tcW w:w="2000" w:type="dxa"/>
+            <w:tcMar>
+              <w:top w:w="80" w:type="dxa"/>
+              <w:left w:w="120" w:type="dxa"/>
+              <w:bottom w:w="80" w:type="dxa"/>
+              <w:right w:w="120" w:type="dxa"/>
+            </w:tcMar>
+          </w:tcPr>
+          <w:p>
+            <w:pPr>
+              <w:spacing w:after="0" w:line="259" w:lineRule="auto"/>
+              <w:ind w:left="-180"/>
+              <w:jc w:val="center"/>
+              <w:rPr>
+                <w:rFonts w:ascii="Times New Roman" w:hAnsi="Times New Roman" w:cs="Times New Roman"/>
+              </w:rPr>
+            </w:pPr>
+            <w:r>
+              <w:rPr>
+                <w:rFonts w:ascii="Times New Roman" w:hAnsi="Times New Roman" w:cs="Times New Roman"/>
+                <w:color w:val="000000"/>
+                <w:sz w:val="19"/>
+              </w:rPr>
+              <w:t>VARCHAR(20)</w:t>
+            </w:r>
+          </w:p>
+        </w:tc>
+        <w:tc>
+          <w:tcPr>
+            <w:tcW w:w="4360" w:type="dxa"/>
+            <w:tcMar>
+              <w:top w:w="80" w:type="dxa"/>
+              <w:left w:w="120" w:type="dxa"/>
+              <w:bottom w:w="80" w:type="dxa"/>
+              <w:right w:w="120" w:type="dxa"/>
+            </w:tcMar>
+          </w:tcPr>
+          <w:p>
+            <w:pPr>
+              <w:spacing w:after="0" w:line="259" w:lineRule="auto"/>
+              <w:ind w:left="-180"/>
+              <w:rPr>
+                <w:rFonts w:ascii="Times New Roman" w:hAnsi="Times New Roman" w:cs="Times New Roman"/>
+              </w:rPr>
+            </w:pPr>
+            <w:r>
+              <w:rPr>
+                <w:rFonts w:ascii="Times New Roman" w:hAnsi="Times New Roman" w:cs="Times New Roman"/>
+                <w:color w:val="000000"/>
+                <w:sz w:val="19"/>
+              </w:rPr>
+              <w:t>NULL allowed</w:t>
+            </w:r>
+          </w:p>
+        </w:tc>
+      </w:tr>
+      <w:tr>
+        <w:trPr>
+          <w:jc w:val="right"/>
+        </w:trPr>
+        <w:tc>
+          <w:tcPr>
+            <w:tcW w:w="3000" w:type="dxa"/>
+            <w:tcMar>
+              <w:top w:w="80" w:type="dxa"/>
+              <w:left w:w="120" w:type="dxa"/>
+              <w:bottom w:w="80" w:type="dxa"/>
+              <w:right w:w="120" w:type="dxa"/>
+            </w:tcMar>
+          </w:tcPr>
+          <w:p>
+            <w:pPr>
+              <w:spacing w:after="0" w:line="259" w:lineRule="auto"/>
+              <w:ind w:left="-180"/>
+              <w:rPr>
+                <w:rFonts w:ascii="Times New Roman" w:hAnsi="Times New Roman" w:cs="Times New Roman"/>
+              </w:rPr>
+            </w:pPr>
+            <w:proofErr w:type="spellStart"/>
+            <w:r>
+              <w:rPr>
+                <w:rFonts w:ascii="Times New Roman" w:hAnsi="Times New Roman" w:cs="Times New Roman"/>
+                <w:b/>
+                <w:color w:val="000000"/>
+                <w:sz w:val="19"/>
+              </w:rPr>
+              <w:t>user_role</w:t>
+            </w:r>
+            <w:proofErr w:type="spellEnd"/>
+          </w:p>
+        </w:tc>
+        <w:tc>
+          <w:tcPr>
+            <w:tcW w:w="2000" w:type="dxa"/>
+            <w:tcMar>
+              <w:top w:w="80" w:type="dxa"/>
+              <w:left w:w="120" w:type="dxa"/>
+              <w:bottom w:w="80" w:type="dxa"/>
+              <w:right w:w="120" w:type="dxa"/>
+            </w:tcMar>
+          </w:tcPr>
+          <w:p>
+            <w:pPr>
+              <w:spacing w:after="0" w:line="259" w:lineRule="auto"/>
+              <w:ind w:left="-180"/>
+              <w:jc w:val="center"/>
+              <w:rPr>
+                <w:rFonts w:ascii="Times New Roman" w:hAnsi="Times New Roman" w:cs="Times New Roman"/>
+              </w:rPr>
+            </w:pPr>
+            <w:r>
+              <w:rPr>
+                <w:rFonts w:ascii="Times New Roman" w:hAnsi="Times New Roman" w:cs="Times New Roman"/>
+                <w:color w:val="000000"/>
+                <w:sz w:val="19"/>
+              </w:rPr>
+              <w:t>VARCHAR(20)</w:t>
+            </w:r>
+          </w:p>
+        </w:tc>
+        <w:tc>
+          <w:tcPr>
+            <w:tcW w:w="4360" w:type="dxa"/>
+            <w:tcMar>
+              <w:top w:w="80" w:type="dxa"/>
+              <w:left w:w="120" w:type="dxa"/>
+              <w:bottom w:w="80" w:type="dxa"/>
+              <w:right w:w="120" w:type="dxa"/>
+            </w:tcMar>
+          </w:tcPr>
+          <w:p>
+            <w:pPr>
+              <w:spacing w:after="0" w:line="259" w:lineRule="auto"/>
+              <w:ind w:left="-180"/>
+              <w:rPr>
+                <w:rFonts w:ascii="Times New Roman" w:hAnsi="Times New Roman" w:cs="Times New Roman"/>
+              </w:rPr>
+            </w:pPr>
+            <w:r>
+              <w:rPr>
+                <w:rFonts w:ascii="Times New Roman" w:hAnsi="Times New Roman" w:cs="Times New Roman"/>
+                <w:color w:val="000000"/>
+                <w:sz w:val="19"/>
+              </w:rPr>
+              <w:t>Student / Organizer / Staff</w:t>
+            </w:r>
+          </w:p>
+        </w:tc>
+      </w:tr>
+      <w:tr>
+        <w:trPr>
+          <w:jc w:val="right"/>
+        </w:trPr>
+        <w:tc>
+          <w:tcPr>
+            <w:tcW w:w="3000" w:type="dxa"/>
+            <w:tcMar>
+              <w:top w:w="80" w:type="dxa"/>
+              <w:left w:w="120" w:type="dxa"/>
+              <w:bottom w:w="80" w:type="dxa"/>
+              <w:right w:w="120" w:type="dxa"/>
+            </w:tcMar>
+          </w:tcPr>
+          <w:p>
+            <w:pPr>
+              <w:spacing w:after="0" w:line="259" w:lineRule="auto"/>
+              <w:ind w:left="-180"/>
+              <w:rPr>
+                <w:rFonts w:ascii="Times New Roman" w:hAnsi="Times New Roman" w:cs="Times New Roman"/>
+              </w:rPr>
+            </w:pPr>
+            <w:proofErr w:type="spellStart"/>
+            <w:r>
+              <w:rPr>
+                <w:rFonts w:ascii="Times New Roman" w:hAnsi="Times New Roman" w:cs="Times New Roman"/>
+                <w:b/>
+                <w:color w:val="000000"/>
+                <w:sz w:val="19"/>
+              </w:rPr>
+              <w:t>account_status</w:t>
+            </w:r>
+            <w:proofErr w:type="spellEnd"/>
+          </w:p>
+        </w:tc>
+        <w:tc>
+          <w:tcPr>
+            <w:tcW w:w="2000" w:type="dxa"/>
+            <w:tcMar>
+              <w:top w:w="80" w:type="dxa"/>
+              <w:left w:w="120" w:type="dxa"/>
+              <w:bottom w:w="80" w:type="dxa"/>
+              <w:right w:w="120" w:type="dxa"/>
+            </w:tcMar>
+          </w:tcPr>
+          <w:p>
+            <w:pPr>
+              <w:spacing w:after="0" w:line="259" w:lineRule="auto"/>
+              <w:ind w:left="-180"/>
+              <w:jc w:val="center"/>
+              <w:rPr>
+                <w:rFonts w:ascii="Times New Roman" w:hAnsi="Times New Roman" w:cs="Times New Roman"/>
+              </w:rPr>
+            </w:pPr>
+            <w:r>
+              <w:rPr>
+                <w:rFonts w:ascii="Times New Roman" w:hAnsi="Times New Roman" w:cs="Times New Roman"/>
+                <w:color w:val="000000"/>
+                <w:sz w:val="19"/>
+              </w:rPr>
+              <w:t>VARCHAR(20)</w:t>
+            </w:r>
+          </w:p>
+        </w:tc>
+        <w:tc>
+          <w:tcPr>
+            <w:tcW w:w="4360" w:type="dxa"/>
+            <w:tcMar>
+              <w:top w:w="80" w:type="dxa"/>
+              <w:left w:w="120" w:type="dxa"/>
+              <w:bottom w:w="80" w:type="dxa"/>
+              <w:right w:w="120" w:type="dxa"/>
+            </w:tcMar>
+          </w:tcPr>
+          <w:p>
+            <w:pPr>
+              <w:spacing w:after="0" w:line="259" w:lineRule="auto"/>
+              <w:ind w:left="-180"/>
+              <w:rPr>
+                <w:rFonts w:ascii="Times New Roman" w:hAnsi="Times New Roman" w:cs="Times New Roman"/>
+              </w:rPr>
+            </w:pPr>
+            <w:r>
+              <w:rPr>
+                <w:rFonts w:ascii="Times New Roman" w:hAnsi="Times New Roman" w:cs="Times New Roman"/>
+                <w:color w:val="000000"/>
+                <w:sz w:val="19"/>
+              </w:rPr>
+              <w:t>Default: Active</w:t>
+            </w:r>
+          </w:p>
+        </w:tc>
+      </w:tr>
+    </w:tbl>
+    <w:p>
+      <w:pPr>
+        <w:spacing w:after="40"/>
+        <w:ind w:left="-180"/>
+        <w:rPr>
+          <w:rFonts w:ascii="Times New Roman" w:hAnsi="Times New Roman" w:cs="Times New Roman"/>
+        </w:rPr>
+      </w:pPr>
+    </w:p>
+    <w:p>
+      <w:pPr>
+        <w:pStyle w:val="Heading2"/>
+        <w:ind w:left="-180"/>
+        <w:rPr>
+          <w:rFonts w:ascii="Times New Roman" w:hAnsi="Times New Roman" w:cs="Times New Roman"/>
+        </w:rPr>
+      </w:pPr>
+    </w:p>
+    <w:p>
+      <w:pPr>
+        <w:pStyle w:val="Heading2"/>
+        <w:ind w:left="-180"/>
+        <w:rPr>
+          <w:rFonts w:ascii="Times New Roman" w:hAnsi="Times New Roman" w:cs="Times New Roman"/>
+        </w:rPr>
+      </w:pPr>
+    </w:p>
+    <w:p>
+      <w:pPr>
+        <w:pStyle w:val="Heading2"/>
+        <w:ind w:left="-180"/>
+        <w:rPr>
+          <w:rFonts w:ascii="Times New Roman" w:hAnsi="Times New Roman" w:cs="Times New Roman"/>
+        </w:rPr>
+      </w:pPr>
+      <w:r>
+        <w:rPr>
+          <w:rFonts w:ascii="Times New Roman" w:hAnsi="Times New Roman" w:cs="Times New Roman"/>
+        </w:rPr>
+        <w:t>2. Campus</w:t>
+      </w:r>
+    </w:p>
+    <w:tbl>
+      <w:tblPr>
+        <w:tblStyle w:val="TableGrid"/>
+        <w:tblW w:w="9360" w:type="dxa"/>
+        <w:jc w:val="right"/>
+        <w:tblLayout w:type="fixed"/>
+        <w:tblLook w:val="04A0" w:firstRow="1" w:lastRow="0" w:firstColumn="1" w:lastColumn="0" w:noHBand="0" w:noVBand="1"/>
+      </w:tblPr>
+      <w:tblGrid>
+        <w:gridCol w:w="3000"/>
+        <w:gridCol w:w="2000"/>
+        <w:gridCol w:w="4360"/>
+      </w:tblGrid>
+      <w:tr>
+        <w:trPr>
+          <w:cnfStyle w:val="100000000000" w:firstRow="1" w:lastRow="0" w:firstColumn="0" w:lastColumn="0" w:oddVBand="0" w:evenVBand="0" w:oddHBand="0" w:evenHBand="0" w:firstRowFirstColumn="0" w:firstRowLastColumn="0" w:lastRowFirstColumn="0" w:lastRowLastColumn="0"/>
+          <w:tblHeader/>
+          <w:jc w:val="right"/>
+        </w:trPr>
+        <w:tc>
+          <w:tcPr>
+            <w:tcW w:w="3000" w:type="dxa"/>
+            <w:shd w:val="clear" w:color="auto" w:fill="E8EEF5"/>
+            <w:tcMar>
+              <w:top w:w="80" w:type="dxa"/>
+              <w:left w:w="120" w:type="dxa"/>
+              <w:bottom w:w="80" w:type="dxa"/>
+              <w:right w:w="120" w:type="dxa"/>
+            </w:tcMar>
+          </w:tcPr>
+          <w:p>
+            <w:pPr>
+              <w:spacing w:after="0"/>
+              <w:ind w:left="-180"/>
+              <w:rPr>
+                <w:rFonts w:ascii="Times New Roman" w:hAnsi="Times New Roman" w:cs="Times New Roman"/>
+              </w:rPr>
+            </w:pPr>
+            <w:r>
+              <w:rPr>
+                <w:rFonts w:ascii="Times New Roman" w:hAnsi="Times New Roman" w:cs="Times New Roman"/>
+                <w:color w:val="1F4D78"/>
+                <w:sz w:val="20"/>
+              </w:rPr>
+              <w:t>Field</w:t>
+            </w:r>
+          </w:p>
+        </w:tc>
+        <w:tc>
+          <w:tcPr>
+            <w:tcW w:w="2000" w:type="dxa"/>
+            <w:shd w:val="clear" w:color="auto" w:fill="E8EEF5"/>
+            <w:tcMar>
+              <w:top w:w="80" w:type="dxa"/>
+              <w:left w:w="120" w:type="dxa"/>
+              <w:bottom w:w="80" w:type="dxa"/>
+              <w:right w:w="120" w:type="dxa"/>
+            </w:tcMar>
+          </w:tcPr>
+          <w:p>
+            <w:pPr>
+              <w:spacing w:after="0"/>
+              <w:ind w:left="-180"/>
+              <w:rPr>
+                <w:rFonts w:ascii="Times New Roman" w:hAnsi="Times New Roman" w:cs="Times New Roman"/>
+              </w:rPr>
+            </w:pPr>
+            <w:r>
+              <w:rPr>
+                <w:rFonts w:ascii="Times New Roman" w:hAnsi="Times New Roman" w:cs="Times New Roman"/>
+                <w:color w:val="1F4D78"/>
+                <w:sz w:val="20"/>
+              </w:rPr>
+              <w:t>Data type</w:t>
+            </w:r>
+          </w:p>
+        </w:tc>
+        <w:tc>
+          <w:tcPr>
+            <w:tcW w:w="4360" w:type="dxa"/>
+            <w:shd w:val="clear" w:color="auto" w:fill="E8EEF5"/>
+            <w:tcMar>
+              <w:top w:w="80" w:type="dxa"/>
+              <w:left w:w="120" w:type="dxa"/>
+              <w:bottom w:w="80" w:type="dxa"/>
+              <w:right w:w="120" w:type="dxa"/>
+            </w:tcMar>
+          </w:tcPr>
+          <w:p>
+            <w:pPr>
+              <w:spacing w:after="0"/>
+              <w:ind w:left="-180"/>
+              <w:rPr>
+                <w:rFonts w:ascii="Times New Roman" w:hAnsi="Times New Roman" w:cs="Times New Roman"/>
+              </w:rPr>
+            </w:pPr>
+            <w:r>
+              <w:rPr>
+                <w:rFonts w:ascii="Times New Roman" w:hAnsi="Times New Roman" w:cs="Times New Roman"/>
+                <w:color w:val="1F4D78"/>
+                <w:sz w:val="20"/>
+              </w:rPr>
+              <w:t>Key / constraint</w:t>
+            </w:r>
+          </w:p>
+        </w:tc>
+      </w:tr>
+      <w:tr>
+        <w:trPr>
+          <w:jc w:val="right"/>
+        </w:trPr>
+        <w:tc>
+          <w:tcPr>
+            <w:tcW w:w="3000" w:type="dxa"/>
+            <w:tcMar>
+              <w:top w:w="80" w:type="dxa"/>
+              <w:left w:w="120" w:type="dxa"/>
+              <w:bottom w:w="80" w:type="dxa"/>
+              <w:right w:w="120" w:type="dxa"/>
+            </w:tcMar>
+          </w:tcPr>
+          <w:p>
+            <w:pPr>
+              <w:spacing w:after="0" w:line="259" w:lineRule="auto"/>
+              <w:ind w:left="-180"/>
+              <w:jc w:val="center"/>
+              <w:rPr>
+                <w:rFonts w:ascii="Times New Roman" w:hAnsi="Times New Roman" w:cs="Times New Roman"/>
+              </w:rPr>
+            </w:pPr>
+            <w:proofErr w:type="spellStart"/>
+            <w:r>
+              <w:rPr>
+                <w:rFonts w:ascii="Times New Roman" w:hAnsi="Times New Roman" w:cs="Times New Roman"/>
+                <w:b/>
+                <w:color w:val="000000"/>
+                <w:sz w:val="19"/>
+              </w:rPr>
+              <w:t>campus_id</w:t>
+            </w:r>
+            <w:proofErr w:type="spellEnd"/>
+          </w:p>
+        </w:tc>
+        <w:tc>
+          <w:tcPr>
+            <w:tcW w:w="2000" w:type="dxa"/>
+            <w:tcMar>
+              <w:top w:w="80" w:type="dxa"/>
+              <w:left w:w="120" w:type="dxa"/>
+              <w:bottom w:w="80" w:type="dxa"/>
+              <w:right w:w="120" w:type="dxa"/>
+            </w:tcMar>
+          </w:tcPr>
+          <w:p>
+            <w:pPr>
+              <w:spacing w:after="0" w:line="259" w:lineRule="auto"/>
+              <w:ind w:left="-180"/>
+              <w:jc w:val="center"/>
+              <w:rPr>
+                <w:rFonts w:ascii="Times New Roman" w:hAnsi="Times New Roman" w:cs="Times New Roman"/>
+              </w:rPr>
+            </w:pPr>
+            <w:r>
+              <w:rPr>
+                <w:rFonts w:ascii="Times New Roman" w:hAnsi="Times New Roman" w:cs="Times New Roman"/>
+                <w:color w:val="000000"/>
+                <w:sz w:val="19"/>
+              </w:rPr>
+              <w:t>INT</w:t>
+            </w:r>
+          </w:p>
+        </w:tc>
+        <w:tc>
+          <w:tcPr>
+            <w:tcW w:w="4360" w:type="dxa"/>
+            <w:tcMar>
+              <w:top w:w="80" w:type="dxa"/>
+              <w:left w:w="120" w:type="dxa"/>
+              <w:bottom w:w="80" w:type="dxa"/>
+              <w:right w:w="120" w:type="dxa"/>
+            </w:tcMar>
+          </w:tcPr>
+          <w:p>
+            <w:pPr>
+              <w:spacing w:after="0" w:line="259" w:lineRule="auto"/>
+              <w:ind w:left="-180"/>
+              <w:jc w:val="center"/>
+              <w:rPr>
+                <w:rFonts w:ascii="Times New Roman" w:hAnsi="Times New Roman" w:cs="Times New Roman"/>
+              </w:rPr>
+            </w:pPr>
+            <w:r>
+              <w:rPr>
+                <w:rFonts w:ascii="Times New Roman" w:hAnsi="Times New Roman" w:cs="Times New Roman"/>
+                <w:color w:val="000000"/>
+                <w:sz w:val="19"/>
+              </w:rPr>
+              <w:t>PK, auto increment</w:t>
+            </w:r>
+          </w:p>
+        </w:tc>
+      </w:tr>
+      <w:tr>
+        <w:trPr>
+          <w:jc w:val="right"/>
+        </w:trPr>
+        <w:tc>
+          <w:tcPr>
+            <w:tcW w:w="3000" w:type="dxa"/>
+            <w:tcMar>
+              <w:top w:w="80" w:type="dxa"/>
+              <w:left w:w="120" w:type="dxa"/>
+              <w:bottom w:w="80" w:type="dxa"/>
+              <w:right w:w="120" w:type="dxa"/>
+            </w:tcMar>
+          </w:tcPr>
+          <w:p>
+            <w:pPr>
+              <w:spacing w:after="0" w:line="259" w:lineRule="auto"/>
+              <w:ind w:left="-180"/>
+              <w:jc w:val="center"/>
+              <w:rPr>
+                <w:rFonts w:ascii="Times New Roman" w:hAnsi="Times New Roman" w:cs="Times New Roman"/>
+              </w:rPr>
+            </w:pPr>
+            <w:proofErr w:type="spellStart"/>
+            <w:r>
+              <w:rPr>
+                <w:rFonts w:ascii="Times New Roman" w:hAnsi="Times New Roman" w:cs="Times New Roman"/>
+                <w:b/>
+                <w:color w:val="000000"/>
+                <w:sz w:val="19"/>
+              </w:rPr>
+              <w:t>campus_name</w:t>
+            </w:r>
+            <w:proofErr w:type="spellEnd"/>
+          </w:p>
+        </w:tc>
+        <w:tc>
+          <w:tcPr>
+            <w:tcW w:w="2000" w:type="dxa"/>
+            <w:tcMar>
+              <w:top w:w="80" w:type="dxa"/>
+              <w:left w:w="120" w:type="dxa"/>
+              <w:bottom w:w="80" w:type="dxa"/>
+              <w:right w:w="120" w:type="dxa"/>
+            </w:tcMar>
+          </w:tcPr>
+          <w:p>
+            <w:pPr>
+              <w:spacing w:after="0" w:line="259" w:lineRule="auto"/>
+              <w:ind w:left="-180"/>
+              <w:jc w:val="center"/>
+              <w:rPr>
+                <w:rFonts w:ascii="Times New Roman" w:hAnsi="Times New Roman" w:cs="Times New Roman"/>
+              </w:rPr>
+            </w:pPr>
+            <w:r>
+              <w:rPr>
+                <w:rFonts w:ascii="Times New Roman" w:hAnsi="Times New Roman" w:cs="Times New Roman"/>
+                <w:color w:val="000000"/>
+                <w:sz w:val="19"/>
+              </w:rPr>
+              <w:t>VARCHAR(100)</w:t>
+            </w:r>
+          </w:p>
+        </w:tc>
+        <w:tc>
+          <w:tcPr>
+            <w:tcW w:w="4360" w:type="dxa"/>
+            <w:tcMar>
+              <w:top w:w="80" w:type="dxa"/>
+              <w:left w:w="120" w:type="dxa"/>
+              <w:bottom w:w="80" w:type="dxa"/>
+              <w:right w:w="120" w:type="dxa"/>
+            </w:tcMar>
+          </w:tcPr>
+          <w:p>
+            <w:pPr>
+              <w:spacing w:after="0" w:line="259" w:lineRule="auto"/>
+              <w:ind w:left="-180"/>
+              <w:jc w:val="center"/>
+              <w:rPr>
+                <w:rFonts w:ascii="Times New Roman" w:hAnsi="Times New Roman" w:cs="Times New Roman"/>
+              </w:rPr>
+            </w:pPr>
+            <w:r>
+              <w:rPr>
+                <w:rFonts w:ascii="Times New Roman" w:hAnsi="Times New Roman" w:cs="Times New Roman"/>
+                <w:color w:val="000000"/>
+                <w:sz w:val="19"/>
+              </w:rPr>
+              <w:t>UNIQUE, NOT NULL</w:t>
+            </w:r>
+          </w:p>
+        </w:tc>
+      </w:tr>
+      <w:tr>
+        <w:trPr>
+          <w:jc w:val="right"/>
+        </w:trPr>
+        <w:tc>
+          <w:tcPr>
+            <w:tcW w:w="3000" w:type="dxa"/>
+            <w:tcMar>
+              <w:top w:w="80" w:type="dxa"/>
+              <w:left w:w="120" w:type="dxa"/>
+              <w:bottom w:w="80" w:type="dxa"/>
+              <w:right w:w="120" w:type="dxa"/>
+            </w:tcMar>
+          </w:tcPr>
+          <w:p>
+            <w:pPr>
+              <w:spacing w:after="0" w:line="259" w:lineRule="auto"/>
+              <w:ind w:left="-180"/>
+              <w:jc w:val="center"/>
+              <w:rPr>
+                <w:rFonts w:ascii="Times New Roman" w:hAnsi="Times New Roman" w:cs="Times New Roman"/>
+              </w:rPr>
+            </w:pPr>
+            <w:r>
+              <w:rPr>
+                <w:rFonts w:ascii="Times New Roman" w:hAnsi="Times New Roman" w:cs="Times New Roman"/>
+                <w:b/>
+                <w:color w:val="000000"/>
+                <w:sz w:val="19"/>
+              </w:rPr>
+              <w:t>city</w:t>
+            </w:r>
+          </w:p>
+        </w:tc>
+        <w:tc>
+          <w:tcPr>
+            <w:tcW w:w="2000" w:type="dxa"/>
+            <w:tcMar>
+              <w:top w:w="80" w:type="dxa"/>
+              <w:left w:w="120" w:type="dxa"/>
+              <w:bottom w:w="80" w:type="dxa"/>
+              <w:right w:w="120" w:type="dxa"/>
+            </w:tcMar>
+          </w:tcPr>
+          <w:p>
+            <w:pPr>
+              <w:spacing w:after="0" w:line="259" w:lineRule="auto"/>
+              <w:ind w:left="-180"/>
+              <w:jc w:val="center"/>
+              <w:rPr>
+                <w:rFonts w:ascii="Times New Roman" w:hAnsi="Times New Roman" w:cs="Times New Roman"/>
+              </w:rPr>
+            </w:pPr>
+            <w:r>
+              <w:rPr>
+                <w:rFonts w:ascii="Times New Roman" w:hAnsi="Times New Roman" w:cs="Times New Roman"/>
+                <w:color w:val="000000"/>
+                <w:sz w:val="19"/>
+              </w:rPr>
+              <w:t>VARCHAR(80)</w:t>
+            </w:r>
+          </w:p>
+        </w:tc>
+        <w:tc>
+          <w:tcPr>
+            <w:tcW w:w="4360" w:type="dxa"/>
+            <w:tcMar>
+              <w:top w:w="80" w:type="dxa"/>
+              <w:left w:w="120" w:type="dxa"/>
+              <w:bottom w:w="80" w:type="dxa"/>
+              <w:right w:w="120" w:type="dxa"/>
+            </w:tcMar>
+          </w:tcPr>
+          <w:p>
+            <w:pPr>
+              <w:spacing w:after="0" w:line="259" w:lineRule="auto"/>
+              <w:ind w:left="-180"/>
+              <w:jc w:val="center"/>
+              <w:rPr>
+                <w:rFonts w:ascii="Times New Roman" w:hAnsi="Times New Roman" w:cs="Times New Roman"/>
+              </w:rPr>
+            </w:pPr>
+            <w:r>
+              <w:rPr>
+                <w:rFonts w:ascii="Times New Roman" w:hAnsi="Times New Roman" w:cs="Times New Roman"/>
+                <w:color w:val="000000"/>
+                <w:sz w:val="19"/>
+              </w:rPr>
+              <w:t>NOT NULL</w:t>
+            </w:r>
+          </w:p>
+        </w:tc>
+      </w:tr>
+    </w:tbl>
+    <w:p>
+      <w:pPr>
+        <w:spacing w:after="40"/>
+        <w:ind w:left="-180"/>
+        <w:jc w:val="center"/>
+        <w:rPr>
+          <w:rFonts w:ascii="Times New Roman" w:hAnsi="Times New Roman" w:cs="Times New Roman"/>
+        </w:rPr>
+      </w:pPr>
+    </w:p>
+    <w:p>
+      <w:pPr>
+        <w:pStyle w:val="Heading2"/>
+        <w:ind w:left="-180"/>
+        <w:rPr>
+          <w:rFonts w:ascii="Times New Roman" w:hAnsi="Times New Roman" w:cs="Times New Roman"/>
+        </w:rPr>
+      </w:pPr>
+      <w:r>
+        <w:rPr>
+          <w:rFonts w:ascii="Times New Roman" w:hAnsi="Times New Roman" w:cs="Times New Roman"/>
+        </w:rPr>
+        <w:t>3. Student</w:t>
+      </w:r>
+    </w:p>
+    <w:tbl>
+      <w:tblPr>
+        <w:tblStyle w:val="TableGrid"/>
+        <w:tblW w:w="9360" w:type="dxa"/>
+        <w:jc w:val="right"/>
+        <w:tblLayout w:type="fixed"/>
+        <w:tblLook w:val="04A0" w:firstRow="1" w:lastRow="0" w:firstColumn="1" w:lastColumn="0" w:noHBand="0" w:noVBand="1"/>
+      </w:tblPr>
+      <w:tblGrid>
+        <w:gridCol w:w="3000"/>
+        <w:gridCol w:w="2000"/>
+        <w:gridCol w:w="4360"/>
+      </w:tblGrid>
+      <w:tr>
+        <w:trPr>
+          <w:cnfStyle w:val="100000000000" w:firstRow="1" w:lastRow="0" w:firstColumn="0" w:lastColumn="0" w:oddVBand="0" w:evenVBand="0" w:oddHBand="0" w:evenHBand="0" w:firstRowFirstColumn="0" w:firstRowLastColumn="0" w:lastRowFirstColumn="0" w:lastRowLastColumn="0"/>
+          <w:tblHeader/>
+          <w:jc w:val="right"/>
+        </w:trPr>
+        <w:tc>
+          <w:tcPr>
+            <w:tcW w:w="3000" w:type="dxa"/>
+            <w:shd w:val="clear" w:color="auto" w:fill="E8EEF5"/>
+            <w:tcMar>
+              <w:top w:w="80" w:type="dxa"/>
+              <w:left w:w="120" w:type="dxa"/>
+              <w:bottom w:w="80" w:type="dxa"/>
+              <w:right w:w="120" w:type="dxa"/>
+            </w:tcMar>
+          </w:tcPr>
+          <w:p>
+            <w:pPr>
+              <w:spacing w:after="0"/>
+              <w:ind w:left="-180"/>
+              <w:rPr>
+                <w:rFonts w:ascii="Times New Roman" w:hAnsi="Times New Roman" w:cs="Times New Roman"/>
+              </w:rPr>
+            </w:pPr>
+            <w:r>
+              <w:rPr>
+                <w:rFonts w:ascii="Times New Roman" w:hAnsi="Times New Roman" w:cs="Times New Roman"/>
+                <w:color w:val="1F4D78"/>
+                <w:sz w:val="20"/>
+              </w:rPr>
+              <w:t>Field</w:t>
+            </w:r>
+          </w:p>
+        </w:tc>
+        <w:tc>
+          <w:tcPr>
+            <w:tcW w:w="2000" w:type="dxa"/>
+            <w:shd w:val="clear" w:color="auto" w:fill="E8EEF5"/>
+            <w:tcMar>
+              <w:top w:w="80" w:type="dxa"/>
+              <w:left w:w="120" w:type="dxa"/>
+              <w:bottom w:w="80" w:type="dxa"/>
+              <w:right w:w="120" w:type="dxa"/>
+            </w:tcMar>
+          </w:tcPr>
+          <w:p>
+            <w:pPr>
+              <w:spacing w:after="0"/>
+              <w:ind w:left="-180"/>
+              <w:rPr>
+                <w:rFonts w:ascii="Times New Roman" w:hAnsi="Times New Roman" w:cs="Times New Roman"/>
+              </w:rPr>
+            </w:pPr>
+            <w:r>
+              <w:rPr>
+                <w:rFonts w:ascii="Times New Roman" w:hAnsi="Times New Roman" w:cs="Times New Roman"/>
+                <w:color w:val="1F4D78"/>
+                <w:sz w:val="20"/>
+              </w:rPr>
+              <w:t>Data type</w:t>
+            </w:r>
+          </w:p>
+        </w:tc>
+        <w:tc>
+          <w:tcPr>
+            <w:tcW w:w="4360" w:type="dxa"/>
+            <w:shd w:val="clear" w:color="auto" w:fill="E8EEF5"/>
+            <w:tcMar>
+              <w:top w:w="80" w:type="dxa"/>
+              <w:left w:w="120" w:type="dxa"/>
+              <w:bottom w:w="80" w:type="dxa"/>
+              <w:right w:w="120" w:type="dxa"/>
+            </w:tcMar>
+          </w:tcPr>
+          <w:p>
+            <w:pPr>
+              <w:spacing w:after="0"/>
+              <w:ind w:left="-180"/>
+              <w:rPr>
+                <w:rFonts w:ascii="Times New Roman" w:hAnsi="Times New Roman" w:cs="Times New Roman"/>
+              </w:rPr>
+            </w:pPr>
+            <w:r>
+              <w:rPr>
+                <w:rFonts w:ascii="Times New Roman" w:hAnsi="Times New Roman" w:cs="Times New Roman"/>
+                <w:color w:val="1F4D78"/>
+                <w:sz w:val="20"/>
+              </w:rPr>
+              <w:t>Key / constraint</w:t>
+            </w:r>
+          </w:p>
+        </w:tc>
+      </w:tr>
+      <w:tr>
+        <w:trPr>
+          <w:jc w:val="right"/>
+        </w:trPr>
+        <w:tc>
+          <w:tcPr>
+            <w:tcW w:w="3000" w:type="dxa"/>
+            <w:tcMar>
+              <w:top w:w="80" w:type="dxa"/>
+              <w:left w:w="120" w:type="dxa"/>
+              <w:bottom w:w="80" w:type="dxa"/>
+              <w:right w:w="120" w:type="dxa"/>
+            </w:tcMar>
+          </w:tcPr>
+          <w:p>
+            <w:pPr>
+              <w:spacing w:after="0" w:line="259" w:lineRule="auto"/>
+              <w:ind w:left="-180"/>
+              <w:jc w:val="center"/>
+              <w:rPr>
+                <w:rFonts w:ascii="Times New Roman" w:hAnsi="Times New Roman" w:cs="Times New Roman"/>
+              </w:rPr>
+            </w:pPr>
+            <w:proofErr w:type="spellStart"/>
+            <w:r>
+              <w:rPr>
+                <w:rFonts w:ascii="Times New Roman" w:hAnsi="Times New Roman" w:cs="Times New Roman"/>
+                <w:b/>
+                <w:color w:val="000000"/>
+                <w:sz w:val="19"/>
+              </w:rPr>
+              <w:t>student_id</w:t>
+            </w:r>
+            <w:proofErr w:type="spellEnd"/>
+          </w:p>
+        </w:tc>
+        <w:tc>
+          <w:tcPr>
+            <w:tcW w:w="2000" w:type="dxa"/>
+            <w:tcMar>
+              <w:top w:w="80" w:type="dxa"/>
+              <w:left w:w="120" w:type="dxa"/>
+              <w:bottom w:w="80" w:type="dxa"/>
+              <w:right w:w="120" w:type="dxa"/>
+            </w:tcMar>
+          </w:tcPr>
+          <w:p>
+            <w:pPr>
+              <w:spacing w:after="0" w:line="259" w:lineRule="auto"/>
+              <w:ind w:left="-180"/>
+              <w:jc w:val="center"/>
+              <w:rPr>
+                <w:rFonts w:ascii="Times New Roman" w:hAnsi="Times New Roman" w:cs="Times New Roman"/>
+              </w:rPr>
+            </w:pPr>
+            <w:r>
+              <w:rPr>
+                <w:rFonts w:ascii="Times New Roman" w:hAnsi="Times New Roman" w:cs="Times New Roman"/>
+                <w:color w:val="000000"/>
+                <w:sz w:val="19"/>
+              </w:rPr>
+              <w:t>INT</w:t>
+            </w:r>
+          </w:p>
+        </w:tc>
+        <w:tc>
+          <w:tcPr>
+            <w:tcW w:w="4360" w:type="dxa"/>
+            <w:tcMar>
+              <w:top w:w="80" w:type="dxa"/>
+              <w:left w:w="120" w:type="dxa"/>
+              <w:bottom w:w="80" w:type="dxa"/>
+              <w:right w:w="120" w:type="dxa"/>
+            </w:tcMar>
+          </w:tcPr>
+          <w:p>
+            <w:pPr>
+              <w:spacing w:after="0" w:line="259" w:lineRule="auto"/>
+              <w:ind w:left="-180"/>
+              <w:jc w:val="center"/>
+              <w:rPr>
+                <w:rFonts w:ascii="Times New Roman" w:hAnsi="Times New Roman" w:cs="Times New Roman"/>
+              </w:rPr>
+            </w:pPr>
+            <w:r>
+              <w:rPr>
+                <w:rFonts w:ascii="Times New Roman" w:hAnsi="Times New Roman" w:cs="Times New Roman"/>
+                <w:color w:val="000000"/>
+                <w:sz w:val="19"/>
+              </w:rPr>
+              <w:t xml:space="preserve">PK, FK -&gt; </w:t>
+            </w:r>
+            <w:proofErr w:type="spellStart"/>
+            <w:r>
+              <w:rPr>
+                <w:rFonts w:ascii="Times New Roman" w:hAnsi="Times New Roman" w:cs="Times New Roman"/>
+                <w:color w:val="000000"/>
+                <w:sz w:val="19"/>
+              </w:rPr>
+              <w:t>User.user_id</w:t>
+            </w:r>
+            <w:proofErr w:type="spellEnd"/>
+          </w:p>
+        </w:tc>
+      </w:tr>
+      <w:tr>
+        <w:trPr>
+          <w:jc w:val="right"/>
+        </w:trPr>
+        <w:tc>
+          <w:tcPr>
+            <w:tcW w:w="3000" w:type="dxa"/>
+            <w:tcMar>
+              <w:top w:w="80" w:type="dxa"/>
+              <w:left w:w="120" w:type="dxa"/>
+              <w:bottom w:w="80" w:type="dxa"/>
+              <w:right w:w="120" w:type="dxa"/>
+            </w:tcMar>
+          </w:tcPr>
+          <w:p>
+            <w:pPr>
+              <w:spacing w:after="0" w:line="259" w:lineRule="auto"/>
+              <w:ind w:left="-180"/>
+              <w:jc w:val="center"/>
+              <w:rPr>
+                <w:rFonts w:ascii="Times New Roman" w:hAnsi="Times New Roman" w:cs="Times New Roman"/>
+              </w:rPr>
+            </w:pPr>
+            <w:proofErr w:type="spellStart"/>
+            <w:r>
+              <w:rPr>
+                <w:rFonts w:ascii="Times New Roman" w:hAnsi="Times New Roman" w:cs="Times New Roman"/>
+                <w:b/>
+                <w:color w:val="000000"/>
+                <w:sz w:val="19"/>
+              </w:rPr>
+              <w:t>university_number</w:t>
+            </w:r>
+            <w:proofErr w:type="spellEnd"/>
+          </w:p>
+        </w:tc>
+        <w:tc>
+          <w:tcPr>
+            <w:tcW w:w="2000" w:type="dxa"/>
+            <w:tcMar>
+              <w:top w:w="80" w:type="dxa"/>
+              <w:left w:w="120" w:type="dxa"/>
+              <w:bottom w:w="80" w:type="dxa"/>
+              <w:right w:w="120" w:type="dxa"/>
+            </w:tcMar>
+          </w:tcPr>
+          <w:p>
+            <w:pPr>
+              <w:spacing w:after="0" w:line="259" w:lineRule="auto"/>
+              <w:ind w:left="-180"/>
+              <w:jc w:val="center"/>
+              <w:rPr>
+                <w:rFonts w:ascii="Times New Roman" w:hAnsi="Times New Roman" w:cs="Times New Roman"/>
+              </w:rPr>
+            </w:pPr>
+            <w:r>
+              <w:rPr>
+                <w:rFonts w:ascii="Times New Roman" w:hAnsi="Times New Roman" w:cs="Times New Roman"/>
+                <w:color w:val="000000"/>
+                <w:sz w:val="19"/>
+              </w:rPr>
+              <w:t>VARCHAR(20)</w:t>
+            </w:r>
+          </w:p>
+        </w:tc>
+        <w:tc>
+          <w:tcPr>
+            <w:tcW w:w="4360" w:type="dxa"/>
+            <w:tcMar>
+              <w:top w:w="80" w:type="dxa"/>
+              <w:left w:w="120" w:type="dxa"/>
+              <w:bottom w:w="80" w:type="dxa"/>
+              <w:right w:w="120" w:type="dxa"/>
+            </w:tcMar>
+          </w:tcPr>
+          <w:p>
+            <w:pPr>
+              <w:spacing w:after="0" w:line="259" w:lineRule="auto"/>
+              <w:ind w:left="-180"/>
+              <w:jc w:val="center"/>
+              <w:rPr>
+                <w:rFonts w:ascii="Times New Roman" w:hAnsi="Times New Roman" w:cs="Times New Roman"/>
+              </w:rPr>
+            </w:pPr>
+            <w:r>
+              <w:rPr>
+                <w:rFonts w:ascii="Times New Roman" w:hAnsi="Times New Roman" w:cs="Times New Roman"/>
+                <w:color w:val="000000"/>
+                <w:sz w:val="19"/>
+              </w:rPr>
+              <w:t>UNIQUE, NOT NULL</w:t>
+            </w:r>
+          </w:p>
+        </w:tc>
+      </w:tr>
+      <w:tr>
+        <w:trPr>
+          <w:jc w:val="right"/>
+        </w:trPr>
+        <w:tc>
+          <w:tcPr>
+            <w:tcW w:w="3000" w:type="dxa"/>
+            <w:tcMar>
+              <w:top w:w="80" w:type="dxa"/>
+              <w:left w:w="120" w:type="dxa"/>
+              <w:bottom w:w="80" w:type="dxa"/>
+              <w:right w:w="120" w:type="dxa"/>
+            </w:tcMar>
+          </w:tcPr>
+          <w:p>
+            <w:pPr>
+              <w:spacing w:after="0" w:line="259" w:lineRule="auto"/>
+              <w:ind w:left="-180"/>
+              <w:jc w:val="center"/>
+              <w:rPr>
+                <w:rFonts w:ascii="Times New Roman" w:hAnsi="Times New Roman" w:cs="Times New Roman"/>
+              </w:rPr>
+            </w:pPr>
+            <w:r>
+              <w:rPr>
+                <w:rFonts w:ascii="Times New Roman" w:hAnsi="Times New Roman" w:cs="Times New Roman"/>
+                <w:b/>
+                <w:color w:val="000000"/>
+                <w:sz w:val="19"/>
+              </w:rPr>
+              <w:t>major</w:t>
+            </w:r>
+          </w:p>
+        </w:tc>
+        <w:tc>
+          <w:tcPr>
+            <w:tcW w:w="2000" w:type="dxa"/>
+            <w:tcMar>
+              <w:top w:w="80" w:type="dxa"/>
+              <w:left w:w="120" w:type="dxa"/>
+              <w:bottom w:w="80" w:type="dxa"/>
+              <w:right w:w="120" w:type="dxa"/>
+            </w:tcMar>
+          </w:tcPr>
+          <w:p>
+            <w:pPr>
+              <w:spacing w:after="0" w:line="259" w:lineRule="auto"/>
+              <w:ind w:left="-180"/>
+              <w:jc w:val="center"/>
+              <w:rPr>
+                <w:rFonts w:ascii="Times New Roman" w:hAnsi="Times New Roman" w:cs="Times New Roman"/>
+              </w:rPr>
+            </w:pPr>
+            <w:r>
+              <w:rPr>
+                <w:rFonts w:ascii="Times New Roman" w:hAnsi="Times New Roman" w:cs="Times New Roman"/>
+                <w:color w:val="000000"/>
+                <w:sz w:val="19"/>
+              </w:rPr>
+              <w:t>VARCHAR(100)</w:t>
+            </w:r>
+          </w:p>
+        </w:tc>
+        <w:tc>
+          <w:tcPr>
+            <w:tcW w:w="4360" w:type="dxa"/>
+            <w:tcMar>
+              <w:top w:w="80" w:type="dxa"/>
+              <w:left w:w="120" w:type="dxa"/>
+              <w:bottom w:w="80" w:type="dxa"/>
+              <w:right w:w="120" w:type="dxa"/>
+            </w:tcMar>
+          </w:tcPr>
+          <w:p>
+            <w:pPr>
+              <w:spacing w:after="0" w:line="259" w:lineRule="auto"/>
+              <w:ind w:left="-180"/>
+              <w:jc w:val="center"/>
+              <w:rPr>
+                <w:rFonts w:ascii="Times New Roman" w:hAnsi="Times New Roman" w:cs="Times New Roman"/>
+              </w:rPr>
+            </w:pPr>
+            <w:r>
+              <w:rPr>
+                <w:rFonts w:ascii="Times New Roman" w:hAnsi="Times New Roman" w:cs="Times New Roman"/>
+                <w:color w:val="000000"/>
+                <w:sz w:val="19"/>
+              </w:rPr>
+              <w:t>NOT NULL</w:t>
+            </w:r>
+          </w:p>
+        </w:tc>
+      </w:tr>
+      <w:tr>
+        <w:trPr>
+          <w:jc w:val="right"/>
+        </w:trPr>
+        <w:tc>
+          <w:tcPr>
+            <w:tcW w:w="3000" w:type="dxa"/>
+            <w:tcMar>
+              <w:top w:w="80" w:type="dxa"/>
+              <w:left w:w="120" w:type="dxa"/>
+              <w:bottom w:w="80" w:type="dxa"/>
+              <w:right w:w="120" w:type="dxa"/>
+            </w:tcMar>
+          </w:tcPr>
+          <w:p>
+            <w:pPr>
+              <w:spacing w:after="0" w:line="259" w:lineRule="auto"/>
+              <w:ind w:left="-180"/>
+              <w:jc w:val="center"/>
+              <w:rPr>
+                <w:rFonts w:ascii="Times New Roman" w:hAnsi="Times New Roman" w:cs="Times New Roman"/>
+              </w:rPr>
+            </w:pPr>
+            <w:proofErr w:type="spellStart"/>
+            <w:r>
+              <w:rPr>
+                <w:rFonts w:ascii="Times New Roman" w:hAnsi="Times New Roman" w:cs="Times New Roman"/>
+                <w:b/>
+                <w:color w:val="000000"/>
+                <w:sz w:val="19"/>
+              </w:rPr>
+              <w:t>admission_year</w:t>
+            </w:r>
+            <w:proofErr w:type="spellEnd"/>
+          </w:p>
+        </w:tc>
+        <w:tc>
+          <w:tcPr>
+            <w:tcW w:w="2000" w:type="dxa"/>
+            <w:tcMar>
+              <w:top w:w="80" w:type="dxa"/>
+              <w:left w:w="120" w:type="dxa"/>
+              <w:bottom w:w="80" w:type="dxa"/>
+              <w:right w:w="120" w:type="dxa"/>
+            </w:tcMar>
+          </w:tcPr>
+          <w:p>
+            <w:pPr>
+              <w:spacing w:after="0" w:line="259" w:lineRule="auto"/>
+              <w:ind w:left="-180"/>
+              <w:jc w:val="center"/>
+              <w:rPr>
+                <w:rFonts w:ascii="Times New Roman" w:hAnsi="Times New Roman" w:cs="Times New Roman"/>
+              </w:rPr>
+            </w:pPr>
+            <w:r>
+              <w:rPr>
+                <w:rFonts w:ascii="Times New Roman" w:hAnsi="Times New Roman" w:cs="Times New Roman"/>
+                <w:color w:val="000000"/>
+                <w:sz w:val="19"/>
+              </w:rPr>
+              <w:t>SMALLINT</w:t>
+            </w:r>
+          </w:p>
+        </w:tc>
+        <w:tc>
+          <w:tcPr>
+            <w:tcW w:w="4360" w:type="dxa"/>
+            <w:tcMar>
+              <w:top w:w="80" w:type="dxa"/>
+              <w:left w:w="120" w:type="dxa"/>
+              <w:bottom w:w="80" w:type="dxa"/>
+              <w:right w:w="120" w:type="dxa"/>
+            </w:tcMar>
+          </w:tcPr>
+          <w:p>
+            <w:pPr>
+              <w:spacing w:after="0" w:line="259" w:lineRule="auto"/>
+              <w:ind w:left="-180"/>
+              <w:jc w:val="center"/>
+              <w:rPr>
+                <w:rFonts w:ascii="Times New Roman" w:hAnsi="Times New Roman" w:cs="Times New Roman"/>
+              </w:rPr>
+            </w:pPr>
+            <w:r>
+              <w:rPr>
+                <w:rFonts w:ascii="Times New Roman" w:hAnsi="Times New Roman" w:cs="Times New Roman"/>
+                <w:color w:val="000000"/>
+                <w:sz w:val="19"/>
+              </w:rPr>
+              <w:t>NOT NULL</w:t>
+            </w:r>
+          </w:p>
+        </w:tc>
+      </w:tr>
+      <w:tr>
+        <w:trPr>
+          <w:jc w:val="right"/>
+        </w:trPr>
+        <w:tc>
+          <w:tcPr>
+            <w:tcW w:w="3000" w:type="dxa"/>
+            <w:tcMar>
+              <w:top w:w="80" w:type="dxa"/>
+              <w:left w:w="120" w:type="dxa"/>
+              <w:bottom w:w="80" w:type="dxa"/>
+              <w:right w:w="120" w:type="dxa"/>
+            </w:tcMar>
+          </w:tcPr>
+          <w:p>
+            <w:pPr>
+              <w:spacing w:after="0" w:line="259" w:lineRule="auto"/>
+              <w:ind w:left="-180"/>
+              <w:jc w:val="center"/>
+              <w:rPr>
+                <w:rFonts w:ascii="Times New Roman" w:hAnsi="Times New Roman" w:cs="Times New Roman"/>
+              </w:rPr>
+            </w:pPr>
+            <w:proofErr w:type="spellStart"/>
+            <w:r>
+              <w:rPr>
+                <w:rFonts w:ascii="Times New Roman" w:hAnsi="Times New Roman" w:cs="Times New Roman"/>
+                <w:b/>
+                <w:color w:val="000000"/>
+                <w:sz w:val="19"/>
+              </w:rPr>
+              <w:t>expected_graduation_date</w:t>
+            </w:r>
+            <w:proofErr w:type="spellEnd"/>
+          </w:p>
+        </w:tc>
+        <w:tc>
+          <w:tcPr>
+            <w:tcW w:w="2000" w:type="dxa"/>
+            <w:tcMar>
+              <w:top w:w="80" w:type="dxa"/>
+              <w:left w:w="120" w:type="dxa"/>
+              <w:bottom w:w="80" w:type="dxa"/>
+              <w:right w:w="120" w:type="dxa"/>
+            </w:tcMar>
+          </w:tcPr>
+          <w:p>
+            <w:pPr>
+              <w:spacing w:after="0" w:line="259" w:lineRule="auto"/>
+              <w:ind w:left="-180"/>
+              <w:jc w:val="center"/>
+              <w:rPr>
+                <w:rFonts w:ascii="Times New Roman" w:hAnsi="Times New Roman" w:cs="Times New Roman"/>
+              </w:rPr>
+            </w:pPr>
+            <w:r>
+              <w:rPr>
+                <w:rFonts w:ascii="Times New Roman" w:hAnsi="Times New Roman" w:cs="Times New Roman"/>
+                <w:color w:val="000000"/>
+                <w:sz w:val="19"/>
+              </w:rPr>
+              <w:t>DATE</w:t>
+            </w:r>
+          </w:p>
+        </w:tc>
+        <w:tc>
+          <w:tcPr>
+            <w:tcW w:w="4360" w:type="dxa"/>
+            <w:tcMar>
+              <w:top w:w="80" w:type="dxa"/>
+              <w:left w:w="120" w:type="dxa"/>
+              <w:bottom w:w="80" w:type="dxa"/>
+              <w:right w:w="120" w:type="dxa"/>
+            </w:tcMar>
+          </w:tcPr>
+          <w:p>
+            <w:pPr>
+              <w:spacing w:after="0" w:line="259" w:lineRule="auto"/>
+              <w:ind w:left="-180"/>
+              <w:jc w:val="center"/>
+              <w:rPr>
+                <w:rFonts w:ascii="Times New Roman" w:hAnsi="Times New Roman" w:cs="Times New Roman"/>
+              </w:rPr>
+            </w:pPr>
+            <w:r>
+              <w:rPr>
+                <w:rFonts w:ascii="Times New Roman" w:hAnsi="Times New Roman" w:cs="Times New Roman"/>
+                <w:color w:val="000000"/>
+                <w:sz w:val="19"/>
+              </w:rPr>
+              <w:t>NULL allowed</w:t>
+            </w:r>
+          </w:p>
+        </w:tc>
+      </w:tr>
+      <w:tr>
+        <w:trPr>
+          <w:jc w:val="right"/>
+        </w:trPr>
+        <w:tc>
+          <w:tcPr>
+            <w:tcW w:w="3000" w:type="dxa"/>
+            <w:tcMar>
+              <w:top w:w="80" w:type="dxa"/>
+              <w:left w:w="120" w:type="dxa"/>
+              <w:bottom w:w="80" w:type="dxa"/>
+              <w:right w:w="120" w:type="dxa"/>
+            </w:tcMar>
+          </w:tcPr>
+          <w:p>
+            <w:pPr>
+              <w:spacing w:after="0" w:line="259" w:lineRule="auto"/>
+              <w:ind w:left="-180"/>
+              <w:jc w:val="center"/>
+              <w:rPr>
+                <w:rFonts w:ascii="Times New Roman" w:hAnsi="Times New Roman" w:cs="Times New Roman"/>
+              </w:rPr>
+            </w:pPr>
+            <w:proofErr w:type="spellStart"/>
+            <w:r>
+              <w:rPr>
+                <w:rFonts w:ascii="Times New Roman" w:hAnsi="Times New Roman" w:cs="Times New Roman"/>
+                <w:b/>
+                <w:color w:val="000000"/>
+                <w:sz w:val="19"/>
+              </w:rPr>
+              <w:t>campus_id</w:t>
+            </w:r>
+            <w:proofErr w:type="spellEnd"/>
+          </w:p>
+        </w:tc>
+        <w:tc>
+          <w:tcPr>
+            <w:tcW w:w="2000" w:type="dxa"/>
+            <w:tcMar>
+              <w:top w:w="80" w:type="dxa"/>
+              <w:left w:w="120" w:type="dxa"/>
+              <w:bottom w:w="80" w:type="dxa"/>
+              <w:right w:w="120" w:type="dxa"/>
+            </w:tcMar>
+          </w:tcPr>
+          <w:p>
+            <w:pPr>
+              <w:spacing w:after="0" w:line="259" w:lineRule="auto"/>
+              <w:ind w:left="-180"/>
+              <w:jc w:val="center"/>
+              <w:rPr>
+                <w:rFonts w:ascii="Times New Roman" w:hAnsi="Times New Roman" w:cs="Times New Roman"/>
+              </w:rPr>
+            </w:pPr>
+            <w:r>
+              <w:rPr>
+                <w:rFonts w:ascii="Times New Roman" w:hAnsi="Times New Roman" w:cs="Times New Roman"/>
+                <w:color w:val="000000"/>
+                <w:sz w:val="19"/>
+              </w:rPr>
+              <w:t>INT</w:t>
+            </w:r>
+          </w:p>
+        </w:tc>
+        <w:tc>
+          <w:tcPr>
+            <w:tcW w:w="4360" w:type="dxa"/>
+            <w:tcMar>
+              <w:top w:w="80" w:type="dxa"/>
+              <w:left w:w="120" w:type="dxa"/>
+              <w:bottom w:w="80" w:type="dxa"/>
+              <w:right w:w="120" w:type="dxa"/>
+            </w:tcMar>
+          </w:tcPr>
+          <w:p>
+            <w:pPr>
+              <w:spacing w:after="0" w:line="259" w:lineRule="auto"/>
+              <w:ind w:left="-180"/>
+              <w:jc w:val="center"/>
+              <w:rPr>
+                <w:rFonts w:ascii="Times New Roman" w:hAnsi="Times New Roman" w:cs="Times New Roman"/>
+              </w:rPr>
+            </w:pPr>
+            <w:r>
+              <w:rPr>
+                <w:rFonts w:ascii="Times New Roman" w:hAnsi="Times New Roman" w:cs="Times New Roman"/>
+                <w:color w:val="000000"/>
+                <w:sz w:val="19"/>
+              </w:rPr>
+              <w:t xml:space="preserve">FK -&gt; </w:t>
+            </w:r>
+            <w:proofErr w:type="spellStart"/>
+            <w:r>
+              <w:rPr>
+                <w:rFonts w:ascii="Times New Roman" w:hAnsi="Times New Roman" w:cs="Times New Roman"/>
+                <w:color w:val="000000"/>
+                <w:sz w:val="19"/>
+              </w:rPr>
+              <w:t>Campus.campus_id</w:t>
+            </w:r>
+            <w:proofErr w:type="spellEnd"/>
+          </w:p>
+        </w:tc>
+      </w:tr>
+    </w:tbl>
+    <w:p>
+      <w:pPr>
+        <w:spacing w:after="40"/>
+        <w:ind w:left="-180"/>
+        <w:jc w:val="center"/>
+        <w:rPr>
+          <w:rFonts w:ascii="Times New Roman" w:hAnsi="Times New Roman" w:cs="Times New Roman"/>
+        </w:rPr>
+      </w:pPr>
+    </w:p>
+    <w:p>
+      <w:pPr>
+        <w:spacing w:after="40"/>
+        <w:ind w:left="-180"/>
+        <w:jc w:val="center"/>
+        <w:rPr>
+          <w:rFonts w:ascii="Times New Roman" w:hAnsi="Times New Roman" w:cs="Times New Roman"/>
+        </w:rPr>
+      </w:pPr>
+    </w:p>
+    <w:p>
+      <w:pPr>
+        <w:spacing w:after="40"/>
+        <w:ind w:left="-180"/>
+        <w:jc w:val="center"/>
+        <w:rPr>
+          <w:rFonts w:ascii="Times New Roman" w:hAnsi="Times New Roman" w:cs="Times New Roman"/>
+        </w:rPr>
+      </w:pPr>
+    </w:p>
+    <w:p>
+      <w:pPr>
+        <w:spacing w:after="40"/>
+        <w:ind w:left="-180"/>
+        <w:jc w:val="center"/>
+        <w:rPr>
+          <w:rFonts w:ascii="Times New Roman" w:hAnsi="Times New Roman" w:cs="Times New Roman"/>
+        </w:rPr>
+      </w:pPr>
+      <w:bookmarkStart w:id="0" w:name="_GoBack"/>
+      <w:bookmarkEnd w:id="0"/>
+    </w:p>
+    <w:p>
+      <w:pPr>
+        <w:pStyle w:val="Heading2"/>
+        <w:ind w:left="-180"/>
+        <w:rPr>
+          <w:rFonts w:ascii="Times New Roman" w:hAnsi="Times New Roman" w:cs="Times New Roman"/>
+        </w:rPr>
+      </w:pPr>
+      <w:r>
+        <w:rPr>
+          <w:rFonts w:ascii="Times New Roman" w:hAnsi="Times New Roman" w:cs="Times New Roman"/>
+        </w:rPr>
+        <w:lastRenderedPageBreak/>
+        <w:t>4. Organizer</w:t>
+      </w:r>
+    </w:p>
+    <w:tbl>
+      <w:tblPr>
+        <w:tblStyle w:val="TableGrid"/>
+        <w:tblW w:w="9360" w:type="dxa"/>
+        <w:jc w:val="right"/>
+        <w:tblLayout w:type="fixed"/>
+        <w:tblLook w:val="04A0" w:firstRow="1" w:lastRow="0" w:firstColumn="1" w:lastColumn="0" w:noHBand="0" w:noVBand="1"/>
+      </w:tblPr>
+      <w:tblGrid>
+        <w:gridCol w:w="3000"/>
+        <w:gridCol w:w="2000"/>
+        <w:gridCol w:w="4360"/>
+      </w:tblGrid>
+      <w:tr>
+        <w:trPr>
+          <w:cnfStyle w:val="100000000000" w:firstRow="1" w:lastRow="0" w:firstColumn="0" w:lastColumn="0" w:oddVBand="0" w:evenVBand="0" w:oddHBand="0" w:evenHBand="0" w:firstRowFirstColumn="0" w:firstRowLastColumn="0" w:lastRowFirstColumn="0" w:lastRowLastColumn="0"/>
+          <w:tblHeader/>
+          <w:jc w:val="right"/>
+        </w:trPr>
+        <w:tc>
+          <w:tcPr>
+            <w:tcW w:w="3000" w:type="dxa"/>
+            <w:shd w:val="clear" w:color="auto" w:fill="E8EEF5"/>
+            <w:tcMar>
+              <w:top w:w="80" w:type="dxa"/>
+              <w:left w:w="120" w:type="dxa"/>
+              <w:bottom w:w="80" w:type="dxa"/>
+              <w:right w:w="120" w:type="dxa"/>
+            </w:tcMar>
+          </w:tcPr>
+          <w:p>
+            <w:pPr>
+              <w:spacing w:after="0"/>
+              <w:ind w:left="-180"/>
+              <w:rPr>
+                <w:rFonts w:ascii="Times New Roman" w:hAnsi="Times New Roman" w:cs="Times New Roman"/>
+              </w:rPr>
+            </w:pPr>
+            <w:r>
+              <w:rPr>
+                <w:rFonts w:ascii="Times New Roman" w:hAnsi="Times New Roman" w:cs="Times New Roman"/>
+                <w:color w:val="1F4D78"/>
+                <w:sz w:val="20"/>
+              </w:rPr>
+              <w:t>Field</w:t>
+            </w:r>
+          </w:p>
+        </w:tc>
+        <w:tc>
+          <w:tcPr>
+            <w:tcW w:w="2000" w:type="dxa"/>
+            <w:shd w:val="clear" w:color="auto" w:fill="E8EEF5"/>
+            <w:tcMar>
+              <w:top w:w="80" w:type="dxa"/>
+              <w:left w:w="120" w:type="dxa"/>
+              <w:bottom w:w="80" w:type="dxa"/>
+              <w:right w:w="120" w:type="dxa"/>
+            </w:tcMar>
+          </w:tcPr>
+          <w:p>
+            <w:pPr>
+              <w:spacing w:after="0"/>
+              <w:ind w:left="-180"/>
+              <w:rPr>
+                <w:rFonts w:ascii="Times New Roman" w:hAnsi="Times New Roman" w:cs="Times New Roman"/>
+              </w:rPr>
+            </w:pPr>
+            <w:r>
+              <w:rPr>
+                <w:rFonts w:ascii="Times New Roman" w:hAnsi="Times New Roman" w:cs="Times New Roman"/>
+                <w:color w:val="1F4D78"/>
+                <w:sz w:val="20"/>
+              </w:rPr>
+              <w:t>Data type</w:t>
+            </w:r>
+          </w:p>
+        </w:tc>
+        <w:tc>
+          <w:tcPr>
+            <w:tcW w:w="4360" w:type="dxa"/>
+            <w:shd w:val="clear" w:color="auto" w:fill="E8EEF5"/>
+            <w:tcMar>
+              <w:top w:w="80" w:type="dxa"/>
+              <w:left w:w="120" w:type="dxa"/>
+              <w:bottom w:w="80" w:type="dxa"/>
+              <w:right w:w="120" w:type="dxa"/>
+            </w:tcMar>
+          </w:tcPr>
+          <w:p>
+            <w:pPr>
+              <w:spacing w:after="0"/>
+              <w:ind w:left="-180"/>
+              <w:rPr>
+                <w:rFonts w:ascii="Times New Roman" w:hAnsi="Times New Roman" w:cs="Times New Roman"/>
+              </w:rPr>
+            </w:pPr>
+            <w:r>
+              <w:rPr>
+                <w:rFonts w:ascii="Times New Roman" w:hAnsi="Times New Roman" w:cs="Times New Roman"/>
+                <w:color w:val="1F4D78"/>
+                <w:sz w:val="20"/>
+              </w:rPr>
+              <w:t>Key / constraint</w:t>
+            </w:r>
+          </w:p>
+        </w:tc>
+      </w:tr>
+      <w:tr>
+        <w:trPr>
+          <w:jc w:val="right"/>
+        </w:trPr>
+        <w:tc>
+          <w:tcPr>
+            <w:tcW w:w="3000" w:type="dxa"/>
+            <w:tcMar>
+              <w:top w:w="80" w:type="dxa"/>
+              <w:left w:w="120" w:type="dxa"/>
+              <w:bottom w:w="80" w:type="dxa"/>
+              <w:right w:w="120" w:type="dxa"/>
+            </w:tcMar>
+          </w:tcPr>
+          <w:p>
+            <w:pPr>
+              <w:spacing w:after="0" w:line="259" w:lineRule="auto"/>
+              <w:ind w:left="-180"/>
+              <w:jc w:val="center"/>
+              <w:rPr>
+                <w:rFonts w:ascii="Times New Roman" w:hAnsi="Times New Roman" w:cs="Times New Roman"/>
+              </w:rPr>
+            </w:pPr>
+            <w:proofErr w:type="spellStart"/>
+            <w:r>
+              <w:rPr>
+                <w:rFonts w:ascii="Times New Roman" w:hAnsi="Times New Roman" w:cs="Times New Roman"/>
+                <w:b/>
+                <w:color w:val="000000"/>
+                <w:sz w:val="19"/>
+              </w:rPr>
+              <w:t>organizer_id</w:t>
+            </w:r>
+            <w:proofErr w:type="spellEnd"/>
+          </w:p>
+        </w:tc>
+        <w:tc>
+          <w:tcPr>
+            <w:tcW w:w="2000" w:type="dxa"/>
+            <w:tcMar>
+              <w:top w:w="80" w:type="dxa"/>
+              <w:left w:w="120" w:type="dxa"/>
+              <w:bottom w:w="80" w:type="dxa"/>
+              <w:right w:w="120" w:type="dxa"/>
+            </w:tcMar>
+          </w:tcPr>
+          <w:p>
+            <w:pPr>
+              <w:spacing w:after="0" w:line="259" w:lineRule="auto"/>
+              <w:ind w:left="-180"/>
+              <w:jc w:val="center"/>
+              <w:rPr>
+                <w:rFonts w:ascii="Times New Roman" w:hAnsi="Times New Roman" w:cs="Times New Roman"/>
+              </w:rPr>
+            </w:pPr>
+            <w:r>
+              <w:rPr>
+                <w:rFonts w:ascii="Times New Roman" w:hAnsi="Times New Roman" w:cs="Times New Roman"/>
+                <w:color w:val="000000"/>
+                <w:sz w:val="19"/>
+              </w:rPr>
+              <w:t>INT</w:t>
+            </w:r>
+          </w:p>
+        </w:tc>
+        <w:tc>
+          <w:tcPr>
+            <w:tcW w:w="4360" w:type="dxa"/>
+            <w:tcMar>
+              <w:top w:w="80" w:type="dxa"/>
+              <w:left w:w="120" w:type="dxa"/>
+              <w:bottom w:w="80" w:type="dxa"/>
+              <w:right w:w="120" w:type="dxa"/>
+            </w:tcMar>
+          </w:tcPr>
+          <w:p>
+            <w:pPr>
+              <w:spacing w:after="0" w:line="259" w:lineRule="auto"/>
+              <w:ind w:left="-180"/>
+              <w:jc w:val="center"/>
+              <w:rPr>
+                <w:rFonts w:ascii="Times New Roman" w:hAnsi="Times New Roman" w:cs="Times New Roman"/>
+              </w:rPr>
+            </w:pPr>
+            <w:r>
+              <w:rPr>
+                <w:rFonts w:ascii="Times New Roman" w:hAnsi="Times New Roman" w:cs="Times New Roman"/>
+                <w:color w:val="000000"/>
+                <w:sz w:val="19"/>
+              </w:rPr>
+              <w:t xml:space="preserve">PK, FK -&gt; </w:t>
+            </w:r>
+            <w:proofErr w:type="spellStart"/>
+            <w:r>
+              <w:rPr>
+                <w:rFonts w:ascii="Times New Roman" w:hAnsi="Times New Roman" w:cs="Times New Roman"/>
+                <w:color w:val="000000"/>
+                <w:sz w:val="19"/>
+              </w:rPr>
+              <w:t>User.user_id</w:t>
+            </w:r>
+            <w:proofErr w:type="spellEnd"/>
+          </w:p>
+        </w:tc>
+      </w:tr>
+      <w:tr>
+        <w:trPr>
+          <w:jc w:val="right"/>
+        </w:trPr>
+        <w:tc>
+          <w:tcPr>
+            <w:tcW w:w="3000" w:type="dxa"/>
+            <w:tcMar>
+              <w:top w:w="80" w:type="dxa"/>
+              <w:left w:w="120" w:type="dxa"/>
+              <w:bottom w:w="80" w:type="dxa"/>
+              <w:right w:w="120" w:type="dxa"/>
+            </w:tcMar>
+          </w:tcPr>
+          <w:p>
+            <w:pPr>
+              <w:spacing w:after="0" w:line="259" w:lineRule="auto"/>
+              <w:ind w:left="-180"/>
+              <w:jc w:val="center"/>
+              <w:rPr>
+                <w:rFonts w:ascii="Times New Roman" w:hAnsi="Times New Roman" w:cs="Times New Roman"/>
+              </w:rPr>
+            </w:pPr>
+            <w:proofErr w:type="spellStart"/>
+            <w:r>
+              <w:rPr>
+                <w:rFonts w:ascii="Times New Roman" w:hAnsi="Times New Roman" w:cs="Times New Roman"/>
+                <w:b/>
+                <w:color w:val="000000"/>
+                <w:sz w:val="19"/>
+              </w:rPr>
+              <w:t>department_name</w:t>
+            </w:r>
+            <w:proofErr w:type="spellEnd"/>
+          </w:p>
+        </w:tc>
+        <w:tc>
+          <w:tcPr>
+            <w:tcW w:w="2000" w:type="dxa"/>
+            <w:tcMar>
+              <w:top w:w="80" w:type="dxa"/>
+              <w:left w:w="120" w:type="dxa"/>
+              <w:bottom w:w="80" w:type="dxa"/>
+              <w:right w:w="120" w:type="dxa"/>
+            </w:tcMar>
+          </w:tcPr>
+          <w:p>
+            <w:pPr>
+              <w:spacing w:after="0" w:line="259" w:lineRule="auto"/>
+              <w:ind w:left="-180"/>
+              <w:jc w:val="center"/>
+              <w:rPr>
+                <w:rFonts w:ascii="Times New Roman" w:hAnsi="Times New Roman" w:cs="Times New Roman"/>
+              </w:rPr>
+            </w:pPr>
+            <w:r>
+              <w:rPr>
+                <w:rFonts w:ascii="Times New Roman" w:hAnsi="Times New Roman" w:cs="Times New Roman"/>
+                <w:color w:val="000000"/>
+                <w:sz w:val="19"/>
+              </w:rPr>
+              <w:t>VARCHAR(100)</w:t>
+            </w:r>
+          </w:p>
+        </w:tc>
+        <w:tc>
+          <w:tcPr>
+            <w:tcW w:w="4360" w:type="dxa"/>
+            <w:tcMar>
+              <w:top w:w="80" w:type="dxa"/>
+              <w:left w:w="120" w:type="dxa"/>
+              <w:bottom w:w="80" w:type="dxa"/>
+              <w:right w:w="120" w:type="dxa"/>
+            </w:tcMar>
+          </w:tcPr>
+          <w:p>
+            <w:pPr>
+              <w:spacing w:after="0" w:line="259" w:lineRule="auto"/>
+              <w:ind w:left="-180"/>
+              <w:jc w:val="center"/>
+              <w:rPr>
+                <w:rFonts w:ascii="Times New Roman" w:hAnsi="Times New Roman" w:cs="Times New Roman"/>
+              </w:rPr>
+            </w:pPr>
+            <w:r>
+              <w:rPr>
+                <w:rFonts w:ascii="Times New Roman" w:hAnsi="Times New Roman" w:cs="Times New Roman"/>
+                <w:color w:val="000000"/>
+                <w:sz w:val="19"/>
+              </w:rPr>
+              <w:t>NOT NULL</w:t>
+            </w:r>
+          </w:p>
+        </w:tc>
+      </w:tr>
+      <w:tr>
+        <w:trPr>
+          <w:jc w:val="right"/>
+        </w:trPr>
+        <w:tc>
+          <w:tcPr>
+            <w:tcW w:w="3000" w:type="dxa"/>
+            <w:tcMar>
+              <w:top w:w="80" w:type="dxa"/>
+              <w:left w:w="120" w:type="dxa"/>
+              <w:bottom w:w="80" w:type="dxa"/>
+              <w:right w:w="120" w:type="dxa"/>
+            </w:tcMar>
+          </w:tcPr>
+          <w:p>
+            <w:pPr>
+              <w:spacing w:after="0" w:line="259" w:lineRule="auto"/>
+              <w:ind w:left="-180"/>
+              <w:jc w:val="center"/>
+              <w:rPr>
+                <w:rFonts w:ascii="Times New Roman" w:hAnsi="Times New Roman" w:cs="Times New Roman"/>
+              </w:rPr>
+            </w:pPr>
+            <w:proofErr w:type="spellStart"/>
+            <w:r>
+              <w:rPr>
+                <w:rFonts w:ascii="Times New Roman" w:hAnsi="Times New Roman" w:cs="Times New Roman"/>
+                <w:b/>
+                <w:color w:val="000000"/>
+                <w:sz w:val="19"/>
+              </w:rPr>
+              <w:t>campus_id</w:t>
+            </w:r>
+            <w:proofErr w:type="spellEnd"/>
+          </w:p>
+        </w:tc>
+        <w:tc>
+          <w:tcPr>
+            <w:tcW w:w="2000" w:type="dxa"/>
+            <w:tcMar>
+              <w:top w:w="80" w:type="dxa"/>
+              <w:left w:w="120" w:type="dxa"/>
+              <w:bottom w:w="80" w:type="dxa"/>
+              <w:right w:w="120" w:type="dxa"/>
+            </w:tcMar>
+          </w:tcPr>
+          <w:p>
+            <w:pPr>
+              <w:spacing w:after="0" w:line="259" w:lineRule="auto"/>
+              <w:ind w:left="-180"/>
+              <w:jc w:val="center"/>
+              <w:rPr>
+                <w:rFonts w:ascii="Times New Roman" w:hAnsi="Times New Roman" w:cs="Times New Roman"/>
+              </w:rPr>
+            </w:pPr>
+            <w:r>
+              <w:rPr>
+                <w:rFonts w:ascii="Times New Roman" w:hAnsi="Times New Roman" w:cs="Times New Roman"/>
+                <w:color w:val="000000"/>
+                <w:sz w:val="19"/>
+              </w:rPr>
+              <w:t>INT</w:t>
+            </w:r>
+          </w:p>
+        </w:tc>
+        <w:tc>
+          <w:tcPr>
+            <w:tcW w:w="4360" w:type="dxa"/>
+            <w:tcMar>
+              <w:top w:w="80" w:type="dxa"/>
+              <w:left w:w="120" w:type="dxa"/>
+              <w:bottom w:w="80" w:type="dxa"/>
+              <w:right w:w="120" w:type="dxa"/>
+            </w:tcMar>
+          </w:tcPr>
+          <w:p>
+            <w:pPr>
+              <w:spacing w:after="0" w:line="259" w:lineRule="auto"/>
+              <w:ind w:left="-180"/>
+              <w:jc w:val="center"/>
+              <w:rPr>
+                <w:rFonts w:ascii="Times New Roman" w:hAnsi="Times New Roman" w:cs="Times New Roman"/>
+              </w:rPr>
+            </w:pPr>
+            <w:r>
+              <w:rPr>
+                <w:rFonts w:ascii="Times New Roman" w:hAnsi="Times New Roman" w:cs="Times New Roman"/>
+                <w:color w:val="000000"/>
+                <w:sz w:val="19"/>
+              </w:rPr>
+              <w:t xml:space="preserve">FK -&gt; </w:t>
+            </w:r>
+            <w:proofErr w:type="spellStart"/>
+            <w:r>
+              <w:rPr>
+                <w:rFonts w:ascii="Times New Roman" w:hAnsi="Times New Roman" w:cs="Times New Roman"/>
+                <w:color w:val="000000"/>
+                <w:sz w:val="19"/>
+              </w:rPr>
+              <w:t>Campus.campus_id</w:t>
+            </w:r>
+            <w:proofErr w:type="spellEnd"/>
+          </w:p>
+        </w:tc>
+      </w:tr>
+    </w:tbl>
+    <w:p>
+      <w:pPr>
+        <w:rPr>
+          <w:sz w:val="24"/>
+          <w:szCs w:val="24"/>
+        </w:rPr>
+      </w:pPr>
+    </w:p>
+    <w:p>
+      <w:pPr>
+        <w:rPr>
+          <w:sz w:val="24"/>
+          <w:szCs w:val="24"/>
+        </w:rPr>
+      </w:pPr>
+    </w:p>
+    <w:p>
+      <w:pPr>
+        <w:rPr>
+          <w:sz w:val="24"/>
+          <w:szCs w:val="24"/>
+        </w:rPr>
+      </w:pPr>
+    </w:p>
     <w:sectPr>
       <w:headerReference w:type="default" r:id="rId16"/>
       <w:pgSz w:w="12240" w:h="15840" w:code="1"/>
@@ -7013,7 +9446,7 @@
               <wp:docPr id="1869664002" name="Text Box 9" descr="Restricted - مقيد ">
                 <a:extLst xmlns:a="http://schemas.openxmlformats.org/drawingml/2006/main">
                   <a:ext uri="{5AE41FA2-C0FF-4470-9BD4-5FADCA87CBE2}">
-                    <aclsh:classification xmlns="" xmlns:cx1="http://schemas.microsoft.com/office/drawing/2015/9/8/chartex" xmlns:cx2="http://schemas.microsoft.com/office/drawing/2015/10/21/chartex" xmlns:cx3="http://schemas.microsoft.com/office/drawing/2016/5/9/chartex" xmlns:cx4="http://schemas.microsoft.com/office/drawing/2016/5/10/chartex" xmlns:cx5="http://schemas.microsoft.com/office/drawing/2016/5/11/chartex" xmlns:cx6="http://schemas.microsoft.com/office/drawing/2016/5/12/chartex" xmlns:cx7="http://schemas.microsoft.com/office/drawing/2016/5/13/chartex" xmlns:cx8="http://schemas.microsoft.com/office/drawing/2016/5/14/chartex" xmlns:aink="http://schemas.microsoft.com/office/drawing/2016/ink" xmlns:am3d="http://schemas.microsoft.com/office/drawing/2017/model3d" xmlns:o="urn:schemas-microsoft-com:office:office" xmlns:oel="http://schemas.microsoft.com/office/2019/extlst" xmlns:v="urn:schemas-microsoft-com:vml" xmlns:w10="urn:schemas-microsoft-com:office:word" xmlns:w="http://schemas.openxmlformats.org/wordprocessingml/2006/main" xmlns:w16cex="http://schemas.microsoft.com/office/word/2018/wordml/cex" xmlns:w16cid="http://schemas.microsoft.com/office/word/2016/wordml/cid" xmlns:w16="http://schemas.microsoft.com/office/word/2018/wordml" xmlns:w16du="http://schemas.microsoft.com/office/word/2023/wordml/word16du" xmlns:w16sdtdh="http://schemas.microsoft.com/office/word/2020/wordml/sdtdatahash" xmlns:w16sdtfl="http://schemas.microsoft.com/office/word/2024/wordml/sdtformatlock" xmlns:aclsh="http://schemas.microsoft.com/office/drawing/2020/classificationShape" classificationOutcomeType="ftr"/>
+                    <aclsh:classification xmlns:aclsh="http://schemas.microsoft.com/office/drawing/2020/classificationShape" xmlns:w16sdtfl="http://schemas.microsoft.com/office/word/2024/wordml/sdtformatlock" xmlns:w16sdtdh="http://schemas.microsoft.com/office/word/2020/wordml/sdtdatahash" xmlns:w16du="http://schemas.microsoft.com/office/word/2023/wordml/word16du" xmlns:w16="http://schemas.microsoft.com/office/word/2018/wordml" xmlns:w16cid="http://schemas.microsoft.com/office/word/2016/wordml/cid" xmlns:w16cex="http://schemas.microsoft.com/office/word/2018/wordml/cex" xmlns:w="http://schemas.openxmlformats.org/wordprocessingml/2006/main" xmlns:w10="urn:schemas-microsoft-com:office:word" xmlns:v="urn:schemas-microsoft-com:vml" xmlns:oel="http://schemas.microsoft.com/office/2019/extlst" xmlns:o="urn:schemas-microsoft-com:office:office" xmlns:am3d="http://schemas.microsoft.com/office/drawing/2017/model3d" xmlns:aink="http://schemas.microsoft.com/office/drawing/2016/ink" xmlns:cx8="http://schemas.microsoft.com/office/drawing/2016/5/14/chartex" xmlns:cx7="http://schemas.microsoft.com/office/drawing/2016/5/13/chartex" xmlns:cx6="http://schemas.microsoft.com/office/drawing/2016/5/12/chartex" xmlns:cx5="http://schemas.microsoft.com/office/drawing/2016/5/11/chartex" xmlns:cx4="http://schemas.microsoft.com/office/drawing/2016/5/10/chartex" xmlns:cx3="http://schemas.microsoft.com/office/drawing/2016/5/9/chartex" xmlns:cx2="http://schemas.microsoft.com/office/drawing/2015/10/21/chartex" xmlns:cx1="http://schemas.microsoft.com/office/drawing/2015/9/8/chartex" xmlns="" classificationOutcomeType="ftr"/>
                   </a:ext>
                 </a:extLst>
               </wp:docPr>
@@ -7171,7 +9604,7 @@
               <wp:docPr id="166068931" name="Text Box 10" descr="Restricted - مقيد ">
                 <a:extLst xmlns:a="http://schemas.openxmlformats.org/drawingml/2006/main">
                   <a:ext uri="{5AE41FA2-C0FF-4470-9BD4-5FADCA87CBE2}">
-                    <aclsh:classification xmlns="" xmlns:cx1="http://schemas.microsoft.com/office/drawing/2015/9/8/chartex" xmlns:cx2="http://schemas.microsoft.com/office/drawing/2015/10/21/chartex" xmlns:cx3="http://schemas.microsoft.com/office/drawing/2016/5/9/chartex" xmlns:cx4="http://schemas.microsoft.com/office/drawing/2016/5/10/chartex" xmlns:cx5="http://schemas.microsoft.com/office/drawing/2016/5/11/chartex" xmlns:cx6="http://schemas.microsoft.com/office/drawing/2016/5/12/chartex" xmlns:cx7="http://schemas.microsoft.com/office/drawing/2016/5/13/chartex" xmlns:cx8="http://schemas.microsoft.com/office/drawing/2016/5/14/chartex" xmlns:aink="http://schemas.microsoft.com/office/drawing/2016/ink" xmlns:am3d="http://schemas.microsoft.com/office/drawing/2017/model3d" xmlns:o="urn:schemas-microsoft-com:office:office" xmlns:oel="http://schemas.microsoft.com/office/2019/extlst" xmlns:v="urn:schemas-microsoft-com:vml" xmlns:w10="urn:schemas-microsoft-com:office:word" xmlns:w="http://schemas.openxmlformats.org/wordprocessingml/2006/main" xmlns:w16cex="http://schemas.microsoft.com/office/word/2018/wordml/cex" xmlns:w16cid="http://schemas.microsoft.com/office/word/2016/wordml/cid" xmlns:w16="http://schemas.microsoft.com/office/word/2018/wordml" xmlns:w16du="http://schemas.microsoft.com/office/word/2023/wordml/word16du" xmlns:w16sdtdh="http://schemas.microsoft.com/office/word/2020/wordml/sdtdatahash" xmlns:w16sdtfl="http://schemas.microsoft.com/office/word/2024/wordml/sdtformatlock" xmlns:aclsh="http://schemas.microsoft.com/office/drawing/2020/classificationShape" classificationOutcomeType="ftr"/>
+                    <aclsh:classification xmlns:aclsh="http://schemas.microsoft.com/office/drawing/2020/classificationShape" xmlns:w16sdtfl="http://schemas.microsoft.com/office/word/2024/wordml/sdtformatlock" xmlns:w16sdtdh="http://schemas.microsoft.com/office/word/2020/wordml/sdtdatahash" xmlns:w16du="http://schemas.microsoft.com/office/word/2023/wordml/word16du" xmlns:w16="http://schemas.microsoft.com/office/word/2018/wordml" xmlns:w16cid="http://schemas.microsoft.com/office/word/2016/wordml/cid" xmlns:w16cex="http://schemas.microsoft.com/office/word/2018/wordml/cex" xmlns:w="http://schemas.openxmlformats.org/wordprocessingml/2006/main" xmlns:w10="urn:schemas-microsoft-com:office:word" xmlns:v="urn:schemas-microsoft-com:vml" xmlns:oel="http://schemas.microsoft.com/office/2019/extlst" xmlns:o="urn:schemas-microsoft-com:office:office" xmlns:am3d="http://schemas.microsoft.com/office/drawing/2017/model3d" xmlns:aink="http://schemas.microsoft.com/office/drawing/2016/ink" xmlns:cx8="http://schemas.microsoft.com/office/drawing/2016/5/14/chartex" xmlns:cx7="http://schemas.microsoft.com/office/drawing/2016/5/13/chartex" xmlns:cx6="http://schemas.microsoft.com/office/drawing/2016/5/12/chartex" xmlns:cx5="http://schemas.microsoft.com/office/drawing/2016/5/11/chartex" xmlns:cx4="http://schemas.microsoft.com/office/drawing/2016/5/10/chartex" xmlns:cx3="http://schemas.microsoft.com/office/drawing/2016/5/9/chartex" xmlns:cx2="http://schemas.microsoft.com/office/drawing/2015/10/21/chartex" xmlns:cx1="http://schemas.microsoft.com/office/drawing/2015/9/8/chartex" xmlns="" classificationOutcomeType="ftr"/>
                   </a:ext>
                 </a:extLst>
               </wp:docPr>
@@ -7329,7 +9762,7 @@
               <wp:docPr id="1403242937" name="Text Box 8" descr="Restricted - مقيد ">
                 <a:extLst xmlns:a="http://schemas.openxmlformats.org/drawingml/2006/main">
                   <a:ext uri="{5AE41FA2-C0FF-4470-9BD4-5FADCA87CBE2}">
-                    <aclsh:classification xmlns="" xmlns:cx1="http://schemas.microsoft.com/office/drawing/2015/9/8/chartex" xmlns:cx2="http://schemas.microsoft.com/office/drawing/2015/10/21/chartex" xmlns:cx3="http://schemas.microsoft.com/office/drawing/2016/5/9/chartex" xmlns:cx4="http://schemas.microsoft.com/office/drawing/2016/5/10/chartex" xmlns:cx5="http://schemas.microsoft.com/office/drawing/2016/5/11/chartex" xmlns:cx6="http://schemas.microsoft.com/office/drawing/2016/5/12/chartex" xmlns:cx7="http://schemas.microsoft.com/office/drawing/2016/5/13/chartex" xmlns:cx8="http://schemas.microsoft.com/office/drawing/2016/5/14/chartex" xmlns:aink="http://schemas.microsoft.com/office/drawing/2016/ink" xmlns:am3d="http://schemas.microsoft.com/office/drawing/2017/model3d" xmlns:o="urn:schemas-microsoft-com:office:office" xmlns:oel="http://schemas.microsoft.com/office/2019/extlst" xmlns:v="urn:schemas-microsoft-com:vml" xmlns:w10="urn:schemas-microsoft-com:office:word" xmlns:w="http://schemas.openxmlformats.org/wordprocessingml/2006/main" xmlns:w16cex="http://schemas.microsoft.com/office/word/2018/wordml/cex" xmlns:w16cid="http://schemas.microsoft.com/office/word/2016/wordml/cid" xmlns:w16="http://schemas.microsoft.com/office/word/2018/wordml" xmlns:w16du="http://schemas.microsoft.com/office/word/2023/wordml/word16du" xmlns:w16sdtdh="http://schemas.microsoft.com/office/word/2020/wordml/sdtdatahash" xmlns:w16sdtfl="http://schemas.microsoft.com/office/word/2024/wordml/sdtformatlock" xmlns:aclsh="http://schemas.microsoft.com/office/drawing/2020/classificationShape" classificationOutcomeType="ftr"/>
+                    <aclsh:classification xmlns:aclsh="http://schemas.microsoft.com/office/drawing/2020/classificationShape" xmlns:w16sdtfl="http://schemas.microsoft.com/office/word/2024/wordml/sdtformatlock" xmlns:w16sdtdh="http://schemas.microsoft.com/office/word/2020/wordml/sdtdatahash" xmlns:w16du="http://schemas.microsoft.com/office/word/2023/wordml/word16du" xmlns:w16="http://schemas.microsoft.com/office/word/2018/wordml" xmlns:w16cid="http://schemas.microsoft.com/office/word/2016/wordml/cid" xmlns:w16cex="http://schemas.microsoft.com/office/word/2018/wordml/cex" xmlns:w="http://schemas.openxmlformats.org/wordprocessingml/2006/main" xmlns:w10="urn:schemas-microsoft-com:office:word" xmlns:v="urn:schemas-microsoft-com:vml" xmlns:oel="http://schemas.microsoft.com/office/2019/extlst" xmlns:o="urn:schemas-microsoft-com:office:office" xmlns:am3d="http://schemas.microsoft.com/office/drawing/2017/model3d" xmlns:aink="http://schemas.microsoft.com/office/drawing/2016/ink" xmlns:cx8="http://schemas.microsoft.com/office/drawing/2016/5/14/chartex" xmlns:cx7="http://schemas.microsoft.com/office/drawing/2016/5/13/chartex" xmlns:cx6="http://schemas.microsoft.com/office/drawing/2016/5/12/chartex" xmlns:cx5="http://schemas.microsoft.com/office/drawing/2016/5/11/chartex" xmlns:cx4="http://schemas.microsoft.com/office/drawing/2016/5/10/chartex" xmlns:cx3="http://schemas.microsoft.com/office/drawing/2016/5/9/chartex" xmlns:cx2="http://schemas.microsoft.com/office/drawing/2015/10/21/chartex" xmlns:cx1="http://schemas.microsoft.com/office/drawing/2015/9/8/chartex" xmlns="" classificationOutcomeType="ftr"/>
                   </a:ext>
                 </a:extLst>
               </wp:docPr>
@@ -7759,7 +10192,7 @@
             </wp:anchor>
           </w:drawing>
         </mc:Choice>
-        <mc:Fallback xmlns:cx1="http://schemas.microsoft.com/office/drawing/2015/9/8/chartex" xmlns:cx2="http://schemas.microsoft.com/office/drawing/2015/10/21/chartex" xmlns:cx3="http://schemas.microsoft.com/office/drawing/2016/5/9/chartex" xmlns:cx4="http://schemas.microsoft.com/office/drawing/2016/5/10/chartex" xmlns:cx5="http://schemas.microsoft.com/office/drawing/2016/5/11/chartex" xmlns:cx6="http://schemas.microsoft.com/office/drawing/2016/5/12/chartex" xmlns:cx7="http://schemas.microsoft.com/office/drawing/2016/5/13/chartex" xmlns:cx8="http://schemas.microsoft.com/office/drawing/2016/5/14/chartex" xmlns:aink="http://schemas.microsoft.com/office/drawing/2016/ink" xmlns:am3d="http://schemas.microsoft.com/office/drawing/2017/model3d" xmlns:oel="http://schemas.microsoft.com/office/2019/extlst" xmlns:w16cex="http://schemas.microsoft.com/office/word/2018/wordml/cex" xmlns:w16cid="http://schemas.microsoft.com/office/word/2016/wordml/cid" xmlns:w16="http://schemas.microsoft.com/office/word/2018/wordml" xmlns:w16du="http://schemas.microsoft.com/office/word/2023/wordml/word16du" xmlns:w16sdtdh="http://schemas.microsoft.com/office/word/2020/wordml/sdtdatahash" xmlns:w16sdtfl="http://schemas.microsoft.com/office/word/2024/wordml/sdtformatlock">
+        <mc:Fallback xmlns:w16sdtfl="http://schemas.microsoft.com/office/word/2024/wordml/sdtformatlock" xmlns:w16sdtdh="http://schemas.microsoft.com/office/word/2020/wordml/sdtdatahash" xmlns:w16du="http://schemas.microsoft.com/office/word/2023/wordml/word16du" xmlns:w16="http://schemas.microsoft.com/office/word/2018/wordml" xmlns:w16cid="http://schemas.microsoft.com/office/word/2016/wordml/cid" xmlns:w16cex="http://schemas.microsoft.com/office/word/2018/wordml/cex" xmlns:oel="http://schemas.microsoft.com/office/2019/extlst" xmlns:am3d="http://schemas.microsoft.com/office/drawing/2017/model3d" xmlns:aink="http://schemas.microsoft.com/office/drawing/2016/ink" xmlns:cx8="http://schemas.microsoft.com/office/drawing/2016/5/14/chartex" xmlns:cx7="http://schemas.microsoft.com/office/drawing/2016/5/13/chartex" xmlns:cx6="http://schemas.microsoft.com/office/drawing/2016/5/12/chartex" xmlns:cx5="http://schemas.microsoft.com/office/drawing/2016/5/11/chartex" xmlns:cx4="http://schemas.microsoft.com/office/drawing/2016/5/10/chartex" xmlns:cx3="http://schemas.microsoft.com/office/drawing/2016/5/9/chartex" xmlns:cx2="http://schemas.microsoft.com/office/drawing/2015/10/21/chartex" xmlns:cx1="http://schemas.microsoft.com/office/drawing/2015/9/8/chartex">
           <w:pict>
             <v:line w14:anchorId="7169C831" id="Straight Connector 6" o:spid="_x0000_s1026" style="position:absolute;z-index:251660288;visibility:visible;mso-wrap-style:square;mso-width-percent:0;mso-height-percent:0;mso-wrap-distance-left:9pt;mso-wrap-distance-top:-3e-5mm;mso-wrap-distance-right:9pt;mso-wrap-distance-bottom:-3e-5mm;mso-position-horizontal:absolute;mso-position-horizontal-relative:text;mso-position-vertical:absolute;mso-position-vertical-relative:text;mso-width-percent:0;mso-height-percent:0;mso-width-relative:page;mso-height-relative:page" from="-68.95pt,-666.45pt" to="489.05pt,-666.45pt" o:gfxdata="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" strokecolor="#4f81bd" strokeweight="2pt">
               <v:shadow on="t" opacity="24903f" origin=",.5" offset="0,.55556mm"/>
@@ -7819,7 +10252,7 @@
             <w:fldChar w:fldCharType="separate"/>
           </w:r>
           <w:r>
-            <w:t>14</w:t>
+            <w:t>16</w:t>
           </w:r>
           <w:r>
             <w:fldChar w:fldCharType="end"/>
@@ -10148,7 +12581,7 @@
   <w:latentStyles w:defLockedState="0" w:defUIPriority="99" w:defSemiHidden="0" w:defUnhideWhenUsed="0" w:defQFormat="0" w:count="371">
     <w:lsdException w:name="Normal" w:uiPriority="0" w:qFormat="1"/>
     <w:lsdException w:name="heading 1" w:uiPriority="9" w:qFormat="1"/>
-    <w:lsdException w:name="heading 2" w:semiHidden="1" w:uiPriority="9" w:unhideWhenUsed="1" w:qFormat="1"/>
+    <w:lsdException w:name="heading 2" w:semiHidden="1" w:uiPriority="1" w:unhideWhenUsed="1" w:qFormat="1"/>
     <w:lsdException w:name="heading 3" w:semiHidden="1" w:uiPriority="1" w:unhideWhenUsed="1" w:qFormat="1"/>
     <w:lsdException w:name="heading 4" w:semiHidden="1" w:uiPriority="9" w:unhideWhenUsed="1" w:qFormat="1"/>
     <w:lsdException w:name="heading 5" w:semiHidden="1" w:uiPriority="9" w:unhideWhenUsed="1" w:qFormat="1"/>
@@ -11694,6 +14127,7 @@
     <w:rsid w:val="00AF3CCC"/>
     <w:rsid w:val="00B2031C"/>
     <w:rsid w:val="00B4602D"/>
+    <w:rsid w:val="00BC35D5"/>
     <w:rsid w:val="00C346F5"/>
     <w:rsid w:val="00C40158"/>
     <w:rsid w:val="00C54676"/>
@@ -12557,7 +14991,7 @@
 </file>
 
 <file path=customXml/itemProps3.xml><?xml version="1.0" encoding="utf-8"?>
-<ds:datastoreItem xmlns:ds="http://schemas.openxmlformats.org/officeDocument/2006/customXml" ds:itemID="{4AADAAA5-F5C2-402D-A304-44658D4F015E}">
+<ds:datastoreItem xmlns:ds="http://schemas.openxmlformats.org/officeDocument/2006/customXml" ds:itemID="{978AFD45-52AE-45FF-9266-007CF12A0367}">
   <ds:schemaRefs>
     <ds:schemaRef ds:uri="http://schemas.openxmlformats.org/officeDocument/2006/bibliography"/>
   </ds:schemaRefs>

--- a/IT353 Project.docx
+++ b/IT353 Project.docx
@@ -6011,6 +6011,390 @@
       </w:r>
     </w:p>
     <w:p>
+      <w:pPr>
+        <w:pStyle w:val="NormalWeb"/>
+      </w:pPr>
+      <w:r>
+        <w:t xml:space="preserve">I chose </w:t>
+      </w:r>
+      <w:r>
+        <w:rPr>
+          <w:rStyle w:val="Strong"/>
+        </w:rPr>
+        <w:t>Evolutionary Prototyping</w:t>
+      </w:r>
+      <w:r>
+        <w:t xml:space="preserve"> for the Student Activities Management System (SAMS). In this approach, a simple version of the system is created first. Then it is improved step by step based on feedback from students, organizers, and Student Affairs.</w:t>
+      </w:r>
+    </w:p>
+    <w:p>
+      <w:pPr>
+        <w:pStyle w:val="Heading3"/>
+        <w:rPr>
+          <w:rFonts w:ascii="Times New Roman" w:hAnsi="Times New Roman" w:cs="Times New Roman"/>
+        </w:rPr>
+      </w:pPr>
+      <w:r>
+        <w:rPr>
+          <w:rFonts w:ascii="Times New Roman" w:hAnsi="Times New Roman" w:cs="Times New Roman"/>
+        </w:rPr>
+        <w:t>Three Main Screens</w:t>
+      </w:r>
+    </w:p>
+    <w:p>
+      <w:pPr>
+        <w:pStyle w:val="NormalWeb"/>
+        <w:numPr>
+          <w:ilvl w:val="0"/>
+          <w:numId w:val="23"/>
+        </w:numPr>
+      </w:pPr>
+      <w:r>
+        <w:rPr>
+          <w:rStyle w:val="Strong"/>
+        </w:rPr>
+        <w:t>Browse Activities Screen</w:t>
+      </w:r>
+    </w:p>
+    <w:p>
+      <w:pPr>
+        <w:numPr>
+          <w:ilvl w:val="1"/>
+          <w:numId w:val="23"/>
+        </w:numPr>
+        <w:spacing w:before="100" w:beforeAutospacing="1" w:after="100" w:afterAutospacing="1" w:line="240" w:lineRule="auto"/>
+        <w:rPr>
+          <w:rFonts w:ascii="Times New Roman" w:hAnsi="Times New Roman" w:cs="Times New Roman"/>
+        </w:rPr>
+      </w:pPr>
+      <w:r>
+        <w:rPr>
+          <w:rFonts w:ascii="Times New Roman" w:hAnsi="Times New Roman" w:cs="Times New Roman"/>
+        </w:rPr>
+        <w:t>Search for activities.</w:t>
+      </w:r>
+    </w:p>
+    <w:p>
+      <w:pPr>
+        <w:numPr>
+          <w:ilvl w:val="1"/>
+          <w:numId w:val="23"/>
+        </w:numPr>
+        <w:spacing w:before="100" w:beforeAutospacing="1" w:after="100" w:afterAutospacing="1" w:line="240" w:lineRule="auto"/>
+        <w:rPr>
+          <w:rFonts w:ascii="Times New Roman" w:hAnsi="Times New Roman" w:cs="Times New Roman"/>
+        </w:rPr>
+      </w:pPr>
+      <w:r>
+        <w:rPr>
+          <w:rFonts w:ascii="Times New Roman" w:hAnsi="Times New Roman" w:cs="Times New Roman"/>
+        </w:rPr>
+        <w:t>Filter by category, campus, or date.</w:t>
+      </w:r>
+    </w:p>
+    <w:p>
+      <w:pPr>
+        <w:numPr>
+          <w:ilvl w:val="1"/>
+          <w:numId w:val="23"/>
+        </w:numPr>
+        <w:spacing w:before="100" w:beforeAutospacing="1" w:after="100" w:afterAutospacing="1" w:line="240" w:lineRule="auto"/>
+        <w:rPr>
+          <w:rFonts w:ascii="Times New Roman" w:hAnsi="Times New Roman" w:cs="Times New Roman"/>
+        </w:rPr>
+      </w:pPr>
+      <w:r>
+        <w:rPr>
+          <w:rFonts w:ascii="Times New Roman" w:hAnsi="Times New Roman" w:cs="Times New Roman"/>
+        </w:rPr>
+        <w:t>View available seats or join the waiting list.</w:t>
+      </w:r>
+    </w:p>
+    <w:p>
+      <w:pPr>
+        <w:spacing w:before="100" w:beforeAutospacing="1" w:after="100" w:afterAutospacing="1" w:line="240" w:lineRule="auto"/>
+        <w:rPr>
+          <w:rFonts w:ascii="Times New Roman" w:hAnsi="Times New Roman" w:cs="Times New Roman"/>
+        </w:rPr>
+      </w:pPr>
+    </w:p>
+    <w:p>
+      <w:pPr>
+        <w:pStyle w:val="NormalWeb"/>
+        <w:numPr>
+          <w:ilvl w:val="0"/>
+          <w:numId w:val="23"/>
+        </w:numPr>
+      </w:pPr>
+      <w:r>
+        <w:rPr>
+          <w:rStyle w:val="Strong"/>
+        </w:rPr>
+        <w:t>Activity Details Screen</w:t>
+      </w:r>
+    </w:p>
+    <w:p>
+      <w:pPr>
+        <w:numPr>
+          <w:ilvl w:val="1"/>
+          <w:numId w:val="23"/>
+        </w:numPr>
+        <w:spacing w:before="100" w:beforeAutospacing="1" w:after="100" w:afterAutospacing="1" w:line="240" w:lineRule="auto"/>
+        <w:rPr>
+          <w:rFonts w:ascii="Times New Roman" w:hAnsi="Times New Roman" w:cs="Times New Roman"/>
+        </w:rPr>
+      </w:pPr>
+      <w:r>
+        <w:rPr>
+          <w:rFonts w:ascii="Times New Roman" w:hAnsi="Times New Roman" w:cs="Times New Roman"/>
+        </w:rPr>
+        <w:t>View the activity’s date, location, organizer, and requirements.</w:t>
+      </w:r>
+    </w:p>
+    <w:p>
+      <w:pPr>
+        <w:numPr>
+          <w:ilvl w:val="1"/>
+          <w:numId w:val="23"/>
+        </w:numPr>
+        <w:spacing w:before="100" w:beforeAutospacing="1" w:after="100" w:afterAutospacing="1" w:line="240" w:lineRule="auto"/>
+        <w:rPr>
+          <w:rFonts w:ascii="Times New Roman" w:hAnsi="Times New Roman" w:cs="Times New Roman"/>
+        </w:rPr>
+      </w:pPr>
+      <w:r>
+        <w:rPr>
+          <w:rFonts w:ascii="Times New Roman" w:hAnsi="Times New Roman" w:cs="Times New Roman"/>
+        </w:rPr>
+        <w:t>Reserve a seat or join the waiting list.</w:t>
+      </w:r>
+    </w:p>
+    <w:p>
+      <w:pPr>
+        <w:numPr>
+          <w:ilvl w:val="1"/>
+          <w:numId w:val="23"/>
+        </w:numPr>
+        <w:spacing w:before="100" w:beforeAutospacing="1" w:after="100" w:afterAutospacing="1" w:line="240" w:lineRule="auto"/>
+        <w:rPr>
+          <w:rFonts w:ascii="Times New Roman" w:hAnsi="Times New Roman" w:cs="Times New Roman"/>
+        </w:rPr>
+      </w:pPr>
+      <w:r>
+        <w:rPr>
+          <w:rFonts w:ascii="Times New Roman" w:hAnsi="Times New Roman" w:cs="Times New Roman"/>
+        </w:rPr>
+        <w:t>See the registration deadline.</w:t>
+      </w:r>
+    </w:p>
+    <w:p>
+      <w:pPr>
+        <w:spacing w:before="100" w:beforeAutospacing="1" w:after="100" w:afterAutospacing="1" w:line="240" w:lineRule="auto"/>
+        <w:rPr>
+          <w:rFonts w:ascii="Times New Roman" w:hAnsi="Times New Roman" w:cs="Times New Roman"/>
+        </w:rPr>
+      </w:pPr>
+    </w:p>
+    <w:p>
+      <w:pPr>
+        <w:spacing w:before="100" w:beforeAutospacing="1" w:after="100" w:afterAutospacing="1" w:line="240" w:lineRule="auto"/>
+        <w:rPr>
+          <w:rFonts w:ascii="Times New Roman" w:hAnsi="Times New Roman" w:cs="Times New Roman"/>
+        </w:rPr>
+      </w:pPr>
+    </w:p>
+    <w:p>
+      <w:pPr>
+        <w:pStyle w:val="NormalWeb"/>
+        <w:numPr>
+          <w:ilvl w:val="0"/>
+          <w:numId w:val="23"/>
+        </w:numPr>
+      </w:pPr>
+      <w:r>
+        <w:rPr>
+          <w:rStyle w:val="Strong"/>
+        </w:rPr>
+        <w:t>My Activity Record Screen</w:t>
+      </w:r>
+    </w:p>
+    <w:p>
+      <w:pPr>
+        <w:numPr>
+          <w:ilvl w:val="1"/>
+          <w:numId w:val="23"/>
+        </w:numPr>
+        <w:spacing w:before="100" w:beforeAutospacing="1" w:after="100" w:afterAutospacing="1" w:line="240" w:lineRule="auto"/>
+        <w:rPr>
+          <w:rFonts w:ascii="Times New Roman" w:hAnsi="Times New Roman" w:cs="Times New Roman"/>
+        </w:rPr>
+      </w:pPr>
+      <w:r>
+        <w:rPr>
+          <w:rFonts w:ascii="Times New Roman" w:hAnsi="Times New Roman" w:cs="Times New Roman"/>
+        </w:rPr>
+        <w:t>View attended activities and participation hours.</w:t>
+      </w:r>
+    </w:p>
+    <w:p>
+      <w:pPr>
+        <w:numPr>
+          <w:ilvl w:val="1"/>
+          <w:numId w:val="23"/>
+        </w:numPr>
+        <w:spacing w:before="100" w:beforeAutospacing="1" w:after="100" w:afterAutospacing="1" w:line="240" w:lineRule="auto"/>
+        <w:rPr>
+          <w:rFonts w:ascii="Times New Roman" w:hAnsi="Times New Roman" w:cs="Times New Roman"/>
+        </w:rPr>
+      </w:pPr>
+      <w:r>
+        <w:rPr>
+          <w:rFonts w:ascii="Times New Roman" w:hAnsi="Times New Roman" w:cs="Times New Roman"/>
+        </w:rPr>
+        <w:t>View certificates and achievements.</w:t>
+      </w:r>
+    </w:p>
+    <w:p>
+      <w:pPr>
+        <w:numPr>
+          <w:ilvl w:val="1"/>
+          <w:numId w:val="23"/>
+        </w:numPr>
+        <w:spacing w:before="100" w:beforeAutospacing="1" w:after="100" w:afterAutospacing="1" w:line="240" w:lineRule="auto"/>
+        <w:rPr>
+          <w:rFonts w:ascii="Times New Roman" w:hAnsi="Times New Roman" w:cs="Times New Roman"/>
+        </w:rPr>
+      </w:pPr>
+      <w:r>
+        <w:rPr>
+          <w:rFonts w:ascii="Times New Roman" w:hAnsi="Times New Roman" w:cs="Times New Roman"/>
+        </w:rPr>
+        <w:t>Download the Activity Transcript.</w:t>
+      </w:r>
+    </w:p>
+    <w:p>
+      <w:pPr>
+        <w:pStyle w:val="Heading3"/>
+        <w:rPr>
+          <w:rFonts w:ascii="Times New Roman" w:hAnsi="Times New Roman" w:cs="Times New Roman"/>
+        </w:rPr>
+      </w:pPr>
+    </w:p>
+    <w:p>
+      <w:pPr>
+        <w:pStyle w:val="Heading3"/>
+        <w:rPr>
+          <w:rFonts w:ascii="Times New Roman" w:hAnsi="Times New Roman" w:cs="Times New Roman"/>
+        </w:rPr>
+      </w:pPr>
+    </w:p>
+    <w:p>
+      <w:pPr>
+        <w:pStyle w:val="Heading3"/>
+        <w:rPr>
+          <w:rFonts w:ascii="Times New Roman" w:hAnsi="Times New Roman" w:cs="Times New Roman"/>
+        </w:rPr>
+      </w:pPr>
+      <w:r>
+        <w:rPr>
+          <w:rFonts w:ascii="Times New Roman" w:hAnsi="Times New Roman" w:cs="Times New Roman"/>
+        </w:rPr>
+        <w:t>Why Evolutionary Prototyping?</w:t>
+      </w:r>
+    </w:p>
+    <w:p>
+      <w:pPr>
+        <w:pStyle w:val="NormalWeb"/>
+      </w:pPr>
+      <w:r>
+        <w:t>This approach is suitable because SAMS has many users and features. A simple prototype can be tested first, and users can suggest changes. The developers can then improve it until it becomes the final system.</w:t>
+      </w:r>
+    </w:p>
+    <w:p>
+      <w:pPr>
+        <w:pStyle w:val="NormalWeb"/>
+      </w:pPr>
+      <w:r>
+        <w:t>It helps to:</w:t>
+      </w:r>
+    </w:p>
+    <w:p>
+      <w:pPr>
+        <w:numPr>
+          <w:ilvl w:val="0"/>
+          <w:numId w:val="24"/>
+        </w:numPr>
+        <w:spacing w:before="100" w:beforeAutospacing="1" w:after="100" w:afterAutospacing="1" w:line="240" w:lineRule="auto"/>
+        <w:rPr>
+          <w:rFonts w:ascii="Times New Roman" w:hAnsi="Times New Roman" w:cs="Times New Roman"/>
+        </w:rPr>
+      </w:pPr>
+      <w:r>
+        <w:rPr>
+          <w:rFonts w:ascii="Times New Roman" w:hAnsi="Times New Roman" w:cs="Times New Roman"/>
+        </w:rPr>
+        <w:t>Find missing requirements early.</w:t>
+      </w:r>
+    </w:p>
+    <w:p>
+      <w:pPr>
+        <w:numPr>
+          <w:ilvl w:val="0"/>
+          <w:numId w:val="24"/>
+        </w:numPr>
+        <w:spacing w:before="100" w:beforeAutospacing="1" w:after="100" w:afterAutospacing="1" w:line="240" w:lineRule="auto"/>
+        <w:rPr>
+          <w:rFonts w:ascii="Times New Roman" w:hAnsi="Times New Roman" w:cs="Times New Roman"/>
+        </w:rPr>
+      </w:pPr>
+      <w:r>
+        <w:rPr>
+          <w:rFonts w:ascii="Times New Roman" w:hAnsi="Times New Roman" w:cs="Times New Roman"/>
+        </w:rPr>
+        <w:t>Improve the system using user feedback.</w:t>
+      </w:r>
+    </w:p>
+    <w:p>
+      <w:pPr>
+        <w:numPr>
+          <w:ilvl w:val="0"/>
+          <w:numId w:val="24"/>
+        </w:numPr>
+        <w:spacing w:before="100" w:beforeAutospacing="1" w:after="100" w:afterAutospacing="1" w:line="240" w:lineRule="auto"/>
+        <w:rPr>
+          <w:rFonts w:ascii="Times New Roman" w:hAnsi="Times New Roman" w:cs="Times New Roman"/>
+        </w:rPr>
+      </w:pPr>
+      <w:r>
+        <w:rPr>
+          <w:rFonts w:ascii="Times New Roman" w:hAnsi="Times New Roman" w:cs="Times New Roman"/>
+        </w:rPr>
+        <w:t>Test important features such as reservations and QR attendance.</w:t>
+      </w:r>
+    </w:p>
+    <w:p>
+      <w:pPr>
+        <w:numPr>
+          <w:ilvl w:val="0"/>
+          <w:numId w:val="24"/>
+        </w:numPr>
+        <w:spacing w:before="100" w:beforeAutospacing="1" w:after="100" w:afterAutospacing="1" w:line="240" w:lineRule="auto"/>
+        <w:rPr>
+          <w:rFonts w:ascii="Times New Roman" w:hAnsi="Times New Roman" w:cs="Times New Roman"/>
+        </w:rPr>
+      </w:pPr>
+      <w:r>
+        <w:rPr>
+          <w:rFonts w:ascii="Times New Roman" w:hAnsi="Times New Roman" w:cs="Times New Roman"/>
+        </w:rPr>
+        <w:t>Reduce errors and development risks.</w:t>
+      </w:r>
+    </w:p>
+    <w:p>
+      <w:bookmarkStart w:id="0" w:name="_GoBack"/>
+      <w:bookmarkEnd w:id="0"/>
+    </w:p>
+    <w:p>
       <w:r>
         <w:br/>
       </w:r>
@@ -8921,8 +9305,6 @@
           <w:rFonts w:ascii="Times New Roman" w:hAnsi="Times New Roman" w:cs="Times New Roman"/>
         </w:rPr>
       </w:pPr>
-      <w:bookmarkStart w:id="0" w:name="_GoBack"/>
-      <w:bookmarkEnd w:id="0"/>
     </w:p>
     <w:p>
       <w:pPr>
@@ -9446,7 +9828,7 @@
               <wp:docPr id="1869664002" name="Text Box 9" descr="Restricted - مقيد ">
                 <a:extLst xmlns:a="http://schemas.openxmlformats.org/drawingml/2006/main">
                   <a:ext uri="{5AE41FA2-C0FF-4470-9BD4-5FADCA87CBE2}">
-                    <aclsh:classification xmlns:aclsh="http://schemas.microsoft.com/office/drawing/2020/classificationShape" xmlns:w16sdtfl="http://schemas.microsoft.com/office/word/2024/wordml/sdtformatlock" xmlns:w16sdtdh="http://schemas.microsoft.com/office/word/2020/wordml/sdtdatahash" xmlns:w16du="http://schemas.microsoft.com/office/word/2023/wordml/word16du" xmlns:w16="http://schemas.microsoft.com/office/word/2018/wordml" xmlns:w16cid="http://schemas.microsoft.com/office/word/2016/wordml/cid" xmlns:w16cex="http://schemas.microsoft.com/office/word/2018/wordml/cex" xmlns:w="http://schemas.openxmlformats.org/wordprocessingml/2006/main" xmlns:w10="urn:schemas-microsoft-com:office:word" xmlns:v="urn:schemas-microsoft-com:vml" xmlns:oel="http://schemas.microsoft.com/office/2019/extlst" xmlns:o="urn:schemas-microsoft-com:office:office" xmlns:am3d="http://schemas.microsoft.com/office/drawing/2017/model3d" xmlns:aink="http://schemas.microsoft.com/office/drawing/2016/ink" xmlns:cx8="http://schemas.microsoft.com/office/drawing/2016/5/14/chartex" xmlns:cx7="http://schemas.microsoft.com/office/drawing/2016/5/13/chartex" xmlns:cx6="http://schemas.microsoft.com/office/drawing/2016/5/12/chartex" xmlns:cx5="http://schemas.microsoft.com/office/drawing/2016/5/11/chartex" xmlns:cx4="http://schemas.microsoft.com/office/drawing/2016/5/10/chartex" xmlns:cx3="http://schemas.microsoft.com/office/drawing/2016/5/9/chartex" xmlns:cx2="http://schemas.microsoft.com/office/drawing/2015/10/21/chartex" xmlns:cx1="http://schemas.microsoft.com/office/drawing/2015/9/8/chartex" xmlns="" classificationOutcomeType="ftr"/>
+                    <aclsh:classification xmlns="" xmlns:cx1="http://schemas.microsoft.com/office/drawing/2015/9/8/chartex" xmlns:cx2="http://schemas.microsoft.com/office/drawing/2015/10/21/chartex" xmlns:cx3="http://schemas.microsoft.com/office/drawing/2016/5/9/chartex" xmlns:cx4="http://schemas.microsoft.com/office/drawing/2016/5/10/chartex" xmlns:cx5="http://schemas.microsoft.com/office/drawing/2016/5/11/chartex" xmlns:cx6="http://schemas.microsoft.com/office/drawing/2016/5/12/chartex" xmlns:cx7="http://schemas.microsoft.com/office/drawing/2016/5/13/chartex" xmlns:cx8="http://schemas.microsoft.com/office/drawing/2016/5/14/chartex" xmlns:aink="http://schemas.microsoft.com/office/drawing/2016/ink" xmlns:am3d="http://schemas.microsoft.com/office/drawing/2017/model3d" xmlns:o="urn:schemas-microsoft-com:office:office" xmlns:oel="http://schemas.microsoft.com/office/2019/extlst" xmlns:v="urn:schemas-microsoft-com:vml" xmlns:w10="urn:schemas-microsoft-com:office:word" xmlns:w="http://schemas.openxmlformats.org/wordprocessingml/2006/main" xmlns:w16cex="http://schemas.microsoft.com/office/word/2018/wordml/cex" xmlns:w16cid="http://schemas.microsoft.com/office/word/2016/wordml/cid" xmlns:w16="http://schemas.microsoft.com/office/word/2018/wordml" xmlns:w16du="http://schemas.microsoft.com/office/word/2023/wordml/word16du" xmlns:w16sdtdh="http://schemas.microsoft.com/office/word/2020/wordml/sdtdatahash" xmlns:w16sdtfl="http://schemas.microsoft.com/office/word/2024/wordml/sdtformatlock" xmlns:aclsh="http://schemas.microsoft.com/office/drawing/2020/classificationShape" classificationOutcomeType="ftr"/>
                   </a:ext>
                 </a:extLst>
               </wp:docPr>
@@ -9604,7 +9986,7 @@
               <wp:docPr id="166068931" name="Text Box 10" descr="Restricted - مقيد ">
                 <a:extLst xmlns:a="http://schemas.openxmlformats.org/drawingml/2006/main">
                   <a:ext uri="{5AE41FA2-C0FF-4470-9BD4-5FADCA87CBE2}">
-                    <aclsh:classification xmlns:aclsh="http://schemas.microsoft.com/office/drawing/2020/classificationShape" xmlns:w16sdtfl="http://schemas.microsoft.com/office/word/2024/wordml/sdtformatlock" xmlns:w16sdtdh="http://schemas.microsoft.com/office/word/2020/wordml/sdtdatahash" xmlns:w16du="http://schemas.microsoft.com/office/word/2023/wordml/word16du" xmlns:w16="http://schemas.microsoft.com/office/word/2018/wordml" xmlns:w16cid="http://schemas.microsoft.com/office/word/2016/wordml/cid" xmlns:w16cex="http://schemas.microsoft.com/office/word/2018/wordml/cex" xmlns:w="http://schemas.openxmlformats.org/wordprocessingml/2006/main" xmlns:w10="urn:schemas-microsoft-com:office:word" xmlns:v="urn:schemas-microsoft-com:vml" xmlns:oel="http://schemas.microsoft.com/office/2019/extlst" xmlns:o="urn:schemas-microsoft-com:office:office" xmlns:am3d="http://schemas.microsoft.com/office/drawing/2017/model3d" xmlns:aink="http://schemas.microsoft.com/office/drawing/2016/ink" xmlns:cx8="http://schemas.microsoft.com/office/drawing/2016/5/14/chartex" xmlns:cx7="http://schemas.microsoft.com/office/drawing/2016/5/13/chartex" xmlns:cx6="http://schemas.microsoft.com/office/drawing/2016/5/12/chartex" xmlns:cx5="http://schemas.microsoft.com/office/drawing/2016/5/11/chartex" xmlns:cx4="http://schemas.microsoft.com/office/drawing/2016/5/10/chartex" xmlns:cx3="http://schemas.microsoft.com/office/drawing/2016/5/9/chartex" xmlns:cx2="http://schemas.microsoft.com/office/drawing/2015/10/21/chartex" xmlns:cx1="http://schemas.microsoft.com/office/drawing/2015/9/8/chartex" xmlns="" classificationOutcomeType="ftr"/>
+                    <aclsh:classification xmlns="" xmlns:cx1="http://schemas.microsoft.com/office/drawing/2015/9/8/chartex" xmlns:cx2="http://schemas.microsoft.com/office/drawing/2015/10/21/chartex" xmlns:cx3="http://schemas.microsoft.com/office/drawing/2016/5/9/chartex" xmlns:cx4="http://schemas.microsoft.com/office/drawing/2016/5/10/chartex" xmlns:cx5="http://schemas.microsoft.com/office/drawing/2016/5/11/chartex" xmlns:cx6="http://schemas.microsoft.com/office/drawing/2016/5/12/chartex" xmlns:cx7="http://schemas.microsoft.com/office/drawing/2016/5/13/chartex" xmlns:cx8="http://schemas.microsoft.com/office/drawing/2016/5/14/chartex" xmlns:aink="http://schemas.microsoft.com/office/drawing/2016/ink" xmlns:am3d="http://schemas.microsoft.com/office/drawing/2017/model3d" xmlns:o="urn:schemas-microsoft-com:office:office" xmlns:oel="http://schemas.microsoft.com/office/2019/extlst" xmlns:v="urn:schemas-microsoft-com:vml" xmlns:w10="urn:schemas-microsoft-com:office:word" xmlns:w="http://schemas.openxmlformats.org/wordprocessingml/2006/main" xmlns:w16cex="http://schemas.microsoft.com/office/word/2018/wordml/cex" xmlns:w16cid="http://schemas.microsoft.com/office/word/2016/wordml/cid" xmlns:w16="http://schemas.microsoft.com/office/word/2018/wordml" xmlns:w16du="http://schemas.microsoft.com/office/word/2023/wordml/word16du" xmlns:w16sdtdh="http://schemas.microsoft.com/office/word/2020/wordml/sdtdatahash" xmlns:w16sdtfl="http://schemas.microsoft.com/office/word/2024/wordml/sdtformatlock" xmlns:aclsh="http://schemas.microsoft.com/office/drawing/2020/classificationShape" classificationOutcomeType="ftr"/>
                   </a:ext>
                 </a:extLst>
               </wp:docPr>
@@ -9762,7 +10144,7 @@
               <wp:docPr id="1403242937" name="Text Box 8" descr="Restricted - مقيد ">
                 <a:extLst xmlns:a="http://schemas.openxmlformats.org/drawingml/2006/main">
                   <a:ext uri="{5AE41FA2-C0FF-4470-9BD4-5FADCA87CBE2}">
-                    <aclsh:classification xmlns:aclsh="http://schemas.microsoft.com/office/drawing/2020/classificationShape" xmlns:w16sdtfl="http://schemas.microsoft.com/office/word/2024/wordml/sdtformatlock" xmlns:w16sdtdh="http://schemas.microsoft.com/office/word/2020/wordml/sdtdatahash" xmlns:w16du="http://schemas.microsoft.com/office/word/2023/wordml/word16du" xmlns:w16="http://schemas.microsoft.com/office/word/2018/wordml" xmlns:w16cid="http://schemas.microsoft.com/office/word/2016/wordml/cid" xmlns:w16cex="http://schemas.microsoft.com/office/word/2018/wordml/cex" xmlns:w="http://schemas.openxmlformats.org/wordprocessingml/2006/main" xmlns:w10="urn:schemas-microsoft-com:office:word" xmlns:v="urn:schemas-microsoft-com:vml" xmlns:oel="http://schemas.microsoft.com/office/2019/extlst" xmlns:o="urn:schemas-microsoft-com:office:office" xmlns:am3d="http://schemas.microsoft.com/office/drawing/2017/model3d" xmlns:aink="http://schemas.microsoft.com/office/drawing/2016/ink" xmlns:cx8="http://schemas.microsoft.com/office/drawing/2016/5/14/chartex" xmlns:cx7="http://schemas.microsoft.com/office/drawing/2016/5/13/chartex" xmlns:cx6="http://schemas.microsoft.com/office/drawing/2016/5/12/chartex" xmlns:cx5="http://schemas.microsoft.com/office/drawing/2016/5/11/chartex" xmlns:cx4="http://schemas.microsoft.com/office/drawing/2016/5/10/chartex" xmlns:cx3="http://schemas.microsoft.com/office/drawing/2016/5/9/chartex" xmlns:cx2="http://schemas.microsoft.com/office/drawing/2015/10/21/chartex" xmlns:cx1="http://schemas.microsoft.com/office/drawing/2015/9/8/chartex" xmlns="" classificationOutcomeType="ftr"/>
+                    <aclsh:classification xmlns="" xmlns:cx1="http://schemas.microsoft.com/office/drawing/2015/9/8/chartex" xmlns:cx2="http://schemas.microsoft.com/office/drawing/2015/10/21/chartex" xmlns:cx3="http://schemas.microsoft.com/office/drawing/2016/5/9/chartex" xmlns:cx4="http://schemas.microsoft.com/office/drawing/2016/5/10/chartex" xmlns:cx5="http://schemas.microsoft.com/office/drawing/2016/5/11/chartex" xmlns:cx6="http://schemas.microsoft.com/office/drawing/2016/5/12/chartex" xmlns:cx7="http://schemas.microsoft.com/office/drawing/2016/5/13/chartex" xmlns:cx8="http://schemas.microsoft.com/office/drawing/2016/5/14/chartex" xmlns:aink="http://schemas.microsoft.com/office/drawing/2016/ink" xmlns:am3d="http://schemas.microsoft.com/office/drawing/2017/model3d" xmlns:o="urn:schemas-microsoft-com:office:office" xmlns:oel="http://schemas.microsoft.com/office/2019/extlst" xmlns:v="urn:schemas-microsoft-com:vml" xmlns:w10="urn:schemas-microsoft-com:office:word" xmlns:w="http://schemas.openxmlformats.org/wordprocessingml/2006/main" xmlns:w16cex="http://schemas.microsoft.com/office/word/2018/wordml/cex" xmlns:w16cid="http://schemas.microsoft.com/office/word/2016/wordml/cid" xmlns:w16="http://schemas.microsoft.com/office/word/2018/wordml" xmlns:w16du="http://schemas.microsoft.com/office/word/2023/wordml/word16du" xmlns:w16sdtdh="http://schemas.microsoft.com/office/word/2020/wordml/sdtdatahash" xmlns:w16sdtfl="http://schemas.microsoft.com/office/word/2024/wordml/sdtformatlock" xmlns:aclsh="http://schemas.microsoft.com/office/drawing/2020/classificationShape" classificationOutcomeType="ftr"/>
                   </a:ext>
                 </a:extLst>
               </wp:docPr>
@@ -10192,7 +10574,7 @@
             </wp:anchor>
           </w:drawing>
         </mc:Choice>
-        <mc:Fallback xmlns:w16sdtfl="http://schemas.microsoft.com/office/word/2024/wordml/sdtformatlock" xmlns:w16sdtdh="http://schemas.microsoft.com/office/word/2020/wordml/sdtdatahash" xmlns:w16du="http://schemas.microsoft.com/office/word/2023/wordml/word16du" xmlns:w16="http://schemas.microsoft.com/office/word/2018/wordml" xmlns:w16cid="http://schemas.microsoft.com/office/word/2016/wordml/cid" xmlns:w16cex="http://schemas.microsoft.com/office/word/2018/wordml/cex" xmlns:oel="http://schemas.microsoft.com/office/2019/extlst" xmlns:am3d="http://schemas.microsoft.com/office/drawing/2017/model3d" xmlns:aink="http://schemas.microsoft.com/office/drawing/2016/ink" xmlns:cx8="http://schemas.microsoft.com/office/drawing/2016/5/14/chartex" xmlns:cx7="http://schemas.microsoft.com/office/drawing/2016/5/13/chartex" xmlns:cx6="http://schemas.microsoft.com/office/drawing/2016/5/12/chartex" xmlns:cx5="http://schemas.microsoft.com/office/drawing/2016/5/11/chartex" xmlns:cx4="http://schemas.microsoft.com/office/drawing/2016/5/10/chartex" xmlns:cx3="http://schemas.microsoft.com/office/drawing/2016/5/9/chartex" xmlns:cx2="http://schemas.microsoft.com/office/drawing/2015/10/21/chartex" xmlns:cx1="http://schemas.microsoft.com/office/drawing/2015/9/8/chartex">
+        <mc:Fallback xmlns:cx1="http://schemas.microsoft.com/office/drawing/2015/9/8/chartex" xmlns:cx2="http://schemas.microsoft.com/office/drawing/2015/10/21/chartex" xmlns:cx3="http://schemas.microsoft.com/office/drawing/2016/5/9/chartex" xmlns:cx4="http://schemas.microsoft.com/office/drawing/2016/5/10/chartex" xmlns:cx5="http://schemas.microsoft.com/office/drawing/2016/5/11/chartex" xmlns:cx6="http://schemas.microsoft.com/office/drawing/2016/5/12/chartex" xmlns:cx7="http://schemas.microsoft.com/office/drawing/2016/5/13/chartex" xmlns:cx8="http://schemas.microsoft.com/office/drawing/2016/5/14/chartex" xmlns:aink="http://schemas.microsoft.com/office/drawing/2016/ink" xmlns:am3d="http://schemas.microsoft.com/office/drawing/2017/model3d" xmlns:oel="http://schemas.microsoft.com/office/2019/extlst" xmlns:w16cex="http://schemas.microsoft.com/office/word/2018/wordml/cex" xmlns:w16cid="http://schemas.microsoft.com/office/word/2016/wordml/cid" xmlns:w16="http://schemas.microsoft.com/office/word/2018/wordml" xmlns:w16du="http://schemas.microsoft.com/office/word/2023/wordml/word16du" xmlns:w16sdtdh="http://schemas.microsoft.com/office/word/2020/wordml/sdtdatahash" xmlns:w16sdtfl="http://schemas.microsoft.com/office/word/2024/wordml/sdtformatlock">
           <w:pict>
             <v:line w14:anchorId="7169C831" id="Straight Connector 6" o:spid="_x0000_s1026" style="position:absolute;z-index:251660288;visibility:visible;mso-wrap-style:square;mso-width-percent:0;mso-height-percent:0;mso-wrap-distance-left:9pt;mso-wrap-distance-top:-3e-5mm;mso-wrap-distance-right:9pt;mso-wrap-distance-bottom:-3e-5mm;mso-position-horizontal:absolute;mso-position-horizontal-relative:text;mso-position-vertical:absolute;mso-position-vertical-relative:text;mso-width-percent:0;mso-height-percent:0;mso-width-relative:page;mso-height-relative:page" from="-68.95pt,-666.45pt" to="489.05pt,-666.45pt" o:gfxdata="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" strokecolor="#4f81bd" strokeweight="2pt">
               <v:shadow on="t" opacity="24903f" origin=",.5" offset="0,.55556mm"/>
@@ -10252,7 +10634,7 @@
             <w:fldChar w:fldCharType="separate"/>
           </w:r>
           <w:r>
-            <w:t>16</w:t>
+            <w:t>17</w:t>
           </w:r>
           <w:r>
             <w:fldChar w:fldCharType="end"/>
@@ -11410,6 +11792,123 @@
     </w:lvl>
   </w:abstractNum>
   <w:abstractNum w:abstractNumId="9" w15:restartNumberingAfterBreak="0">
+    <w:nsid w:val="3CBE7382"/>
+    <w:multiLevelType w:val="multilevel"/>
+    <w:tmpl w:val="47A4F398"/>
+    <w:lvl w:ilvl="0">
+      <w:start w:val="1"/>
+      <w:numFmt w:val="decimal"/>
+      <w:lvlText w:val="%1."/>
+      <w:lvlJc w:val="left"/>
+      <w:pPr>
+        <w:tabs>
+          <w:tab w:val="num" w:pos="720"/>
+        </w:tabs>
+        <w:ind w:left="720" w:hanging="360"/>
+      </w:pPr>
+    </w:lvl>
+    <w:lvl w:ilvl="1">
+      <w:start w:val="1"/>
+      <w:numFmt w:val="bullet"/>
+      <w:lvlText w:val="o"/>
+      <w:lvlJc w:val="left"/>
+      <w:pPr>
+        <w:tabs>
+          <w:tab w:val="num" w:pos="1440"/>
+        </w:tabs>
+        <w:ind w:left="1440" w:hanging="360"/>
+      </w:pPr>
+      <w:rPr>
+        <w:rFonts w:ascii="Courier New" w:hAnsi="Courier New" w:hint="default"/>
+        <w:sz w:val="20"/>
+      </w:rPr>
+    </w:lvl>
+    <w:lvl w:ilvl="2" w:tentative="1">
+      <w:start w:val="1"/>
+      <w:numFmt w:val="decimal"/>
+      <w:lvlText w:val="%3."/>
+      <w:lvlJc w:val="left"/>
+      <w:pPr>
+        <w:tabs>
+          <w:tab w:val="num" w:pos="2160"/>
+        </w:tabs>
+        <w:ind w:left="2160" w:hanging="360"/>
+      </w:pPr>
+    </w:lvl>
+    <w:lvl w:ilvl="3" w:tentative="1">
+      <w:start w:val="1"/>
+      <w:numFmt w:val="decimal"/>
+      <w:lvlText w:val="%4."/>
+      <w:lvlJc w:val="left"/>
+      <w:pPr>
+        <w:tabs>
+          <w:tab w:val="num" w:pos="2880"/>
+        </w:tabs>
+        <w:ind w:left="2880" w:hanging="360"/>
+      </w:pPr>
+    </w:lvl>
+    <w:lvl w:ilvl="4" w:tentative="1">
+      <w:start w:val="1"/>
+      <w:numFmt w:val="decimal"/>
+      <w:lvlText w:val="%5."/>
+      <w:lvlJc w:val="left"/>
+      <w:pPr>
+        <w:tabs>
+          <w:tab w:val="num" w:pos="3600"/>
+        </w:tabs>
+        <w:ind w:left="3600" w:hanging="360"/>
+      </w:pPr>
+    </w:lvl>
+    <w:lvl w:ilvl="5" w:tentative="1">
+      <w:start w:val="1"/>
+      <w:numFmt w:val="decimal"/>
+      <w:lvlText w:val="%6."/>
+      <w:lvlJc w:val="left"/>
+      <w:pPr>
+        <w:tabs>
+          <w:tab w:val="num" w:pos="4320"/>
+        </w:tabs>
+        <w:ind w:left="4320" w:hanging="360"/>
+      </w:pPr>
+    </w:lvl>
+    <w:lvl w:ilvl="6" w:tentative="1">
+      <w:start w:val="1"/>
+      <w:numFmt w:val="decimal"/>
+      <w:lvlText w:val="%7."/>
+      <w:lvlJc w:val="left"/>
+      <w:pPr>
+        <w:tabs>
+          <w:tab w:val="num" w:pos="5040"/>
+        </w:tabs>
+        <w:ind w:left="5040" w:hanging="360"/>
+      </w:pPr>
+    </w:lvl>
+    <w:lvl w:ilvl="7" w:tentative="1">
+      <w:start w:val="1"/>
+      <w:numFmt w:val="decimal"/>
+      <w:lvlText w:val="%8."/>
+      <w:lvlJc w:val="left"/>
+      <w:pPr>
+        <w:tabs>
+          <w:tab w:val="num" w:pos="5760"/>
+        </w:tabs>
+        <w:ind w:left="5760" w:hanging="360"/>
+      </w:pPr>
+    </w:lvl>
+    <w:lvl w:ilvl="8" w:tentative="1">
+      <w:start w:val="1"/>
+      <w:numFmt w:val="decimal"/>
+      <w:lvlText w:val="%9."/>
+      <w:lvlJc w:val="left"/>
+      <w:pPr>
+        <w:tabs>
+          <w:tab w:val="num" w:pos="6480"/>
+        </w:tabs>
+        <w:ind w:left="6480" w:hanging="360"/>
+      </w:pPr>
+    </w:lvl>
+  </w:abstractNum>
+  <w:abstractNum w:abstractNumId="10" w15:restartNumberingAfterBreak="0">
     <w:nsid w:val="3DBA4501"/>
     <w:multiLevelType w:val="multilevel"/>
     <w:tmpl w:val="08ACF896"/>
@@ -11558,7 +12057,7 @@
       </w:rPr>
     </w:lvl>
   </w:abstractNum>
-  <w:abstractNum w:abstractNumId="10" w15:restartNumberingAfterBreak="0">
+  <w:abstractNum w:abstractNumId="11" w15:restartNumberingAfterBreak="0">
     <w:nsid w:val="44EE13B5"/>
     <w:multiLevelType w:val="hybridMultilevel"/>
     <w:tmpl w:val="2AE033A4"/>
@@ -11673,7 +12172,7 @@
       </w:rPr>
     </w:lvl>
   </w:abstractNum>
-  <w:abstractNum w:abstractNumId="11" w15:restartNumberingAfterBreak="0">
+  <w:abstractNum w:abstractNumId="12" w15:restartNumberingAfterBreak="0">
     <w:nsid w:val="574A7996"/>
     <w:multiLevelType w:val="multilevel"/>
     <w:tmpl w:val="8C42527C"/>
@@ -11822,7 +12321,7 @@
       </w:rPr>
     </w:lvl>
   </w:abstractNum>
-  <w:abstractNum w:abstractNumId="12" w15:restartNumberingAfterBreak="0">
+  <w:abstractNum w:abstractNumId="13" w15:restartNumberingAfterBreak="0">
     <w:nsid w:val="59A421A5"/>
     <w:multiLevelType w:val="hybridMultilevel"/>
     <w:tmpl w:val="BE28B77E"/>
@@ -11911,7 +12410,156 @@
       </w:pPr>
     </w:lvl>
   </w:abstractNum>
-  <w:abstractNum w:abstractNumId="13" w15:restartNumberingAfterBreak="0">
+  <w:abstractNum w:abstractNumId="14" w15:restartNumberingAfterBreak="0">
+    <w:nsid w:val="5ADF65DE"/>
+    <w:multiLevelType w:val="multilevel"/>
+    <w:tmpl w:val="8EDE6760"/>
+    <w:lvl w:ilvl="0">
+      <w:start w:val="1"/>
+      <w:numFmt w:val="bullet"/>
+      <w:lvlText w:val=""/>
+      <w:lvlJc w:val="left"/>
+      <w:pPr>
+        <w:tabs>
+          <w:tab w:val="num" w:pos="720"/>
+        </w:tabs>
+        <w:ind w:left="720" w:hanging="360"/>
+      </w:pPr>
+      <w:rPr>
+        <w:rFonts w:ascii="Symbol" w:hAnsi="Symbol" w:hint="default"/>
+        <w:sz w:val="20"/>
+      </w:rPr>
+    </w:lvl>
+    <w:lvl w:ilvl="1" w:tentative="1">
+      <w:start w:val="1"/>
+      <w:numFmt w:val="bullet"/>
+      <w:lvlText w:val="o"/>
+      <w:lvlJc w:val="left"/>
+      <w:pPr>
+        <w:tabs>
+          <w:tab w:val="num" w:pos="1440"/>
+        </w:tabs>
+        <w:ind w:left="1440" w:hanging="360"/>
+      </w:pPr>
+      <w:rPr>
+        <w:rFonts w:ascii="Courier New" w:hAnsi="Courier New" w:hint="default"/>
+        <w:sz w:val="20"/>
+      </w:rPr>
+    </w:lvl>
+    <w:lvl w:ilvl="2" w:tentative="1">
+      <w:start w:val="1"/>
+      <w:numFmt w:val="bullet"/>
+      <w:lvlText w:val=""/>
+      <w:lvlJc w:val="left"/>
+      <w:pPr>
+        <w:tabs>
+          <w:tab w:val="num" w:pos="2160"/>
+        </w:tabs>
+        <w:ind w:left="2160" w:hanging="360"/>
+      </w:pPr>
+      <w:rPr>
+        <w:rFonts w:ascii="Wingdings" w:hAnsi="Wingdings" w:hint="default"/>
+        <w:sz w:val="20"/>
+      </w:rPr>
+    </w:lvl>
+    <w:lvl w:ilvl="3" w:tentative="1">
+      <w:start w:val="1"/>
+      <w:numFmt w:val="bullet"/>
+      <w:lvlText w:val=""/>
+      <w:lvlJc w:val="left"/>
+      <w:pPr>
+        <w:tabs>
+          <w:tab w:val="num" w:pos="2880"/>
+        </w:tabs>
+        <w:ind w:left="2880" w:hanging="360"/>
+      </w:pPr>
+      <w:rPr>
+        <w:rFonts w:ascii="Wingdings" w:hAnsi="Wingdings" w:hint="default"/>
+        <w:sz w:val="20"/>
+      </w:rPr>
+    </w:lvl>
+    <w:lvl w:ilvl="4" w:tentative="1">
+      <w:start w:val="1"/>
+      <w:numFmt w:val="bullet"/>
+      <w:lvlText w:val=""/>
+      <w:lvlJc w:val="left"/>
+      <w:pPr>
+        <w:tabs>
+          <w:tab w:val="num" w:pos="3600"/>
+        </w:tabs>
+        <w:ind w:left="3600" w:hanging="360"/>
+      </w:pPr>
+      <w:rPr>
+        <w:rFonts w:ascii="Wingdings" w:hAnsi="Wingdings" w:hint="default"/>
+        <w:sz w:val="20"/>
+      </w:rPr>
+    </w:lvl>
+    <w:lvl w:ilvl="5" w:tentative="1">
+      <w:start w:val="1"/>
+      <w:numFmt w:val="bullet"/>
+      <w:lvlText w:val=""/>
+      <w:lvlJc w:val="left"/>
+      <w:pPr>
+        <w:tabs>
+          <w:tab w:val="num" w:pos="4320"/>
+        </w:tabs>
+        <w:ind w:left="4320" w:hanging="360"/>
+      </w:pPr>
+      <w:rPr>
+        <w:rFonts w:ascii="Wingdings" w:hAnsi="Wingdings" w:hint="default"/>
+        <w:sz w:val="20"/>
+      </w:rPr>
+    </w:lvl>
+    <w:lvl w:ilvl="6" w:tentative="1">
+      <w:start w:val="1"/>
+      <w:numFmt w:val="bullet"/>
+      <w:lvlText w:val=""/>
+      <w:lvlJc w:val="left"/>
+      <w:pPr>
+        <w:tabs>
+          <w:tab w:val="num" w:pos="5040"/>
+        </w:tabs>
+        <w:ind w:left="5040" w:hanging="360"/>
+      </w:pPr>
+      <w:rPr>
+        <w:rFonts w:ascii="Wingdings" w:hAnsi="Wingdings" w:hint="default"/>
+        <w:sz w:val="20"/>
+      </w:rPr>
+    </w:lvl>
+    <w:lvl w:ilvl="7" w:tentative="1">
+      <w:start w:val="1"/>
+      <w:numFmt w:val="bullet"/>
+      <w:lvlText w:val=""/>
+      <w:lvlJc w:val="left"/>
+      <w:pPr>
+        <w:tabs>
+          <w:tab w:val="num" w:pos="5760"/>
+        </w:tabs>
+        <w:ind w:left="5760" w:hanging="360"/>
+      </w:pPr>
+      <w:rPr>
+        <w:rFonts w:ascii="Wingdings" w:hAnsi="Wingdings" w:hint="default"/>
+        <w:sz w:val="20"/>
+      </w:rPr>
+    </w:lvl>
+    <w:lvl w:ilvl="8" w:tentative="1">
+      <w:start w:val="1"/>
+      <w:numFmt w:val="bullet"/>
+      <w:lvlText w:val=""/>
+      <w:lvlJc w:val="left"/>
+      <w:pPr>
+        <w:tabs>
+          <w:tab w:val="num" w:pos="6480"/>
+        </w:tabs>
+        <w:ind w:left="6480" w:hanging="360"/>
+      </w:pPr>
+      <w:rPr>
+        <w:rFonts w:ascii="Wingdings" w:hAnsi="Wingdings" w:hint="default"/>
+        <w:sz w:val="20"/>
+      </w:rPr>
+    </w:lvl>
+  </w:abstractNum>
+  <w:abstractNum w:abstractNumId="15" w15:restartNumberingAfterBreak="0">
     <w:nsid w:val="60FD06F7"/>
     <w:multiLevelType w:val="hybridMultilevel"/>
     <w:tmpl w:val="2006EBEA"/>
@@ -11997,7 +12645,7 @@
       </w:pPr>
     </w:lvl>
   </w:abstractNum>
-  <w:abstractNum w:abstractNumId="14" w15:restartNumberingAfterBreak="0">
+  <w:abstractNum w:abstractNumId="16" w15:restartNumberingAfterBreak="0">
     <w:nsid w:val="61D86D18"/>
     <w:multiLevelType w:val="hybridMultilevel"/>
     <w:tmpl w:val="2006EBEA"/>
@@ -12083,7 +12731,7 @@
       </w:pPr>
     </w:lvl>
   </w:abstractNum>
-  <w:abstractNum w:abstractNumId="15" w15:restartNumberingAfterBreak="0">
+  <w:abstractNum w:abstractNumId="17" w15:restartNumberingAfterBreak="0">
     <w:nsid w:val="674A4B08"/>
     <w:multiLevelType w:val="hybridMultilevel"/>
     <w:tmpl w:val="2006EBEA"/>
@@ -12169,7 +12817,7 @@
       </w:pPr>
     </w:lvl>
   </w:abstractNum>
-  <w:abstractNum w:abstractNumId="16" w15:restartNumberingAfterBreak="0">
+  <w:abstractNum w:abstractNumId="18" w15:restartNumberingAfterBreak="0">
     <w:nsid w:val="68567E06"/>
     <w:multiLevelType w:val="hybridMultilevel"/>
     <w:tmpl w:val="133092C0"/>
@@ -12258,7 +12906,7 @@
       </w:pPr>
     </w:lvl>
   </w:abstractNum>
-  <w:abstractNum w:abstractNumId="17" w15:restartNumberingAfterBreak="0">
+  <w:abstractNum w:abstractNumId="19" w15:restartNumberingAfterBreak="0">
     <w:nsid w:val="694B3D43"/>
     <w:multiLevelType w:val="multilevel"/>
     <w:tmpl w:val="CA629762"/>
@@ -12371,7 +13019,7 @@
       </w:pPr>
     </w:lvl>
   </w:abstractNum>
-  <w:abstractNum w:abstractNumId="18" w15:restartNumberingAfterBreak="0">
+  <w:abstractNum w:abstractNumId="20" w15:restartNumberingAfterBreak="0">
     <w:nsid w:val="75300294"/>
     <w:multiLevelType w:val="hybridMultilevel"/>
     <w:tmpl w:val="26DACB2E"/>
@@ -12509,10 +13157,10 @@
     </w:lvlOverride>
   </w:num>
   <w:num w:numId="6">
-    <w:abstractNumId w:val="10"/>
+    <w:abstractNumId w:val="11"/>
   </w:num>
   <w:num w:numId="7">
-    <w:abstractNumId w:val="11"/>
+    <w:abstractNumId w:val="12"/>
   </w:num>
   <w:num w:numId="8">
     <w:abstractNumId w:val="8"/>
@@ -12521,7 +13169,7 @@
     <w:abstractNumId w:val="6"/>
   </w:num>
   <w:num w:numId="10">
-    <w:abstractNumId w:val="9"/>
+    <w:abstractNumId w:val="10"/>
   </w:num>
   <w:num w:numId="11">
     <w:abstractNumId w:val="4"/>
@@ -12530,34 +13178,40 @@
     <w:abstractNumId w:val="1"/>
   </w:num>
   <w:num w:numId="13">
-    <w:abstractNumId w:val="14"/>
+    <w:abstractNumId w:val="16"/>
   </w:num>
   <w:num w:numId="14">
     <w:abstractNumId w:val="5"/>
   </w:num>
   <w:num w:numId="15">
-    <w:abstractNumId w:val="13"/>
+    <w:abstractNumId w:val="15"/>
   </w:num>
   <w:num w:numId="16">
     <w:abstractNumId w:val="3"/>
   </w:num>
   <w:num w:numId="17">
-    <w:abstractNumId w:val="15"/>
+    <w:abstractNumId w:val="17"/>
   </w:num>
   <w:num w:numId="18">
-    <w:abstractNumId w:val="17"/>
+    <w:abstractNumId w:val="19"/>
   </w:num>
   <w:num w:numId="19">
-    <w:abstractNumId w:val="12"/>
+    <w:abstractNumId w:val="13"/>
   </w:num>
   <w:num w:numId="20">
-    <w:abstractNumId w:val="16"/>
+    <w:abstractNumId w:val="18"/>
   </w:num>
   <w:num w:numId="21">
-    <w:abstractNumId w:val="18"/>
+    <w:abstractNumId w:val="20"/>
   </w:num>
   <w:num w:numId="22">
     <w:abstractNumId w:val="2"/>
+  </w:num>
+  <w:num w:numId="23">
+    <w:abstractNumId w:val="9"/>
+  </w:num>
+  <w:num w:numId="24">
+    <w:abstractNumId w:val="14"/>
   </w:num>
 </w:numbering>
 </file>
@@ -12666,7 +13320,7 @@
     <w:lsdException w:name="Block Text" w:semiHidden="1" w:unhideWhenUsed="1"/>
     <w:lsdException w:name="Hyperlink" w:semiHidden="1" w:unhideWhenUsed="1"/>
     <w:lsdException w:name="FollowedHyperlink" w:semiHidden="1" w:unhideWhenUsed="1"/>
-    <w:lsdException w:name="Strong" w:uiPriority="10" w:qFormat="1"/>
+    <w:lsdException w:name="Strong" w:uiPriority="22" w:qFormat="1"/>
     <w:lsdException w:name="Emphasis" w:semiHidden="1" w:uiPriority="20" w:qFormat="1"/>
     <w:lsdException w:name="Document Map" w:semiHidden="1" w:unhideWhenUsed="1"/>
     <w:lsdException w:name="Plain Text" w:semiHidden="1" w:unhideWhenUsed="1"/>
@@ -13288,7 +13942,7 @@
   <w:style w:type="character" w:styleId="Strong">
     <w:name w:val="Strong"/>
     <w:basedOn w:val="DefaultParagraphFont"/>
-    <w:uiPriority w:val="10"/>
+    <w:uiPriority w:val="22"/>
     <w:qFormat/>
     <w:rPr>
       <w:b/>
@@ -14102,6 +14756,7 @@
     <w:rsid w:val="00207A61"/>
     <w:rsid w:val="00324ACF"/>
     <w:rsid w:val="00351A43"/>
+    <w:rsid w:val="003943B5"/>
     <w:rsid w:val="003C6B5C"/>
     <w:rsid w:val="00432929"/>
     <w:rsid w:val="004A7EE6"/>
@@ -14991,7 +15646,7 @@
 </file>
 
 <file path=customXml/itemProps3.xml><?xml version="1.0" encoding="utf-8"?>
-<ds:datastoreItem xmlns:ds="http://schemas.openxmlformats.org/officeDocument/2006/customXml" ds:itemID="{978AFD45-52AE-45FF-9266-007CF12A0367}">
+<ds:datastoreItem xmlns:ds="http://schemas.openxmlformats.org/officeDocument/2006/customXml" ds:itemID="{122A0115-39C7-4F95-9F92-E9967FC5D26E}">
   <ds:schemaRefs>
     <ds:schemaRef ds:uri="http://schemas.openxmlformats.org/officeDocument/2006/bibliography"/>
   </ds:schemaRefs>

--- a/IT353 Project.docx
+++ b/IT353 Project.docx
@@ -1,6 +1,6 @@
 
 <file path=word/document.xml><?xml version="1.0" encoding="utf-8"?>
-<w:document xmlns:wpc="http://schemas.microsoft.com/office/word/2010/wordprocessingCanvas" xmlns:cx="http://schemas.microsoft.com/office/drawing/2014/chartex" xmlns:mc="http://schemas.openxmlformats.org/markup-compatibility/2006" xmlns:o="urn:schemas-microsoft-com:office:office" xmlns:r="http://schemas.openxmlformats.org/officeDocument/2006/relationships" xmlns:m="http://schemas.openxmlformats.org/officeDocument/2006/math" xmlns:v="urn:schemas-microsoft-com:vml" xmlns:wp14="http://schemas.microsoft.com/office/word/2010/wordprocessingDrawing" xmlns:wp="http://schemas.openxmlformats.org/drawingml/2006/wordprocessingDrawing" xmlns:w10="urn:schemas-microsoft-com:office:word" xmlns:w="http://schemas.openxmlformats.org/wordprocessingml/2006/main" xmlns:w14="http://schemas.microsoft.com/office/word/2010/wordml" xmlns:w15="http://schemas.microsoft.com/office/word/2012/wordml" xmlns:w16se="http://schemas.microsoft.com/office/word/2015/wordml/symex" xmlns:wpg="http://schemas.microsoft.com/office/word/2010/wordprocessingGroup" xmlns:wpi="http://schemas.microsoft.com/office/word/2010/wordprocessingInk" xmlns:wne="http://schemas.microsoft.com/office/word/2006/wordml" xmlns:wps="http://schemas.microsoft.com/office/word/2010/wordprocessingShape" mc:Ignorable="w14 w15 w16se wp14">
+<w:document xmlns:wpc="http://schemas.microsoft.com/office/word/2010/wordprocessingCanvas" xmlns:cx="http://schemas.microsoft.com/office/drawing/2014/chartex" xmlns:cx1="http://schemas.microsoft.com/office/drawing/2015/9/8/chartex" xmlns:cx2="http://schemas.microsoft.com/office/drawing/2015/10/21/chartex" xmlns:cx3="http://schemas.microsoft.com/office/drawing/2016/5/9/chartex" xmlns:cx4="http://schemas.microsoft.com/office/drawing/2016/5/10/chartex" xmlns:cx5="http://schemas.microsoft.com/office/drawing/2016/5/11/chartex" xmlns:cx6="http://schemas.microsoft.com/office/drawing/2016/5/12/chartex" xmlns:cx7="http://schemas.microsoft.com/office/drawing/2016/5/13/chartex" xmlns:cx8="http://schemas.microsoft.com/office/drawing/2016/5/14/chartex" xmlns:mc="http://schemas.openxmlformats.org/markup-compatibility/2006" xmlns:aink="http://schemas.microsoft.com/office/drawing/2016/ink" xmlns:am3d="http://schemas.microsoft.com/office/drawing/2017/model3d" xmlns:o="urn:schemas-microsoft-com:office:office" xmlns:oel="http://schemas.microsoft.com/office/2019/extlst" xmlns:r="http://schemas.openxmlformats.org/officeDocument/2006/relationships" xmlns:m="http://schemas.openxmlformats.org/officeDocument/2006/math" xmlns:v="urn:schemas-microsoft-com:vml" xmlns:wp14="http://schemas.microsoft.com/office/word/2010/wordprocessingDrawing" xmlns:wp="http://schemas.openxmlformats.org/drawingml/2006/wordprocessingDrawing" xmlns:w10="urn:schemas-microsoft-com:office:word" xmlns:w="http://schemas.openxmlformats.org/wordprocessingml/2006/main" xmlns:w14="http://schemas.microsoft.com/office/word/2010/wordml" xmlns:w15="http://schemas.microsoft.com/office/word/2012/wordml" xmlns:w16cex="http://schemas.microsoft.com/office/word/2018/wordml/cex" xmlns:w16cid="http://schemas.microsoft.com/office/word/2016/wordml/cid" xmlns:w16="http://schemas.microsoft.com/office/word/2018/wordml" xmlns:w16du="http://schemas.microsoft.com/office/word/2023/wordml/word16du" xmlns:w16sdtdh="http://schemas.microsoft.com/office/word/2020/wordml/sdtdatahash" xmlns:w16sdtfl="http://schemas.microsoft.com/office/word/2024/wordml/sdtformatlock" xmlns:w16se="http://schemas.microsoft.com/office/word/2015/wordml/symex" xmlns:wpg="http://schemas.microsoft.com/office/word/2010/wordprocessingGroup" xmlns:wpi="http://schemas.microsoft.com/office/word/2010/wordprocessingInk" xmlns:wne="http://schemas.microsoft.com/office/word/2006/wordml" xmlns:wps="http://schemas.microsoft.com/office/word/2010/wordprocessingShape" mc:Ignorable="w14 w15 w16se w16cid w16 w16cex w16sdtdh w16sdtfl w16du wp14">
   <w:body>
     <w:p>
       <w:r>
@@ -78,7 +78,7 @@
                             <w:sdtContent>
                               <w:p>
                                 <w:pPr>
-                                  <w:pStyle w:val="Title"/>
+                                  <w:pStyle w:val="a9"/>
                                   <w:jc w:val="center"/>
                                   <w:rPr>
                                     <w:sz w:val="56"/>
@@ -97,7 +97,7 @@
                           </w:sdt>
                           <w:p>
                             <w:pPr>
-                              <w:pStyle w:val="Subtitle"/>
+                              <w:pStyle w:val="a6"/>
                               <w:spacing w:after="120" w:line="240" w:lineRule="auto"/>
                               <w:ind w:left="706" w:right="720"/>
                               <w:jc w:val="center"/>
@@ -572,7 +572,7 @@
                 <v:stroke joinstyle="miter"/>
                 <v:path gradientshapeok="t" o:connecttype="rect"/>
               </v:shapetype>
-              <v:shape id="Text Box 14" o:spid="_x0000_s1026" type="#_x0000_t202" alt="Report title" style="position:absolute;margin-left:36.5pt;margin-top:90.15pt;width:540pt;height:141.5pt;z-index:-251641856;visibility:visible;mso-wrap-style:square;mso-width-percent:0;mso-height-percent:0;mso-wrap-distance-left:9pt;mso-wrap-distance-top:0;mso-wrap-distance-right:9pt;mso-wrap-distance-bottom:0;mso-position-horizontal:absolute;mso-position-horizontal-relative:page;mso-position-vertical:absolute;mso-position-vertical-relative:margin;mso-width-percent:0;mso-height-percent:0;mso-width-relative:margin;mso-height-relative:margin;v-text-anchor:bottom" o:gfxdata="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" o:allowoverlap="f" filled="f" stroked="f">
+              <v:shape id="Text Box 14" o:spid="_x0000_s1026" type="#_x0000_t202" alt="Report title" style="position:absolute;margin-left:36.5pt;margin-top:90.15pt;width:540pt;height:141.5pt;z-index:-251641856;visibility:visible;mso-wrap-style:square;mso-width-percent:0;mso-height-percent:0;mso-wrap-distance-left:9pt;mso-wrap-distance-top:0;mso-wrap-distance-right:9pt;mso-wrap-distance-bottom:0;mso-position-horizontal:absolute;mso-position-horizontal-relative:page;mso-position-vertical:absolute;mso-position-vertical-relative:margin;mso-width-percent:0;mso-height-percent:0;mso-width-relative:margin;mso-height-relative:margin;v-text-anchor:bottom" o:gfxdata="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" o:allowoverlap="f" filled="f" stroked="f">
                 <v:textbox inset="0,0,0,0">
                   <w:txbxContent>
                     <w:sdt>
@@ -594,7 +594,7 @@
                       <w:sdtContent>
                         <w:p>
                           <w:pPr>
-                            <w:pStyle w:val="Title"/>
+                            <w:pStyle w:val="a9"/>
                             <w:jc w:val="center"/>
                             <w:rPr>
                               <w:sz w:val="56"/>
@@ -613,7 +613,7 @@
                     </w:sdt>
                     <w:p>
                       <w:pPr>
-                        <w:pStyle w:val="Subtitle"/>
+                        <w:pStyle w:val="a6"/>
                         <w:spacing w:after="120" w:line="240" w:lineRule="auto"/>
                         <w:ind w:left="706" w:right="720"/>
                         <w:jc w:val="center"/>
@@ -1234,7 +1234,7 @@
           </mc:Choice>
           <mc:Fallback>
             <w:pict>
-              <v:shape w14:anchorId="6466823C" id="Text Box 2" o:spid="_x0000_s1027" type="#_x0000_t202" style="position:absolute;margin-left:40.3pt;margin-top:4.65pt;width:545.45pt;height:87.55pt;z-index:251679744;visibility:visible;mso-wrap-style:square;mso-width-percent:0;mso-height-percent:0;mso-wrap-distance-left:9pt;mso-wrap-distance-top:7.2pt;mso-wrap-distance-right:9pt;mso-wrap-distance-bottom:7.2pt;mso-position-horizontal:absolute;mso-position-horizontal-relative:page;mso-position-vertical:absolute;mso-position-vertical-relative:text;mso-width-percent:0;mso-height-percent:0;mso-width-relative:margin;mso-height-relative:margin;v-text-anchor:top" o:gfxdata="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" filled="f" stroked="f">
+              <v:shape w14:anchorId="6466823C" id="Text Box 2" o:spid="_x0000_s1027" type="#_x0000_t202" style="position:absolute;margin-left:40.3pt;margin-top:4.65pt;width:545.45pt;height:87.55pt;z-index:251679744;visibility:visible;mso-wrap-style:square;mso-width-percent:0;mso-height-percent:0;mso-wrap-distance-left:9pt;mso-wrap-distance-top:7.2pt;mso-wrap-distance-right:9pt;mso-wrap-distance-bottom:7.2pt;mso-position-horizontal:absolute;mso-position-horizontal-relative:page;mso-position-vertical:absolute;mso-position-vertical-relative:text;mso-width-percent:0;mso-height-percent:0;mso-width-relative:margin;mso-height-relative:margin;v-text-anchor:top" o:gfxdata="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" filled="f" stroked="f">
                 <v:textbox>
                   <w:txbxContent>
                     <w:p>
@@ -1498,7 +1498,7 @@
                               <w:txbxContent>
                                 <w:p>
                                   <w:pPr>
-                                    <w:pStyle w:val="ListParagraph"/>
+                                    <w:pStyle w:val="af5"/>
                                     <w:numPr>
                                       <w:ilvl w:val="0"/>
                                       <w:numId w:val="6"/>
@@ -1567,7 +1567,7 @@
                                 </w:p>
                                 <w:p>
                                   <w:pPr>
-                                    <w:pStyle w:val="ListParagraph"/>
+                                    <w:pStyle w:val="af5"/>
                                     <w:numPr>
                                       <w:ilvl w:val="0"/>
                                       <w:numId w:val="6"/>
@@ -1588,7 +1588,7 @@
                                 </w:p>
                                 <w:p>
                                   <w:pPr>
-                                    <w:pStyle w:val="ListParagraph"/>
+                                    <w:pStyle w:val="af5"/>
                                     <w:numPr>
                                       <w:ilvl w:val="0"/>
                                       <w:numId w:val="6"/>
@@ -1617,14 +1617,7 @@
                                     <w:rPr>
                                       <w:color w:val="auto"/>
                                     </w:rPr>
-                                    <w:t xml:space="preserve"> will be given if you try to bypass the </w:t>
-                                  </w:r>
-                                  <w:proofErr w:type="spellStart"/>
-                                  <w:r>
-                                    <w:rPr>
-                                      <w:color w:val="auto"/>
-                                    </w:rPr>
-                                    <w:t>SafeAssi</w:t>
+                                    <w:t xml:space="preserve"> will be given if you try to bypass the SafeAssi</w:t>
                                   </w:r>
                                   <w:r>
                                     <w:rPr>
@@ -1632,7 +1625,6 @@
                                     </w:rPr>
                                     <w:t>gn</w:t>
                                   </w:r>
-                                  <w:proofErr w:type="spellEnd"/>
                                   <w:r>
                                     <w:rPr>
                                       <w:color w:val="auto"/>
@@ -1708,7 +1700,7 @@
                                 </w:p>
                                 <w:p>
                                   <w:pPr>
-                                    <w:pStyle w:val="ListParagraph"/>
+                                    <w:pStyle w:val="af5"/>
                                     <w:numPr>
                                       <w:ilvl w:val="0"/>
                                       <w:numId w:val="6"/>
@@ -1730,7 +1722,7 @@
                                 </w:p>
                                 <w:p>
                                   <w:pPr>
-                                    <w:pStyle w:val="ListParagraph"/>
+                                    <w:pStyle w:val="af5"/>
                                     <w:numPr>
                                       <w:ilvl w:val="0"/>
                                       <w:numId w:val="6"/>
@@ -1758,7 +1750,7 @@
                                 </w:p>
                                 <w:p>
                                   <w:pPr>
-                                    <w:pStyle w:val="ListParagraph"/>
+                                    <w:pStyle w:val="af5"/>
                                     <w:numPr>
                                       <w:ilvl w:val="0"/>
                                       <w:numId w:val="6"/>
@@ -1780,7 +1772,7 @@
                                 </w:p>
                                 <w:p>
                                   <w:pPr>
-                                    <w:pStyle w:val="ListParagraph"/>
+                                    <w:pStyle w:val="af5"/>
                                     <w:numPr>
                                       <w:ilvl w:val="0"/>
                                       <w:numId w:val="6"/>
@@ -1827,7 +1819,7 @@
                                 </w:p>
                                 <w:p>
                                   <w:pPr>
-                                    <w:pStyle w:val="ListParagraph"/>
+                                    <w:pStyle w:val="af5"/>
                                     <w:numPr>
                                       <w:ilvl w:val="0"/>
                                       <w:numId w:val="6"/>
@@ -1849,7 +1841,7 @@
                                 </w:p>
                                 <w:p>
                                   <w:pPr>
-                                    <w:pStyle w:val="ListParagraph"/>
+                                    <w:pStyle w:val="af5"/>
                                     <w:numPr>
                                       <w:ilvl w:val="0"/>
                                       <w:numId w:val="6"/>
@@ -1889,7 +1881,7 @@
                                 </w:p>
                                 <w:p>
                                   <w:pPr>
-                                    <w:pStyle w:val="ListParagraph"/>
+                                    <w:pStyle w:val="af5"/>
                                     <w:numPr>
                                       <w:ilvl w:val="0"/>
                                       <w:numId w:val="6"/>
@@ -1951,7 +1943,7 @@
               </mc:Choice>
               <mc:Fallback>
                 <w:pict>
-                  <v:group w14:anchorId="31857F9A" id="Group 198" o:spid="_x0000_s1028" style="position:absolute;margin-left:-101.8pt;margin-top:331.65pt;width:518.25pt;height:308.6pt;z-index:251677696;mso-wrap-distance-left:14.4pt;mso-wrap-distance-top:3.6pt;mso-wrap-distance-right:14.4pt;mso-wrap-distance-bottom:3.6pt;mso-position-horizontal-relative:margin;mso-position-vertical-relative:margin;mso-width-relative:margin;mso-height-relative:margin" coordorigin=",228" coordsize="35784,21867" o:gfxdata="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">
+                  <v:group w14:anchorId="31857F9A" id="Group 198" o:spid="_x0000_s1028" style="position:absolute;margin-left:-101.8pt;margin-top:331.65pt;width:518.25pt;height:308.6pt;z-index:251677696;mso-wrap-distance-left:14.4pt;mso-wrap-distance-top:3.6pt;mso-wrap-distance-right:14.4pt;mso-wrap-distance-bottom:3.6pt;mso-position-horizontal-relative:margin;mso-position-vertical-relative:margin;mso-width-relative:margin;mso-height-relative:margin" coordorigin=",228" coordsize="35784,21867" o:gfxdata="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">
                     <v:rect id="Rectangle 199" o:spid="_x0000_s1029" style="position:absolute;top:228;width:35674;height:1949;visibility:visible;mso-wrap-style:square;v-text-anchor:middle" o:gfxdata="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" fillcolor="#ef4623 [3204]" stroked="f" strokeweight="2pt">
                       <v:textbox>
                         <w:txbxContent>
@@ -1986,7 +1978,7 @@
                         <w:txbxContent>
                           <w:p>
                             <w:pPr>
-                              <w:pStyle w:val="ListParagraph"/>
+                              <w:pStyle w:val="af5"/>
                               <w:numPr>
                                 <w:ilvl w:val="0"/>
                                 <w:numId w:val="6"/>
@@ -2055,7 +2047,7 @@
                           </w:p>
                           <w:p>
                             <w:pPr>
-                              <w:pStyle w:val="ListParagraph"/>
+                              <w:pStyle w:val="af5"/>
                               <w:numPr>
                                 <w:ilvl w:val="0"/>
                                 <w:numId w:val="6"/>
@@ -2076,7 +2068,7 @@
                           </w:p>
                           <w:p>
                             <w:pPr>
-                              <w:pStyle w:val="ListParagraph"/>
+                              <w:pStyle w:val="af5"/>
                               <w:numPr>
                                 <w:ilvl w:val="0"/>
                                 <w:numId w:val="6"/>
@@ -2105,14 +2097,7 @@
                               <w:rPr>
                                 <w:color w:val="auto"/>
                               </w:rPr>
-                              <w:t xml:space="preserve"> will be given if you try to bypass the </w:t>
-                            </w:r>
-                            <w:proofErr w:type="spellStart"/>
-                            <w:r>
-                              <w:rPr>
-                                <w:color w:val="auto"/>
-                              </w:rPr>
-                              <w:t>SafeAssi</w:t>
+                              <w:t xml:space="preserve"> will be given if you try to bypass the SafeAssi</w:t>
                             </w:r>
                             <w:r>
                               <w:rPr>
@@ -2120,7 +2105,6 @@
                               </w:rPr>
                               <w:t>gn</w:t>
                             </w:r>
-                            <w:proofErr w:type="spellEnd"/>
                             <w:r>
                               <w:rPr>
                                 <w:color w:val="auto"/>
@@ -2196,7 +2180,7 @@
                           </w:p>
                           <w:p>
                             <w:pPr>
-                              <w:pStyle w:val="ListParagraph"/>
+                              <w:pStyle w:val="af5"/>
                               <w:numPr>
                                 <w:ilvl w:val="0"/>
                                 <w:numId w:val="6"/>
@@ -2218,7 +2202,7 @@
                           </w:p>
                           <w:p>
                             <w:pPr>
-                              <w:pStyle w:val="ListParagraph"/>
+                              <w:pStyle w:val="af5"/>
                               <w:numPr>
                                 <w:ilvl w:val="0"/>
                                 <w:numId w:val="6"/>
@@ -2246,7 +2230,7 @@
                           </w:p>
                           <w:p>
                             <w:pPr>
-                              <w:pStyle w:val="ListParagraph"/>
+                              <w:pStyle w:val="af5"/>
                               <w:numPr>
                                 <w:ilvl w:val="0"/>
                                 <w:numId w:val="6"/>
@@ -2268,7 +2252,7 @@
                           </w:p>
                           <w:p>
                             <w:pPr>
-                              <w:pStyle w:val="ListParagraph"/>
+                              <w:pStyle w:val="af5"/>
                               <w:numPr>
                                 <w:ilvl w:val="0"/>
                                 <w:numId w:val="6"/>
@@ -2315,7 +2299,7 @@
                           </w:p>
                           <w:p>
                             <w:pPr>
-                              <w:pStyle w:val="ListParagraph"/>
+                              <w:pStyle w:val="af5"/>
                               <w:numPr>
                                 <w:ilvl w:val="0"/>
                                 <w:numId w:val="6"/>
@@ -2337,7 +2321,7 @@
                           </w:p>
                           <w:p>
                             <w:pPr>
-                              <w:pStyle w:val="ListParagraph"/>
+                              <w:pStyle w:val="af5"/>
                               <w:numPr>
                                 <w:ilvl w:val="0"/>
                                 <w:numId w:val="6"/>
@@ -2377,7 +2361,7 @@
                           </w:p>
                           <w:p>
                             <w:pPr>
-                              <w:pStyle w:val="ListParagraph"/>
+                              <w:pStyle w:val="af5"/>
                               <w:numPr>
                                 <w:ilvl w:val="0"/>
                                 <w:numId w:val="6"/>
@@ -2494,6 +2478,7 @@
                                     <w:dataBinding w:prefixMappings="xmlns:ns0='http://schemas.openxmlformats.org/officeDocument/2006/extended-properties' " w:xpath="/ns0:Properties[1]/ns0:Company[1]" w:storeItemID="{6668398D-A668-4E3E-A5EB-62B293D839F1}"/>
                                     <w:text/>
                                   </w:sdtPr>
+                                  <w:sdtEndPr/>
                                   <w:sdtContent>
                                     <w:r>
                                       <w:t>Student Details:                                            CRN:50267</w:t>
@@ -2515,9 +2500,9 @@
                                   <w:tblLook w:val="04A0" w:firstRow="1" w:lastRow="0" w:firstColumn="1" w:lastColumn="0" w:noHBand="0" w:noVBand="1"/>
                                 </w:tblPr>
                                 <w:tblGrid>
-                                  <w:gridCol w:w="3591"/>
-                                  <w:gridCol w:w="3592"/>
-                                  <w:gridCol w:w="3592"/>
+                                  <w:gridCol w:w="3596"/>
+                                  <w:gridCol w:w="3597"/>
+                                  <w:gridCol w:w="3597"/>
                                 </w:tblGrid>
                                 <w:tr>
                                   <w:trPr>
@@ -2556,7 +2541,7 @@
                                     </w:tcPr>
                                     <w:p>
                                       <w:pPr>
-                                        <w:pStyle w:val="Footer"/>
+                                        <w:pStyle w:val="a5"/>
                                         <w:rPr>
                                           <w:b/>
                                           <w:bCs/>
@@ -2589,32 +2574,12 @@
                                           <w:sz w:val="22"/>
                                           <w:szCs w:val="22"/>
                                         </w:rPr>
-                                        <w:t xml:space="preserve">Adel </w:t>
-                                      </w:r>
-                                      <w:proofErr w:type="spellStart"/>
-                                      <w:r>
-                                        <w:rPr>
-                                          <w:b/>
-                                          <w:bCs/>
-                                          <w:sz w:val="22"/>
-                                          <w:szCs w:val="22"/>
-                                        </w:rPr>
-                                        <w:t>Saleem</w:t>
-                                      </w:r>
-                                      <w:proofErr w:type="spellEnd"/>
-                                      <w:r>
-                                        <w:rPr>
-                                          <w:b/>
-                                          <w:bCs/>
-                                          <w:sz w:val="22"/>
-                                          <w:szCs w:val="22"/>
-                                        </w:rPr>
-                                        <w:t xml:space="preserve"> Alhrbi</w:t>
+                                        <w:t>Adel Saleem Alhrbi</w:t>
                                       </w:r>
                                     </w:p>
                                     <w:p>
                                       <w:pPr>
-                                        <w:pStyle w:val="Footer"/>
+                                        <w:pStyle w:val="a5"/>
                                         <w:rPr>
                                           <w:b/>
                                           <w:bCs/>
@@ -2631,21 +2596,12 @@
                                         </w:rPr>
                                         <w:t xml:space="preserve">Name: </w:t>
                                       </w:r>
-                                      <w:proofErr w:type="spellStart"/>
                                       <w:r>
                                         <w:rPr>
                                           <w:b/>
                                           <w:bCs/>
                                         </w:rPr>
-                                        <w:t>Talal</w:t>
-                                      </w:r>
-                                      <w:proofErr w:type="spellEnd"/>
-                                      <w:r>
-                                        <w:rPr>
-                                          <w:b/>
-                                          <w:bCs/>
-                                        </w:rPr>
-                                        <w:t xml:space="preserve"> </w:t>
+                                        <w:t xml:space="preserve">Talal </w:t>
                                       </w:r>
                                       <w:proofErr w:type="spellStart"/>
                                       <w:r>
@@ -2675,7 +2631,7 @@
                                     </w:p>
                                     <w:p>
                                       <w:pPr>
-                                        <w:pStyle w:val="Footer"/>
+                                        <w:pStyle w:val="a5"/>
                                         <w:rPr>
                                           <w:b/>
                                           <w:bCs/>
@@ -2695,21 +2651,12 @@
                                       <w:r>
                                         <w:t xml:space="preserve"> </w:t>
                                       </w:r>
-                                      <w:proofErr w:type="spellStart"/>
                                       <w:r>
                                         <w:rPr>
                                           <w:b/>
                                           <w:bCs/>
                                         </w:rPr>
-                                        <w:t>Suhair</w:t>
-                                      </w:r>
-                                      <w:proofErr w:type="spellEnd"/>
-                                      <w:r>
-                                        <w:rPr>
-                                          <w:b/>
-                                          <w:bCs/>
-                                        </w:rPr>
-                                        <w:t xml:space="preserve"> </w:t>
+                                        <w:t xml:space="preserve">Suhair </w:t>
                                       </w:r>
                                       <w:proofErr w:type="spellStart"/>
                                       <w:r>
@@ -2739,7 +2686,7 @@
                                     </w:p>
                                     <w:p>
                                       <w:pPr>
-                                        <w:pStyle w:val="Footer"/>
+                                        <w:pStyle w:val="a5"/>
                                         <w:rPr>
                                           <w:b/>
                                           <w:bCs/>
@@ -2764,37 +2711,12 @@
                                           <w:b/>
                                           <w:bCs/>
                                         </w:rPr>
-                                        <w:t xml:space="preserve">Saud </w:t>
+                                        <w:t>Saud Abdulaziz Alghamdi</w:t>
                                       </w:r>
-                                      <w:proofErr w:type="spellStart"/>
-                                      <w:r>
-                                        <w:rPr>
-                                          <w:b/>
-                                          <w:bCs/>
-                                        </w:rPr>
-                                        <w:t>Abdulaziz</w:t>
-                                      </w:r>
-                                      <w:proofErr w:type="spellEnd"/>
-                                      <w:r>
-                                        <w:rPr>
-                                          <w:b/>
-                                          <w:bCs/>
-                                        </w:rPr>
-                                        <w:t xml:space="preserve"> </w:t>
-                                      </w:r>
-                                      <w:proofErr w:type="spellStart"/>
-                                      <w:r>
-                                        <w:rPr>
-                                          <w:b/>
-                                          <w:bCs/>
-                                        </w:rPr>
-                                        <w:t>Alghamdi</w:t>
-                                      </w:r>
-                                      <w:proofErr w:type="spellEnd"/>
                                     </w:p>
                                     <w:p>
                                       <w:pPr>
-                                        <w:pStyle w:val="Footer"/>
+                                        <w:pStyle w:val="a5"/>
                                         <w:rPr>
                                           <w:b/>
                                           <w:bCs/>
@@ -2814,7 +2736,6 @@
                                       <w:r>
                                         <w:t xml:space="preserve"> </w:t>
                                       </w:r>
-                                      <w:proofErr w:type="spellStart"/>
                                       <w:r>
                                         <w:rPr>
                                           <w:b/>
@@ -2822,29 +2743,8 @@
                                           <w:sz w:val="22"/>
                                           <w:szCs w:val="22"/>
                                         </w:rPr>
-                                        <w:t>Abdulrahman</w:t>
+                                        <w:t>Abdulrahman Alsalem</w:t>
                                       </w:r>
-                                      <w:proofErr w:type="spellEnd"/>
-                                      <w:r>
-                                        <w:rPr>
-                                          <w:b/>
-                                          <w:bCs/>
-                                          <w:sz w:val="22"/>
-                                          <w:szCs w:val="22"/>
-                                        </w:rPr>
-                                        <w:t xml:space="preserve"> </w:t>
-                                      </w:r>
-                                      <w:proofErr w:type="spellStart"/>
-                                      <w:r>
-                                        <w:rPr>
-                                          <w:b/>
-                                          <w:bCs/>
-                                          <w:sz w:val="22"/>
-                                          <w:szCs w:val="22"/>
-                                        </w:rPr>
-                                        <w:t>Alsalem</w:t>
-                                      </w:r>
-                                      <w:proofErr w:type="spellEnd"/>
                                     </w:p>
                                   </w:tc>
                                   <w:tc>
@@ -2856,15 +2756,13 @@
                                     </w:tcPr>
                                     <w:p>
                                       <w:pPr>
-                                        <w:pStyle w:val="Footer"/>
+                                        <w:pStyle w:val="a5"/>
                                         <w:ind w:left="0"/>
                                         <w:rPr>
                                           <w:b/>
                                           <w:bCs/>
                                         </w:rPr>
                                       </w:pPr>
-                                      <w:bookmarkStart w:id="0" w:name="_GoBack"/>
-                                      <w:bookmarkEnd w:id="0"/>
                                     </w:p>
                                   </w:tc>
                                   <w:tc>
@@ -2876,7 +2774,7 @@
                                     </w:tcPr>
                                     <w:p>
                                       <w:pPr>
-                                        <w:pStyle w:val="Footer"/>
+                                        <w:pStyle w:val="a5"/>
                                         <w:rPr>
                                           <w:b/>
                                           <w:bCs/>
@@ -2905,7 +2803,7 @@
                                     </w:p>
                                     <w:p>
                                       <w:pPr>
-                                        <w:pStyle w:val="Footer"/>
+                                        <w:pStyle w:val="a5"/>
                                         <w:rPr>
                                           <w:b/>
                                           <w:bCs/>
@@ -2934,7 +2832,7 @@
                                     </w:p>
                                     <w:p>
                                       <w:pPr>
-                                        <w:pStyle w:val="Footer"/>
+                                        <w:pStyle w:val="a5"/>
                                         <w:rPr>
                                           <w:b/>
                                           <w:bCs/>
@@ -2966,7 +2864,7 @@
                                     </w:p>
                                     <w:p>
                                       <w:pPr>
-                                        <w:pStyle w:val="Footer"/>
+                                        <w:pStyle w:val="a5"/>
                                         <w:rPr>
                                           <w:b/>
                                           <w:bCs/>
@@ -2998,7 +2896,7 @@
                                     </w:p>
                                     <w:p>
                                       <w:pPr>
-                                        <w:pStyle w:val="Footer"/>
+                                        <w:pStyle w:val="a5"/>
                                         <w:rPr>
                                           <w:b/>
                                           <w:bCs/>
@@ -3030,7 +2928,7 @@
                                     </w:p>
                                     <w:p>
                                       <w:pPr>
-                                        <w:pStyle w:val="Footer"/>
+                                        <w:pStyle w:val="a5"/>
                                         <w:rPr>
                                           <w:b/>
                                           <w:bCs/>
@@ -3052,7 +2950,7 @@
                                     </w:tcPr>
                                     <w:p>
                                       <w:pPr>
-                                        <w:pStyle w:val="Footer"/>
+                                        <w:pStyle w:val="a5"/>
                                         <w:rPr>
                                           <w:b/>
                                           <w:bCs/>
@@ -3071,7 +2969,7 @@
                                     </w:tcPr>
                                     <w:p>
                                       <w:pPr>
-                                        <w:pStyle w:val="Footer"/>
+                                        <w:pStyle w:val="a5"/>
                                         <w:ind w:left="0"/>
                                         <w:rPr>
                                           <w:b/>
@@ -3089,7 +2987,7 @@
                                     </w:tcPr>
                                     <w:p>
                                       <w:pPr>
-                                        <w:pStyle w:val="Footer"/>
+                                        <w:pStyle w:val="a5"/>
                                         <w:rPr>
                                           <w:b/>
                                           <w:bCs/>
@@ -3112,7 +3010,7 @@
                                     </w:tcPr>
                                     <w:p>
                                       <w:pPr>
-                                        <w:pStyle w:val="Footer"/>
+                                        <w:pStyle w:val="a5"/>
                                       </w:pPr>
                                     </w:p>
                                   </w:tc>
@@ -3123,7 +3021,7 @@
                                     </w:tcPr>
                                     <w:p>
                                       <w:pPr>
-                                        <w:pStyle w:val="Footer"/>
+                                        <w:pStyle w:val="a5"/>
                                       </w:pPr>
                                     </w:p>
                                   </w:tc>
@@ -3134,7 +3032,7 @@
                                     </w:tcPr>
                                     <w:p>
                                       <w:pPr>
-                                        <w:pStyle w:val="Footer"/>
+                                        <w:pStyle w:val="a5"/>
                                       </w:pPr>
                                     </w:p>
                                   </w:tc>
@@ -3142,7 +3040,7 @@
                               </w:tbl>
                               <w:p>
                                 <w:pPr>
-                                  <w:pStyle w:val="NoSpacing"/>
+                                  <w:pStyle w:val="ad"/>
                                 </w:pPr>
                               </w:p>
                             </w:txbxContent>
@@ -3167,7 +3065,7 @@
               </mc:Choice>
               <mc:Fallback>
                 <w:pict>
-                  <v:shape w14:anchorId="7CBAAF0B" id="Text Box 15" o:spid="_x0000_s1031" type="#_x0000_t202" alt="contact info" style="position:absolute;margin-left:36.5pt;margin-top:226.65pt;width:540pt;height:114pt;z-index:251675648;visibility:visible;mso-wrap-style:square;mso-width-percent:1282;mso-height-percent:0;mso-wrap-distance-left:9pt;mso-wrap-distance-top:0;mso-wrap-distance-right:9pt;mso-wrap-distance-bottom:0;mso-position-horizontal:absolute;mso-position-horizontal-relative:page;mso-position-vertical:absolute;mso-position-vertical-relative:margin;mso-width-percent:1282;mso-height-percent:0;mso-width-relative:margin;mso-height-relative:margin;v-text-anchor:bottom" o:gfxdata="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" o:allowoverlap="f" filled="f" stroked="f" strokeweight=".5pt">
+                  <v:shape w14:anchorId="7CBAAF0B" id="Text Box 15" o:spid="_x0000_s1031" type="#_x0000_t202" alt="contact info" style="position:absolute;margin-left:36.5pt;margin-top:226.65pt;width:540pt;height:114pt;z-index:251675648;visibility:visible;mso-wrap-style:square;mso-width-percent:1282;mso-height-percent:0;mso-wrap-distance-left:9pt;mso-wrap-distance-top:0;mso-wrap-distance-right:9pt;mso-wrap-distance-bottom:0;mso-position-horizontal:absolute;mso-position-horizontal-relative:page;mso-position-vertical:absolute;mso-position-vertical-relative:margin;mso-width-percent:1282;mso-height-percent:0;mso-width-relative:margin;mso-height-relative:margin;v-text-anchor:bottom" o:gfxdata="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" o:allowoverlap="f" filled="f" stroked="f" strokeweight=".5pt">
                     <v:textbox inset="0,0,0,0">
                       <w:txbxContent>
                         <w:p>
@@ -3182,6 +3080,7 @@
                               <w:dataBinding w:prefixMappings="xmlns:ns0='http://schemas.openxmlformats.org/officeDocument/2006/extended-properties' " w:xpath="/ns0:Properties[1]/ns0:Company[1]" w:storeItemID="{6668398D-A668-4E3E-A5EB-62B293D839F1}"/>
                               <w:text/>
                             </w:sdtPr>
+                            <w:sdtEndPr/>
                             <w:sdtContent>
                               <w:r>
                                 <w:t>Student Details:                                            CRN:50267</w:t>
@@ -3203,9 +3102,9 @@
                             <w:tblLook w:val="04A0" w:firstRow="1" w:lastRow="0" w:firstColumn="1" w:lastColumn="0" w:noHBand="0" w:noVBand="1"/>
                           </w:tblPr>
                           <w:tblGrid>
-                            <w:gridCol w:w="3591"/>
-                            <w:gridCol w:w="3592"/>
-                            <w:gridCol w:w="3592"/>
+                            <w:gridCol w:w="3596"/>
+                            <w:gridCol w:w="3597"/>
+                            <w:gridCol w:w="3597"/>
                           </w:tblGrid>
                           <w:tr>
                             <w:trPr>
@@ -3244,7 +3143,7 @@
                               </w:tcPr>
                               <w:p>
                                 <w:pPr>
-                                  <w:pStyle w:val="Footer"/>
+                                  <w:pStyle w:val="a5"/>
                                   <w:rPr>
                                     <w:b/>
                                     <w:bCs/>
@@ -3277,32 +3176,12 @@
                                     <w:sz w:val="22"/>
                                     <w:szCs w:val="22"/>
                                   </w:rPr>
-                                  <w:t xml:space="preserve">Adel </w:t>
-                                </w:r>
-                                <w:proofErr w:type="spellStart"/>
-                                <w:r>
-                                  <w:rPr>
-                                    <w:b/>
-                                    <w:bCs/>
-                                    <w:sz w:val="22"/>
-                                    <w:szCs w:val="22"/>
-                                  </w:rPr>
-                                  <w:t>Saleem</w:t>
-                                </w:r>
-                                <w:proofErr w:type="spellEnd"/>
-                                <w:r>
-                                  <w:rPr>
-                                    <w:b/>
-                                    <w:bCs/>
-                                    <w:sz w:val="22"/>
-                                    <w:szCs w:val="22"/>
-                                  </w:rPr>
-                                  <w:t xml:space="preserve"> Alhrbi</w:t>
+                                  <w:t>Adel Saleem Alhrbi</w:t>
                                 </w:r>
                               </w:p>
                               <w:p>
                                 <w:pPr>
-                                  <w:pStyle w:val="Footer"/>
+                                  <w:pStyle w:val="a5"/>
                                   <w:rPr>
                                     <w:b/>
                                     <w:bCs/>
@@ -3319,21 +3198,12 @@
                                   </w:rPr>
                                   <w:t xml:space="preserve">Name: </w:t>
                                 </w:r>
-                                <w:proofErr w:type="spellStart"/>
                                 <w:r>
                                   <w:rPr>
                                     <w:b/>
                                     <w:bCs/>
                                   </w:rPr>
-                                  <w:t>Talal</w:t>
-                                </w:r>
-                                <w:proofErr w:type="spellEnd"/>
-                                <w:r>
-                                  <w:rPr>
-                                    <w:b/>
-                                    <w:bCs/>
-                                  </w:rPr>
-                                  <w:t xml:space="preserve"> </w:t>
+                                  <w:t xml:space="preserve">Talal </w:t>
                                 </w:r>
                                 <w:proofErr w:type="spellStart"/>
                                 <w:r>
@@ -3363,7 +3233,7 @@
                               </w:p>
                               <w:p>
                                 <w:pPr>
-                                  <w:pStyle w:val="Footer"/>
+                                  <w:pStyle w:val="a5"/>
                                   <w:rPr>
                                     <w:b/>
                                     <w:bCs/>
@@ -3383,21 +3253,12 @@
                                 <w:r>
                                   <w:t xml:space="preserve"> </w:t>
                                 </w:r>
-                                <w:proofErr w:type="spellStart"/>
                                 <w:r>
                                   <w:rPr>
                                     <w:b/>
                                     <w:bCs/>
                                   </w:rPr>
-                                  <w:t>Suhair</w:t>
-                                </w:r>
-                                <w:proofErr w:type="spellEnd"/>
-                                <w:r>
-                                  <w:rPr>
-                                    <w:b/>
-                                    <w:bCs/>
-                                  </w:rPr>
-                                  <w:t xml:space="preserve"> </w:t>
+                                  <w:t xml:space="preserve">Suhair </w:t>
                                 </w:r>
                                 <w:proofErr w:type="spellStart"/>
                                 <w:r>
@@ -3427,7 +3288,7 @@
                               </w:p>
                               <w:p>
                                 <w:pPr>
-                                  <w:pStyle w:val="Footer"/>
+                                  <w:pStyle w:val="a5"/>
                                   <w:rPr>
                                     <w:b/>
                                     <w:bCs/>
@@ -3452,37 +3313,12 @@
                                     <w:b/>
                                     <w:bCs/>
                                   </w:rPr>
-                                  <w:t xml:space="preserve">Saud </w:t>
+                                  <w:t>Saud Abdulaziz Alghamdi</w:t>
                                 </w:r>
-                                <w:proofErr w:type="spellStart"/>
-                                <w:r>
-                                  <w:rPr>
-                                    <w:b/>
-                                    <w:bCs/>
-                                  </w:rPr>
-                                  <w:t>Abdulaziz</w:t>
-                                </w:r>
-                                <w:proofErr w:type="spellEnd"/>
-                                <w:r>
-                                  <w:rPr>
-                                    <w:b/>
-                                    <w:bCs/>
-                                  </w:rPr>
-                                  <w:t xml:space="preserve"> </w:t>
-                                </w:r>
-                                <w:proofErr w:type="spellStart"/>
-                                <w:r>
-                                  <w:rPr>
-                                    <w:b/>
-                                    <w:bCs/>
-                                  </w:rPr>
-                                  <w:t>Alghamdi</w:t>
-                                </w:r>
-                                <w:proofErr w:type="spellEnd"/>
                               </w:p>
                               <w:p>
                                 <w:pPr>
-                                  <w:pStyle w:val="Footer"/>
+                                  <w:pStyle w:val="a5"/>
                                   <w:rPr>
                                     <w:b/>
                                     <w:bCs/>
@@ -3502,7 +3338,6 @@
                                 <w:r>
                                   <w:t xml:space="preserve"> </w:t>
                                 </w:r>
-                                <w:proofErr w:type="spellStart"/>
                                 <w:r>
                                   <w:rPr>
                                     <w:b/>
@@ -3510,29 +3345,8 @@
                                     <w:sz w:val="22"/>
                                     <w:szCs w:val="22"/>
                                   </w:rPr>
-                                  <w:t>Abdulrahman</w:t>
+                                  <w:t>Abdulrahman Alsalem</w:t>
                                 </w:r>
-                                <w:proofErr w:type="spellEnd"/>
-                                <w:r>
-                                  <w:rPr>
-                                    <w:b/>
-                                    <w:bCs/>
-                                    <w:sz w:val="22"/>
-                                    <w:szCs w:val="22"/>
-                                  </w:rPr>
-                                  <w:t xml:space="preserve"> </w:t>
-                                </w:r>
-                                <w:proofErr w:type="spellStart"/>
-                                <w:r>
-                                  <w:rPr>
-                                    <w:b/>
-                                    <w:bCs/>
-                                    <w:sz w:val="22"/>
-                                    <w:szCs w:val="22"/>
-                                  </w:rPr>
-                                  <w:t>Alsalem</w:t>
-                                </w:r>
-                                <w:proofErr w:type="spellEnd"/>
                               </w:p>
                             </w:tc>
                             <w:tc>
@@ -3544,15 +3358,13 @@
                               </w:tcPr>
                               <w:p>
                                 <w:pPr>
-                                  <w:pStyle w:val="Footer"/>
+                                  <w:pStyle w:val="a5"/>
                                   <w:ind w:left="0"/>
                                   <w:rPr>
                                     <w:b/>
                                     <w:bCs/>
                                   </w:rPr>
                                 </w:pPr>
-                                <w:bookmarkStart w:id="1" w:name="_GoBack"/>
-                                <w:bookmarkEnd w:id="1"/>
                               </w:p>
                             </w:tc>
                             <w:tc>
@@ -3564,7 +3376,7 @@
                               </w:tcPr>
                               <w:p>
                                 <w:pPr>
-                                  <w:pStyle w:val="Footer"/>
+                                  <w:pStyle w:val="a5"/>
                                   <w:rPr>
                                     <w:b/>
                                     <w:bCs/>
@@ -3593,7 +3405,7 @@
                               </w:p>
                               <w:p>
                                 <w:pPr>
-                                  <w:pStyle w:val="Footer"/>
+                                  <w:pStyle w:val="a5"/>
                                   <w:rPr>
                                     <w:b/>
                                     <w:bCs/>
@@ -3622,7 +3434,7 @@
                               </w:p>
                               <w:p>
                                 <w:pPr>
-                                  <w:pStyle w:val="Footer"/>
+                                  <w:pStyle w:val="a5"/>
                                   <w:rPr>
                                     <w:b/>
                                     <w:bCs/>
@@ -3654,7 +3466,7 @@
                               </w:p>
                               <w:p>
                                 <w:pPr>
-                                  <w:pStyle w:val="Footer"/>
+                                  <w:pStyle w:val="a5"/>
                                   <w:rPr>
                                     <w:b/>
                                     <w:bCs/>
@@ -3686,7 +3498,7 @@
                               </w:p>
                               <w:p>
                                 <w:pPr>
-                                  <w:pStyle w:val="Footer"/>
+                                  <w:pStyle w:val="a5"/>
                                   <w:rPr>
                                     <w:b/>
                                     <w:bCs/>
@@ -3718,7 +3530,7 @@
                               </w:p>
                               <w:p>
                                 <w:pPr>
-                                  <w:pStyle w:val="Footer"/>
+                                  <w:pStyle w:val="a5"/>
                                   <w:rPr>
                                     <w:b/>
                                     <w:bCs/>
@@ -3740,7 +3552,7 @@
                               </w:tcPr>
                               <w:p>
                                 <w:pPr>
-                                  <w:pStyle w:val="Footer"/>
+                                  <w:pStyle w:val="a5"/>
                                   <w:rPr>
                                     <w:b/>
                                     <w:bCs/>
@@ -3759,7 +3571,7 @@
                               </w:tcPr>
                               <w:p>
                                 <w:pPr>
-                                  <w:pStyle w:val="Footer"/>
+                                  <w:pStyle w:val="a5"/>
                                   <w:ind w:left="0"/>
                                   <w:rPr>
                                     <w:b/>
@@ -3777,7 +3589,7 @@
                               </w:tcPr>
                               <w:p>
                                 <w:pPr>
-                                  <w:pStyle w:val="Footer"/>
+                                  <w:pStyle w:val="a5"/>
                                   <w:rPr>
                                     <w:b/>
                                     <w:bCs/>
@@ -3800,7 +3612,7 @@
                               </w:tcPr>
                               <w:p>
                                 <w:pPr>
-                                  <w:pStyle w:val="Footer"/>
+                                  <w:pStyle w:val="a5"/>
                                 </w:pPr>
                               </w:p>
                             </w:tc>
@@ -3811,7 +3623,7 @@
                               </w:tcPr>
                               <w:p>
                                 <w:pPr>
-                                  <w:pStyle w:val="Footer"/>
+                                  <w:pStyle w:val="a5"/>
                                 </w:pPr>
                               </w:p>
                             </w:tc>
@@ -3822,7 +3634,7 @@
                               </w:tcPr>
                               <w:p>
                                 <w:pPr>
-                                  <w:pStyle w:val="Footer"/>
+                                  <w:pStyle w:val="a5"/>
                                 </w:pPr>
                               </w:p>
                             </w:tc>
@@ -3830,7 +3642,7 @@
                         </w:tbl>
                         <w:p>
                           <w:pPr>
-                            <w:pStyle w:val="NoSpacing"/>
+                            <w:pStyle w:val="ad"/>
                           </w:pPr>
                         </w:p>
                       </w:txbxContent>
@@ -3866,7 +3678,7 @@
     </w:p>
     <w:p>
       <w:pPr>
-        <w:pStyle w:val="Heading1"/>
+        <w:pStyle w:val="1"/>
       </w:pPr>
       <w:r>
         <w:lastRenderedPageBreak/>
@@ -3875,7 +3687,7 @@
     </w:p>
     <w:p>
       <w:pPr>
-        <w:pStyle w:val="ListParagraph"/>
+        <w:pStyle w:val="af5"/>
         <w:numPr>
           <w:ilvl w:val="0"/>
           <w:numId w:val="20"/>
@@ -3899,7 +3711,7 @@
     </w:p>
     <w:p>
       <w:pPr>
-        <w:pStyle w:val="ListParagraph"/>
+        <w:pStyle w:val="af5"/>
         <w:rPr>
           <w:sz w:val="24"/>
           <w:szCs w:val="24"/>
@@ -3915,7 +3727,7 @@
     </w:p>
     <w:p>
       <w:pPr>
-        <w:pStyle w:val="ListParagraph"/>
+        <w:pStyle w:val="af5"/>
         <w:numPr>
           <w:ilvl w:val="1"/>
           <w:numId w:val="20"/>
@@ -3935,7 +3747,7 @@
     </w:p>
     <w:p>
       <w:pPr>
-        <w:pStyle w:val="ListParagraph"/>
+        <w:pStyle w:val="af5"/>
         <w:numPr>
           <w:ilvl w:val="1"/>
           <w:numId w:val="20"/>
@@ -3955,7 +3767,7 @@
     </w:p>
     <w:p>
       <w:pPr>
-        <w:pStyle w:val="ListParagraph"/>
+        <w:pStyle w:val="af5"/>
         <w:numPr>
           <w:ilvl w:val="1"/>
           <w:numId w:val="20"/>
@@ -3975,7 +3787,7 @@
     </w:p>
     <w:p>
       <w:pPr>
-        <w:pStyle w:val="ListParagraph"/>
+        <w:pStyle w:val="af5"/>
         <w:numPr>
           <w:ilvl w:val="1"/>
           <w:numId w:val="20"/>
@@ -3995,7 +3807,7 @@
     </w:p>
     <w:p>
       <w:pPr>
-        <w:pStyle w:val="ListParagraph"/>
+        <w:pStyle w:val="af5"/>
         <w:numPr>
           <w:ilvl w:val="1"/>
           <w:numId w:val="20"/>
@@ -4015,7 +3827,7 @@
     </w:p>
     <w:p>
       <w:pPr>
-        <w:pStyle w:val="ListParagraph"/>
+        <w:pStyle w:val="af5"/>
         <w:numPr>
           <w:ilvl w:val="1"/>
           <w:numId w:val="20"/>
@@ -4056,7 +3868,7 @@
     </w:p>
     <w:p>
       <w:pPr>
-        <w:pStyle w:val="ListParagraph"/>
+        <w:pStyle w:val="af5"/>
         <w:numPr>
           <w:ilvl w:val="0"/>
           <w:numId w:val="20"/>
@@ -4080,7 +3892,7 @@
     </w:p>
     <w:p>
       <w:pPr>
-        <w:pStyle w:val="ListParagraph"/>
+        <w:pStyle w:val="af5"/>
         <w:rPr>
           <w:sz w:val="24"/>
           <w:szCs w:val="24"/>
@@ -4145,7 +3957,7 @@
     </w:p>
     <w:p>
       <w:pPr>
-        <w:pStyle w:val="ListParagraph"/>
+        <w:pStyle w:val="af5"/>
         <w:rPr>
           <w:sz w:val="24"/>
           <w:szCs w:val="24"/>
@@ -4231,7 +4043,7 @@
     </w:p>
     <w:p>
       <w:pPr>
-        <w:pStyle w:val="ListParagraph"/>
+        <w:pStyle w:val="af5"/>
         <w:rPr>
           <w:sz w:val="24"/>
           <w:szCs w:val="24"/>
@@ -4270,7 +4082,7 @@
     </w:p>
     <w:p>
       <w:pPr>
-        <w:pStyle w:val="ListParagraph"/>
+        <w:pStyle w:val="af5"/>
         <w:numPr>
           <w:ilvl w:val="0"/>
           <w:numId w:val="20"/>
@@ -4294,7 +4106,7 @@
     </w:p>
     <w:p>
       <w:pPr>
-        <w:pStyle w:val="ListParagraph"/>
+        <w:pStyle w:val="af5"/>
         <w:rPr>
           <w:sz w:val="24"/>
           <w:szCs w:val="24"/>
@@ -4332,7 +4144,7 @@
     </w:p>
     <w:p>
       <w:pPr>
-        <w:pStyle w:val="ListParagraph"/>
+        <w:pStyle w:val="af5"/>
         <w:numPr>
           <w:ilvl w:val="1"/>
           <w:numId w:val="20"/>
@@ -4352,7 +4164,7 @@
     </w:p>
     <w:p>
       <w:pPr>
-        <w:pStyle w:val="ListParagraph"/>
+        <w:pStyle w:val="af5"/>
         <w:numPr>
           <w:ilvl w:val="1"/>
           <w:numId w:val="20"/>
@@ -4372,7 +4184,7 @@
     </w:p>
     <w:p>
       <w:pPr>
-        <w:pStyle w:val="ListParagraph"/>
+        <w:pStyle w:val="af5"/>
         <w:numPr>
           <w:ilvl w:val="1"/>
           <w:numId w:val="20"/>
@@ -4387,28 +4199,12 @@
           <w:sz w:val="24"/>
           <w:szCs w:val="24"/>
         </w:rPr>
-        <w:t xml:space="preserve">If you used any AI tools during this project (e.g., </w:t>
-      </w:r>
-      <w:proofErr w:type="spellStart"/>
-      <w:r>
-        <w:rPr>
-          <w:sz w:val="24"/>
-          <w:szCs w:val="24"/>
-        </w:rPr>
-        <w:t>ChatGPT</w:t>
-      </w:r>
-      <w:proofErr w:type="spellEnd"/>
-      <w:r>
-        <w:rPr>
-          <w:sz w:val="24"/>
-          <w:szCs w:val="24"/>
-        </w:rPr>
-        <w:t xml:space="preserve">, Claude, Copilot), disclose which tool(s), for what specific purpose (e.g., debugging, grammar checking, brainstorming), and how you verified or modified the output. </w:t>
-      </w:r>
-    </w:p>
-    <w:p>
-      <w:pPr>
-        <w:pStyle w:val="ListParagraph"/>
+        <w:t xml:space="preserve">If you used any AI tools during this project (e.g., ChatGPT, Claude, Copilot), disclose which tool(s), for what specific purpose (e.g., debugging, grammar checking, brainstorming), and how you verified or modified the output. </w:t>
+      </w:r>
+    </w:p>
+    <w:p>
+      <w:pPr>
+        <w:pStyle w:val="af5"/>
         <w:numPr>
           <w:ilvl w:val="1"/>
           <w:numId w:val="20"/>
@@ -4508,7 +4304,7 @@
     </w:p>
     <w:p>
       <w:pPr>
-        <w:pStyle w:val="Heading1"/>
+        <w:pStyle w:val="1"/>
       </w:pPr>
       <w:r>
         <w:lastRenderedPageBreak/>
@@ -4517,7 +4313,7 @@
     </w:p>
     <w:p>
       <w:pPr>
-        <w:pStyle w:val="ListParagraph"/>
+        <w:pStyle w:val="af5"/>
         <w:numPr>
           <w:ilvl w:val="0"/>
           <w:numId w:val="21"/>
@@ -4535,23 +4331,7 @@
           <w:sz w:val="24"/>
           <w:szCs w:val="24"/>
         </w:rPr>
-        <w:t>AI use: Students may use AI tools (</w:t>
-      </w:r>
-      <w:proofErr w:type="spellStart"/>
-      <w:r>
-        <w:rPr>
-          <w:sz w:val="24"/>
-          <w:szCs w:val="24"/>
-        </w:rPr>
-        <w:t>ChatGPT</w:t>
-      </w:r>
-      <w:proofErr w:type="spellEnd"/>
-      <w:r>
-        <w:rPr>
-          <w:sz w:val="24"/>
-          <w:szCs w:val="24"/>
-        </w:rPr>
-        <w:t xml:space="preserve">, Claude, Copilot, Gemini, etc.) only for brainstorming approaches, debugging small errors, or proofreading text. </w:t>
+        <w:t xml:space="preserve">AI use: Students may use AI tools (ChatGPT, Claude, Copilot, Gemini, etc.) only for brainstorming approaches, debugging small errors, or proofreading text. </w:t>
       </w:r>
       <w:r>
         <w:rPr>
@@ -4566,7 +4346,7 @@
     </w:p>
     <w:p>
       <w:pPr>
-        <w:pStyle w:val="ListParagraph"/>
+        <w:pStyle w:val="af5"/>
         <w:numPr>
           <w:ilvl w:val="0"/>
           <w:numId w:val="21"/>
@@ -4581,28 +4361,12 @@
           <w:sz w:val="24"/>
           <w:szCs w:val="24"/>
         </w:rPr>
-        <w:t xml:space="preserve">Any submission lacking a valid, </w:t>
-      </w:r>
-      <w:proofErr w:type="spellStart"/>
-      <w:r>
-        <w:rPr>
-          <w:sz w:val="24"/>
-          <w:szCs w:val="24"/>
-        </w:rPr>
-        <w:t>inspectable</w:t>
-      </w:r>
-      <w:proofErr w:type="spellEnd"/>
-      <w:r>
-        <w:rPr>
-          <w:sz w:val="24"/>
-          <w:szCs w:val="24"/>
-        </w:rPr>
-        <w:t xml:space="preserve"> version/commit history, or showing evidence of AI generation or plagiarism, will receive a zero grade for the entire project.</w:t>
-      </w:r>
-    </w:p>
-    <w:p>
-      <w:pPr>
-        <w:pStyle w:val="ListParagraph"/>
+        <w:t>Any submission lacking a valid, inspectable version/commit history, or showing evidence of AI generation or plagiarism, will receive a zero grade for the entire project.</w:t>
+      </w:r>
+    </w:p>
+    <w:p>
+      <w:pPr>
+        <w:pStyle w:val="af5"/>
         <w:numPr>
           <w:ilvl w:val="0"/>
           <w:numId w:val="21"/>
@@ -4702,7 +4466,7 @@
     </w:p>
     <w:p>
       <w:pPr>
-        <w:pStyle w:val="Heading1"/>
+        <w:pStyle w:val="1"/>
       </w:pPr>
       <w:r>
         <w:lastRenderedPageBreak/>
@@ -5295,7 +5059,7 @@
     <w:p/>
     <w:p>
       <w:pPr>
-        <w:pStyle w:val="Heading1"/>
+        <w:pStyle w:val="1"/>
         <w:rPr>
           <w:rFonts w:ascii="Times New Roman" w:hAnsi="Times New Roman" w:cs="Times New Roman"/>
           <w:sz w:val="36"/>
@@ -5398,7 +5162,7 @@
           </mc:Choice>
           <mc:Fallback>
             <w:pict>
-              <v:shape w14:anchorId="54D30FE5" id="Text Box 5" o:spid="_x0000_s1032" type="#_x0000_t202" alt="Sidebar" style="position:absolute;margin-left:35.8pt;margin-top:-4.85pt;width:98.25pt;height:181.45pt;z-index:251681792;visibility:visible;mso-wrap-style:square;mso-width-percent:250;mso-height-percent:950;mso-wrap-distance-left:14.4pt;mso-wrap-distance-top:0;mso-wrap-distance-right:14.4pt;mso-wrap-distance-bottom:3in;mso-position-horizontal:absolute;mso-position-horizontal-relative:page;mso-position-vertical:absolute;mso-position-vertical-relative:margin;mso-width-percent:250;mso-height-percent:950;mso-width-relative:margin;mso-height-relative:margin;v-text-anchor:top" o:gfxdata="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" filled="f" stroked="f" strokeweight=".5pt">
+              <v:shape w14:anchorId="54D30FE5" id="Text Box 5" o:spid="_x0000_s1032" type="#_x0000_t202" alt="Sidebar" style="position:absolute;margin-left:35.8pt;margin-top:-4.85pt;width:98.25pt;height:181.45pt;z-index:251681792;visibility:visible;mso-wrap-style:square;mso-width-percent:250;mso-height-percent:950;mso-wrap-distance-left:14.4pt;mso-wrap-distance-top:0;mso-wrap-distance-right:14.4pt;mso-wrap-distance-bottom:3in;mso-position-horizontal:absolute;mso-position-horizontal-relative:page;mso-position-vertical:absolute;mso-position-vertical-relative:margin;mso-width-percent:250;mso-height-percent:950;mso-width-relative:margin;mso-height-relative:margin;v-text-anchor:top" o:gfxdata="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" filled="f" stroked="f" strokeweight=".5pt">
                 <v:textbox inset="3.6pt,0,3.6pt,0">
                   <w:txbxContent>
                     <w:p/>
@@ -5500,16 +5264,16 @@
                         <w:txbxContent>
                           <w:p>
                             <w:pPr>
-                              <w:pStyle w:val="Quote"/>
+                              <w:pStyle w:val="af"/>
                               <w:rPr>
-                                <w:rStyle w:val="QuoteChar"/>
+                                <w:rStyle w:val="Char5"/>
                                 <w:i/>
                                 <w:iCs/>
                               </w:rPr>
                             </w:pPr>
                             <w:r>
                               <w:rPr>
-                                <w:rStyle w:val="QuoteChar"/>
+                                <w:rStyle w:val="Char5"/>
                                 <w:i/>
                                 <w:iCs/>
                               </w:rPr>
@@ -5518,16 +5282,16 @@
                           </w:p>
                           <w:p>
                             <w:pPr>
-                              <w:pStyle w:val="Quote"/>
+                              <w:pStyle w:val="af"/>
                               <w:rPr>
-                                <w:rStyle w:val="QuoteChar"/>
+                                <w:rStyle w:val="Char5"/>
                                 <w:i/>
                                 <w:iCs/>
                               </w:rPr>
                             </w:pPr>
                             <w:r>
                               <w:rPr>
-                                <w:rStyle w:val="QuoteChar"/>
+                                <w:rStyle w:val="Char5"/>
                                 <w:i/>
                                 <w:iCs/>
                               </w:rPr>
@@ -5574,21 +5338,21 @@
           </mc:Choice>
           <mc:Fallback>
             <w:pict>
-              <v:shape w14:anchorId="1D5252A4" id="Text Box 574844441" o:spid="_x0000_s1033" type="#_x0000_t202" alt="Sidebar" style="position:absolute;margin-left:47.8pt;margin-top:7.15pt;width:98.25pt;height:181.45pt;z-index:251689984;visibility:visible;mso-wrap-style:square;mso-width-percent:250;mso-height-percent:950;mso-wrap-distance-left:14.4pt;mso-wrap-distance-top:0;mso-wrap-distance-right:14.4pt;mso-wrap-distance-bottom:3in;mso-position-horizontal:absolute;mso-position-horizontal-relative:page;mso-position-vertical:absolute;mso-position-vertical-relative:margin;mso-width-percent:250;mso-height-percent:950;mso-width-relative:margin;mso-height-relative:margin;v-text-anchor:top" o:gfxdata="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" filled="f" stroked="f" strokeweight=".5pt">
+              <v:shape w14:anchorId="1D5252A4" id="Text Box 574844441" o:spid="_x0000_s1033" type="#_x0000_t202" alt="Sidebar" style="position:absolute;margin-left:47.8pt;margin-top:7.15pt;width:98.25pt;height:181.45pt;z-index:251689984;visibility:visible;mso-wrap-style:square;mso-width-percent:250;mso-height-percent:950;mso-wrap-distance-left:14.4pt;mso-wrap-distance-top:0;mso-wrap-distance-right:14.4pt;mso-wrap-distance-bottom:3in;mso-position-horizontal:absolute;mso-position-horizontal-relative:page;mso-position-vertical:absolute;mso-position-vertical-relative:margin;mso-width-percent:250;mso-height-percent:950;mso-width-relative:margin;mso-height-relative:margin;v-text-anchor:top" o:gfxdata="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" filled="f" stroked="f" strokeweight=".5pt">
                 <v:textbox inset="3.6pt,0,3.6pt,0">
                   <w:txbxContent>
                     <w:p>
                       <w:pPr>
-                        <w:pStyle w:val="Quote"/>
+                        <w:pStyle w:val="af"/>
                         <w:rPr>
-                          <w:rStyle w:val="QuoteChar"/>
+                          <w:rStyle w:val="Char5"/>
                           <w:i/>
                           <w:iCs/>
                         </w:rPr>
                       </w:pPr>
                       <w:r>
                         <w:rPr>
-                          <w:rStyle w:val="QuoteChar"/>
+                          <w:rStyle w:val="Char5"/>
                           <w:i/>
                           <w:iCs/>
                         </w:rPr>
@@ -5597,16 +5361,16 @@
                     </w:p>
                     <w:p>
                       <w:pPr>
-                        <w:pStyle w:val="Quote"/>
+                        <w:pStyle w:val="af"/>
                         <w:rPr>
-                          <w:rStyle w:val="QuoteChar"/>
+                          <w:rStyle w:val="Char5"/>
                           <w:i/>
                           <w:iCs/>
                         </w:rPr>
                       </w:pPr>
                       <w:r>
                         <w:rPr>
-                          <w:rStyle w:val="QuoteChar"/>
+                          <w:rStyle w:val="Char5"/>
                           <w:i/>
                           <w:iCs/>
                         </w:rPr>
@@ -5758,7 +5522,7 @@
     </w:p>
     <w:p>
       <w:pPr>
-        <w:pStyle w:val="Heading1"/>
+        <w:pStyle w:val="1"/>
       </w:pPr>
       <w:r>
         <w:lastRenderedPageBreak/>
@@ -5937,7 +5701,7 @@
     </w:p>
     <w:p>
       <w:pPr>
-        <w:pStyle w:val="Heading1"/>
+        <w:pStyle w:val="1"/>
       </w:pPr>
       <w:r>
         <w:lastRenderedPageBreak/>
@@ -6013,13 +5777,264 @@
       </w:r>
     </w:p>
     <w:p>
+      <w:pPr>
+        <w:rPr>
+          <w:b/>
+          <w:bCs/>
+        </w:rPr>
+      </w:pPr>
+      <w:r>
+        <w:rPr>
+          <w:b/>
+          <w:bCs/>
+        </w:rPr>
+        <w:t>Evolutionary Prototyping</w:t>
+      </w:r>
+    </w:p>
+    <w:p>
+      <w:r>
+        <w:t xml:space="preserve">I chose </w:t>
+      </w:r>
+      <w:r>
+        <w:rPr>
+          <w:b/>
+          <w:bCs/>
+        </w:rPr>
+        <w:t>Evolutionary Prototyping</w:t>
+      </w:r>
+      <w:r>
+        <w:t xml:space="preserve"> for the Student Activities Management System (SAMS). In this approach, a simple version of the system is created first. Then it is improved step by step based on feedback from students, organizers, and Student Affairs.</w:t>
+      </w:r>
+    </w:p>
+    <w:p>
+      <w:r>
+        <w:t>Three Main Screens</w:t>
+      </w:r>
+    </w:p>
+    <w:p>
+      <w:pPr>
+        <w:numPr>
+          <w:ilvl w:val="0"/>
+          <w:numId w:val="23"/>
+        </w:numPr>
+      </w:pPr>
+      <w:r>
+        <w:rPr>
+          <w:b/>
+          <w:bCs/>
+        </w:rPr>
+        <w:t>Browse Activities Screen</w:t>
+      </w:r>
+    </w:p>
+    <w:p>
+      <w:pPr>
+        <w:numPr>
+          <w:ilvl w:val="1"/>
+          <w:numId w:val="23"/>
+        </w:numPr>
+      </w:pPr>
+      <w:r>
+        <w:t>Search for activities.</w:t>
+      </w:r>
+    </w:p>
+    <w:p>
+      <w:pPr>
+        <w:numPr>
+          <w:ilvl w:val="1"/>
+          <w:numId w:val="23"/>
+        </w:numPr>
+      </w:pPr>
+      <w:r>
+        <w:t>Filter by category, campus, or date.</w:t>
+      </w:r>
+    </w:p>
+    <w:p>
+      <w:pPr>
+        <w:numPr>
+          <w:ilvl w:val="1"/>
+          <w:numId w:val="23"/>
+        </w:numPr>
+      </w:pPr>
+      <w:r>
+        <w:t>View available seats or join the waiting list.</w:t>
+      </w:r>
+    </w:p>
+    <w:p/>
+    <w:p>
+      <w:pPr>
+        <w:numPr>
+          <w:ilvl w:val="0"/>
+          <w:numId w:val="23"/>
+        </w:numPr>
+      </w:pPr>
+      <w:r>
+        <w:rPr>
+          <w:b/>
+          <w:bCs/>
+        </w:rPr>
+        <w:t>Activity Details Screen</w:t>
+      </w:r>
+    </w:p>
+    <w:p>
+      <w:pPr>
+        <w:numPr>
+          <w:ilvl w:val="1"/>
+          <w:numId w:val="23"/>
+        </w:numPr>
+      </w:pPr>
+      <w:r>
+        <w:t>View the activity’s date, location, organizer, and requirements.</w:t>
+      </w:r>
+    </w:p>
+    <w:p>
+      <w:pPr>
+        <w:numPr>
+          <w:ilvl w:val="1"/>
+          <w:numId w:val="23"/>
+        </w:numPr>
+      </w:pPr>
+      <w:r>
+        <w:t>Reserve a seat or join the waiting list.</w:t>
+      </w:r>
+    </w:p>
+    <w:p>
+      <w:pPr>
+        <w:numPr>
+          <w:ilvl w:val="1"/>
+          <w:numId w:val="23"/>
+        </w:numPr>
+      </w:pPr>
+      <w:r>
+        <w:t>See the registration deadline.</w:t>
+      </w:r>
+    </w:p>
+    <w:p/>
+    <w:p/>
+    <w:p>
+      <w:pPr>
+        <w:numPr>
+          <w:ilvl w:val="0"/>
+          <w:numId w:val="23"/>
+        </w:numPr>
+      </w:pPr>
+      <w:r>
+        <w:rPr>
+          <w:b/>
+          <w:bCs/>
+        </w:rPr>
+        <w:t>My Activity Record Screen</w:t>
+      </w:r>
+    </w:p>
+    <w:p>
+      <w:pPr>
+        <w:numPr>
+          <w:ilvl w:val="1"/>
+          <w:numId w:val="23"/>
+        </w:numPr>
+      </w:pPr>
+      <w:r>
+        <w:t>View attended activities and participation hours.</w:t>
+      </w:r>
+    </w:p>
+    <w:p>
+      <w:pPr>
+        <w:numPr>
+          <w:ilvl w:val="1"/>
+          <w:numId w:val="23"/>
+        </w:numPr>
+      </w:pPr>
+      <w:r>
+        <w:lastRenderedPageBreak/>
+        <w:t>View certificates and achievements.</w:t>
+      </w:r>
+    </w:p>
+    <w:p>
+      <w:pPr>
+        <w:numPr>
+          <w:ilvl w:val="1"/>
+          <w:numId w:val="23"/>
+        </w:numPr>
+      </w:pPr>
+      <w:r>
+        <w:t>Download the Activity Transcript.</w:t>
+      </w:r>
+    </w:p>
+    <w:p/>
+    <w:p/>
+    <w:p>
+      <w:r>
+        <w:t>Why Evolutionary Prototyping?</w:t>
+      </w:r>
+    </w:p>
+    <w:p>
+      <w:r>
+        <w:t>This approach is suitable because SAMS has many users and features. A simple prototype can be tested first, and users can suggest changes. The developers can then improve it until it becomes the final system.</w:t>
+      </w:r>
+    </w:p>
+    <w:p>
+      <w:r>
+        <w:t>It helps to:</w:t>
+      </w:r>
+    </w:p>
+    <w:p>
+      <w:pPr>
+        <w:numPr>
+          <w:ilvl w:val="0"/>
+          <w:numId w:val="24"/>
+        </w:numPr>
+      </w:pPr>
+      <w:r>
+        <w:t>Find missing requirements early.</w:t>
+      </w:r>
+    </w:p>
+    <w:p>
+      <w:pPr>
+        <w:numPr>
+          <w:ilvl w:val="0"/>
+          <w:numId w:val="24"/>
+        </w:numPr>
+      </w:pPr>
+      <w:r>
+        <w:t>Improve the system using user feedback.</w:t>
+      </w:r>
+    </w:p>
+    <w:p>
+      <w:pPr>
+        <w:numPr>
+          <w:ilvl w:val="0"/>
+          <w:numId w:val="24"/>
+        </w:numPr>
+      </w:pPr>
+      <w:r>
+        <w:t>Test important features such as reservations and QR attendance.</w:t>
+      </w:r>
+    </w:p>
+    <w:p>
+      <w:pPr>
+        <w:numPr>
+          <w:ilvl w:val="0"/>
+          <w:numId w:val="24"/>
+        </w:numPr>
+      </w:pPr>
+      <w:r>
+        <w:t>Reduce errors and development risks.</w:t>
+      </w:r>
+    </w:p>
+    <w:p/>
+    <w:p>
       <w:r>
         <w:br/>
       </w:r>
     </w:p>
-    <w:p>
-      <w:pPr>
-        <w:pStyle w:val="Heading1"/>
+    <w:p/>
+    <w:p>
+      <w:r>
+        <w:br/>
+      </w:r>
+    </w:p>
+    <w:p>
+      <w:pPr>
+        <w:pStyle w:val="1"/>
       </w:pPr>
       <w:r>
         <w:lastRenderedPageBreak/>
@@ -6043,7 +6058,7 @@
     </w:p>
     <w:p>
       <w:pPr>
-        <w:pStyle w:val="ListParagraph"/>
+        <w:pStyle w:val="af5"/>
         <w:numPr>
           <w:ilvl w:val="0"/>
           <w:numId w:val="12"/>
@@ -6063,7 +6078,7 @@
     </w:p>
     <w:p>
       <w:pPr>
-        <w:pStyle w:val="ListParagraph"/>
+        <w:pStyle w:val="af5"/>
         <w:numPr>
           <w:ilvl w:val="0"/>
           <w:numId w:val="12"/>
@@ -6083,7 +6098,7 @@
     </w:p>
     <w:p>
       <w:pPr>
-        <w:pStyle w:val="ListParagraph"/>
+        <w:pStyle w:val="af5"/>
         <w:numPr>
           <w:ilvl w:val="0"/>
           <w:numId w:val="12"/>
@@ -6282,7 +6297,7 @@
     </w:p>
     <w:p>
       <w:pPr>
-        <w:pStyle w:val="Heading1"/>
+        <w:pStyle w:val="1"/>
       </w:pPr>
       <w:r>
         <w:lastRenderedPageBreak/>
@@ -6306,7 +6321,7 @@
     </w:p>
     <w:p>
       <w:pPr>
-        <w:pStyle w:val="ListParagraph"/>
+        <w:pStyle w:val="af5"/>
         <w:numPr>
           <w:ilvl w:val="0"/>
           <w:numId w:val="13"/>
@@ -6326,7 +6341,7 @@
     </w:p>
     <w:p>
       <w:pPr>
-        <w:pStyle w:val="ListParagraph"/>
+        <w:pStyle w:val="af5"/>
         <w:numPr>
           <w:ilvl w:val="0"/>
           <w:numId w:val="13"/>
@@ -6346,7 +6361,7 @@
     </w:p>
     <w:p>
       <w:pPr>
-        <w:pStyle w:val="ListParagraph"/>
+        <w:pStyle w:val="af5"/>
         <w:numPr>
           <w:ilvl w:val="0"/>
           <w:numId w:val="13"/>
@@ -6517,7 +6532,7 @@
     </w:p>
     <w:p>
       <w:pPr>
-        <w:pStyle w:val="Heading1"/>
+        <w:pStyle w:val="1"/>
       </w:pPr>
       <w:r>
         <w:lastRenderedPageBreak/>
@@ -6724,7 +6739,7 @@
     </w:p>
     <w:p>
       <w:pPr>
-        <w:pStyle w:val="Heading1"/>
+        <w:pStyle w:val="1"/>
       </w:pPr>
       <w:r>
         <w:lastRenderedPageBreak/>
@@ -6883,7 +6898,7 @@
     </w:p>
     <w:p>
       <w:pPr>
-        <w:pStyle w:val="Heading1"/>
+        <w:pStyle w:val="1"/>
       </w:pPr>
       <w:r>
         <w:lastRenderedPageBreak/>
@@ -6957,7 +6972,7 @@
 </file>
 
 <file path=word/endnotes.xml><?xml version="1.0" encoding="utf-8"?>
-<w:endnotes xmlns:wpc="http://schemas.microsoft.com/office/word/2010/wordprocessingCanvas" xmlns:cx="http://schemas.microsoft.com/office/drawing/2014/chartex" xmlns:mc="http://schemas.openxmlformats.org/markup-compatibility/2006" xmlns:o="urn:schemas-microsoft-com:office:office" xmlns:r="http://schemas.openxmlformats.org/officeDocument/2006/relationships" xmlns:m="http://schemas.openxmlformats.org/officeDocument/2006/math" xmlns:v="urn:schemas-microsoft-com:vml" xmlns:wp14="http://schemas.microsoft.com/office/word/2010/wordprocessingDrawing" xmlns:wp="http://schemas.openxmlformats.org/drawingml/2006/wordprocessingDrawing" xmlns:w10="urn:schemas-microsoft-com:office:word" xmlns:w="http://schemas.openxmlformats.org/wordprocessingml/2006/main" xmlns:w14="http://schemas.microsoft.com/office/word/2010/wordml" xmlns:w15="http://schemas.microsoft.com/office/word/2012/wordml" xmlns:w16se="http://schemas.microsoft.com/office/word/2015/wordml/symex" xmlns:wpg="http://schemas.microsoft.com/office/word/2010/wordprocessingGroup" xmlns:wpi="http://schemas.microsoft.com/office/word/2010/wordprocessingInk" xmlns:wne="http://schemas.microsoft.com/office/word/2006/wordml" xmlns:wps="http://schemas.microsoft.com/office/word/2010/wordprocessingShape" mc:Ignorable="w14 w15 w16se wp14">
+<w:endnotes xmlns:wpc="http://schemas.microsoft.com/office/word/2010/wordprocessingCanvas" xmlns:cx="http://schemas.microsoft.com/office/drawing/2014/chartex" xmlns:cx1="http://schemas.microsoft.com/office/drawing/2015/9/8/chartex" xmlns:cx2="http://schemas.microsoft.com/office/drawing/2015/10/21/chartex" xmlns:cx3="http://schemas.microsoft.com/office/drawing/2016/5/9/chartex" xmlns:cx4="http://schemas.microsoft.com/office/drawing/2016/5/10/chartex" xmlns:cx5="http://schemas.microsoft.com/office/drawing/2016/5/11/chartex" xmlns:cx6="http://schemas.microsoft.com/office/drawing/2016/5/12/chartex" xmlns:cx7="http://schemas.microsoft.com/office/drawing/2016/5/13/chartex" xmlns:cx8="http://schemas.microsoft.com/office/drawing/2016/5/14/chartex" xmlns:mc="http://schemas.openxmlformats.org/markup-compatibility/2006" xmlns:aink="http://schemas.microsoft.com/office/drawing/2016/ink" xmlns:am3d="http://schemas.microsoft.com/office/drawing/2017/model3d" xmlns:o="urn:schemas-microsoft-com:office:office" xmlns:oel="http://schemas.microsoft.com/office/2019/extlst" xmlns:r="http://schemas.openxmlformats.org/officeDocument/2006/relationships" xmlns:m="http://schemas.openxmlformats.org/officeDocument/2006/math" xmlns:v="urn:schemas-microsoft-com:vml" xmlns:wp14="http://schemas.microsoft.com/office/word/2010/wordprocessingDrawing" xmlns:wp="http://schemas.openxmlformats.org/drawingml/2006/wordprocessingDrawing" xmlns:w10="urn:schemas-microsoft-com:office:word" xmlns:w="http://schemas.openxmlformats.org/wordprocessingml/2006/main" xmlns:w14="http://schemas.microsoft.com/office/word/2010/wordml" xmlns:w15="http://schemas.microsoft.com/office/word/2012/wordml" xmlns:w16cex="http://schemas.microsoft.com/office/word/2018/wordml/cex" xmlns:w16cid="http://schemas.microsoft.com/office/word/2016/wordml/cid" xmlns:w16="http://schemas.microsoft.com/office/word/2018/wordml" xmlns:w16du="http://schemas.microsoft.com/office/word/2023/wordml/word16du" xmlns:w16sdtdh="http://schemas.microsoft.com/office/word/2020/wordml/sdtdatahash" xmlns:w16sdtfl="http://schemas.microsoft.com/office/word/2024/wordml/sdtformatlock" xmlns:w16se="http://schemas.microsoft.com/office/word/2015/wordml/symex" xmlns:wpg="http://schemas.microsoft.com/office/word/2010/wordprocessingGroup" xmlns:wpi="http://schemas.microsoft.com/office/word/2010/wordprocessingInk" xmlns:wne="http://schemas.microsoft.com/office/word/2006/wordml" xmlns:wps="http://schemas.microsoft.com/office/word/2010/wordprocessingShape" mc:Ignorable="w14 w15 w16se w16cid w16 w16cex w16sdtdh w16sdtfl w16du wp14">
   <w:endnote w:type="separator" w:id="-1">
     <w:p>
       <w:pPr>
@@ -6986,10 +7001,10 @@
 </file>
 
 <file path=word/footer1.xml><?xml version="1.0" encoding="utf-8"?>
-<w:ftr xmlns:wpc="http://schemas.microsoft.com/office/word/2010/wordprocessingCanvas" xmlns:cx="http://schemas.microsoft.com/office/drawing/2014/chartex" xmlns:mc="http://schemas.openxmlformats.org/markup-compatibility/2006" xmlns:o="urn:schemas-microsoft-com:office:office" xmlns:r="http://schemas.openxmlformats.org/officeDocument/2006/relationships" xmlns:m="http://schemas.openxmlformats.org/officeDocument/2006/math" xmlns:v="urn:schemas-microsoft-com:vml" xmlns:wp14="http://schemas.microsoft.com/office/word/2010/wordprocessingDrawing" xmlns:wp="http://schemas.openxmlformats.org/drawingml/2006/wordprocessingDrawing" xmlns:w10="urn:schemas-microsoft-com:office:word" xmlns:w="http://schemas.openxmlformats.org/wordprocessingml/2006/main" xmlns:w14="http://schemas.microsoft.com/office/word/2010/wordml" xmlns:w15="http://schemas.microsoft.com/office/word/2012/wordml" xmlns:w16se="http://schemas.microsoft.com/office/word/2015/wordml/symex" xmlns:wpg="http://schemas.microsoft.com/office/word/2010/wordprocessingGroup" xmlns:wpi="http://schemas.microsoft.com/office/word/2010/wordprocessingInk" xmlns:wne="http://schemas.microsoft.com/office/word/2006/wordml" xmlns:wps="http://schemas.microsoft.com/office/word/2010/wordprocessingShape" mc:Ignorable="w14 w15 w16se wp14">
+<w:ftr xmlns:wpc="http://schemas.microsoft.com/office/word/2010/wordprocessingCanvas" xmlns:cx="http://schemas.microsoft.com/office/drawing/2014/chartex" xmlns:cx1="http://schemas.microsoft.com/office/drawing/2015/9/8/chartex" xmlns:cx2="http://schemas.microsoft.com/office/drawing/2015/10/21/chartex" xmlns:cx3="http://schemas.microsoft.com/office/drawing/2016/5/9/chartex" xmlns:cx4="http://schemas.microsoft.com/office/drawing/2016/5/10/chartex" xmlns:cx5="http://schemas.microsoft.com/office/drawing/2016/5/11/chartex" xmlns:cx6="http://schemas.microsoft.com/office/drawing/2016/5/12/chartex" xmlns:cx7="http://schemas.microsoft.com/office/drawing/2016/5/13/chartex" xmlns:cx8="http://schemas.microsoft.com/office/drawing/2016/5/14/chartex" xmlns:mc="http://schemas.openxmlformats.org/markup-compatibility/2006" xmlns:aink="http://schemas.microsoft.com/office/drawing/2016/ink" xmlns:am3d="http://schemas.microsoft.com/office/drawing/2017/model3d" xmlns:o="urn:schemas-microsoft-com:office:office" xmlns:oel="http://schemas.microsoft.com/office/2019/extlst" xmlns:r="http://schemas.openxmlformats.org/officeDocument/2006/relationships" xmlns:m="http://schemas.openxmlformats.org/officeDocument/2006/math" xmlns:v="urn:schemas-microsoft-com:vml" xmlns:wp14="http://schemas.microsoft.com/office/word/2010/wordprocessingDrawing" xmlns:wp="http://schemas.openxmlformats.org/drawingml/2006/wordprocessingDrawing" xmlns:w10="urn:schemas-microsoft-com:office:word" xmlns:w="http://schemas.openxmlformats.org/wordprocessingml/2006/main" xmlns:w14="http://schemas.microsoft.com/office/word/2010/wordml" xmlns:w15="http://schemas.microsoft.com/office/word/2012/wordml" xmlns:w16cex="http://schemas.microsoft.com/office/word/2018/wordml/cex" xmlns:w16cid="http://schemas.microsoft.com/office/word/2016/wordml/cid" xmlns:w16="http://schemas.microsoft.com/office/word/2018/wordml" xmlns:w16du="http://schemas.microsoft.com/office/word/2023/wordml/word16du" xmlns:w16sdtdh="http://schemas.microsoft.com/office/word/2020/wordml/sdtdatahash" xmlns:w16sdtfl="http://schemas.microsoft.com/office/word/2024/wordml/sdtformatlock" xmlns:w16se="http://schemas.microsoft.com/office/word/2015/wordml/symex" xmlns:wpg="http://schemas.microsoft.com/office/word/2010/wordprocessingGroup" xmlns:wpi="http://schemas.microsoft.com/office/word/2010/wordprocessingInk" xmlns:wne="http://schemas.microsoft.com/office/word/2006/wordml" xmlns:wps="http://schemas.microsoft.com/office/word/2010/wordprocessingShape" mc:Ignorable="w14 w15 w16se w16cid w16 w16cex w16sdtdh w16sdtfl w16du wp14">
   <w:p>
     <w:pPr>
-      <w:pStyle w:val="Footer"/>
+      <w:pStyle w:val="a5"/>
     </w:pPr>
     <w:r>
       <w:rPr>
@@ -7013,7 +7028,7 @@
               <wp:docPr id="1869664002" name="Text Box 9" descr="Restricted - مقيد ">
                 <a:extLst xmlns:a="http://schemas.openxmlformats.org/drawingml/2006/main">
                   <a:ext uri="{5AE41FA2-C0FF-4470-9BD4-5FADCA87CBE2}">
-                    <aclsh:classification xmlns="" xmlns:cx1="http://schemas.microsoft.com/office/drawing/2015/9/8/chartex" xmlns:cx2="http://schemas.microsoft.com/office/drawing/2015/10/21/chartex" xmlns:cx3="http://schemas.microsoft.com/office/drawing/2016/5/9/chartex" xmlns:cx4="http://schemas.microsoft.com/office/drawing/2016/5/10/chartex" xmlns:cx5="http://schemas.microsoft.com/office/drawing/2016/5/11/chartex" xmlns:cx6="http://schemas.microsoft.com/office/drawing/2016/5/12/chartex" xmlns:cx7="http://schemas.microsoft.com/office/drawing/2016/5/13/chartex" xmlns:cx8="http://schemas.microsoft.com/office/drawing/2016/5/14/chartex" xmlns:aink="http://schemas.microsoft.com/office/drawing/2016/ink" xmlns:am3d="http://schemas.microsoft.com/office/drawing/2017/model3d" xmlns:o="urn:schemas-microsoft-com:office:office" xmlns:oel="http://schemas.microsoft.com/office/2019/extlst" xmlns:v="urn:schemas-microsoft-com:vml" xmlns:w10="urn:schemas-microsoft-com:office:word" xmlns:w="http://schemas.openxmlformats.org/wordprocessingml/2006/main" xmlns:w16cex="http://schemas.microsoft.com/office/word/2018/wordml/cex" xmlns:w16cid="http://schemas.microsoft.com/office/word/2016/wordml/cid" xmlns:w16="http://schemas.microsoft.com/office/word/2018/wordml" xmlns:w16du="http://schemas.microsoft.com/office/word/2023/wordml/word16du" xmlns:w16sdtdh="http://schemas.microsoft.com/office/word/2020/wordml/sdtdatahash" xmlns:w16sdtfl="http://schemas.microsoft.com/office/word/2024/wordml/sdtformatlock" xmlns:aclsh="http://schemas.microsoft.com/office/drawing/2020/classificationShape" classificationOutcomeType="ftr"/>
+                    <aclsh:classification xmlns:aclsh="http://schemas.microsoft.com/office/drawing/2020/classificationShape" classificationOutcomeType="ftr"/>
                   </a:ext>
                 </a:extLst>
               </wp:docPr>
@@ -7093,7 +7108,7 @@
               <v:stroke joinstyle="miter"/>
               <v:path gradientshapeok="t" o:connecttype="rect"/>
             </v:shapetype>
-            <v:shape id="Text Box 9" o:spid="_x0000_s1034" type="#_x0000_t202" alt="Restricted - مقيد " style="position:absolute;left:0;text-align:left;margin-left:0;margin-top:0;width:84.4pt;height:32.1pt;z-index:251663360;visibility:visible;mso-wrap-style:none;mso-wrap-distance-left:0;mso-wrap-distance-top:0;mso-wrap-distance-right:0;mso-wrap-distance-bottom:0;mso-position-horizontal:left;mso-position-horizontal-relative:page;mso-position-vertical:bottom;mso-position-vertical-relative:page;v-text-anchor:bottom" o:gfxdata="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" filled="f" stroked="f">
+            <v:shape id="Text Box 9" o:spid="_x0000_s1034" type="#_x0000_t202" alt="Restricted - مقيد " style="position:absolute;left:0;text-align:left;margin-left:0;margin-top:0;width:84.4pt;height:32.1pt;z-index:251663360;visibility:visible;mso-wrap-style:none;mso-wrap-distance-left:0;mso-wrap-distance-top:0;mso-wrap-distance-right:0;mso-wrap-distance-bottom:0;mso-position-horizontal:left;mso-position-horizontal-relative:page;mso-position-vertical:bottom;mso-position-vertical-relative:page;v-text-anchor:bottom" o:gfxdata="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" filled="f" stroked="f">
               <v:textbox style="mso-fit-shape-to-text:t" inset="20pt,0,0,15pt">
                 <w:txbxContent>
                   <w:p>
@@ -7144,10 +7159,10 @@
 </file>
 
 <file path=word/footer2.xml><?xml version="1.0" encoding="utf-8"?>
-<w:ftr xmlns:wpc="http://schemas.microsoft.com/office/word/2010/wordprocessingCanvas" xmlns:cx="http://schemas.microsoft.com/office/drawing/2014/chartex" xmlns:mc="http://schemas.openxmlformats.org/markup-compatibility/2006" xmlns:o="urn:schemas-microsoft-com:office:office" xmlns:r="http://schemas.openxmlformats.org/officeDocument/2006/relationships" xmlns:m="http://schemas.openxmlformats.org/officeDocument/2006/math" xmlns:v="urn:schemas-microsoft-com:vml" xmlns:wp14="http://schemas.microsoft.com/office/word/2010/wordprocessingDrawing" xmlns:wp="http://schemas.openxmlformats.org/drawingml/2006/wordprocessingDrawing" xmlns:w10="urn:schemas-microsoft-com:office:word" xmlns:w="http://schemas.openxmlformats.org/wordprocessingml/2006/main" xmlns:w14="http://schemas.microsoft.com/office/word/2010/wordml" xmlns:w15="http://schemas.microsoft.com/office/word/2012/wordml" xmlns:w16se="http://schemas.microsoft.com/office/word/2015/wordml/symex" xmlns:wpg="http://schemas.microsoft.com/office/word/2010/wordprocessingGroup" xmlns:wpi="http://schemas.microsoft.com/office/word/2010/wordprocessingInk" xmlns:wne="http://schemas.microsoft.com/office/word/2006/wordml" xmlns:wps="http://schemas.microsoft.com/office/word/2010/wordprocessingShape" mc:Ignorable="w14 w15 w16se wp14">
+<w:ftr xmlns:wpc="http://schemas.microsoft.com/office/word/2010/wordprocessingCanvas" xmlns:cx="http://schemas.microsoft.com/office/drawing/2014/chartex" xmlns:cx1="http://schemas.microsoft.com/office/drawing/2015/9/8/chartex" xmlns:cx2="http://schemas.microsoft.com/office/drawing/2015/10/21/chartex" xmlns:cx3="http://schemas.microsoft.com/office/drawing/2016/5/9/chartex" xmlns:cx4="http://schemas.microsoft.com/office/drawing/2016/5/10/chartex" xmlns:cx5="http://schemas.microsoft.com/office/drawing/2016/5/11/chartex" xmlns:cx6="http://schemas.microsoft.com/office/drawing/2016/5/12/chartex" xmlns:cx7="http://schemas.microsoft.com/office/drawing/2016/5/13/chartex" xmlns:cx8="http://schemas.microsoft.com/office/drawing/2016/5/14/chartex" xmlns:mc="http://schemas.openxmlformats.org/markup-compatibility/2006" xmlns:aink="http://schemas.microsoft.com/office/drawing/2016/ink" xmlns:am3d="http://schemas.microsoft.com/office/drawing/2017/model3d" xmlns:o="urn:schemas-microsoft-com:office:office" xmlns:oel="http://schemas.microsoft.com/office/2019/extlst" xmlns:r="http://schemas.openxmlformats.org/officeDocument/2006/relationships" xmlns:m="http://schemas.openxmlformats.org/officeDocument/2006/math" xmlns:v="urn:schemas-microsoft-com:vml" xmlns:wp14="http://schemas.microsoft.com/office/word/2010/wordprocessingDrawing" xmlns:wp="http://schemas.openxmlformats.org/drawingml/2006/wordprocessingDrawing" xmlns:w10="urn:schemas-microsoft-com:office:word" xmlns:w="http://schemas.openxmlformats.org/wordprocessingml/2006/main" xmlns:w14="http://schemas.microsoft.com/office/word/2010/wordml" xmlns:w15="http://schemas.microsoft.com/office/word/2012/wordml" xmlns:w16cex="http://schemas.microsoft.com/office/word/2018/wordml/cex" xmlns:w16cid="http://schemas.microsoft.com/office/word/2016/wordml/cid" xmlns:w16="http://schemas.microsoft.com/office/word/2018/wordml" xmlns:w16du="http://schemas.microsoft.com/office/word/2023/wordml/word16du" xmlns:w16sdtdh="http://schemas.microsoft.com/office/word/2020/wordml/sdtdatahash" xmlns:w16sdtfl="http://schemas.microsoft.com/office/word/2024/wordml/sdtformatlock" xmlns:w16se="http://schemas.microsoft.com/office/word/2015/wordml/symex" xmlns:wpg="http://schemas.microsoft.com/office/word/2010/wordprocessingGroup" xmlns:wpi="http://schemas.microsoft.com/office/word/2010/wordprocessingInk" xmlns:wne="http://schemas.microsoft.com/office/word/2006/wordml" xmlns:wps="http://schemas.microsoft.com/office/word/2010/wordprocessingShape" mc:Ignorable="w14 w15 w16se w16cid w16 w16cex w16sdtdh w16sdtfl w16du wp14">
   <w:p>
     <w:pPr>
-      <w:pStyle w:val="Footer"/>
+      <w:pStyle w:val="a5"/>
     </w:pPr>
     <w:r>
       <w:rPr>
@@ -7171,7 +7186,7 @@
               <wp:docPr id="166068931" name="Text Box 10" descr="Restricted - مقيد ">
                 <a:extLst xmlns:a="http://schemas.openxmlformats.org/drawingml/2006/main">
                   <a:ext uri="{5AE41FA2-C0FF-4470-9BD4-5FADCA87CBE2}">
-                    <aclsh:classification xmlns="" xmlns:cx1="http://schemas.microsoft.com/office/drawing/2015/9/8/chartex" xmlns:cx2="http://schemas.microsoft.com/office/drawing/2015/10/21/chartex" xmlns:cx3="http://schemas.microsoft.com/office/drawing/2016/5/9/chartex" xmlns:cx4="http://schemas.microsoft.com/office/drawing/2016/5/10/chartex" xmlns:cx5="http://schemas.microsoft.com/office/drawing/2016/5/11/chartex" xmlns:cx6="http://schemas.microsoft.com/office/drawing/2016/5/12/chartex" xmlns:cx7="http://schemas.microsoft.com/office/drawing/2016/5/13/chartex" xmlns:cx8="http://schemas.microsoft.com/office/drawing/2016/5/14/chartex" xmlns:aink="http://schemas.microsoft.com/office/drawing/2016/ink" xmlns:am3d="http://schemas.microsoft.com/office/drawing/2017/model3d" xmlns:o="urn:schemas-microsoft-com:office:office" xmlns:oel="http://schemas.microsoft.com/office/2019/extlst" xmlns:v="urn:schemas-microsoft-com:vml" xmlns:w10="urn:schemas-microsoft-com:office:word" xmlns:w="http://schemas.openxmlformats.org/wordprocessingml/2006/main" xmlns:w16cex="http://schemas.microsoft.com/office/word/2018/wordml/cex" xmlns:w16cid="http://schemas.microsoft.com/office/word/2016/wordml/cid" xmlns:w16="http://schemas.microsoft.com/office/word/2018/wordml" xmlns:w16du="http://schemas.microsoft.com/office/word/2023/wordml/word16du" xmlns:w16sdtdh="http://schemas.microsoft.com/office/word/2020/wordml/sdtdatahash" xmlns:w16sdtfl="http://schemas.microsoft.com/office/word/2024/wordml/sdtformatlock" xmlns:aclsh="http://schemas.microsoft.com/office/drawing/2020/classificationShape" classificationOutcomeType="ftr"/>
+                    <aclsh:classification xmlns:aclsh="http://schemas.microsoft.com/office/drawing/2020/classificationShape" classificationOutcomeType="ftr"/>
                   </a:ext>
                 </a:extLst>
               </wp:docPr>
@@ -7251,7 +7266,7 @@
               <v:stroke joinstyle="miter"/>
               <v:path gradientshapeok="t" o:connecttype="rect"/>
             </v:shapetype>
-            <v:shape id="Text Box 10" o:spid="_x0000_s1035" type="#_x0000_t202" alt="Restricted - مقيد " style="position:absolute;left:0;text-align:left;margin-left:0;margin-top:0;width:84.4pt;height:32.1pt;z-index:251664384;visibility:visible;mso-wrap-style:none;mso-wrap-distance-left:0;mso-wrap-distance-top:0;mso-wrap-distance-right:0;mso-wrap-distance-bottom:0;mso-position-horizontal:left;mso-position-horizontal-relative:page;mso-position-vertical:bottom;mso-position-vertical-relative:page;v-text-anchor:bottom" o:gfxdata="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" filled="f" stroked="f">
+            <v:shape id="Text Box 10" o:spid="_x0000_s1035" type="#_x0000_t202" alt="Restricted - مقيد " style="position:absolute;left:0;text-align:left;margin-left:0;margin-top:0;width:84.4pt;height:32.1pt;z-index:251664384;visibility:visible;mso-wrap-style:none;mso-wrap-distance-left:0;mso-wrap-distance-top:0;mso-wrap-distance-right:0;mso-wrap-distance-bottom:0;mso-position-horizontal:left;mso-position-horizontal-relative:page;mso-position-vertical:bottom;mso-position-vertical-relative:page;v-text-anchor:bottom" o:gfxdata="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" filled="f" stroked="f">
               <v:textbox style="mso-fit-shape-to-text:t" inset="20pt,0,0,15pt">
                 <w:txbxContent>
                   <w:p>
@@ -7302,10 +7317,10 @@
 </file>
 
 <file path=word/footer3.xml><?xml version="1.0" encoding="utf-8"?>
-<w:ftr xmlns:wpc="http://schemas.microsoft.com/office/word/2010/wordprocessingCanvas" xmlns:cx="http://schemas.microsoft.com/office/drawing/2014/chartex" xmlns:mc="http://schemas.openxmlformats.org/markup-compatibility/2006" xmlns:o="urn:schemas-microsoft-com:office:office" xmlns:r="http://schemas.openxmlformats.org/officeDocument/2006/relationships" xmlns:m="http://schemas.openxmlformats.org/officeDocument/2006/math" xmlns:v="urn:schemas-microsoft-com:vml" xmlns:wp14="http://schemas.microsoft.com/office/word/2010/wordprocessingDrawing" xmlns:wp="http://schemas.openxmlformats.org/drawingml/2006/wordprocessingDrawing" xmlns:w10="urn:schemas-microsoft-com:office:word" xmlns:w="http://schemas.openxmlformats.org/wordprocessingml/2006/main" xmlns:w14="http://schemas.microsoft.com/office/word/2010/wordml" xmlns:w15="http://schemas.microsoft.com/office/word/2012/wordml" xmlns:w16se="http://schemas.microsoft.com/office/word/2015/wordml/symex" xmlns:wpg="http://schemas.microsoft.com/office/word/2010/wordprocessingGroup" xmlns:wpi="http://schemas.microsoft.com/office/word/2010/wordprocessingInk" xmlns:wne="http://schemas.microsoft.com/office/word/2006/wordml" xmlns:wps="http://schemas.microsoft.com/office/word/2010/wordprocessingShape" mc:Ignorable="w14 w15 w16se wp14">
+<w:ftr xmlns:wpc="http://schemas.microsoft.com/office/word/2010/wordprocessingCanvas" xmlns:cx="http://schemas.microsoft.com/office/drawing/2014/chartex" xmlns:cx1="http://schemas.microsoft.com/office/drawing/2015/9/8/chartex" xmlns:cx2="http://schemas.microsoft.com/office/drawing/2015/10/21/chartex" xmlns:cx3="http://schemas.microsoft.com/office/drawing/2016/5/9/chartex" xmlns:cx4="http://schemas.microsoft.com/office/drawing/2016/5/10/chartex" xmlns:cx5="http://schemas.microsoft.com/office/drawing/2016/5/11/chartex" xmlns:cx6="http://schemas.microsoft.com/office/drawing/2016/5/12/chartex" xmlns:cx7="http://schemas.microsoft.com/office/drawing/2016/5/13/chartex" xmlns:cx8="http://schemas.microsoft.com/office/drawing/2016/5/14/chartex" xmlns:mc="http://schemas.openxmlformats.org/markup-compatibility/2006" xmlns:aink="http://schemas.microsoft.com/office/drawing/2016/ink" xmlns:am3d="http://schemas.microsoft.com/office/drawing/2017/model3d" xmlns:o="urn:schemas-microsoft-com:office:office" xmlns:oel="http://schemas.microsoft.com/office/2019/extlst" xmlns:r="http://schemas.openxmlformats.org/officeDocument/2006/relationships" xmlns:m="http://schemas.openxmlformats.org/officeDocument/2006/math" xmlns:v="urn:schemas-microsoft-com:vml" xmlns:wp14="http://schemas.microsoft.com/office/word/2010/wordprocessingDrawing" xmlns:wp="http://schemas.openxmlformats.org/drawingml/2006/wordprocessingDrawing" xmlns:w10="urn:schemas-microsoft-com:office:word" xmlns:w="http://schemas.openxmlformats.org/wordprocessingml/2006/main" xmlns:w14="http://schemas.microsoft.com/office/word/2010/wordml" xmlns:w15="http://schemas.microsoft.com/office/word/2012/wordml" xmlns:w16cex="http://schemas.microsoft.com/office/word/2018/wordml/cex" xmlns:w16cid="http://schemas.microsoft.com/office/word/2016/wordml/cid" xmlns:w16="http://schemas.microsoft.com/office/word/2018/wordml" xmlns:w16du="http://schemas.microsoft.com/office/word/2023/wordml/word16du" xmlns:w16sdtdh="http://schemas.microsoft.com/office/word/2020/wordml/sdtdatahash" xmlns:w16sdtfl="http://schemas.microsoft.com/office/word/2024/wordml/sdtformatlock" xmlns:w16se="http://schemas.microsoft.com/office/word/2015/wordml/symex" xmlns:wpg="http://schemas.microsoft.com/office/word/2010/wordprocessingGroup" xmlns:wpi="http://schemas.microsoft.com/office/word/2010/wordprocessingInk" xmlns:wne="http://schemas.microsoft.com/office/word/2006/wordml" xmlns:wps="http://schemas.microsoft.com/office/word/2010/wordprocessingShape" mc:Ignorable="w14 w15 w16se w16cid w16 w16cex w16sdtdh w16sdtfl w16du wp14">
   <w:p>
     <w:pPr>
-      <w:pStyle w:val="Footer"/>
+      <w:pStyle w:val="a5"/>
     </w:pPr>
     <w:r>
       <w:rPr>
@@ -7329,7 +7344,7 @@
               <wp:docPr id="1403242937" name="Text Box 8" descr="Restricted - مقيد ">
                 <a:extLst xmlns:a="http://schemas.openxmlformats.org/drawingml/2006/main">
                   <a:ext uri="{5AE41FA2-C0FF-4470-9BD4-5FADCA87CBE2}">
-                    <aclsh:classification xmlns="" xmlns:cx1="http://schemas.microsoft.com/office/drawing/2015/9/8/chartex" xmlns:cx2="http://schemas.microsoft.com/office/drawing/2015/10/21/chartex" xmlns:cx3="http://schemas.microsoft.com/office/drawing/2016/5/9/chartex" xmlns:cx4="http://schemas.microsoft.com/office/drawing/2016/5/10/chartex" xmlns:cx5="http://schemas.microsoft.com/office/drawing/2016/5/11/chartex" xmlns:cx6="http://schemas.microsoft.com/office/drawing/2016/5/12/chartex" xmlns:cx7="http://schemas.microsoft.com/office/drawing/2016/5/13/chartex" xmlns:cx8="http://schemas.microsoft.com/office/drawing/2016/5/14/chartex" xmlns:aink="http://schemas.microsoft.com/office/drawing/2016/ink" xmlns:am3d="http://schemas.microsoft.com/office/drawing/2017/model3d" xmlns:o="urn:schemas-microsoft-com:office:office" xmlns:oel="http://schemas.microsoft.com/office/2019/extlst" xmlns:v="urn:schemas-microsoft-com:vml" xmlns:w10="urn:schemas-microsoft-com:office:word" xmlns:w="http://schemas.openxmlformats.org/wordprocessingml/2006/main" xmlns:w16cex="http://schemas.microsoft.com/office/word/2018/wordml/cex" xmlns:w16cid="http://schemas.microsoft.com/office/word/2016/wordml/cid" xmlns:w16="http://schemas.microsoft.com/office/word/2018/wordml" xmlns:w16du="http://schemas.microsoft.com/office/word/2023/wordml/word16du" xmlns:w16sdtdh="http://schemas.microsoft.com/office/word/2020/wordml/sdtdatahash" xmlns:w16sdtfl="http://schemas.microsoft.com/office/word/2024/wordml/sdtformatlock" xmlns:aclsh="http://schemas.microsoft.com/office/drawing/2020/classificationShape" classificationOutcomeType="ftr"/>
+                    <aclsh:classification xmlns:aclsh="http://schemas.microsoft.com/office/drawing/2020/classificationShape" classificationOutcomeType="ftr"/>
                   </a:ext>
                 </a:extLst>
               </wp:docPr>
@@ -7409,7 +7424,7 @@
               <v:stroke joinstyle="miter"/>
               <v:path gradientshapeok="t" o:connecttype="rect"/>
             </v:shapetype>
-            <v:shape id="Text Box 8" o:spid="_x0000_s1036" type="#_x0000_t202" alt="Restricted - مقيد " style="position:absolute;left:0;text-align:left;margin-left:0;margin-top:0;width:84.4pt;height:32.1pt;z-index:251662336;visibility:visible;mso-wrap-style:none;mso-wrap-distance-left:0;mso-wrap-distance-top:0;mso-wrap-distance-right:0;mso-wrap-distance-bottom:0;mso-position-horizontal:left;mso-position-horizontal-relative:page;mso-position-vertical:bottom;mso-position-vertical-relative:page;v-text-anchor:bottom" o:gfxdata="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" filled="f" stroked="f">
+            <v:shape id="Text Box 8" o:spid="_x0000_s1036" type="#_x0000_t202" alt="Restricted - مقيد " style="position:absolute;left:0;text-align:left;margin-left:0;margin-top:0;width:84.4pt;height:32.1pt;z-index:251662336;visibility:visible;mso-wrap-style:none;mso-wrap-distance-left:0;mso-wrap-distance-top:0;mso-wrap-distance-right:0;mso-wrap-distance-bottom:0;mso-position-horizontal:left;mso-position-horizontal-relative:page;mso-position-vertical:bottom;mso-position-vertical-relative:page;v-text-anchor:bottom" o:gfxdata="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" filled="f" stroked="f">
               <v:textbox style="mso-fit-shape-to-text:t" inset="20pt,0,0,15pt">
                 <w:txbxContent>
                   <w:p>
@@ -7460,7 +7475,7 @@
 </file>
 
 <file path=word/footnotes.xml><?xml version="1.0" encoding="utf-8"?>
-<w:footnotes xmlns:wpc="http://schemas.microsoft.com/office/word/2010/wordprocessingCanvas" xmlns:cx="http://schemas.microsoft.com/office/drawing/2014/chartex" xmlns:mc="http://schemas.openxmlformats.org/markup-compatibility/2006" xmlns:o="urn:schemas-microsoft-com:office:office" xmlns:r="http://schemas.openxmlformats.org/officeDocument/2006/relationships" xmlns:m="http://schemas.openxmlformats.org/officeDocument/2006/math" xmlns:v="urn:schemas-microsoft-com:vml" xmlns:wp14="http://schemas.microsoft.com/office/word/2010/wordprocessingDrawing" xmlns:wp="http://schemas.openxmlformats.org/drawingml/2006/wordprocessingDrawing" xmlns:w10="urn:schemas-microsoft-com:office:word" xmlns:w="http://schemas.openxmlformats.org/wordprocessingml/2006/main" xmlns:w14="http://schemas.microsoft.com/office/word/2010/wordml" xmlns:w15="http://schemas.microsoft.com/office/word/2012/wordml" xmlns:w16se="http://schemas.microsoft.com/office/word/2015/wordml/symex" xmlns:wpg="http://schemas.microsoft.com/office/word/2010/wordprocessingGroup" xmlns:wpi="http://schemas.microsoft.com/office/word/2010/wordprocessingInk" xmlns:wne="http://schemas.microsoft.com/office/word/2006/wordml" xmlns:wps="http://schemas.microsoft.com/office/word/2010/wordprocessingShape" mc:Ignorable="w14 w15 w16se wp14">
+<w:footnotes xmlns:wpc="http://schemas.microsoft.com/office/word/2010/wordprocessingCanvas" xmlns:cx="http://schemas.microsoft.com/office/drawing/2014/chartex" xmlns:cx1="http://schemas.microsoft.com/office/drawing/2015/9/8/chartex" xmlns:cx2="http://schemas.microsoft.com/office/drawing/2015/10/21/chartex" xmlns:cx3="http://schemas.microsoft.com/office/drawing/2016/5/9/chartex" xmlns:cx4="http://schemas.microsoft.com/office/drawing/2016/5/10/chartex" xmlns:cx5="http://schemas.microsoft.com/office/drawing/2016/5/11/chartex" xmlns:cx6="http://schemas.microsoft.com/office/drawing/2016/5/12/chartex" xmlns:cx7="http://schemas.microsoft.com/office/drawing/2016/5/13/chartex" xmlns:cx8="http://schemas.microsoft.com/office/drawing/2016/5/14/chartex" xmlns:mc="http://schemas.openxmlformats.org/markup-compatibility/2006" xmlns:aink="http://schemas.microsoft.com/office/drawing/2016/ink" xmlns:am3d="http://schemas.microsoft.com/office/drawing/2017/model3d" xmlns:o="urn:schemas-microsoft-com:office:office" xmlns:oel="http://schemas.microsoft.com/office/2019/extlst" xmlns:r="http://schemas.openxmlformats.org/officeDocument/2006/relationships" xmlns:m="http://schemas.openxmlformats.org/officeDocument/2006/math" xmlns:v="urn:schemas-microsoft-com:vml" xmlns:wp14="http://schemas.microsoft.com/office/word/2010/wordprocessingDrawing" xmlns:wp="http://schemas.openxmlformats.org/drawingml/2006/wordprocessingDrawing" xmlns:w10="urn:schemas-microsoft-com:office:word" xmlns:w="http://schemas.openxmlformats.org/wordprocessingml/2006/main" xmlns:w14="http://schemas.microsoft.com/office/word/2010/wordml" xmlns:w15="http://schemas.microsoft.com/office/word/2012/wordml" xmlns:w16cex="http://schemas.microsoft.com/office/word/2018/wordml/cex" xmlns:w16cid="http://schemas.microsoft.com/office/word/2016/wordml/cid" xmlns:w16="http://schemas.microsoft.com/office/word/2018/wordml" xmlns:w16du="http://schemas.microsoft.com/office/word/2023/wordml/word16du" xmlns:w16sdtdh="http://schemas.microsoft.com/office/word/2020/wordml/sdtdatahash" xmlns:w16sdtfl="http://schemas.microsoft.com/office/word/2024/wordml/sdtformatlock" xmlns:w16se="http://schemas.microsoft.com/office/word/2015/wordml/symex" xmlns:wpg="http://schemas.microsoft.com/office/word/2010/wordprocessingGroup" xmlns:wpi="http://schemas.microsoft.com/office/word/2010/wordprocessingInk" xmlns:wne="http://schemas.microsoft.com/office/word/2006/wordml" xmlns:wps="http://schemas.microsoft.com/office/word/2010/wordprocessingShape" mc:Ignorable="w14 w15 w16se w16cid w16 w16cex w16sdtdh w16sdtfl w16du wp14">
   <w:footnote w:type="separator" w:id="-1">
     <w:p>
       <w:pPr>
@@ -7489,7 +7504,7 @@
 </file>
 
 <file path=word/header1.xml><?xml version="1.0" encoding="utf-8"?>
-<w:hdr xmlns:wpc="http://schemas.microsoft.com/office/word/2010/wordprocessingCanvas" xmlns:cx="http://schemas.microsoft.com/office/drawing/2014/chartex" xmlns:mc="http://schemas.openxmlformats.org/markup-compatibility/2006" xmlns:o="urn:schemas-microsoft-com:office:office" xmlns:r="http://schemas.openxmlformats.org/officeDocument/2006/relationships" xmlns:m="http://schemas.openxmlformats.org/officeDocument/2006/math" xmlns:v="urn:schemas-microsoft-com:vml" xmlns:wp14="http://schemas.microsoft.com/office/word/2010/wordprocessingDrawing" xmlns:wp="http://schemas.openxmlformats.org/drawingml/2006/wordprocessingDrawing" xmlns:w10="urn:schemas-microsoft-com:office:word" xmlns:w="http://schemas.openxmlformats.org/wordprocessingml/2006/main" xmlns:w14="http://schemas.microsoft.com/office/word/2010/wordml" xmlns:w15="http://schemas.microsoft.com/office/word/2012/wordml" xmlns:w16se="http://schemas.microsoft.com/office/word/2015/wordml/symex" xmlns:wpg="http://schemas.microsoft.com/office/word/2010/wordprocessingGroup" xmlns:wpi="http://schemas.microsoft.com/office/word/2010/wordprocessingInk" xmlns:wne="http://schemas.microsoft.com/office/word/2006/wordml" xmlns:wps="http://schemas.microsoft.com/office/word/2010/wordprocessingShape" mc:Ignorable="w14 w15 w16se wp14">
+<w:hdr xmlns:wpc="http://schemas.microsoft.com/office/word/2010/wordprocessingCanvas" xmlns:cx="http://schemas.microsoft.com/office/drawing/2014/chartex" xmlns:cx1="http://schemas.microsoft.com/office/drawing/2015/9/8/chartex" xmlns:cx2="http://schemas.microsoft.com/office/drawing/2015/10/21/chartex" xmlns:cx3="http://schemas.microsoft.com/office/drawing/2016/5/9/chartex" xmlns:cx4="http://schemas.microsoft.com/office/drawing/2016/5/10/chartex" xmlns:cx5="http://schemas.microsoft.com/office/drawing/2016/5/11/chartex" xmlns:cx6="http://schemas.microsoft.com/office/drawing/2016/5/12/chartex" xmlns:cx7="http://schemas.microsoft.com/office/drawing/2016/5/13/chartex" xmlns:cx8="http://schemas.microsoft.com/office/drawing/2016/5/14/chartex" xmlns:mc="http://schemas.openxmlformats.org/markup-compatibility/2006" xmlns:aink="http://schemas.microsoft.com/office/drawing/2016/ink" xmlns:am3d="http://schemas.microsoft.com/office/drawing/2017/model3d" xmlns:o="urn:schemas-microsoft-com:office:office" xmlns:oel="http://schemas.microsoft.com/office/2019/extlst" xmlns:r="http://schemas.openxmlformats.org/officeDocument/2006/relationships" xmlns:m="http://schemas.openxmlformats.org/officeDocument/2006/math" xmlns:v="urn:schemas-microsoft-com:vml" xmlns:wp14="http://schemas.microsoft.com/office/word/2010/wordprocessingDrawing" xmlns:wp="http://schemas.openxmlformats.org/drawingml/2006/wordprocessingDrawing" xmlns:w10="urn:schemas-microsoft-com:office:word" xmlns:w="http://schemas.openxmlformats.org/wordprocessingml/2006/main" xmlns:w14="http://schemas.microsoft.com/office/word/2010/wordml" xmlns:w15="http://schemas.microsoft.com/office/word/2012/wordml" xmlns:w16cex="http://schemas.microsoft.com/office/word/2018/wordml/cex" xmlns:w16cid="http://schemas.microsoft.com/office/word/2016/wordml/cid" xmlns:w16="http://schemas.microsoft.com/office/word/2018/wordml" xmlns:w16du="http://schemas.microsoft.com/office/word/2023/wordml/word16du" xmlns:w16sdtdh="http://schemas.microsoft.com/office/word/2020/wordml/sdtdatahash" xmlns:w16sdtfl="http://schemas.microsoft.com/office/word/2024/wordml/sdtformatlock" xmlns:w16se="http://schemas.microsoft.com/office/word/2015/wordml/symex" xmlns:wpg="http://schemas.microsoft.com/office/word/2010/wordprocessingGroup" xmlns:wpi="http://schemas.microsoft.com/office/word/2010/wordprocessingInk" xmlns:wne="http://schemas.microsoft.com/office/word/2006/wordml" xmlns:wps="http://schemas.microsoft.com/office/word/2010/wordprocessingShape" mc:Ignorable="w14 w15 w16se w16cid w16 w16cex w16sdtdh w16sdtfl w16du wp14">
   <w:tbl>
     <w:tblPr>
       <w:tblW w:w="6410" w:type="pct"/>
@@ -7553,7 +7568,7 @@
         </w:tcPr>
         <w:p>
           <w:pPr>
-            <w:pStyle w:val="Header"/>
+            <w:pStyle w:val="a7"/>
           </w:pPr>
         </w:p>
       </w:tc>
@@ -7563,7 +7578,7 @@
         </w:tcPr>
         <w:p>
           <w:pPr>
-            <w:pStyle w:val="Header"/>
+            <w:pStyle w:val="a7"/>
           </w:pPr>
         </w:p>
       </w:tc>
@@ -7574,7 +7589,7 @@
         </w:tcPr>
         <w:p>
           <w:pPr>
-            <w:pStyle w:val="Header"/>
+            <w:pStyle w:val="a7"/>
           </w:pPr>
         </w:p>
       </w:tc>
@@ -7582,14 +7597,14 @@
   </w:tbl>
   <w:p>
     <w:pPr>
-      <w:pStyle w:val="Header"/>
+      <w:pStyle w:val="a7"/>
     </w:pPr>
   </w:p>
 </w:hdr>
 </file>
 
 <file path=word/header2.xml><?xml version="1.0" encoding="utf-8"?>
-<w:hdr xmlns:wpc="http://schemas.microsoft.com/office/word/2010/wordprocessingCanvas" xmlns:cx="http://schemas.microsoft.com/office/drawing/2014/chartex" xmlns:mc="http://schemas.openxmlformats.org/markup-compatibility/2006" xmlns:o="urn:schemas-microsoft-com:office:office" xmlns:r="http://schemas.openxmlformats.org/officeDocument/2006/relationships" xmlns:m="http://schemas.openxmlformats.org/officeDocument/2006/math" xmlns:v="urn:schemas-microsoft-com:vml" xmlns:wp14="http://schemas.microsoft.com/office/word/2010/wordprocessingDrawing" xmlns:wp="http://schemas.openxmlformats.org/drawingml/2006/wordprocessingDrawing" xmlns:w10="urn:schemas-microsoft-com:office:word" xmlns:w="http://schemas.openxmlformats.org/wordprocessingml/2006/main" xmlns:w14="http://schemas.microsoft.com/office/word/2010/wordml" xmlns:w15="http://schemas.microsoft.com/office/word/2012/wordml" xmlns:w16se="http://schemas.microsoft.com/office/word/2015/wordml/symex" xmlns:wpg="http://schemas.microsoft.com/office/word/2010/wordprocessingGroup" xmlns:wpi="http://schemas.microsoft.com/office/word/2010/wordprocessingInk" xmlns:wne="http://schemas.microsoft.com/office/word/2006/wordml" xmlns:wps="http://schemas.microsoft.com/office/word/2010/wordprocessingShape" mc:Ignorable="w14 w15 w16se wp14">
+<w:hdr xmlns:wpc="http://schemas.microsoft.com/office/word/2010/wordprocessingCanvas" xmlns:cx="http://schemas.microsoft.com/office/drawing/2014/chartex" xmlns:cx1="http://schemas.microsoft.com/office/drawing/2015/9/8/chartex" xmlns:cx2="http://schemas.microsoft.com/office/drawing/2015/10/21/chartex" xmlns:cx3="http://schemas.microsoft.com/office/drawing/2016/5/9/chartex" xmlns:cx4="http://schemas.microsoft.com/office/drawing/2016/5/10/chartex" xmlns:cx5="http://schemas.microsoft.com/office/drawing/2016/5/11/chartex" xmlns:cx6="http://schemas.microsoft.com/office/drawing/2016/5/12/chartex" xmlns:cx7="http://schemas.microsoft.com/office/drawing/2016/5/13/chartex" xmlns:cx8="http://schemas.microsoft.com/office/drawing/2016/5/14/chartex" xmlns:mc="http://schemas.openxmlformats.org/markup-compatibility/2006" xmlns:aink="http://schemas.microsoft.com/office/drawing/2016/ink" xmlns:am3d="http://schemas.microsoft.com/office/drawing/2017/model3d" xmlns:o="urn:schemas-microsoft-com:office:office" xmlns:oel="http://schemas.microsoft.com/office/2019/extlst" xmlns:r="http://schemas.openxmlformats.org/officeDocument/2006/relationships" xmlns:m="http://schemas.openxmlformats.org/officeDocument/2006/math" xmlns:v="urn:schemas-microsoft-com:vml" xmlns:wp14="http://schemas.microsoft.com/office/word/2010/wordprocessingDrawing" xmlns:wp="http://schemas.openxmlformats.org/drawingml/2006/wordprocessingDrawing" xmlns:w10="urn:schemas-microsoft-com:office:word" xmlns:w="http://schemas.openxmlformats.org/wordprocessingml/2006/main" xmlns:w14="http://schemas.microsoft.com/office/word/2010/wordml" xmlns:w15="http://schemas.microsoft.com/office/word/2012/wordml" xmlns:w16cex="http://schemas.microsoft.com/office/word/2018/wordml/cex" xmlns:w16cid="http://schemas.microsoft.com/office/word/2016/wordml/cid" xmlns:w16="http://schemas.microsoft.com/office/word/2018/wordml" xmlns:w16du="http://schemas.microsoft.com/office/word/2023/wordml/word16du" xmlns:w16sdtdh="http://schemas.microsoft.com/office/word/2020/wordml/sdtdatahash" xmlns:w16sdtfl="http://schemas.microsoft.com/office/word/2024/wordml/sdtformatlock" xmlns:w16se="http://schemas.microsoft.com/office/word/2015/wordml/symex" xmlns:wpg="http://schemas.microsoft.com/office/word/2010/wordprocessingGroup" xmlns:wpi="http://schemas.microsoft.com/office/word/2010/wordprocessingInk" xmlns:wne="http://schemas.microsoft.com/office/word/2006/wordml" xmlns:wps="http://schemas.microsoft.com/office/word/2010/wordprocessingShape" mc:Ignorable="w14 w15 w16se w16cid w16 w16cex w16sdtdh w16sdtfl w16du wp14">
   <w:p>
     <w:pPr>
       <w:ind w:left="-2340"/>
@@ -7759,7 +7774,7 @@
             </wp:anchor>
           </w:drawing>
         </mc:Choice>
-        <mc:Fallback xmlns:cx1="http://schemas.microsoft.com/office/drawing/2015/9/8/chartex" xmlns:cx2="http://schemas.microsoft.com/office/drawing/2015/10/21/chartex" xmlns:cx3="http://schemas.microsoft.com/office/drawing/2016/5/9/chartex" xmlns:cx4="http://schemas.microsoft.com/office/drawing/2016/5/10/chartex" xmlns:cx5="http://schemas.microsoft.com/office/drawing/2016/5/11/chartex" xmlns:cx6="http://schemas.microsoft.com/office/drawing/2016/5/12/chartex" xmlns:cx7="http://schemas.microsoft.com/office/drawing/2016/5/13/chartex" xmlns:cx8="http://schemas.microsoft.com/office/drawing/2016/5/14/chartex" xmlns:aink="http://schemas.microsoft.com/office/drawing/2016/ink" xmlns:am3d="http://schemas.microsoft.com/office/drawing/2017/model3d" xmlns:oel="http://schemas.microsoft.com/office/2019/extlst" xmlns:w16cex="http://schemas.microsoft.com/office/word/2018/wordml/cex" xmlns:w16cid="http://schemas.microsoft.com/office/word/2016/wordml/cid" xmlns:w16="http://schemas.microsoft.com/office/word/2018/wordml" xmlns:w16du="http://schemas.microsoft.com/office/word/2023/wordml/word16du" xmlns:w16sdtdh="http://schemas.microsoft.com/office/word/2020/wordml/sdtdatahash" xmlns:w16sdtfl="http://schemas.microsoft.com/office/word/2024/wordml/sdtformatlock">
+        <mc:Fallback>
           <w:pict>
             <v:line w14:anchorId="7169C831" id="Straight Connector 6" o:spid="_x0000_s1026" style="position:absolute;z-index:251660288;visibility:visible;mso-wrap-style:square;mso-width-percent:0;mso-height-percent:0;mso-wrap-distance-left:9pt;mso-wrap-distance-top:-3e-5mm;mso-wrap-distance-right:9pt;mso-wrap-distance-bottom:-3e-5mm;mso-position-horizontal:absolute;mso-position-horizontal-relative:text;mso-position-vertical:absolute;mso-position-vertical-relative:text;mso-width-percent:0;mso-height-percent:0;mso-width-relative:page;mso-height-relative:page" from="-68.95pt,-666.45pt" to="489.05pt,-666.45pt" o:gfxdata="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" strokecolor="#4f81bd" strokeweight="2pt">
               <v:shadow on="t" opacity="24903f" origin=",.5" offset="0,.55556mm"/>
@@ -7774,7 +7789,7 @@
 </file>
 
 <file path=word/header3.xml><?xml version="1.0" encoding="utf-8"?>
-<w:hdr xmlns:wpc="http://schemas.microsoft.com/office/word/2010/wordprocessingCanvas" xmlns:cx="http://schemas.microsoft.com/office/drawing/2014/chartex" xmlns:mc="http://schemas.openxmlformats.org/markup-compatibility/2006" xmlns:o="urn:schemas-microsoft-com:office:office" xmlns:r="http://schemas.openxmlformats.org/officeDocument/2006/relationships" xmlns:m="http://schemas.openxmlformats.org/officeDocument/2006/math" xmlns:v="urn:schemas-microsoft-com:vml" xmlns:wp14="http://schemas.microsoft.com/office/word/2010/wordprocessingDrawing" xmlns:wp="http://schemas.openxmlformats.org/drawingml/2006/wordprocessingDrawing" xmlns:w10="urn:schemas-microsoft-com:office:word" xmlns:w="http://schemas.openxmlformats.org/wordprocessingml/2006/main" xmlns:w14="http://schemas.microsoft.com/office/word/2010/wordml" xmlns:w15="http://schemas.microsoft.com/office/word/2012/wordml" xmlns:w16se="http://schemas.microsoft.com/office/word/2015/wordml/symex" xmlns:wpg="http://schemas.microsoft.com/office/word/2010/wordprocessingGroup" xmlns:wpi="http://schemas.microsoft.com/office/word/2010/wordprocessingInk" xmlns:wne="http://schemas.microsoft.com/office/word/2006/wordml" xmlns:wps="http://schemas.microsoft.com/office/word/2010/wordprocessingShape" mc:Ignorable="w14 w15 w16se wp14">
+<w:hdr xmlns:wpc="http://schemas.microsoft.com/office/word/2010/wordprocessingCanvas" xmlns:cx="http://schemas.microsoft.com/office/drawing/2014/chartex" xmlns:cx1="http://schemas.microsoft.com/office/drawing/2015/9/8/chartex" xmlns:cx2="http://schemas.microsoft.com/office/drawing/2015/10/21/chartex" xmlns:cx3="http://schemas.microsoft.com/office/drawing/2016/5/9/chartex" xmlns:cx4="http://schemas.microsoft.com/office/drawing/2016/5/10/chartex" xmlns:cx5="http://schemas.microsoft.com/office/drawing/2016/5/11/chartex" xmlns:cx6="http://schemas.microsoft.com/office/drawing/2016/5/12/chartex" xmlns:cx7="http://schemas.microsoft.com/office/drawing/2016/5/13/chartex" xmlns:cx8="http://schemas.microsoft.com/office/drawing/2016/5/14/chartex" xmlns:mc="http://schemas.openxmlformats.org/markup-compatibility/2006" xmlns:aink="http://schemas.microsoft.com/office/drawing/2016/ink" xmlns:am3d="http://schemas.microsoft.com/office/drawing/2017/model3d" xmlns:o="urn:schemas-microsoft-com:office:office" xmlns:oel="http://schemas.microsoft.com/office/2019/extlst" xmlns:r="http://schemas.openxmlformats.org/officeDocument/2006/relationships" xmlns:m="http://schemas.openxmlformats.org/officeDocument/2006/math" xmlns:v="urn:schemas-microsoft-com:vml" xmlns:wp14="http://schemas.microsoft.com/office/word/2010/wordprocessingDrawing" xmlns:wp="http://schemas.openxmlformats.org/drawingml/2006/wordprocessingDrawing" xmlns:w10="urn:schemas-microsoft-com:office:word" xmlns:w="http://schemas.openxmlformats.org/wordprocessingml/2006/main" xmlns:w14="http://schemas.microsoft.com/office/word/2010/wordml" xmlns:w15="http://schemas.microsoft.com/office/word/2012/wordml" xmlns:w16cex="http://schemas.microsoft.com/office/word/2018/wordml/cex" xmlns:w16cid="http://schemas.microsoft.com/office/word/2016/wordml/cid" xmlns:w16="http://schemas.microsoft.com/office/word/2018/wordml" xmlns:w16du="http://schemas.microsoft.com/office/word/2023/wordml/word16du" xmlns:w16sdtdh="http://schemas.microsoft.com/office/word/2020/wordml/sdtdatahash" xmlns:w16sdtfl="http://schemas.microsoft.com/office/word/2024/wordml/sdtformatlock" xmlns:w16se="http://schemas.microsoft.com/office/word/2015/wordml/symex" xmlns:wpg="http://schemas.microsoft.com/office/word/2010/wordprocessingGroup" xmlns:wpi="http://schemas.microsoft.com/office/word/2010/wordprocessingInk" xmlns:wne="http://schemas.microsoft.com/office/word/2006/wordml" xmlns:wps="http://schemas.microsoft.com/office/word/2010/wordprocessingShape" mc:Ignorable="w14 w15 w16se w16cid w16 w16cex w16sdtdh w16sdtfl w16du wp14">
   <w:tbl>
     <w:tblPr>
       <w:tblW w:w="6410" w:type="pct"/>
@@ -7868,9 +7883,32 @@
           </w:r>
           <w:r>
             <w:rPr>
+              <w:rFonts w:hint="cs"/>
+              <w:b w:val="0"/>
+              <w:bCs w:val="0"/>
+              <w:noProof/>
+              <w:rtl/>
+            </w:rPr>
+            <w:instrText xml:space="preserve">خطأ! استخدم علامة التبويب "الصفحة الرئيسية" لتطبيق </w:instrText>
+          </w:r>
+          <w:r>
+            <w:rPr>
+              <w:rFonts w:hint="cs"/>
+              <w:b w:val="0"/>
+              <w:bCs w:val="0"/>
               <w:noProof/>
             </w:rPr>
-            <w:instrText>Task 7</w:instrText>
+            <w:instrText>Heading 1</w:instrText>
+          </w:r>
+          <w:r>
+            <w:rPr>
+              <w:rFonts w:hint="cs"/>
+              <w:b w:val="0"/>
+              <w:bCs w:val="0"/>
+              <w:noProof/>
+              <w:rtl/>
+            </w:rPr>
+            <w:instrText xml:space="preserve"> على النص الذي ترغب في أن يظهر هنا.</w:instrText>
           </w:r>
           <w:r>
             <w:rPr>
@@ -7901,9 +7939,32 @@
           </w:r>
           <w:r>
             <w:rPr>
+              <w:rFonts w:hint="cs"/>
+              <w:b w:val="0"/>
+              <w:bCs w:val="0"/>
+              <w:noProof/>
+              <w:rtl/>
+            </w:rPr>
+            <w:instrText xml:space="preserve">خطأ! استخدم علامة التبويب "الصفحة الرئيسية" لتطبيق </w:instrText>
+          </w:r>
+          <w:r>
+            <w:rPr>
+              <w:rFonts w:hint="cs"/>
+              <w:b w:val="0"/>
+              <w:bCs w:val="0"/>
               <w:noProof/>
             </w:rPr>
-            <w:instrText>Task 7</w:instrText>
+            <w:instrText>Heading 1</w:instrText>
+          </w:r>
+          <w:r>
+            <w:rPr>
+              <w:rFonts w:hint="cs"/>
+              <w:b w:val="0"/>
+              <w:bCs w:val="0"/>
+              <w:noProof/>
+              <w:rtl/>
+            </w:rPr>
+            <w:instrText xml:space="preserve"> على النص الذي ترغب في أن يظهر هنا.</w:instrText>
           </w:r>
           <w:r>
             <w:rPr>
@@ -7919,9 +7980,38 @@
           </w:r>
           <w:r>
             <w:rPr>
+              <w:rFonts w:hint="cs"/>
+              <w:b w:val="0"/>
+              <w:bCs w:val="0"/>
+              <w:noProof/>
+              <w:rtl/>
+            </w:rPr>
+            <w:t xml:space="preserve">خطأ! استخدم علامة التبويب "الصفحة الرئيسية" لتطبيق </w:t>
+          </w:r>
+          <w:r>
+            <w:rPr>
+              <w:rFonts w:hint="cs"/>
+              <w:b w:val="0"/>
+              <w:bCs w:val="0"/>
               <w:noProof/>
             </w:rPr>
-            <w:t xml:space="preserve">Task 7 </w:t>
+            <w:t>Heading 1</w:t>
+          </w:r>
+          <w:r>
+            <w:rPr>
+              <w:rFonts w:hint="cs"/>
+              <w:b w:val="0"/>
+              <w:bCs w:val="0"/>
+              <w:noProof/>
+              <w:rtl/>
+            </w:rPr>
+            <w:t xml:space="preserve"> على النص الذي ترغب في أن يظهر هنا.</w:t>
+          </w:r>
+          <w:r>
+            <w:rPr>
+              <w:noProof/>
+            </w:rPr>
+            <w:t xml:space="preserve"> </w:t>
           </w:r>
           <w:r>
             <w:fldChar w:fldCharType="end"/>
@@ -7979,7 +8069,7 @@
 </file>
 
 <file path=word/numbering.xml><?xml version="1.0" encoding="utf-8"?>
-<w:numbering xmlns:wpc="http://schemas.microsoft.com/office/word/2010/wordprocessingCanvas" xmlns:cx="http://schemas.microsoft.com/office/drawing/2014/chartex" xmlns:mc="http://schemas.openxmlformats.org/markup-compatibility/2006" xmlns:o="urn:schemas-microsoft-com:office:office" xmlns:r="http://schemas.openxmlformats.org/officeDocument/2006/relationships" xmlns:m="http://schemas.openxmlformats.org/officeDocument/2006/math" xmlns:v="urn:schemas-microsoft-com:vml" xmlns:wp14="http://schemas.microsoft.com/office/word/2010/wordprocessingDrawing" xmlns:wp="http://schemas.openxmlformats.org/drawingml/2006/wordprocessingDrawing" xmlns:w10="urn:schemas-microsoft-com:office:word" xmlns:w="http://schemas.openxmlformats.org/wordprocessingml/2006/main" xmlns:w14="http://schemas.microsoft.com/office/word/2010/wordml" xmlns:w15="http://schemas.microsoft.com/office/word/2012/wordml" xmlns:w16se="http://schemas.microsoft.com/office/word/2015/wordml/symex" xmlns:wpg="http://schemas.microsoft.com/office/word/2010/wordprocessingGroup" xmlns:wpi="http://schemas.microsoft.com/office/word/2010/wordprocessingInk" xmlns:wne="http://schemas.microsoft.com/office/word/2006/wordml" xmlns:wps="http://schemas.microsoft.com/office/word/2010/wordprocessingShape" mc:Ignorable="w14 w15 w16se wp14">
+<w:numbering xmlns:wpc="http://schemas.microsoft.com/office/word/2010/wordprocessingCanvas" xmlns:cx="http://schemas.microsoft.com/office/drawing/2014/chartex" xmlns:cx1="http://schemas.microsoft.com/office/drawing/2015/9/8/chartex" xmlns:cx2="http://schemas.microsoft.com/office/drawing/2015/10/21/chartex" xmlns:cx3="http://schemas.microsoft.com/office/drawing/2016/5/9/chartex" xmlns:cx4="http://schemas.microsoft.com/office/drawing/2016/5/10/chartex" xmlns:cx5="http://schemas.microsoft.com/office/drawing/2016/5/11/chartex" xmlns:cx6="http://schemas.microsoft.com/office/drawing/2016/5/12/chartex" xmlns:cx7="http://schemas.microsoft.com/office/drawing/2016/5/13/chartex" xmlns:cx8="http://schemas.microsoft.com/office/drawing/2016/5/14/chartex" xmlns:mc="http://schemas.openxmlformats.org/markup-compatibility/2006" xmlns:aink="http://schemas.microsoft.com/office/drawing/2016/ink" xmlns:am3d="http://schemas.microsoft.com/office/drawing/2017/model3d" xmlns:o="urn:schemas-microsoft-com:office:office" xmlns:oel="http://schemas.microsoft.com/office/2019/extlst" xmlns:r="http://schemas.openxmlformats.org/officeDocument/2006/relationships" xmlns:m="http://schemas.openxmlformats.org/officeDocument/2006/math" xmlns:v="urn:schemas-microsoft-com:vml" xmlns:wp14="http://schemas.microsoft.com/office/word/2010/wordprocessingDrawing" xmlns:wp="http://schemas.openxmlformats.org/drawingml/2006/wordprocessingDrawing" xmlns:w10="urn:schemas-microsoft-com:office:word" xmlns:w="http://schemas.openxmlformats.org/wordprocessingml/2006/main" xmlns:w14="http://schemas.microsoft.com/office/word/2010/wordml" xmlns:w15="http://schemas.microsoft.com/office/word/2012/wordml" xmlns:w16cex="http://schemas.microsoft.com/office/word/2018/wordml/cex" xmlns:w16cid="http://schemas.microsoft.com/office/word/2016/wordml/cid" xmlns:w16="http://schemas.microsoft.com/office/word/2018/wordml" xmlns:w16du="http://schemas.microsoft.com/office/word/2023/wordml/word16du" xmlns:w16sdtdh="http://schemas.microsoft.com/office/word/2020/wordml/sdtdatahash" xmlns:w16sdtfl="http://schemas.microsoft.com/office/word/2024/wordml/sdtformatlock" xmlns:w16se="http://schemas.microsoft.com/office/word/2015/wordml/symex" xmlns:wpg="http://schemas.microsoft.com/office/word/2010/wordprocessingGroup" xmlns:wpi="http://schemas.microsoft.com/office/word/2010/wordprocessingInk" xmlns:wne="http://schemas.microsoft.com/office/word/2006/wordml" xmlns:wps="http://schemas.microsoft.com/office/word/2010/wordprocessingShape" mc:Ignorable="w14 w15 w16se w16cid w16 w16cex w16sdtdh w16sdtfl w16du wp14">
   <w:abstractNum w:abstractNumId="0" w15:restartNumberingAfterBreak="0">
     <w:nsid w:val="FFFFFF89"/>
     <w:multiLevelType w:val="singleLevel"/>
@@ -7987,7 +8077,7 @@
     <w:lvl w:ilvl="0">
       <w:start w:val="1"/>
       <w:numFmt w:val="bullet"/>
-      <w:pStyle w:val="ListBullet"/>
+      <w:pStyle w:val="a"/>
       <w:lvlText w:val="•"/>
       <w:lvlJc w:val="left"/>
       <w:pPr>
@@ -8711,7 +8801,7 @@
     <w:lvl w:ilvl="0">
       <w:start w:val="1"/>
       <w:numFmt w:val="decimal"/>
-      <w:pStyle w:val="ListNumber"/>
+      <w:pStyle w:val="a0"/>
       <w:lvlText w:val="%1."/>
       <w:lvlJc w:val="left"/>
       <w:pPr>
@@ -8725,7 +8815,7 @@
     <w:lvl w:ilvl="1">
       <w:start w:val="1"/>
       <w:numFmt w:val="decimal"/>
-      <w:pStyle w:val="ListNumber2"/>
+      <w:pStyle w:val="2"/>
       <w:suff w:val="space"/>
       <w:lvlText w:val="%1.%2"/>
       <w:lvlJc w:val="left"/>
@@ -8740,7 +8830,7 @@
     <w:lvl w:ilvl="2">
       <w:start w:val="1"/>
       <w:numFmt w:val="lowerLetter"/>
-      <w:pStyle w:val="ListNumber3"/>
+      <w:pStyle w:val="3"/>
       <w:lvlText w:val="%3."/>
       <w:lvlJc w:val="left"/>
       <w:pPr>
@@ -8754,7 +8844,7 @@
     <w:lvl w:ilvl="3">
       <w:start w:val="1"/>
       <w:numFmt w:val="lowerRoman"/>
-      <w:pStyle w:val="ListNumber4"/>
+      <w:pStyle w:val="4"/>
       <w:lvlText w:val="%4."/>
       <w:lvlJc w:val="left"/>
       <w:pPr>
@@ -8768,7 +8858,7 @@
     <w:lvl w:ilvl="4">
       <w:start w:val="1"/>
       <w:numFmt w:val="lowerLetter"/>
-      <w:pStyle w:val="ListNumber5"/>
+      <w:pStyle w:val="5"/>
       <w:lvlText w:val="(%5)"/>
       <w:lvlJc w:val="left"/>
       <w:pPr>
@@ -8977,6 +9067,123 @@
     </w:lvl>
   </w:abstractNum>
   <w:abstractNum w:abstractNumId="9" w15:restartNumberingAfterBreak="0">
+    <w:nsid w:val="3CBE7382"/>
+    <w:multiLevelType w:val="multilevel"/>
+    <w:tmpl w:val="47A4F398"/>
+    <w:lvl w:ilvl="0">
+      <w:start w:val="1"/>
+      <w:numFmt w:val="decimal"/>
+      <w:lvlText w:val="%1."/>
+      <w:lvlJc w:val="left"/>
+      <w:pPr>
+        <w:tabs>
+          <w:tab w:val="num" w:pos="720"/>
+        </w:tabs>
+        <w:ind w:left="720" w:hanging="360"/>
+      </w:pPr>
+    </w:lvl>
+    <w:lvl w:ilvl="1">
+      <w:start w:val="1"/>
+      <w:numFmt w:val="bullet"/>
+      <w:lvlText w:val="o"/>
+      <w:lvlJc w:val="left"/>
+      <w:pPr>
+        <w:tabs>
+          <w:tab w:val="num" w:pos="1440"/>
+        </w:tabs>
+        <w:ind w:left="1440" w:hanging="360"/>
+      </w:pPr>
+      <w:rPr>
+        <w:rFonts w:ascii="Courier New" w:hAnsi="Courier New" w:cs="Times New Roman" w:hint="default"/>
+        <w:sz w:val="20"/>
+      </w:rPr>
+    </w:lvl>
+    <w:lvl w:ilvl="2">
+      <w:start w:val="1"/>
+      <w:numFmt w:val="decimal"/>
+      <w:lvlText w:val="%3."/>
+      <w:lvlJc w:val="left"/>
+      <w:pPr>
+        <w:tabs>
+          <w:tab w:val="num" w:pos="2160"/>
+        </w:tabs>
+        <w:ind w:left="2160" w:hanging="360"/>
+      </w:pPr>
+    </w:lvl>
+    <w:lvl w:ilvl="3">
+      <w:start w:val="1"/>
+      <w:numFmt w:val="decimal"/>
+      <w:lvlText w:val="%4."/>
+      <w:lvlJc w:val="left"/>
+      <w:pPr>
+        <w:tabs>
+          <w:tab w:val="num" w:pos="2880"/>
+        </w:tabs>
+        <w:ind w:left="2880" w:hanging="360"/>
+      </w:pPr>
+    </w:lvl>
+    <w:lvl w:ilvl="4">
+      <w:start w:val="1"/>
+      <w:numFmt w:val="decimal"/>
+      <w:lvlText w:val="%5."/>
+      <w:lvlJc w:val="left"/>
+      <w:pPr>
+        <w:tabs>
+          <w:tab w:val="num" w:pos="3600"/>
+        </w:tabs>
+        <w:ind w:left="3600" w:hanging="360"/>
+      </w:pPr>
+    </w:lvl>
+    <w:lvl w:ilvl="5">
+      <w:start w:val="1"/>
+      <w:numFmt w:val="decimal"/>
+      <w:lvlText w:val="%6."/>
+      <w:lvlJc w:val="left"/>
+      <w:pPr>
+        <w:tabs>
+          <w:tab w:val="num" w:pos="4320"/>
+        </w:tabs>
+        <w:ind w:left="4320" w:hanging="360"/>
+      </w:pPr>
+    </w:lvl>
+    <w:lvl w:ilvl="6">
+      <w:start w:val="1"/>
+      <w:numFmt w:val="decimal"/>
+      <w:lvlText w:val="%7."/>
+      <w:lvlJc w:val="left"/>
+      <w:pPr>
+        <w:tabs>
+          <w:tab w:val="num" w:pos="5040"/>
+        </w:tabs>
+        <w:ind w:left="5040" w:hanging="360"/>
+      </w:pPr>
+    </w:lvl>
+    <w:lvl w:ilvl="7">
+      <w:start w:val="1"/>
+      <w:numFmt w:val="decimal"/>
+      <w:lvlText w:val="%8."/>
+      <w:lvlJc w:val="left"/>
+      <w:pPr>
+        <w:tabs>
+          <w:tab w:val="num" w:pos="5760"/>
+        </w:tabs>
+        <w:ind w:left="5760" w:hanging="360"/>
+      </w:pPr>
+    </w:lvl>
+    <w:lvl w:ilvl="8">
+      <w:start w:val="1"/>
+      <w:numFmt w:val="decimal"/>
+      <w:lvlText w:val="%9."/>
+      <w:lvlJc w:val="left"/>
+      <w:pPr>
+        <w:tabs>
+          <w:tab w:val="num" w:pos="6480"/>
+        </w:tabs>
+        <w:ind w:left="6480" w:hanging="360"/>
+      </w:pPr>
+    </w:lvl>
+  </w:abstractNum>
+  <w:abstractNum w:abstractNumId="10" w15:restartNumberingAfterBreak="0">
     <w:nsid w:val="3DBA4501"/>
     <w:multiLevelType w:val="multilevel"/>
     <w:tmpl w:val="08ACF896"/>
@@ -9125,7 +9332,7 @@
       </w:rPr>
     </w:lvl>
   </w:abstractNum>
-  <w:abstractNum w:abstractNumId="10" w15:restartNumberingAfterBreak="0">
+  <w:abstractNum w:abstractNumId="11" w15:restartNumberingAfterBreak="0">
     <w:nsid w:val="44EE13B5"/>
     <w:multiLevelType w:val="hybridMultilevel"/>
     <w:tmpl w:val="2AE033A4"/>
@@ -9240,7 +9447,7 @@
       </w:rPr>
     </w:lvl>
   </w:abstractNum>
-  <w:abstractNum w:abstractNumId="11" w15:restartNumberingAfterBreak="0">
+  <w:abstractNum w:abstractNumId="12" w15:restartNumberingAfterBreak="0">
     <w:nsid w:val="574A7996"/>
     <w:multiLevelType w:val="multilevel"/>
     <w:tmpl w:val="8C42527C"/>
@@ -9389,7 +9596,7 @@
       </w:rPr>
     </w:lvl>
   </w:abstractNum>
-  <w:abstractNum w:abstractNumId="12" w15:restartNumberingAfterBreak="0">
+  <w:abstractNum w:abstractNumId="13" w15:restartNumberingAfterBreak="0">
     <w:nsid w:val="59A421A5"/>
     <w:multiLevelType w:val="hybridMultilevel"/>
     <w:tmpl w:val="BE28B77E"/>
@@ -9478,7 +9685,156 @@
       </w:pPr>
     </w:lvl>
   </w:abstractNum>
-  <w:abstractNum w:abstractNumId="13" w15:restartNumberingAfterBreak="0">
+  <w:abstractNum w:abstractNumId="14" w15:restartNumberingAfterBreak="0">
+    <w:nsid w:val="5ADF65DE"/>
+    <w:multiLevelType w:val="multilevel"/>
+    <w:tmpl w:val="8EDE6760"/>
+    <w:lvl w:ilvl="0">
+      <w:start w:val="1"/>
+      <w:numFmt w:val="bullet"/>
+      <w:lvlText w:val=""/>
+      <w:lvlJc w:val="left"/>
+      <w:pPr>
+        <w:tabs>
+          <w:tab w:val="num" w:pos="720"/>
+        </w:tabs>
+        <w:ind w:left="720" w:hanging="360"/>
+      </w:pPr>
+      <w:rPr>
+        <w:rFonts w:ascii="Symbol" w:hAnsi="Symbol" w:hint="default"/>
+        <w:sz w:val="20"/>
+      </w:rPr>
+    </w:lvl>
+    <w:lvl w:ilvl="1">
+      <w:start w:val="1"/>
+      <w:numFmt w:val="bullet"/>
+      <w:lvlText w:val="o"/>
+      <w:lvlJc w:val="left"/>
+      <w:pPr>
+        <w:tabs>
+          <w:tab w:val="num" w:pos="1440"/>
+        </w:tabs>
+        <w:ind w:left="1440" w:hanging="360"/>
+      </w:pPr>
+      <w:rPr>
+        <w:rFonts w:ascii="Courier New" w:hAnsi="Courier New" w:cs="Times New Roman" w:hint="default"/>
+        <w:sz w:val="20"/>
+      </w:rPr>
+    </w:lvl>
+    <w:lvl w:ilvl="2">
+      <w:start w:val="1"/>
+      <w:numFmt w:val="bullet"/>
+      <w:lvlText w:val=""/>
+      <w:lvlJc w:val="left"/>
+      <w:pPr>
+        <w:tabs>
+          <w:tab w:val="num" w:pos="2160"/>
+        </w:tabs>
+        <w:ind w:left="2160" w:hanging="360"/>
+      </w:pPr>
+      <w:rPr>
+        <w:rFonts w:ascii="Wingdings" w:hAnsi="Wingdings" w:hint="default"/>
+        <w:sz w:val="20"/>
+      </w:rPr>
+    </w:lvl>
+    <w:lvl w:ilvl="3">
+      <w:start w:val="1"/>
+      <w:numFmt w:val="bullet"/>
+      <w:lvlText w:val=""/>
+      <w:lvlJc w:val="left"/>
+      <w:pPr>
+        <w:tabs>
+          <w:tab w:val="num" w:pos="2880"/>
+        </w:tabs>
+        <w:ind w:left="2880" w:hanging="360"/>
+      </w:pPr>
+      <w:rPr>
+        <w:rFonts w:ascii="Wingdings" w:hAnsi="Wingdings" w:hint="default"/>
+        <w:sz w:val="20"/>
+      </w:rPr>
+    </w:lvl>
+    <w:lvl w:ilvl="4">
+      <w:start w:val="1"/>
+      <w:numFmt w:val="bullet"/>
+      <w:lvlText w:val=""/>
+      <w:lvlJc w:val="left"/>
+      <w:pPr>
+        <w:tabs>
+          <w:tab w:val="num" w:pos="3600"/>
+        </w:tabs>
+        <w:ind w:left="3600" w:hanging="360"/>
+      </w:pPr>
+      <w:rPr>
+        <w:rFonts w:ascii="Wingdings" w:hAnsi="Wingdings" w:hint="default"/>
+        <w:sz w:val="20"/>
+      </w:rPr>
+    </w:lvl>
+    <w:lvl w:ilvl="5">
+      <w:start w:val="1"/>
+      <w:numFmt w:val="bullet"/>
+      <w:lvlText w:val=""/>
+      <w:lvlJc w:val="left"/>
+      <w:pPr>
+        <w:tabs>
+          <w:tab w:val="num" w:pos="4320"/>
+        </w:tabs>
+        <w:ind w:left="4320" w:hanging="360"/>
+      </w:pPr>
+      <w:rPr>
+        <w:rFonts w:ascii="Wingdings" w:hAnsi="Wingdings" w:hint="default"/>
+        <w:sz w:val="20"/>
+      </w:rPr>
+    </w:lvl>
+    <w:lvl w:ilvl="6">
+      <w:start w:val="1"/>
+      <w:numFmt w:val="bullet"/>
+      <w:lvlText w:val=""/>
+      <w:lvlJc w:val="left"/>
+      <w:pPr>
+        <w:tabs>
+          <w:tab w:val="num" w:pos="5040"/>
+        </w:tabs>
+        <w:ind w:left="5040" w:hanging="360"/>
+      </w:pPr>
+      <w:rPr>
+        <w:rFonts w:ascii="Wingdings" w:hAnsi="Wingdings" w:hint="default"/>
+        <w:sz w:val="20"/>
+      </w:rPr>
+    </w:lvl>
+    <w:lvl w:ilvl="7">
+      <w:start w:val="1"/>
+      <w:numFmt w:val="bullet"/>
+      <w:lvlText w:val=""/>
+      <w:lvlJc w:val="left"/>
+      <w:pPr>
+        <w:tabs>
+          <w:tab w:val="num" w:pos="5760"/>
+        </w:tabs>
+        <w:ind w:left="5760" w:hanging="360"/>
+      </w:pPr>
+      <w:rPr>
+        <w:rFonts w:ascii="Wingdings" w:hAnsi="Wingdings" w:hint="default"/>
+        <w:sz w:val="20"/>
+      </w:rPr>
+    </w:lvl>
+    <w:lvl w:ilvl="8">
+      <w:start w:val="1"/>
+      <w:numFmt w:val="bullet"/>
+      <w:lvlText w:val=""/>
+      <w:lvlJc w:val="left"/>
+      <w:pPr>
+        <w:tabs>
+          <w:tab w:val="num" w:pos="6480"/>
+        </w:tabs>
+        <w:ind w:left="6480" w:hanging="360"/>
+      </w:pPr>
+      <w:rPr>
+        <w:rFonts w:ascii="Wingdings" w:hAnsi="Wingdings" w:hint="default"/>
+        <w:sz w:val="20"/>
+      </w:rPr>
+    </w:lvl>
+  </w:abstractNum>
+  <w:abstractNum w:abstractNumId="15" w15:restartNumberingAfterBreak="0">
     <w:nsid w:val="60FD06F7"/>
     <w:multiLevelType w:val="hybridMultilevel"/>
     <w:tmpl w:val="2006EBEA"/>
@@ -9564,7 +9920,7 @@
       </w:pPr>
     </w:lvl>
   </w:abstractNum>
-  <w:abstractNum w:abstractNumId="14" w15:restartNumberingAfterBreak="0">
+  <w:abstractNum w:abstractNumId="16" w15:restartNumberingAfterBreak="0">
     <w:nsid w:val="61D86D18"/>
     <w:multiLevelType w:val="hybridMultilevel"/>
     <w:tmpl w:val="2006EBEA"/>
@@ -9650,7 +10006,7 @@
       </w:pPr>
     </w:lvl>
   </w:abstractNum>
-  <w:abstractNum w:abstractNumId="15" w15:restartNumberingAfterBreak="0">
+  <w:abstractNum w:abstractNumId="17" w15:restartNumberingAfterBreak="0">
     <w:nsid w:val="674A4B08"/>
     <w:multiLevelType w:val="hybridMultilevel"/>
     <w:tmpl w:val="2006EBEA"/>
@@ -9736,7 +10092,7 @@
       </w:pPr>
     </w:lvl>
   </w:abstractNum>
-  <w:abstractNum w:abstractNumId="16" w15:restartNumberingAfterBreak="0">
+  <w:abstractNum w:abstractNumId="18" w15:restartNumberingAfterBreak="0">
     <w:nsid w:val="68567E06"/>
     <w:multiLevelType w:val="hybridMultilevel"/>
     <w:tmpl w:val="133092C0"/>
@@ -9825,7 +10181,7 @@
       </w:pPr>
     </w:lvl>
   </w:abstractNum>
-  <w:abstractNum w:abstractNumId="17" w15:restartNumberingAfterBreak="0">
+  <w:abstractNum w:abstractNumId="19" w15:restartNumberingAfterBreak="0">
     <w:nsid w:val="694B3D43"/>
     <w:multiLevelType w:val="multilevel"/>
     <w:tmpl w:val="CA629762"/>
@@ -9938,7 +10294,7 @@
       </w:pPr>
     </w:lvl>
   </w:abstractNum>
-  <w:abstractNum w:abstractNumId="18" w15:restartNumberingAfterBreak="0">
+  <w:abstractNum w:abstractNumId="20" w15:restartNumberingAfterBreak="0">
     <w:nsid w:val="75300294"/>
     <w:multiLevelType w:val="hybridMultilevel"/>
     <w:tmpl w:val="26DACB2E"/>
@@ -10051,86 +10407,126 @@
       </w:rPr>
     </w:lvl>
   </w:abstractNum>
-  <w:num w:numId="1">
+  <w:num w:numId="1" w16cid:durableId="933125756">
     <w:abstractNumId w:val="0"/>
   </w:num>
-  <w:num w:numId="2">
+  <w:num w:numId="2" w16cid:durableId="1161775645">
     <w:abstractNumId w:val="0"/>
     <w:lvlOverride w:ilvl="0">
       <w:startOverride w:val="1"/>
     </w:lvlOverride>
   </w:num>
-  <w:num w:numId="3">
+  <w:num w:numId="3" w16cid:durableId="1860922465">
     <w:abstractNumId w:val="7"/>
   </w:num>
-  <w:num w:numId="4">
+  <w:num w:numId="4" w16cid:durableId="2094088372">
     <w:abstractNumId w:val="0"/>
     <w:lvlOverride w:ilvl="0">
       <w:startOverride w:val="1"/>
     </w:lvlOverride>
   </w:num>
-  <w:num w:numId="5">
+  <w:num w:numId="5" w16cid:durableId="1610968135">
     <w:abstractNumId w:val="0"/>
     <w:lvlOverride w:ilvl="0">
       <w:startOverride w:val="1"/>
     </w:lvlOverride>
   </w:num>
-  <w:num w:numId="6">
+  <w:num w:numId="6" w16cid:durableId="1581139389">
+    <w:abstractNumId w:val="11"/>
+  </w:num>
+  <w:num w:numId="7" w16cid:durableId="2146964461">
+    <w:abstractNumId w:val="12"/>
+  </w:num>
+  <w:num w:numId="8" w16cid:durableId="480315952">
+    <w:abstractNumId w:val="8"/>
+  </w:num>
+  <w:num w:numId="9" w16cid:durableId="2081514385">
+    <w:abstractNumId w:val="6"/>
+  </w:num>
+  <w:num w:numId="10" w16cid:durableId="2064062538">
     <w:abstractNumId w:val="10"/>
   </w:num>
-  <w:num w:numId="7">
-    <w:abstractNumId w:val="11"/>
-  </w:num>
-  <w:num w:numId="8">
-    <w:abstractNumId w:val="8"/>
-  </w:num>
-  <w:num w:numId="9">
-    <w:abstractNumId w:val="6"/>
-  </w:num>
-  <w:num w:numId="10">
-    <w:abstractNumId w:val="9"/>
-  </w:num>
-  <w:num w:numId="11">
+  <w:num w:numId="11" w16cid:durableId="1415279006">
     <w:abstractNumId w:val="4"/>
   </w:num>
-  <w:num w:numId="12">
+  <w:num w:numId="12" w16cid:durableId="1977026135">
     <w:abstractNumId w:val="1"/>
   </w:num>
-  <w:num w:numId="13">
-    <w:abstractNumId w:val="14"/>
+  <w:num w:numId="13" w16cid:durableId="2116561242">
+    <w:abstractNumId w:val="16"/>
   </w:num>
-  <w:num w:numId="14">
+  <w:num w:numId="14" w16cid:durableId="1966499328">
     <w:abstractNumId w:val="5"/>
   </w:num>
-  <w:num w:numId="15">
+  <w:num w:numId="15" w16cid:durableId="1377316299">
+    <w:abstractNumId w:val="15"/>
+  </w:num>
+  <w:num w:numId="16" w16cid:durableId="197935816">
+    <w:abstractNumId w:val="3"/>
+  </w:num>
+  <w:num w:numId="17" w16cid:durableId="1384020548">
+    <w:abstractNumId w:val="17"/>
+  </w:num>
+  <w:num w:numId="18" w16cid:durableId="1275358444">
+    <w:abstractNumId w:val="19"/>
+  </w:num>
+  <w:num w:numId="19" w16cid:durableId="322777476">
     <w:abstractNumId w:val="13"/>
   </w:num>
-  <w:num w:numId="16">
-    <w:abstractNumId w:val="3"/>
-  </w:num>
-  <w:num w:numId="17">
-    <w:abstractNumId w:val="15"/>
-  </w:num>
-  <w:num w:numId="18">
-    <w:abstractNumId w:val="17"/>
-  </w:num>
-  <w:num w:numId="19">
-    <w:abstractNumId w:val="12"/>
-  </w:num>
-  <w:num w:numId="20">
-    <w:abstractNumId w:val="16"/>
-  </w:num>
-  <w:num w:numId="21">
+  <w:num w:numId="20" w16cid:durableId="624459663">
     <w:abstractNumId w:val="18"/>
   </w:num>
-  <w:num w:numId="22">
+  <w:num w:numId="21" w16cid:durableId="1612470244">
+    <w:abstractNumId w:val="20"/>
+  </w:num>
+  <w:num w:numId="22" w16cid:durableId="1759012163">
     <w:abstractNumId w:val="2"/>
+  </w:num>
+  <w:num w:numId="23" w16cid:durableId="1807358864">
+    <w:abstractNumId w:val="9"/>
+    <w:lvlOverride w:ilvl="0">
+      <w:startOverride w:val="1"/>
+    </w:lvlOverride>
+    <w:lvlOverride w:ilvl="1"/>
+    <w:lvlOverride w:ilvl="2">
+      <w:startOverride w:val="1"/>
+    </w:lvlOverride>
+    <w:lvlOverride w:ilvl="3">
+      <w:startOverride w:val="1"/>
+    </w:lvlOverride>
+    <w:lvlOverride w:ilvl="4">
+      <w:startOverride w:val="1"/>
+    </w:lvlOverride>
+    <w:lvlOverride w:ilvl="5">
+      <w:startOverride w:val="1"/>
+    </w:lvlOverride>
+    <w:lvlOverride w:ilvl="6">
+      <w:startOverride w:val="1"/>
+    </w:lvlOverride>
+    <w:lvlOverride w:ilvl="7">
+      <w:startOverride w:val="1"/>
+    </w:lvlOverride>
+    <w:lvlOverride w:ilvl="8">
+      <w:startOverride w:val="1"/>
+    </w:lvlOverride>
+  </w:num>
+  <w:num w:numId="24" w16cid:durableId="868954441">
+    <w:abstractNumId w:val="14"/>
+    <w:lvlOverride w:ilvl="0"/>
+    <w:lvlOverride w:ilvl="1"/>
+    <w:lvlOverride w:ilvl="2"/>
+    <w:lvlOverride w:ilvl="3"/>
+    <w:lvlOverride w:ilvl="4"/>
+    <w:lvlOverride w:ilvl="5"/>
+    <w:lvlOverride w:ilvl="6"/>
+    <w:lvlOverride w:ilvl="7"/>
+    <w:lvlOverride w:ilvl="8"/>
   </w:num>
 </w:numbering>
 </file>
 
 <file path=word/styles.xml><?xml version="1.0" encoding="utf-8"?>
-<w:styles xmlns:mc="http://schemas.openxmlformats.org/markup-compatibility/2006" xmlns:r="http://schemas.openxmlformats.org/officeDocument/2006/relationships" xmlns:w="http://schemas.openxmlformats.org/wordprocessingml/2006/main" xmlns:w14="http://schemas.microsoft.com/office/word/2010/wordml" xmlns:w15="http://schemas.microsoft.com/office/word/2012/wordml" xmlns:w16se="http://schemas.microsoft.com/office/word/2015/wordml/symex" mc:Ignorable="w14 w15 w16se">
+<w:styles xmlns:mc="http://schemas.openxmlformats.org/markup-compatibility/2006" xmlns:r="http://schemas.openxmlformats.org/officeDocument/2006/relationships" xmlns:w="http://schemas.openxmlformats.org/wordprocessingml/2006/main" xmlns:w14="http://schemas.microsoft.com/office/word/2010/wordml" xmlns:w15="http://schemas.microsoft.com/office/word/2012/wordml" xmlns:w16cex="http://schemas.microsoft.com/office/word/2018/wordml/cex" xmlns:w16cid="http://schemas.microsoft.com/office/word/2016/wordml/cid" xmlns:w16="http://schemas.microsoft.com/office/word/2018/wordml" xmlns:w16du="http://schemas.microsoft.com/office/word/2023/wordml/word16du" xmlns:w16sdtdh="http://schemas.microsoft.com/office/word/2020/wordml/sdtdatahash" xmlns:w16sdtfl="http://schemas.microsoft.com/office/word/2024/wordml/sdtformatlock" xmlns:w16se="http://schemas.microsoft.com/office/word/2015/wordml/symex" mc:Ignorable="w14 w15 w16se w16cid w16 w16cex w16sdtdh w16sdtfl w16du">
   <w:docDefaults>
     <w:rPrDefault>
       <w:rPr>
@@ -10145,7 +10541,7 @@
       </w:pPr>
     </w:pPrDefault>
   </w:docDefaults>
-  <w:latentStyles w:defLockedState="0" w:defUIPriority="99" w:defSemiHidden="0" w:defUnhideWhenUsed="0" w:defQFormat="0" w:count="371">
+  <w:latentStyles w:defLockedState="0" w:defUIPriority="99" w:defSemiHidden="0" w:defUnhideWhenUsed="0" w:defQFormat="0" w:count="376">
     <w:lsdException w:name="Normal" w:uiPriority="0" w:qFormat="1"/>
     <w:lsdException w:name="heading 1" w:uiPriority="9" w:qFormat="1"/>
     <w:lsdException w:name="heading 2" w:semiHidden="1" w:uiPriority="9" w:unhideWhenUsed="1" w:qFormat="1"/>
@@ -10517,17 +10913,22 @@
     <w:lsdException w:name="List Table 5 Dark Accent 6" w:uiPriority="50"/>
     <w:lsdException w:name="List Table 6 Colorful Accent 6" w:uiPriority="51"/>
     <w:lsdException w:name="List Table 7 Colorful Accent 6" w:uiPriority="52"/>
+    <w:lsdException w:name="Mention" w:semiHidden="1" w:unhideWhenUsed="1"/>
+    <w:lsdException w:name="Smart Hyperlink" w:semiHidden="1" w:unhideWhenUsed="1"/>
+    <w:lsdException w:name="Hashtag" w:semiHidden="1" w:unhideWhenUsed="1"/>
+    <w:lsdException w:name="Unresolved Mention" w:semiHidden="1" w:unhideWhenUsed="1"/>
+    <w:lsdException w:name="Smart Link" w:semiHidden="1" w:unhideWhenUsed="1"/>
   </w:latentStyles>
-  <w:style w:type="paragraph" w:default="1" w:styleId="Normal">
+  <w:style w:type="paragraph" w:default="1" w:styleId="a1">
     <w:name w:val="Normal"/>
     <w:qFormat/>
     <w:rsid w:val="00EE0FE4"/>
   </w:style>
-  <w:style w:type="paragraph" w:styleId="Heading1">
+  <w:style w:type="paragraph" w:styleId="1">
     <w:name w:val="heading 1"/>
-    <w:basedOn w:val="Normal"/>
-    <w:next w:val="Normal"/>
-    <w:link w:val="Heading1Char"/>
+    <w:basedOn w:val="a1"/>
+    <w:next w:val="a1"/>
+    <w:link w:val="1Char"/>
     <w:uiPriority w:val="1"/>
     <w:qFormat/>
     <w:pPr>
@@ -10546,11 +10947,11 @@
       <w:sz w:val="40"/>
     </w:rPr>
   </w:style>
-  <w:style w:type="paragraph" w:styleId="Heading2">
+  <w:style w:type="paragraph" w:styleId="20">
     <w:name w:val="heading 2"/>
-    <w:basedOn w:val="Normal"/>
-    <w:next w:val="Normal"/>
-    <w:link w:val="Heading2Char"/>
+    <w:basedOn w:val="a1"/>
+    <w:next w:val="a1"/>
+    <w:link w:val="2Char"/>
     <w:uiPriority w:val="1"/>
     <w:unhideWhenUsed/>
     <w:qFormat/>
@@ -10568,11 +10969,11 @@
       <w:sz w:val="28"/>
     </w:rPr>
   </w:style>
-  <w:style w:type="paragraph" w:styleId="Heading3">
+  <w:style w:type="paragraph" w:styleId="30">
     <w:name w:val="heading 3"/>
-    <w:basedOn w:val="Normal"/>
-    <w:next w:val="Normal"/>
-    <w:link w:val="Heading3Char"/>
+    <w:basedOn w:val="a1"/>
+    <w:next w:val="a1"/>
+    <w:link w:val="3Char"/>
     <w:uiPriority w:val="1"/>
     <w:semiHidden/>
     <w:unhideWhenUsed/>
@@ -10591,13 +10992,12 @@
       <w:szCs w:val="24"/>
     </w:rPr>
   </w:style>
-  <w:style w:type="character" w:default="1" w:styleId="DefaultParagraphFont">
+  <w:style w:type="character" w:default="1" w:styleId="a2">
     <w:name w:val="Default Paragraph Font"/>
     <w:uiPriority w:val="1"/>
-    <w:semiHidden/>
     <w:unhideWhenUsed/>
   </w:style>
-  <w:style w:type="table" w:default="1" w:styleId="TableNormal">
+  <w:style w:type="table" w:default="1" w:styleId="a3">
     <w:name w:val="Normal Table"/>
     <w:uiPriority w:val="99"/>
     <w:semiHidden/>
@@ -10612,16 +11012,16 @@
       </w:tblCellMar>
     </w:tblPr>
   </w:style>
-  <w:style w:type="numbering" w:default="1" w:styleId="NoList">
+  <w:style w:type="numbering" w:default="1" w:styleId="a4">
     <w:name w:val="No List"/>
     <w:uiPriority w:val="99"/>
     <w:semiHidden/>
     <w:unhideWhenUsed/>
   </w:style>
-  <w:style w:type="paragraph" w:styleId="Footer">
+  <w:style w:type="paragraph" w:styleId="a5">
     <w:name w:val="footer"/>
-    <w:basedOn w:val="Normal"/>
-    <w:link w:val="FooterChar"/>
+    <w:basedOn w:val="a1"/>
+    <w:link w:val="Char"/>
     <w:uiPriority w:val="99"/>
     <w:unhideWhenUsed/>
     <w:qFormat/>
@@ -10633,20 +11033,20 @@
       <w:color w:val="EF4623" w:themeColor="accent1"/>
     </w:rPr>
   </w:style>
-  <w:style w:type="character" w:customStyle="1" w:styleId="FooterChar">
-    <w:name w:val="Footer Char"/>
-    <w:basedOn w:val="DefaultParagraphFont"/>
-    <w:link w:val="Footer"/>
+  <w:style w:type="character" w:customStyle="1" w:styleId="Char">
+    <w:name w:val="تذييل الصفحة Char"/>
+    <w:basedOn w:val="a2"/>
+    <w:link w:val="a5"/>
     <w:uiPriority w:val="99"/>
     <w:rPr>
       <w:color w:val="EF4623" w:themeColor="accent1"/>
     </w:rPr>
   </w:style>
-  <w:style w:type="paragraph" w:styleId="Subtitle">
+  <w:style w:type="paragraph" w:styleId="a6">
     <w:name w:val="Subtitle"/>
-    <w:basedOn w:val="Normal"/>
-    <w:next w:val="Normal"/>
-    <w:link w:val="SubtitleChar"/>
+    <w:basedOn w:val="a1"/>
+    <w:next w:val="a1"/>
+    <w:link w:val="Char0"/>
     <w:uiPriority w:val="3"/>
     <w:unhideWhenUsed/>
     <w:qFormat/>
@@ -10669,36 +11069,36 @@
   </w:style>
   <w:style w:type="paragraph" w:customStyle="1" w:styleId="Graphic">
     <w:name w:val="Graphic"/>
-    <w:basedOn w:val="Normal"/>
+    <w:basedOn w:val="a1"/>
     <w:uiPriority w:val="99"/>
     <w:pPr>
       <w:spacing w:after="80" w:line="240" w:lineRule="auto"/>
       <w:jc w:val="center"/>
     </w:pPr>
   </w:style>
-  <w:style w:type="paragraph" w:styleId="Header">
+  <w:style w:type="paragraph" w:styleId="a7">
     <w:name w:val="header"/>
-    <w:basedOn w:val="Normal"/>
-    <w:link w:val="HeaderChar"/>
+    <w:basedOn w:val="a1"/>
+    <w:link w:val="Char1"/>
     <w:uiPriority w:val="99"/>
     <w:qFormat/>
     <w:pPr>
       <w:spacing w:after="380" w:line="240" w:lineRule="auto"/>
     </w:pPr>
   </w:style>
-  <w:style w:type="character" w:customStyle="1" w:styleId="HeaderChar">
-    <w:name w:val="Header Char"/>
-    <w:basedOn w:val="DefaultParagraphFont"/>
-    <w:link w:val="Header"/>
+  <w:style w:type="character" w:customStyle="1" w:styleId="Char1">
+    <w:name w:val="رأس الصفحة Char"/>
+    <w:basedOn w:val="a2"/>
+    <w:link w:val="a7"/>
     <w:uiPriority w:val="99"/>
     <w:rPr>
       <w:color w:val="404040" w:themeColor="text1" w:themeTint="BF"/>
       <w:sz w:val="20"/>
     </w:rPr>
   </w:style>
-  <w:style w:type="table" w:styleId="TableGrid">
+  <w:style w:type="table" w:styleId="a8">
     <w:name w:val="Table Grid"/>
-    <w:basedOn w:val="TableNormal"/>
+    <w:basedOn w:val="a3"/>
     <w:uiPriority w:val="59"/>
     <w:pPr>
       <w:spacing w:before="120" w:after="120" w:line="240" w:lineRule="auto"/>
@@ -10755,7 +11155,7 @@
   </w:style>
   <w:style w:type="paragraph" w:customStyle="1" w:styleId="InfoHeading">
     <w:name w:val="Info Heading"/>
-    <w:basedOn w:val="Normal"/>
+    <w:basedOn w:val="a1"/>
     <w:uiPriority w:val="2"/>
     <w:qFormat/>
     <w:pPr>
@@ -10772,8 +11172,8 @@
   </w:style>
   <w:style w:type="paragraph" w:customStyle="1" w:styleId="Page">
     <w:name w:val="Page"/>
-    <w:basedOn w:val="Normal"/>
-    <w:next w:val="Normal"/>
+    <w:basedOn w:val="a1"/>
+    <w:next w:val="a1"/>
     <w:uiPriority w:val="99"/>
     <w:unhideWhenUsed/>
     <w:qFormat/>
@@ -10786,11 +11186,11 @@
       <w:sz w:val="36"/>
     </w:rPr>
   </w:style>
-  <w:style w:type="paragraph" w:styleId="Title">
+  <w:style w:type="paragraph" w:styleId="a9">
     <w:name w:val="Title"/>
-    <w:basedOn w:val="Normal"/>
-    <w:next w:val="Normal"/>
-    <w:link w:val="TitleChar"/>
+    <w:basedOn w:val="a1"/>
+    <w:next w:val="a1"/>
+    <w:link w:val="Char2"/>
     <w:uiPriority w:val="2"/>
     <w:qFormat/>
     <w:pPr>
@@ -10804,10 +11204,10 @@
       <w:sz w:val="200"/>
     </w:rPr>
   </w:style>
-  <w:style w:type="character" w:customStyle="1" w:styleId="TitleChar">
-    <w:name w:val="Title Char"/>
-    <w:basedOn w:val="DefaultParagraphFont"/>
-    <w:link w:val="Title"/>
+  <w:style w:type="character" w:customStyle="1" w:styleId="Char2">
+    <w:name w:val="العنوان Char"/>
+    <w:basedOn w:val="a2"/>
+    <w:link w:val="a9"/>
     <w:uiPriority w:val="2"/>
     <w:rPr>
       <w:rFonts w:asciiTheme="majorHAnsi" w:eastAsiaTheme="majorEastAsia" w:hAnsiTheme="majorHAnsi" w:cstheme="majorBidi"/>
@@ -10817,19 +11217,19 @@
       <w:sz w:val="200"/>
     </w:rPr>
   </w:style>
-  <w:style w:type="character" w:styleId="PlaceholderText">
+  <w:style w:type="character" w:styleId="aa">
     <w:name w:val="Placeholder Text"/>
-    <w:basedOn w:val="DefaultParagraphFont"/>
+    <w:basedOn w:val="a2"/>
     <w:uiPriority w:val="99"/>
     <w:semiHidden/>
     <w:rPr>
       <w:color w:val="808080"/>
     </w:rPr>
   </w:style>
-  <w:style w:type="paragraph" w:styleId="BalloonText">
+  <w:style w:type="paragraph" w:styleId="ab">
     <w:name w:val="Balloon Text"/>
-    <w:basedOn w:val="Normal"/>
-    <w:link w:val="BalloonTextChar"/>
+    <w:basedOn w:val="a1"/>
+    <w:link w:val="Char3"/>
     <w:uiPriority w:val="99"/>
     <w:semiHidden/>
     <w:unhideWhenUsed/>
@@ -10841,10 +11241,10 @@
       <w:sz w:val="16"/>
     </w:rPr>
   </w:style>
-  <w:style w:type="character" w:customStyle="1" w:styleId="BalloonTextChar">
-    <w:name w:val="Balloon Text Char"/>
-    <w:basedOn w:val="DefaultParagraphFont"/>
-    <w:link w:val="BalloonText"/>
+  <w:style w:type="character" w:customStyle="1" w:styleId="Char3">
+    <w:name w:val="نص في بالون Char"/>
+    <w:basedOn w:val="a2"/>
+    <w:link w:val="ab"/>
     <w:uiPriority w:val="99"/>
     <w:semiHidden/>
     <w:rPr>
@@ -10852,9 +11252,9 @@
       <w:sz w:val="16"/>
     </w:rPr>
   </w:style>
-  <w:style w:type="character" w:styleId="Strong">
+  <w:style w:type="character" w:styleId="ac">
     <w:name w:val="Strong"/>
-    <w:basedOn w:val="DefaultParagraphFont"/>
+    <w:basedOn w:val="a2"/>
     <w:uiPriority w:val="10"/>
     <w:qFormat/>
     <w:rPr>
@@ -10862,10 +11262,10 @@
       <w:bCs/>
     </w:rPr>
   </w:style>
-  <w:style w:type="character" w:customStyle="1" w:styleId="SubtitleChar">
-    <w:name w:val="Subtitle Char"/>
-    <w:basedOn w:val="DefaultParagraphFont"/>
-    <w:link w:val="Subtitle"/>
+  <w:style w:type="character" w:customStyle="1" w:styleId="Char0">
+    <w:name w:val="عنوان فرعي Char"/>
+    <w:basedOn w:val="a2"/>
+    <w:link w:val="a6"/>
     <w:uiPriority w:val="3"/>
     <w:rPr>
       <w:rFonts w:asciiTheme="majorHAnsi" w:eastAsiaTheme="majorEastAsia" w:hAnsiTheme="majorHAnsi" w:cstheme="majorBidi"/>
@@ -10879,7 +11279,7 @@
   </w:style>
   <w:style w:type="paragraph" w:customStyle="1" w:styleId="Abstract">
     <w:name w:val="Abstract"/>
-    <w:basedOn w:val="Normal"/>
+    <w:basedOn w:val="a1"/>
     <w:uiPriority w:val="3"/>
     <w:qFormat/>
     <w:pPr>
@@ -10893,9 +11293,9 @@
       <w:sz w:val="28"/>
     </w:rPr>
   </w:style>
-  <w:style w:type="paragraph" w:styleId="NoSpacing">
+  <w:style w:type="paragraph" w:styleId="ad">
     <w:name w:val="No Spacing"/>
-    <w:link w:val="NoSpacingChar"/>
+    <w:link w:val="Char4"/>
     <w:uiPriority w:val="1"/>
     <w:unhideWhenUsed/>
     <w:qFormat/>
@@ -10905,7 +11305,7 @@
   </w:style>
   <w:style w:type="character" w:styleId="Hyperlink">
     <w:name w:val="Hyperlink"/>
-    <w:basedOn w:val="DefaultParagraphFont"/>
+    <w:basedOn w:val="a2"/>
     <w:uiPriority w:val="99"/>
     <w:unhideWhenUsed/>
     <w:rPr>
@@ -10913,10 +11313,10 @@
       <w:u w:val="single"/>
     </w:rPr>
   </w:style>
-  <w:style w:type="paragraph" w:styleId="TOC1">
+  <w:style w:type="paragraph" w:styleId="10">
     <w:name w:val="toc 1"/>
-    <w:basedOn w:val="Normal"/>
-    <w:next w:val="Normal"/>
+    <w:basedOn w:val="a1"/>
+    <w:next w:val="a1"/>
     <w:autoRedefine/>
     <w:uiPriority w:val="39"/>
     <w:unhideWhenUsed/>
@@ -10931,10 +11331,10 @@
       <w:kern w:val="20"/>
     </w:rPr>
   </w:style>
-  <w:style w:type="character" w:customStyle="1" w:styleId="Heading1Char">
-    <w:name w:val="Heading 1 Char"/>
-    <w:basedOn w:val="DefaultParagraphFont"/>
-    <w:link w:val="Heading1"/>
+  <w:style w:type="character" w:customStyle="1" w:styleId="1Char">
+    <w:name w:val="العنوان 1 Char"/>
+    <w:basedOn w:val="a2"/>
+    <w:link w:val="1"/>
     <w:uiPriority w:val="1"/>
     <w:rPr>
       <w:rFonts w:asciiTheme="majorHAnsi" w:eastAsiaTheme="majorEastAsia" w:hAnsiTheme="majorHAnsi" w:cstheme="majorBidi"/>
@@ -10944,10 +11344,10 @@
       <w:sz w:val="40"/>
     </w:rPr>
   </w:style>
-  <w:style w:type="paragraph" w:styleId="TOCHeading">
+  <w:style w:type="paragraph" w:styleId="ae">
     <w:name w:val="TOC Heading"/>
-    <w:basedOn w:val="Heading1"/>
-    <w:next w:val="Normal"/>
+    <w:basedOn w:val="1"/>
+    <w:next w:val="a1"/>
     <w:uiPriority w:val="39"/>
     <w:unhideWhenUsed/>
     <w:qFormat/>
@@ -10964,10 +11364,10 @@
       <w:sz w:val="44"/>
     </w:rPr>
   </w:style>
-  <w:style w:type="character" w:customStyle="1" w:styleId="Heading2Char">
-    <w:name w:val="Heading 2 Char"/>
-    <w:basedOn w:val="DefaultParagraphFont"/>
-    <w:link w:val="Heading2"/>
+  <w:style w:type="character" w:customStyle="1" w:styleId="2Char">
+    <w:name w:val="عنوان 2 Char"/>
+    <w:basedOn w:val="a2"/>
+    <w:link w:val="20"/>
     <w:uiPriority w:val="1"/>
     <w:rPr>
       <w:rFonts w:asciiTheme="majorHAnsi" w:eastAsiaTheme="majorEastAsia" w:hAnsiTheme="majorHAnsi" w:cstheme="majorBidi"/>
@@ -10977,11 +11377,11 @@
       <w:sz w:val="28"/>
     </w:rPr>
   </w:style>
-  <w:style w:type="paragraph" w:styleId="Quote">
+  <w:style w:type="paragraph" w:styleId="af">
     <w:name w:val="Quote"/>
-    <w:basedOn w:val="Normal"/>
-    <w:next w:val="Normal"/>
-    <w:link w:val="QuoteChar"/>
+    <w:basedOn w:val="a1"/>
+    <w:next w:val="a1"/>
+    <w:link w:val="Char5"/>
     <w:uiPriority w:val="1"/>
     <w:unhideWhenUsed/>
     <w:qFormat/>
@@ -10996,10 +11396,10 @@
       <w:sz w:val="24"/>
     </w:rPr>
   </w:style>
-  <w:style w:type="character" w:customStyle="1" w:styleId="QuoteChar">
-    <w:name w:val="Quote Char"/>
-    <w:basedOn w:val="DefaultParagraphFont"/>
-    <w:link w:val="Quote"/>
+  <w:style w:type="character" w:customStyle="1" w:styleId="Char5">
+    <w:name w:val="اقتباس Char"/>
+    <w:basedOn w:val="a2"/>
+    <w:link w:val="af"/>
     <w:uiPriority w:val="1"/>
     <w:rPr>
       <w:i/>
@@ -11009,10 +11409,10 @@
       <w:sz w:val="24"/>
     </w:rPr>
   </w:style>
-  <w:style w:type="paragraph" w:styleId="Signature">
+  <w:style w:type="paragraph" w:styleId="af0">
     <w:name w:val="Signature"/>
-    <w:basedOn w:val="Normal"/>
-    <w:link w:val="SignatureChar"/>
+    <w:basedOn w:val="a1"/>
+    <w:link w:val="Char6"/>
     <w:uiPriority w:val="9"/>
     <w:unhideWhenUsed/>
     <w:qFormat/>
@@ -11025,25 +11425,25 @@
       <w:kern w:val="20"/>
     </w:rPr>
   </w:style>
-  <w:style w:type="character" w:customStyle="1" w:styleId="SignatureChar">
-    <w:name w:val="Signature Char"/>
-    <w:basedOn w:val="DefaultParagraphFont"/>
-    <w:link w:val="Signature"/>
+  <w:style w:type="character" w:customStyle="1" w:styleId="Char6">
+    <w:name w:val="توقيع Char"/>
+    <w:basedOn w:val="a2"/>
+    <w:link w:val="af0"/>
     <w:uiPriority w:val="9"/>
     <w:rPr>
       <w:color w:val="595959" w:themeColor="text1" w:themeTint="A6"/>
       <w:kern w:val="20"/>
     </w:rPr>
   </w:style>
-  <w:style w:type="character" w:customStyle="1" w:styleId="NoSpacingChar">
-    <w:name w:val="No Spacing Char"/>
-    <w:basedOn w:val="DefaultParagraphFont"/>
-    <w:link w:val="NoSpacing"/>
+  <w:style w:type="character" w:customStyle="1" w:styleId="Char4">
+    <w:name w:val="بلا تباعد Char"/>
+    <w:basedOn w:val="a2"/>
+    <w:link w:val="ad"/>
     <w:uiPriority w:val="1"/>
   </w:style>
-  <w:style w:type="paragraph" w:styleId="ListBullet">
+  <w:style w:type="paragraph" w:styleId="a">
     <w:name w:val="List Bullet"/>
-    <w:basedOn w:val="Normal"/>
+    <w:basedOn w:val="a1"/>
     <w:uiPriority w:val="1"/>
     <w:unhideWhenUsed/>
     <w:qFormat/>
@@ -11058,9 +11458,9 @@
       <w:kern w:val="20"/>
     </w:rPr>
   </w:style>
-  <w:style w:type="paragraph" w:styleId="ListNumber">
+  <w:style w:type="paragraph" w:styleId="a0">
     <w:name w:val="List Number"/>
-    <w:basedOn w:val="Normal"/>
+    <w:basedOn w:val="a1"/>
     <w:uiPriority w:val="1"/>
     <w:unhideWhenUsed/>
     <w:qFormat/>
@@ -11076,9 +11476,9 @@
       <w:kern w:val="20"/>
     </w:rPr>
   </w:style>
-  <w:style w:type="paragraph" w:styleId="ListNumber2">
+  <w:style w:type="paragraph" w:styleId="2">
     <w:name w:val="List Number 2"/>
-    <w:basedOn w:val="Normal"/>
+    <w:basedOn w:val="a1"/>
     <w:uiPriority w:val="1"/>
     <w:unhideWhenUsed/>
     <w:qFormat/>
@@ -11095,9 +11495,9 @@
       <w:kern w:val="20"/>
     </w:rPr>
   </w:style>
-  <w:style w:type="paragraph" w:styleId="ListNumber3">
+  <w:style w:type="paragraph" w:styleId="3">
     <w:name w:val="List Number 3"/>
-    <w:basedOn w:val="Normal"/>
+    <w:basedOn w:val="a1"/>
     <w:uiPriority w:val="18"/>
     <w:unhideWhenUsed/>
     <w:pPr>
@@ -11113,9 +11513,9 @@
       <w:kern w:val="20"/>
     </w:rPr>
   </w:style>
-  <w:style w:type="paragraph" w:styleId="ListNumber4">
+  <w:style w:type="paragraph" w:styleId="4">
     <w:name w:val="List Number 4"/>
-    <w:basedOn w:val="Normal"/>
+    <w:basedOn w:val="a1"/>
     <w:uiPriority w:val="18"/>
     <w:unhideWhenUsed/>
     <w:pPr>
@@ -11131,9 +11531,9 @@
       <w:kern w:val="20"/>
     </w:rPr>
   </w:style>
-  <w:style w:type="paragraph" w:styleId="ListNumber5">
+  <w:style w:type="paragraph" w:styleId="5">
     <w:name w:val="List Number 5"/>
-    <w:basedOn w:val="Normal"/>
+    <w:basedOn w:val="a1"/>
     <w:uiPriority w:val="18"/>
     <w:unhideWhenUsed/>
     <w:pPr>
@@ -11151,7 +11551,7 @@
   </w:style>
   <w:style w:type="table" w:customStyle="1" w:styleId="FinancialTable">
     <w:name w:val="Financial Table"/>
-    <w:basedOn w:val="TableNormal"/>
+    <w:basedOn w:val="a3"/>
     <w:uiPriority w:val="99"/>
     <w:pPr>
       <w:spacing w:before="60" w:after="60" w:line="240" w:lineRule="auto"/>
@@ -11193,9 +11593,9 @@
       </w:rPr>
     </w:tblStylePr>
   </w:style>
-  <w:style w:type="character" w:styleId="CommentReference">
+  <w:style w:type="character" w:styleId="af1">
     <w:name w:val="annotation reference"/>
-    <w:basedOn w:val="DefaultParagraphFont"/>
+    <w:basedOn w:val="a2"/>
     <w:uiPriority w:val="99"/>
     <w:semiHidden/>
     <w:unhideWhenUsed/>
@@ -11203,27 +11603,27 @@
       <w:sz w:val="16"/>
     </w:rPr>
   </w:style>
-  <w:style w:type="paragraph" w:styleId="CommentText">
+  <w:style w:type="paragraph" w:styleId="af2">
     <w:name w:val="annotation text"/>
-    <w:basedOn w:val="Normal"/>
-    <w:link w:val="CommentTextChar"/>
+    <w:basedOn w:val="a1"/>
+    <w:link w:val="Char7"/>
     <w:uiPriority w:val="99"/>
     <w:unhideWhenUsed/>
     <w:pPr>
       <w:spacing w:line="240" w:lineRule="auto"/>
     </w:pPr>
   </w:style>
-  <w:style w:type="character" w:customStyle="1" w:styleId="CommentTextChar">
-    <w:name w:val="Comment Text Char"/>
-    <w:basedOn w:val="DefaultParagraphFont"/>
-    <w:link w:val="CommentText"/>
+  <w:style w:type="character" w:customStyle="1" w:styleId="Char7">
+    <w:name w:val="نص تعليق Char"/>
+    <w:basedOn w:val="a2"/>
+    <w:link w:val="af2"/>
     <w:uiPriority w:val="99"/>
   </w:style>
-  <w:style w:type="paragraph" w:styleId="CommentSubject">
+  <w:style w:type="paragraph" w:styleId="af3">
     <w:name w:val="annotation subject"/>
-    <w:basedOn w:val="CommentText"/>
-    <w:next w:val="CommentText"/>
-    <w:link w:val="CommentSubjectChar"/>
+    <w:basedOn w:val="af2"/>
+    <w:next w:val="af2"/>
+    <w:link w:val="Char8"/>
     <w:uiPriority w:val="99"/>
     <w:semiHidden/>
     <w:unhideWhenUsed/>
@@ -11232,10 +11632,10 @@
       <w:bCs/>
     </w:rPr>
   </w:style>
-  <w:style w:type="character" w:customStyle="1" w:styleId="CommentSubjectChar">
-    <w:name w:val="Comment Subject Char"/>
-    <w:basedOn w:val="CommentTextChar"/>
-    <w:link w:val="CommentSubject"/>
+  <w:style w:type="character" w:customStyle="1" w:styleId="Char8">
+    <w:name w:val="موضوع تعليق Char"/>
+    <w:basedOn w:val="Char7"/>
+    <w:link w:val="af3"/>
     <w:uiPriority w:val="99"/>
     <w:semiHidden/>
     <w:rPr>
@@ -11243,9 +11643,9 @@
       <w:bCs/>
     </w:rPr>
   </w:style>
-  <w:style w:type="table" w:styleId="LightShading">
+  <w:style w:type="table" w:styleId="af4">
     <w:name w:val="Light Shading"/>
-    <w:basedOn w:val="TableNormal"/>
+    <w:basedOn w:val="a3"/>
     <w:uiPriority w:val="60"/>
     <w:pPr>
       <w:spacing w:after="0" w:line="240" w:lineRule="auto"/>
@@ -11340,7 +11740,7 @@
   </w:style>
   <w:style w:type="paragraph" w:customStyle="1" w:styleId="TableTextDecimal">
     <w:name w:val="Table Text Decimal"/>
-    <w:basedOn w:val="Normal"/>
+    <w:basedOn w:val="a1"/>
     <w:uiPriority w:val="1"/>
     <w:qFormat/>
     <w:pPr>
@@ -11352,7 +11752,7 @@
   </w:style>
   <w:style w:type="paragraph" w:customStyle="1" w:styleId="TableText">
     <w:name w:val="Table Text"/>
-    <w:basedOn w:val="Normal"/>
+    <w:basedOn w:val="a1"/>
     <w:uiPriority w:val="1"/>
     <w:qFormat/>
     <w:pPr>
@@ -11361,7 +11761,7 @@
   </w:style>
   <w:style w:type="paragraph" w:customStyle="1" w:styleId="Organization">
     <w:name w:val="Organization"/>
-    <w:basedOn w:val="Normal"/>
+    <w:basedOn w:val="a1"/>
     <w:uiPriority w:val="2"/>
     <w:qFormat/>
     <w:pPr>
@@ -11375,9 +11775,9 @@
       <w:sz w:val="36"/>
     </w:rPr>
   </w:style>
-  <w:style w:type="paragraph" w:styleId="ListParagraph">
+  <w:style w:type="paragraph" w:styleId="af5">
     <w:name w:val="List Paragraph"/>
-    <w:basedOn w:val="Normal"/>
+    <w:basedOn w:val="a1"/>
     <w:uiPriority w:val="34"/>
     <w:qFormat/>
     <w:rsid w:val="001B698D"/>
@@ -11386,9 +11786,9 @@
       <w:contextualSpacing/>
     </w:pPr>
   </w:style>
-  <w:style w:type="character" w:customStyle="1" w:styleId="UnresolvedMention">
-    <w:name w:val="Unresolved Mention"/>
-    <w:basedOn w:val="DefaultParagraphFont"/>
+  <w:style w:type="character" w:customStyle="1" w:styleId="11">
+    <w:name w:val="إشارة لم يتم حلها1"/>
+    <w:basedOn w:val="a2"/>
     <w:uiPriority w:val="99"/>
     <w:semiHidden/>
     <w:unhideWhenUsed/>
@@ -11398,10 +11798,10 @@
       <w:shd w:val="clear" w:color="auto" w:fill="E1DFDD"/>
     </w:rPr>
   </w:style>
-  <w:style w:type="character" w:customStyle="1" w:styleId="Heading3Char">
-    <w:name w:val="Heading 3 Char"/>
-    <w:basedOn w:val="DefaultParagraphFont"/>
-    <w:link w:val="Heading3"/>
+  <w:style w:type="character" w:customStyle="1" w:styleId="3Char">
+    <w:name w:val="عنوان 3 Char"/>
+    <w:basedOn w:val="a2"/>
+    <w:link w:val="30"/>
     <w:uiPriority w:val="1"/>
     <w:semiHidden/>
     <w:rsid w:val="00667896"/>
@@ -11412,9 +11812,9 @@
       <w:szCs w:val="24"/>
     </w:rPr>
   </w:style>
-  <w:style w:type="paragraph" w:styleId="NormalWeb">
+  <w:style w:type="paragraph" w:styleId="af6">
     <w:name w:val="Normal (Web)"/>
-    <w:basedOn w:val="Normal"/>
+    <w:basedOn w:val="a1"/>
     <w:uiPriority w:val="99"/>
     <w:semiHidden/>
     <w:unhideWhenUsed/>
@@ -11434,7 +11834,7 @@
 </file>
 
 <file path=word/glossary/document.xml><?xml version="1.0" encoding="utf-8"?>
-<w:glossaryDocument xmlns:wpc="http://schemas.microsoft.com/office/word/2010/wordprocessingCanvas" xmlns:cx="http://schemas.microsoft.com/office/drawing/2014/chartex" xmlns:mc="http://schemas.openxmlformats.org/markup-compatibility/2006" xmlns:o="urn:schemas-microsoft-com:office:office" xmlns:r="http://schemas.openxmlformats.org/officeDocument/2006/relationships" xmlns:m="http://schemas.openxmlformats.org/officeDocument/2006/math" xmlns:v="urn:schemas-microsoft-com:vml" xmlns:wp14="http://schemas.microsoft.com/office/word/2010/wordprocessingDrawing" xmlns:wp="http://schemas.openxmlformats.org/drawingml/2006/wordprocessingDrawing" xmlns:w10="urn:schemas-microsoft-com:office:word" xmlns:w="http://schemas.openxmlformats.org/wordprocessingml/2006/main" xmlns:w14="http://schemas.microsoft.com/office/word/2010/wordml" xmlns:w15="http://schemas.microsoft.com/office/word/2012/wordml" xmlns:w16se="http://schemas.microsoft.com/office/word/2015/wordml/symex" xmlns:wpg="http://schemas.microsoft.com/office/word/2010/wordprocessingGroup" xmlns:wpi="http://schemas.microsoft.com/office/word/2010/wordprocessingInk" xmlns:wne="http://schemas.microsoft.com/office/word/2006/wordml" xmlns:wps="http://schemas.microsoft.com/office/word/2010/wordprocessingShape" mc:Ignorable="w14 w15 w16se wp14">
+<w:glossaryDocument xmlns:wpc="http://schemas.microsoft.com/office/word/2010/wordprocessingCanvas" xmlns:cx="http://schemas.microsoft.com/office/drawing/2014/chartex" xmlns:cx1="http://schemas.microsoft.com/office/drawing/2015/9/8/chartex" xmlns:cx2="http://schemas.microsoft.com/office/drawing/2015/10/21/chartex" xmlns:cx3="http://schemas.microsoft.com/office/drawing/2016/5/9/chartex" xmlns:cx4="http://schemas.microsoft.com/office/drawing/2016/5/10/chartex" xmlns:cx5="http://schemas.microsoft.com/office/drawing/2016/5/11/chartex" xmlns:cx6="http://schemas.microsoft.com/office/drawing/2016/5/12/chartex" xmlns:cx7="http://schemas.microsoft.com/office/drawing/2016/5/13/chartex" xmlns:cx8="http://schemas.microsoft.com/office/drawing/2016/5/14/chartex" xmlns:mc="http://schemas.openxmlformats.org/markup-compatibility/2006" xmlns:aink="http://schemas.microsoft.com/office/drawing/2016/ink" xmlns:am3d="http://schemas.microsoft.com/office/drawing/2017/model3d" xmlns:o="urn:schemas-microsoft-com:office:office" xmlns:oel="http://schemas.microsoft.com/office/2019/extlst" xmlns:r="http://schemas.openxmlformats.org/officeDocument/2006/relationships" xmlns:m="http://schemas.openxmlformats.org/officeDocument/2006/math" xmlns:v="urn:schemas-microsoft-com:vml" xmlns:wp14="http://schemas.microsoft.com/office/word/2010/wordprocessingDrawing" xmlns:wp="http://schemas.openxmlformats.org/drawingml/2006/wordprocessingDrawing" xmlns:w10="urn:schemas-microsoft-com:office:word" xmlns:w="http://schemas.openxmlformats.org/wordprocessingml/2006/main" xmlns:w14="http://schemas.microsoft.com/office/word/2010/wordml" xmlns:w15="http://schemas.microsoft.com/office/word/2012/wordml" xmlns:w16cex="http://schemas.microsoft.com/office/word/2018/wordml/cex" xmlns:w16cid="http://schemas.microsoft.com/office/word/2016/wordml/cid" xmlns:w16="http://schemas.microsoft.com/office/word/2018/wordml" xmlns:w16du="http://schemas.microsoft.com/office/word/2023/wordml/word16du" xmlns:w16sdtdh="http://schemas.microsoft.com/office/word/2020/wordml/sdtdatahash" xmlns:w16sdtfl="http://schemas.microsoft.com/office/word/2024/wordml/sdtformatlock" xmlns:w16se="http://schemas.microsoft.com/office/word/2015/wordml/symex" xmlns:wpg="http://schemas.microsoft.com/office/word/2010/wordprocessingGroup" xmlns:wpi="http://schemas.microsoft.com/office/word/2010/wordprocessingInk" xmlns:wne="http://schemas.microsoft.com/office/word/2006/wordml" xmlns:wps="http://schemas.microsoft.com/office/word/2010/wordprocessingShape" mc:Ignorable="w14 w15 w16se w16cid w16 w16cex w16sdtdh w16sdtfl w16du wp14">
   <w:docParts>
     <w:docPart>
       <w:docPartPr>
@@ -11519,7 +11919,7 @@
 </file>
 
 <file path=word/glossary/fontTable.xml><?xml version="1.0" encoding="utf-8"?>
-<w:fonts xmlns:mc="http://schemas.openxmlformats.org/markup-compatibility/2006" xmlns:r="http://schemas.openxmlformats.org/officeDocument/2006/relationships" xmlns:w="http://schemas.openxmlformats.org/wordprocessingml/2006/main" xmlns:w14="http://schemas.microsoft.com/office/word/2010/wordml" xmlns:w15="http://schemas.microsoft.com/office/word/2012/wordml" xmlns:w16se="http://schemas.microsoft.com/office/word/2015/wordml/symex" mc:Ignorable="w14 w15 w16se">
+<w:fonts xmlns:mc="http://schemas.openxmlformats.org/markup-compatibility/2006" xmlns:r="http://schemas.openxmlformats.org/officeDocument/2006/relationships" xmlns:w="http://schemas.openxmlformats.org/wordprocessingml/2006/main" xmlns:w14="http://schemas.microsoft.com/office/word/2010/wordml" xmlns:w15="http://schemas.microsoft.com/office/word/2012/wordml" xmlns:w16cex="http://schemas.microsoft.com/office/word/2018/wordml/cex" xmlns:w16cid="http://schemas.microsoft.com/office/word/2016/wordml/cid" xmlns:w16="http://schemas.microsoft.com/office/word/2018/wordml" xmlns:w16du="http://schemas.microsoft.com/office/word/2023/wordml/word16du" xmlns:w16sdtdh="http://schemas.microsoft.com/office/word/2020/wordml/sdtdatahash" xmlns:w16sdtfl="http://schemas.microsoft.com/office/word/2024/wordml/sdtformatlock" xmlns:w16se="http://schemas.microsoft.com/office/word/2015/wordml/symex" mc:Ignorable="w14 w15 w16se w16cid w16 w16cex w16sdtdh w16sdtfl w16du">
   <w:font w:name="Cambria">
     <w:panose1 w:val="02040503050406030204"/>
     <w:charset w:val="00"/>
@@ -11577,11 +11977,10 @@
     <w:sig w:usb0="E1002EFF" w:usb1="C000605B" w:usb2="00000029" w:usb3="00000000" w:csb0="000101FF" w:csb1="00000000"/>
   </w:font>
   <w:font w:name="Aptos">
-    <w:altName w:val="Arial"/>
     <w:charset w:val="00"/>
     <w:family w:val="swiss"/>
     <w:pitch w:val="variable"/>
-    <w:sig w:usb0="00000001" w:usb1="00000003" w:usb2="00000000" w:usb3="00000000" w:csb0="0000019F" w:csb1="00000000"/>
+    <w:sig w:usb0="20000287" w:usb1="00000003" w:usb2="00000000" w:usb3="00000000" w:csb0="0000019F" w:csb1="00000000"/>
   </w:font>
   <w:font w:name="Frutiger LT Arabic 45 Light">
     <w:altName w:val="Courier New"/>
@@ -11589,13 +11988,6 @@
     <w:family w:val="auto"/>
     <w:pitch w:val="variable"/>
     <w:sig w:usb0="00000000" w:usb1="C000A04A" w:usb2="00000008" w:usb3="00000000" w:csb0="00000041" w:csb1="00000000"/>
-  </w:font>
-  <w:font w:name="Calibri">
-    <w:panose1 w:val="020F0502020204030204"/>
-    <w:charset w:val="00"/>
-    <w:family w:val="swiss"/>
-    <w:pitch w:val="variable"/>
-    <w:sig w:usb0="E4002EFF" w:usb1="C000247B" w:usb2="00000009" w:usb3="00000000" w:csb0="000001FF" w:csb1="00000000"/>
   </w:font>
   <w:font w:name="Yu Mincho">
     <w:charset w:val="80"/>
@@ -11610,18 +12002,17 @@
     <w:pitch w:val="variable"/>
     <w:sig w:usb0="E00002FF" w:usb1="2AC7FDFF" w:usb2="00000016" w:usb3="00000000" w:csb0="0002009F" w:csb1="00000000"/>
   </w:font>
-  <w:font w:name="Calibri Light">
-    <w:panose1 w:val="020F0302020204030204"/>
+  <w:font w:name="Aptos Display">
     <w:charset w:val="00"/>
     <w:family w:val="swiss"/>
     <w:pitch w:val="variable"/>
-    <w:sig w:usb0="E4002EFF" w:usb1="C000247B" w:usb2="00000009" w:usb3="00000000" w:csb0="000001FF" w:csb1="00000000"/>
+    <w:sig w:usb0="20000287" w:usb1="00000003" w:usb2="00000000" w:usb3="00000000" w:csb0="0000019F" w:csb1="00000000"/>
   </w:font>
 </w:fonts>
 </file>
 
 <file path=word/glossary/numbering.xml><?xml version="1.0" encoding="utf-8"?>
-<w:numbering xmlns:wpc="http://schemas.microsoft.com/office/word/2010/wordprocessingCanvas" xmlns:cx="http://schemas.microsoft.com/office/drawing/2014/chartex" xmlns:mc="http://schemas.openxmlformats.org/markup-compatibility/2006" xmlns:o="urn:schemas-microsoft-com:office:office" xmlns:r="http://schemas.openxmlformats.org/officeDocument/2006/relationships" xmlns:m="http://schemas.openxmlformats.org/officeDocument/2006/math" xmlns:v="urn:schemas-microsoft-com:vml" xmlns:wp14="http://schemas.microsoft.com/office/word/2010/wordprocessingDrawing" xmlns:wp="http://schemas.openxmlformats.org/drawingml/2006/wordprocessingDrawing" xmlns:w10="urn:schemas-microsoft-com:office:word" xmlns:w="http://schemas.openxmlformats.org/wordprocessingml/2006/main" xmlns:w14="http://schemas.microsoft.com/office/word/2010/wordml" xmlns:w15="http://schemas.microsoft.com/office/word/2012/wordml" xmlns:w16se="http://schemas.microsoft.com/office/word/2015/wordml/symex" xmlns:wpg="http://schemas.microsoft.com/office/word/2010/wordprocessingGroup" xmlns:wpi="http://schemas.microsoft.com/office/word/2010/wordprocessingInk" xmlns:wne="http://schemas.microsoft.com/office/word/2006/wordml" xmlns:wps="http://schemas.microsoft.com/office/word/2010/wordprocessingShape" mc:Ignorable="w14 w15 w16se wp14">
+<w:numbering xmlns:wpc="http://schemas.microsoft.com/office/word/2010/wordprocessingCanvas" xmlns:cx="http://schemas.microsoft.com/office/drawing/2014/chartex" xmlns:cx1="http://schemas.microsoft.com/office/drawing/2015/9/8/chartex" xmlns:cx2="http://schemas.microsoft.com/office/drawing/2015/10/21/chartex" xmlns:cx3="http://schemas.microsoft.com/office/drawing/2016/5/9/chartex" xmlns:cx4="http://schemas.microsoft.com/office/drawing/2016/5/10/chartex" xmlns:cx5="http://schemas.microsoft.com/office/drawing/2016/5/11/chartex" xmlns:cx6="http://schemas.microsoft.com/office/drawing/2016/5/12/chartex" xmlns:cx7="http://schemas.microsoft.com/office/drawing/2016/5/13/chartex" xmlns:cx8="http://schemas.microsoft.com/office/drawing/2016/5/14/chartex" xmlns:mc="http://schemas.openxmlformats.org/markup-compatibility/2006" xmlns:aink="http://schemas.microsoft.com/office/drawing/2016/ink" xmlns:am3d="http://schemas.microsoft.com/office/drawing/2017/model3d" xmlns:o="urn:schemas-microsoft-com:office:office" xmlns:oel="http://schemas.microsoft.com/office/2019/extlst" xmlns:r="http://schemas.openxmlformats.org/officeDocument/2006/relationships" xmlns:m="http://schemas.openxmlformats.org/officeDocument/2006/math" xmlns:v="urn:schemas-microsoft-com:vml" xmlns:wp14="http://schemas.microsoft.com/office/word/2010/wordprocessingDrawing" xmlns:wp="http://schemas.openxmlformats.org/drawingml/2006/wordprocessingDrawing" xmlns:w10="urn:schemas-microsoft-com:office:word" xmlns:w="http://schemas.openxmlformats.org/wordprocessingml/2006/main" xmlns:w14="http://schemas.microsoft.com/office/word/2010/wordml" xmlns:w15="http://schemas.microsoft.com/office/word/2012/wordml" xmlns:w16cex="http://schemas.microsoft.com/office/word/2018/wordml/cex" xmlns:w16cid="http://schemas.microsoft.com/office/word/2016/wordml/cid" xmlns:w16="http://schemas.microsoft.com/office/word/2018/wordml" xmlns:w16du="http://schemas.microsoft.com/office/word/2023/wordml/word16du" xmlns:w16sdtdh="http://schemas.microsoft.com/office/word/2020/wordml/sdtdatahash" xmlns:w16sdtfl="http://schemas.microsoft.com/office/word/2024/wordml/sdtformatlock" xmlns:w16se="http://schemas.microsoft.com/office/word/2015/wordml/symex" xmlns:wpg="http://schemas.microsoft.com/office/word/2010/wordprocessingGroup" xmlns:wpi="http://schemas.microsoft.com/office/word/2010/wordprocessingInk" xmlns:wne="http://schemas.microsoft.com/office/word/2006/wordml" xmlns:wps="http://schemas.microsoft.com/office/word/2010/wordprocessingShape" mc:Ignorable="w14 w15 w16se w16cid w16 w16cex w16sdtdh w16sdtfl w16du wp14">
   <w:abstractNum w:abstractNumId="0" w15:restartNumberingAfterBreak="0">
     <w:nsid w:val="FFFFFF89"/>
     <w:multiLevelType w:val="singleLevel"/>
@@ -11629,7 +12020,7 @@
     <w:lvl w:ilvl="0">
       <w:start w:val="1"/>
       <w:numFmt w:val="bullet"/>
-      <w:pStyle w:val="ListBullet"/>
+      <w:pStyle w:val="a"/>
       <w:lvlText w:val="•"/>
       <w:lvlJc w:val="left"/>
       <w:pPr>
@@ -11637,18 +12028,18 @@
       </w:pPr>
       <w:rPr>
         <w:rFonts w:ascii="Cambria" w:hAnsi="Cambria" w:hint="default"/>
-        <w:color w:val="5B9BD5" w:themeColor="accent1"/>
+        <w:color w:val="156082" w:themeColor="accent1"/>
       </w:rPr>
     </w:lvl>
   </w:abstractNum>
-  <w:num w:numId="1">
+  <w:num w:numId="1" w16cid:durableId="1921985442">
     <w:abstractNumId w:val="0"/>
   </w:num>
 </w:numbering>
 </file>
 
 <file path=word/glossary/settings.xml><?xml version="1.0" encoding="utf-8"?>
-<w:settings xmlns:mc="http://schemas.openxmlformats.org/markup-compatibility/2006" xmlns:o="urn:schemas-microsoft-com:office:office" xmlns:r="http://schemas.openxmlformats.org/officeDocument/2006/relationships" xmlns:m="http://schemas.openxmlformats.org/officeDocument/2006/math" xmlns:v="urn:schemas-microsoft-com:vml" xmlns:w10="urn:schemas-microsoft-com:office:word" xmlns:w="http://schemas.openxmlformats.org/wordprocessingml/2006/main" xmlns:w14="http://schemas.microsoft.com/office/word/2010/wordml" xmlns:w15="http://schemas.microsoft.com/office/word/2012/wordml" xmlns:w16se="http://schemas.microsoft.com/office/word/2015/wordml/symex" xmlns:sl="http://schemas.openxmlformats.org/schemaLibrary/2006/main" mc:Ignorable="w14 w15 w16se">
+<w:settings xmlns:mc="http://schemas.openxmlformats.org/markup-compatibility/2006" xmlns:o="urn:schemas-microsoft-com:office:office" xmlns:r="http://schemas.openxmlformats.org/officeDocument/2006/relationships" xmlns:m="http://schemas.openxmlformats.org/officeDocument/2006/math" xmlns:v="urn:schemas-microsoft-com:vml" xmlns:w10="urn:schemas-microsoft-com:office:word" xmlns:w="http://schemas.openxmlformats.org/wordprocessingml/2006/main" xmlns:w14="http://schemas.microsoft.com/office/word/2010/wordml" xmlns:w15="http://schemas.microsoft.com/office/word/2012/wordml" xmlns:w16cex="http://schemas.microsoft.com/office/word/2018/wordml/cex" xmlns:w16cid="http://schemas.microsoft.com/office/word/2016/wordml/cid" xmlns:w16="http://schemas.microsoft.com/office/word/2018/wordml" xmlns:w16du="http://schemas.microsoft.com/office/word/2023/wordml/word16du" xmlns:w16sdtdh="http://schemas.microsoft.com/office/word/2020/wordml/sdtdatahash" xmlns:w16sdtfl="http://schemas.microsoft.com/office/word/2024/wordml/sdtformatlock" xmlns:w16se="http://schemas.microsoft.com/office/word/2015/wordml/symex" xmlns:sl="http://schemas.openxmlformats.org/schemaLibrary/2006/main" mc:Ignorable="w14 w15 w16se w16cid w16 w16cex w16sdtdh w16sdtfl w16du">
   <w:view w:val="normal"/>
   <w:defaultTabStop w:val="720"/>
   <w:characterSpacingControl w:val="doNotCompress"/>
@@ -11659,6 +12050,7 @@
     <w:compatSetting w:name="enableOpenTypeFeatures" w:uri="http://schemas.microsoft.com/office/word" w:val="1"/>
     <w:compatSetting w:name="doNotFlipMirrorIndents" w:uri="http://schemas.microsoft.com/office/word" w:val="1"/>
     <w:compatSetting w:name="differentiateMultirowTableHeaders" w:uri="http://schemas.microsoft.com/office/word" w:val="1"/>
+    <w:compatSetting w:name="useWord2013TrackBottomHyphenation" w:uri="http://schemas.microsoft.com/office/word" w:val="1"/>
   </w:compat>
   <w:rsids>
     <w:rsidRoot w:val="00324ACF"/>
@@ -11671,6 +12063,7 @@
     <w:rsid w:val="00351A43"/>
     <w:rsid w:val="003C6B5C"/>
     <w:rsid w:val="00432929"/>
+    <w:rsid w:val="00480883"/>
     <w:rsid w:val="004A7EE6"/>
     <w:rsid w:val="004B29D2"/>
     <w:rsid w:val="005178B3"/>
@@ -11708,6 +12101,7 @@
     <w:rsid w:val="00E35677"/>
     <w:rsid w:val="00E552F8"/>
     <w:rsid w:val="00E575CD"/>
+    <w:rsid w:val="00E63C72"/>
     <w:rsid w:val="00F55C51"/>
   </w:rsids>
   <m:mathPr>
@@ -11732,7 +12126,7 @@
 </file>
 
 <file path=word/glossary/styles.xml><?xml version="1.0" encoding="utf-8"?>
-<w:styles xmlns:mc="http://schemas.openxmlformats.org/markup-compatibility/2006" xmlns:r="http://schemas.openxmlformats.org/officeDocument/2006/relationships" xmlns:w="http://schemas.openxmlformats.org/wordprocessingml/2006/main" xmlns:w14="http://schemas.microsoft.com/office/word/2010/wordml" xmlns:w15="http://schemas.microsoft.com/office/word/2012/wordml" xmlns:w16se="http://schemas.microsoft.com/office/word/2015/wordml/symex" mc:Ignorable="w14 w15 w16se">
+<w:styles xmlns:mc="http://schemas.openxmlformats.org/markup-compatibility/2006" xmlns:r="http://schemas.openxmlformats.org/officeDocument/2006/relationships" xmlns:w="http://schemas.openxmlformats.org/wordprocessingml/2006/main" xmlns:w14="http://schemas.microsoft.com/office/word/2010/wordml" xmlns:w15="http://schemas.microsoft.com/office/word/2012/wordml" xmlns:w16cex="http://schemas.microsoft.com/office/word/2018/wordml/cex" xmlns:w16cid="http://schemas.microsoft.com/office/word/2016/wordml/cid" xmlns:w16="http://schemas.microsoft.com/office/word/2018/wordml" xmlns:w16du="http://schemas.microsoft.com/office/word/2023/wordml/word16du" xmlns:w16sdtdh="http://schemas.microsoft.com/office/word/2020/wordml/sdtdatahash" xmlns:w16sdtfl="http://schemas.microsoft.com/office/word/2024/wordml/sdtformatlock" xmlns:w16se="http://schemas.microsoft.com/office/word/2015/wordml/symex" mc:Ignorable="w14 w15 w16se w16cid w16 w16cex w16sdtdh w16sdtfl w16du">
   <w:docDefaults>
     <w:rPrDefault>
       <w:rPr>
@@ -11748,7 +12142,7 @@
       </w:pPr>
     </w:pPrDefault>
   </w:docDefaults>
-  <w:latentStyles w:defLockedState="0" w:defUIPriority="99" w:defSemiHidden="0" w:defUnhideWhenUsed="0" w:defQFormat="0" w:count="371">
+  <w:latentStyles w:defLockedState="0" w:defUIPriority="99" w:defSemiHidden="0" w:defUnhideWhenUsed="0" w:defQFormat="0" w:count="376">
     <w:lsdException w:name="Normal" w:uiPriority="0" w:qFormat="1"/>
     <w:lsdException w:name="heading 1" w:uiPriority="9" w:qFormat="1"/>
     <w:lsdException w:name="heading 2" w:semiHidden="1" w:uiPriority="9" w:unhideWhenUsed="1" w:qFormat="1"/>
@@ -12120,18 +12514,23 @@
     <w:lsdException w:name="List Table 5 Dark Accent 6" w:uiPriority="50"/>
     <w:lsdException w:name="List Table 6 Colorful Accent 6" w:uiPriority="51"/>
     <w:lsdException w:name="List Table 7 Colorful Accent 6" w:uiPriority="52"/>
+    <w:lsdException w:name="Mention" w:semiHidden="1" w:unhideWhenUsed="1"/>
+    <w:lsdException w:name="Smart Hyperlink" w:semiHidden="1" w:unhideWhenUsed="1"/>
+    <w:lsdException w:name="Hashtag" w:semiHidden="1" w:unhideWhenUsed="1"/>
+    <w:lsdException w:name="Unresolved Mention" w:semiHidden="1" w:unhideWhenUsed="1"/>
+    <w:lsdException w:name="Smart Link" w:semiHidden="1" w:unhideWhenUsed="1"/>
   </w:latentStyles>
-  <w:style w:type="paragraph" w:default="1" w:styleId="Normal">
+  <w:style w:type="paragraph" w:default="1" w:styleId="a0">
     <w:name w:val="Normal"/>
     <w:qFormat/>
   </w:style>
-  <w:style w:type="character" w:default="1" w:styleId="DefaultParagraphFont">
+  <w:style w:type="character" w:default="1" w:styleId="a1">
     <w:name w:val="Default Paragraph Font"/>
     <w:uiPriority w:val="1"/>
     <w:semiHidden/>
     <w:unhideWhenUsed/>
   </w:style>
-  <w:style w:type="table" w:default="1" w:styleId="TableNormal">
+  <w:style w:type="table" w:default="1" w:styleId="a2">
     <w:name w:val="Normal Table"/>
     <w:uiPriority w:val="99"/>
     <w:semiHidden/>
@@ -12146,15 +12545,15 @@
       </w:tblCellMar>
     </w:tblPr>
   </w:style>
-  <w:style w:type="numbering" w:default="1" w:styleId="NoList">
+  <w:style w:type="numbering" w:default="1" w:styleId="a3">
     <w:name w:val="No List"/>
     <w:uiPriority w:val="99"/>
     <w:semiHidden/>
     <w:unhideWhenUsed/>
   </w:style>
-  <w:style w:type="paragraph" w:styleId="ListBullet">
+  <w:style w:type="paragraph" w:styleId="a">
     <w:name w:val="List Bullet"/>
-    <w:basedOn w:val="Normal"/>
+    <w:basedOn w:val="a0"/>
     <w:uiPriority w:val="1"/>
     <w:unhideWhenUsed/>
     <w:qFormat/>
@@ -12171,9 +12570,9 @@
       <w:lang w:val="en-US" w:eastAsia="en-US"/>
     </w:rPr>
   </w:style>
-  <w:style w:type="character" w:styleId="Strong">
+  <w:style w:type="character" w:styleId="a4">
     <w:name w:val="Strong"/>
-    <w:basedOn w:val="DefaultParagraphFont"/>
+    <w:basedOn w:val="a1"/>
     <w:uiPriority w:val="10"/>
     <w:qFormat/>
     <w:rPr>
@@ -12194,7 +12593,7 @@
 </file>
 
 <file path=word/glossary/webSettings.xml><?xml version="1.0" encoding="utf-8"?>
-<w:webSettings xmlns:mc="http://schemas.openxmlformats.org/markup-compatibility/2006" xmlns:r="http://schemas.openxmlformats.org/officeDocument/2006/relationships" xmlns:w="http://schemas.openxmlformats.org/wordprocessingml/2006/main" xmlns:w14="http://schemas.microsoft.com/office/word/2010/wordml" xmlns:w15="http://schemas.microsoft.com/office/word/2012/wordml" xmlns:w16se="http://schemas.microsoft.com/office/word/2015/wordml/symex" mc:Ignorable="w14 w15 w16se">
+<w:webSettings xmlns:mc="http://schemas.openxmlformats.org/markup-compatibility/2006" xmlns:r="http://schemas.openxmlformats.org/officeDocument/2006/relationships" xmlns:w="http://schemas.openxmlformats.org/wordprocessingml/2006/main" xmlns:w14="http://schemas.microsoft.com/office/word/2010/wordml" xmlns:w15="http://schemas.microsoft.com/office/word/2012/wordml" xmlns:w16cex="http://schemas.microsoft.com/office/word/2018/wordml/cex" xmlns:w16cid="http://schemas.microsoft.com/office/word/2016/wordml/cid" xmlns:w16="http://schemas.microsoft.com/office/word/2018/wordml" xmlns:w16du="http://schemas.microsoft.com/office/word/2023/wordml/word16du" xmlns:w16sdtdh="http://schemas.microsoft.com/office/word/2020/wordml/sdtdatahash" xmlns:w16sdtfl="http://schemas.microsoft.com/office/word/2024/wordml/sdtformatlock" xmlns:w16se="http://schemas.microsoft.com/office/word/2015/wordml/symex" mc:Ignorable="w14 w15 w16se w16cid w16 w16cex w16sdtdh w16sdtfl w16du">
   <w:optimizeForBrowser/>
   <w:allowPNG/>
 </w:webSettings>
@@ -12528,16 +12927,16 @@
 </file>
 
 <file path=customXml/item2.xml><?xml version="1.0" encoding="utf-8"?>
+<b:Sources xmlns:b="http://schemas.openxmlformats.org/officeDocument/2006/bibliography" SelectedStyle="\APA.XSL" StyleName="APA"/>
+</file>
+
+<file path=customXml/item3.xml><?xml version="1.0" encoding="utf-8"?>
 <?mso-contentType ?>
 <FormTemplates xmlns="http://schemas.microsoft.com/sharepoint/v3/contenttype/forms">
   <Display>DocumentLibraryForm</Display>
   <Edit>AssetEditForm</Edit>
   <New>DocumentLibraryForm</New>
 </FormTemplates>
-</file>
-
-<file path=customXml/item3.xml><?xml version="1.0" encoding="utf-8"?>
-<b:Sources xmlns:b="http://schemas.openxmlformats.org/officeDocument/2006/bibliography" SelectedStyle="\APA.XSL" StyleName="APA"/>
 </file>
 
 <file path=customXml/itemProps1.xml><?xml version="1.0" encoding="utf-8"?>
@@ -12549,17 +12948,17 @@
 </file>
 
 <file path=customXml/itemProps2.xml><?xml version="1.0" encoding="utf-8"?>
+<ds:datastoreItem xmlns:ds="http://schemas.openxmlformats.org/officeDocument/2006/customXml" ds:itemID="{4AADAAA5-F5C2-402D-A304-44658D4F015E}">
+  <ds:schemaRefs>
+    <ds:schemaRef ds:uri="http://schemas.openxmlformats.org/officeDocument/2006/bibliography"/>
+  </ds:schemaRefs>
+</ds:datastoreItem>
+</file>
+
+<file path=customXml/itemProps3.xml><?xml version="1.0" encoding="utf-8"?>
 <ds:datastoreItem xmlns:ds="http://schemas.openxmlformats.org/officeDocument/2006/customXml" ds:itemID="{E34C63B7-A026-4A37-9535-4FBB4C03A11D}">
   <ds:schemaRefs>
     <ds:schemaRef ds:uri="http://schemas.microsoft.com/sharepoint/v3/contenttype/forms"/>
   </ds:schemaRefs>
 </ds:datastoreItem>
-</file>
-
-<file path=customXml/itemProps3.xml><?xml version="1.0" encoding="utf-8"?>
-<ds:datastoreItem xmlns:ds="http://schemas.openxmlformats.org/officeDocument/2006/customXml" ds:itemID="{4AADAAA5-F5C2-402D-A304-44658D4F015E}">
-  <ds:schemaRefs>
-    <ds:schemaRef ds:uri="http://schemas.openxmlformats.org/officeDocument/2006/bibliography"/>
-  </ds:schemaRefs>
-</ds:datastoreItem>
 </file>
--- a/IT353 Project.docx
+++ b/IT353 Project.docx
@@ -74,7 +74,6 @@
                               <w:dataBinding w:prefixMappings="xmlns:ns0='http://purl.org/dc/elements/1.1/' xmlns:ns1='http://schemas.openxmlformats.org/package/2006/metadata/core-properties' " w:xpath="/ns1:coreProperties[1]/ns0:title[1]" w:storeItemID="{6C3C8BC8-F283-45AE-878A-BAB7291924A1}"/>
                               <w:text/>
                             </w:sdtPr>
-                            <w:sdtEndPr/>
                             <w:sdtContent>
                               <w:p>
                                 <w:pPr>
@@ -133,7 +132,6 @@
                                 <w:dataBinding w:prefixMappings="xmlns:ns0='http://purl.org/dc/elements/1.1/' xmlns:ns1='http://schemas.openxmlformats.org/package/2006/metadata/core-properties' " w:xpath="/ns1:coreProperties[1]/ns0:subject[1]" w:storeItemID="{6C3C8BC8-F283-45AE-878A-BAB7291924A1}"/>
                                 <w:text/>
                               </w:sdtPr>
-                              <w:sdtEndPr/>
                               <w:sdtContent>
                                 <w:r>
                                   <w:rPr>
@@ -497,7 +495,6 @@
                               <w:dataBinding w:prefixMappings="xmlns:ns0='http://schemas.microsoft.com/office/2006/coverPageProps'" w:xpath="/ns0:CoverPageProperties[1]/ns0:Abstract[1]" w:storeItemID="{55AF091B-3C7A-41E3-B477-F2FDAA23CFDA}"/>
                               <w:text/>
                             </w:sdtPr>
-                            <w:sdtEndPr/>
                             <w:sdtContent>
                               <w:p>
                                 <w:pPr>
@@ -590,7 +587,6 @@
                         <w:dataBinding w:prefixMappings="xmlns:ns0='http://purl.org/dc/elements/1.1/' xmlns:ns1='http://schemas.openxmlformats.org/package/2006/metadata/core-properties' " w:xpath="/ns1:coreProperties[1]/ns0:title[1]" w:storeItemID="{6C3C8BC8-F283-45AE-878A-BAB7291924A1}"/>
                         <w:text/>
                       </w:sdtPr>
-                      <w:sdtEndPr/>
                       <w:sdtContent>
                         <w:p>
                           <w:pPr>
@@ -649,7 +645,6 @@
                           <w:dataBinding w:prefixMappings="xmlns:ns0='http://purl.org/dc/elements/1.1/' xmlns:ns1='http://schemas.openxmlformats.org/package/2006/metadata/core-properties' " w:xpath="/ns1:coreProperties[1]/ns0:subject[1]" w:storeItemID="{6C3C8BC8-F283-45AE-878A-BAB7291924A1}"/>
                           <w:text/>
                         </w:sdtPr>
-                        <w:sdtEndPr/>
                         <w:sdtContent>
                           <w:r>
                             <w:rPr>
@@ -1013,7 +1008,6 @@
                         <w:dataBinding w:prefixMappings="xmlns:ns0='http://schemas.microsoft.com/office/2006/coverPageProps'" w:xpath="/ns0:CoverPageProperties[1]/ns0:Abstract[1]" w:storeItemID="{55AF091B-3C7A-41E3-B477-F2FDAA23CFDA}"/>
                         <w:text/>
                       </w:sdtPr>
-                      <w:sdtEndPr/>
                       <w:sdtContent>
                         <w:p>
                           <w:pPr>
@@ -1352,7 +1346,6 @@
           <w:docPartUnique/>
         </w:docPartObj>
       </w:sdtPr>
-      <w:sdtEndPr/>
       <w:sdtContent>
         <w:p/>
         <w:p>
@@ -2478,7 +2471,6 @@
                                     <w:dataBinding w:prefixMappings="xmlns:ns0='http://schemas.openxmlformats.org/officeDocument/2006/extended-properties' " w:xpath="/ns0:Properties[1]/ns0:Company[1]" w:storeItemID="{6668398D-A668-4E3E-A5EB-62B293D839F1}"/>
                                     <w:text/>
                                   </w:sdtPr>
-                                  <w:sdtEndPr/>
                                   <w:sdtContent>
                                     <w:r>
                                       <w:t>Student Details:                                            CRN:50267</w:t>
@@ -3080,7 +3072,6 @@
                               <w:dataBinding w:prefixMappings="xmlns:ns0='http://schemas.openxmlformats.org/officeDocument/2006/extended-properties' " w:xpath="/ns0:Properties[1]/ns0:Company[1]" w:storeItemID="{6668398D-A668-4E3E-A5EB-62B293D839F1}"/>
                               <w:text/>
                             </w:sdtPr>
-                            <w:sdtEndPr/>
                             <w:sdtContent>
                               <w:r>
                                 <w:t>Student Details:                                            CRN:50267</w:t>
@@ -5985,6 +5976,9 @@
       </w:pPr>
       <w:r>
         <w:t>Find missing requirements early.</w:t>
+      </w:r>
+      <w:r>
+        <w:t xml:space="preserve"> </w:t>
       </w:r>
     </w:p>
     <w:p>
@@ -12074,6 +12068,7 @@
     <w:rsid w:val="00660EF5"/>
     <w:rsid w:val="0067264F"/>
     <w:rsid w:val="00695677"/>
+    <w:rsid w:val="006C2A6E"/>
     <w:rsid w:val="007358CA"/>
     <w:rsid w:val="0073624A"/>
     <w:rsid w:val="008A4AE7"/>
@@ -12101,7 +12096,6 @@
     <w:rsid w:val="00E35677"/>
     <w:rsid w:val="00E552F8"/>
     <w:rsid w:val="00E575CD"/>
-    <w:rsid w:val="00E63C72"/>
     <w:rsid w:val="00F55C51"/>
   </w:rsids>
   <m:mathPr>

--- a/IT353 Project.docx
+++ b/IT353 Project.docx
@@ -2593,33 +2593,8 @@
                                           <w:b/>
                                           <w:bCs/>
                                         </w:rPr>
-                                        <w:t xml:space="preserve">Talal </w:t>
+                                        <w:t>Talal Monawer Alrowitie</w:t>
                                       </w:r>
-                                      <w:proofErr w:type="spellStart"/>
-                                      <w:r>
-                                        <w:rPr>
-                                          <w:b/>
-                                          <w:bCs/>
-                                        </w:rPr>
-                                        <w:t>Monawer</w:t>
-                                      </w:r>
-                                      <w:proofErr w:type="spellEnd"/>
-                                      <w:r>
-                                        <w:rPr>
-                                          <w:b/>
-                                          <w:bCs/>
-                                        </w:rPr>
-                                        <w:t xml:space="preserve"> </w:t>
-                                      </w:r>
-                                      <w:proofErr w:type="spellStart"/>
-                                      <w:r>
-                                        <w:rPr>
-                                          <w:b/>
-                                          <w:bCs/>
-                                        </w:rPr>
-                                        <w:t>Alrowitie</w:t>
-                                      </w:r>
-                                      <w:proofErr w:type="spellEnd"/>
                                     </w:p>
                                     <w:p>
                                       <w:pPr>
@@ -2648,33 +2623,8 @@
                                           <w:b/>
                                           <w:bCs/>
                                         </w:rPr>
-                                        <w:t xml:space="preserve">Suhair </w:t>
+                                        <w:t>Suhair salman musallam</w:t>
                                       </w:r>
-                                      <w:proofErr w:type="spellStart"/>
-                                      <w:r>
-                                        <w:rPr>
-                                          <w:b/>
-                                          <w:bCs/>
-                                        </w:rPr>
-                                        <w:t>salman</w:t>
-                                      </w:r>
-                                      <w:proofErr w:type="spellEnd"/>
-                                      <w:r>
-                                        <w:rPr>
-                                          <w:b/>
-                                          <w:bCs/>
-                                        </w:rPr>
-                                        <w:t xml:space="preserve"> </w:t>
-                                      </w:r>
-                                      <w:proofErr w:type="spellStart"/>
-                                      <w:r>
-                                        <w:rPr>
-                                          <w:b/>
-                                          <w:bCs/>
-                                        </w:rPr>
-                                        <w:t>musallam</w:t>
-                                      </w:r>
-                                      <w:proofErr w:type="spellEnd"/>
                                     </w:p>
                                     <w:p>
                                       <w:pPr>
@@ -3194,33 +3144,8 @@
                                     <w:b/>
                                     <w:bCs/>
                                   </w:rPr>
-                                  <w:t xml:space="preserve">Talal </w:t>
+                                  <w:t>Talal Monawer Alrowitie</w:t>
                                 </w:r>
-                                <w:proofErr w:type="spellStart"/>
-                                <w:r>
-                                  <w:rPr>
-                                    <w:b/>
-                                    <w:bCs/>
-                                  </w:rPr>
-                                  <w:t>Monawer</w:t>
-                                </w:r>
-                                <w:proofErr w:type="spellEnd"/>
-                                <w:r>
-                                  <w:rPr>
-                                    <w:b/>
-                                    <w:bCs/>
-                                  </w:rPr>
-                                  <w:t xml:space="preserve"> </w:t>
-                                </w:r>
-                                <w:proofErr w:type="spellStart"/>
-                                <w:r>
-                                  <w:rPr>
-                                    <w:b/>
-                                    <w:bCs/>
-                                  </w:rPr>
-                                  <w:t>Alrowitie</w:t>
-                                </w:r>
-                                <w:proofErr w:type="spellEnd"/>
                               </w:p>
                               <w:p>
                                 <w:pPr>
@@ -3249,33 +3174,8 @@
                                     <w:b/>
                                     <w:bCs/>
                                   </w:rPr>
-                                  <w:t xml:space="preserve">Suhair </w:t>
+                                  <w:t>Suhair salman musallam</w:t>
                                 </w:r>
-                                <w:proofErr w:type="spellStart"/>
-                                <w:r>
-                                  <w:rPr>
-                                    <w:b/>
-                                    <w:bCs/>
-                                  </w:rPr>
-                                  <w:t>salman</w:t>
-                                </w:r>
-                                <w:proofErr w:type="spellEnd"/>
-                                <w:r>
-                                  <w:rPr>
-                                    <w:b/>
-                                    <w:bCs/>
-                                  </w:rPr>
-                                  <w:t xml:space="preserve"> </w:t>
-                                </w:r>
-                                <w:proofErr w:type="spellStart"/>
-                                <w:r>
-                                  <w:rPr>
-                                    <w:b/>
-                                    <w:bCs/>
-                                  </w:rPr>
-                                  <w:t>musallam</w:t>
-                                </w:r>
-                                <w:proofErr w:type="spellEnd"/>
                               </w:p>
                               <w:p>
                                 <w:pPr>
@@ -12068,7 +11968,6 @@
     <w:rsid w:val="00660EF5"/>
     <w:rsid w:val="0067264F"/>
     <w:rsid w:val="00695677"/>
-    <w:rsid w:val="006C2A6E"/>
     <w:rsid w:val="007358CA"/>
     <w:rsid w:val="0073624A"/>
     <w:rsid w:val="008A4AE7"/>
@@ -12096,6 +11995,7 @@
     <w:rsid w:val="00E35677"/>
     <w:rsid w:val="00E552F8"/>
     <w:rsid w:val="00E575CD"/>
+    <w:rsid w:val="00E74372"/>
     <w:rsid w:val="00F55C51"/>
   </w:rsids>
   <m:mathPr>

--- a/IT353 Project.docx
+++ b/IT353 Project.docx
@@ -1,6 +1,6 @@
 
 <file path=word/document.xml><?xml version="1.0" encoding="utf-8"?>
-<w:document xmlns:wpc="http://schemas.microsoft.com/office/word/2010/wordprocessingCanvas" xmlns:cx="http://schemas.microsoft.com/office/drawing/2014/chartex" xmlns:cx1="http://schemas.microsoft.com/office/drawing/2015/9/8/chartex" xmlns:cx2="http://schemas.microsoft.com/office/drawing/2015/10/21/chartex" xmlns:cx3="http://schemas.microsoft.com/office/drawing/2016/5/9/chartex" xmlns:cx4="http://schemas.microsoft.com/office/drawing/2016/5/10/chartex" xmlns:cx5="http://schemas.microsoft.com/office/drawing/2016/5/11/chartex" xmlns:cx6="http://schemas.microsoft.com/office/drawing/2016/5/12/chartex" xmlns:cx7="http://schemas.microsoft.com/office/drawing/2016/5/13/chartex" xmlns:cx8="http://schemas.microsoft.com/office/drawing/2016/5/14/chartex" xmlns:mc="http://schemas.openxmlformats.org/markup-compatibility/2006" xmlns:aink="http://schemas.microsoft.com/office/drawing/2016/ink" xmlns:am3d="http://schemas.microsoft.com/office/drawing/2017/model3d" xmlns:o="urn:schemas-microsoft-com:office:office" xmlns:oel="http://schemas.microsoft.com/office/2019/extlst" xmlns:r="http://schemas.openxmlformats.org/officeDocument/2006/relationships" xmlns:m="http://schemas.openxmlformats.org/officeDocument/2006/math" xmlns:v="urn:schemas-microsoft-com:vml" xmlns:wp14="http://schemas.microsoft.com/office/word/2010/wordprocessingDrawing" xmlns:wp="http://schemas.openxmlformats.org/drawingml/2006/wordprocessingDrawing" xmlns:w10="urn:schemas-microsoft-com:office:word" xmlns:w="http://schemas.openxmlformats.org/wordprocessingml/2006/main" xmlns:w14="http://schemas.microsoft.com/office/word/2010/wordml" xmlns:w15="http://schemas.microsoft.com/office/word/2012/wordml" xmlns:w16cex="http://schemas.microsoft.com/office/word/2018/wordml/cex" xmlns:w16cid="http://schemas.microsoft.com/office/word/2016/wordml/cid" xmlns:w16="http://schemas.microsoft.com/office/word/2018/wordml" xmlns:w16du="http://schemas.microsoft.com/office/word/2023/wordml/word16du" xmlns:w16sdtdh="http://schemas.microsoft.com/office/word/2020/wordml/sdtdatahash" xmlns:w16sdtfl="http://schemas.microsoft.com/office/word/2024/wordml/sdtformatlock" xmlns:w16se="http://schemas.microsoft.com/office/word/2015/wordml/symex" xmlns:wpg="http://schemas.microsoft.com/office/word/2010/wordprocessingGroup" xmlns:wpi="http://schemas.microsoft.com/office/word/2010/wordprocessingInk" xmlns:wne="http://schemas.microsoft.com/office/word/2006/wordml" xmlns:wps="http://schemas.microsoft.com/office/word/2010/wordprocessingShape" mc:Ignorable="w14 w15 w16se w16cid w16 w16cex w16sdtdh w16sdtfl w16du wp14">
+<w:document xmlns:wpc="http://schemas.microsoft.com/office/word/2010/wordprocessingCanvas" xmlns:cx="http://schemas.microsoft.com/office/drawing/2014/chartex" xmlns:mc="http://schemas.openxmlformats.org/markup-compatibility/2006" xmlns:o="urn:schemas-microsoft-com:office:office" xmlns:r="http://schemas.openxmlformats.org/officeDocument/2006/relationships" xmlns:m="http://schemas.openxmlformats.org/officeDocument/2006/math" xmlns:v="urn:schemas-microsoft-com:vml" xmlns:wp14="http://schemas.microsoft.com/office/word/2010/wordprocessingDrawing" xmlns:wp="http://schemas.openxmlformats.org/drawingml/2006/wordprocessingDrawing" xmlns:w10="urn:schemas-microsoft-com:office:word" xmlns:w="http://schemas.openxmlformats.org/wordprocessingml/2006/main" xmlns:w14="http://schemas.microsoft.com/office/word/2010/wordml" xmlns:w15="http://schemas.microsoft.com/office/word/2012/wordml" xmlns:w16se="http://schemas.microsoft.com/office/word/2015/wordml/symex" xmlns:wpg="http://schemas.microsoft.com/office/word/2010/wordprocessingGroup" xmlns:wpi="http://schemas.microsoft.com/office/word/2010/wordprocessingInk" xmlns:wne="http://schemas.microsoft.com/office/word/2006/wordml" xmlns:wps="http://schemas.microsoft.com/office/word/2010/wordprocessingShape" mc:Ignorable="w14 w15 w16se wp14">
   <w:body>
     <w:p>
       <w:r>
@@ -74,10 +74,11 @@
                               <w:dataBinding w:prefixMappings="xmlns:ns0='http://purl.org/dc/elements/1.1/' xmlns:ns1='http://schemas.openxmlformats.org/package/2006/metadata/core-properties' " w:xpath="/ns1:coreProperties[1]/ns0:title[1]" w:storeItemID="{6C3C8BC8-F283-45AE-878A-BAB7291924A1}"/>
                               <w:text/>
                             </w:sdtPr>
+                            <w:sdtEndPr/>
                             <w:sdtContent>
                               <w:p>
                                 <w:pPr>
-                                  <w:pStyle w:val="a9"/>
+                                  <w:pStyle w:val="Title"/>
                                   <w:jc w:val="center"/>
                                   <w:rPr>
                                     <w:sz w:val="56"/>
@@ -96,7 +97,7 @@
                           </w:sdt>
                           <w:p>
                             <w:pPr>
-                              <w:pStyle w:val="a6"/>
+                              <w:pStyle w:val="Subtitle"/>
                               <w:spacing w:after="120" w:line="240" w:lineRule="auto"/>
                               <w:ind w:left="706" w:right="720"/>
                               <w:jc w:val="center"/>
@@ -132,6 +133,7 @@
                                 <w:dataBinding w:prefixMappings="xmlns:ns0='http://purl.org/dc/elements/1.1/' xmlns:ns1='http://schemas.openxmlformats.org/package/2006/metadata/core-properties' " w:xpath="/ns1:coreProperties[1]/ns0:subject[1]" w:storeItemID="{6C3C8BC8-F283-45AE-878A-BAB7291924A1}"/>
                                 <w:text/>
                               </w:sdtPr>
+                              <w:sdtEndPr/>
                               <w:sdtContent>
                                 <w:r>
                                   <w:rPr>
@@ -495,6 +497,7 @@
                               <w:dataBinding w:prefixMappings="xmlns:ns0='http://schemas.microsoft.com/office/2006/coverPageProps'" w:xpath="/ns0:CoverPageProperties[1]/ns0:Abstract[1]" w:storeItemID="{55AF091B-3C7A-41E3-B477-F2FDAA23CFDA}"/>
                               <w:text/>
                             </w:sdtPr>
+                            <w:sdtEndPr/>
                             <w:sdtContent>
                               <w:p>
                                 <w:pPr>
@@ -569,7 +572,7 @@
                 <v:stroke joinstyle="miter"/>
                 <v:path gradientshapeok="t" o:connecttype="rect"/>
               </v:shapetype>
-              <v:shape id="Text Box 14" o:spid="_x0000_s1026" type="#_x0000_t202" alt="Report title" style="position:absolute;margin-left:36.5pt;margin-top:90.15pt;width:540pt;height:141.5pt;z-index:-251641856;visibility:visible;mso-wrap-style:square;mso-width-percent:0;mso-height-percent:0;mso-wrap-distance-left:9pt;mso-wrap-distance-top:0;mso-wrap-distance-right:9pt;mso-wrap-distance-bottom:0;mso-position-horizontal:absolute;mso-position-horizontal-relative:page;mso-position-vertical:absolute;mso-position-vertical-relative:margin;mso-width-percent:0;mso-height-percent:0;mso-width-relative:margin;mso-height-relative:margin;v-text-anchor:bottom" o:gfxdata="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" o:allowoverlap="f" filled="f" stroked="f">
+              <v:shape id="Text Box 14" o:spid="_x0000_s1026" type="#_x0000_t202" alt="Report title" style="position:absolute;margin-left:36.5pt;margin-top:90.15pt;width:540pt;height:141.5pt;z-index:-251641856;visibility:visible;mso-wrap-style:square;mso-width-percent:0;mso-height-percent:0;mso-wrap-distance-left:9pt;mso-wrap-distance-top:0;mso-wrap-distance-right:9pt;mso-wrap-distance-bottom:0;mso-position-horizontal:absolute;mso-position-horizontal-relative:page;mso-position-vertical:absolute;mso-position-vertical-relative:margin;mso-width-percent:0;mso-height-percent:0;mso-width-relative:margin;mso-height-relative:margin;v-text-anchor:bottom" o:gfxdata="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" o:allowoverlap="f" filled="f" stroked="f">
                 <v:textbox inset="0,0,0,0">
                   <w:txbxContent>
                     <w:sdt>
@@ -587,10 +590,11 @@
                         <w:dataBinding w:prefixMappings="xmlns:ns0='http://purl.org/dc/elements/1.1/' xmlns:ns1='http://schemas.openxmlformats.org/package/2006/metadata/core-properties' " w:xpath="/ns1:coreProperties[1]/ns0:title[1]" w:storeItemID="{6C3C8BC8-F283-45AE-878A-BAB7291924A1}"/>
                         <w:text/>
                       </w:sdtPr>
+                      <w:sdtEndPr/>
                       <w:sdtContent>
                         <w:p>
                           <w:pPr>
-                            <w:pStyle w:val="a9"/>
+                            <w:pStyle w:val="Title"/>
                             <w:jc w:val="center"/>
                             <w:rPr>
                               <w:sz w:val="56"/>
@@ -609,7 +613,7 @@
                     </w:sdt>
                     <w:p>
                       <w:pPr>
-                        <w:pStyle w:val="a6"/>
+                        <w:pStyle w:val="Subtitle"/>
                         <w:spacing w:after="120" w:line="240" w:lineRule="auto"/>
                         <w:ind w:left="706" w:right="720"/>
                         <w:jc w:val="center"/>
@@ -645,6 +649,7 @@
                           <w:dataBinding w:prefixMappings="xmlns:ns0='http://purl.org/dc/elements/1.1/' xmlns:ns1='http://schemas.openxmlformats.org/package/2006/metadata/core-properties' " w:xpath="/ns1:coreProperties[1]/ns0:subject[1]" w:storeItemID="{6C3C8BC8-F283-45AE-878A-BAB7291924A1}"/>
                           <w:text/>
                         </w:sdtPr>
+                        <w:sdtEndPr/>
                         <w:sdtContent>
                           <w:r>
                             <w:rPr>
@@ -1008,6 +1013,7 @@
                         <w:dataBinding w:prefixMappings="xmlns:ns0='http://schemas.microsoft.com/office/2006/coverPageProps'" w:xpath="/ns0:CoverPageProperties[1]/ns0:Abstract[1]" w:storeItemID="{55AF091B-3C7A-41E3-B477-F2FDAA23CFDA}"/>
                         <w:text/>
                       </w:sdtPr>
+                      <w:sdtEndPr/>
                       <w:sdtContent>
                         <w:p>
                           <w:pPr>
@@ -1228,7 +1234,7 @@
           </mc:Choice>
           <mc:Fallback>
             <w:pict>
-              <v:shape w14:anchorId="6466823C" id="Text Box 2" o:spid="_x0000_s1027" type="#_x0000_t202" style="position:absolute;margin-left:40.3pt;margin-top:4.65pt;width:545.45pt;height:87.55pt;z-index:251679744;visibility:visible;mso-wrap-style:square;mso-width-percent:0;mso-height-percent:0;mso-wrap-distance-left:9pt;mso-wrap-distance-top:7.2pt;mso-wrap-distance-right:9pt;mso-wrap-distance-bottom:7.2pt;mso-position-horizontal:absolute;mso-position-horizontal-relative:page;mso-position-vertical:absolute;mso-position-vertical-relative:text;mso-width-percent:0;mso-height-percent:0;mso-width-relative:margin;mso-height-relative:margin;v-text-anchor:top" o:gfxdata="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" filled="f" stroked="f">
+              <v:shape w14:anchorId="6466823C" id="Text Box 2" o:spid="_x0000_s1027" type="#_x0000_t202" style="position:absolute;margin-left:40.3pt;margin-top:4.65pt;width:545.45pt;height:87.55pt;z-index:251679744;visibility:visible;mso-wrap-style:square;mso-width-percent:0;mso-height-percent:0;mso-wrap-distance-left:9pt;mso-wrap-distance-top:7.2pt;mso-wrap-distance-right:9pt;mso-wrap-distance-bottom:7.2pt;mso-position-horizontal:absolute;mso-position-horizontal-relative:page;mso-position-vertical:absolute;mso-position-vertical-relative:text;mso-width-percent:0;mso-height-percent:0;mso-width-relative:margin;mso-height-relative:margin;v-text-anchor:top" o:gfxdata="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" filled="f" stroked="f">
                 <v:textbox>
                   <w:txbxContent>
                     <w:p>
@@ -1346,6 +1352,7 @@
           <w:docPartUnique/>
         </w:docPartObj>
       </w:sdtPr>
+      <w:sdtEndPr/>
       <w:sdtContent>
         <w:p/>
         <w:p>
@@ -1491,7 +1498,7 @@
                               <w:txbxContent>
                                 <w:p>
                                   <w:pPr>
-                                    <w:pStyle w:val="af5"/>
+                                    <w:pStyle w:val="ListParagraph"/>
                                     <w:numPr>
                                       <w:ilvl w:val="0"/>
                                       <w:numId w:val="6"/>
@@ -1560,7 +1567,7 @@
                                 </w:p>
                                 <w:p>
                                   <w:pPr>
-                                    <w:pStyle w:val="af5"/>
+                                    <w:pStyle w:val="ListParagraph"/>
                                     <w:numPr>
                                       <w:ilvl w:val="0"/>
                                       <w:numId w:val="6"/>
@@ -1581,7 +1588,7 @@
                                 </w:p>
                                 <w:p>
                                   <w:pPr>
-                                    <w:pStyle w:val="af5"/>
+                                    <w:pStyle w:val="ListParagraph"/>
                                     <w:numPr>
                                       <w:ilvl w:val="0"/>
                                       <w:numId w:val="6"/>
@@ -1610,7 +1617,14 @@
                                     <w:rPr>
                                       <w:color w:val="auto"/>
                                     </w:rPr>
-                                    <w:t xml:space="preserve"> will be given if you try to bypass the SafeAssi</w:t>
+                                    <w:t xml:space="preserve"> will be given if you try to bypass the </w:t>
+                                  </w:r>
+                                  <w:proofErr w:type="spellStart"/>
+                                  <w:r>
+                                    <w:rPr>
+                                      <w:color w:val="auto"/>
+                                    </w:rPr>
+                                    <w:t>SafeAssi</w:t>
                                   </w:r>
                                   <w:r>
                                     <w:rPr>
@@ -1618,6 +1632,7 @@
                                     </w:rPr>
                                     <w:t>gn</w:t>
                                   </w:r>
+                                  <w:proofErr w:type="spellEnd"/>
                                   <w:r>
                                     <w:rPr>
                                       <w:color w:val="auto"/>
@@ -1693,7 +1708,7 @@
                                 </w:p>
                                 <w:p>
                                   <w:pPr>
-                                    <w:pStyle w:val="af5"/>
+                                    <w:pStyle w:val="ListParagraph"/>
                                     <w:numPr>
                                       <w:ilvl w:val="0"/>
                                       <w:numId w:val="6"/>
@@ -1715,7 +1730,7 @@
                                 </w:p>
                                 <w:p>
                                   <w:pPr>
-                                    <w:pStyle w:val="af5"/>
+                                    <w:pStyle w:val="ListParagraph"/>
                                     <w:numPr>
                                       <w:ilvl w:val="0"/>
                                       <w:numId w:val="6"/>
@@ -1743,7 +1758,7 @@
                                 </w:p>
                                 <w:p>
                                   <w:pPr>
-                                    <w:pStyle w:val="af5"/>
+                                    <w:pStyle w:val="ListParagraph"/>
                                     <w:numPr>
                                       <w:ilvl w:val="0"/>
                                       <w:numId w:val="6"/>
@@ -1765,7 +1780,7 @@
                                 </w:p>
                                 <w:p>
                                   <w:pPr>
-                                    <w:pStyle w:val="af5"/>
+                                    <w:pStyle w:val="ListParagraph"/>
                                     <w:numPr>
                                       <w:ilvl w:val="0"/>
                                       <w:numId w:val="6"/>
@@ -1812,7 +1827,7 @@
                                 </w:p>
                                 <w:p>
                                   <w:pPr>
-                                    <w:pStyle w:val="af5"/>
+                                    <w:pStyle w:val="ListParagraph"/>
                                     <w:numPr>
                                       <w:ilvl w:val="0"/>
                                       <w:numId w:val="6"/>
@@ -1834,7 +1849,7 @@
                                 </w:p>
                                 <w:p>
                                   <w:pPr>
-                                    <w:pStyle w:val="af5"/>
+                                    <w:pStyle w:val="ListParagraph"/>
                                     <w:numPr>
                                       <w:ilvl w:val="0"/>
                                       <w:numId w:val="6"/>
@@ -1874,7 +1889,7 @@
                                 </w:p>
                                 <w:p>
                                   <w:pPr>
-                                    <w:pStyle w:val="af5"/>
+                                    <w:pStyle w:val="ListParagraph"/>
                                     <w:numPr>
                                       <w:ilvl w:val="0"/>
                                       <w:numId w:val="6"/>
@@ -1936,7 +1951,7 @@
               </mc:Choice>
               <mc:Fallback>
                 <w:pict>
-                  <v:group w14:anchorId="31857F9A" id="Group 198" o:spid="_x0000_s1028" style="position:absolute;margin-left:-101.8pt;margin-top:331.65pt;width:518.25pt;height:308.6pt;z-index:251677696;mso-wrap-distance-left:14.4pt;mso-wrap-distance-top:3.6pt;mso-wrap-distance-right:14.4pt;mso-wrap-distance-bottom:3.6pt;mso-position-horizontal-relative:margin;mso-position-vertical-relative:margin;mso-width-relative:margin;mso-height-relative:margin" coordorigin=",228" coordsize="35784,21867" o:gfxdata="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">
+                  <v:group w14:anchorId="31857F9A" id="Group 198" o:spid="_x0000_s1028" style="position:absolute;margin-left:-101.8pt;margin-top:331.65pt;width:518.25pt;height:308.6pt;z-index:251677696;mso-wrap-distance-left:14.4pt;mso-wrap-distance-top:3.6pt;mso-wrap-distance-right:14.4pt;mso-wrap-distance-bottom:3.6pt;mso-position-horizontal-relative:margin;mso-position-vertical-relative:margin;mso-width-relative:margin;mso-height-relative:margin" coordorigin=",228" coordsize="35784,21867" o:gfxdata="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">
                     <v:rect id="Rectangle 199" o:spid="_x0000_s1029" style="position:absolute;top:228;width:35674;height:1949;visibility:visible;mso-wrap-style:square;v-text-anchor:middle" o:gfxdata="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" fillcolor="#ef4623 [3204]" stroked="f" strokeweight="2pt">
                       <v:textbox>
                         <w:txbxContent>
@@ -1971,7 +1986,7 @@
                         <w:txbxContent>
                           <w:p>
                             <w:pPr>
-                              <w:pStyle w:val="af5"/>
+                              <w:pStyle w:val="ListParagraph"/>
                               <w:numPr>
                                 <w:ilvl w:val="0"/>
                                 <w:numId w:val="6"/>
@@ -2040,7 +2055,7 @@
                           </w:p>
                           <w:p>
                             <w:pPr>
-                              <w:pStyle w:val="af5"/>
+                              <w:pStyle w:val="ListParagraph"/>
                               <w:numPr>
                                 <w:ilvl w:val="0"/>
                                 <w:numId w:val="6"/>
@@ -2061,7 +2076,7 @@
                           </w:p>
                           <w:p>
                             <w:pPr>
-                              <w:pStyle w:val="af5"/>
+                              <w:pStyle w:val="ListParagraph"/>
                               <w:numPr>
                                 <w:ilvl w:val="0"/>
                                 <w:numId w:val="6"/>
@@ -2090,7 +2105,14 @@
                               <w:rPr>
                                 <w:color w:val="auto"/>
                               </w:rPr>
-                              <w:t xml:space="preserve"> will be given if you try to bypass the SafeAssi</w:t>
+                              <w:t xml:space="preserve"> will be given if you try to bypass the </w:t>
+                            </w:r>
+                            <w:proofErr w:type="spellStart"/>
+                            <w:r>
+                              <w:rPr>
+                                <w:color w:val="auto"/>
+                              </w:rPr>
+                              <w:t>SafeAssi</w:t>
                             </w:r>
                             <w:r>
                               <w:rPr>
@@ -2098,6 +2120,7 @@
                               </w:rPr>
                               <w:t>gn</w:t>
                             </w:r>
+                            <w:proofErr w:type="spellEnd"/>
                             <w:r>
                               <w:rPr>
                                 <w:color w:val="auto"/>
@@ -2173,7 +2196,7 @@
                           </w:p>
                           <w:p>
                             <w:pPr>
-                              <w:pStyle w:val="af5"/>
+                              <w:pStyle w:val="ListParagraph"/>
                               <w:numPr>
                                 <w:ilvl w:val="0"/>
                                 <w:numId w:val="6"/>
@@ -2195,7 +2218,7 @@
                           </w:p>
                           <w:p>
                             <w:pPr>
-                              <w:pStyle w:val="af5"/>
+                              <w:pStyle w:val="ListParagraph"/>
                               <w:numPr>
                                 <w:ilvl w:val="0"/>
                                 <w:numId w:val="6"/>
@@ -2223,7 +2246,7 @@
                           </w:p>
                           <w:p>
                             <w:pPr>
-                              <w:pStyle w:val="af5"/>
+                              <w:pStyle w:val="ListParagraph"/>
                               <w:numPr>
                                 <w:ilvl w:val="0"/>
                                 <w:numId w:val="6"/>
@@ -2245,7 +2268,7 @@
                           </w:p>
                           <w:p>
                             <w:pPr>
-                              <w:pStyle w:val="af5"/>
+                              <w:pStyle w:val="ListParagraph"/>
                               <w:numPr>
                                 <w:ilvl w:val="0"/>
                                 <w:numId w:val="6"/>
@@ -2292,7 +2315,7 @@
                           </w:p>
                           <w:p>
                             <w:pPr>
-                              <w:pStyle w:val="af5"/>
+                              <w:pStyle w:val="ListParagraph"/>
                               <w:numPr>
                                 <w:ilvl w:val="0"/>
                                 <w:numId w:val="6"/>
@@ -2314,7 +2337,7 @@
                           </w:p>
                           <w:p>
                             <w:pPr>
-                              <w:pStyle w:val="af5"/>
+                              <w:pStyle w:val="ListParagraph"/>
                               <w:numPr>
                                 <w:ilvl w:val="0"/>
                                 <w:numId w:val="6"/>
@@ -2354,7 +2377,7 @@
                           </w:p>
                           <w:p>
                             <w:pPr>
-                              <w:pStyle w:val="af5"/>
+                              <w:pStyle w:val="ListParagraph"/>
                               <w:numPr>
                                 <w:ilvl w:val="0"/>
                                 <w:numId w:val="6"/>
@@ -2471,6 +2494,7 @@
                                     <w:dataBinding w:prefixMappings="xmlns:ns0='http://schemas.openxmlformats.org/officeDocument/2006/extended-properties' " w:xpath="/ns0:Properties[1]/ns0:Company[1]" w:storeItemID="{6668398D-A668-4E3E-A5EB-62B293D839F1}"/>
                                     <w:text/>
                                   </w:sdtPr>
+                                  <w:sdtEndPr/>
                                   <w:sdtContent>
                                     <w:r>
                                       <w:t>Student Details:                                            CRN:50267</w:t>
@@ -2492,9 +2516,9 @@
                                   <w:tblLook w:val="04A0" w:firstRow="1" w:lastRow="0" w:firstColumn="1" w:lastColumn="0" w:noHBand="0" w:noVBand="1"/>
                                 </w:tblPr>
                                 <w:tblGrid>
-                                  <w:gridCol w:w="3596"/>
-                                  <w:gridCol w:w="3597"/>
-                                  <w:gridCol w:w="3597"/>
+                                  <w:gridCol w:w="3591"/>
+                                  <w:gridCol w:w="3592"/>
+                                  <w:gridCol w:w="3592"/>
                                 </w:tblGrid>
                                 <w:tr>
                                   <w:trPr>
@@ -2533,7 +2557,7 @@
                                     </w:tcPr>
                                     <w:p>
                                       <w:pPr>
-                                        <w:pStyle w:val="a5"/>
+                                        <w:pStyle w:val="Footer"/>
                                         <w:rPr>
                                           <w:b/>
                                           <w:bCs/>
@@ -2566,12 +2590,32 @@
                                           <w:sz w:val="22"/>
                                           <w:szCs w:val="22"/>
                                         </w:rPr>
-                                        <w:t>Adel Saleem Alhrbi</w:t>
+                                        <w:t xml:space="preserve">Adel </w:t>
+                                      </w:r>
+                                      <w:proofErr w:type="spellStart"/>
+                                      <w:r>
+                                        <w:rPr>
+                                          <w:b/>
+                                          <w:bCs/>
+                                          <w:sz w:val="22"/>
+                                          <w:szCs w:val="22"/>
+                                        </w:rPr>
+                                        <w:t>Saleem</w:t>
+                                      </w:r>
+                                      <w:proofErr w:type="spellEnd"/>
+                                      <w:r>
+                                        <w:rPr>
+                                          <w:b/>
+                                          <w:bCs/>
+                                          <w:sz w:val="22"/>
+                                          <w:szCs w:val="22"/>
+                                        </w:rPr>
+                                        <w:t xml:space="preserve"> Alhrbi</w:t>
                                       </w:r>
                                     </w:p>
                                     <w:p>
                                       <w:pPr>
-                                        <w:pStyle w:val="a5"/>
+                                        <w:pStyle w:val="Footer"/>
                                         <w:rPr>
                                           <w:b/>
                                           <w:bCs/>
@@ -2588,17 +2632,115 @@
                                         </w:rPr>
                                         <w:t xml:space="preserve">Name: </w:t>
                                       </w:r>
+                                      <w:proofErr w:type="spellStart"/>
                                       <w:r>
                                         <w:rPr>
                                           <w:b/>
                                           <w:bCs/>
                                         </w:rPr>
-                                        <w:t>Talal Monawer Alrowitie</w:t>
+                                        <w:t>Talal</w:t>
                                       </w:r>
+                                      <w:proofErr w:type="spellEnd"/>
+                                      <w:r>
+                                        <w:rPr>
+                                          <w:b/>
+                                          <w:bCs/>
+                                        </w:rPr>
+                                        <w:t xml:space="preserve"> </w:t>
+                                      </w:r>
+                                      <w:proofErr w:type="spellStart"/>
+                                      <w:r>
+                                        <w:rPr>
+                                          <w:b/>
+                                          <w:bCs/>
+                                        </w:rPr>
+                                        <w:t>Monawer</w:t>
+                                      </w:r>
+                                      <w:proofErr w:type="spellEnd"/>
+                                      <w:r>
+                                        <w:rPr>
+                                          <w:b/>
+                                          <w:bCs/>
+                                        </w:rPr>
+                                        <w:t xml:space="preserve"> </w:t>
+                                      </w:r>
+                                      <w:proofErr w:type="spellStart"/>
+                                      <w:r>
+                                        <w:rPr>
+                                          <w:b/>
+                                          <w:bCs/>
+                                        </w:rPr>
+                                        <w:t>Alrowitie</w:t>
+                                      </w:r>
+                                      <w:proofErr w:type="spellEnd"/>
                                     </w:p>
                                     <w:p>
                                       <w:pPr>
-                                        <w:pStyle w:val="a5"/>
+                                        <w:pStyle w:val="Footer"/>
+                                        <w:rPr>
+                                          <w:b/>
+                                          <w:bCs/>
+                                          <w:sz w:val="28"/>
+                                          <w:szCs w:val="28"/>
+                                        </w:rPr>
+                                      </w:pPr>
+                                      <w:r>
+                                        <w:rPr>
+                                          <w:b/>
+                                          <w:bCs/>
+                                          <w:sz w:val="28"/>
+                                          <w:szCs w:val="28"/>
+                                        </w:rPr>
+                                        <w:t>Name:</w:t>
+                                      </w:r>
+                                      <w:r>
+                                        <w:t xml:space="preserve"> </w:t>
+                                      </w:r>
+                                      <w:proofErr w:type="spellStart"/>
+                                      <w:r>
+                                        <w:rPr>
+                                          <w:b/>
+                                          <w:bCs/>
+                                        </w:rPr>
+                                        <w:t>Suhair</w:t>
+                                      </w:r>
+                                      <w:proofErr w:type="spellEnd"/>
+                                      <w:r>
+                                        <w:rPr>
+                                          <w:b/>
+                                          <w:bCs/>
+                                        </w:rPr>
+                                        <w:t xml:space="preserve"> </w:t>
+                                      </w:r>
+                                      <w:proofErr w:type="spellStart"/>
+                                      <w:r>
+                                        <w:rPr>
+                                          <w:b/>
+                                          <w:bCs/>
+                                        </w:rPr>
+                                        <w:t>salman</w:t>
+                                      </w:r>
+                                      <w:proofErr w:type="spellEnd"/>
+                                      <w:r>
+                                        <w:rPr>
+                                          <w:b/>
+                                          <w:bCs/>
+                                        </w:rPr>
+                                        <w:t xml:space="preserve"> </w:t>
+                                      </w:r>
+                                      <w:proofErr w:type="spellStart"/>
+                                      <w:r>
+                                        <w:rPr>
+                                          <w:b/>
+                                          <w:bCs/>
+                                        </w:rPr>
+                                        <w:t>musallam</w:t>
+                                      </w:r>
+                                      <w:proofErr w:type="spellEnd"/>
+                                    </w:p>
+                                    <w:p>
+                                      <w:pPr>
+                                        <w:pStyle w:val="Footer"/>
                                         <w:rPr>
                                           <w:b/>
                                           <w:bCs/>
@@ -2623,12 +2765,37 @@
                                           <w:b/>
                                           <w:bCs/>
                                         </w:rPr>
-                                        <w:t>Suhair salman musallam</w:t>
+                                        <w:t xml:space="preserve">Saud </w:t>
                                       </w:r>
+                                      <w:proofErr w:type="spellStart"/>
+                                      <w:r>
+                                        <w:rPr>
+                                          <w:b/>
+                                          <w:bCs/>
+                                        </w:rPr>
+                                        <w:t>Abdulaziz</w:t>
+                                      </w:r>
+                                      <w:proofErr w:type="spellEnd"/>
+                                      <w:r>
+                                        <w:rPr>
+                                          <w:b/>
+                                          <w:bCs/>
+                                        </w:rPr>
+                                        <w:t xml:space="preserve"> </w:t>
+                                      </w:r>
+                                      <w:proofErr w:type="spellStart"/>
+                                      <w:r>
+                                        <w:rPr>
+                                          <w:b/>
+                                          <w:bCs/>
+                                        </w:rPr>
+                                        <w:t>Alghamdi</w:t>
+                                      </w:r>
+                                      <w:proofErr w:type="spellEnd"/>
                                     </w:p>
                                     <w:p>
                                       <w:pPr>
-                                        <w:pStyle w:val="a5"/>
+                                        <w:pStyle w:val="Footer"/>
                                         <w:rPr>
                                           <w:b/>
                                           <w:bCs/>
@@ -2648,36 +2815,7 @@
                                       <w:r>
                                         <w:t xml:space="preserve"> </w:t>
                                       </w:r>
-                                      <w:r>
-                                        <w:rPr>
-                                          <w:b/>
-                                          <w:bCs/>
-                                        </w:rPr>
-                                        <w:t>Saud Abdulaziz Alghamdi</w:t>
-                                      </w:r>
-                                    </w:p>
-                                    <w:p>
-                                      <w:pPr>
-                                        <w:pStyle w:val="a5"/>
-                                        <w:rPr>
-                                          <w:b/>
-                                          <w:bCs/>
-                                          <w:sz w:val="28"/>
-                                          <w:szCs w:val="28"/>
-                                        </w:rPr>
-                                      </w:pPr>
-                                      <w:r>
-                                        <w:rPr>
-                                          <w:b/>
-                                          <w:bCs/>
-                                          <w:sz w:val="28"/>
-                                          <w:szCs w:val="28"/>
-                                        </w:rPr>
-                                        <w:t>Name:</w:t>
-                                      </w:r>
-                                      <w:r>
-                                        <w:t xml:space="preserve"> </w:t>
-                                      </w:r>
+                                      <w:proofErr w:type="spellStart"/>
                                       <w:r>
                                         <w:rPr>
                                           <w:b/>
@@ -2685,8 +2823,29 @@
                                           <w:sz w:val="22"/>
                                           <w:szCs w:val="22"/>
                                         </w:rPr>
-                                        <w:t>Abdulrahman Alsalem</w:t>
+                                        <w:t>Abdulrahman</w:t>
                                       </w:r>
+                                      <w:proofErr w:type="spellEnd"/>
+                                      <w:r>
+                                        <w:rPr>
+                                          <w:b/>
+                                          <w:bCs/>
+                                          <w:sz w:val="22"/>
+                                          <w:szCs w:val="22"/>
+                                        </w:rPr>
+                                        <w:t xml:space="preserve"> </w:t>
+                                      </w:r>
+                                      <w:proofErr w:type="spellStart"/>
+                                      <w:r>
+                                        <w:rPr>
+                                          <w:b/>
+                                          <w:bCs/>
+                                          <w:sz w:val="22"/>
+                                          <w:szCs w:val="22"/>
+                                        </w:rPr>
+                                        <w:t>Alsalem</w:t>
+                                      </w:r>
+                                      <w:proofErr w:type="spellEnd"/>
                                     </w:p>
                                   </w:tc>
                                   <w:tc>
@@ -2698,7 +2857,7 @@
                                     </w:tcPr>
                                     <w:p>
                                       <w:pPr>
-                                        <w:pStyle w:val="a5"/>
+                                        <w:pStyle w:val="Footer"/>
                                         <w:ind w:left="0"/>
                                         <w:rPr>
                                           <w:b/>
@@ -2716,7 +2875,7 @@
                                     </w:tcPr>
                                     <w:p>
                                       <w:pPr>
-                                        <w:pStyle w:val="a5"/>
+                                        <w:pStyle w:val="Footer"/>
                                         <w:rPr>
                                           <w:b/>
                                           <w:bCs/>
@@ -2745,7 +2904,7 @@
                                     </w:p>
                                     <w:p>
                                       <w:pPr>
-                                        <w:pStyle w:val="a5"/>
+                                        <w:pStyle w:val="Footer"/>
                                         <w:rPr>
                                           <w:b/>
                                           <w:bCs/>
@@ -2774,7 +2933,7 @@
                                     </w:p>
                                     <w:p>
                                       <w:pPr>
-                                        <w:pStyle w:val="a5"/>
+                                        <w:pStyle w:val="Footer"/>
                                         <w:rPr>
                                           <w:b/>
                                           <w:bCs/>
@@ -2806,7 +2965,7 @@
                                     </w:p>
                                     <w:p>
                                       <w:pPr>
-                                        <w:pStyle w:val="a5"/>
+                                        <w:pStyle w:val="Footer"/>
                                         <w:rPr>
                                           <w:b/>
                                           <w:bCs/>
@@ -2838,7 +2997,7 @@
                                     </w:p>
                                     <w:p>
                                       <w:pPr>
-                                        <w:pStyle w:val="a5"/>
+                                        <w:pStyle w:val="Footer"/>
                                         <w:rPr>
                                           <w:b/>
                                           <w:bCs/>
@@ -2870,7 +3029,7 @@
                                     </w:p>
                                     <w:p>
                                       <w:pPr>
-                                        <w:pStyle w:val="a5"/>
+                                        <w:pStyle w:val="Footer"/>
                                         <w:rPr>
                                           <w:b/>
                                           <w:bCs/>
@@ -2892,7 +3051,7 @@
                                     </w:tcPr>
                                     <w:p>
                                       <w:pPr>
-                                        <w:pStyle w:val="a5"/>
+                                        <w:pStyle w:val="Footer"/>
                                         <w:rPr>
                                           <w:b/>
                                           <w:bCs/>
@@ -2911,7 +3070,7 @@
                                     </w:tcPr>
                                     <w:p>
                                       <w:pPr>
-                                        <w:pStyle w:val="a5"/>
+                                        <w:pStyle w:val="Footer"/>
                                         <w:ind w:left="0"/>
                                         <w:rPr>
                                           <w:b/>
@@ -2929,7 +3088,7 @@
                                     </w:tcPr>
                                     <w:p>
                                       <w:pPr>
-                                        <w:pStyle w:val="a5"/>
+                                        <w:pStyle w:val="Footer"/>
                                         <w:rPr>
                                           <w:b/>
                                           <w:bCs/>
@@ -2952,7 +3111,7 @@
                                     </w:tcPr>
                                     <w:p>
                                       <w:pPr>
-                                        <w:pStyle w:val="a5"/>
+                                        <w:pStyle w:val="Footer"/>
                                       </w:pPr>
                                     </w:p>
                                   </w:tc>
@@ -2963,7 +3122,7 @@
                                     </w:tcPr>
                                     <w:p>
                                       <w:pPr>
-                                        <w:pStyle w:val="a5"/>
+                                        <w:pStyle w:val="Footer"/>
                                       </w:pPr>
                                     </w:p>
                                   </w:tc>
@@ -2974,7 +3133,7 @@
                                     </w:tcPr>
                                     <w:p>
                                       <w:pPr>
-                                        <w:pStyle w:val="a5"/>
+                                        <w:pStyle w:val="Footer"/>
                                       </w:pPr>
                                     </w:p>
                                   </w:tc>
@@ -2982,7 +3141,7 @@
                               </w:tbl>
                               <w:p>
                                 <w:pPr>
-                                  <w:pStyle w:val="ad"/>
+                                  <w:pStyle w:val="NoSpacing"/>
                                 </w:pPr>
                               </w:p>
                             </w:txbxContent>
@@ -3007,7 +3166,7 @@
               </mc:Choice>
               <mc:Fallback>
                 <w:pict>
-                  <v:shape w14:anchorId="7CBAAF0B" id="Text Box 15" o:spid="_x0000_s1031" type="#_x0000_t202" alt="contact info" style="position:absolute;margin-left:36.5pt;margin-top:226.65pt;width:540pt;height:114pt;z-index:251675648;visibility:visible;mso-wrap-style:square;mso-width-percent:1282;mso-height-percent:0;mso-wrap-distance-left:9pt;mso-wrap-distance-top:0;mso-wrap-distance-right:9pt;mso-wrap-distance-bottom:0;mso-position-horizontal:absolute;mso-position-horizontal-relative:page;mso-position-vertical:absolute;mso-position-vertical-relative:margin;mso-width-percent:1282;mso-height-percent:0;mso-width-relative:margin;mso-height-relative:margin;v-text-anchor:bottom" o:gfxdata="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" o:allowoverlap="f" filled="f" stroked="f" strokeweight=".5pt">
+                  <v:shape w14:anchorId="7CBAAF0B" id="Text Box 15" o:spid="_x0000_s1031" type="#_x0000_t202" alt="contact info" style="position:absolute;margin-left:36.5pt;margin-top:226.65pt;width:540pt;height:114pt;z-index:251675648;visibility:visible;mso-wrap-style:square;mso-width-percent:1282;mso-height-percent:0;mso-wrap-distance-left:9pt;mso-wrap-distance-top:0;mso-wrap-distance-right:9pt;mso-wrap-distance-bottom:0;mso-position-horizontal:absolute;mso-position-horizontal-relative:page;mso-position-vertical:absolute;mso-position-vertical-relative:margin;mso-width-percent:1282;mso-height-percent:0;mso-width-relative:margin;mso-height-relative:margin;v-text-anchor:bottom" o:gfxdata="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" o:allowoverlap="f" filled="f" stroked="f" strokeweight=".5pt">
                     <v:textbox inset="0,0,0,0">
                       <w:txbxContent>
                         <w:p>
@@ -3022,6 +3181,7 @@
                               <w:dataBinding w:prefixMappings="xmlns:ns0='http://schemas.openxmlformats.org/officeDocument/2006/extended-properties' " w:xpath="/ns0:Properties[1]/ns0:Company[1]" w:storeItemID="{6668398D-A668-4E3E-A5EB-62B293D839F1}"/>
                               <w:text/>
                             </w:sdtPr>
+                            <w:sdtEndPr/>
                             <w:sdtContent>
                               <w:r>
                                 <w:t>Student Details:                                            CRN:50267</w:t>
@@ -3043,9 +3203,9 @@
                             <w:tblLook w:val="04A0" w:firstRow="1" w:lastRow="0" w:firstColumn="1" w:lastColumn="0" w:noHBand="0" w:noVBand="1"/>
                           </w:tblPr>
                           <w:tblGrid>
-                            <w:gridCol w:w="3596"/>
-                            <w:gridCol w:w="3597"/>
-                            <w:gridCol w:w="3597"/>
+                            <w:gridCol w:w="3591"/>
+                            <w:gridCol w:w="3592"/>
+                            <w:gridCol w:w="3592"/>
                           </w:tblGrid>
                           <w:tr>
                             <w:trPr>
@@ -3084,7 +3244,7 @@
                               </w:tcPr>
                               <w:p>
                                 <w:pPr>
-                                  <w:pStyle w:val="a5"/>
+                                  <w:pStyle w:val="Footer"/>
                                   <w:rPr>
                                     <w:b/>
                                     <w:bCs/>
@@ -3117,12 +3277,32 @@
                                     <w:sz w:val="22"/>
                                     <w:szCs w:val="22"/>
                                   </w:rPr>
-                                  <w:t>Adel Saleem Alhrbi</w:t>
+                                  <w:t xml:space="preserve">Adel </w:t>
+                                </w:r>
+                                <w:proofErr w:type="spellStart"/>
+                                <w:r>
+                                  <w:rPr>
+                                    <w:b/>
+                                    <w:bCs/>
+                                    <w:sz w:val="22"/>
+                                    <w:szCs w:val="22"/>
+                                  </w:rPr>
+                                  <w:t>Saleem</w:t>
+                                </w:r>
+                                <w:proofErr w:type="spellEnd"/>
+                                <w:r>
+                                  <w:rPr>
+                                    <w:b/>
+                                    <w:bCs/>
+                                    <w:sz w:val="22"/>
+                                    <w:szCs w:val="22"/>
+                                  </w:rPr>
+                                  <w:t xml:space="preserve"> Alhrbi</w:t>
                                 </w:r>
                               </w:p>
                               <w:p>
                                 <w:pPr>
-                                  <w:pStyle w:val="a5"/>
+                                  <w:pStyle w:val="Footer"/>
                                   <w:rPr>
                                     <w:b/>
                                     <w:bCs/>
@@ -3139,17 +3319,115 @@
                                   </w:rPr>
                                   <w:t xml:space="preserve">Name: </w:t>
                                 </w:r>
+                                <w:proofErr w:type="spellStart"/>
                                 <w:r>
                                   <w:rPr>
                                     <w:b/>
                                     <w:bCs/>
                                   </w:rPr>
-                                  <w:t>Talal Monawer Alrowitie</w:t>
+                                  <w:t>Talal</w:t>
                                 </w:r>
+                                <w:proofErr w:type="spellEnd"/>
+                                <w:r>
+                                  <w:rPr>
+                                    <w:b/>
+                                    <w:bCs/>
+                                  </w:rPr>
+                                  <w:t xml:space="preserve"> </w:t>
+                                </w:r>
+                                <w:proofErr w:type="spellStart"/>
+                                <w:r>
+                                  <w:rPr>
+                                    <w:b/>
+                                    <w:bCs/>
+                                  </w:rPr>
+                                  <w:t>Monawer</w:t>
+                                </w:r>
+                                <w:proofErr w:type="spellEnd"/>
+                                <w:r>
+                                  <w:rPr>
+                                    <w:b/>
+                                    <w:bCs/>
+                                  </w:rPr>
+                                  <w:t xml:space="preserve"> </w:t>
+                                </w:r>
+                                <w:proofErr w:type="spellStart"/>
+                                <w:r>
+                                  <w:rPr>
+                                    <w:b/>
+                                    <w:bCs/>
+                                  </w:rPr>
+                                  <w:t>Alrowitie</w:t>
+                                </w:r>
+                                <w:proofErr w:type="spellEnd"/>
                               </w:p>
                               <w:p>
                                 <w:pPr>
-                                  <w:pStyle w:val="a5"/>
+                                  <w:pStyle w:val="Footer"/>
+                                  <w:rPr>
+                                    <w:b/>
+                                    <w:bCs/>
+                                    <w:sz w:val="28"/>
+                                    <w:szCs w:val="28"/>
+                                  </w:rPr>
+                                </w:pPr>
+                                <w:r>
+                                  <w:rPr>
+                                    <w:b/>
+                                    <w:bCs/>
+                                    <w:sz w:val="28"/>
+                                    <w:szCs w:val="28"/>
+                                  </w:rPr>
+                                  <w:t>Name:</w:t>
+                                </w:r>
+                                <w:r>
+                                  <w:t xml:space="preserve"> </w:t>
+                                </w:r>
+                                <w:proofErr w:type="spellStart"/>
+                                <w:r>
+                                  <w:rPr>
+                                    <w:b/>
+                                    <w:bCs/>
+                                  </w:rPr>
+                                  <w:t>Suhair</w:t>
+                                </w:r>
+                                <w:proofErr w:type="spellEnd"/>
+                                <w:r>
+                                  <w:rPr>
+                                    <w:b/>
+                                    <w:bCs/>
+                                  </w:rPr>
+                                  <w:t xml:space="preserve"> </w:t>
+                                </w:r>
+                                <w:proofErr w:type="spellStart"/>
+                                <w:r>
+                                  <w:rPr>
+                                    <w:b/>
+                                    <w:bCs/>
+                                  </w:rPr>
+                                  <w:t>salman</w:t>
+                                </w:r>
+                                <w:proofErr w:type="spellEnd"/>
+                                <w:r>
+                                  <w:rPr>
+                                    <w:b/>
+                                    <w:bCs/>
+                                  </w:rPr>
+                                  <w:t xml:space="preserve"> </w:t>
+                                </w:r>
+                                <w:proofErr w:type="spellStart"/>
+                                <w:r>
+                                  <w:rPr>
+                                    <w:b/>
+                                    <w:bCs/>
+                                  </w:rPr>
+                                  <w:t>musallam</w:t>
+                                </w:r>
+                                <w:proofErr w:type="spellEnd"/>
+                              </w:p>
+                              <w:p>
+                                <w:pPr>
+                                  <w:pStyle w:val="Footer"/>
                                   <w:rPr>
                                     <w:b/>
                                     <w:bCs/>
@@ -3174,12 +3452,37 @@
                                     <w:b/>
                                     <w:bCs/>
                                   </w:rPr>
-                                  <w:t>Suhair salman musallam</w:t>
+                                  <w:t xml:space="preserve">Saud </w:t>
                                 </w:r>
+                                <w:proofErr w:type="spellStart"/>
+                                <w:r>
+                                  <w:rPr>
+                                    <w:b/>
+                                    <w:bCs/>
+                                  </w:rPr>
+                                  <w:t>Abdulaziz</w:t>
+                                </w:r>
+                                <w:proofErr w:type="spellEnd"/>
+                                <w:r>
+                                  <w:rPr>
+                                    <w:b/>
+                                    <w:bCs/>
+                                  </w:rPr>
+                                  <w:t xml:space="preserve"> </w:t>
+                                </w:r>
+                                <w:proofErr w:type="spellStart"/>
+                                <w:r>
+                                  <w:rPr>
+                                    <w:b/>
+                                    <w:bCs/>
+                                  </w:rPr>
+                                  <w:t>Alghamdi</w:t>
+                                </w:r>
+                                <w:proofErr w:type="spellEnd"/>
                               </w:p>
                               <w:p>
                                 <w:pPr>
-                                  <w:pStyle w:val="a5"/>
+                                  <w:pStyle w:val="Footer"/>
                                   <w:rPr>
                                     <w:b/>
                                     <w:bCs/>
@@ -3199,36 +3502,7 @@
                                 <w:r>
                                   <w:t xml:space="preserve"> </w:t>
                                 </w:r>
-                                <w:r>
-                                  <w:rPr>
-                                    <w:b/>
-                                    <w:bCs/>
-                                  </w:rPr>
-                                  <w:t>Saud Abdulaziz Alghamdi</w:t>
-                                </w:r>
-                              </w:p>
-                              <w:p>
-                                <w:pPr>
-                                  <w:pStyle w:val="a5"/>
-                                  <w:rPr>
-                                    <w:b/>
-                                    <w:bCs/>
-                                    <w:sz w:val="28"/>
-                                    <w:szCs w:val="28"/>
-                                  </w:rPr>
-                                </w:pPr>
-                                <w:r>
-                                  <w:rPr>
-                                    <w:b/>
-                                    <w:bCs/>
-                                    <w:sz w:val="28"/>
-                                    <w:szCs w:val="28"/>
-                                  </w:rPr>
-                                  <w:t>Name:</w:t>
-                                </w:r>
-                                <w:r>
-                                  <w:t xml:space="preserve"> </w:t>
-                                </w:r>
+                                <w:proofErr w:type="spellStart"/>
                                 <w:r>
                                   <w:rPr>
                                     <w:b/>
@@ -3236,8 +3510,29 @@
                                     <w:sz w:val="22"/>
                                     <w:szCs w:val="22"/>
                                   </w:rPr>
-                                  <w:t>Abdulrahman Alsalem</w:t>
+                                  <w:t>Abdulrahman</w:t>
                                 </w:r>
+                                <w:proofErr w:type="spellEnd"/>
+                                <w:r>
+                                  <w:rPr>
+                                    <w:b/>
+                                    <w:bCs/>
+                                    <w:sz w:val="22"/>
+                                    <w:szCs w:val="22"/>
+                                  </w:rPr>
+                                  <w:t xml:space="preserve"> </w:t>
+                                </w:r>
+                                <w:proofErr w:type="spellStart"/>
+                                <w:r>
+                                  <w:rPr>
+                                    <w:b/>
+                                    <w:bCs/>
+                                    <w:sz w:val="22"/>
+                                    <w:szCs w:val="22"/>
+                                  </w:rPr>
+                                  <w:t>Alsalem</w:t>
+                                </w:r>
+                                <w:proofErr w:type="spellEnd"/>
                               </w:p>
                             </w:tc>
                             <w:tc>
@@ -3249,7 +3544,7 @@
                               </w:tcPr>
                               <w:p>
                                 <w:pPr>
-                                  <w:pStyle w:val="a5"/>
+                                  <w:pStyle w:val="Footer"/>
                                   <w:ind w:left="0"/>
                                   <w:rPr>
                                     <w:b/>
@@ -3267,7 +3562,7 @@
                               </w:tcPr>
                               <w:p>
                                 <w:pPr>
-                                  <w:pStyle w:val="a5"/>
+                                  <w:pStyle w:val="Footer"/>
                                   <w:rPr>
                                     <w:b/>
                                     <w:bCs/>
@@ -3296,7 +3591,7 @@
                               </w:p>
                               <w:p>
                                 <w:pPr>
-                                  <w:pStyle w:val="a5"/>
+                                  <w:pStyle w:val="Footer"/>
                                   <w:rPr>
                                     <w:b/>
                                     <w:bCs/>
@@ -3325,7 +3620,7 @@
                               </w:p>
                               <w:p>
                                 <w:pPr>
-                                  <w:pStyle w:val="a5"/>
+                                  <w:pStyle w:val="Footer"/>
                                   <w:rPr>
                                     <w:b/>
                                     <w:bCs/>
@@ -3357,7 +3652,7 @@
                               </w:p>
                               <w:p>
                                 <w:pPr>
-                                  <w:pStyle w:val="a5"/>
+                                  <w:pStyle w:val="Footer"/>
                                   <w:rPr>
                                     <w:b/>
                                     <w:bCs/>
@@ -3389,7 +3684,7 @@
                               </w:p>
                               <w:p>
                                 <w:pPr>
-                                  <w:pStyle w:val="a5"/>
+                                  <w:pStyle w:val="Footer"/>
                                   <w:rPr>
                                     <w:b/>
                                     <w:bCs/>
@@ -3421,7 +3716,7 @@
                               </w:p>
                               <w:p>
                                 <w:pPr>
-                                  <w:pStyle w:val="a5"/>
+                                  <w:pStyle w:val="Footer"/>
                                   <w:rPr>
                                     <w:b/>
                                     <w:bCs/>
@@ -3443,7 +3738,7 @@
                               </w:tcPr>
                               <w:p>
                                 <w:pPr>
-                                  <w:pStyle w:val="a5"/>
+                                  <w:pStyle w:val="Footer"/>
                                   <w:rPr>
                                     <w:b/>
                                     <w:bCs/>
@@ -3462,7 +3757,7 @@
                               </w:tcPr>
                               <w:p>
                                 <w:pPr>
-                                  <w:pStyle w:val="a5"/>
+                                  <w:pStyle w:val="Footer"/>
                                   <w:ind w:left="0"/>
                                   <w:rPr>
                                     <w:b/>
@@ -3480,7 +3775,7 @@
                               </w:tcPr>
                               <w:p>
                                 <w:pPr>
-                                  <w:pStyle w:val="a5"/>
+                                  <w:pStyle w:val="Footer"/>
                                   <w:rPr>
                                     <w:b/>
                                     <w:bCs/>
@@ -3503,7 +3798,7 @@
                               </w:tcPr>
                               <w:p>
                                 <w:pPr>
-                                  <w:pStyle w:val="a5"/>
+                                  <w:pStyle w:val="Footer"/>
                                 </w:pPr>
                               </w:p>
                             </w:tc>
@@ -3514,7 +3809,7 @@
                               </w:tcPr>
                               <w:p>
                                 <w:pPr>
-                                  <w:pStyle w:val="a5"/>
+                                  <w:pStyle w:val="Footer"/>
                                 </w:pPr>
                               </w:p>
                             </w:tc>
@@ -3525,7 +3820,7 @@
                               </w:tcPr>
                               <w:p>
                                 <w:pPr>
-                                  <w:pStyle w:val="a5"/>
+                                  <w:pStyle w:val="Footer"/>
                                 </w:pPr>
                               </w:p>
                             </w:tc>
@@ -3533,7 +3828,7 @@
                         </w:tbl>
                         <w:p>
                           <w:pPr>
-                            <w:pStyle w:val="ad"/>
+                            <w:pStyle w:val="NoSpacing"/>
                           </w:pPr>
                         </w:p>
                       </w:txbxContent>
@@ -3569,7 +3864,7 @@
     </w:p>
     <w:p>
       <w:pPr>
-        <w:pStyle w:val="1"/>
+        <w:pStyle w:val="Heading1"/>
       </w:pPr>
       <w:r>
         <w:lastRenderedPageBreak/>
@@ -3578,7 +3873,7 @@
     </w:p>
     <w:p>
       <w:pPr>
-        <w:pStyle w:val="af5"/>
+        <w:pStyle w:val="ListParagraph"/>
         <w:numPr>
           <w:ilvl w:val="0"/>
           <w:numId w:val="20"/>
@@ -3602,7 +3897,7 @@
     </w:p>
     <w:p>
       <w:pPr>
-        <w:pStyle w:val="af5"/>
+        <w:pStyle w:val="ListParagraph"/>
         <w:rPr>
           <w:sz w:val="24"/>
           <w:szCs w:val="24"/>
@@ -3618,7 +3913,7 @@
     </w:p>
     <w:p>
       <w:pPr>
-        <w:pStyle w:val="af5"/>
+        <w:pStyle w:val="ListParagraph"/>
         <w:numPr>
           <w:ilvl w:val="1"/>
           <w:numId w:val="20"/>
@@ -3638,7 +3933,7 @@
     </w:p>
     <w:p>
       <w:pPr>
-        <w:pStyle w:val="af5"/>
+        <w:pStyle w:val="ListParagraph"/>
         <w:numPr>
           <w:ilvl w:val="1"/>
           <w:numId w:val="20"/>
@@ -3658,7 +3953,7 @@
     </w:p>
     <w:p>
       <w:pPr>
-        <w:pStyle w:val="af5"/>
+        <w:pStyle w:val="ListParagraph"/>
         <w:numPr>
           <w:ilvl w:val="1"/>
           <w:numId w:val="20"/>
@@ -3678,7 +3973,7 @@
     </w:p>
     <w:p>
       <w:pPr>
-        <w:pStyle w:val="af5"/>
+        <w:pStyle w:val="ListParagraph"/>
         <w:numPr>
           <w:ilvl w:val="1"/>
           <w:numId w:val="20"/>
@@ -3698,7 +3993,7 @@
     </w:p>
     <w:p>
       <w:pPr>
-        <w:pStyle w:val="af5"/>
+        <w:pStyle w:val="ListParagraph"/>
         <w:numPr>
           <w:ilvl w:val="1"/>
           <w:numId w:val="20"/>
@@ -3718,7 +4013,7 @@
     </w:p>
     <w:p>
       <w:pPr>
-        <w:pStyle w:val="af5"/>
+        <w:pStyle w:val="ListParagraph"/>
         <w:numPr>
           <w:ilvl w:val="1"/>
           <w:numId w:val="20"/>
@@ -3759,7 +4054,7 @@
     </w:p>
     <w:p>
       <w:pPr>
-        <w:pStyle w:val="af5"/>
+        <w:pStyle w:val="ListParagraph"/>
         <w:numPr>
           <w:ilvl w:val="0"/>
           <w:numId w:val="20"/>
@@ -3783,7 +4078,7 @@
     </w:p>
     <w:p>
       <w:pPr>
-        <w:pStyle w:val="af5"/>
+        <w:pStyle w:val="ListParagraph"/>
         <w:rPr>
           <w:sz w:val="24"/>
           <w:szCs w:val="24"/>
@@ -3848,7 +4143,7 @@
     </w:p>
     <w:p>
       <w:pPr>
-        <w:pStyle w:val="af5"/>
+        <w:pStyle w:val="ListParagraph"/>
         <w:rPr>
           <w:sz w:val="24"/>
           <w:szCs w:val="24"/>
@@ -3934,7 +4229,7 @@
     </w:p>
     <w:p>
       <w:pPr>
-        <w:pStyle w:val="af5"/>
+        <w:pStyle w:val="ListParagraph"/>
         <w:rPr>
           <w:sz w:val="24"/>
           <w:szCs w:val="24"/>
@@ -3973,7 +4268,7 @@
     </w:p>
     <w:p>
       <w:pPr>
-        <w:pStyle w:val="af5"/>
+        <w:pStyle w:val="ListParagraph"/>
         <w:numPr>
           <w:ilvl w:val="0"/>
           <w:numId w:val="20"/>
@@ -3997,7 +4292,7 @@
     </w:p>
     <w:p>
       <w:pPr>
-        <w:pStyle w:val="af5"/>
+        <w:pStyle w:val="ListParagraph"/>
         <w:rPr>
           <w:sz w:val="24"/>
           <w:szCs w:val="24"/>
@@ -4035,7 +4330,7 @@
     </w:p>
     <w:p>
       <w:pPr>
-        <w:pStyle w:val="af5"/>
+        <w:pStyle w:val="ListParagraph"/>
         <w:numPr>
           <w:ilvl w:val="1"/>
           <w:numId w:val="20"/>
@@ -4055,7 +4350,7 @@
     </w:p>
     <w:p>
       <w:pPr>
-        <w:pStyle w:val="af5"/>
+        <w:pStyle w:val="ListParagraph"/>
         <w:numPr>
           <w:ilvl w:val="1"/>
           <w:numId w:val="20"/>
@@ -4075,7 +4370,7 @@
     </w:p>
     <w:p>
       <w:pPr>
-        <w:pStyle w:val="af5"/>
+        <w:pStyle w:val="ListParagraph"/>
         <w:numPr>
           <w:ilvl w:val="1"/>
           <w:numId w:val="20"/>
@@ -4090,12 +4385,28 @@
           <w:sz w:val="24"/>
           <w:szCs w:val="24"/>
         </w:rPr>
-        <w:t xml:space="preserve">If you used any AI tools during this project (e.g., ChatGPT, Claude, Copilot), disclose which tool(s), for what specific purpose (e.g., debugging, grammar checking, brainstorming), and how you verified or modified the output. </w:t>
-      </w:r>
-    </w:p>
-    <w:p>
-      <w:pPr>
-        <w:pStyle w:val="af5"/>
+        <w:t xml:space="preserve">If you used any AI tools during this project (e.g., </w:t>
+      </w:r>
+      <w:proofErr w:type="spellStart"/>
+      <w:r>
+        <w:rPr>
+          <w:sz w:val="24"/>
+          <w:szCs w:val="24"/>
+        </w:rPr>
+        <w:t>ChatGPT</w:t>
+      </w:r>
+      <w:proofErr w:type="spellEnd"/>
+      <w:r>
+        <w:rPr>
+          <w:sz w:val="24"/>
+          <w:szCs w:val="24"/>
+        </w:rPr>
+        <w:t xml:space="preserve">, Claude, Copilot), disclose which tool(s), for what specific purpose (e.g., debugging, grammar checking, brainstorming), and how you verified or modified the output. </w:t>
+      </w:r>
+    </w:p>
+    <w:p>
+      <w:pPr>
+        <w:pStyle w:val="ListParagraph"/>
         <w:numPr>
           <w:ilvl w:val="1"/>
           <w:numId w:val="20"/>
@@ -4195,7 +4506,7 @@
     </w:p>
     <w:p>
       <w:pPr>
-        <w:pStyle w:val="1"/>
+        <w:pStyle w:val="Heading1"/>
       </w:pPr>
       <w:r>
         <w:lastRenderedPageBreak/>
@@ -4204,7 +4515,7 @@
     </w:p>
     <w:p>
       <w:pPr>
-        <w:pStyle w:val="af5"/>
+        <w:pStyle w:val="ListParagraph"/>
         <w:numPr>
           <w:ilvl w:val="0"/>
           <w:numId w:val="21"/>
@@ -4222,7 +4533,23 @@
           <w:sz w:val="24"/>
           <w:szCs w:val="24"/>
         </w:rPr>
-        <w:t xml:space="preserve">AI use: Students may use AI tools (ChatGPT, Claude, Copilot, Gemini, etc.) only for brainstorming approaches, debugging small errors, or proofreading text. </w:t>
+        <w:t>AI use: Students may use AI tools (</w:t>
+      </w:r>
+      <w:proofErr w:type="spellStart"/>
+      <w:r>
+        <w:rPr>
+          <w:sz w:val="24"/>
+          <w:szCs w:val="24"/>
+        </w:rPr>
+        <w:t>ChatGPT</w:t>
+      </w:r>
+      <w:proofErr w:type="spellEnd"/>
+      <w:r>
+        <w:rPr>
+          <w:sz w:val="24"/>
+          <w:szCs w:val="24"/>
+        </w:rPr>
+        <w:t xml:space="preserve">, Claude, Copilot, Gemini, etc.) only for brainstorming approaches, debugging small errors, or proofreading text. </w:t>
       </w:r>
       <w:r>
         <w:rPr>
@@ -4237,7 +4564,7 @@
     </w:p>
     <w:p>
       <w:pPr>
-        <w:pStyle w:val="af5"/>
+        <w:pStyle w:val="ListParagraph"/>
         <w:numPr>
           <w:ilvl w:val="0"/>
           <w:numId w:val="21"/>
@@ -4252,12 +4579,28 @@
           <w:sz w:val="24"/>
           <w:szCs w:val="24"/>
         </w:rPr>
-        <w:t>Any submission lacking a valid, inspectable version/commit history, or showing evidence of AI generation or plagiarism, will receive a zero grade for the entire project.</w:t>
-      </w:r>
-    </w:p>
-    <w:p>
-      <w:pPr>
-        <w:pStyle w:val="af5"/>
+        <w:t xml:space="preserve">Any submission lacking a valid, </w:t>
+      </w:r>
+      <w:proofErr w:type="spellStart"/>
+      <w:r>
+        <w:rPr>
+          <w:sz w:val="24"/>
+          <w:szCs w:val="24"/>
+        </w:rPr>
+        <w:t>inspectable</w:t>
+      </w:r>
+      <w:proofErr w:type="spellEnd"/>
+      <w:r>
+        <w:rPr>
+          <w:sz w:val="24"/>
+          <w:szCs w:val="24"/>
+        </w:rPr>
+        <w:t xml:space="preserve"> version/commit history, or showing evidence of AI generation or plagiarism, will receive a zero grade for the entire project.</w:t>
+      </w:r>
+    </w:p>
+    <w:p>
+      <w:pPr>
+        <w:pStyle w:val="ListParagraph"/>
         <w:numPr>
           <w:ilvl w:val="0"/>
           <w:numId w:val="21"/>
@@ -4357,7 +4700,7 @@
     </w:p>
     <w:p>
       <w:pPr>
-        <w:pStyle w:val="1"/>
+        <w:pStyle w:val="Heading1"/>
       </w:pPr>
       <w:r>
         <w:lastRenderedPageBreak/>
@@ -4950,7 +5293,7 @@
     <w:p/>
     <w:p>
       <w:pPr>
-        <w:pStyle w:val="1"/>
+        <w:pStyle w:val="Heading1"/>
         <w:rPr>
           <w:rFonts w:ascii="Times New Roman" w:hAnsi="Times New Roman" w:cs="Times New Roman"/>
           <w:sz w:val="36"/>
@@ -5053,7 +5396,7 @@
           </mc:Choice>
           <mc:Fallback>
             <w:pict>
-              <v:shape w14:anchorId="54D30FE5" id="Text Box 5" o:spid="_x0000_s1032" type="#_x0000_t202" alt="Sidebar" style="position:absolute;margin-left:35.8pt;margin-top:-4.85pt;width:98.25pt;height:181.45pt;z-index:251681792;visibility:visible;mso-wrap-style:square;mso-width-percent:250;mso-height-percent:950;mso-wrap-distance-left:14.4pt;mso-wrap-distance-top:0;mso-wrap-distance-right:14.4pt;mso-wrap-distance-bottom:3in;mso-position-horizontal:absolute;mso-position-horizontal-relative:page;mso-position-vertical:absolute;mso-position-vertical-relative:margin;mso-width-percent:250;mso-height-percent:950;mso-width-relative:margin;mso-height-relative:margin;v-text-anchor:top" o:gfxdata="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" filled="f" stroked="f" strokeweight=".5pt">
+              <v:shape w14:anchorId="54D30FE5" id="Text Box 5" o:spid="_x0000_s1032" type="#_x0000_t202" alt="Sidebar" style="position:absolute;margin-left:35.8pt;margin-top:-4.85pt;width:98.25pt;height:181.45pt;z-index:251681792;visibility:visible;mso-wrap-style:square;mso-width-percent:250;mso-height-percent:950;mso-wrap-distance-left:14.4pt;mso-wrap-distance-top:0;mso-wrap-distance-right:14.4pt;mso-wrap-distance-bottom:3in;mso-position-horizontal:absolute;mso-position-horizontal-relative:page;mso-position-vertical:absolute;mso-position-vertical-relative:margin;mso-width-percent:250;mso-height-percent:950;mso-width-relative:margin;mso-height-relative:margin;v-text-anchor:top" o:gfxdata="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" filled="f" stroked="f" strokeweight=".5pt">
                 <v:textbox inset="3.6pt,0,3.6pt,0">
                   <w:txbxContent>
                     <w:p/>
@@ -5155,16 +5498,16 @@
                         <w:txbxContent>
                           <w:p>
                             <w:pPr>
-                              <w:pStyle w:val="af"/>
+                              <w:pStyle w:val="Quote"/>
                               <w:rPr>
-                                <w:rStyle w:val="Char5"/>
+                                <w:rStyle w:val="QuoteChar"/>
                                 <w:i/>
                                 <w:iCs/>
                               </w:rPr>
                             </w:pPr>
                             <w:r>
                               <w:rPr>
-                                <w:rStyle w:val="Char5"/>
+                                <w:rStyle w:val="QuoteChar"/>
                                 <w:i/>
                                 <w:iCs/>
                               </w:rPr>
@@ -5173,16 +5516,16 @@
                           </w:p>
                           <w:p>
                             <w:pPr>
-                              <w:pStyle w:val="af"/>
+                              <w:pStyle w:val="Quote"/>
                               <w:rPr>
-                                <w:rStyle w:val="Char5"/>
+                                <w:rStyle w:val="QuoteChar"/>
                                 <w:i/>
                                 <w:iCs/>
                               </w:rPr>
                             </w:pPr>
                             <w:r>
                               <w:rPr>
-                                <w:rStyle w:val="Char5"/>
+                                <w:rStyle w:val="QuoteChar"/>
                                 <w:i/>
                                 <w:iCs/>
                               </w:rPr>
@@ -5229,21 +5572,21 @@
           </mc:Choice>
           <mc:Fallback>
             <w:pict>
-              <v:shape w14:anchorId="1D5252A4" id="Text Box 574844441" o:spid="_x0000_s1033" type="#_x0000_t202" alt="Sidebar" style="position:absolute;margin-left:47.8pt;margin-top:7.15pt;width:98.25pt;height:181.45pt;z-index:251689984;visibility:visible;mso-wrap-style:square;mso-width-percent:250;mso-height-percent:950;mso-wrap-distance-left:14.4pt;mso-wrap-distance-top:0;mso-wrap-distance-right:14.4pt;mso-wrap-distance-bottom:3in;mso-position-horizontal:absolute;mso-position-horizontal-relative:page;mso-position-vertical:absolute;mso-position-vertical-relative:margin;mso-width-percent:250;mso-height-percent:950;mso-width-relative:margin;mso-height-relative:margin;v-text-anchor:top" o:gfxdata="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" filled="f" stroked="f" strokeweight=".5pt">
+              <v:shape w14:anchorId="1D5252A4" id="Text Box 574844441" o:spid="_x0000_s1033" type="#_x0000_t202" alt="Sidebar" style="position:absolute;margin-left:47.8pt;margin-top:7.15pt;width:98.25pt;height:181.45pt;z-index:251689984;visibility:visible;mso-wrap-style:square;mso-width-percent:250;mso-height-percent:950;mso-wrap-distance-left:14.4pt;mso-wrap-distance-top:0;mso-wrap-distance-right:14.4pt;mso-wrap-distance-bottom:3in;mso-position-horizontal:absolute;mso-position-horizontal-relative:page;mso-position-vertical:absolute;mso-position-vertical-relative:margin;mso-width-percent:250;mso-height-percent:950;mso-width-relative:margin;mso-height-relative:margin;v-text-anchor:top" o:gfxdata="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" filled="f" stroked="f" strokeweight=".5pt">
                 <v:textbox inset="3.6pt,0,3.6pt,0">
                   <w:txbxContent>
                     <w:p>
                       <w:pPr>
-                        <w:pStyle w:val="af"/>
+                        <w:pStyle w:val="Quote"/>
                         <w:rPr>
-                          <w:rStyle w:val="Char5"/>
+                          <w:rStyle w:val="QuoteChar"/>
                           <w:i/>
                           <w:iCs/>
                         </w:rPr>
                       </w:pPr>
                       <w:r>
                         <w:rPr>
-                          <w:rStyle w:val="Char5"/>
+                          <w:rStyle w:val="QuoteChar"/>
                           <w:i/>
                           <w:iCs/>
                         </w:rPr>
@@ -5252,16 +5595,16 @@
                     </w:p>
                     <w:p>
                       <w:pPr>
-                        <w:pStyle w:val="af"/>
+                        <w:pStyle w:val="Quote"/>
                         <w:rPr>
-                          <w:rStyle w:val="Char5"/>
+                          <w:rStyle w:val="QuoteChar"/>
                           <w:i/>
                           <w:iCs/>
                         </w:rPr>
                       </w:pPr>
                       <w:r>
                         <w:rPr>
-                          <w:rStyle w:val="Char5"/>
+                          <w:rStyle w:val="QuoteChar"/>
                           <w:i/>
                           <w:iCs/>
                         </w:rPr>
@@ -5413,7 +5756,7 @@
     </w:p>
     <w:p>
       <w:pPr>
-        <w:pStyle w:val="1"/>
+        <w:pStyle w:val="Heading1"/>
       </w:pPr>
       <w:r>
         <w:lastRenderedPageBreak/>
@@ -5592,7 +5935,7 @@
     </w:p>
     <w:p>
       <w:pPr>
-        <w:pStyle w:val="1"/>
+        <w:pStyle w:val="Heading1"/>
       </w:pPr>
       <w:r>
         <w:lastRenderedPageBreak/>
@@ -5928,7 +6271,7 @@
     </w:p>
     <w:p>
       <w:pPr>
-        <w:pStyle w:val="1"/>
+        <w:pStyle w:val="Heading1"/>
       </w:pPr>
       <w:r>
         <w:lastRenderedPageBreak/>
@@ -5952,7 +6295,7 @@
     </w:p>
     <w:p>
       <w:pPr>
-        <w:pStyle w:val="af5"/>
+        <w:pStyle w:val="ListParagraph"/>
         <w:numPr>
           <w:ilvl w:val="0"/>
           <w:numId w:val="12"/>
@@ -5972,7 +6315,7 @@
     </w:p>
     <w:p>
       <w:pPr>
-        <w:pStyle w:val="af5"/>
+        <w:pStyle w:val="ListParagraph"/>
         <w:numPr>
           <w:ilvl w:val="0"/>
           <w:numId w:val="12"/>
@@ -5992,7 +6335,7 @@
     </w:p>
     <w:p>
       <w:pPr>
-        <w:pStyle w:val="af5"/>
+        <w:pStyle w:val="ListParagraph"/>
         <w:numPr>
           <w:ilvl w:val="0"/>
           <w:numId w:val="12"/>
@@ -6191,7 +6534,7 @@
     </w:p>
     <w:p>
       <w:pPr>
-        <w:pStyle w:val="1"/>
+        <w:pStyle w:val="Heading1"/>
       </w:pPr>
       <w:r>
         <w:lastRenderedPageBreak/>
@@ -6215,7 +6558,7 @@
     </w:p>
     <w:p>
       <w:pPr>
-        <w:pStyle w:val="af5"/>
+        <w:pStyle w:val="ListParagraph"/>
         <w:numPr>
           <w:ilvl w:val="0"/>
           <w:numId w:val="13"/>
@@ -6235,7 +6578,7 @@
     </w:p>
     <w:p>
       <w:pPr>
-        <w:pStyle w:val="af5"/>
+        <w:pStyle w:val="ListParagraph"/>
         <w:numPr>
           <w:ilvl w:val="0"/>
           <w:numId w:val="13"/>
@@ -6255,7 +6598,7 @@
     </w:p>
     <w:p>
       <w:pPr>
-        <w:pStyle w:val="af5"/>
+        <w:pStyle w:val="ListParagraph"/>
         <w:numPr>
           <w:ilvl w:val="0"/>
           <w:numId w:val="13"/>
@@ -6426,7 +6769,7 @@
     </w:p>
     <w:p>
       <w:pPr>
-        <w:pStyle w:val="1"/>
+        <w:pStyle w:val="Heading1"/>
       </w:pPr>
       <w:r>
         <w:lastRenderedPageBreak/>
@@ -6633,7 +6976,7 @@
     </w:p>
     <w:p>
       <w:pPr>
-        <w:pStyle w:val="1"/>
+        <w:pStyle w:val="Heading1"/>
       </w:pPr>
       <w:r>
         <w:lastRenderedPageBreak/>
@@ -6792,7 +7135,7 @@
     </w:p>
     <w:p>
       <w:pPr>
-        <w:pStyle w:val="1"/>
+        <w:pStyle w:val="Heading1"/>
       </w:pPr>
       <w:r>
         <w:lastRenderedPageBreak/>
@@ -6844,6 +7187,2372 @@
         </w:rPr>
         <w:t xml:space="preserve"> marks]</w:t>
       </w:r>
+    </w:p>
+    <w:p>
+      <w:pPr>
+        <w:rPr>
+          <w:sz w:val="24"/>
+          <w:szCs w:val="24"/>
+        </w:rPr>
+      </w:pPr>
+    </w:p>
+    <w:p>
+      <w:pPr>
+        <w:pStyle w:val="Heading2"/>
+        <w:ind w:left="-180"/>
+        <w:rPr>
+          <w:rFonts w:ascii="Times New Roman" w:hAnsi="Times New Roman" w:cs="Times New Roman"/>
+        </w:rPr>
+      </w:pPr>
+      <w:r>
+        <w:rPr>
+          <w:rFonts w:ascii="Times New Roman" w:hAnsi="Times New Roman" w:cs="Times New Roman"/>
+        </w:rPr>
+        <w:t>1. User</w:t>
+      </w:r>
+    </w:p>
+    <w:tbl>
+      <w:tblPr>
+        <w:tblStyle w:val="TableGrid"/>
+        <w:tblW w:w="9360" w:type="dxa"/>
+        <w:jc w:val="right"/>
+        <w:tblLayout w:type="fixed"/>
+        <w:tblLook w:val="04A0" w:firstRow="1" w:lastRow="0" w:firstColumn="1" w:lastColumn="0" w:noHBand="0" w:noVBand="1"/>
+      </w:tblPr>
+      <w:tblGrid>
+        <w:gridCol w:w="3000"/>
+        <w:gridCol w:w="2000"/>
+        <w:gridCol w:w="4360"/>
+      </w:tblGrid>
+      <w:tr>
+        <w:trPr>
+          <w:cnfStyle w:val="100000000000" w:firstRow="1" w:lastRow="0" w:firstColumn="0" w:lastColumn="0" w:oddVBand="0" w:evenVBand="0" w:oddHBand="0" w:evenHBand="0" w:firstRowFirstColumn="0" w:firstRowLastColumn="0" w:lastRowFirstColumn="0" w:lastRowLastColumn="0"/>
+          <w:tblHeader/>
+          <w:jc w:val="right"/>
+        </w:trPr>
+        <w:tc>
+          <w:tcPr>
+            <w:tcW w:w="3000" w:type="dxa"/>
+            <w:shd w:val="clear" w:color="auto" w:fill="E8EEF5"/>
+            <w:tcMar>
+              <w:top w:w="80" w:type="dxa"/>
+              <w:left w:w="120" w:type="dxa"/>
+              <w:bottom w:w="80" w:type="dxa"/>
+              <w:right w:w="120" w:type="dxa"/>
+            </w:tcMar>
+          </w:tcPr>
+          <w:p>
+            <w:pPr>
+              <w:spacing w:after="0"/>
+              <w:ind w:left="-180"/>
+              <w:rPr>
+                <w:rFonts w:ascii="Times New Roman" w:hAnsi="Times New Roman" w:cs="Times New Roman"/>
+              </w:rPr>
+            </w:pPr>
+            <w:r>
+              <w:rPr>
+                <w:rFonts w:ascii="Times New Roman" w:hAnsi="Times New Roman" w:cs="Times New Roman"/>
+                <w:color w:val="1F4D78"/>
+                <w:sz w:val="20"/>
+              </w:rPr>
+              <w:t>Field</w:t>
+            </w:r>
+          </w:p>
+        </w:tc>
+        <w:tc>
+          <w:tcPr>
+            <w:tcW w:w="2000" w:type="dxa"/>
+            <w:shd w:val="clear" w:color="auto" w:fill="E8EEF5"/>
+            <w:tcMar>
+              <w:top w:w="80" w:type="dxa"/>
+              <w:left w:w="120" w:type="dxa"/>
+              <w:bottom w:w="80" w:type="dxa"/>
+              <w:right w:w="120" w:type="dxa"/>
+            </w:tcMar>
+          </w:tcPr>
+          <w:p>
+            <w:pPr>
+              <w:spacing w:after="0"/>
+              <w:ind w:left="-180"/>
+              <w:rPr>
+                <w:rFonts w:ascii="Times New Roman" w:hAnsi="Times New Roman" w:cs="Times New Roman"/>
+              </w:rPr>
+            </w:pPr>
+            <w:r>
+              <w:rPr>
+                <w:rFonts w:ascii="Times New Roman" w:hAnsi="Times New Roman" w:cs="Times New Roman"/>
+                <w:color w:val="1F4D78"/>
+                <w:sz w:val="20"/>
+              </w:rPr>
+              <w:t>Data type</w:t>
+            </w:r>
+          </w:p>
+        </w:tc>
+        <w:tc>
+          <w:tcPr>
+            <w:tcW w:w="4360" w:type="dxa"/>
+            <w:shd w:val="clear" w:color="auto" w:fill="E8EEF5"/>
+            <w:tcMar>
+              <w:top w:w="80" w:type="dxa"/>
+              <w:left w:w="120" w:type="dxa"/>
+              <w:bottom w:w="80" w:type="dxa"/>
+              <w:right w:w="120" w:type="dxa"/>
+            </w:tcMar>
+          </w:tcPr>
+          <w:p>
+            <w:pPr>
+              <w:spacing w:after="0"/>
+              <w:ind w:left="-180"/>
+              <w:rPr>
+                <w:rFonts w:ascii="Times New Roman" w:hAnsi="Times New Roman" w:cs="Times New Roman"/>
+              </w:rPr>
+            </w:pPr>
+            <w:r>
+              <w:rPr>
+                <w:rFonts w:ascii="Times New Roman" w:hAnsi="Times New Roman" w:cs="Times New Roman"/>
+                <w:color w:val="1F4D78"/>
+                <w:sz w:val="20"/>
+              </w:rPr>
+              <w:t>Key / constraint</w:t>
+            </w:r>
+          </w:p>
+        </w:tc>
+      </w:tr>
+      <w:tr>
+        <w:trPr>
+          <w:jc w:val="right"/>
+        </w:trPr>
+        <w:tc>
+          <w:tcPr>
+            <w:tcW w:w="3000" w:type="dxa"/>
+            <w:tcMar>
+              <w:top w:w="80" w:type="dxa"/>
+              <w:left w:w="120" w:type="dxa"/>
+              <w:bottom w:w="80" w:type="dxa"/>
+              <w:right w:w="120" w:type="dxa"/>
+            </w:tcMar>
+          </w:tcPr>
+          <w:p>
+            <w:pPr>
+              <w:spacing w:after="0" w:line="259" w:lineRule="auto"/>
+              <w:ind w:left="-180"/>
+              <w:rPr>
+                <w:rFonts w:ascii="Times New Roman" w:hAnsi="Times New Roman" w:cs="Times New Roman"/>
+              </w:rPr>
+            </w:pPr>
+            <w:proofErr w:type="spellStart"/>
+            <w:r>
+              <w:rPr>
+                <w:rFonts w:ascii="Times New Roman" w:hAnsi="Times New Roman" w:cs="Times New Roman"/>
+                <w:b/>
+                <w:color w:val="000000"/>
+                <w:sz w:val="19"/>
+              </w:rPr>
+              <w:t>user_id</w:t>
+            </w:r>
+            <w:proofErr w:type="spellEnd"/>
+          </w:p>
+        </w:tc>
+        <w:tc>
+          <w:tcPr>
+            <w:tcW w:w="2000" w:type="dxa"/>
+            <w:tcMar>
+              <w:top w:w="80" w:type="dxa"/>
+              <w:left w:w="120" w:type="dxa"/>
+              <w:bottom w:w="80" w:type="dxa"/>
+              <w:right w:w="120" w:type="dxa"/>
+            </w:tcMar>
+          </w:tcPr>
+          <w:p>
+            <w:pPr>
+              <w:spacing w:after="0" w:line="259" w:lineRule="auto"/>
+              <w:ind w:left="-180"/>
+              <w:jc w:val="center"/>
+              <w:rPr>
+                <w:rFonts w:ascii="Times New Roman" w:hAnsi="Times New Roman" w:cs="Times New Roman"/>
+              </w:rPr>
+            </w:pPr>
+            <w:r>
+              <w:rPr>
+                <w:rFonts w:ascii="Times New Roman" w:hAnsi="Times New Roman" w:cs="Times New Roman"/>
+                <w:color w:val="000000"/>
+                <w:sz w:val="19"/>
+              </w:rPr>
+              <w:t>INT</w:t>
+            </w:r>
+          </w:p>
+        </w:tc>
+        <w:tc>
+          <w:tcPr>
+            <w:tcW w:w="4360" w:type="dxa"/>
+            <w:tcMar>
+              <w:top w:w="80" w:type="dxa"/>
+              <w:left w:w="120" w:type="dxa"/>
+              <w:bottom w:w="80" w:type="dxa"/>
+              <w:right w:w="120" w:type="dxa"/>
+            </w:tcMar>
+          </w:tcPr>
+          <w:p>
+            <w:pPr>
+              <w:spacing w:after="0" w:line="259" w:lineRule="auto"/>
+              <w:ind w:left="-180"/>
+              <w:rPr>
+                <w:rFonts w:ascii="Times New Roman" w:hAnsi="Times New Roman" w:cs="Times New Roman"/>
+              </w:rPr>
+            </w:pPr>
+            <w:r>
+              <w:rPr>
+                <w:rFonts w:ascii="Times New Roman" w:hAnsi="Times New Roman" w:cs="Times New Roman"/>
+                <w:color w:val="000000"/>
+                <w:sz w:val="19"/>
+              </w:rPr>
+              <w:t>PK, auto increment</w:t>
+            </w:r>
+          </w:p>
+        </w:tc>
+      </w:tr>
+      <w:tr>
+        <w:trPr>
+          <w:jc w:val="right"/>
+        </w:trPr>
+        <w:tc>
+          <w:tcPr>
+            <w:tcW w:w="3000" w:type="dxa"/>
+            <w:tcMar>
+              <w:top w:w="80" w:type="dxa"/>
+              <w:left w:w="120" w:type="dxa"/>
+              <w:bottom w:w="80" w:type="dxa"/>
+              <w:right w:w="120" w:type="dxa"/>
+            </w:tcMar>
+          </w:tcPr>
+          <w:p>
+            <w:pPr>
+              <w:spacing w:after="0" w:line="259" w:lineRule="auto"/>
+              <w:ind w:left="-180"/>
+              <w:rPr>
+                <w:rFonts w:ascii="Times New Roman" w:hAnsi="Times New Roman" w:cs="Times New Roman"/>
+              </w:rPr>
+            </w:pPr>
+            <w:proofErr w:type="spellStart"/>
+            <w:r>
+              <w:rPr>
+                <w:rFonts w:ascii="Times New Roman" w:hAnsi="Times New Roman" w:cs="Times New Roman"/>
+                <w:b/>
+                <w:color w:val="000000"/>
+                <w:sz w:val="19"/>
+              </w:rPr>
+              <w:t>full_name</w:t>
+            </w:r>
+            <w:proofErr w:type="spellEnd"/>
+          </w:p>
+        </w:tc>
+        <w:tc>
+          <w:tcPr>
+            <w:tcW w:w="2000" w:type="dxa"/>
+            <w:tcMar>
+              <w:top w:w="80" w:type="dxa"/>
+              <w:left w:w="120" w:type="dxa"/>
+              <w:bottom w:w="80" w:type="dxa"/>
+              <w:right w:w="120" w:type="dxa"/>
+            </w:tcMar>
+          </w:tcPr>
+          <w:p>
+            <w:pPr>
+              <w:spacing w:after="0" w:line="259" w:lineRule="auto"/>
+              <w:ind w:left="-180"/>
+              <w:jc w:val="center"/>
+              <w:rPr>
+                <w:rFonts w:ascii="Times New Roman" w:hAnsi="Times New Roman" w:cs="Times New Roman"/>
+              </w:rPr>
+            </w:pPr>
+            <w:r>
+              <w:rPr>
+                <w:rFonts w:ascii="Times New Roman" w:hAnsi="Times New Roman" w:cs="Times New Roman"/>
+                <w:color w:val="000000"/>
+                <w:sz w:val="19"/>
+              </w:rPr>
+              <w:t>VARCHAR(100)</w:t>
+            </w:r>
+          </w:p>
+        </w:tc>
+        <w:tc>
+          <w:tcPr>
+            <w:tcW w:w="4360" w:type="dxa"/>
+            <w:tcMar>
+              <w:top w:w="80" w:type="dxa"/>
+              <w:left w:w="120" w:type="dxa"/>
+              <w:bottom w:w="80" w:type="dxa"/>
+              <w:right w:w="120" w:type="dxa"/>
+            </w:tcMar>
+          </w:tcPr>
+          <w:p>
+            <w:pPr>
+              <w:spacing w:after="0" w:line="259" w:lineRule="auto"/>
+              <w:ind w:left="-180"/>
+              <w:rPr>
+                <w:rFonts w:ascii="Times New Roman" w:hAnsi="Times New Roman" w:cs="Times New Roman"/>
+              </w:rPr>
+            </w:pPr>
+            <w:r>
+              <w:rPr>
+                <w:rFonts w:ascii="Times New Roman" w:hAnsi="Times New Roman" w:cs="Times New Roman"/>
+                <w:color w:val="000000"/>
+                <w:sz w:val="19"/>
+              </w:rPr>
+              <w:t>NOT NULL</w:t>
+            </w:r>
+          </w:p>
+        </w:tc>
+      </w:tr>
+      <w:tr>
+        <w:trPr>
+          <w:jc w:val="right"/>
+        </w:trPr>
+        <w:tc>
+          <w:tcPr>
+            <w:tcW w:w="3000" w:type="dxa"/>
+            <w:tcMar>
+              <w:top w:w="80" w:type="dxa"/>
+              <w:left w:w="120" w:type="dxa"/>
+              <w:bottom w:w="80" w:type="dxa"/>
+              <w:right w:w="120" w:type="dxa"/>
+            </w:tcMar>
+          </w:tcPr>
+          <w:p>
+            <w:pPr>
+              <w:spacing w:after="0" w:line="259" w:lineRule="auto"/>
+              <w:ind w:left="-180"/>
+              <w:rPr>
+                <w:rFonts w:ascii="Times New Roman" w:hAnsi="Times New Roman" w:cs="Times New Roman"/>
+              </w:rPr>
+            </w:pPr>
+            <w:r>
+              <w:rPr>
+                <w:rFonts w:ascii="Times New Roman" w:hAnsi="Times New Roman" w:cs="Times New Roman"/>
+                <w:b/>
+                <w:color w:val="000000"/>
+                <w:sz w:val="19"/>
+              </w:rPr>
+              <w:t>email</w:t>
+            </w:r>
+          </w:p>
+        </w:tc>
+        <w:tc>
+          <w:tcPr>
+            <w:tcW w:w="2000" w:type="dxa"/>
+            <w:tcMar>
+              <w:top w:w="80" w:type="dxa"/>
+              <w:left w:w="120" w:type="dxa"/>
+              <w:bottom w:w="80" w:type="dxa"/>
+              <w:right w:w="120" w:type="dxa"/>
+            </w:tcMar>
+          </w:tcPr>
+          <w:p>
+            <w:pPr>
+              <w:spacing w:after="0" w:line="259" w:lineRule="auto"/>
+              <w:ind w:left="-180"/>
+              <w:jc w:val="center"/>
+              <w:rPr>
+                <w:rFonts w:ascii="Times New Roman" w:hAnsi="Times New Roman" w:cs="Times New Roman"/>
+              </w:rPr>
+            </w:pPr>
+            <w:r>
+              <w:rPr>
+                <w:rFonts w:ascii="Times New Roman" w:hAnsi="Times New Roman" w:cs="Times New Roman"/>
+                <w:color w:val="000000"/>
+                <w:sz w:val="19"/>
+              </w:rPr>
+              <w:t>VARCHAR(120)</w:t>
+            </w:r>
+          </w:p>
+        </w:tc>
+        <w:tc>
+          <w:tcPr>
+            <w:tcW w:w="4360" w:type="dxa"/>
+            <w:tcMar>
+              <w:top w:w="80" w:type="dxa"/>
+              <w:left w:w="120" w:type="dxa"/>
+              <w:bottom w:w="80" w:type="dxa"/>
+              <w:right w:w="120" w:type="dxa"/>
+            </w:tcMar>
+          </w:tcPr>
+          <w:p>
+            <w:pPr>
+              <w:spacing w:after="0" w:line="259" w:lineRule="auto"/>
+              <w:ind w:left="-180"/>
+              <w:rPr>
+                <w:rFonts w:ascii="Times New Roman" w:hAnsi="Times New Roman" w:cs="Times New Roman"/>
+              </w:rPr>
+            </w:pPr>
+            <w:r>
+              <w:rPr>
+                <w:rFonts w:ascii="Times New Roman" w:hAnsi="Times New Roman" w:cs="Times New Roman"/>
+                <w:color w:val="000000"/>
+                <w:sz w:val="19"/>
+              </w:rPr>
+              <w:t>UNIQUE, NOT NULL</w:t>
+            </w:r>
+          </w:p>
+        </w:tc>
+      </w:tr>
+      <w:tr>
+        <w:trPr>
+          <w:jc w:val="right"/>
+        </w:trPr>
+        <w:tc>
+          <w:tcPr>
+            <w:tcW w:w="3000" w:type="dxa"/>
+            <w:tcMar>
+              <w:top w:w="80" w:type="dxa"/>
+              <w:left w:w="120" w:type="dxa"/>
+              <w:bottom w:w="80" w:type="dxa"/>
+              <w:right w:w="120" w:type="dxa"/>
+            </w:tcMar>
+          </w:tcPr>
+          <w:p>
+            <w:pPr>
+              <w:spacing w:after="0" w:line="259" w:lineRule="auto"/>
+              <w:ind w:left="-180"/>
+              <w:rPr>
+                <w:rFonts w:ascii="Times New Roman" w:hAnsi="Times New Roman" w:cs="Times New Roman"/>
+              </w:rPr>
+            </w:pPr>
+            <w:proofErr w:type="spellStart"/>
+            <w:r>
+              <w:rPr>
+                <w:rFonts w:ascii="Times New Roman" w:hAnsi="Times New Roman" w:cs="Times New Roman"/>
+                <w:b/>
+                <w:color w:val="000000"/>
+                <w:sz w:val="19"/>
+              </w:rPr>
+              <w:t>password_hash</w:t>
+            </w:r>
+            <w:proofErr w:type="spellEnd"/>
+          </w:p>
+        </w:tc>
+        <w:tc>
+          <w:tcPr>
+            <w:tcW w:w="2000" w:type="dxa"/>
+            <w:tcMar>
+              <w:top w:w="80" w:type="dxa"/>
+              <w:left w:w="120" w:type="dxa"/>
+              <w:bottom w:w="80" w:type="dxa"/>
+              <w:right w:w="120" w:type="dxa"/>
+            </w:tcMar>
+          </w:tcPr>
+          <w:p>
+            <w:pPr>
+              <w:spacing w:after="0" w:line="259" w:lineRule="auto"/>
+              <w:ind w:left="-180"/>
+              <w:jc w:val="center"/>
+              <w:rPr>
+                <w:rFonts w:ascii="Times New Roman" w:hAnsi="Times New Roman" w:cs="Times New Roman"/>
+              </w:rPr>
+            </w:pPr>
+            <w:r>
+              <w:rPr>
+                <w:rFonts w:ascii="Times New Roman" w:hAnsi="Times New Roman" w:cs="Times New Roman"/>
+                <w:color w:val="000000"/>
+                <w:sz w:val="19"/>
+              </w:rPr>
+              <w:t>VARCHAR(255)</w:t>
+            </w:r>
+          </w:p>
+        </w:tc>
+        <w:tc>
+          <w:tcPr>
+            <w:tcW w:w="4360" w:type="dxa"/>
+            <w:tcMar>
+              <w:top w:w="80" w:type="dxa"/>
+              <w:left w:w="120" w:type="dxa"/>
+              <w:bottom w:w="80" w:type="dxa"/>
+              <w:right w:w="120" w:type="dxa"/>
+            </w:tcMar>
+          </w:tcPr>
+          <w:p>
+            <w:pPr>
+              <w:spacing w:after="0" w:line="259" w:lineRule="auto"/>
+              <w:ind w:left="-180"/>
+              <w:rPr>
+                <w:rFonts w:ascii="Times New Roman" w:hAnsi="Times New Roman" w:cs="Times New Roman"/>
+              </w:rPr>
+            </w:pPr>
+            <w:r>
+              <w:rPr>
+                <w:rFonts w:ascii="Times New Roman" w:hAnsi="Times New Roman" w:cs="Times New Roman"/>
+                <w:color w:val="000000"/>
+                <w:sz w:val="19"/>
+              </w:rPr>
+              <w:t>NOT NULL</w:t>
+            </w:r>
+          </w:p>
+        </w:tc>
+      </w:tr>
+      <w:tr>
+        <w:trPr>
+          <w:jc w:val="right"/>
+        </w:trPr>
+        <w:tc>
+          <w:tcPr>
+            <w:tcW w:w="3000" w:type="dxa"/>
+            <w:tcMar>
+              <w:top w:w="80" w:type="dxa"/>
+              <w:left w:w="120" w:type="dxa"/>
+              <w:bottom w:w="80" w:type="dxa"/>
+              <w:right w:w="120" w:type="dxa"/>
+            </w:tcMar>
+          </w:tcPr>
+          <w:p>
+            <w:pPr>
+              <w:spacing w:after="0" w:line="259" w:lineRule="auto"/>
+              <w:ind w:left="-180"/>
+              <w:rPr>
+                <w:rFonts w:ascii="Times New Roman" w:hAnsi="Times New Roman" w:cs="Times New Roman"/>
+              </w:rPr>
+            </w:pPr>
+            <w:r>
+              <w:rPr>
+                <w:rFonts w:ascii="Times New Roman" w:hAnsi="Times New Roman" w:cs="Times New Roman"/>
+                <w:b/>
+                <w:color w:val="000000"/>
+                <w:sz w:val="19"/>
+              </w:rPr>
+              <w:t>phone</w:t>
+            </w:r>
+          </w:p>
+        </w:tc>
+        <w:tc>
+          <w:tcPr>
+            <w:tcW w:w="2000" w:type="dxa"/>
+            <w:tcMar>
+              <w:top w:w="80" w:type="dxa"/>
+              <w:left w:w="120" w:type="dxa"/>
+              <w:bottom w:w="80" w:type="dxa"/>
+              <w:right w:w="120" w:type="dxa"/>
+            </w:tcMar>
+          </w:tcPr>
+          <w:p>
+            <w:pPr>
+              <w:spacing w:after="0" w:line="259" w:lineRule="auto"/>
+              <w:ind w:left="-180"/>
+              <w:jc w:val="center"/>
+              <w:rPr>
+                <w:rFonts w:ascii="Times New Roman" w:hAnsi="Times New Roman" w:cs="Times New Roman"/>
+              </w:rPr>
+            </w:pPr>
+            <w:r>
+              <w:rPr>
+                <w:rFonts w:ascii="Times New Roman" w:hAnsi="Times New Roman" w:cs="Times New Roman"/>
+                <w:color w:val="000000"/>
+                <w:sz w:val="19"/>
+              </w:rPr>
+              <w:t>VARCHAR(20)</w:t>
+            </w:r>
+          </w:p>
+        </w:tc>
+        <w:tc>
+          <w:tcPr>
+            <w:tcW w:w="4360" w:type="dxa"/>
+            <w:tcMar>
+              <w:top w:w="80" w:type="dxa"/>
+              <w:left w:w="120" w:type="dxa"/>
+              <w:bottom w:w="80" w:type="dxa"/>
+              <w:right w:w="120" w:type="dxa"/>
+            </w:tcMar>
+          </w:tcPr>
+          <w:p>
+            <w:pPr>
+              <w:spacing w:after="0" w:line="259" w:lineRule="auto"/>
+              <w:ind w:left="-180"/>
+              <w:rPr>
+                <w:rFonts w:ascii="Times New Roman" w:hAnsi="Times New Roman" w:cs="Times New Roman"/>
+              </w:rPr>
+            </w:pPr>
+            <w:r>
+              <w:rPr>
+                <w:rFonts w:ascii="Times New Roman" w:hAnsi="Times New Roman" w:cs="Times New Roman"/>
+                <w:color w:val="000000"/>
+                <w:sz w:val="19"/>
+              </w:rPr>
+              <w:t>NULL allowed</w:t>
+            </w:r>
+          </w:p>
+        </w:tc>
+      </w:tr>
+      <w:tr>
+        <w:trPr>
+          <w:jc w:val="right"/>
+        </w:trPr>
+        <w:tc>
+          <w:tcPr>
+            <w:tcW w:w="3000" w:type="dxa"/>
+            <w:tcMar>
+              <w:top w:w="80" w:type="dxa"/>
+              <w:left w:w="120" w:type="dxa"/>
+              <w:bottom w:w="80" w:type="dxa"/>
+              <w:right w:w="120" w:type="dxa"/>
+            </w:tcMar>
+          </w:tcPr>
+          <w:p>
+            <w:pPr>
+              <w:spacing w:after="0" w:line="259" w:lineRule="auto"/>
+              <w:ind w:left="-180"/>
+              <w:rPr>
+                <w:rFonts w:ascii="Times New Roman" w:hAnsi="Times New Roman" w:cs="Times New Roman"/>
+              </w:rPr>
+            </w:pPr>
+            <w:proofErr w:type="spellStart"/>
+            <w:r>
+              <w:rPr>
+                <w:rFonts w:ascii="Times New Roman" w:hAnsi="Times New Roman" w:cs="Times New Roman"/>
+                <w:b/>
+                <w:color w:val="000000"/>
+                <w:sz w:val="19"/>
+              </w:rPr>
+              <w:t>user_role</w:t>
+            </w:r>
+            <w:proofErr w:type="spellEnd"/>
+          </w:p>
+        </w:tc>
+        <w:tc>
+          <w:tcPr>
+            <w:tcW w:w="2000" w:type="dxa"/>
+            <w:tcMar>
+              <w:top w:w="80" w:type="dxa"/>
+              <w:left w:w="120" w:type="dxa"/>
+              <w:bottom w:w="80" w:type="dxa"/>
+              <w:right w:w="120" w:type="dxa"/>
+            </w:tcMar>
+          </w:tcPr>
+          <w:p>
+            <w:pPr>
+              <w:spacing w:after="0" w:line="259" w:lineRule="auto"/>
+              <w:ind w:left="-180"/>
+              <w:jc w:val="center"/>
+              <w:rPr>
+                <w:rFonts w:ascii="Times New Roman" w:hAnsi="Times New Roman" w:cs="Times New Roman"/>
+              </w:rPr>
+            </w:pPr>
+            <w:r>
+              <w:rPr>
+                <w:rFonts w:ascii="Times New Roman" w:hAnsi="Times New Roman" w:cs="Times New Roman"/>
+                <w:color w:val="000000"/>
+                <w:sz w:val="19"/>
+              </w:rPr>
+              <w:t>VARCHAR(20)</w:t>
+            </w:r>
+          </w:p>
+        </w:tc>
+        <w:tc>
+          <w:tcPr>
+            <w:tcW w:w="4360" w:type="dxa"/>
+            <w:tcMar>
+              <w:top w:w="80" w:type="dxa"/>
+              <w:left w:w="120" w:type="dxa"/>
+              <w:bottom w:w="80" w:type="dxa"/>
+              <w:right w:w="120" w:type="dxa"/>
+            </w:tcMar>
+          </w:tcPr>
+          <w:p>
+            <w:pPr>
+              <w:spacing w:after="0" w:line="259" w:lineRule="auto"/>
+              <w:ind w:left="-180"/>
+              <w:rPr>
+                <w:rFonts w:ascii="Times New Roman" w:hAnsi="Times New Roman" w:cs="Times New Roman"/>
+              </w:rPr>
+            </w:pPr>
+            <w:r>
+              <w:rPr>
+                <w:rFonts w:ascii="Times New Roman" w:hAnsi="Times New Roman" w:cs="Times New Roman"/>
+                <w:color w:val="000000"/>
+                <w:sz w:val="19"/>
+              </w:rPr>
+              <w:t>Student / Organizer / Staff</w:t>
+            </w:r>
+          </w:p>
+        </w:tc>
+      </w:tr>
+      <w:tr>
+        <w:trPr>
+          <w:jc w:val="right"/>
+        </w:trPr>
+        <w:tc>
+          <w:tcPr>
+            <w:tcW w:w="3000" w:type="dxa"/>
+            <w:tcMar>
+              <w:top w:w="80" w:type="dxa"/>
+              <w:left w:w="120" w:type="dxa"/>
+              <w:bottom w:w="80" w:type="dxa"/>
+              <w:right w:w="120" w:type="dxa"/>
+            </w:tcMar>
+          </w:tcPr>
+          <w:p>
+            <w:pPr>
+              <w:spacing w:after="0" w:line="259" w:lineRule="auto"/>
+              <w:ind w:left="-180"/>
+              <w:rPr>
+                <w:rFonts w:ascii="Times New Roman" w:hAnsi="Times New Roman" w:cs="Times New Roman"/>
+              </w:rPr>
+            </w:pPr>
+            <w:proofErr w:type="spellStart"/>
+            <w:r>
+              <w:rPr>
+                <w:rFonts w:ascii="Times New Roman" w:hAnsi="Times New Roman" w:cs="Times New Roman"/>
+                <w:b/>
+                <w:color w:val="000000"/>
+                <w:sz w:val="19"/>
+              </w:rPr>
+              <w:t>account_status</w:t>
+            </w:r>
+            <w:proofErr w:type="spellEnd"/>
+          </w:p>
+        </w:tc>
+        <w:tc>
+          <w:tcPr>
+            <w:tcW w:w="2000" w:type="dxa"/>
+            <w:tcMar>
+              <w:top w:w="80" w:type="dxa"/>
+              <w:left w:w="120" w:type="dxa"/>
+              <w:bottom w:w="80" w:type="dxa"/>
+              <w:right w:w="120" w:type="dxa"/>
+            </w:tcMar>
+          </w:tcPr>
+          <w:p>
+            <w:pPr>
+              <w:spacing w:after="0" w:line="259" w:lineRule="auto"/>
+              <w:ind w:left="-180"/>
+              <w:jc w:val="center"/>
+              <w:rPr>
+                <w:rFonts w:ascii="Times New Roman" w:hAnsi="Times New Roman" w:cs="Times New Roman"/>
+              </w:rPr>
+            </w:pPr>
+            <w:r>
+              <w:rPr>
+                <w:rFonts w:ascii="Times New Roman" w:hAnsi="Times New Roman" w:cs="Times New Roman"/>
+                <w:color w:val="000000"/>
+                <w:sz w:val="19"/>
+              </w:rPr>
+              <w:t>VARCHAR(20)</w:t>
+            </w:r>
+          </w:p>
+        </w:tc>
+        <w:tc>
+          <w:tcPr>
+            <w:tcW w:w="4360" w:type="dxa"/>
+            <w:tcMar>
+              <w:top w:w="80" w:type="dxa"/>
+              <w:left w:w="120" w:type="dxa"/>
+              <w:bottom w:w="80" w:type="dxa"/>
+              <w:right w:w="120" w:type="dxa"/>
+            </w:tcMar>
+          </w:tcPr>
+          <w:p>
+            <w:pPr>
+              <w:spacing w:after="0" w:line="259" w:lineRule="auto"/>
+              <w:ind w:left="-180"/>
+              <w:rPr>
+                <w:rFonts w:ascii="Times New Roman" w:hAnsi="Times New Roman" w:cs="Times New Roman"/>
+              </w:rPr>
+            </w:pPr>
+            <w:r>
+              <w:rPr>
+                <w:rFonts w:ascii="Times New Roman" w:hAnsi="Times New Roman" w:cs="Times New Roman"/>
+                <w:color w:val="000000"/>
+                <w:sz w:val="19"/>
+              </w:rPr>
+              <w:t>Default: Active</w:t>
+            </w:r>
+          </w:p>
+        </w:tc>
+      </w:tr>
+    </w:tbl>
+    <w:p>
+      <w:pPr>
+        <w:spacing w:after="40"/>
+        <w:ind w:left="-180"/>
+        <w:rPr>
+          <w:rFonts w:ascii="Times New Roman" w:hAnsi="Times New Roman" w:cs="Times New Roman"/>
+        </w:rPr>
+      </w:pPr>
+    </w:p>
+    <w:p>
+      <w:pPr>
+        <w:pStyle w:val="Heading2"/>
+        <w:ind w:left="-180"/>
+        <w:jc w:val="center"/>
+        <w:rPr>
+          <w:rFonts w:ascii="Times New Roman" w:hAnsi="Times New Roman" w:cs="Times New Roman"/>
+        </w:rPr>
+      </w:pPr>
+      <w:bookmarkStart w:id="0" w:name="_GoBack"/>
+      <w:r>
+        <w:rPr>
+          <w:rFonts w:ascii="Times New Roman" w:hAnsi="Times New Roman" w:cs="Times New Roman"/>
+        </w:rPr>
+        <w:t>2. Campus</w:t>
+      </w:r>
+    </w:p>
+    <w:tbl>
+      <w:tblPr>
+        <w:tblStyle w:val="TableGrid"/>
+        <w:tblW w:w="9360" w:type="dxa"/>
+        <w:jc w:val="right"/>
+        <w:tblLayout w:type="fixed"/>
+        <w:tblLook w:val="04A0" w:firstRow="1" w:lastRow="0" w:firstColumn="1" w:lastColumn="0" w:noHBand="0" w:noVBand="1"/>
+      </w:tblPr>
+      <w:tblGrid>
+        <w:gridCol w:w="3000"/>
+        <w:gridCol w:w="2000"/>
+        <w:gridCol w:w="4360"/>
+      </w:tblGrid>
+      <w:tr>
+        <w:trPr>
+          <w:cnfStyle w:val="100000000000" w:firstRow="1" w:lastRow="0" w:firstColumn="0" w:lastColumn="0" w:oddVBand="0" w:evenVBand="0" w:oddHBand="0" w:evenHBand="0" w:firstRowFirstColumn="0" w:firstRowLastColumn="0" w:lastRowFirstColumn="0" w:lastRowLastColumn="0"/>
+          <w:tblHeader/>
+          <w:jc w:val="right"/>
+        </w:trPr>
+        <w:tc>
+          <w:tcPr>
+            <w:tcW w:w="3000" w:type="dxa"/>
+            <w:shd w:val="clear" w:color="auto" w:fill="E8EEF5"/>
+            <w:tcMar>
+              <w:top w:w="80" w:type="dxa"/>
+              <w:left w:w="120" w:type="dxa"/>
+              <w:bottom w:w="80" w:type="dxa"/>
+              <w:right w:w="120" w:type="dxa"/>
+            </w:tcMar>
+          </w:tcPr>
+          <w:bookmarkEnd w:id="0"/>
+          <w:p>
+            <w:pPr>
+              <w:spacing w:after="0"/>
+              <w:ind w:left="-180"/>
+              <w:rPr>
+                <w:rFonts w:ascii="Times New Roman" w:hAnsi="Times New Roman" w:cs="Times New Roman"/>
+              </w:rPr>
+            </w:pPr>
+            <w:r>
+              <w:rPr>
+                <w:rFonts w:ascii="Times New Roman" w:hAnsi="Times New Roman" w:cs="Times New Roman"/>
+                <w:color w:val="1F4D78"/>
+                <w:sz w:val="20"/>
+              </w:rPr>
+              <w:t>Field</w:t>
+            </w:r>
+          </w:p>
+        </w:tc>
+        <w:tc>
+          <w:tcPr>
+            <w:tcW w:w="2000" w:type="dxa"/>
+            <w:shd w:val="clear" w:color="auto" w:fill="E8EEF5"/>
+            <w:tcMar>
+              <w:top w:w="80" w:type="dxa"/>
+              <w:left w:w="120" w:type="dxa"/>
+              <w:bottom w:w="80" w:type="dxa"/>
+              <w:right w:w="120" w:type="dxa"/>
+            </w:tcMar>
+          </w:tcPr>
+          <w:p>
+            <w:pPr>
+              <w:spacing w:after="0"/>
+              <w:ind w:left="-180"/>
+              <w:rPr>
+                <w:rFonts w:ascii="Times New Roman" w:hAnsi="Times New Roman" w:cs="Times New Roman"/>
+              </w:rPr>
+            </w:pPr>
+            <w:r>
+              <w:rPr>
+                <w:rFonts w:ascii="Times New Roman" w:hAnsi="Times New Roman" w:cs="Times New Roman"/>
+                <w:color w:val="1F4D78"/>
+                <w:sz w:val="20"/>
+              </w:rPr>
+              <w:t>Data type</w:t>
+            </w:r>
+          </w:p>
+        </w:tc>
+        <w:tc>
+          <w:tcPr>
+            <w:tcW w:w="4360" w:type="dxa"/>
+            <w:shd w:val="clear" w:color="auto" w:fill="E8EEF5"/>
+            <w:tcMar>
+              <w:top w:w="80" w:type="dxa"/>
+              <w:left w:w="120" w:type="dxa"/>
+              <w:bottom w:w="80" w:type="dxa"/>
+              <w:right w:w="120" w:type="dxa"/>
+            </w:tcMar>
+          </w:tcPr>
+          <w:p>
+            <w:pPr>
+              <w:spacing w:after="0"/>
+              <w:ind w:left="-180"/>
+              <w:rPr>
+                <w:rFonts w:ascii="Times New Roman" w:hAnsi="Times New Roman" w:cs="Times New Roman"/>
+              </w:rPr>
+            </w:pPr>
+            <w:r>
+              <w:rPr>
+                <w:rFonts w:ascii="Times New Roman" w:hAnsi="Times New Roman" w:cs="Times New Roman"/>
+                <w:color w:val="1F4D78"/>
+                <w:sz w:val="20"/>
+              </w:rPr>
+              <w:t>Key / constraint</w:t>
+            </w:r>
+          </w:p>
+        </w:tc>
+      </w:tr>
+      <w:tr>
+        <w:trPr>
+          <w:jc w:val="right"/>
+        </w:trPr>
+        <w:tc>
+          <w:tcPr>
+            <w:tcW w:w="3000" w:type="dxa"/>
+            <w:tcMar>
+              <w:top w:w="80" w:type="dxa"/>
+              <w:left w:w="120" w:type="dxa"/>
+              <w:bottom w:w="80" w:type="dxa"/>
+              <w:right w:w="120" w:type="dxa"/>
+            </w:tcMar>
+          </w:tcPr>
+          <w:p>
+            <w:pPr>
+              <w:spacing w:after="0" w:line="259" w:lineRule="auto"/>
+              <w:ind w:left="-180"/>
+              <w:jc w:val="center"/>
+              <w:rPr>
+                <w:rFonts w:ascii="Times New Roman" w:hAnsi="Times New Roman" w:cs="Times New Roman"/>
+              </w:rPr>
+            </w:pPr>
+            <w:proofErr w:type="spellStart"/>
+            <w:r>
+              <w:rPr>
+                <w:rFonts w:ascii="Times New Roman" w:hAnsi="Times New Roman" w:cs="Times New Roman"/>
+                <w:b/>
+                <w:color w:val="000000"/>
+                <w:sz w:val="19"/>
+              </w:rPr>
+              <w:t>campus_id</w:t>
+            </w:r>
+            <w:proofErr w:type="spellEnd"/>
+          </w:p>
+        </w:tc>
+        <w:tc>
+          <w:tcPr>
+            <w:tcW w:w="2000" w:type="dxa"/>
+            <w:tcMar>
+              <w:top w:w="80" w:type="dxa"/>
+              <w:left w:w="120" w:type="dxa"/>
+              <w:bottom w:w="80" w:type="dxa"/>
+              <w:right w:w="120" w:type="dxa"/>
+            </w:tcMar>
+          </w:tcPr>
+          <w:p>
+            <w:pPr>
+              <w:spacing w:after="0" w:line="259" w:lineRule="auto"/>
+              <w:ind w:left="-180"/>
+              <w:jc w:val="center"/>
+              <w:rPr>
+                <w:rFonts w:ascii="Times New Roman" w:hAnsi="Times New Roman" w:cs="Times New Roman"/>
+              </w:rPr>
+            </w:pPr>
+            <w:r>
+              <w:rPr>
+                <w:rFonts w:ascii="Times New Roman" w:hAnsi="Times New Roman" w:cs="Times New Roman"/>
+                <w:color w:val="000000"/>
+                <w:sz w:val="19"/>
+              </w:rPr>
+              <w:t>INT</w:t>
+            </w:r>
+          </w:p>
+        </w:tc>
+        <w:tc>
+          <w:tcPr>
+            <w:tcW w:w="4360" w:type="dxa"/>
+            <w:tcMar>
+              <w:top w:w="80" w:type="dxa"/>
+              <w:left w:w="120" w:type="dxa"/>
+              <w:bottom w:w="80" w:type="dxa"/>
+              <w:right w:w="120" w:type="dxa"/>
+            </w:tcMar>
+          </w:tcPr>
+          <w:p>
+            <w:pPr>
+              <w:spacing w:after="0" w:line="259" w:lineRule="auto"/>
+              <w:ind w:left="-180"/>
+              <w:jc w:val="center"/>
+              <w:rPr>
+                <w:rFonts w:ascii="Times New Roman" w:hAnsi="Times New Roman" w:cs="Times New Roman"/>
+              </w:rPr>
+            </w:pPr>
+            <w:r>
+              <w:rPr>
+                <w:rFonts w:ascii="Times New Roman" w:hAnsi="Times New Roman" w:cs="Times New Roman"/>
+                <w:color w:val="000000"/>
+                <w:sz w:val="19"/>
+              </w:rPr>
+              <w:t>PK, auto increment</w:t>
+            </w:r>
+          </w:p>
+        </w:tc>
+      </w:tr>
+      <w:tr>
+        <w:trPr>
+          <w:jc w:val="right"/>
+        </w:trPr>
+        <w:tc>
+          <w:tcPr>
+            <w:tcW w:w="3000" w:type="dxa"/>
+            <w:tcMar>
+              <w:top w:w="80" w:type="dxa"/>
+              <w:left w:w="120" w:type="dxa"/>
+              <w:bottom w:w="80" w:type="dxa"/>
+              <w:right w:w="120" w:type="dxa"/>
+            </w:tcMar>
+          </w:tcPr>
+          <w:p>
+            <w:pPr>
+              <w:spacing w:after="0" w:line="259" w:lineRule="auto"/>
+              <w:ind w:left="-180"/>
+              <w:jc w:val="center"/>
+              <w:rPr>
+                <w:rFonts w:ascii="Times New Roman" w:hAnsi="Times New Roman" w:cs="Times New Roman"/>
+              </w:rPr>
+            </w:pPr>
+            <w:proofErr w:type="spellStart"/>
+            <w:r>
+              <w:rPr>
+                <w:rFonts w:ascii="Times New Roman" w:hAnsi="Times New Roman" w:cs="Times New Roman"/>
+                <w:b/>
+                <w:color w:val="000000"/>
+                <w:sz w:val="19"/>
+              </w:rPr>
+              <w:t>campus_name</w:t>
+            </w:r>
+            <w:proofErr w:type="spellEnd"/>
+          </w:p>
+        </w:tc>
+        <w:tc>
+          <w:tcPr>
+            <w:tcW w:w="2000" w:type="dxa"/>
+            <w:tcMar>
+              <w:top w:w="80" w:type="dxa"/>
+              <w:left w:w="120" w:type="dxa"/>
+              <w:bottom w:w="80" w:type="dxa"/>
+              <w:right w:w="120" w:type="dxa"/>
+            </w:tcMar>
+          </w:tcPr>
+          <w:p>
+            <w:pPr>
+              <w:spacing w:after="0" w:line="259" w:lineRule="auto"/>
+              <w:ind w:left="-180"/>
+              <w:jc w:val="center"/>
+              <w:rPr>
+                <w:rFonts w:ascii="Times New Roman" w:hAnsi="Times New Roman" w:cs="Times New Roman"/>
+              </w:rPr>
+            </w:pPr>
+            <w:r>
+              <w:rPr>
+                <w:rFonts w:ascii="Times New Roman" w:hAnsi="Times New Roman" w:cs="Times New Roman"/>
+                <w:color w:val="000000"/>
+                <w:sz w:val="19"/>
+              </w:rPr>
+              <w:t>VARCHAR(100)</w:t>
+            </w:r>
+          </w:p>
+        </w:tc>
+        <w:tc>
+          <w:tcPr>
+            <w:tcW w:w="4360" w:type="dxa"/>
+            <w:tcMar>
+              <w:top w:w="80" w:type="dxa"/>
+              <w:left w:w="120" w:type="dxa"/>
+              <w:bottom w:w="80" w:type="dxa"/>
+              <w:right w:w="120" w:type="dxa"/>
+            </w:tcMar>
+          </w:tcPr>
+          <w:p>
+            <w:pPr>
+              <w:spacing w:after="0" w:line="259" w:lineRule="auto"/>
+              <w:ind w:left="-180"/>
+              <w:jc w:val="center"/>
+              <w:rPr>
+                <w:rFonts w:ascii="Times New Roman" w:hAnsi="Times New Roman" w:cs="Times New Roman"/>
+              </w:rPr>
+            </w:pPr>
+            <w:r>
+              <w:rPr>
+                <w:rFonts w:ascii="Times New Roman" w:hAnsi="Times New Roman" w:cs="Times New Roman"/>
+                <w:color w:val="000000"/>
+                <w:sz w:val="19"/>
+              </w:rPr>
+              <w:t>UNIQUE, NOT NULL</w:t>
+            </w:r>
+          </w:p>
+        </w:tc>
+      </w:tr>
+      <w:tr>
+        <w:trPr>
+          <w:jc w:val="right"/>
+        </w:trPr>
+        <w:tc>
+          <w:tcPr>
+            <w:tcW w:w="3000" w:type="dxa"/>
+            <w:tcMar>
+              <w:top w:w="80" w:type="dxa"/>
+              <w:left w:w="120" w:type="dxa"/>
+              <w:bottom w:w="80" w:type="dxa"/>
+              <w:right w:w="120" w:type="dxa"/>
+            </w:tcMar>
+          </w:tcPr>
+          <w:p>
+            <w:pPr>
+              <w:spacing w:after="0" w:line="259" w:lineRule="auto"/>
+              <w:ind w:left="-180"/>
+              <w:jc w:val="center"/>
+              <w:rPr>
+                <w:rFonts w:ascii="Times New Roman" w:hAnsi="Times New Roman" w:cs="Times New Roman"/>
+              </w:rPr>
+            </w:pPr>
+            <w:r>
+              <w:rPr>
+                <w:rFonts w:ascii="Times New Roman" w:hAnsi="Times New Roman" w:cs="Times New Roman"/>
+                <w:b/>
+                <w:color w:val="000000"/>
+                <w:sz w:val="19"/>
+              </w:rPr>
+              <w:t>city</w:t>
+            </w:r>
+          </w:p>
+        </w:tc>
+        <w:tc>
+          <w:tcPr>
+            <w:tcW w:w="2000" w:type="dxa"/>
+            <w:tcMar>
+              <w:top w:w="80" w:type="dxa"/>
+              <w:left w:w="120" w:type="dxa"/>
+              <w:bottom w:w="80" w:type="dxa"/>
+              <w:right w:w="120" w:type="dxa"/>
+            </w:tcMar>
+          </w:tcPr>
+          <w:p>
+            <w:pPr>
+              <w:spacing w:after="0" w:line="259" w:lineRule="auto"/>
+              <w:ind w:left="-180"/>
+              <w:jc w:val="center"/>
+              <w:rPr>
+                <w:rFonts w:ascii="Times New Roman" w:hAnsi="Times New Roman" w:cs="Times New Roman"/>
+              </w:rPr>
+            </w:pPr>
+            <w:r>
+              <w:rPr>
+                <w:rFonts w:ascii="Times New Roman" w:hAnsi="Times New Roman" w:cs="Times New Roman"/>
+                <w:color w:val="000000"/>
+                <w:sz w:val="19"/>
+              </w:rPr>
+              <w:t>VARCHAR(80)</w:t>
+            </w:r>
+          </w:p>
+        </w:tc>
+        <w:tc>
+          <w:tcPr>
+            <w:tcW w:w="4360" w:type="dxa"/>
+            <w:tcMar>
+              <w:top w:w="80" w:type="dxa"/>
+              <w:left w:w="120" w:type="dxa"/>
+              <w:bottom w:w="80" w:type="dxa"/>
+              <w:right w:w="120" w:type="dxa"/>
+            </w:tcMar>
+          </w:tcPr>
+          <w:p>
+            <w:pPr>
+              <w:spacing w:after="0" w:line="259" w:lineRule="auto"/>
+              <w:ind w:left="-180"/>
+              <w:jc w:val="center"/>
+              <w:rPr>
+                <w:rFonts w:ascii="Times New Roman" w:hAnsi="Times New Roman" w:cs="Times New Roman"/>
+              </w:rPr>
+            </w:pPr>
+            <w:r>
+              <w:rPr>
+                <w:rFonts w:ascii="Times New Roman" w:hAnsi="Times New Roman" w:cs="Times New Roman"/>
+                <w:color w:val="000000"/>
+                <w:sz w:val="19"/>
+              </w:rPr>
+              <w:t>NOT NULL</w:t>
+            </w:r>
+          </w:p>
+        </w:tc>
+      </w:tr>
+    </w:tbl>
+    <w:p>
+      <w:pPr>
+        <w:spacing w:after="40"/>
+        <w:ind w:left="-180"/>
+        <w:jc w:val="center"/>
+        <w:rPr>
+          <w:rFonts w:ascii="Times New Roman" w:hAnsi="Times New Roman" w:cs="Times New Roman"/>
+        </w:rPr>
+      </w:pPr>
+    </w:p>
+    <w:p>
+      <w:pPr>
+        <w:pStyle w:val="Heading2"/>
+        <w:ind w:left="-180"/>
+        <w:jc w:val="center"/>
+        <w:rPr>
+          <w:rFonts w:ascii="Times New Roman" w:hAnsi="Times New Roman" w:cs="Times New Roman"/>
+        </w:rPr>
+      </w:pPr>
+      <w:r>
+        <w:rPr>
+          <w:rFonts w:ascii="Times New Roman" w:hAnsi="Times New Roman" w:cs="Times New Roman"/>
+        </w:rPr>
+        <w:lastRenderedPageBreak/>
+        <w:t>3. Student</w:t>
+      </w:r>
+    </w:p>
+    <w:tbl>
+      <w:tblPr>
+        <w:tblStyle w:val="TableGrid"/>
+        <w:tblW w:w="9360" w:type="dxa"/>
+        <w:jc w:val="center"/>
+        <w:tblLayout w:type="fixed"/>
+        <w:tblLook w:val="04A0" w:firstRow="1" w:lastRow="0" w:firstColumn="1" w:lastColumn="0" w:noHBand="0" w:noVBand="1"/>
+      </w:tblPr>
+      <w:tblGrid>
+        <w:gridCol w:w="3000"/>
+        <w:gridCol w:w="2000"/>
+        <w:gridCol w:w="4360"/>
+      </w:tblGrid>
+      <w:tr>
+        <w:trPr>
+          <w:cnfStyle w:val="100000000000" w:firstRow="1" w:lastRow="0" w:firstColumn="0" w:lastColumn="0" w:oddVBand="0" w:evenVBand="0" w:oddHBand="0" w:evenHBand="0" w:firstRowFirstColumn="0" w:firstRowLastColumn="0" w:lastRowFirstColumn="0" w:lastRowLastColumn="0"/>
+          <w:tblHeader/>
+          <w:jc w:val="center"/>
+        </w:trPr>
+        <w:tc>
+          <w:tcPr>
+            <w:tcW w:w="3000" w:type="dxa"/>
+            <w:shd w:val="clear" w:color="auto" w:fill="E8EEF5"/>
+            <w:tcMar>
+              <w:top w:w="80" w:type="dxa"/>
+              <w:left w:w="120" w:type="dxa"/>
+              <w:bottom w:w="80" w:type="dxa"/>
+              <w:right w:w="120" w:type="dxa"/>
+            </w:tcMar>
+          </w:tcPr>
+          <w:p>
+            <w:pPr>
+              <w:spacing w:after="0"/>
+              <w:ind w:left="-180"/>
+              <w:rPr>
+                <w:rFonts w:ascii="Times New Roman" w:hAnsi="Times New Roman" w:cs="Times New Roman"/>
+              </w:rPr>
+            </w:pPr>
+            <w:r>
+              <w:rPr>
+                <w:rFonts w:ascii="Times New Roman" w:hAnsi="Times New Roman" w:cs="Times New Roman"/>
+                <w:color w:val="1F4D78"/>
+                <w:sz w:val="20"/>
+              </w:rPr>
+              <w:t>Field</w:t>
+            </w:r>
+          </w:p>
+        </w:tc>
+        <w:tc>
+          <w:tcPr>
+            <w:tcW w:w="2000" w:type="dxa"/>
+            <w:shd w:val="clear" w:color="auto" w:fill="E8EEF5"/>
+            <w:tcMar>
+              <w:top w:w="80" w:type="dxa"/>
+              <w:left w:w="120" w:type="dxa"/>
+              <w:bottom w:w="80" w:type="dxa"/>
+              <w:right w:w="120" w:type="dxa"/>
+            </w:tcMar>
+          </w:tcPr>
+          <w:p>
+            <w:pPr>
+              <w:spacing w:after="0"/>
+              <w:ind w:left="-180"/>
+              <w:rPr>
+                <w:rFonts w:ascii="Times New Roman" w:hAnsi="Times New Roman" w:cs="Times New Roman"/>
+              </w:rPr>
+            </w:pPr>
+            <w:r>
+              <w:rPr>
+                <w:rFonts w:ascii="Times New Roman" w:hAnsi="Times New Roman" w:cs="Times New Roman"/>
+                <w:color w:val="1F4D78"/>
+                <w:sz w:val="20"/>
+              </w:rPr>
+              <w:t>Data type</w:t>
+            </w:r>
+          </w:p>
+        </w:tc>
+        <w:tc>
+          <w:tcPr>
+            <w:tcW w:w="4360" w:type="dxa"/>
+            <w:shd w:val="clear" w:color="auto" w:fill="E8EEF5"/>
+            <w:tcMar>
+              <w:top w:w="80" w:type="dxa"/>
+              <w:left w:w="120" w:type="dxa"/>
+              <w:bottom w:w="80" w:type="dxa"/>
+              <w:right w:w="120" w:type="dxa"/>
+            </w:tcMar>
+          </w:tcPr>
+          <w:p>
+            <w:pPr>
+              <w:spacing w:after="0"/>
+              <w:ind w:left="-180"/>
+              <w:rPr>
+                <w:rFonts w:ascii="Times New Roman" w:hAnsi="Times New Roman" w:cs="Times New Roman"/>
+              </w:rPr>
+            </w:pPr>
+            <w:r>
+              <w:rPr>
+                <w:rFonts w:ascii="Times New Roman" w:hAnsi="Times New Roman" w:cs="Times New Roman"/>
+                <w:color w:val="1F4D78"/>
+                <w:sz w:val="20"/>
+              </w:rPr>
+              <w:t>Key / constraint</w:t>
+            </w:r>
+          </w:p>
+        </w:tc>
+      </w:tr>
+      <w:tr>
+        <w:trPr>
+          <w:jc w:val="center"/>
+        </w:trPr>
+        <w:tc>
+          <w:tcPr>
+            <w:tcW w:w="3000" w:type="dxa"/>
+            <w:tcMar>
+              <w:top w:w="80" w:type="dxa"/>
+              <w:left w:w="120" w:type="dxa"/>
+              <w:bottom w:w="80" w:type="dxa"/>
+              <w:right w:w="120" w:type="dxa"/>
+            </w:tcMar>
+          </w:tcPr>
+          <w:p>
+            <w:pPr>
+              <w:spacing w:after="0" w:line="259" w:lineRule="auto"/>
+              <w:ind w:left="-180"/>
+              <w:jc w:val="center"/>
+              <w:rPr>
+                <w:rFonts w:ascii="Times New Roman" w:hAnsi="Times New Roman" w:cs="Times New Roman"/>
+              </w:rPr>
+            </w:pPr>
+            <w:proofErr w:type="spellStart"/>
+            <w:r>
+              <w:rPr>
+                <w:rFonts w:ascii="Times New Roman" w:hAnsi="Times New Roman" w:cs="Times New Roman"/>
+                <w:b/>
+                <w:color w:val="000000"/>
+                <w:sz w:val="19"/>
+              </w:rPr>
+              <w:t>student_id</w:t>
+            </w:r>
+            <w:proofErr w:type="spellEnd"/>
+          </w:p>
+        </w:tc>
+        <w:tc>
+          <w:tcPr>
+            <w:tcW w:w="2000" w:type="dxa"/>
+            <w:tcMar>
+              <w:top w:w="80" w:type="dxa"/>
+              <w:left w:w="120" w:type="dxa"/>
+              <w:bottom w:w="80" w:type="dxa"/>
+              <w:right w:w="120" w:type="dxa"/>
+            </w:tcMar>
+          </w:tcPr>
+          <w:p>
+            <w:pPr>
+              <w:spacing w:after="0" w:line="259" w:lineRule="auto"/>
+              <w:ind w:left="-180"/>
+              <w:jc w:val="center"/>
+              <w:rPr>
+                <w:rFonts w:ascii="Times New Roman" w:hAnsi="Times New Roman" w:cs="Times New Roman"/>
+              </w:rPr>
+            </w:pPr>
+            <w:r>
+              <w:rPr>
+                <w:rFonts w:ascii="Times New Roman" w:hAnsi="Times New Roman" w:cs="Times New Roman"/>
+                <w:color w:val="000000"/>
+                <w:sz w:val="19"/>
+              </w:rPr>
+              <w:t>INT</w:t>
+            </w:r>
+          </w:p>
+        </w:tc>
+        <w:tc>
+          <w:tcPr>
+            <w:tcW w:w="4360" w:type="dxa"/>
+            <w:tcMar>
+              <w:top w:w="80" w:type="dxa"/>
+              <w:left w:w="120" w:type="dxa"/>
+              <w:bottom w:w="80" w:type="dxa"/>
+              <w:right w:w="120" w:type="dxa"/>
+            </w:tcMar>
+          </w:tcPr>
+          <w:p>
+            <w:pPr>
+              <w:spacing w:after="0" w:line="259" w:lineRule="auto"/>
+              <w:ind w:left="-180"/>
+              <w:jc w:val="center"/>
+              <w:rPr>
+                <w:rFonts w:ascii="Times New Roman" w:hAnsi="Times New Roman" w:cs="Times New Roman"/>
+              </w:rPr>
+            </w:pPr>
+            <w:r>
+              <w:rPr>
+                <w:rFonts w:ascii="Times New Roman" w:hAnsi="Times New Roman" w:cs="Times New Roman"/>
+                <w:color w:val="000000"/>
+                <w:sz w:val="19"/>
+              </w:rPr>
+              <w:t xml:space="preserve">PK, FK -&gt; </w:t>
+            </w:r>
+            <w:proofErr w:type="spellStart"/>
+            <w:r>
+              <w:rPr>
+                <w:rFonts w:ascii="Times New Roman" w:hAnsi="Times New Roman" w:cs="Times New Roman"/>
+                <w:color w:val="000000"/>
+                <w:sz w:val="19"/>
+              </w:rPr>
+              <w:t>User.user_id</w:t>
+            </w:r>
+            <w:proofErr w:type="spellEnd"/>
+          </w:p>
+        </w:tc>
+      </w:tr>
+      <w:tr>
+        <w:trPr>
+          <w:jc w:val="center"/>
+        </w:trPr>
+        <w:tc>
+          <w:tcPr>
+            <w:tcW w:w="3000" w:type="dxa"/>
+            <w:tcMar>
+              <w:top w:w="80" w:type="dxa"/>
+              <w:left w:w="120" w:type="dxa"/>
+              <w:bottom w:w="80" w:type="dxa"/>
+              <w:right w:w="120" w:type="dxa"/>
+            </w:tcMar>
+          </w:tcPr>
+          <w:p>
+            <w:pPr>
+              <w:spacing w:after="0" w:line="259" w:lineRule="auto"/>
+              <w:ind w:left="-180"/>
+              <w:jc w:val="center"/>
+              <w:rPr>
+                <w:rFonts w:ascii="Times New Roman" w:hAnsi="Times New Roman" w:cs="Times New Roman"/>
+              </w:rPr>
+            </w:pPr>
+            <w:proofErr w:type="spellStart"/>
+            <w:r>
+              <w:rPr>
+                <w:rFonts w:ascii="Times New Roman" w:hAnsi="Times New Roman" w:cs="Times New Roman"/>
+                <w:b/>
+                <w:color w:val="000000"/>
+                <w:sz w:val="19"/>
+              </w:rPr>
+              <w:t>university_number</w:t>
+            </w:r>
+            <w:proofErr w:type="spellEnd"/>
+          </w:p>
+        </w:tc>
+        <w:tc>
+          <w:tcPr>
+            <w:tcW w:w="2000" w:type="dxa"/>
+            <w:tcMar>
+              <w:top w:w="80" w:type="dxa"/>
+              <w:left w:w="120" w:type="dxa"/>
+              <w:bottom w:w="80" w:type="dxa"/>
+              <w:right w:w="120" w:type="dxa"/>
+            </w:tcMar>
+          </w:tcPr>
+          <w:p>
+            <w:pPr>
+              <w:spacing w:after="0" w:line="259" w:lineRule="auto"/>
+              <w:ind w:left="-180"/>
+              <w:jc w:val="center"/>
+              <w:rPr>
+                <w:rFonts w:ascii="Times New Roman" w:hAnsi="Times New Roman" w:cs="Times New Roman"/>
+              </w:rPr>
+            </w:pPr>
+            <w:r>
+              <w:rPr>
+                <w:rFonts w:ascii="Times New Roman" w:hAnsi="Times New Roman" w:cs="Times New Roman"/>
+                <w:color w:val="000000"/>
+                <w:sz w:val="19"/>
+              </w:rPr>
+              <w:t>VARCHAR(20)</w:t>
+            </w:r>
+          </w:p>
+        </w:tc>
+        <w:tc>
+          <w:tcPr>
+            <w:tcW w:w="4360" w:type="dxa"/>
+            <w:tcMar>
+              <w:top w:w="80" w:type="dxa"/>
+              <w:left w:w="120" w:type="dxa"/>
+              <w:bottom w:w="80" w:type="dxa"/>
+              <w:right w:w="120" w:type="dxa"/>
+            </w:tcMar>
+          </w:tcPr>
+          <w:p>
+            <w:pPr>
+              <w:spacing w:after="0" w:line="259" w:lineRule="auto"/>
+              <w:ind w:left="-180"/>
+              <w:jc w:val="center"/>
+              <w:rPr>
+                <w:rFonts w:ascii="Times New Roman" w:hAnsi="Times New Roman" w:cs="Times New Roman"/>
+              </w:rPr>
+            </w:pPr>
+            <w:r>
+              <w:rPr>
+                <w:rFonts w:ascii="Times New Roman" w:hAnsi="Times New Roman" w:cs="Times New Roman"/>
+                <w:color w:val="000000"/>
+                <w:sz w:val="19"/>
+              </w:rPr>
+              <w:t>UNIQUE, NOT NULL</w:t>
+            </w:r>
+          </w:p>
+        </w:tc>
+      </w:tr>
+      <w:tr>
+        <w:trPr>
+          <w:jc w:val="center"/>
+        </w:trPr>
+        <w:tc>
+          <w:tcPr>
+            <w:tcW w:w="3000" w:type="dxa"/>
+            <w:tcMar>
+              <w:top w:w="80" w:type="dxa"/>
+              <w:left w:w="120" w:type="dxa"/>
+              <w:bottom w:w="80" w:type="dxa"/>
+              <w:right w:w="120" w:type="dxa"/>
+            </w:tcMar>
+          </w:tcPr>
+          <w:p>
+            <w:pPr>
+              <w:spacing w:after="0" w:line="259" w:lineRule="auto"/>
+              <w:ind w:left="-180"/>
+              <w:jc w:val="center"/>
+              <w:rPr>
+                <w:rFonts w:ascii="Times New Roman" w:hAnsi="Times New Roman" w:cs="Times New Roman"/>
+              </w:rPr>
+            </w:pPr>
+            <w:r>
+              <w:rPr>
+                <w:rFonts w:ascii="Times New Roman" w:hAnsi="Times New Roman" w:cs="Times New Roman"/>
+                <w:b/>
+                <w:color w:val="000000"/>
+                <w:sz w:val="19"/>
+              </w:rPr>
+              <w:t>major</w:t>
+            </w:r>
+          </w:p>
+        </w:tc>
+        <w:tc>
+          <w:tcPr>
+            <w:tcW w:w="2000" w:type="dxa"/>
+            <w:tcMar>
+              <w:top w:w="80" w:type="dxa"/>
+              <w:left w:w="120" w:type="dxa"/>
+              <w:bottom w:w="80" w:type="dxa"/>
+              <w:right w:w="120" w:type="dxa"/>
+            </w:tcMar>
+          </w:tcPr>
+          <w:p>
+            <w:pPr>
+              <w:spacing w:after="0" w:line="259" w:lineRule="auto"/>
+              <w:ind w:left="-180"/>
+              <w:jc w:val="center"/>
+              <w:rPr>
+                <w:rFonts w:ascii="Times New Roman" w:hAnsi="Times New Roman" w:cs="Times New Roman"/>
+              </w:rPr>
+            </w:pPr>
+            <w:r>
+              <w:rPr>
+                <w:rFonts w:ascii="Times New Roman" w:hAnsi="Times New Roman" w:cs="Times New Roman"/>
+                <w:color w:val="000000"/>
+                <w:sz w:val="19"/>
+              </w:rPr>
+              <w:t>VARCHAR(100)</w:t>
+            </w:r>
+          </w:p>
+        </w:tc>
+        <w:tc>
+          <w:tcPr>
+            <w:tcW w:w="4360" w:type="dxa"/>
+            <w:tcMar>
+              <w:top w:w="80" w:type="dxa"/>
+              <w:left w:w="120" w:type="dxa"/>
+              <w:bottom w:w="80" w:type="dxa"/>
+              <w:right w:w="120" w:type="dxa"/>
+            </w:tcMar>
+          </w:tcPr>
+          <w:p>
+            <w:pPr>
+              <w:spacing w:after="0" w:line="259" w:lineRule="auto"/>
+              <w:ind w:left="-180"/>
+              <w:jc w:val="center"/>
+              <w:rPr>
+                <w:rFonts w:ascii="Times New Roman" w:hAnsi="Times New Roman" w:cs="Times New Roman"/>
+              </w:rPr>
+            </w:pPr>
+            <w:r>
+              <w:rPr>
+                <w:rFonts w:ascii="Times New Roman" w:hAnsi="Times New Roman" w:cs="Times New Roman"/>
+                <w:color w:val="000000"/>
+                <w:sz w:val="19"/>
+              </w:rPr>
+              <w:t>NOT NULL</w:t>
+            </w:r>
+          </w:p>
+        </w:tc>
+      </w:tr>
+      <w:tr>
+        <w:trPr>
+          <w:jc w:val="center"/>
+        </w:trPr>
+        <w:tc>
+          <w:tcPr>
+            <w:tcW w:w="3000" w:type="dxa"/>
+            <w:tcMar>
+              <w:top w:w="80" w:type="dxa"/>
+              <w:left w:w="120" w:type="dxa"/>
+              <w:bottom w:w="80" w:type="dxa"/>
+              <w:right w:w="120" w:type="dxa"/>
+            </w:tcMar>
+          </w:tcPr>
+          <w:p>
+            <w:pPr>
+              <w:spacing w:after="0" w:line="259" w:lineRule="auto"/>
+              <w:ind w:left="-180"/>
+              <w:jc w:val="center"/>
+              <w:rPr>
+                <w:rFonts w:ascii="Times New Roman" w:hAnsi="Times New Roman" w:cs="Times New Roman"/>
+              </w:rPr>
+            </w:pPr>
+            <w:proofErr w:type="spellStart"/>
+            <w:r>
+              <w:rPr>
+                <w:rFonts w:ascii="Times New Roman" w:hAnsi="Times New Roman" w:cs="Times New Roman"/>
+                <w:b/>
+                <w:color w:val="000000"/>
+                <w:sz w:val="19"/>
+              </w:rPr>
+              <w:t>admission_year</w:t>
+            </w:r>
+            <w:proofErr w:type="spellEnd"/>
+          </w:p>
+        </w:tc>
+        <w:tc>
+          <w:tcPr>
+            <w:tcW w:w="2000" w:type="dxa"/>
+            <w:tcMar>
+              <w:top w:w="80" w:type="dxa"/>
+              <w:left w:w="120" w:type="dxa"/>
+              <w:bottom w:w="80" w:type="dxa"/>
+              <w:right w:w="120" w:type="dxa"/>
+            </w:tcMar>
+          </w:tcPr>
+          <w:p>
+            <w:pPr>
+              <w:spacing w:after="0" w:line="259" w:lineRule="auto"/>
+              <w:ind w:left="-180"/>
+              <w:jc w:val="center"/>
+              <w:rPr>
+                <w:rFonts w:ascii="Times New Roman" w:hAnsi="Times New Roman" w:cs="Times New Roman"/>
+              </w:rPr>
+            </w:pPr>
+            <w:r>
+              <w:rPr>
+                <w:rFonts w:ascii="Times New Roman" w:hAnsi="Times New Roman" w:cs="Times New Roman"/>
+                <w:color w:val="000000"/>
+                <w:sz w:val="19"/>
+              </w:rPr>
+              <w:t>SMALLINT</w:t>
+            </w:r>
+          </w:p>
+        </w:tc>
+        <w:tc>
+          <w:tcPr>
+            <w:tcW w:w="4360" w:type="dxa"/>
+            <w:tcMar>
+              <w:top w:w="80" w:type="dxa"/>
+              <w:left w:w="120" w:type="dxa"/>
+              <w:bottom w:w="80" w:type="dxa"/>
+              <w:right w:w="120" w:type="dxa"/>
+            </w:tcMar>
+          </w:tcPr>
+          <w:p>
+            <w:pPr>
+              <w:spacing w:after="0" w:line="259" w:lineRule="auto"/>
+              <w:ind w:left="-180"/>
+              <w:jc w:val="center"/>
+              <w:rPr>
+                <w:rFonts w:ascii="Times New Roman" w:hAnsi="Times New Roman" w:cs="Times New Roman"/>
+              </w:rPr>
+            </w:pPr>
+            <w:r>
+              <w:rPr>
+                <w:rFonts w:ascii="Times New Roman" w:hAnsi="Times New Roman" w:cs="Times New Roman"/>
+                <w:color w:val="000000"/>
+                <w:sz w:val="19"/>
+              </w:rPr>
+              <w:t>NOT NULL</w:t>
+            </w:r>
+          </w:p>
+        </w:tc>
+      </w:tr>
+      <w:tr>
+        <w:trPr>
+          <w:jc w:val="center"/>
+        </w:trPr>
+        <w:tc>
+          <w:tcPr>
+            <w:tcW w:w="3000" w:type="dxa"/>
+            <w:tcMar>
+              <w:top w:w="80" w:type="dxa"/>
+              <w:left w:w="120" w:type="dxa"/>
+              <w:bottom w:w="80" w:type="dxa"/>
+              <w:right w:w="120" w:type="dxa"/>
+            </w:tcMar>
+          </w:tcPr>
+          <w:p>
+            <w:pPr>
+              <w:spacing w:after="0" w:line="259" w:lineRule="auto"/>
+              <w:ind w:left="-180"/>
+              <w:jc w:val="center"/>
+              <w:rPr>
+                <w:rFonts w:ascii="Times New Roman" w:hAnsi="Times New Roman" w:cs="Times New Roman"/>
+              </w:rPr>
+            </w:pPr>
+            <w:proofErr w:type="spellStart"/>
+            <w:r>
+              <w:rPr>
+                <w:rFonts w:ascii="Times New Roman" w:hAnsi="Times New Roman" w:cs="Times New Roman"/>
+                <w:b/>
+                <w:color w:val="000000"/>
+                <w:sz w:val="19"/>
+              </w:rPr>
+              <w:t>expected_graduation_date</w:t>
+            </w:r>
+            <w:proofErr w:type="spellEnd"/>
+          </w:p>
+        </w:tc>
+        <w:tc>
+          <w:tcPr>
+            <w:tcW w:w="2000" w:type="dxa"/>
+            <w:tcMar>
+              <w:top w:w="80" w:type="dxa"/>
+              <w:left w:w="120" w:type="dxa"/>
+              <w:bottom w:w="80" w:type="dxa"/>
+              <w:right w:w="120" w:type="dxa"/>
+            </w:tcMar>
+          </w:tcPr>
+          <w:p>
+            <w:pPr>
+              <w:spacing w:after="0" w:line="259" w:lineRule="auto"/>
+              <w:ind w:left="-180"/>
+              <w:jc w:val="center"/>
+              <w:rPr>
+                <w:rFonts w:ascii="Times New Roman" w:hAnsi="Times New Roman" w:cs="Times New Roman"/>
+              </w:rPr>
+            </w:pPr>
+            <w:r>
+              <w:rPr>
+                <w:rFonts w:ascii="Times New Roman" w:hAnsi="Times New Roman" w:cs="Times New Roman"/>
+                <w:color w:val="000000"/>
+                <w:sz w:val="19"/>
+              </w:rPr>
+              <w:t>DATE</w:t>
+            </w:r>
+          </w:p>
+        </w:tc>
+        <w:tc>
+          <w:tcPr>
+            <w:tcW w:w="4360" w:type="dxa"/>
+            <w:tcMar>
+              <w:top w:w="80" w:type="dxa"/>
+              <w:left w:w="120" w:type="dxa"/>
+              <w:bottom w:w="80" w:type="dxa"/>
+              <w:right w:w="120" w:type="dxa"/>
+            </w:tcMar>
+          </w:tcPr>
+          <w:p>
+            <w:pPr>
+              <w:spacing w:after="0" w:line="259" w:lineRule="auto"/>
+              <w:ind w:left="-180"/>
+              <w:jc w:val="center"/>
+              <w:rPr>
+                <w:rFonts w:ascii="Times New Roman" w:hAnsi="Times New Roman" w:cs="Times New Roman"/>
+              </w:rPr>
+            </w:pPr>
+            <w:r>
+              <w:rPr>
+                <w:rFonts w:ascii="Times New Roman" w:hAnsi="Times New Roman" w:cs="Times New Roman"/>
+                <w:color w:val="000000"/>
+                <w:sz w:val="19"/>
+              </w:rPr>
+              <w:t>NULL allowed</w:t>
+            </w:r>
+          </w:p>
+        </w:tc>
+      </w:tr>
+      <w:tr>
+        <w:trPr>
+          <w:jc w:val="center"/>
+        </w:trPr>
+        <w:tc>
+          <w:tcPr>
+            <w:tcW w:w="3000" w:type="dxa"/>
+            <w:tcMar>
+              <w:top w:w="80" w:type="dxa"/>
+              <w:left w:w="120" w:type="dxa"/>
+              <w:bottom w:w="80" w:type="dxa"/>
+              <w:right w:w="120" w:type="dxa"/>
+            </w:tcMar>
+          </w:tcPr>
+          <w:p>
+            <w:pPr>
+              <w:spacing w:after="0" w:line="259" w:lineRule="auto"/>
+              <w:ind w:left="-180"/>
+              <w:jc w:val="center"/>
+              <w:rPr>
+                <w:rFonts w:ascii="Times New Roman" w:hAnsi="Times New Roman" w:cs="Times New Roman"/>
+              </w:rPr>
+            </w:pPr>
+            <w:proofErr w:type="spellStart"/>
+            <w:r>
+              <w:rPr>
+                <w:rFonts w:ascii="Times New Roman" w:hAnsi="Times New Roman" w:cs="Times New Roman"/>
+                <w:b/>
+                <w:color w:val="000000"/>
+                <w:sz w:val="19"/>
+              </w:rPr>
+              <w:t>campus_id</w:t>
+            </w:r>
+            <w:proofErr w:type="spellEnd"/>
+          </w:p>
+        </w:tc>
+        <w:tc>
+          <w:tcPr>
+            <w:tcW w:w="2000" w:type="dxa"/>
+            <w:tcMar>
+              <w:top w:w="80" w:type="dxa"/>
+              <w:left w:w="120" w:type="dxa"/>
+              <w:bottom w:w="80" w:type="dxa"/>
+              <w:right w:w="120" w:type="dxa"/>
+            </w:tcMar>
+          </w:tcPr>
+          <w:p>
+            <w:pPr>
+              <w:spacing w:after="0" w:line="259" w:lineRule="auto"/>
+              <w:ind w:left="-180"/>
+              <w:jc w:val="center"/>
+              <w:rPr>
+                <w:rFonts w:ascii="Times New Roman" w:hAnsi="Times New Roman" w:cs="Times New Roman"/>
+              </w:rPr>
+            </w:pPr>
+            <w:r>
+              <w:rPr>
+                <w:rFonts w:ascii="Times New Roman" w:hAnsi="Times New Roman" w:cs="Times New Roman"/>
+                <w:color w:val="000000"/>
+                <w:sz w:val="19"/>
+              </w:rPr>
+              <w:t>INT</w:t>
+            </w:r>
+          </w:p>
+        </w:tc>
+        <w:tc>
+          <w:tcPr>
+            <w:tcW w:w="4360" w:type="dxa"/>
+            <w:tcMar>
+              <w:top w:w="80" w:type="dxa"/>
+              <w:left w:w="120" w:type="dxa"/>
+              <w:bottom w:w="80" w:type="dxa"/>
+              <w:right w:w="120" w:type="dxa"/>
+            </w:tcMar>
+          </w:tcPr>
+          <w:p>
+            <w:pPr>
+              <w:spacing w:after="0" w:line="259" w:lineRule="auto"/>
+              <w:ind w:left="-180"/>
+              <w:jc w:val="center"/>
+              <w:rPr>
+                <w:rFonts w:ascii="Times New Roman" w:hAnsi="Times New Roman" w:cs="Times New Roman"/>
+              </w:rPr>
+            </w:pPr>
+            <w:r>
+              <w:rPr>
+                <w:rFonts w:ascii="Times New Roman" w:hAnsi="Times New Roman" w:cs="Times New Roman"/>
+                <w:color w:val="000000"/>
+                <w:sz w:val="19"/>
+              </w:rPr>
+              <w:t xml:space="preserve">FK -&gt; </w:t>
+            </w:r>
+            <w:proofErr w:type="spellStart"/>
+            <w:r>
+              <w:rPr>
+                <w:rFonts w:ascii="Times New Roman" w:hAnsi="Times New Roman" w:cs="Times New Roman"/>
+                <w:color w:val="000000"/>
+                <w:sz w:val="19"/>
+              </w:rPr>
+              <w:t>Campus.campus_id</w:t>
+            </w:r>
+            <w:proofErr w:type="spellEnd"/>
+          </w:p>
+        </w:tc>
+      </w:tr>
+    </w:tbl>
+    <w:p>
+      <w:pPr>
+        <w:spacing w:after="40"/>
+        <w:ind w:left="-180"/>
+        <w:jc w:val="center"/>
+        <w:rPr>
+          <w:rFonts w:ascii="Times New Roman" w:hAnsi="Times New Roman" w:cs="Times New Roman"/>
+        </w:rPr>
+      </w:pPr>
+    </w:p>
+    <w:p>
+      <w:pPr>
+        <w:pStyle w:val="Heading2"/>
+        <w:ind w:left="-180"/>
+        <w:jc w:val="center"/>
+        <w:rPr>
+          <w:rFonts w:ascii="Times New Roman" w:hAnsi="Times New Roman" w:cs="Times New Roman"/>
+        </w:rPr>
+      </w:pPr>
+      <w:r>
+        <w:rPr>
+          <w:rFonts w:ascii="Times New Roman" w:hAnsi="Times New Roman" w:cs="Times New Roman"/>
+        </w:rPr>
+        <w:t>4. Organizer</w:t>
+      </w:r>
+    </w:p>
+    <w:tbl>
+      <w:tblPr>
+        <w:tblStyle w:val="TableGrid"/>
+        <w:tblW w:w="9360" w:type="dxa"/>
+        <w:jc w:val="center"/>
+        <w:tblLayout w:type="fixed"/>
+        <w:tblLook w:val="04A0" w:firstRow="1" w:lastRow="0" w:firstColumn="1" w:lastColumn="0" w:noHBand="0" w:noVBand="1"/>
+      </w:tblPr>
+      <w:tblGrid>
+        <w:gridCol w:w="3000"/>
+        <w:gridCol w:w="2000"/>
+        <w:gridCol w:w="4360"/>
+      </w:tblGrid>
+      <w:tr>
+        <w:trPr>
+          <w:cnfStyle w:val="100000000000" w:firstRow="1" w:lastRow="0" w:firstColumn="0" w:lastColumn="0" w:oddVBand="0" w:evenVBand="0" w:oddHBand="0" w:evenHBand="0" w:firstRowFirstColumn="0" w:firstRowLastColumn="0" w:lastRowFirstColumn="0" w:lastRowLastColumn="0"/>
+          <w:tblHeader/>
+          <w:jc w:val="center"/>
+        </w:trPr>
+        <w:tc>
+          <w:tcPr>
+            <w:tcW w:w="3000" w:type="dxa"/>
+            <w:shd w:val="clear" w:color="auto" w:fill="E8EEF5"/>
+            <w:tcMar>
+              <w:top w:w="80" w:type="dxa"/>
+              <w:left w:w="120" w:type="dxa"/>
+              <w:bottom w:w="80" w:type="dxa"/>
+              <w:right w:w="120" w:type="dxa"/>
+            </w:tcMar>
+          </w:tcPr>
+          <w:p>
+            <w:pPr>
+              <w:spacing w:after="0"/>
+              <w:ind w:left="-180"/>
+              <w:rPr>
+                <w:rFonts w:ascii="Times New Roman" w:hAnsi="Times New Roman" w:cs="Times New Roman"/>
+              </w:rPr>
+            </w:pPr>
+            <w:r>
+              <w:rPr>
+                <w:rFonts w:ascii="Times New Roman" w:hAnsi="Times New Roman" w:cs="Times New Roman"/>
+                <w:color w:val="1F4D78"/>
+                <w:sz w:val="20"/>
+              </w:rPr>
+              <w:t>Field</w:t>
+            </w:r>
+          </w:p>
+        </w:tc>
+        <w:tc>
+          <w:tcPr>
+            <w:tcW w:w="2000" w:type="dxa"/>
+            <w:shd w:val="clear" w:color="auto" w:fill="E8EEF5"/>
+            <w:tcMar>
+              <w:top w:w="80" w:type="dxa"/>
+              <w:left w:w="120" w:type="dxa"/>
+              <w:bottom w:w="80" w:type="dxa"/>
+              <w:right w:w="120" w:type="dxa"/>
+            </w:tcMar>
+          </w:tcPr>
+          <w:p>
+            <w:pPr>
+              <w:spacing w:after="0"/>
+              <w:ind w:left="-180"/>
+              <w:rPr>
+                <w:rFonts w:ascii="Times New Roman" w:hAnsi="Times New Roman" w:cs="Times New Roman"/>
+              </w:rPr>
+            </w:pPr>
+            <w:r>
+              <w:rPr>
+                <w:rFonts w:ascii="Times New Roman" w:hAnsi="Times New Roman" w:cs="Times New Roman"/>
+                <w:color w:val="1F4D78"/>
+                <w:sz w:val="20"/>
+              </w:rPr>
+              <w:t>Data type</w:t>
+            </w:r>
+          </w:p>
+        </w:tc>
+        <w:tc>
+          <w:tcPr>
+            <w:tcW w:w="4360" w:type="dxa"/>
+            <w:shd w:val="clear" w:color="auto" w:fill="E8EEF5"/>
+            <w:tcMar>
+              <w:top w:w="80" w:type="dxa"/>
+              <w:left w:w="120" w:type="dxa"/>
+              <w:bottom w:w="80" w:type="dxa"/>
+              <w:right w:w="120" w:type="dxa"/>
+            </w:tcMar>
+          </w:tcPr>
+          <w:p>
+            <w:pPr>
+              <w:spacing w:after="0"/>
+              <w:ind w:left="-180"/>
+              <w:rPr>
+                <w:rFonts w:ascii="Times New Roman" w:hAnsi="Times New Roman" w:cs="Times New Roman"/>
+              </w:rPr>
+            </w:pPr>
+            <w:r>
+              <w:rPr>
+                <w:rFonts w:ascii="Times New Roman" w:hAnsi="Times New Roman" w:cs="Times New Roman"/>
+                <w:color w:val="1F4D78"/>
+                <w:sz w:val="20"/>
+              </w:rPr>
+              <w:t>Key / constraint</w:t>
+            </w:r>
+          </w:p>
+        </w:tc>
+      </w:tr>
+      <w:tr>
+        <w:trPr>
+          <w:jc w:val="center"/>
+        </w:trPr>
+        <w:tc>
+          <w:tcPr>
+            <w:tcW w:w="3000" w:type="dxa"/>
+            <w:tcMar>
+              <w:top w:w="80" w:type="dxa"/>
+              <w:left w:w="120" w:type="dxa"/>
+              <w:bottom w:w="80" w:type="dxa"/>
+              <w:right w:w="120" w:type="dxa"/>
+            </w:tcMar>
+          </w:tcPr>
+          <w:p>
+            <w:pPr>
+              <w:spacing w:after="0" w:line="259" w:lineRule="auto"/>
+              <w:ind w:left="-180"/>
+              <w:jc w:val="center"/>
+              <w:rPr>
+                <w:rFonts w:ascii="Times New Roman" w:hAnsi="Times New Roman" w:cs="Times New Roman"/>
+              </w:rPr>
+            </w:pPr>
+            <w:proofErr w:type="spellStart"/>
+            <w:r>
+              <w:rPr>
+                <w:rFonts w:ascii="Times New Roman" w:hAnsi="Times New Roman" w:cs="Times New Roman"/>
+                <w:b/>
+                <w:color w:val="000000"/>
+                <w:sz w:val="19"/>
+              </w:rPr>
+              <w:t>organizer_id</w:t>
+            </w:r>
+            <w:proofErr w:type="spellEnd"/>
+          </w:p>
+        </w:tc>
+        <w:tc>
+          <w:tcPr>
+            <w:tcW w:w="2000" w:type="dxa"/>
+            <w:tcMar>
+              <w:top w:w="80" w:type="dxa"/>
+              <w:left w:w="120" w:type="dxa"/>
+              <w:bottom w:w="80" w:type="dxa"/>
+              <w:right w:w="120" w:type="dxa"/>
+            </w:tcMar>
+          </w:tcPr>
+          <w:p>
+            <w:pPr>
+              <w:spacing w:after="0" w:line="259" w:lineRule="auto"/>
+              <w:ind w:left="-180"/>
+              <w:jc w:val="center"/>
+              <w:rPr>
+                <w:rFonts w:ascii="Times New Roman" w:hAnsi="Times New Roman" w:cs="Times New Roman"/>
+              </w:rPr>
+            </w:pPr>
+            <w:r>
+              <w:rPr>
+                <w:rFonts w:ascii="Times New Roman" w:hAnsi="Times New Roman" w:cs="Times New Roman"/>
+                <w:color w:val="000000"/>
+                <w:sz w:val="19"/>
+              </w:rPr>
+              <w:t>INT</w:t>
+            </w:r>
+          </w:p>
+        </w:tc>
+        <w:tc>
+          <w:tcPr>
+            <w:tcW w:w="4360" w:type="dxa"/>
+            <w:tcMar>
+              <w:top w:w="80" w:type="dxa"/>
+              <w:left w:w="120" w:type="dxa"/>
+              <w:bottom w:w="80" w:type="dxa"/>
+              <w:right w:w="120" w:type="dxa"/>
+            </w:tcMar>
+          </w:tcPr>
+          <w:p>
+            <w:pPr>
+              <w:spacing w:after="0" w:line="259" w:lineRule="auto"/>
+              <w:ind w:left="-180"/>
+              <w:jc w:val="center"/>
+              <w:rPr>
+                <w:rFonts w:ascii="Times New Roman" w:hAnsi="Times New Roman" w:cs="Times New Roman"/>
+              </w:rPr>
+            </w:pPr>
+            <w:r>
+              <w:rPr>
+                <w:rFonts w:ascii="Times New Roman" w:hAnsi="Times New Roman" w:cs="Times New Roman"/>
+                <w:color w:val="000000"/>
+                <w:sz w:val="19"/>
+              </w:rPr>
+              <w:t xml:space="preserve">PK, FK -&gt; </w:t>
+            </w:r>
+            <w:proofErr w:type="spellStart"/>
+            <w:r>
+              <w:rPr>
+                <w:rFonts w:ascii="Times New Roman" w:hAnsi="Times New Roman" w:cs="Times New Roman"/>
+                <w:color w:val="000000"/>
+                <w:sz w:val="19"/>
+              </w:rPr>
+              <w:t>User.user_id</w:t>
+            </w:r>
+            <w:proofErr w:type="spellEnd"/>
+          </w:p>
+        </w:tc>
+      </w:tr>
+      <w:tr>
+        <w:trPr>
+          <w:jc w:val="center"/>
+        </w:trPr>
+        <w:tc>
+          <w:tcPr>
+            <w:tcW w:w="3000" w:type="dxa"/>
+            <w:tcMar>
+              <w:top w:w="80" w:type="dxa"/>
+              <w:left w:w="120" w:type="dxa"/>
+              <w:bottom w:w="80" w:type="dxa"/>
+              <w:right w:w="120" w:type="dxa"/>
+            </w:tcMar>
+          </w:tcPr>
+          <w:p>
+            <w:pPr>
+              <w:spacing w:after="0" w:line="259" w:lineRule="auto"/>
+              <w:ind w:left="-180"/>
+              <w:jc w:val="center"/>
+              <w:rPr>
+                <w:rFonts w:ascii="Times New Roman" w:hAnsi="Times New Roman" w:cs="Times New Roman"/>
+              </w:rPr>
+            </w:pPr>
+            <w:proofErr w:type="spellStart"/>
+            <w:r>
+              <w:rPr>
+                <w:rFonts w:ascii="Times New Roman" w:hAnsi="Times New Roman" w:cs="Times New Roman"/>
+                <w:b/>
+                <w:color w:val="000000"/>
+                <w:sz w:val="19"/>
+              </w:rPr>
+              <w:t>department_name</w:t>
+            </w:r>
+            <w:proofErr w:type="spellEnd"/>
+          </w:p>
+        </w:tc>
+        <w:tc>
+          <w:tcPr>
+            <w:tcW w:w="2000" w:type="dxa"/>
+            <w:tcMar>
+              <w:top w:w="80" w:type="dxa"/>
+              <w:left w:w="120" w:type="dxa"/>
+              <w:bottom w:w="80" w:type="dxa"/>
+              <w:right w:w="120" w:type="dxa"/>
+            </w:tcMar>
+          </w:tcPr>
+          <w:p>
+            <w:pPr>
+              <w:spacing w:after="0" w:line="259" w:lineRule="auto"/>
+              <w:ind w:left="-180"/>
+              <w:jc w:val="center"/>
+              <w:rPr>
+                <w:rFonts w:ascii="Times New Roman" w:hAnsi="Times New Roman" w:cs="Times New Roman"/>
+              </w:rPr>
+            </w:pPr>
+            <w:r>
+              <w:rPr>
+                <w:rFonts w:ascii="Times New Roman" w:hAnsi="Times New Roman" w:cs="Times New Roman"/>
+                <w:color w:val="000000"/>
+                <w:sz w:val="19"/>
+              </w:rPr>
+              <w:t>VARCHAR(100)</w:t>
+            </w:r>
+          </w:p>
+        </w:tc>
+        <w:tc>
+          <w:tcPr>
+            <w:tcW w:w="4360" w:type="dxa"/>
+            <w:tcMar>
+              <w:top w:w="80" w:type="dxa"/>
+              <w:left w:w="120" w:type="dxa"/>
+              <w:bottom w:w="80" w:type="dxa"/>
+              <w:right w:w="120" w:type="dxa"/>
+            </w:tcMar>
+          </w:tcPr>
+          <w:p>
+            <w:pPr>
+              <w:spacing w:after="0" w:line="259" w:lineRule="auto"/>
+              <w:ind w:left="-180"/>
+              <w:jc w:val="center"/>
+              <w:rPr>
+                <w:rFonts w:ascii="Times New Roman" w:hAnsi="Times New Roman" w:cs="Times New Roman"/>
+              </w:rPr>
+            </w:pPr>
+            <w:r>
+              <w:rPr>
+                <w:rFonts w:ascii="Times New Roman" w:hAnsi="Times New Roman" w:cs="Times New Roman"/>
+                <w:color w:val="000000"/>
+                <w:sz w:val="19"/>
+              </w:rPr>
+              <w:t>NOT NULL</w:t>
+            </w:r>
+          </w:p>
+        </w:tc>
+      </w:tr>
+      <w:tr>
+        <w:trPr>
+          <w:jc w:val="center"/>
+        </w:trPr>
+        <w:tc>
+          <w:tcPr>
+            <w:tcW w:w="3000" w:type="dxa"/>
+            <w:tcMar>
+              <w:top w:w="80" w:type="dxa"/>
+              <w:left w:w="120" w:type="dxa"/>
+              <w:bottom w:w="80" w:type="dxa"/>
+              <w:right w:w="120" w:type="dxa"/>
+            </w:tcMar>
+          </w:tcPr>
+          <w:p>
+            <w:pPr>
+              <w:spacing w:after="0" w:line="259" w:lineRule="auto"/>
+              <w:ind w:left="-180"/>
+              <w:jc w:val="center"/>
+              <w:rPr>
+                <w:rFonts w:ascii="Times New Roman" w:hAnsi="Times New Roman" w:cs="Times New Roman"/>
+              </w:rPr>
+            </w:pPr>
+            <w:proofErr w:type="spellStart"/>
+            <w:r>
+              <w:rPr>
+                <w:rFonts w:ascii="Times New Roman" w:hAnsi="Times New Roman" w:cs="Times New Roman"/>
+                <w:b/>
+                <w:color w:val="000000"/>
+                <w:sz w:val="19"/>
+              </w:rPr>
+              <w:t>campus_id</w:t>
+            </w:r>
+            <w:proofErr w:type="spellEnd"/>
+          </w:p>
+        </w:tc>
+        <w:tc>
+          <w:tcPr>
+            <w:tcW w:w="2000" w:type="dxa"/>
+            <w:tcMar>
+              <w:top w:w="80" w:type="dxa"/>
+              <w:left w:w="120" w:type="dxa"/>
+              <w:bottom w:w="80" w:type="dxa"/>
+              <w:right w:w="120" w:type="dxa"/>
+            </w:tcMar>
+          </w:tcPr>
+          <w:p>
+            <w:pPr>
+              <w:spacing w:after="0" w:line="259" w:lineRule="auto"/>
+              <w:ind w:left="-180"/>
+              <w:jc w:val="center"/>
+              <w:rPr>
+                <w:rFonts w:ascii="Times New Roman" w:hAnsi="Times New Roman" w:cs="Times New Roman"/>
+              </w:rPr>
+            </w:pPr>
+            <w:r>
+              <w:rPr>
+                <w:rFonts w:ascii="Times New Roman" w:hAnsi="Times New Roman" w:cs="Times New Roman"/>
+                <w:color w:val="000000"/>
+                <w:sz w:val="19"/>
+              </w:rPr>
+              <w:t>INT</w:t>
+            </w:r>
+          </w:p>
+        </w:tc>
+        <w:tc>
+          <w:tcPr>
+            <w:tcW w:w="4360" w:type="dxa"/>
+            <w:tcMar>
+              <w:top w:w="80" w:type="dxa"/>
+              <w:left w:w="120" w:type="dxa"/>
+              <w:bottom w:w="80" w:type="dxa"/>
+              <w:right w:w="120" w:type="dxa"/>
+            </w:tcMar>
+          </w:tcPr>
+          <w:p>
+            <w:pPr>
+              <w:spacing w:after="0" w:line="259" w:lineRule="auto"/>
+              <w:ind w:left="-180"/>
+              <w:jc w:val="center"/>
+              <w:rPr>
+                <w:rFonts w:ascii="Times New Roman" w:hAnsi="Times New Roman" w:cs="Times New Roman"/>
+              </w:rPr>
+            </w:pPr>
+            <w:r>
+              <w:rPr>
+                <w:rFonts w:ascii="Times New Roman" w:hAnsi="Times New Roman" w:cs="Times New Roman"/>
+                <w:color w:val="000000"/>
+                <w:sz w:val="19"/>
+              </w:rPr>
+              <w:t xml:space="preserve">FK -&gt; </w:t>
+            </w:r>
+            <w:proofErr w:type="spellStart"/>
+            <w:r>
+              <w:rPr>
+                <w:rFonts w:ascii="Times New Roman" w:hAnsi="Times New Roman" w:cs="Times New Roman"/>
+                <w:color w:val="000000"/>
+                <w:sz w:val="19"/>
+              </w:rPr>
+              <w:t>Campus.campus_id</w:t>
+            </w:r>
+            <w:proofErr w:type="spellEnd"/>
+          </w:p>
+        </w:tc>
+      </w:tr>
+    </w:tbl>
+    <w:p>
+      <w:pPr>
+        <w:rPr>
+          <w:sz w:val="24"/>
+          <w:szCs w:val="24"/>
+        </w:rPr>
+      </w:pPr>
     </w:p>
     <w:p>
       <w:pPr>
@@ -6866,7 +9575,7 @@
 </file>
 
 <file path=word/endnotes.xml><?xml version="1.0" encoding="utf-8"?>
-<w:endnotes xmlns:wpc="http://schemas.microsoft.com/office/word/2010/wordprocessingCanvas" xmlns:cx="http://schemas.microsoft.com/office/drawing/2014/chartex" xmlns:cx1="http://schemas.microsoft.com/office/drawing/2015/9/8/chartex" xmlns:cx2="http://schemas.microsoft.com/office/drawing/2015/10/21/chartex" xmlns:cx3="http://schemas.microsoft.com/office/drawing/2016/5/9/chartex" xmlns:cx4="http://schemas.microsoft.com/office/drawing/2016/5/10/chartex" xmlns:cx5="http://schemas.microsoft.com/office/drawing/2016/5/11/chartex" xmlns:cx6="http://schemas.microsoft.com/office/drawing/2016/5/12/chartex" xmlns:cx7="http://schemas.microsoft.com/office/drawing/2016/5/13/chartex" xmlns:cx8="http://schemas.microsoft.com/office/drawing/2016/5/14/chartex" xmlns:mc="http://schemas.openxmlformats.org/markup-compatibility/2006" xmlns:aink="http://schemas.microsoft.com/office/drawing/2016/ink" xmlns:am3d="http://schemas.microsoft.com/office/drawing/2017/model3d" xmlns:o="urn:schemas-microsoft-com:office:office" xmlns:oel="http://schemas.microsoft.com/office/2019/extlst" xmlns:r="http://schemas.openxmlformats.org/officeDocument/2006/relationships" xmlns:m="http://schemas.openxmlformats.org/officeDocument/2006/math" xmlns:v="urn:schemas-microsoft-com:vml" xmlns:wp14="http://schemas.microsoft.com/office/word/2010/wordprocessingDrawing" xmlns:wp="http://schemas.openxmlformats.org/drawingml/2006/wordprocessingDrawing" xmlns:w10="urn:schemas-microsoft-com:office:word" xmlns:w="http://schemas.openxmlformats.org/wordprocessingml/2006/main" xmlns:w14="http://schemas.microsoft.com/office/word/2010/wordml" xmlns:w15="http://schemas.microsoft.com/office/word/2012/wordml" xmlns:w16cex="http://schemas.microsoft.com/office/word/2018/wordml/cex" xmlns:w16cid="http://schemas.microsoft.com/office/word/2016/wordml/cid" xmlns:w16="http://schemas.microsoft.com/office/word/2018/wordml" xmlns:w16du="http://schemas.microsoft.com/office/word/2023/wordml/word16du" xmlns:w16sdtdh="http://schemas.microsoft.com/office/word/2020/wordml/sdtdatahash" xmlns:w16sdtfl="http://schemas.microsoft.com/office/word/2024/wordml/sdtformatlock" xmlns:w16se="http://schemas.microsoft.com/office/word/2015/wordml/symex" xmlns:wpg="http://schemas.microsoft.com/office/word/2010/wordprocessingGroup" xmlns:wpi="http://schemas.microsoft.com/office/word/2010/wordprocessingInk" xmlns:wne="http://schemas.microsoft.com/office/word/2006/wordml" xmlns:wps="http://schemas.microsoft.com/office/word/2010/wordprocessingShape" mc:Ignorable="w14 w15 w16se w16cid w16 w16cex w16sdtdh w16sdtfl w16du wp14">
+<w:endnotes xmlns:wpc="http://schemas.microsoft.com/office/word/2010/wordprocessingCanvas" xmlns:cx="http://schemas.microsoft.com/office/drawing/2014/chartex" xmlns:mc="http://schemas.openxmlformats.org/markup-compatibility/2006" xmlns:o="urn:schemas-microsoft-com:office:office" xmlns:r="http://schemas.openxmlformats.org/officeDocument/2006/relationships" xmlns:m="http://schemas.openxmlformats.org/officeDocument/2006/math" xmlns:v="urn:schemas-microsoft-com:vml" xmlns:wp14="http://schemas.microsoft.com/office/word/2010/wordprocessingDrawing" xmlns:wp="http://schemas.openxmlformats.org/drawingml/2006/wordprocessingDrawing" xmlns:w10="urn:schemas-microsoft-com:office:word" xmlns:w="http://schemas.openxmlformats.org/wordprocessingml/2006/main" xmlns:w14="http://schemas.microsoft.com/office/word/2010/wordml" xmlns:w15="http://schemas.microsoft.com/office/word/2012/wordml" xmlns:w16se="http://schemas.microsoft.com/office/word/2015/wordml/symex" xmlns:wpg="http://schemas.microsoft.com/office/word/2010/wordprocessingGroup" xmlns:wpi="http://schemas.microsoft.com/office/word/2010/wordprocessingInk" xmlns:wne="http://schemas.microsoft.com/office/word/2006/wordml" xmlns:wps="http://schemas.microsoft.com/office/word/2010/wordprocessingShape" mc:Ignorable="w14 w15 w16se wp14">
   <w:endnote w:type="separator" w:id="-1">
     <w:p>
       <w:pPr>
@@ -6895,10 +9604,10 @@
 </file>
 
 <file path=word/footer1.xml><?xml version="1.0" encoding="utf-8"?>
-<w:ftr xmlns:wpc="http://schemas.microsoft.com/office/word/2010/wordprocessingCanvas" xmlns:cx="http://schemas.microsoft.com/office/drawing/2014/chartex" xmlns:cx1="http://schemas.microsoft.com/office/drawing/2015/9/8/chartex" xmlns:cx2="http://schemas.microsoft.com/office/drawing/2015/10/21/chartex" xmlns:cx3="http://schemas.microsoft.com/office/drawing/2016/5/9/chartex" xmlns:cx4="http://schemas.microsoft.com/office/drawing/2016/5/10/chartex" xmlns:cx5="http://schemas.microsoft.com/office/drawing/2016/5/11/chartex" xmlns:cx6="http://schemas.microsoft.com/office/drawing/2016/5/12/chartex" xmlns:cx7="http://schemas.microsoft.com/office/drawing/2016/5/13/chartex" xmlns:cx8="http://schemas.microsoft.com/office/drawing/2016/5/14/chartex" xmlns:mc="http://schemas.openxmlformats.org/markup-compatibility/2006" xmlns:aink="http://schemas.microsoft.com/office/drawing/2016/ink" xmlns:am3d="http://schemas.microsoft.com/office/drawing/2017/model3d" xmlns:o="urn:schemas-microsoft-com:office:office" xmlns:oel="http://schemas.microsoft.com/office/2019/extlst" xmlns:r="http://schemas.openxmlformats.org/officeDocument/2006/relationships" xmlns:m="http://schemas.openxmlformats.org/officeDocument/2006/math" xmlns:v="urn:schemas-microsoft-com:vml" xmlns:wp14="http://schemas.microsoft.com/office/word/2010/wordprocessingDrawing" xmlns:wp="http://schemas.openxmlformats.org/drawingml/2006/wordprocessingDrawing" xmlns:w10="urn:schemas-microsoft-com:office:word" xmlns:w="http://schemas.openxmlformats.org/wordprocessingml/2006/main" xmlns:w14="http://schemas.microsoft.com/office/word/2010/wordml" xmlns:w15="http://schemas.microsoft.com/office/word/2012/wordml" xmlns:w16cex="http://schemas.microsoft.com/office/word/2018/wordml/cex" xmlns:w16cid="http://schemas.microsoft.com/office/word/2016/wordml/cid" xmlns:w16="http://schemas.microsoft.com/office/word/2018/wordml" xmlns:w16du="http://schemas.microsoft.com/office/word/2023/wordml/word16du" xmlns:w16sdtdh="http://schemas.microsoft.com/office/word/2020/wordml/sdtdatahash" xmlns:w16sdtfl="http://schemas.microsoft.com/office/word/2024/wordml/sdtformatlock" xmlns:w16se="http://schemas.microsoft.com/office/word/2015/wordml/symex" xmlns:wpg="http://schemas.microsoft.com/office/word/2010/wordprocessingGroup" xmlns:wpi="http://schemas.microsoft.com/office/word/2010/wordprocessingInk" xmlns:wne="http://schemas.microsoft.com/office/word/2006/wordml" xmlns:wps="http://schemas.microsoft.com/office/word/2010/wordprocessingShape" mc:Ignorable="w14 w15 w16se w16cid w16 w16cex w16sdtdh w16sdtfl w16du wp14">
+<w:ftr xmlns:wpc="http://schemas.microsoft.com/office/word/2010/wordprocessingCanvas" xmlns:cx="http://schemas.microsoft.com/office/drawing/2014/chartex" xmlns:mc="http://schemas.openxmlformats.org/markup-compatibility/2006" xmlns:o="urn:schemas-microsoft-com:office:office" xmlns:r="http://schemas.openxmlformats.org/officeDocument/2006/relationships" xmlns:m="http://schemas.openxmlformats.org/officeDocument/2006/math" xmlns:v="urn:schemas-microsoft-com:vml" xmlns:wp14="http://schemas.microsoft.com/office/word/2010/wordprocessingDrawing" xmlns:wp="http://schemas.openxmlformats.org/drawingml/2006/wordprocessingDrawing" xmlns:w10="urn:schemas-microsoft-com:office:word" xmlns:w="http://schemas.openxmlformats.org/wordprocessingml/2006/main" xmlns:w14="http://schemas.microsoft.com/office/word/2010/wordml" xmlns:w15="http://schemas.microsoft.com/office/word/2012/wordml" xmlns:w16se="http://schemas.microsoft.com/office/word/2015/wordml/symex" xmlns:wpg="http://schemas.microsoft.com/office/word/2010/wordprocessingGroup" xmlns:wpi="http://schemas.microsoft.com/office/word/2010/wordprocessingInk" xmlns:wne="http://schemas.microsoft.com/office/word/2006/wordml" xmlns:wps="http://schemas.microsoft.com/office/word/2010/wordprocessingShape" mc:Ignorable="w14 w15 w16se wp14">
   <w:p>
     <w:pPr>
-      <w:pStyle w:val="a5"/>
+      <w:pStyle w:val="Footer"/>
     </w:pPr>
     <w:r>
       <w:rPr>
@@ -6922,7 +9631,7 @@
               <wp:docPr id="1869664002" name="Text Box 9" descr="Restricted - مقيد ">
                 <a:extLst xmlns:a="http://schemas.openxmlformats.org/drawingml/2006/main">
                   <a:ext uri="{5AE41FA2-C0FF-4470-9BD4-5FADCA87CBE2}">
-                    <aclsh:classification xmlns:aclsh="http://schemas.microsoft.com/office/drawing/2020/classificationShape" classificationOutcomeType="ftr"/>
+                    <aclsh:classification xmlns:aclsh="http://schemas.microsoft.com/office/drawing/2020/classificationShape" xmlns:w16sdtfl="http://schemas.microsoft.com/office/word/2024/wordml/sdtformatlock" xmlns:w16sdtdh="http://schemas.microsoft.com/office/word/2020/wordml/sdtdatahash" xmlns:w16du="http://schemas.microsoft.com/office/word/2023/wordml/word16du" xmlns:w16="http://schemas.microsoft.com/office/word/2018/wordml" xmlns:w16cid="http://schemas.microsoft.com/office/word/2016/wordml/cid" xmlns:w16cex="http://schemas.microsoft.com/office/word/2018/wordml/cex" xmlns:w="http://schemas.openxmlformats.org/wordprocessingml/2006/main" xmlns:w10="urn:schemas-microsoft-com:office:word" xmlns:v="urn:schemas-microsoft-com:vml" xmlns:oel="http://schemas.microsoft.com/office/2019/extlst" xmlns:o="urn:schemas-microsoft-com:office:office" xmlns:am3d="http://schemas.microsoft.com/office/drawing/2017/model3d" xmlns:aink="http://schemas.microsoft.com/office/drawing/2016/ink" xmlns:cx8="http://schemas.microsoft.com/office/drawing/2016/5/14/chartex" xmlns:cx7="http://schemas.microsoft.com/office/drawing/2016/5/13/chartex" xmlns:cx6="http://schemas.microsoft.com/office/drawing/2016/5/12/chartex" xmlns:cx5="http://schemas.microsoft.com/office/drawing/2016/5/11/chartex" xmlns:cx4="http://schemas.microsoft.com/office/drawing/2016/5/10/chartex" xmlns:cx3="http://schemas.microsoft.com/office/drawing/2016/5/9/chartex" xmlns:cx2="http://schemas.microsoft.com/office/drawing/2015/10/21/chartex" xmlns:cx1="http://schemas.microsoft.com/office/drawing/2015/9/8/chartex" xmlns="" classificationOutcomeType="ftr"/>
                   </a:ext>
                 </a:extLst>
               </wp:docPr>
@@ -7002,7 +9711,7 @@
               <v:stroke joinstyle="miter"/>
               <v:path gradientshapeok="t" o:connecttype="rect"/>
             </v:shapetype>
-            <v:shape id="Text Box 9" o:spid="_x0000_s1034" type="#_x0000_t202" alt="Restricted - مقيد " style="position:absolute;left:0;text-align:left;margin-left:0;margin-top:0;width:84.4pt;height:32.1pt;z-index:251663360;visibility:visible;mso-wrap-style:none;mso-wrap-distance-left:0;mso-wrap-distance-top:0;mso-wrap-distance-right:0;mso-wrap-distance-bottom:0;mso-position-horizontal:left;mso-position-horizontal-relative:page;mso-position-vertical:bottom;mso-position-vertical-relative:page;v-text-anchor:bottom" o:gfxdata="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" filled="f" stroked="f">
+            <v:shape id="Text Box 9" o:spid="_x0000_s1034" type="#_x0000_t202" alt="Restricted - مقيد " style="position:absolute;left:0;text-align:left;margin-left:0;margin-top:0;width:84.4pt;height:32.1pt;z-index:251663360;visibility:visible;mso-wrap-style:none;mso-wrap-distance-left:0;mso-wrap-distance-top:0;mso-wrap-distance-right:0;mso-wrap-distance-bottom:0;mso-position-horizontal:left;mso-position-horizontal-relative:page;mso-position-vertical:bottom;mso-position-vertical-relative:page;v-text-anchor:bottom" o:gfxdata="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" filled="f" stroked="f">
               <v:textbox style="mso-fit-shape-to-text:t" inset="20pt,0,0,15pt">
                 <w:txbxContent>
                   <w:p>
@@ -7053,10 +9762,10 @@
 </file>
 
 <file path=word/footer2.xml><?xml version="1.0" encoding="utf-8"?>
-<w:ftr xmlns:wpc="http://schemas.microsoft.com/office/word/2010/wordprocessingCanvas" xmlns:cx="http://schemas.microsoft.com/office/drawing/2014/chartex" xmlns:cx1="http://schemas.microsoft.com/office/drawing/2015/9/8/chartex" xmlns:cx2="http://schemas.microsoft.com/office/drawing/2015/10/21/chartex" xmlns:cx3="http://schemas.microsoft.com/office/drawing/2016/5/9/chartex" xmlns:cx4="http://schemas.microsoft.com/office/drawing/2016/5/10/chartex" xmlns:cx5="http://schemas.microsoft.com/office/drawing/2016/5/11/chartex" xmlns:cx6="http://schemas.microsoft.com/office/drawing/2016/5/12/chartex" xmlns:cx7="http://schemas.microsoft.com/office/drawing/2016/5/13/chartex" xmlns:cx8="http://schemas.microsoft.com/office/drawing/2016/5/14/chartex" xmlns:mc="http://schemas.openxmlformats.org/markup-compatibility/2006" xmlns:aink="http://schemas.microsoft.com/office/drawing/2016/ink" xmlns:am3d="http://schemas.microsoft.com/office/drawing/2017/model3d" xmlns:o="urn:schemas-microsoft-com:office:office" xmlns:oel="http://schemas.microsoft.com/office/2019/extlst" xmlns:r="http://schemas.openxmlformats.org/officeDocument/2006/relationships" xmlns:m="http://schemas.openxmlformats.org/officeDocument/2006/math" xmlns:v="urn:schemas-microsoft-com:vml" xmlns:wp14="http://schemas.microsoft.com/office/word/2010/wordprocessingDrawing" xmlns:wp="http://schemas.openxmlformats.org/drawingml/2006/wordprocessingDrawing" xmlns:w10="urn:schemas-microsoft-com:office:word" xmlns:w="http://schemas.openxmlformats.org/wordprocessingml/2006/main" xmlns:w14="http://schemas.microsoft.com/office/word/2010/wordml" xmlns:w15="http://schemas.microsoft.com/office/word/2012/wordml" xmlns:w16cex="http://schemas.microsoft.com/office/word/2018/wordml/cex" xmlns:w16cid="http://schemas.microsoft.com/office/word/2016/wordml/cid" xmlns:w16="http://schemas.microsoft.com/office/word/2018/wordml" xmlns:w16du="http://schemas.microsoft.com/office/word/2023/wordml/word16du" xmlns:w16sdtdh="http://schemas.microsoft.com/office/word/2020/wordml/sdtdatahash" xmlns:w16sdtfl="http://schemas.microsoft.com/office/word/2024/wordml/sdtformatlock" xmlns:w16se="http://schemas.microsoft.com/office/word/2015/wordml/symex" xmlns:wpg="http://schemas.microsoft.com/office/word/2010/wordprocessingGroup" xmlns:wpi="http://schemas.microsoft.com/office/word/2010/wordprocessingInk" xmlns:wne="http://schemas.microsoft.com/office/word/2006/wordml" xmlns:wps="http://schemas.microsoft.com/office/word/2010/wordprocessingShape" mc:Ignorable="w14 w15 w16se w16cid w16 w16cex w16sdtdh w16sdtfl w16du wp14">
+<w:ftr xmlns:wpc="http://schemas.microsoft.com/office/word/2010/wordprocessingCanvas" xmlns:cx="http://schemas.microsoft.com/office/drawing/2014/chartex" xmlns:mc="http://schemas.openxmlformats.org/markup-compatibility/2006" xmlns:o="urn:schemas-microsoft-com:office:office" xmlns:r="http://schemas.openxmlformats.org/officeDocument/2006/relationships" xmlns:m="http://schemas.openxmlformats.org/officeDocument/2006/math" xmlns:v="urn:schemas-microsoft-com:vml" xmlns:wp14="http://schemas.microsoft.com/office/word/2010/wordprocessingDrawing" xmlns:wp="http://schemas.openxmlformats.org/drawingml/2006/wordprocessingDrawing" xmlns:w10="urn:schemas-microsoft-com:office:word" xmlns:w="http://schemas.openxmlformats.org/wordprocessingml/2006/main" xmlns:w14="http://schemas.microsoft.com/office/word/2010/wordml" xmlns:w15="http://schemas.microsoft.com/office/word/2012/wordml" xmlns:w16se="http://schemas.microsoft.com/office/word/2015/wordml/symex" xmlns:wpg="http://schemas.microsoft.com/office/word/2010/wordprocessingGroup" xmlns:wpi="http://schemas.microsoft.com/office/word/2010/wordprocessingInk" xmlns:wne="http://schemas.microsoft.com/office/word/2006/wordml" xmlns:wps="http://schemas.microsoft.com/office/word/2010/wordprocessingShape" mc:Ignorable="w14 w15 w16se wp14">
   <w:p>
     <w:pPr>
-      <w:pStyle w:val="a5"/>
+      <w:pStyle w:val="Footer"/>
     </w:pPr>
     <w:r>
       <w:rPr>
@@ -7080,7 +9789,7 @@
               <wp:docPr id="166068931" name="Text Box 10" descr="Restricted - مقيد ">
                 <a:extLst xmlns:a="http://schemas.openxmlformats.org/drawingml/2006/main">
                   <a:ext uri="{5AE41FA2-C0FF-4470-9BD4-5FADCA87CBE2}">
-                    <aclsh:classification xmlns:aclsh="http://schemas.microsoft.com/office/drawing/2020/classificationShape" classificationOutcomeType="ftr"/>
+                    <aclsh:classification xmlns:aclsh="http://schemas.microsoft.com/office/drawing/2020/classificationShape" xmlns:w16sdtfl="http://schemas.microsoft.com/office/word/2024/wordml/sdtformatlock" xmlns:w16sdtdh="http://schemas.microsoft.com/office/word/2020/wordml/sdtdatahash" xmlns:w16du="http://schemas.microsoft.com/office/word/2023/wordml/word16du" xmlns:w16="http://schemas.microsoft.com/office/word/2018/wordml" xmlns:w16cid="http://schemas.microsoft.com/office/word/2016/wordml/cid" xmlns:w16cex="http://schemas.microsoft.com/office/word/2018/wordml/cex" xmlns:w="http://schemas.openxmlformats.org/wordprocessingml/2006/main" xmlns:w10="urn:schemas-microsoft-com:office:word" xmlns:v="urn:schemas-microsoft-com:vml" xmlns:oel="http://schemas.microsoft.com/office/2019/extlst" xmlns:o="urn:schemas-microsoft-com:office:office" xmlns:am3d="http://schemas.microsoft.com/office/drawing/2017/model3d" xmlns:aink="http://schemas.microsoft.com/office/drawing/2016/ink" xmlns:cx8="http://schemas.microsoft.com/office/drawing/2016/5/14/chartex" xmlns:cx7="http://schemas.microsoft.com/office/drawing/2016/5/13/chartex" xmlns:cx6="http://schemas.microsoft.com/office/drawing/2016/5/12/chartex" xmlns:cx5="http://schemas.microsoft.com/office/drawing/2016/5/11/chartex" xmlns:cx4="http://schemas.microsoft.com/office/drawing/2016/5/10/chartex" xmlns:cx3="http://schemas.microsoft.com/office/drawing/2016/5/9/chartex" xmlns:cx2="http://schemas.microsoft.com/office/drawing/2015/10/21/chartex" xmlns:cx1="http://schemas.microsoft.com/office/drawing/2015/9/8/chartex" xmlns="" classificationOutcomeType="ftr"/>
                   </a:ext>
                 </a:extLst>
               </wp:docPr>
@@ -7160,7 +9869,7 @@
               <v:stroke joinstyle="miter"/>
               <v:path gradientshapeok="t" o:connecttype="rect"/>
             </v:shapetype>
-            <v:shape id="Text Box 10" o:spid="_x0000_s1035" type="#_x0000_t202" alt="Restricted - مقيد " style="position:absolute;left:0;text-align:left;margin-left:0;margin-top:0;width:84.4pt;height:32.1pt;z-index:251664384;visibility:visible;mso-wrap-style:none;mso-wrap-distance-left:0;mso-wrap-distance-top:0;mso-wrap-distance-right:0;mso-wrap-distance-bottom:0;mso-position-horizontal:left;mso-position-horizontal-relative:page;mso-position-vertical:bottom;mso-position-vertical-relative:page;v-text-anchor:bottom" o:gfxdata="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" filled="f" stroked="f">
+            <v:shape id="Text Box 10" o:spid="_x0000_s1035" type="#_x0000_t202" alt="Restricted - مقيد " style="position:absolute;left:0;text-align:left;margin-left:0;margin-top:0;width:84.4pt;height:32.1pt;z-index:251664384;visibility:visible;mso-wrap-style:none;mso-wrap-distance-left:0;mso-wrap-distance-top:0;mso-wrap-distance-right:0;mso-wrap-distance-bottom:0;mso-position-horizontal:left;mso-position-horizontal-relative:page;mso-position-vertical:bottom;mso-position-vertical-relative:page;v-text-anchor:bottom" o:gfxdata="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" filled="f" stroked="f">
               <v:textbox style="mso-fit-shape-to-text:t" inset="20pt,0,0,15pt">
                 <w:txbxContent>
                   <w:p>
@@ -7211,10 +9920,10 @@
 </file>
 
 <file path=word/footer3.xml><?xml version="1.0" encoding="utf-8"?>
-<w:ftr xmlns:wpc="http://schemas.microsoft.com/office/word/2010/wordprocessingCanvas" xmlns:cx="http://schemas.microsoft.com/office/drawing/2014/chartex" xmlns:cx1="http://schemas.microsoft.com/office/drawing/2015/9/8/chartex" xmlns:cx2="http://schemas.microsoft.com/office/drawing/2015/10/21/chartex" xmlns:cx3="http://schemas.microsoft.com/office/drawing/2016/5/9/chartex" xmlns:cx4="http://schemas.microsoft.com/office/drawing/2016/5/10/chartex" xmlns:cx5="http://schemas.microsoft.com/office/drawing/2016/5/11/chartex" xmlns:cx6="http://schemas.microsoft.com/office/drawing/2016/5/12/chartex" xmlns:cx7="http://schemas.microsoft.com/office/drawing/2016/5/13/chartex" xmlns:cx8="http://schemas.microsoft.com/office/drawing/2016/5/14/chartex" xmlns:mc="http://schemas.openxmlformats.org/markup-compatibility/2006" xmlns:aink="http://schemas.microsoft.com/office/drawing/2016/ink" xmlns:am3d="http://schemas.microsoft.com/office/drawing/2017/model3d" xmlns:o="urn:schemas-microsoft-com:office:office" xmlns:oel="http://schemas.microsoft.com/office/2019/extlst" xmlns:r="http://schemas.openxmlformats.org/officeDocument/2006/relationships" xmlns:m="http://schemas.openxmlformats.org/officeDocument/2006/math" xmlns:v="urn:schemas-microsoft-com:vml" xmlns:wp14="http://schemas.microsoft.com/office/word/2010/wordprocessingDrawing" xmlns:wp="http://schemas.openxmlformats.org/drawingml/2006/wordprocessingDrawing" xmlns:w10="urn:schemas-microsoft-com:office:word" xmlns:w="http://schemas.openxmlformats.org/wordprocessingml/2006/main" xmlns:w14="http://schemas.microsoft.com/office/word/2010/wordml" xmlns:w15="http://schemas.microsoft.com/office/word/2012/wordml" xmlns:w16cex="http://schemas.microsoft.com/office/word/2018/wordml/cex" xmlns:w16cid="http://schemas.microsoft.com/office/word/2016/wordml/cid" xmlns:w16="http://schemas.microsoft.com/office/word/2018/wordml" xmlns:w16du="http://schemas.microsoft.com/office/word/2023/wordml/word16du" xmlns:w16sdtdh="http://schemas.microsoft.com/office/word/2020/wordml/sdtdatahash" xmlns:w16sdtfl="http://schemas.microsoft.com/office/word/2024/wordml/sdtformatlock" xmlns:w16se="http://schemas.microsoft.com/office/word/2015/wordml/symex" xmlns:wpg="http://schemas.microsoft.com/office/word/2010/wordprocessingGroup" xmlns:wpi="http://schemas.microsoft.com/office/word/2010/wordprocessingInk" xmlns:wne="http://schemas.microsoft.com/office/word/2006/wordml" xmlns:wps="http://schemas.microsoft.com/office/word/2010/wordprocessingShape" mc:Ignorable="w14 w15 w16se w16cid w16 w16cex w16sdtdh w16sdtfl w16du wp14">
+<w:ftr xmlns:wpc="http://schemas.microsoft.com/office/word/2010/wordprocessingCanvas" xmlns:cx="http://schemas.microsoft.com/office/drawing/2014/chartex" xmlns:mc="http://schemas.openxmlformats.org/markup-compatibility/2006" xmlns:o="urn:schemas-microsoft-com:office:office" xmlns:r="http://schemas.openxmlformats.org/officeDocument/2006/relationships" xmlns:m="http://schemas.openxmlformats.org/officeDocument/2006/math" xmlns:v="urn:schemas-microsoft-com:vml" xmlns:wp14="http://schemas.microsoft.com/office/word/2010/wordprocessingDrawing" xmlns:wp="http://schemas.openxmlformats.org/drawingml/2006/wordprocessingDrawing" xmlns:w10="urn:schemas-microsoft-com:office:word" xmlns:w="http://schemas.openxmlformats.org/wordprocessingml/2006/main" xmlns:w14="http://schemas.microsoft.com/office/word/2010/wordml" xmlns:w15="http://schemas.microsoft.com/office/word/2012/wordml" xmlns:w16se="http://schemas.microsoft.com/office/word/2015/wordml/symex" xmlns:wpg="http://schemas.microsoft.com/office/word/2010/wordprocessingGroup" xmlns:wpi="http://schemas.microsoft.com/office/word/2010/wordprocessingInk" xmlns:wne="http://schemas.microsoft.com/office/word/2006/wordml" xmlns:wps="http://schemas.microsoft.com/office/word/2010/wordprocessingShape" mc:Ignorable="w14 w15 w16se wp14">
   <w:p>
     <w:pPr>
-      <w:pStyle w:val="a5"/>
+      <w:pStyle w:val="Footer"/>
     </w:pPr>
     <w:r>
       <w:rPr>
@@ -7238,7 +9947,7 @@
               <wp:docPr id="1403242937" name="Text Box 8" descr="Restricted - مقيد ">
                 <a:extLst xmlns:a="http://schemas.openxmlformats.org/drawingml/2006/main">
                   <a:ext uri="{5AE41FA2-C0FF-4470-9BD4-5FADCA87CBE2}">
-                    <aclsh:classification xmlns:aclsh="http://schemas.microsoft.com/office/drawing/2020/classificationShape" classificationOutcomeType="ftr"/>
+                    <aclsh:classification xmlns:aclsh="http://schemas.microsoft.com/office/drawing/2020/classificationShape" xmlns:w16sdtfl="http://schemas.microsoft.com/office/word/2024/wordml/sdtformatlock" xmlns:w16sdtdh="http://schemas.microsoft.com/office/word/2020/wordml/sdtdatahash" xmlns:w16du="http://schemas.microsoft.com/office/word/2023/wordml/word16du" xmlns:w16="http://schemas.microsoft.com/office/word/2018/wordml" xmlns:w16cid="http://schemas.microsoft.com/office/word/2016/wordml/cid" xmlns:w16cex="http://schemas.microsoft.com/office/word/2018/wordml/cex" xmlns:w="http://schemas.openxmlformats.org/wordprocessingml/2006/main" xmlns:w10="urn:schemas-microsoft-com:office:word" xmlns:v="urn:schemas-microsoft-com:vml" xmlns:oel="http://schemas.microsoft.com/office/2019/extlst" xmlns:o="urn:schemas-microsoft-com:office:office" xmlns:am3d="http://schemas.microsoft.com/office/drawing/2017/model3d" xmlns:aink="http://schemas.microsoft.com/office/drawing/2016/ink" xmlns:cx8="http://schemas.microsoft.com/office/drawing/2016/5/14/chartex" xmlns:cx7="http://schemas.microsoft.com/office/drawing/2016/5/13/chartex" xmlns:cx6="http://schemas.microsoft.com/office/drawing/2016/5/12/chartex" xmlns:cx5="http://schemas.microsoft.com/office/drawing/2016/5/11/chartex" xmlns:cx4="http://schemas.microsoft.com/office/drawing/2016/5/10/chartex" xmlns:cx3="http://schemas.microsoft.com/office/drawing/2016/5/9/chartex" xmlns:cx2="http://schemas.microsoft.com/office/drawing/2015/10/21/chartex" xmlns:cx1="http://schemas.microsoft.com/office/drawing/2015/9/8/chartex" xmlns="" classificationOutcomeType="ftr"/>
                   </a:ext>
                 </a:extLst>
               </wp:docPr>
@@ -7318,7 +10027,7 @@
               <v:stroke joinstyle="miter"/>
               <v:path gradientshapeok="t" o:connecttype="rect"/>
             </v:shapetype>
-            <v:shape id="Text Box 8" o:spid="_x0000_s1036" type="#_x0000_t202" alt="Restricted - مقيد " style="position:absolute;left:0;text-align:left;margin-left:0;margin-top:0;width:84.4pt;height:32.1pt;z-index:251662336;visibility:visible;mso-wrap-style:none;mso-wrap-distance-left:0;mso-wrap-distance-top:0;mso-wrap-distance-right:0;mso-wrap-distance-bottom:0;mso-position-horizontal:left;mso-position-horizontal-relative:page;mso-position-vertical:bottom;mso-position-vertical-relative:page;v-text-anchor:bottom" o:gfxdata="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" filled="f" stroked="f">
+            <v:shape id="Text Box 8" o:spid="_x0000_s1036" type="#_x0000_t202" alt="Restricted - مقيد " style="position:absolute;left:0;text-align:left;margin-left:0;margin-top:0;width:84.4pt;height:32.1pt;z-index:251662336;visibility:visible;mso-wrap-style:none;mso-wrap-distance-left:0;mso-wrap-distance-top:0;mso-wrap-distance-right:0;mso-wrap-distance-bottom:0;mso-position-horizontal:left;mso-position-horizontal-relative:page;mso-position-vertical:bottom;mso-position-vertical-relative:page;v-text-anchor:bottom" o:gfxdata="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" filled="f" stroked="f">
               <v:textbox style="mso-fit-shape-to-text:t" inset="20pt,0,0,15pt">
                 <w:txbxContent>
                   <w:p>
@@ -7369,7 +10078,7 @@
 </file>
 
 <file path=word/footnotes.xml><?xml version="1.0" encoding="utf-8"?>
-<w:footnotes xmlns:wpc="http://schemas.microsoft.com/office/word/2010/wordprocessingCanvas" xmlns:cx="http://schemas.microsoft.com/office/drawing/2014/chartex" xmlns:cx1="http://schemas.microsoft.com/office/drawing/2015/9/8/chartex" xmlns:cx2="http://schemas.microsoft.com/office/drawing/2015/10/21/chartex" xmlns:cx3="http://schemas.microsoft.com/office/drawing/2016/5/9/chartex" xmlns:cx4="http://schemas.microsoft.com/office/drawing/2016/5/10/chartex" xmlns:cx5="http://schemas.microsoft.com/office/drawing/2016/5/11/chartex" xmlns:cx6="http://schemas.microsoft.com/office/drawing/2016/5/12/chartex" xmlns:cx7="http://schemas.microsoft.com/office/drawing/2016/5/13/chartex" xmlns:cx8="http://schemas.microsoft.com/office/drawing/2016/5/14/chartex" xmlns:mc="http://schemas.openxmlformats.org/markup-compatibility/2006" xmlns:aink="http://schemas.microsoft.com/office/drawing/2016/ink" xmlns:am3d="http://schemas.microsoft.com/office/drawing/2017/model3d" xmlns:o="urn:schemas-microsoft-com:office:office" xmlns:oel="http://schemas.microsoft.com/office/2019/extlst" xmlns:r="http://schemas.openxmlformats.org/officeDocument/2006/relationships" xmlns:m="http://schemas.openxmlformats.org/officeDocument/2006/math" xmlns:v="urn:schemas-microsoft-com:vml" xmlns:wp14="http://schemas.microsoft.com/office/word/2010/wordprocessingDrawing" xmlns:wp="http://schemas.openxmlformats.org/drawingml/2006/wordprocessingDrawing" xmlns:w10="urn:schemas-microsoft-com:office:word" xmlns:w="http://schemas.openxmlformats.org/wordprocessingml/2006/main" xmlns:w14="http://schemas.microsoft.com/office/word/2010/wordml" xmlns:w15="http://schemas.microsoft.com/office/word/2012/wordml" xmlns:w16cex="http://schemas.microsoft.com/office/word/2018/wordml/cex" xmlns:w16cid="http://schemas.microsoft.com/office/word/2016/wordml/cid" xmlns:w16="http://schemas.microsoft.com/office/word/2018/wordml" xmlns:w16du="http://schemas.microsoft.com/office/word/2023/wordml/word16du" xmlns:w16sdtdh="http://schemas.microsoft.com/office/word/2020/wordml/sdtdatahash" xmlns:w16sdtfl="http://schemas.microsoft.com/office/word/2024/wordml/sdtformatlock" xmlns:w16se="http://schemas.microsoft.com/office/word/2015/wordml/symex" xmlns:wpg="http://schemas.microsoft.com/office/word/2010/wordprocessingGroup" xmlns:wpi="http://schemas.microsoft.com/office/word/2010/wordprocessingInk" xmlns:wne="http://schemas.microsoft.com/office/word/2006/wordml" xmlns:wps="http://schemas.microsoft.com/office/word/2010/wordprocessingShape" mc:Ignorable="w14 w15 w16se w16cid w16 w16cex w16sdtdh w16sdtfl w16du wp14">
+<w:footnotes xmlns:wpc="http://schemas.microsoft.com/office/word/2010/wordprocessingCanvas" xmlns:cx="http://schemas.microsoft.com/office/drawing/2014/chartex" xmlns:mc="http://schemas.openxmlformats.org/markup-compatibility/2006" xmlns:o="urn:schemas-microsoft-com:office:office" xmlns:r="http://schemas.openxmlformats.org/officeDocument/2006/relationships" xmlns:m="http://schemas.openxmlformats.org/officeDocument/2006/math" xmlns:v="urn:schemas-microsoft-com:vml" xmlns:wp14="http://schemas.microsoft.com/office/word/2010/wordprocessingDrawing" xmlns:wp="http://schemas.openxmlformats.org/drawingml/2006/wordprocessingDrawing" xmlns:w10="urn:schemas-microsoft-com:office:word" xmlns:w="http://schemas.openxmlformats.org/wordprocessingml/2006/main" xmlns:w14="http://schemas.microsoft.com/office/word/2010/wordml" xmlns:w15="http://schemas.microsoft.com/office/word/2012/wordml" xmlns:w16se="http://schemas.microsoft.com/office/word/2015/wordml/symex" xmlns:wpg="http://schemas.microsoft.com/office/word/2010/wordprocessingGroup" xmlns:wpi="http://schemas.microsoft.com/office/word/2010/wordprocessingInk" xmlns:wne="http://schemas.microsoft.com/office/word/2006/wordml" xmlns:wps="http://schemas.microsoft.com/office/word/2010/wordprocessingShape" mc:Ignorable="w14 w15 w16se wp14">
   <w:footnote w:type="separator" w:id="-1">
     <w:p>
       <w:pPr>
@@ -7398,7 +10107,7 @@
 </file>
 
 <file path=word/header1.xml><?xml version="1.0" encoding="utf-8"?>
-<w:hdr xmlns:wpc="http://schemas.microsoft.com/office/word/2010/wordprocessingCanvas" xmlns:cx="http://schemas.microsoft.com/office/drawing/2014/chartex" xmlns:cx1="http://schemas.microsoft.com/office/drawing/2015/9/8/chartex" xmlns:cx2="http://schemas.microsoft.com/office/drawing/2015/10/21/chartex" xmlns:cx3="http://schemas.microsoft.com/office/drawing/2016/5/9/chartex" xmlns:cx4="http://schemas.microsoft.com/office/drawing/2016/5/10/chartex" xmlns:cx5="http://schemas.microsoft.com/office/drawing/2016/5/11/chartex" xmlns:cx6="http://schemas.microsoft.com/office/drawing/2016/5/12/chartex" xmlns:cx7="http://schemas.microsoft.com/office/drawing/2016/5/13/chartex" xmlns:cx8="http://schemas.microsoft.com/office/drawing/2016/5/14/chartex" xmlns:mc="http://schemas.openxmlformats.org/markup-compatibility/2006" xmlns:aink="http://schemas.microsoft.com/office/drawing/2016/ink" xmlns:am3d="http://schemas.microsoft.com/office/drawing/2017/model3d" xmlns:o="urn:schemas-microsoft-com:office:office" xmlns:oel="http://schemas.microsoft.com/office/2019/extlst" xmlns:r="http://schemas.openxmlformats.org/officeDocument/2006/relationships" xmlns:m="http://schemas.openxmlformats.org/officeDocument/2006/math" xmlns:v="urn:schemas-microsoft-com:vml" xmlns:wp14="http://schemas.microsoft.com/office/word/2010/wordprocessingDrawing" xmlns:wp="http://schemas.openxmlformats.org/drawingml/2006/wordprocessingDrawing" xmlns:w10="urn:schemas-microsoft-com:office:word" xmlns:w="http://schemas.openxmlformats.org/wordprocessingml/2006/main" xmlns:w14="http://schemas.microsoft.com/office/word/2010/wordml" xmlns:w15="http://schemas.microsoft.com/office/word/2012/wordml" xmlns:w16cex="http://schemas.microsoft.com/office/word/2018/wordml/cex" xmlns:w16cid="http://schemas.microsoft.com/office/word/2016/wordml/cid" xmlns:w16="http://schemas.microsoft.com/office/word/2018/wordml" xmlns:w16du="http://schemas.microsoft.com/office/word/2023/wordml/word16du" xmlns:w16sdtdh="http://schemas.microsoft.com/office/word/2020/wordml/sdtdatahash" xmlns:w16sdtfl="http://schemas.microsoft.com/office/word/2024/wordml/sdtformatlock" xmlns:w16se="http://schemas.microsoft.com/office/word/2015/wordml/symex" xmlns:wpg="http://schemas.microsoft.com/office/word/2010/wordprocessingGroup" xmlns:wpi="http://schemas.microsoft.com/office/word/2010/wordprocessingInk" xmlns:wne="http://schemas.microsoft.com/office/word/2006/wordml" xmlns:wps="http://schemas.microsoft.com/office/word/2010/wordprocessingShape" mc:Ignorable="w14 w15 w16se w16cid w16 w16cex w16sdtdh w16sdtfl w16du wp14">
+<w:hdr xmlns:wpc="http://schemas.microsoft.com/office/word/2010/wordprocessingCanvas" xmlns:cx="http://schemas.microsoft.com/office/drawing/2014/chartex" xmlns:mc="http://schemas.openxmlformats.org/markup-compatibility/2006" xmlns:o="urn:schemas-microsoft-com:office:office" xmlns:r="http://schemas.openxmlformats.org/officeDocument/2006/relationships" xmlns:m="http://schemas.openxmlformats.org/officeDocument/2006/math" xmlns:v="urn:schemas-microsoft-com:vml" xmlns:wp14="http://schemas.microsoft.com/office/word/2010/wordprocessingDrawing" xmlns:wp="http://schemas.openxmlformats.org/drawingml/2006/wordprocessingDrawing" xmlns:w10="urn:schemas-microsoft-com:office:word" xmlns:w="http://schemas.openxmlformats.org/wordprocessingml/2006/main" xmlns:w14="http://schemas.microsoft.com/office/word/2010/wordml" xmlns:w15="http://schemas.microsoft.com/office/word/2012/wordml" xmlns:w16se="http://schemas.microsoft.com/office/word/2015/wordml/symex" xmlns:wpg="http://schemas.microsoft.com/office/word/2010/wordprocessingGroup" xmlns:wpi="http://schemas.microsoft.com/office/word/2010/wordprocessingInk" xmlns:wne="http://schemas.microsoft.com/office/word/2006/wordml" xmlns:wps="http://schemas.microsoft.com/office/word/2010/wordprocessingShape" mc:Ignorable="w14 w15 w16se wp14">
   <w:tbl>
     <w:tblPr>
       <w:tblW w:w="6410" w:type="pct"/>
@@ -7462,7 +10171,7 @@
         </w:tcPr>
         <w:p>
           <w:pPr>
-            <w:pStyle w:val="a7"/>
+            <w:pStyle w:val="Header"/>
           </w:pPr>
         </w:p>
       </w:tc>
@@ -7472,7 +10181,7 @@
         </w:tcPr>
         <w:p>
           <w:pPr>
-            <w:pStyle w:val="a7"/>
+            <w:pStyle w:val="Header"/>
           </w:pPr>
         </w:p>
       </w:tc>
@@ -7483,7 +10192,7 @@
         </w:tcPr>
         <w:p>
           <w:pPr>
-            <w:pStyle w:val="a7"/>
+            <w:pStyle w:val="Header"/>
           </w:pPr>
         </w:p>
       </w:tc>
@@ -7491,14 +10200,14 @@
   </w:tbl>
   <w:p>
     <w:pPr>
-      <w:pStyle w:val="a7"/>
+      <w:pStyle w:val="Header"/>
     </w:pPr>
   </w:p>
 </w:hdr>
 </file>
 
 <file path=word/header2.xml><?xml version="1.0" encoding="utf-8"?>
-<w:hdr xmlns:wpc="http://schemas.microsoft.com/office/word/2010/wordprocessingCanvas" xmlns:cx="http://schemas.microsoft.com/office/drawing/2014/chartex" xmlns:cx1="http://schemas.microsoft.com/office/drawing/2015/9/8/chartex" xmlns:cx2="http://schemas.microsoft.com/office/drawing/2015/10/21/chartex" xmlns:cx3="http://schemas.microsoft.com/office/drawing/2016/5/9/chartex" xmlns:cx4="http://schemas.microsoft.com/office/drawing/2016/5/10/chartex" xmlns:cx5="http://schemas.microsoft.com/office/drawing/2016/5/11/chartex" xmlns:cx6="http://schemas.microsoft.com/office/drawing/2016/5/12/chartex" xmlns:cx7="http://schemas.microsoft.com/office/drawing/2016/5/13/chartex" xmlns:cx8="http://schemas.microsoft.com/office/drawing/2016/5/14/chartex" xmlns:mc="http://schemas.openxmlformats.org/markup-compatibility/2006" xmlns:aink="http://schemas.microsoft.com/office/drawing/2016/ink" xmlns:am3d="http://schemas.microsoft.com/office/drawing/2017/model3d" xmlns:o="urn:schemas-microsoft-com:office:office" xmlns:oel="http://schemas.microsoft.com/office/2019/extlst" xmlns:r="http://schemas.openxmlformats.org/officeDocument/2006/relationships" xmlns:m="http://schemas.openxmlformats.org/officeDocument/2006/math" xmlns:v="urn:schemas-microsoft-com:vml" xmlns:wp14="http://schemas.microsoft.com/office/word/2010/wordprocessingDrawing" xmlns:wp="http://schemas.openxmlformats.org/drawingml/2006/wordprocessingDrawing" xmlns:w10="urn:schemas-microsoft-com:office:word" xmlns:w="http://schemas.openxmlformats.org/wordprocessingml/2006/main" xmlns:w14="http://schemas.microsoft.com/office/word/2010/wordml" xmlns:w15="http://schemas.microsoft.com/office/word/2012/wordml" xmlns:w16cex="http://schemas.microsoft.com/office/word/2018/wordml/cex" xmlns:w16cid="http://schemas.microsoft.com/office/word/2016/wordml/cid" xmlns:w16="http://schemas.microsoft.com/office/word/2018/wordml" xmlns:w16du="http://schemas.microsoft.com/office/word/2023/wordml/word16du" xmlns:w16sdtdh="http://schemas.microsoft.com/office/word/2020/wordml/sdtdatahash" xmlns:w16sdtfl="http://schemas.microsoft.com/office/word/2024/wordml/sdtformatlock" xmlns:w16se="http://schemas.microsoft.com/office/word/2015/wordml/symex" xmlns:wpg="http://schemas.microsoft.com/office/word/2010/wordprocessingGroup" xmlns:wpi="http://schemas.microsoft.com/office/word/2010/wordprocessingInk" xmlns:wne="http://schemas.microsoft.com/office/word/2006/wordml" xmlns:wps="http://schemas.microsoft.com/office/word/2010/wordprocessingShape" mc:Ignorable="w14 w15 w16se w16cid w16 w16cex w16sdtdh w16sdtfl w16du wp14">
+<w:hdr xmlns:wpc="http://schemas.microsoft.com/office/word/2010/wordprocessingCanvas" xmlns:cx="http://schemas.microsoft.com/office/drawing/2014/chartex" xmlns:mc="http://schemas.openxmlformats.org/markup-compatibility/2006" xmlns:o="urn:schemas-microsoft-com:office:office" xmlns:r="http://schemas.openxmlformats.org/officeDocument/2006/relationships" xmlns:m="http://schemas.openxmlformats.org/officeDocument/2006/math" xmlns:v="urn:schemas-microsoft-com:vml" xmlns:wp14="http://schemas.microsoft.com/office/word/2010/wordprocessingDrawing" xmlns:wp="http://schemas.openxmlformats.org/drawingml/2006/wordprocessingDrawing" xmlns:w10="urn:schemas-microsoft-com:office:word" xmlns:w="http://schemas.openxmlformats.org/wordprocessingml/2006/main" xmlns:w14="http://schemas.microsoft.com/office/word/2010/wordml" xmlns:w15="http://schemas.microsoft.com/office/word/2012/wordml" xmlns:w16se="http://schemas.microsoft.com/office/word/2015/wordml/symex" xmlns:wpg="http://schemas.microsoft.com/office/word/2010/wordprocessingGroup" xmlns:wpi="http://schemas.microsoft.com/office/word/2010/wordprocessingInk" xmlns:wne="http://schemas.microsoft.com/office/word/2006/wordml" xmlns:wps="http://schemas.microsoft.com/office/word/2010/wordprocessingShape" mc:Ignorable="w14 w15 w16se wp14">
   <w:p>
     <w:pPr>
       <w:ind w:left="-2340"/>
@@ -7668,7 +10377,7 @@
             </wp:anchor>
           </w:drawing>
         </mc:Choice>
-        <mc:Fallback>
+        <mc:Fallback xmlns:w16sdtfl="http://schemas.microsoft.com/office/word/2024/wordml/sdtformatlock" xmlns:w16sdtdh="http://schemas.microsoft.com/office/word/2020/wordml/sdtdatahash" xmlns:w16du="http://schemas.microsoft.com/office/word/2023/wordml/word16du" xmlns:w16="http://schemas.microsoft.com/office/word/2018/wordml" xmlns:w16cid="http://schemas.microsoft.com/office/word/2016/wordml/cid" xmlns:w16cex="http://schemas.microsoft.com/office/word/2018/wordml/cex" xmlns:oel="http://schemas.microsoft.com/office/2019/extlst" xmlns:am3d="http://schemas.microsoft.com/office/drawing/2017/model3d" xmlns:aink="http://schemas.microsoft.com/office/drawing/2016/ink" xmlns:cx8="http://schemas.microsoft.com/office/drawing/2016/5/14/chartex" xmlns:cx7="http://schemas.microsoft.com/office/drawing/2016/5/13/chartex" xmlns:cx6="http://schemas.microsoft.com/office/drawing/2016/5/12/chartex" xmlns:cx5="http://schemas.microsoft.com/office/drawing/2016/5/11/chartex" xmlns:cx4="http://schemas.microsoft.com/office/drawing/2016/5/10/chartex" xmlns:cx3="http://schemas.microsoft.com/office/drawing/2016/5/9/chartex" xmlns:cx2="http://schemas.microsoft.com/office/drawing/2015/10/21/chartex" xmlns:cx1="http://schemas.microsoft.com/office/drawing/2015/9/8/chartex">
           <w:pict>
             <v:line w14:anchorId="7169C831" id="Straight Connector 6" o:spid="_x0000_s1026" style="position:absolute;z-index:251660288;visibility:visible;mso-wrap-style:square;mso-width-percent:0;mso-height-percent:0;mso-wrap-distance-left:9pt;mso-wrap-distance-top:-3e-5mm;mso-wrap-distance-right:9pt;mso-wrap-distance-bottom:-3e-5mm;mso-position-horizontal:absolute;mso-position-horizontal-relative:text;mso-position-vertical:absolute;mso-position-vertical-relative:text;mso-width-percent:0;mso-height-percent:0;mso-width-relative:page;mso-height-relative:page" from="-68.95pt,-666.45pt" to="489.05pt,-666.45pt" o:gfxdata="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" strokecolor="#4f81bd" strokeweight="2pt">
               <v:shadow on="t" opacity="24903f" origin=",.5" offset="0,.55556mm"/>
@@ -7683,7 +10392,7 @@
 </file>
 
 <file path=word/header3.xml><?xml version="1.0" encoding="utf-8"?>
-<w:hdr xmlns:wpc="http://schemas.microsoft.com/office/word/2010/wordprocessingCanvas" xmlns:cx="http://schemas.microsoft.com/office/drawing/2014/chartex" xmlns:cx1="http://schemas.microsoft.com/office/drawing/2015/9/8/chartex" xmlns:cx2="http://schemas.microsoft.com/office/drawing/2015/10/21/chartex" xmlns:cx3="http://schemas.microsoft.com/office/drawing/2016/5/9/chartex" xmlns:cx4="http://schemas.microsoft.com/office/drawing/2016/5/10/chartex" xmlns:cx5="http://schemas.microsoft.com/office/drawing/2016/5/11/chartex" xmlns:cx6="http://schemas.microsoft.com/office/drawing/2016/5/12/chartex" xmlns:cx7="http://schemas.microsoft.com/office/drawing/2016/5/13/chartex" xmlns:cx8="http://schemas.microsoft.com/office/drawing/2016/5/14/chartex" xmlns:mc="http://schemas.openxmlformats.org/markup-compatibility/2006" xmlns:aink="http://schemas.microsoft.com/office/drawing/2016/ink" xmlns:am3d="http://schemas.microsoft.com/office/drawing/2017/model3d" xmlns:o="urn:schemas-microsoft-com:office:office" xmlns:oel="http://schemas.microsoft.com/office/2019/extlst" xmlns:r="http://schemas.openxmlformats.org/officeDocument/2006/relationships" xmlns:m="http://schemas.openxmlformats.org/officeDocument/2006/math" xmlns:v="urn:schemas-microsoft-com:vml" xmlns:wp14="http://schemas.microsoft.com/office/word/2010/wordprocessingDrawing" xmlns:wp="http://schemas.openxmlformats.org/drawingml/2006/wordprocessingDrawing" xmlns:w10="urn:schemas-microsoft-com:office:word" xmlns:w="http://schemas.openxmlformats.org/wordprocessingml/2006/main" xmlns:w14="http://schemas.microsoft.com/office/word/2010/wordml" xmlns:w15="http://schemas.microsoft.com/office/word/2012/wordml" xmlns:w16cex="http://schemas.microsoft.com/office/word/2018/wordml/cex" xmlns:w16cid="http://schemas.microsoft.com/office/word/2016/wordml/cid" xmlns:w16="http://schemas.microsoft.com/office/word/2018/wordml" xmlns:w16du="http://schemas.microsoft.com/office/word/2023/wordml/word16du" xmlns:w16sdtdh="http://schemas.microsoft.com/office/word/2020/wordml/sdtdatahash" xmlns:w16sdtfl="http://schemas.microsoft.com/office/word/2024/wordml/sdtformatlock" xmlns:w16se="http://schemas.microsoft.com/office/word/2015/wordml/symex" xmlns:wpg="http://schemas.microsoft.com/office/word/2010/wordprocessingGroup" xmlns:wpi="http://schemas.microsoft.com/office/word/2010/wordprocessingInk" xmlns:wne="http://schemas.microsoft.com/office/word/2006/wordml" xmlns:wps="http://schemas.microsoft.com/office/word/2010/wordprocessingShape" mc:Ignorable="w14 w15 w16se w16cid w16 w16cex w16sdtdh w16sdtfl w16du wp14">
+<w:hdr xmlns:wpc="http://schemas.microsoft.com/office/word/2010/wordprocessingCanvas" xmlns:cx="http://schemas.microsoft.com/office/drawing/2014/chartex" xmlns:mc="http://schemas.openxmlformats.org/markup-compatibility/2006" xmlns:o="urn:schemas-microsoft-com:office:office" xmlns:r="http://schemas.openxmlformats.org/officeDocument/2006/relationships" xmlns:m="http://schemas.openxmlformats.org/officeDocument/2006/math" xmlns:v="urn:schemas-microsoft-com:vml" xmlns:wp14="http://schemas.microsoft.com/office/word/2010/wordprocessingDrawing" xmlns:wp="http://schemas.openxmlformats.org/drawingml/2006/wordprocessingDrawing" xmlns:w10="urn:schemas-microsoft-com:office:word" xmlns:w="http://schemas.openxmlformats.org/wordprocessingml/2006/main" xmlns:w14="http://schemas.microsoft.com/office/word/2010/wordml" xmlns:w15="http://schemas.microsoft.com/office/word/2012/wordml" xmlns:w16se="http://schemas.microsoft.com/office/word/2015/wordml/symex" xmlns:wpg="http://schemas.microsoft.com/office/word/2010/wordprocessingGroup" xmlns:wpi="http://schemas.microsoft.com/office/word/2010/wordprocessingInk" xmlns:wne="http://schemas.microsoft.com/office/word/2006/wordml" xmlns:wps="http://schemas.microsoft.com/office/word/2010/wordprocessingShape" mc:Ignorable="w14 w15 w16se wp14">
   <w:tbl>
     <w:tblPr>
       <w:tblW w:w="6410" w:type="pct"/>
@@ -7728,7 +10437,7 @@
             <w:fldChar w:fldCharType="separate"/>
           </w:r>
           <w:r>
-            <w:t>14</w:t>
+            <w:t>16</w:t>
           </w:r>
           <w:r>
             <w:fldChar w:fldCharType="end"/>
@@ -7777,32 +10486,9 @@
           </w:r>
           <w:r>
             <w:rPr>
-              <w:rFonts w:hint="cs"/>
-              <w:b w:val="0"/>
-              <w:bCs w:val="0"/>
-              <w:noProof/>
-              <w:rtl/>
-            </w:rPr>
-            <w:instrText xml:space="preserve">خطأ! استخدم علامة التبويب "الصفحة الرئيسية" لتطبيق </w:instrText>
-          </w:r>
-          <w:r>
-            <w:rPr>
-              <w:rFonts w:hint="cs"/>
-              <w:b w:val="0"/>
-              <w:bCs w:val="0"/>
               <w:noProof/>
             </w:rPr>
-            <w:instrText>Heading 1</w:instrText>
-          </w:r>
-          <w:r>
-            <w:rPr>
-              <w:rFonts w:hint="cs"/>
-              <w:b w:val="0"/>
-              <w:bCs w:val="0"/>
-              <w:noProof/>
-              <w:rtl/>
-            </w:rPr>
-            <w:instrText xml:space="preserve"> على النص الذي ترغب في أن يظهر هنا.</w:instrText>
+            <w:instrText>Task 7</w:instrText>
           </w:r>
           <w:r>
             <w:rPr>
@@ -7833,32 +10519,9 @@
           </w:r>
           <w:r>
             <w:rPr>
-              <w:rFonts w:hint="cs"/>
-              <w:b w:val="0"/>
-              <w:bCs w:val="0"/>
-              <w:noProof/>
-              <w:rtl/>
-            </w:rPr>
-            <w:instrText xml:space="preserve">خطأ! استخدم علامة التبويب "الصفحة الرئيسية" لتطبيق </w:instrText>
-          </w:r>
-          <w:r>
-            <w:rPr>
-              <w:rFonts w:hint="cs"/>
-              <w:b w:val="0"/>
-              <w:bCs w:val="0"/>
               <w:noProof/>
             </w:rPr>
-            <w:instrText>Heading 1</w:instrText>
-          </w:r>
-          <w:r>
-            <w:rPr>
-              <w:rFonts w:hint="cs"/>
-              <w:b w:val="0"/>
-              <w:bCs w:val="0"/>
-              <w:noProof/>
-              <w:rtl/>
-            </w:rPr>
-            <w:instrText xml:space="preserve"> على النص الذي ترغب في أن يظهر هنا.</w:instrText>
+            <w:instrText>Task 7</w:instrText>
           </w:r>
           <w:r>
             <w:rPr>
@@ -7874,38 +10537,9 @@
           </w:r>
           <w:r>
             <w:rPr>
-              <w:rFonts w:hint="cs"/>
-              <w:b w:val="0"/>
-              <w:bCs w:val="0"/>
-              <w:noProof/>
-              <w:rtl/>
-            </w:rPr>
-            <w:t xml:space="preserve">خطأ! استخدم علامة التبويب "الصفحة الرئيسية" لتطبيق </w:t>
-          </w:r>
-          <w:r>
-            <w:rPr>
-              <w:rFonts w:hint="cs"/>
-              <w:b w:val="0"/>
-              <w:bCs w:val="0"/>
               <w:noProof/>
             </w:rPr>
-            <w:t>Heading 1</w:t>
-          </w:r>
-          <w:r>
-            <w:rPr>
-              <w:rFonts w:hint="cs"/>
-              <w:b w:val="0"/>
-              <w:bCs w:val="0"/>
-              <w:noProof/>
-              <w:rtl/>
-            </w:rPr>
-            <w:t xml:space="preserve"> على النص الذي ترغب في أن يظهر هنا.</w:t>
-          </w:r>
-          <w:r>
-            <w:rPr>
-              <w:noProof/>
-            </w:rPr>
-            <w:t xml:space="preserve"> </w:t>
+            <w:t xml:space="preserve">Task 7 </w:t>
           </w:r>
           <w:r>
             <w:fldChar w:fldCharType="end"/>
@@ -7963,7 +10597,7 @@
 </file>
 
 <file path=word/numbering.xml><?xml version="1.0" encoding="utf-8"?>
-<w:numbering xmlns:wpc="http://schemas.microsoft.com/office/word/2010/wordprocessingCanvas" xmlns:cx="http://schemas.microsoft.com/office/drawing/2014/chartex" xmlns:cx1="http://schemas.microsoft.com/office/drawing/2015/9/8/chartex" xmlns:cx2="http://schemas.microsoft.com/office/drawing/2015/10/21/chartex" xmlns:cx3="http://schemas.microsoft.com/office/drawing/2016/5/9/chartex" xmlns:cx4="http://schemas.microsoft.com/office/drawing/2016/5/10/chartex" xmlns:cx5="http://schemas.microsoft.com/office/drawing/2016/5/11/chartex" xmlns:cx6="http://schemas.microsoft.com/office/drawing/2016/5/12/chartex" xmlns:cx7="http://schemas.microsoft.com/office/drawing/2016/5/13/chartex" xmlns:cx8="http://schemas.microsoft.com/office/drawing/2016/5/14/chartex" xmlns:mc="http://schemas.openxmlformats.org/markup-compatibility/2006" xmlns:aink="http://schemas.microsoft.com/office/drawing/2016/ink" xmlns:am3d="http://schemas.microsoft.com/office/drawing/2017/model3d" xmlns:o="urn:schemas-microsoft-com:office:office" xmlns:oel="http://schemas.microsoft.com/office/2019/extlst" xmlns:r="http://schemas.openxmlformats.org/officeDocument/2006/relationships" xmlns:m="http://schemas.openxmlformats.org/officeDocument/2006/math" xmlns:v="urn:schemas-microsoft-com:vml" xmlns:wp14="http://schemas.microsoft.com/office/word/2010/wordprocessingDrawing" xmlns:wp="http://schemas.openxmlformats.org/drawingml/2006/wordprocessingDrawing" xmlns:w10="urn:schemas-microsoft-com:office:word" xmlns:w="http://schemas.openxmlformats.org/wordprocessingml/2006/main" xmlns:w14="http://schemas.microsoft.com/office/word/2010/wordml" xmlns:w15="http://schemas.microsoft.com/office/word/2012/wordml" xmlns:w16cex="http://schemas.microsoft.com/office/word/2018/wordml/cex" xmlns:w16cid="http://schemas.microsoft.com/office/word/2016/wordml/cid" xmlns:w16="http://schemas.microsoft.com/office/word/2018/wordml" xmlns:w16du="http://schemas.microsoft.com/office/word/2023/wordml/word16du" xmlns:w16sdtdh="http://schemas.microsoft.com/office/word/2020/wordml/sdtdatahash" xmlns:w16sdtfl="http://schemas.microsoft.com/office/word/2024/wordml/sdtformatlock" xmlns:w16se="http://schemas.microsoft.com/office/word/2015/wordml/symex" xmlns:wpg="http://schemas.microsoft.com/office/word/2010/wordprocessingGroup" xmlns:wpi="http://schemas.microsoft.com/office/word/2010/wordprocessingInk" xmlns:wne="http://schemas.microsoft.com/office/word/2006/wordml" xmlns:wps="http://schemas.microsoft.com/office/word/2010/wordprocessingShape" mc:Ignorable="w14 w15 w16se w16cid w16 w16cex w16sdtdh w16sdtfl w16du wp14">
+<w:numbering xmlns:wpc="http://schemas.microsoft.com/office/word/2010/wordprocessingCanvas" xmlns:cx="http://schemas.microsoft.com/office/drawing/2014/chartex" xmlns:mc="http://schemas.openxmlformats.org/markup-compatibility/2006" xmlns:o="urn:schemas-microsoft-com:office:office" xmlns:r="http://schemas.openxmlformats.org/officeDocument/2006/relationships" xmlns:m="http://schemas.openxmlformats.org/officeDocument/2006/math" xmlns:v="urn:schemas-microsoft-com:vml" xmlns:wp14="http://schemas.microsoft.com/office/word/2010/wordprocessingDrawing" xmlns:wp="http://schemas.openxmlformats.org/drawingml/2006/wordprocessingDrawing" xmlns:w10="urn:schemas-microsoft-com:office:word" xmlns:w="http://schemas.openxmlformats.org/wordprocessingml/2006/main" xmlns:w14="http://schemas.microsoft.com/office/word/2010/wordml" xmlns:w15="http://schemas.microsoft.com/office/word/2012/wordml" xmlns:w16se="http://schemas.microsoft.com/office/word/2015/wordml/symex" xmlns:wpg="http://schemas.microsoft.com/office/word/2010/wordprocessingGroup" xmlns:wpi="http://schemas.microsoft.com/office/word/2010/wordprocessingInk" xmlns:wne="http://schemas.microsoft.com/office/word/2006/wordml" xmlns:wps="http://schemas.microsoft.com/office/word/2010/wordprocessingShape" mc:Ignorable="w14 w15 w16se wp14">
   <w:abstractNum w:abstractNumId="0" w15:restartNumberingAfterBreak="0">
     <w:nsid w:val="FFFFFF89"/>
     <w:multiLevelType w:val="singleLevel"/>
@@ -7971,7 +10605,7 @@
     <w:lvl w:ilvl="0">
       <w:start w:val="1"/>
       <w:numFmt w:val="bullet"/>
-      <w:pStyle w:val="a"/>
+      <w:pStyle w:val="ListBullet"/>
       <w:lvlText w:val="•"/>
       <w:lvlJc w:val="left"/>
       <w:pPr>
@@ -8695,7 +11329,7 @@
     <w:lvl w:ilvl="0">
       <w:start w:val="1"/>
       <w:numFmt w:val="decimal"/>
-      <w:pStyle w:val="a0"/>
+      <w:pStyle w:val="ListNumber"/>
       <w:lvlText w:val="%1."/>
       <w:lvlJc w:val="left"/>
       <w:pPr>
@@ -8709,7 +11343,7 @@
     <w:lvl w:ilvl="1">
       <w:start w:val="1"/>
       <w:numFmt w:val="decimal"/>
-      <w:pStyle w:val="2"/>
+      <w:pStyle w:val="ListNumber2"/>
       <w:suff w:val="space"/>
       <w:lvlText w:val="%1.%2"/>
       <w:lvlJc w:val="left"/>
@@ -8724,7 +11358,7 @@
     <w:lvl w:ilvl="2">
       <w:start w:val="1"/>
       <w:numFmt w:val="lowerLetter"/>
-      <w:pStyle w:val="3"/>
+      <w:pStyle w:val="ListNumber3"/>
       <w:lvlText w:val="%3."/>
       <w:lvlJc w:val="left"/>
       <w:pPr>
@@ -8738,7 +11372,7 @@
     <w:lvl w:ilvl="3">
       <w:start w:val="1"/>
       <w:numFmt w:val="lowerRoman"/>
-      <w:pStyle w:val="4"/>
+      <w:pStyle w:val="ListNumber4"/>
       <w:lvlText w:val="%4."/>
       <w:lvlJc w:val="left"/>
       <w:pPr>
@@ -8752,7 +11386,7 @@
     <w:lvl w:ilvl="4">
       <w:start w:val="1"/>
       <w:numFmt w:val="lowerLetter"/>
-      <w:pStyle w:val="5"/>
+      <w:pStyle w:val="ListNumber5"/>
       <w:lvlText w:val="(%5)"/>
       <w:lvlJc w:val="left"/>
       <w:pPr>
@@ -10301,82 +12935,82 @@
       </w:rPr>
     </w:lvl>
   </w:abstractNum>
-  <w:num w:numId="1" w16cid:durableId="933125756">
+  <w:num w:numId="1">
     <w:abstractNumId w:val="0"/>
   </w:num>
-  <w:num w:numId="2" w16cid:durableId="1161775645">
+  <w:num w:numId="2">
     <w:abstractNumId w:val="0"/>
     <w:lvlOverride w:ilvl="0">
       <w:startOverride w:val="1"/>
     </w:lvlOverride>
   </w:num>
-  <w:num w:numId="3" w16cid:durableId="1860922465">
+  <w:num w:numId="3">
     <w:abstractNumId w:val="7"/>
   </w:num>
-  <w:num w:numId="4" w16cid:durableId="2094088372">
+  <w:num w:numId="4">
     <w:abstractNumId w:val="0"/>
     <w:lvlOverride w:ilvl="0">
       <w:startOverride w:val="1"/>
     </w:lvlOverride>
   </w:num>
-  <w:num w:numId="5" w16cid:durableId="1610968135">
+  <w:num w:numId="5">
     <w:abstractNumId w:val="0"/>
     <w:lvlOverride w:ilvl="0">
       <w:startOverride w:val="1"/>
     </w:lvlOverride>
   </w:num>
-  <w:num w:numId="6" w16cid:durableId="1581139389">
+  <w:num w:numId="6">
     <w:abstractNumId w:val="11"/>
   </w:num>
-  <w:num w:numId="7" w16cid:durableId="2146964461">
+  <w:num w:numId="7">
     <w:abstractNumId w:val="12"/>
   </w:num>
-  <w:num w:numId="8" w16cid:durableId="480315952">
+  <w:num w:numId="8">
     <w:abstractNumId w:val="8"/>
   </w:num>
-  <w:num w:numId="9" w16cid:durableId="2081514385">
+  <w:num w:numId="9">
     <w:abstractNumId w:val="6"/>
   </w:num>
-  <w:num w:numId="10" w16cid:durableId="2064062538">
+  <w:num w:numId="10">
     <w:abstractNumId w:val="10"/>
   </w:num>
-  <w:num w:numId="11" w16cid:durableId="1415279006">
+  <w:num w:numId="11">
     <w:abstractNumId w:val="4"/>
   </w:num>
-  <w:num w:numId="12" w16cid:durableId="1977026135">
+  <w:num w:numId="12">
     <w:abstractNumId w:val="1"/>
   </w:num>
-  <w:num w:numId="13" w16cid:durableId="2116561242">
+  <w:num w:numId="13">
     <w:abstractNumId w:val="16"/>
   </w:num>
-  <w:num w:numId="14" w16cid:durableId="1966499328">
+  <w:num w:numId="14">
     <w:abstractNumId w:val="5"/>
   </w:num>
-  <w:num w:numId="15" w16cid:durableId="1377316299">
+  <w:num w:numId="15">
     <w:abstractNumId w:val="15"/>
   </w:num>
-  <w:num w:numId="16" w16cid:durableId="197935816">
+  <w:num w:numId="16">
     <w:abstractNumId w:val="3"/>
   </w:num>
-  <w:num w:numId="17" w16cid:durableId="1384020548">
+  <w:num w:numId="17">
     <w:abstractNumId w:val="17"/>
   </w:num>
-  <w:num w:numId="18" w16cid:durableId="1275358444">
+  <w:num w:numId="18">
     <w:abstractNumId w:val="19"/>
   </w:num>
-  <w:num w:numId="19" w16cid:durableId="322777476">
+  <w:num w:numId="19">
     <w:abstractNumId w:val="13"/>
   </w:num>
-  <w:num w:numId="20" w16cid:durableId="624459663">
+  <w:num w:numId="20">
     <w:abstractNumId w:val="18"/>
   </w:num>
-  <w:num w:numId="21" w16cid:durableId="1612470244">
+  <w:num w:numId="21">
     <w:abstractNumId w:val="20"/>
   </w:num>
-  <w:num w:numId="22" w16cid:durableId="1759012163">
+  <w:num w:numId="22">
     <w:abstractNumId w:val="2"/>
   </w:num>
-  <w:num w:numId="23" w16cid:durableId="1807358864">
+  <w:num w:numId="23">
     <w:abstractNumId w:val="9"/>
     <w:lvlOverride w:ilvl="0">
       <w:startOverride w:val="1"/>
@@ -10404,23 +13038,14 @@
       <w:startOverride w:val="1"/>
     </w:lvlOverride>
   </w:num>
-  <w:num w:numId="24" w16cid:durableId="868954441">
+  <w:num w:numId="24">
     <w:abstractNumId w:val="14"/>
-    <w:lvlOverride w:ilvl="0"/>
-    <w:lvlOverride w:ilvl="1"/>
-    <w:lvlOverride w:ilvl="2"/>
-    <w:lvlOverride w:ilvl="3"/>
-    <w:lvlOverride w:ilvl="4"/>
-    <w:lvlOverride w:ilvl="5"/>
-    <w:lvlOverride w:ilvl="6"/>
-    <w:lvlOverride w:ilvl="7"/>
-    <w:lvlOverride w:ilvl="8"/>
   </w:num>
 </w:numbering>
 </file>
 
 <file path=word/styles.xml><?xml version="1.0" encoding="utf-8"?>
-<w:styles xmlns:mc="http://schemas.openxmlformats.org/markup-compatibility/2006" xmlns:r="http://schemas.openxmlformats.org/officeDocument/2006/relationships" xmlns:w="http://schemas.openxmlformats.org/wordprocessingml/2006/main" xmlns:w14="http://schemas.microsoft.com/office/word/2010/wordml" xmlns:w15="http://schemas.microsoft.com/office/word/2012/wordml" xmlns:w16cex="http://schemas.microsoft.com/office/word/2018/wordml/cex" xmlns:w16cid="http://schemas.microsoft.com/office/word/2016/wordml/cid" xmlns:w16="http://schemas.microsoft.com/office/word/2018/wordml" xmlns:w16du="http://schemas.microsoft.com/office/word/2023/wordml/word16du" xmlns:w16sdtdh="http://schemas.microsoft.com/office/word/2020/wordml/sdtdatahash" xmlns:w16sdtfl="http://schemas.microsoft.com/office/word/2024/wordml/sdtformatlock" xmlns:w16se="http://schemas.microsoft.com/office/word/2015/wordml/symex" mc:Ignorable="w14 w15 w16se w16cid w16 w16cex w16sdtdh w16sdtfl w16du">
+<w:styles xmlns:mc="http://schemas.openxmlformats.org/markup-compatibility/2006" xmlns:r="http://schemas.openxmlformats.org/officeDocument/2006/relationships" xmlns:w="http://schemas.openxmlformats.org/wordprocessingml/2006/main" xmlns:w14="http://schemas.microsoft.com/office/word/2010/wordml" xmlns:w15="http://schemas.microsoft.com/office/word/2012/wordml" xmlns:w16se="http://schemas.microsoft.com/office/word/2015/wordml/symex" mc:Ignorable="w14 w15 w16se">
   <w:docDefaults>
     <w:rPrDefault>
       <w:rPr>
@@ -10435,10 +13060,10 @@
       </w:pPr>
     </w:pPrDefault>
   </w:docDefaults>
-  <w:latentStyles w:defLockedState="0" w:defUIPriority="99" w:defSemiHidden="0" w:defUnhideWhenUsed="0" w:defQFormat="0" w:count="376">
+  <w:latentStyles w:defLockedState="0" w:defUIPriority="99" w:defSemiHidden="0" w:defUnhideWhenUsed="0" w:defQFormat="0" w:count="371">
     <w:lsdException w:name="Normal" w:uiPriority="0" w:qFormat="1"/>
     <w:lsdException w:name="heading 1" w:uiPriority="9" w:qFormat="1"/>
-    <w:lsdException w:name="heading 2" w:semiHidden="1" w:uiPriority="9" w:unhideWhenUsed="1" w:qFormat="1"/>
+    <w:lsdException w:name="heading 2" w:semiHidden="1" w:uiPriority="1" w:unhideWhenUsed="1" w:qFormat="1"/>
     <w:lsdException w:name="heading 3" w:semiHidden="1" w:uiPriority="1" w:unhideWhenUsed="1" w:qFormat="1"/>
     <w:lsdException w:name="heading 4" w:semiHidden="1" w:uiPriority="9" w:unhideWhenUsed="1" w:qFormat="1"/>
     <w:lsdException w:name="heading 5" w:semiHidden="1" w:uiPriority="9" w:unhideWhenUsed="1" w:qFormat="1"/>
@@ -10807,22 +13432,17 @@
     <w:lsdException w:name="List Table 5 Dark Accent 6" w:uiPriority="50"/>
     <w:lsdException w:name="List Table 6 Colorful Accent 6" w:uiPriority="51"/>
     <w:lsdException w:name="List Table 7 Colorful Accent 6" w:uiPriority="52"/>
-    <w:lsdException w:name="Mention" w:semiHidden="1" w:unhideWhenUsed="1"/>
-    <w:lsdException w:name="Smart Hyperlink" w:semiHidden="1" w:unhideWhenUsed="1"/>
-    <w:lsdException w:name="Hashtag" w:semiHidden="1" w:unhideWhenUsed="1"/>
-    <w:lsdException w:name="Unresolved Mention" w:semiHidden="1" w:unhideWhenUsed="1"/>
-    <w:lsdException w:name="Smart Link" w:semiHidden="1" w:unhideWhenUsed="1"/>
   </w:latentStyles>
-  <w:style w:type="paragraph" w:default="1" w:styleId="a1">
+  <w:style w:type="paragraph" w:default="1" w:styleId="Normal">
     <w:name w:val="Normal"/>
     <w:qFormat/>
     <w:rsid w:val="00EE0FE4"/>
   </w:style>
-  <w:style w:type="paragraph" w:styleId="1">
+  <w:style w:type="paragraph" w:styleId="Heading1">
     <w:name w:val="heading 1"/>
-    <w:basedOn w:val="a1"/>
-    <w:next w:val="a1"/>
-    <w:link w:val="1Char"/>
+    <w:basedOn w:val="Normal"/>
+    <w:next w:val="Normal"/>
+    <w:link w:val="Heading1Char"/>
     <w:uiPriority w:val="1"/>
     <w:qFormat/>
     <w:pPr>
@@ -10841,11 +13461,11 @@
       <w:sz w:val="40"/>
     </w:rPr>
   </w:style>
-  <w:style w:type="paragraph" w:styleId="20">
+  <w:style w:type="paragraph" w:styleId="Heading2">
     <w:name w:val="heading 2"/>
-    <w:basedOn w:val="a1"/>
-    <w:next w:val="a1"/>
-    <w:link w:val="2Char"/>
+    <w:basedOn w:val="Normal"/>
+    <w:next w:val="Normal"/>
+    <w:link w:val="Heading2Char"/>
     <w:uiPriority w:val="1"/>
     <w:unhideWhenUsed/>
     <w:qFormat/>
@@ -10863,11 +13483,11 @@
       <w:sz w:val="28"/>
     </w:rPr>
   </w:style>
-  <w:style w:type="paragraph" w:styleId="30">
+  <w:style w:type="paragraph" w:styleId="Heading3">
     <w:name w:val="heading 3"/>
-    <w:basedOn w:val="a1"/>
-    <w:next w:val="a1"/>
-    <w:link w:val="3Char"/>
+    <w:basedOn w:val="Normal"/>
+    <w:next w:val="Normal"/>
+    <w:link w:val="Heading3Char"/>
     <w:uiPriority w:val="1"/>
     <w:semiHidden/>
     <w:unhideWhenUsed/>
@@ -10886,12 +13506,13 @@
       <w:szCs w:val="24"/>
     </w:rPr>
   </w:style>
-  <w:style w:type="character" w:default="1" w:styleId="a2">
+  <w:style w:type="character" w:default="1" w:styleId="DefaultParagraphFont">
     <w:name w:val="Default Paragraph Font"/>
     <w:uiPriority w:val="1"/>
+    <w:semiHidden/>
     <w:unhideWhenUsed/>
   </w:style>
-  <w:style w:type="table" w:default="1" w:styleId="a3">
+  <w:style w:type="table" w:default="1" w:styleId="TableNormal">
     <w:name w:val="Normal Table"/>
     <w:uiPriority w:val="99"/>
     <w:semiHidden/>
@@ -10906,16 +13527,16 @@
       </w:tblCellMar>
     </w:tblPr>
   </w:style>
-  <w:style w:type="numbering" w:default="1" w:styleId="a4">
+  <w:style w:type="numbering" w:default="1" w:styleId="NoList">
     <w:name w:val="No List"/>
     <w:uiPriority w:val="99"/>
     <w:semiHidden/>
     <w:unhideWhenUsed/>
   </w:style>
-  <w:style w:type="paragraph" w:styleId="a5">
+  <w:style w:type="paragraph" w:styleId="Footer">
     <w:name w:val="footer"/>
-    <w:basedOn w:val="a1"/>
-    <w:link w:val="Char"/>
+    <w:basedOn w:val="Normal"/>
+    <w:link w:val="FooterChar"/>
     <w:uiPriority w:val="99"/>
     <w:unhideWhenUsed/>
     <w:qFormat/>
@@ -10927,20 +13548,20 @@
       <w:color w:val="EF4623" w:themeColor="accent1"/>
     </w:rPr>
   </w:style>
-  <w:style w:type="character" w:customStyle="1" w:styleId="Char">
-    <w:name w:val="تذييل الصفحة Char"/>
-    <w:basedOn w:val="a2"/>
-    <w:link w:val="a5"/>
+  <w:style w:type="character" w:customStyle="1" w:styleId="FooterChar">
+    <w:name w:val="Footer Char"/>
+    <w:basedOn w:val="DefaultParagraphFont"/>
+    <w:link w:val="Footer"/>
     <w:uiPriority w:val="99"/>
     <w:rPr>
       <w:color w:val="EF4623" w:themeColor="accent1"/>
     </w:rPr>
   </w:style>
-  <w:style w:type="paragraph" w:styleId="a6">
+  <w:style w:type="paragraph" w:styleId="Subtitle">
     <w:name w:val="Subtitle"/>
-    <w:basedOn w:val="a1"/>
-    <w:next w:val="a1"/>
-    <w:link w:val="Char0"/>
+    <w:basedOn w:val="Normal"/>
+    <w:next w:val="Normal"/>
+    <w:link w:val="SubtitleChar"/>
     <w:uiPriority w:val="3"/>
     <w:unhideWhenUsed/>
     <w:qFormat/>
@@ -10963,36 +13584,36 @@
   </w:style>
   <w:style w:type="paragraph" w:customStyle="1" w:styleId="Graphic">
     <w:name w:val="Graphic"/>
-    <w:basedOn w:val="a1"/>
+    <w:basedOn w:val="Normal"/>
     <w:uiPriority w:val="99"/>
     <w:pPr>
       <w:spacing w:after="80" w:line="240" w:lineRule="auto"/>
       <w:jc w:val="center"/>
     </w:pPr>
   </w:style>
-  <w:style w:type="paragraph" w:styleId="a7">
+  <w:style w:type="paragraph" w:styleId="Header">
     <w:name w:val="header"/>
-    <w:basedOn w:val="a1"/>
-    <w:link w:val="Char1"/>
+    <w:basedOn w:val="Normal"/>
+    <w:link w:val="HeaderChar"/>
     <w:uiPriority w:val="99"/>
     <w:qFormat/>
     <w:pPr>
       <w:spacing w:after="380" w:line="240" w:lineRule="auto"/>
     </w:pPr>
   </w:style>
-  <w:style w:type="character" w:customStyle="1" w:styleId="Char1">
-    <w:name w:val="رأس الصفحة Char"/>
-    <w:basedOn w:val="a2"/>
-    <w:link w:val="a7"/>
+  <w:style w:type="character" w:customStyle="1" w:styleId="HeaderChar">
+    <w:name w:val="Header Char"/>
+    <w:basedOn w:val="DefaultParagraphFont"/>
+    <w:link w:val="Header"/>
     <w:uiPriority w:val="99"/>
     <w:rPr>
       <w:color w:val="404040" w:themeColor="text1" w:themeTint="BF"/>
       <w:sz w:val="20"/>
     </w:rPr>
   </w:style>
-  <w:style w:type="table" w:styleId="a8">
+  <w:style w:type="table" w:styleId="TableGrid">
     <w:name w:val="Table Grid"/>
-    <w:basedOn w:val="a3"/>
+    <w:basedOn w:val="TableNormal"/>
     <w:uiPriority w:val="59"/>
     <w:pPr>
       <w:spacing w:before="120" w:after="120" w:line="240" w:lineRule="auto"/>
@@ -11049,7 +13670,7 @@
   </w:style>
   <w:style w:type="paragraph" w:customStyle="1" w:styleId="InfoHeading">
     <w:name w:val="Info Heading"/>
-    <w:basedOn w:val="a1"/>
+    <w:basedOn w:val="Normal"/>
     <w:uiPriority w:val="2"/>
     <w:qFormat/>
     <w:pPr>
@@ -11066,8 +13687,8 @@
   </w:style>
   <w:style w:type="paragraph" w:customStyle="1" w:styleId="Page">
     <w:name w:val="Page"/>
-    <w:basedOn w:val="a1"/>
-    <w:next w:val="a1"/>
+    <w:basedOn w:val="Normal"/>
+    <w:next w:val="Normal"/>
     <w:uiPriority w:val="99"/>
     <w:unhideWhenUsed/>
     <w:qFormat/>
@@ -11080,11 +13701,11 @@
       <w:sz w:val="36"/>
     </w:rPr>
   </w:style>
-  <w:style w:type="paragraph" w:styleId="a9">
+  <w:style w:type="paragraph" w:styleId="Title">
     <w:name w:val="Title"/>
-    <w:basedOn w:val="a1"/>
-    <w:next w:val="a1"/>
-    <w:link w:val="Char2"/>
+    <w:basedOn w:val="Normal"/>
+    <w:next w:val="Normal"/>
+    <w:link w:val="TitleChar"/>
     <w:uiPriority w:val="2"/>
     <w:qFormat/>
     <w:pPr>
@@ -11098,10 +13719,10 @@
       <w:sz w:val="200"/>
     </w:rPr>
   </w:style>
-  <w:style w:type="character" w:customStyle="1" w:styleId="Char2">
-    <w:name w:val="العنوان Char"/>
-    <w:basedOn w:val="a2"/>
-    <w:link w:val="a9"/>
+  <w:style w:type="character" w:customStyle="1" w:styleId="TitleChar">
+    <w:name w:val="Title Char"/>
+    <w:basedOn w:val="DefaultParagraphFont"/>
+    <w:link w:val="Title"/>
     <w:uiPriority w:val="2"/>
     <w:rPr>
       <w:rFonts w:asciiTheme="majorHAnsi" w:eastAsiaTheme="majorEastAsia" w:hAnsiTheme="majorHAnsi" w:cstheme="majorBidi"/>
@@ -11111,19 +13732,19 @@
       <w:sz w:val="200"/>
     </w:rPr>
   </w:style>
-  <w:style w:type="character" w:styleId="aa">
+  <w:style w:type="character" w:styleId="PlaceholderText">
     <w:name w:val="Placeholder Text"/>
-    <w:basedOn w:val="a2"/>
+    <w:basedOn w:val="DefaultParagraphFont"/>
     <w:uiPriority w:val="99"/>
     <w:semiHidden/>
     <w:rPr>
       <w:color w:val="808080"/>
     </w:rPr>
   </w:style>
-  <w:style w:type="paragraph" w:styleId="ab">
+  <w:style w:type="paragraph" w:styleId="BalloonText">
     <w:name w:val="Balloon Text"/>
-    <w:basedOn w:val="a1"/>
-    <w:link w:val="Char3"/>
+    <w:basedOn w:val="Normal"/>
+    <w:link w:val="BalloonTextChar"/>
     <w:uiPriority w:val="99"/>
     <w:semiHidden/>
     <w:unhideWhenUsed/>
@@ -11135,10 +13756,10 @@
       <w:sz w:val="16"/>
     </w:rPr>
   </w:style>
-  <w:style w:type="character" w:customStyle="1" w:styleId="Char3">
-    <w:name w:val="نص في بالون Char"/>
-    <w:basedOn w:val="a2"/>
-    <w:link w:val="ab"/>
+  <w:style w:type="character" w:customStyle="1" w:styleId="BalloonTextChar">
+    <w:name w:val="Balloon Text Char"/>
+    <w:basedOn w:val="DefaultParagraphFont"/>
+    <w:link w:val="BalloonText"/>
     <w:uiPriority w:val="99"/>
     <w:semiHidden/>
     <w:rPr>
@@ -11146,9 +13767,9 @@
       <w:sz w:val="16"/>
     </w:rPr>
   </w:style>
-  <w:style w:type="character" w:styleId="ac">
+  <w:style w:type="character" w:styleId="Strong">
     <w:name w:val="Strong"/>
-    <w:basedOn w:val="a2"/>
+    <w:basedOn w:val="DefaultParagraphFont"/>
     <w:uiPriority w:val="10"/>
     <w:qFormat/>
     <w:rPr>
@@ -11156,10 +13777,10 @@
       <w:bCs/>
     </w:rPr>
   </w:style>
-  <w:style w:type="character" w:customStyle="1" w:styleId="Char0">
-    <w:name w:val="عنوان فرعي Char"/>
-    <w:basedOn w:val="a2"/>
-    <w:link w:val="a6"/>
+  <w:style w:type="character" w:customStyle="1" w:styleId="SubtitleChar">
+    <w:name w:val="Subtitle Char"/>
+    <w:basedOn w:val="DefaultParagraphFont"/>
+    <w:link w:val="Subtitle"/>
     <w:uiPriority w:val="3"/>
     <w:rPr>
       <w:rFonts w:asciiTheme="majorHAnsi" w:eastAsiaTheme="majorEastAsia" w:hAnsiTheme="majorHAnsi" w:cstheme="majorBidi"/>
@@ -11173,7 +13794,7 @@
   </w:style>
   <w:style w:type="paragraph" w:customStyle="1" w:styleId="Abstract">
     <w:name w:val="Abstract"/>
-    <w:basedOn w:val="a1"/>
+    <w:basedOn w:val="Normal"/>
     <w:uiPriority w:val="3"/>
     <w:qFormat/>
     <w:pPr>
@@ -11187,9 +13808,9 @@
       <w:sz w:val="28"/>
     </w:rPr>
   </w:style>
-  <w:style w:type="paragraph" w:styleId="ad">
+  <w:style w:type="paragraph" w:styleId="NoSpacing">
     <w:name w:val="No Spacing"/>
-    <w:link w:val="Char4"/>
+    <w:link w:val="NoSpacingChar"/>
     <w:uiPriority w:val="1"/>
     <w:unhideWhenUsed/>
     <w:qFormat/>
@@ -11199,7 +13820,7 @@
   </w:style>
   <w:style w:type="character" w:styleId="Hyperlink">
     <w:name w:val="Hyperlink"/>
-    <w:basedOn w:val="a2"/>
+    <w:basedOn w:val="DefaultParagraphFont"/>
     <w:uiPriority w:val="99"/>
     <w:unhideWhenUsed/>
     <w:rPr>
@@ -11207,10 +13828,10 @@
       <w:u w:val="single"/>
     </w:rPr>
   </w:style>
-  <w:style w:type="paragraph" w:styleId="10">
+  <w:style w:type="paragraph" w:styleId="TOC1">
     <w:name w:val="toc 1"/>
-    <w:basedOn w:val="a1"/>
-    <w:next w:val="a1"/>
+    <w:basedOn w:val="Normal"/>
+    <w:next w:val="Normal"/>
     <w:autoRedefine/>
     <w:uiPriority w:val="39"/>
     <w:unhideWhenUsed/>
@@ -11225,10 +13846,10 @@
       <w:kern w:val="20"/>
     </w:rPr>
   </w:style>
-  <w:style w:type="character" w:customStyle="1" w:styleId="1Char">
-    <w:name w:val="العنوان 1 Char"/>
-    <w:basedOn w:val="a2"/>
-    <w:link w:val="1"/>
+  <w:style w:type="character" w:customStyle="1" w:styleId="Heading1Char">
+    <w:name w:val="Heading 1 Char"/>
+    <w:basedOn w:val="DefaultParagraphFont"/>
+    <w:link w:val="Heading1"/>
     <w:uiPriority w:val="1"/>
     <w:rPr>
       <w:rFonts w:asciiTheme="majorHAnsi" w:eastAsiaTheme="majorEastAsia" w:hAnsiTheme="majorHAnsi" w:cstheme="majorBidi"/>
@@ -11238,10 +13859,10 @@
       <w:sz w:val="40"/>
     </w:rPr>
   </w:style>
-  <w:style w:type="paragraph" w:styleId="ae">
+  <w:style w:type="paragraph" w:styleId="TOCHeading">
     <w:name w:val="TOC Heading"/>
-    <w:basedOn w:val="1"/>
-    <w:next w:val="a1"/>
+    <w:basedOn w:val="Heading1"/>
+    <w:next w:val="Normal"/>
     <w:uiPriority w:val="39"/>
     <w:unhideWhenUsed/>
     <w:qFormat/>
@@ -11258,10 +13879,10 @@
       <w:sz w:val="44"/>
     </w:rPr>
   </w:style>
-  <w:style w:type="character" w:customStyle="1" w:styleId="2Char">
-    <w:name w:val="عنوان 2 Char"/>
-    <w:basedOn w:val="a2"/>
-    <w:link w:val="20"/>
+  <w:style w:type="character" w:customStyle="1" w:styleId="Heading2Char">
+    <w:name w:val="Heading 2 Char"/>
+    <w:basedOn w:val="DefaultParagraphFont"/>
+    <w:link w:val="Heading2"/>
     <w:uiPriority w:val="1"/>
     <w:rPr>
       <w:rFonts w:asciiTheme="majorHAnsi" w:eastAsiaTheme="majorEastAsia" w:hAnsiTheme="majorHAnsi" w:cstheme="majorBidi"/>
@@ -11271,11 +13892,11 @@
       <w:sz w:val="28"/>
     </w:rPr>
   </w:style>
-  <w:style w:type="paragraph" w:styleId="af">
+  <w:style w:type="paragraph" w:styleId="Quote">
     <w:name w:val="Quote"/>
-    <w:basedOn w:val="a1"/>
-    <w:next w:val="a1"/>
-    <w:link w:val="Char5"/>
+    <w:basedOn w:val="Normal"/>
+    <w:next w:val="Normal"/>
+    <w:link w:val="QuoteChar"/>
     <w:uiPriority w:val="1"/>
     <w:unhideWhenUsed/>
     <w:qFormat/>
@@ -11290,10 +13911,10 @@
       <w:sz w:val="24"/>
     </w:rPr>
   </w:style>
-  <w:style w:type="character" w:customStyle="1" w:styleId="Char5">
-    <w:name w:val="اقتباس Char"/>
-    <w:basedOn w:val="a2"/>
-    <w:link w:val="af"/>
+  <w:style w:type="character" w:customStyle="1" w:styleId="QuoteChar">
+    <w:name w:val="Quote Char"/>
+    <w:basedOn w:val="DefaultParagraphFont"/>
+    <w:link w:val="Quote"/>
     <w:uiPriority w:val="1"/>
     <w:rPr>
       <w:i/>
@@ -11303,10 +13924,10 @@
       <w:sz w:val="24"/>
     </w:rPr>
   </w:style>
-  <w:style w:type="paragraph" w:styleId="af0">
+  <w:style w:type="paragraph" w:styleId="Signature">
     <w:name w:val="Signature"/>
-    <w:basedOn w:val="a1"/>
-    <w:link w:val="Char6"/>
+    <w:basedOn w:val="Normal"/>
+    <w:link w:val="SignatureChar"/>
     <w:uiPriority w:val="9"/>
     <w:unhideWhenUsed/>
     <w:qFormat/>
@@ -11319,25 +13940,25 @@
       <w:kern w:val="20"/>
     </w:rPr>
   </w:style>
-  <w:style w:type="character" w:customStyle="1" w:styleId="Char6">
-    <w:name w:val="توقيع Char"/>
-    <w:basedOn w:val="a2"/>
-    <w:link w:val="af0"/>
+  <w:style w:type="character" w:customStyle="1" w:styleId="SignatureChar">
+    <w:name w:val="Signature Char"/>
+    <w:basedOn w:val="DefaultParagraphFont"/>
+    <w:link w:val="Signature"/>
     <w:uiPriority w:val="9"/>
     <w:rPr>
       <w:color w:val="595959" w:themeColor="text1" w:themeTint="A6"/>
       <w:kern w:val="20"/>
     </w:rPr>
   </w:style>
-  <w:style w:type="character" w:customStyle="1" w:styleId="Char4">
-    <w:name w:val="بلا تباعد Char"/>
-    <w:basedOn w:val="a2"/>
-    <w:link w:val="ad"/>
+  <w:style w:type="character" w:customStyle="1" w:styleId="NoSpacingChar">
+    <w:name w:val="No Spacing Char"/>
+    <w:basedOn w:val="DefaultParagraphFont"/>
+    <w:link w:val="NoSpacing"/>
     <w:uiPriority w:val="1"/>
   </w:style>
-  <w:style w:type="paragraph" w:styleId="a">
+  <w:style w:type="paragraph" w:styleId="ListBullet">
     <w:name w:val="List Bullet"/>
-    <w:basedOn w:val="a1"/>
+    <w:basedOn w:val="Normal"/>
     <w:uiPriority w:val="1"/>
     <w:unhideWhenUsed/>
     <w:qFormat/>
@@ -11352,9 +13973,9 @@
       <w:kern w:val="20"/>
     </w:rPr>
   </w:style>
-  <w:style w:type="paragraph" w:styleId="a0">
+  <w:style w:type="paragraph" w:styleId="ListNumber">
     <w:name w:val="List Number"/>
-    <w:basedOn w:val="a1"/>
+    <w:basedOn w:val="Normal"/>
     <w:uiPriority w:val="1"/>
     <w:unhideWhenUsed/>
     <w:qFormat/>
@@ -11370,9 +13991,9 @@
       <w:kern w:val="20"/>
     </w:rPr>
   </w:style>
-  <w:style w:type="paragraph" w:styleId="2">
+  <w:style w:type="paragraph" w:styleId="ListNumber2">
     <w:name w:val="List Number 2"/>
-    <w:basedOn w:val="a1"/>
+    <w:basedOn w:val="Normal"/>
     <w:uiPriority w:val="1"/>
     <w:unhideWhenUsed/>
     <w:qFormat/>
@@ -11389,9 +14010,9 @@
       <w:kern w:val="20"/>
     </w:rPr>
   </w:style>
-  <w:style w:type="paragraph" w:styleId="3">
+  <w:style w:type="paragraph" w:styleId="ListNumber3">
     <w:name w:val="List Number 3"/>
-    <w:basedOn w:val="a1"/>
+    <w:basedOn w:val="Normal"/>
     <w:uiPriority w:val="18"/>
     <w:unhideWhenUsed/>
     <w:pPr>
@@ -11407,9 +14028,9 @@
       <w:kern w:val="20"/>
     </w:rPr>
   </w:style>
-  <w:style w:type="paragraph" w:styleId="4">
+  <w:style w:type="paragraph" w:styleId="ListNumber4">
     <w:name w:val="List Number 4"/>
-    <w:basedOn w:val="a1"/>
+    <w:basedOn w:val="Normal"/>
     <w:uiPriority w:val="18"/>
     <w:unhideWhenUsed/>
     <w:pPr>
@@ -11425,9 +14046,9 @@
       <w:kern w:val="20"/>
     </w:rPr>
   </w:style>
-  <w:style w:type="paragraph" w:styleId="5">
+  <w:style w:type="paragraph" w:styleId="ListNumber5">
     <w:name w:val="List Number 5"/>
-    <w:basedOn w:val="a1"/>
+    <w:basedOn w:val="Normal"/>
     <w:uiPriority w:val="18"/>
     <w:unhideWhenUsed/>
     <w:pPr>
@@ -11445,7 +14066,7 @@
   </w:style>
   <w:style w:type="table" w:customStyle="1" w:styleId="FinancialTable">
     <w:name w:val="Financial Table"/>
-    <w:basedOn w:val="a3"/>
+    <w:basedOn w:val="TableNormal"/>
     <w:uiPriority w:val="99"/>
     <w:pPr>
       <w:spacing w:before="60" w:after="60" w:line="240" w:lineRule="auto"/>
@@ -11487,9 +14108,9 @@
       </w:rPr>
     </w:tblStylePr>
   </w:style>
-  <w:style w:type="character" w:styleId="af1">
+  <w:style w:type="character" w:styleId="CommentReference">
     <w:name w:val="annotation reference"/>
-    <w:basedOn w:val="a2"/>
+    <w:basedOn w:val="DefaultParagraphFont"/>
     <w:uiPriority w:val="99"/>
     <w:semiHidden/>
     <w:unhideWhenUsed/>
@@ -11497,27 +14118,27 @@
       <w:sz w:val="16"/>
     </w:rPr>
   </w:style>
-  <w:style w:type="paragraph" w:styleId="af2">
+  <w:style w:type="paragraph" w:styleId="CommentText">
     <w:name w:val="annotation text"/>
-    <w:basedOn w:val="a1"/>
-    <w:link w:val="Char7"/>
+    <w:basedOn w:val="Normal"/>
+    <w:link w:val="CommentTextChar"/>
     <w:uiPriority w:val="99"/>
     <w:unhideWhenUsed/>
     <w:pPr>
       <w:spacing w:line="240" w:lineRule="auto"/>
     </w:pPr>
   </w:style>
-  <w:style w:type="character" w:customStyle="1" w:styleId="Char7">
-    <w:name w:val="نص تعليق Char"/>
-    <w:basedOn w:val="a2"/>
-    <w:link w:val="af2"/>
+  <w:style w:type="character" w:customStyle="1" w:styleId="CommentTextChar">
+    <w:name w:val="Comment Text Char"/>
+    <w:basedOn w:val="DefaultParagraphFont"/>
+    <w:link w:val="CommentText"/>
     <w:uiPriority w:val="99"/>
   </w:style>
-  <w:style w:type="paragraph" w:styleId="af3">
+  <w:style w:type="paragraph" w:styleId="CommentSubject">
     <w:name w:val="annotation subject"/>
-    <w:basedOn w:val="af2"/>
-    <w:next w:val="af2"/>
-    <w:link w:val="Char8"/>
+    <w:basedOn w:val="CommentText"/>
+    <w:next w:val="CommentText"/>
+    <w:link w:val="CommentSubjectChar"/>
     <w:uiPriority w:val="99"/>
     <w:semiHidden/>
     <w:unhideWhenUsed/>
@@ -11526,10 +14147,10 @@
       <w:bCs/>
     </w:rPr>
   </w:style>
-  <w:style w:type="character" w:customStyle="1" w:styleId="Char8">
-    <w:name w:val="موضوع تعليق Char"/>
-    <w:basedOn w:val="Char7"/>
-    <w:link w:val="af3"/>
+  <w:style w:type="character" w:customStyle="1" w:styleId="CommentSubjectChar">
+    <w:name w:val="Comment Subject Char"/>
+    <w:basedOn w:val="CommentTextChar"/>
+    <w:link w:val="CommentSubject"/>
     <w:uiPriority w:val="99"/>
     <w:semiHidden/>
     <w:rPr>
@@ -11537,9 +14158,9 @@
       <w:bCs/>
     </w:rPr>
   </w:style>
-  <w:style w:type="table" w:styleId="af4">
+  <w:style w:type="table" w:styleId="LightShading">
     <w:name w:val="Light Shading"/>
-    <w:basedOn w:val="a3"/>
+    <w:basedOn w:val="TableNormal"/>
     <w:uiPriority w:val="60"/>
     <w:pPr>
       <w:spacing w:after="0" w:line="240" w:lineRule="auto"/>
@@ -11634,7 +14255,7 @@
   </w:style>
   <w:style w:type="paragraph" w:customStyle="1" w:styleId="TableTextDecimal">
     <w:name w:val="Table Text Decimal"/>
-    <w:basedOn w:val="a1"/>
+    <w:basedOn w:val="Normal"/>
     <w:uiPriority w:val="1"/>
     <w:qFormat/>
     <w:pPr>
@@ -11646,7 +14267,7 @@
   </w:style>
   <w:style w:type="paragraph" w:customStyle="1" w:styleId="TableText">
     <w:name w:val="Table Text"/>
-    <w:basedOn w:val="a1"/>
+    <w:basedOn w:val="Normal"/>
     <w:uiPriority w:val="1"/>
     <w:qFormat/>
     <w:pPr>
@@ -11655,7 +14276,7 @@
   </w:style>
   <w:style w:type="paragraph" w:customStyle="1" w:styleId="Organization">
     <w:name w:val="Organization"/>
-    <w:basedOn w:val="a1"/>
+    <w:basedOn w:val="Normal"/>
     <w:uiPriority w:val="2"/>
     <w:qFormat/>
     <w:pPr>
@@ -11669,9 +14290,9 @@
       <w:sz w:val="36"/>
     </w:rPr>
   </w:style>
-  <w:style w:type="paragraph" w:styleId="af5">
+  <w:style w:type="paragraph" w:styleId="ListParagraph">
     <w:name w:val="List Paragraph"/>
-    <w:basedOn w:val="a1"/>
+    <w:basedOn w:val="Normal"/>
     <w:uiPriority w:val="34"/>
     <w:qFormat/>
     <w:rsid w:val="001B698D"/>
@@ -11680,9 +14301,9 @@
       <w:contextualSpacing/>
     </w:pPr>
   </w:style>
-  <w:style w:type="character" w:customStyle="1" w:styleId="11">
+  <w:style w:type="character" w:customStyle="1" w:styleId="1">
     <w:name w:val="إشارة لم يتم حلها1"/>
-    <w:basedOn w:val="a2"/>
+    <w:basedOn w:val="DefaultParagraphFont"/>
     <w:uiPriority w:val="99"/>
     <w:semiHidden/>
     <w:unhideWhenUsed/>
@@ -11692,10 +14313,10 @@
       <w:shd w:val="clear" w:color="auto" w:fill="E1DFDD"/>
     </w:rPr>
   </w:style>
-  <w:style w:type="character" w:customStyle="1" w:styleId="3Char">
-    <w:name w:val="عنوان 3 Char"/>
-    <w:basedOn w:val="a2"/>
-    <w:link w:val="30"/>
+  <w:style w:type="character" w:customStyle="1" w:styleId="Heading3Char">
+    <w:name w:val="Heading 3 Char"/>
+    <w:basedOn w:val="DefaultParagraphFont"/>
+    <w:link w:val="Heading3"/>
     <w:uiPriority w:val="1"/>
     <w:semiHidden/>
     <w:rsid w:val="00667896"/>
@@ -11706,9 +14327,9 @@
       <w:szCs w:val="24"/>
     </w:rPr>
   </w:style>
-  <w:style w:type="paragraph" w:styleId="af6">
+  <w:style w:type="paragraph" w:styleId="NormalWeb">
     <w:name w:val="Normal (Web)"/>
-    <w:basedOn w:val="a1"/>
+    <w:basedOn w:val="Normal"/>
     <w:uiPriority w:val="99"/>
     <w:semiHidden/>
     <w:unhideWhenUsed/>
@@ -11728,7 +14349,7 @@
 </file>
 
 <file path=word/glossary/document.xml><?xml version="1.0" encoding="utf-8"?>
-<w:glossaryDocument xmlns:wpc="http://schemas.microsoft.com/office/word/2010/wordprocessingCanvas" xmlns:cx="http://schemas.microsoft.com/office/drawing/2014/chartex" xmlns:cx1="http://schemas.microsoft.com/office/drawing/2015/9/8/chartex" xmlns:cx2="http://schemas.microsoft.com/office/drawing/2015/10/21/chartex" xmlns:cx3="http://schemas.microsoft.com/office/drawing/2016/5/9/chartex" xmlns:cx4="http://schemas.microsoft.com/office/drawing/2016/5/10/chartex" xmlns:cx5="http://schemas.microsoft.com/office/drawing/2016/5/11/chartex" xmlns:cx6="http://schemas.microsoft.com/office/drawing/2016/5/12/chartex" xmlns:cx7="http://schemas.microsoft.com/office/drawing/2016/5/13/chartex" xmlns:cx8="http://schemas.microsoft.com/office/drawing/2016/5/14/chartex" xmlns:mc="http://schemas.openxmlformats.org/markup-compatibility/2006" xmlns:aink="http://schemas.microsoft.com/office/drawing/2016/ink" xmlns:am3d="http://schemas.microsoft.com/office/drawing/2017/model3d" xmlns:o="urn:schemas-microsoft-com:office:office" xmlns:oel="http://schemas.microsoft.com/office/2019/extlst" xmlns:r="http://schemas.openxmlformats.org/officeDocument/2006/relationships" xmlns:m="http://schemas.openxmlformats.org/officeDocument/2006/math" xmlns:v="urn:schemas-microsoft-com:vml" xmlns:wp14="http://schemas.microsoft.com/office/word/2010/wordprocessingDrawing" xmlns:wp="http://schemas.openxmlformats.org/drawingml/2006/wordprocessingDrawing" xmlns:w10="urn:schemas-microsoft-com:office:word" xmlns:w="http://schemas.openxmlformats.org/wordprocessingml/2006/main" xmlns:w14="http://schemas.microsoft.com/office/word/2010/wordml" xmlns:w15="http://schemas.microsoft.com/office/word/2012/wordml" xmlns:w16cex="http://schemas.microsoft.com/office/word/2018/wordml/cex" xmlns:w16cid="http://schemas.microsoft.com/office/word/2016/wordml/cid" xmlns:w16="http://schemas.microsoft.com/office/word/2018/wordml" xmlns:w16du="http://schemas.microsoft.com/office/word/2023/wordml/word16du" xmlns:w16sdtdh="http://schemas.microsoft.com/office/word/2020/wordml/sdtdatahash" xmlns:w16sdtfl="http://schemas.microsoft.com/office/word/2024/wordml/sdtformatlock" xmlns:w16se="http://schemas.microsoft.com/office/word/2015/wordml/symex" xmlns:wpg="http://schemas.microsoft.com/office/word/2010/wordprocessingGroup" xmlns:wpi="http://schemas.microsoft.com/office/word/2010/wordprocessingInk" xmlns:wne="http://schemas.microsoft.com/office/word/2006/wordml" xmlns:wps="http://schemas.microsoft.com/office/word/2010/wordprocessingShape" mc:Ignorable="w14 w15 w16se w16cid w16 w16cex w16sdtdh w16sdtfl w16du wp14">
+<w:glossaryDocument xmlns:wpc="http://schemas.microsoft.com/office/word/2010/wordprocessingCanvas" xmlns:cx="http://schemas.microsoft.com/office/drawing/2014/chartex" xmlns:mc="http://schemas.openxmlformats.org/markup-compatibility/2006" xmlns:o="urn:schemas-microsoft-com:office:office" xmlns:r="http://schemas.openxmlformats.org/officeDocument/2006/relationships" xmlns:m="http://schemas.openxmlformats.org/officeDocument/2006/math" xmlns:v="urn:schemas-microsoft-com:vml" xmlns:wp14="http://schemas.microsoft.com/office/word/2010/wordprocessingDrawing" xmlns:wp="http://schemas.openxmlformats.org/drawingml/2006/wordprocessingDrawing" xmlns:w10="urn:schemas-microsoft-com:office:word" xmlns:w="http://schemas.openxmlformats.org/wordprocessingml/2006/main" xmlns:w14="http://schemas.microsoft.com/office/word/2010/wordml" xmlns:w15="http://schemas.microsoft.com/office/word/2012/wordml" xmlns:w16se="http://schemas.microsoft.com/office/word/2015/wordml/symex" xmlns:wpg="http://schemas.microsoft.com/office/word/2010/wordprocessingGroup" xmlns:wpi="http://schemas.microsoft.com/office/word/2010/wordprocessingInk" xmlns:wne="http://schemas.microsoft.com/office/word/2006/wordml" xmlns:wps="http://schemas.microsoft.com/office/word/2010/wordprocessingShape" mc:Ignorable="w14 w15 w16se wp14">
   <w:docParts>
     <w:docPart>
       <w:docPartPr>
@@ -11813,7 +14434,7 @@
 </file>
 
 <file path=word/glossary/fontTable.xml><?xml version="1.0" encoding="utf-8"?>
-<w:fonts xmlns:mc="http://schemas.openxmlformats.org/markup-compatibility/2006" xmlns:r="http://schemas.openxmlformats.org/officeDocument/2006/relationships" xmlns:w="http://schemas.openxmlformats.org/wordprocessingml/2006/main" xmlns:w14="http://schemas.microsoft.com/office/word/2010/wordml" xmlns:w15="http://schemas.microsoft.com/office/word/2012/wordml" xmlns:w16cex="http://schemas.microsoft.com/office/word/2018/wordml/cex" xmlns:w16cid="http://schemas.microsoft.com/office/word/2016/wordml/cid" xmlns:w16="http://schemas.microsoft.com/office/word/2018/wordml" xmlns:w16du="http://schemas.microsoft.com/office/word/2023/wordml/word16du" xmlns:w16sdtdh="http://schemas.microsoft.com/office/word/2020/wordml/sdtdatahash" xmlns:w16sdtfl="http://schemas.microsoft.com/office/word/2024/wordml/sdtformatlock" xmlns:w16se="http://schemas.microsoft.com/office/word/2015/wordml/symex" mc:Ignorable="w14 w15 w16se w16cid w16 w16cex w16sdtdh w16sdtfl w16du">
+<w:fonts xmlns:mc="http://schemas.openxmlformats.org/markup-compatibility/2006" xmlns:r="http://schemas.openxmlformats.org/officeDocument/2006/relationships" xmlns:w="http://schemas.openxmlformats.org/wordprocessingml/2006/main" xmlns:w14="http://schemas.microsoft.com/office/word/2010/wordml" xmlns:w15="http://schemas.microsoft.com/office/word/2012/wordml" xmlns:w16se="http://schemas.microsoft.com/office/word/2015/wordml/symex" mc:Ignorable="w14 w15 w16se">
   <w:font w:name="Cambria">
     <w:panose1 w:val="02040503050406030204"/>
     <w:charset w:val="00"/>
@@ -11871,10 +14492,11 @@
     <w:sig w:usb0="E1002EFF" w:usb1="C000605B" w:usb2="00000029" w:usb3="00000000" w:csb0="000101FF" w:csb1="00000000"/>
   </w:font>
   <w:font w:name="Aptos">
+    <w:altName w:val="Arial"/>
     <w:charset w:val="00"/>
     <w:family w:val="swiss"/>
     <w:pitch w:val="variable"/>
-    <w:sig w:usb0="20000287" w:usb1="00000003" w:usb2="00000000" w:usb3="00000000" w:csb0="0000019F" w:csb1="00000000"/>
+    <w:sig w:usb0="00000001" w:usb1="00000003" w:usb2="00000000" w:usb3="00000000" w:csb0="0000019F" w:csb1="00000000"/>
   </w:font>
   <w:font w:name="Frutiger LT Arabic 45 Light">
     <w:altName w:val="Courier New"/>
@@ -11882,6 +14504,13 @@
     <w:family w:val="auto"/>
     <w:pitch w:val="variable"/>
     <w:sig w:usb0="00000000" w:usb1="C000A04A" w:usb2="00000008" w:usb3="00000000" w:csb0="00000041" w:csb1="00000000"/>
+  </w:font>
+  <w:font w:name="Calibri">
+    <w:panose1 w:val="020F0502020204030204"/>
+    <w:charset w:val="00"/>
+    <w:family w:val="swiss"/>
+    <w:pitch w:val="variable"/>
+    <w:sig w:usb0="E4002EFF" w:usb1="C000247B" w:usb2="00000009" w:usb3="00000000" w:csb0="000001FF" w:csb1="00000000"/>
   </w:font>
   <w:font w:name="Yu Mincho">
     <w:charset w:val="80"/>
@@ -11896,17 +14525,18 @@
     <w:pitch w:val="variable"/>
     <w:sig w:usb0="E00002FF" w:usb1="2AC7FDFF" w:usb2="00000016" w:usb3="00000000" w:csb0="0002009F" w:csb1="00000000"/>
   </w:font>
-  <w:font w:name="Aptos Display">
+  <w:font w:name="Calibri Light">
+    <w:panose1 w:val="020F0302020204030204"/>
     <w:charset w:val="00"/>
     <w:family w:val="swiss"/>
     <w:pitch w:val="variable"/>
-    <w:sig w:usb0="20000287" w:usb1="00000003" w:usb2="00000000" w:usb3="00000000" w:csb0="0000019F" w:csb1="00000000"/>
+    <w:sig w:usb0="E4002EFF" w:usb1="C000247B" w:usb2="00000009" w:usb3="00000000" w:csb0="000001FF" w:csb1="00000000"/>
   </w:font>
 </w:fonts>
 </file>
 
 <file path=word/glossary/numbering.xml><?xml version="1.0" encoding="utf-8"?>
-<w:numbering xmlns:wpc="http://schemas.microsoft.com/office/word/2010/wordprocessingCanvas" xmlns:cx="http://schemas.microsoft.com/office/drawing/2014/chartex" xmlns:cx1="http://schemas.microsoft.com/office/drawing/2015/9/8/chartex" xmlns:cx2="http://schemas.microsoft.com/office/drawing/2015/10/21/chartex" xmlns:cx3="http://schemas.microsoft.com/office/drawing/2016/5/9/chartex" xmlns:cx4="http://schemas.microsoft.com/office/drawing/2016/5/10/chartex" xmlns:cx5="http://schemas.microsoft.com/office/drawing/2016/5/11/chartex" xmlns:cx6="http://schemas.microsoft.com/office/drawing/2016/5/12/chartex" xmlns:cx7="http://schemas.microsoft.com/office/drawing/2016/5/13/chartex" xmlns:cx8="http://schemas.microsoft.com/office/drawing/2016/5/14/chartex" xmlns:mc="http://schemas.openxmlformats.org/markup-compatibility/2006" xmlns:aink="http://schemas.microsoft.com/office/drawing/2016/ink" xmlns:am3d="http://schemas.microsoft.com/office/drawing/2017/model3d" xmlns:o="urn:schemas-microsoft-com:office:office" xmlns:oel="http://schemas.microsoft.com/office/2019/extlst" xmlns:r="http://schemas.openxmlformats.org/officeDocument/2006/relationships" xmlns:m="http://schemas.openxmlformats.org/officeDocument/2006/math" xmlns:v="urn:schemas-microsoft-com:vml" xmlns:wp14="http://schemas.microsoft.com/office/word/2010/wordprocessingDrawing" xmlns:wp="http://schemas.openxmlformats.org/drawingml/2006/wordprocessingDrawing" xmlns:w10="urn:schemas-microsoft-com:office:word" xmlns:w="http://schemas.openxmlformats.org/wordprocessingml/2006/main" xmlns:w14="http://schemas.microsoft.com/office/word/2010/wordml" xmlns:w15="http://schemas.microsoft.com/office/word/2012/wordml" xmlns:w16cex="http://schemas.microsoft.com/office/word/2018/wordml/cex" xmlns:w16cid="http://schemas.microsoft.com/office/word/2016/wordml/cid" xmlns:w16="http://schemas.microsoft.com/office/word/2018/wordml" xmlns:w16du="http://schemas.microsoft.com/office/word/2023/wordml/word16du" xmlns:w16sdtdh="http://schemas.microsoft.com/office/word/2020/wordml/sdtdatahash" xmlns:w16sdtfl="http://schemas.microsoft.com/office/word/2024/wordml/sdtformatlock" xmlns:w16se="http://schemas.microsoft.com/office/word/2015/wordml/symex" xmlns:wpg="http://schemas.microsoft.com/office/word/2010/wordprocessingGroup" xmlns:wpi="http://schemas.microsoft.com/office/word/2010/wordprocessingInk" xmlns:wne="http://schemas.microsoft.com/office/word/2006/wordml" xmlns:wps="http://schemas.microsoft.com/office/word/2010/wordprocessingShape" mc:Ignorable="w14 w15 w16se w16cid w16 w16cex w16sdtdh w16sdtfl w16du wp14">
+<w:numbering xmlns:wpc="http://schemas.microsoft.com/office/word/2010/wordprocessingCanvas" xmlns:cx="http://schemas.microsoft.com/office/drawing/2014/chartex" xmlns:mc="http://schemas.openxmlformats.org/markup-compatibility/2006" xmlns:o="urn:schemas-microsoft-com:office:office" xmlns:r="http://schemas.openxmlformats.org/officeDocument/2006/relationships" xmlns:m="http://schemas.openxmlformats.org/officeDocument/2006/math" xmlns:v="urn:schemas-microsoft-com:vml" xmlns:wp14="http://schemas.microsoft.com/office/word/2010/wordprocessingDrawing" xmlns:wp="http://schemas.openxmlformats.org/drawingml/2006/wordprocessingDrawing" xmlns:w10="urn:schemas-microsoft-com:office:word" xmlns:w="http://schemas.openxmlformats.org/wordprocessingml/2006/main" xmlns:w14="http://schemas.microsoft.com/office/word/2010/wordml" xmlns:w15="http://schemas.microsoft.com/office/word/2012/wordml" xmlns:w16se="http://schemas.microsoft.com/office/word/2015/wordml/symex" xmlns:wpg="http://schemas.microsoft.com/office/word/2010/wordprocessingGroup" xmlns:wpi="http://schemas.microsoft.com/office/word/2010/wordprocessingInk" xmlns:wne="http://schemas.microsoft.com/office/word/2006/wordml" xmlns:wps="http://schemas.microsoft.com/office/word/2010/wordprocessingShape" mc:Ignorable="w14 w15 w16se wp14">
   <w:abstractNum w:abstractNumId="0" w15:restartNumberingAfterBreak="0">
     <w:nsid w:val="FFFFFF89"/>
     <w:multiLevelType w:val="singleLevel"/>
@@ -11914,7 +14544,7 @@
     <w:lvl w:ilvl="0">
       <w:start w:val="1"/>
       <w:numFmt w:val="bullet"/>
-      <w:pStyle w:val="a"/>
+      <w:pStyle w:val="ListBullet"/>
       <w:lvlText w:val="•"/>
       <w:lvlJc w:val="left"/>
       <w:pPr>
@@ -11922,18 +14552,18 @@
       </w:pPr>
       <w:rPr>
         <w:rFonts w:ascii="Cambria" w:hAnsi="Cambria" w:hint="default"/>
-        <w:color w:val="156082" w:themeColor="accent1"/>
+        <w:color w:val="5B9BD5" w:themeColor="accent1"/>
       </w:rPr>
     </w:lvl>
   </w:abstractNum>
-  <w:num w:numId="1" w16cid:durableId="1921985442">
+  <w:num w:numId="1">
     <w:abstractNumId w:val="0"/>
   </w:num>
 </w:numbering>
 </file>
 
 <file path=word/glossary/settings.xml><?xml version="1.0" encoding="utf-8"?>
-<w:settings xmlns:mc="http://schemas.openxmlformats.org/markup-compatibility/2006" xmlns:o="urn:schemas-microsoft-com:office:office" xmlns:r="http://schemas.openxmlformats.org/officeDocument/2006/relationships" xmlns:m="http://schemas.openxmlformats.org/officeDocument/2006/math" xmlns:v="urn:schemas-microsoft-com:vml" xmlns:w10="urn:schemas-microsoft-com:office:word" xmlns:w="http://schemas.openxmlformats.org/wordprocessingml/2006/main" xmlns:w14="http://schemas.microsoft.com/office/word/2010/wordml" xmlns:w15="http://schemas.microsoft.com/office/word/2012/wordml" xmlns:w16cex="http://schemas.microsoft.com/office/word/2018/wordml/cex" xmlns:w16cid="http://schemas.microsoft.com/office/word/2016/wordml/cid" xmlns:w16="http://schemas.microsoft.com/office/word/2018/wordml" xmlns:w16du="http://schemas.microsoft.com/office/word/2023/wordml/word16du" xmlns:w16sdtdh="http://schemas.microsoft.com/office/word/2020/wordml/sdtdatahash" xmlns:w16sdtfl="http://schemas.microsoft.com/office/word/2024/wordml/sdtformatlock" xmlns:w16se="http://schemas.microsoft.com/office/word/2015/wordml/symex" xmlns:sl="http://schemas.openxmlformats.org/schemaLibrary/2006/main" mc:Ignorable="w14 w15 w16se w16cid w16 w16cex w16sdtdh w16sdtfl w16du">
+<w:settings xmlns:mc="http://schemas.openxmlformats.org/markup-compatibility/2006" xmlns:o="urn:schemas-microsoft-com:office:office" xmlns:r="http://schemas.openxmlformats.org/officeDocument/2006/relationships" xmlns:m="http://schemas.openxmlformats.org/officeDocument/2006/math" xmlns:v="urn:schemas-microsoft-com:vml" xmlns:w10="urn:schemas-microsoft-com:office:word" xmlns:w="http://schemas.openxmlformats.org/wordprocessingml/2006/main" xmlns:w14="http://schemas.microsoft.com/office/word/2010/wordml" xmlns:w15="http://schemas.microsoft.com/office/word/2012/wordml" xmlns:w16se="http://schemas.microsoft.com/office/word/2015/wordml/symex" xmlns:sl="http://schemas.openxmlformats.org/schemaLibrary/2006/main" mc:Ignorable="w14 w15 w16se">
   <w:view w:val="normal"/>
   <w:defaultTabStop w:val="720"/>
   <w:characterSpacingControl w:val="doNotCompress"/>
@@ -11944,7 +14574,6 @@
     <w:compatSetting w:name="enableOpenTypeFeatures" w:uri="http://schemas.microsoft.com/office/word" w:val="1"/>
     <w:compatSetting w:name="doNotFlipMirrorIndents" w:uri="http://schemas.microsoft.com/office/word" w:val="1"/>
     <w:compatSetting w:name="differentiateMultirowTableHeaders" w:uri="http://schemas.microsoft.com/office/word" w:val="1"/>
-    <w:compatSetting w:name="useWord2013TrackBottomHyphenation" w:uri="http://schemas.microsoft.com/office/word" w:val="1"/>
   </w:compat>
   <w:rsids>
     <w:rsidRoot w:val="00324ACF"/>
@@ -11997,6 +14626,7 @@
     <w:rsid w:val="00E575CD"/>
     <w:rsid w:val="00E74372"/>
     <w:rsid w:val="00F55C51"/>
+    <w:rsid w:val="00F566DE"/>
   </w:rsids>
   <m:mathPr>
     <m:mathFont m:val="Cambria Math"/>
@@ -12020,7 +14650,7 @@
 </file>
 
 <file path=word/glossary/styles.xml><?xml version="1.0" encoding="utf-8"?>
-<w:styles xmlns:mc="http://schemas.openxmlformats.org/markup-compatibility/2006" xmlns:r="http://schemas.openxmlformats.org/officeDocument/2006/relationships" xmlns:w="http://schemas.openxmlformats.org/wordprocessingml/2006/main" xmlns:w14="http://schemas.microsoft.com/office/word/2010/wordml" xmlns:w15="http://schemas.microsoft.com/office/word/2012/wordml" xmlns:w16cex="http://schemas.microsoft.com/office/word/2018/wordml/cex" xmlns:w16cid="http://schemas.microsoft.com/office/word/2016/wordml/cid" xmlns:w16="http://schemas.microsoft.com/office/word/2018/wordml" xmlns:w16du="http://schemas.microsoft.com/office/word/2023/wordml/word16du" xmlns:w16sdtdh="http://schemas.microsoft.com/office/word/2020/wordml/sdtdatahash" xmlns:w16sdtfl="http://schemas.microsoft.com/office/word/2024/wordml/sdtformatlock" xmlns:w16se="http://schemas.microsoft.com/office/word/2015/wordml/symex" mc:Ignorable="w14 w15 w16se w16cid w16 w16cex w16sdtdh w16sdtfl w16du">
+<w:styles xmlns:mc="http://schemas.openxmlformats.org/markup-compatibility/2006" xmlns:r="http://schemas.openxmlformats.org/officeDocument/2006/relationships" xmlns:w="http://schemas.openxmlformats.org/wordprocessingml/2006/main" xmlns:w14="http://schemas.microsoft.com/office/word/2010/wordml" xmlns:w15="http://schemas.microsoft.com/office/word/2012/wordml" xmlns:w16se="http://schemas.microsoft.com/office/word/2015/wordml/symex" mc:Ignorable="w14 w15 w16se">
   <w:docDefaults>
     <w:rPrDefault>
       <w:rPr>
@@ -12036,7 +14666,7 @@
       </w:pPr>
     </w:pPrDefault>
   </w:docDefaults>
-  <w:latentStyles w:defLockedState="0" w:defUIPriority="99" w:defSemiHidden="0" w:defUnhideWhenUsed="0" w:defQFormat="0" w:count="376">
+  <w:latentStyles w:defLockedState="0" w:defUIPriority="99" w:defSemiHidden="0" w:defUnhideWhenUsed="0" w:defQFormat="0" w:count="371">
     <w:lsdException w:name="Normal" w:uiPriority="0" w:qFormat="1"/>
     <w:lsdException w:name="heading 1" w:uiPriority="9" w:qFormat="1"/>
     <w:lsdException w:name="heading 2" w:semiHidden="1" w:uiPriority="9" w:unhideWhenUsed="1" w:qFormat="1"/>
@@ -12408,23 +15038,18 @@
     <w:lsdException w:name="List Table 5 Dark Accent 6" w:uiPriority="50"/>
     <w:lsdException w:name="List Table 6 Colorful Accent 6" w:uiPriority="51"/>
     <w:lsdException w:name="List Table 7 Colorful Accent 6" w:uiPriority="52"/>
-    <w:lsdException w:name="Mention" w:semiHidden="1" w:unhideWhenUsed="1"/>
-    <w:lsdException w:name="Smart Hyperlink" w:semiHidden="1" w:unhideWhenUsed="1"/>
-    <w:lsdException w:name="Hashtag" w:semiHidden="1" w:unhideWhenUsed="1"/>
-    <w:lsdException w:name="Unresolved Mention" w:semiHidden="1" w:unhideWhenUsed="1"/>
-    <w:lsdException w:name="Smart Link" w:semiHidden="1" w:unhideWhenUsed="1"/>
   </w:latentStyles>
-  <w:style w:type="paragraph" w:default="1" w:styleId="a0">
+  <w:style w:type="paragraph" w:default="1" w:styleId="Normal">
     <w:name w:val="Normal"/>
     <w:qFormat/>
   </w:style>
-  <w:style w:type="character" w:default="1" w:styleId="a1">
+  <w:style w:type="character" w:default="1" w:styleId="DefaultParagraphFont">
     <w:name w:val="Default Paragraph Font"/>
     <w:uiPriority w:val="1"/>
     <w:semiHidden/>
     <w:unhideWhenUsed/>
   </w:style>
-  <w:style w:type="table" w:default="1" w:styleId="a2">
+  <w:style w:type="table" w:default="1" w:styleId="TableNormal">
     <w:name w:val="Normal Table"/>
     <w:uiPriority w:val="99"/>
     <w:semiHidden/>
@@ -12439,15 +15064,15 @@
       </w:tblCellMar>
     </w:tblPr>
   </w:style>
-  <w:style w:type="numbering" w:default="1" w:styleId="a3">
+  <w:style w:type="numbering" w:default="1" w:styleId="NoList">
     <w:name w:val="No List"/>
     <w:uiPriority w:val="99"/>
     <w:semiHidden/>
     <w:unhideWhenUsed/>
   </w:style>
-  <w:style w:type="paragraph" w:styleId="a">
+  <w:style w:type="paragraph" w:styleId="ListBullet">
     <w:name w:val="List Bullet"/>
-    <w:basedOn w:val="a0"/>
+    <w:basedOn w:val="Normal"/>
     <w:uiPriority w:val="1"/>
     <w:unhideWhenUsed/>
     <w:qFormat/>
@@ -12464,9 +15089,9 @@
       <w:lang w:val="en-US" w:eastAsia="en-US"/>
     </w:rPr>
   </w:style>
-  <w:style w:type="character" w:styleId="a4">
+  <w:style w:type="character" w:styleId="Strong">
     <w:name w:val="Strong"/>
-    <w:basedOn w:val="a1"/>
+    <w:basedOn w:val="DefaultParagraphFont"/>
     <w:uiPriority w:val="10"/>
     <w:qFormat/>
     <w:rPr>
@@ -12487,7 +15112,7 @@
 </file>
 
 <file path=word/glossary/webSettings.xml><?xml version="1.0" encoding="utf-8"?>
-<w:webSettings xmlns:mc="http://schemas.openxmlformats.org/markup-compatibility/2006" xmlns:r="http://schemas.openxmlformats.org/officeDocument/2006/relationships" xmlns:w="http://schemas.openxmlformats.org/wordprocessingml/2006/main" xmlns:w14="http://schemas.microsoft.com/office/word/2010/wordml" xmlns:w15="http://schemas.microsoft.com/office/word/2012/wordml" xmlns:w16cex="http://schemas.microsoft.com/office/word/2018/wordml/cex" xmlns:w16cid="http://schemas.microsoft.com/office/word/2016/wordml/cid" xmlns:w16="http://schemas.microsoft.com/office/word/2018/wordml" xmlns:w16du="http://schemas.microsoft.com/office/word/2023/wordml/word16du" xmlns:w16sdtdh="http://schemas.microsoft.com/office/word/2020/wordml/sdtdatahash" xmlns:w16sdtfl="http://schemas.microsoft.com/office/word/2024/wordml/sdtformatlock" xmlns:w16se="http://schemas.microsoft.com/office/word/2015/wordml/symex" mc:Ignorable="w14 w15 w16se w16cid w16 w16cex w16sdtdh w16sdtfl w16du">
+<w:webSettings xmlns:mc="http://schemas.openxmlformats.org/markup-compatibility/2006" xmlns:r="http://schemas.openxmlformats.org/officeDocument/2006/relationships" xmlns:w="http://schemas.openxmlformats.org/wordprocessingml/2006/main" xmlns:w14="http://schemas.microsoft.com/office/word/2010/wordml" xmlns:w15="http://schemas.microsoft.com/office/word/2012/wordml" xmlns:w16se="http://schemas.microsoft.com/office/word/2015/wordml/symex" mc:Ignorable="w14 w15 w16se">
   <w:optimizeForBrowser/>
   <w:allowPNG/>
 </w:webSettings>
@@ -12821,16 +15446,16 @@
 </file>
 
 <file path=customXml/item2.xml><?xml version="1.0" encoding="utf-8"?>
-<b:Sources xmlns:b="http://schemas.openxmlformats.org/officeDocument/2006/bibliography" SelectedStyle="\APA.XSL" StyleName="APA"/>
-</file>
-
-<file path=customXml/item3.xml><?xml version="1.0" encoding="utf-8"?>
 <?mso-contentType ?>
 <FormTemplates xmlns="http://schemas.microsoft.com/sharepoint/v3/contenttype/forms">
   <Display>DocumentLibraryForm</Display>
   <Edit>AssetEditForm</Edit>
   <New>DocumentLibraryForm</New>
 </FormTemplates>
+</file>
+
+<file path=customXml/item3.xml><?xml version="1.0" encoding="utf-8"?>
+<b:Sources xmlns:b="http://schemas.openxmlformats.org/officeDocument/2006/bibliography" SelectedStyle="\APA.XSL" StyleName="APA"/>
 </file>
 
 <file path=customXml/itemProps1.xml><?xml version="1.0" encoding="utf-8"?>
@@ -12842,17 +15467,17 @@
 </file>
 
 <file path=customXml/itemProps2.xml><?xml version="1.0" encoding="utf-8"?>
-<ds:datastoreItem xmlns:ds="http://schemas.openxmlformats.org/officeDocument/2006/customXml" ds:itemID="{4AADAAA5-F5C2-402D-A304-44658D4F015E}">
+<ds:datastoreItem xmlns:ds="http://schemas.openxmlformats.org/officeDocument/2006/customXml" ds:itemID="{E34C63B7-A026-4A37-9535-4FBB4C03A11D}">
   <ds:schemaRefs>
-    <ds:schemaRef ds:uri="http://schemas.openxmlformats.org/officeDocument/2006/bibliography"/>
+    <ds:schemaRef ds:uri="http://schemas.microsoft.com/sharepoint/v3/contenttype/forms"/>
   </ds:schemaRefs>
 </ds:datastoreItem>
 </file>
 
 <file path=customXml/itemProps3.xml><?xml version="1.0" encoding="utf-8"?>
-<ds:datastoreItem xmlns:ds="http://schemas.openxmlformats.org/officeDocument/2006/customXml" ds:itemID="{E34C63B7-A026-4A37-9535-4FBB4C03A11D}">
+<ds:datastoreItem xmlns:ds="http://schemas.openxmlformats.org/officeDocument/2006/customXml" ds:itemID="{A93682CD-B5F8-408C-864C-65FB6E79669A}">
   <ds:schemaRefs>
-    <ds:schemaRef ds:uri="http://schemas.microsoft.com/sharepoint/v3/contenttype/forms"/>
+    <ds:schemaRef ds:uri="http://schemas.openxmlformats.org/officeDocument/2006/bibliography"/>
   </ds:schemaRefs>
 </ds:datastoreItem>
 </file>
--- a/IT353 Project.docx
+++ b/IT353 Project.docx
@@ -1,6 +1,6 @@
 
 <file path=word/document.xml><?xml version="1.0" encoding="utf-8"?>
-<w:document xmlns:wpc="http://schemas.microsoft.com/office/word/2010/wordprocessingCanvas" xmlns:cx="http://schemas.microsoft.com/office/drawing/2014/chartex" xmlns:mc="http://schemas.openxmlformats.org/markup-compatibility/2006" xmlns:o="urn:schemas-microsoft-com:office:office" xmlns:r="http://schemas.openxmlformats.org/officeDocument/2006/relationships" xmlns:m="http://schemas.openxmlformats.org/officeDocument/2006/math" xmlns:v="urn:schemas-microsoft-com:vml" xmlns:wp14="http://schemas.microsoft.com/office/word/2010/wordprocessingDrawing" xmlns:wp="http://schemas.openxmlformats.org/drawingml/2006/wordprocessingDrawing" xmlns:w10="urn:schemas-microsoft-com:office:word" xmlns:w="http://schemas.openxmlformats.org/wordprocessingml/2006/main" xmlns:w14="http://schemas.microsoft.com/office/word/2010/wordml" xmlns:w15="http://schemas.microsoft.com/office/word/2012/wordml" xmlns:w16se="http://schemas.microsoft.com/office/word/2015/wordml/symex" xmlns:wpg="http://schemas.microsoft.com/office/word/2010/wordprocessingGroup" xmlns:wpi="http://schemas.microsoft.com/office/word/2010/wordprocessingInk" xmlns:wne="http://schemas.microsoft.com/office/word/2006/wordml" xmlns:wps="http://schemas.microsoft.com/office/word/2010/wordprocessingShape" mc:Ignorable="w14 w15 w16se wp14">
+<w:document xmlns:wpc="http://schemas.microsoft.com/office/word/2010/wordprocessingCanvas" xmlns:cx="http://schemas.microsoft.com/office/drawing/2014/chartex" xmlns:cx1="http://schemas.microsoft.com/office/drawing/2015/9/8/chartex" xmlns:cx2="http://schemas.microsoft.com/office/drawing/2015/10/21/chartex" xmlns:cx3="http://schemas.microsoft.com/office/drawing/2016/5/9/chartex" xmlns:cx4="http://schemas.microsoft.com/office/drawing/2016/5/10/chartex" xmlns:cx5="http://schemas.microsoft.com/office/drawing/2016/5/11/chartex" xmlns:cx6="http://schemas.microsoft.com/office/drawing/2016/5/12/chartex" xmlns:cx7="http://schemas.microsoft.com/office/drawing/2016/5/13/chartex" xmlns:cx8="http://schemas.microsoft.com/office/drawing/2016/5/14/chartex" xmlns:mc="http://schemas.openxmlformats.org/markup-compatibility/2006" xmlns:m="http://schemas.openxmlformats.org/officeDocument/2006/math" xmlns:aink="http://schemas.microsoft.com/office/drawing/2016/ink" xmlns:am3d="http://schemas.microsoft.com/office/drawing/2017/model3d" xmlns:oel="http://schemas.microsoft.com/office/2019/extlst" xmlns:r="http://schemas.openxmlformats.org/officeDocument/2006/relationships" xmlns:wp14="http://schemas.microsoft.com/office/word/2010/wordprocessingDrawing" xmlns:wp="http://schemas.openxmlformats.org/drawingml/2006/wordprocessingDrawing" xmlns:wpg="http://schemas.microsoft.com/office/word/2010/wordprocessingGroup" xmlns:wpi="http://schemas.microsoft.com/office/word/2010/wordprocessingInk" xmlns:wps="http://schemas.microsoft.com/office/word/2010/wordprocessingShape" xmlns:o="urn:schemas-microsoft-com:office:office" xmlns:v="urn:schemas-microsoft-com:vml" xmlns:w10="urn:schemas-microsoft-com:office:word" xmlns:w="http://schemas.openxmlformats.org/wordprocessingml/2006/main" xmlns:w14="http://schemas.microsoft.com/office/word/2010/wordml" xmlns:w15="http://schemas.microsoft.com/office/word/2012/wordml" xmlns:w16cei="http://schemas.microsoft.com/office/word/2026/wordml/cei" xmlns:w16cex="http://schemas.microsoft.com/office/word/2018/wordml/cex" xmlns:w16cid="http://schemas.microsoft.com/office/word/2016/wordml/cid" xmlns:w16="http://schemas.microsoft.com/office/word/2018/wordml" xmlns:w16sdtdh="http://schemas.microsoft.com/office/word/2020/wordml/sdtdatahash" xmlns:w16sdtfl="http://schemas.microsoft.com/office/word/2024/wordml/sdtformatlock" xmlns:w16se="http://schemas.microsoft.com/office/word/2015/wordml/symex" xmlns:w16du="http://schemas.microsoft.com/office/word/2023/wordml/word16du" xmlns:wne="http://schemas.microsoft.com/office/word/2006/wordml" mc:Ignorable="w14 w15 w16se w16cid w16 w16cex w16sdtdh w16sdtfl w16du wp14">
   <w:body>
     <w:p>
       <w:r>
@@ -74,7 +74,6 @@
                               <w:dataBinding w:prefixMappings="xmlns:ns0='http://purl.org/dc/elements/1.1/' xmlns:ns1='http://schemas.openxmlformats.org/package/2006/metadata/core-properties' " w:xpath="/ns1:coreProperties[1]/ns0:title[1]" w:storeItemID="{6C3C8BC8-F283-45AE-878A-BAB7291924A1}"/>
                               <w:text/>
                             </w:sdtPr>
-                            <w:sdtEndPr/>
                             <w:sdtContent>
                               <w:p>
                                 <w:pPr>
@@ -133,7 +132,6 @@
                                 <w:dataBinding w:prefixMappings="xmlns:ns0='http://purl.org/dc/elements/1.1/' xmlns:ns1='http://schemas.openxmlformats.org/package/2006/metadata/core-properties' " w:xpath="/ns1:coreProperties[1]/ns0:subject[1]" w:storeItemID="{6C3C8BC8-F283-45AE-878A-BAB7291924A1}"/>
                                 <w:text/>
                               </w:sdtPr>
-                              <w:sdtEndPr/>
                               <w:sdtContent>
                                 <w:r>
                                   <w:rPr>
@@ -497,7 +495,6 @@
                               <w:dataBinding w:prefixMappings="xmlns:ns0='http://schemas.microsoft.com/office/2006/coverPageProps'" w:xpath="/ns0:CoverPageProperties[1]/ns0:Abstract[1]" w:storeItemID="{55AF091B-3C7A-41E3-B477-F2FDAA23CFDA}"/>
                               <w:text/>
                             </w:sdtPr>
-                            <w:sdtEndPr/>
                             <w:sdtContent>
                               <w:p>
                                 <w:pPr>
@@ -1352,7 +1349,6 @@
           <w:docPartUnique/>
         </w:docPartObj>
       </w:sdtPr>
-      <w:sdtEndPr/>
       <w:sdtContent>
         <w:p/>
         <w:p>
@@ -1617,14 +1613,7 @@
                                     <w:rPr>
                                       <w:color w:val="auto"/>
                                     </w:rPr>
-                                    <w:t xml:space="preserve"> will be given if you try to bypass the </w:t>
-                                  </w:r>
-                                  <w:proofErr w:type="spellStart"/>
-                                  <w:r>
-                                    <w:rPr>
-                                      <w:color w:val="auto"/>
-                                    </w:rPr>
-                                    <w:t>SafeAssi</w:t>
+                                    <w:t xml:space="preserve"> will be given if you try to bypass the SafeAssi</w:t>
                                   </w:r>
                                   <w:r>
                                     <w:rPr>
@@ -1632,7 +1621,6 @@
                                     </w:rPr>
                                     <w:t>gn</w:t>
                                   </w:r>
-                                  <w:proofErr w:type="spellEnd"/>
                                   <w:r>
                                     <w:rPr>
                                       <w:color w:val="auto"/>
@@ -2494,7 +2482,6 @@
                                     <w:dataBinding w:prefixMappings="xmlns:ns0='http://schemas.openxmlformats.org/officeDocument/2006/extended-properties' " w:xpath="/ns0:Properties[1]/ns0:Company[1]" w:storeItemID="{6668398D-A668-4E3E-A5EB-62B293D839F1}"/>
                                     <w:text/>
                                   </w:sdtPr>
-                                  <w:sdtEndPr/>
                                   <w:sdtContent>
                                     <w:r>
                                       <w:t>Student Details:                                            CRN:50267</w:t>
@@ -2516,9 +2503,9 @@
                                   <w:tblLook w:val="04A0" w:firstRow="1" w:lastRow="0" w:firstColumn="1" w:lastColumn="0" w:noHBand="0" w:noVBand="1"/>
                                 </w:tblPr>
                                 <w:tblGrid>
-                                  <w:gridCol w:w="3591"/>
-                                  <w:gridCol w:w="3592"/>
-                                  <w:gridCol w:w="3592"/>
+                                  <w:gridCol w:w="3596"/>
+                                  <w:gridCol w:w="3597"/>
+                                  <w:gridCol w:w="3597"/>
                                 </w:tblGrid>
                                 <w:tr>
                                   <w:trPr>
@@ -2590,27 +2577,7 @@
                                           <w:sz w:val="22"/>
                                           <w:szCs w:val="22"/>
                                         </w:rPr>
-                                        <w:t xml:space="preserve">Adel </w:t>
-                                      </w:r>
-                                      <w:proofErr w:type="spellStart"/>
-                                      <w:r>
-                                        <w:rPr>
-                                          <w:b/>
-                                          <w:bCs/>
-                                          <w:sz w:val="22"/>
-                                          <w:szCs w:val="22"/>
-                                        </w:rPr>
-                                        <w:t>Saleem</w:t>
-                                      </w:r>
-                                      <w:proofErr w:type="spellEnd"/>
-                                      <w:r>
-                                        <w:rPr>
-                                          <w:b/>
-                                          <w:bCs/>
-                                          <w:sz w:val="22"/>
-                                          <w:szCs w:val="22"/>
-                                        </w:rPr>
-                                        <w:t xml:space="preserve"> Alhrbi</w:t>
+                                        <w:t>Adel Saleem Alhrbi</w:t>
                                       </w:r>
                                     </w:p>
                                     <w:p>
@@ -2632,21 +2599,12 @@
                                         </w:rPr>
                                         <w:t xml:space="preserve">Name: </w:t>
                                       </w:r>
-                                      <w:proofErr w:type="spellStart"/>
                                       <w:r>
                                         <w:rPr>
                                           <w:b/>
                                           <w:bCs/>
                                         </w:rPr>
-                                        <w:t>Talal</w:t>
-                                      </w:r>
-                                      <w:proofErr w:type="spellEnd"/>
-                                      <w:r>
-                                        <w:rPr>
-                                          <w:b/>
-                                          <w:bCs/>
-                                        </w:rPr>
-                                        <w:t xml:space="preserve"> </w:t>
+                                        <w:t xml:space="preserve">Talal </w:t>
                                       </w:r>
                                       <w:proofErr w:type="spellStart"/>
                                       <w:r>
@@ -2696,21 +2654,12 @@
                                       <w:r>
                                         <w:t xml:space="preserve"> </w:t>
                                       </w:r>
-                                      <w:proofErr w:type="spellStart"/>
                                       <w:r>
                                         <w:rPr>
                                           <w:b/>
                                           <w:bCs/>
                                         </w:rPr>
-                                        <w:t>Suhair</w:t>
-                                      </w:r>
-                                      <w:proofErr w:type="spellEnd"/>
-                                      <w:r>
-                                        <w:rPr>
-                                          <w:b/>
-                                          <w:bCs/>
-                                        </w:rPr>
-                                        <w:t xml:space="preserve"> </w:t>
+                                        <w:t xml:space="preserve">Suhair </w:t>
                                       </w:r>
                                       <w:proofErr w:type="spellStart"/>
                                       <w:r>
@@ -2765,33 +2714,8 @@
                                           <w:b/>
                                           <w:bCs/>
                                         </w:rPr>
-                                        <w:t xml:space="preserve">Saud </w:t>
+                                        <w:t>Saud Abdulaziz Alghamdi</w:t>
                                       </w:r>
-                                      <w:proofErr w:type="spellStart"/>
-                                      <w:r>
-                                        <w:rPr>
-                                          <w:b/>
-                                          <w:bCs/>
-                                        </w:rPr>
-                                        <w:t>Abdulaziz</w:t>
-                                      </w:r>
-                                      <w:proofErr w:type="spellEnd"/>
-                                      <w:r>
-                                        <w:rPr>
-                                          <w:b/>
-                                          <w:bCs/>
-                                        </w:rPr>
-                                        <w:t xml:space="preserve"> </w:t>
-                                      </w:r>
-                                      <w:proofErr w:type="spellStart"/>
-                                      <w:r>
-                                        <w:rPr>
-                                          <w:b/>
-                                          <w:bCs/>
-                                        </w:rPr>
-                                        <w:t>Alghamdi</w:t>
-                                      </w:r>
-                                      <w:proofErr w:type="spellEnd"/>
                                     </w:p>
                                     <w:p>
                                       <w:pPr>
@@ -2815,7 +2739,6 @@
                                       <w:r>
                                         <w:t xml:space="preserve"> </w:t>
                                       </w:r>
-                                      <w:proofErr w:type="spellStart"/>
                                       <w:r>
                                         <w:rPr>
                                           <w:b/>
@@ -2823,29 +2746,8 @@
                                           <w:sz w:val="22"/>
                                           <w:szCs w:val="22"/>
                                         </w:rPr>
-                                        <w:t>Abdulrahman</w:t>
+                                        <w:t>Abdulrahman Alsalem</w:t>
                                       </w:r>
-                                      <w:proofErr w:type="spellEnd"/>
-                                      <w:r>
-                                        <w:rPr>
-                                          <w:b/>
-                                          <w:bCs/>
-                                          <w:sz w:val="22"/>
-                                          <w:szCs w:val="22"/>
-                                        </w:rPr>
-                                        <w:t xml:space="preserve"> </w:t>
-                                      </w:r>
-                                      <w:proofErr w:type="spellStart"/>
-                                      <w:r>
-                                        <w:rPr>
-                                          <w:b/>
-                                          <w:bCs/>
-                                          <w:sz w:val="22"/>
-                                          <w:szCs w:val="22"/>
-                                        </w:rPr>
-                                        <w:t>Alsalem</w:t>
-                                      </w:r>
-                                      <w:proofErr w:type="spellEnd"/>
                                     </w:p>
                                   </w:tc>
                                   <w:tc>
@@ -3166,7 +3068,11 @@
               </mc:Choice>
               <mc:Fallback>
                 <w:pict>
-                  <v:shape w14:anchorId="7CBAAF0B" id="Text Box 15" o:spid="_x0000_s1031" type="#_x0000_t202" alt="contact info" style="position:absolute;margin-left:36.5pt;margin-top:226.65pt;width:540pt;height:114pt;z-index:251675648;visibility:visible;mso-wrap-style:square;mso-width-percent:1282;mso-height-percent:0;mso-wrap-distance-left:9pt;mso-wrap-distance-top:0;mso-wrap-distance-right:9pt;mso-wrap-distance-bottom:0;mso-position-horizontal:absolute;mso-position-horizontal-relative:page;mso-position-vertical:absolute;mso-position-vertical-relative:margin;mso-width-percent:1282;mso-height-percent:0;mso-width-relative:margin;mso-height-relative:margin;v-text-anchor:bottom" o:gfxdata="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" o:allowoverlap="f" filled="f" stroked="f" strokeweight=".5pt">
+                  <v:shapetype w14:anchorId="7CBAAF0B" id="_x0000_t202" coordsize="21600,21600" o:spt="202" path="m,l,21600r21600,l21600,xe">
+                    <v:stroke joinstyle="miter"/>
+                    <v:path gradientshapeok="t" o:connecttype="rect"/>
+                  </v:shapetype>
+                  <v:shape id="Text Box 15" o:spid="_x0000_s1031" type="#_x0000_t202" alt="contact info" style="position:absolute;margin-left:36.5pt;margin-top:226.65pt;width:540pt;height:114pt;z-index:251675648;visibility:visible;mso-wrap-style:square;mso-width-percent:1282;mso-height-percent:0;mso-wrap-distance-left:9pt;mso-wrap-distance-top:0;mso-wrap-distance-right:9pt;mso-wrap-distance-bottom:0;mso-position-horizontal:absolute;mso-position-horizontal-relative:page;mso-position-vertical:absolute;mso-position-vertical-relative:margin;mso-width-percent:1282;mso-height-percent:0;mso-width-relative:margin;mso-height-relative:margin;v-text-anchor:bottom" o:gfxdata="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" o:allowoverlap="f" filled="f" stroked="f" strokeweight=".5pt">
                     <v:textbox inset="0,0,0,0">
                       <w:txbxContent>
                         <w:p>
@@ -3181,7 +3087,6 @@
                               <w:dataBinding w:prefixMappings="xmlns:ns0='http://schemas.openxmlformats.org/officeDocument/2006/extended-properties' " w:xpath="/ns0:Properties[1]/ns0:Company[1]" w:storeItemID="{6668398D-A668-4E3E-A5EB-62B293D839F1}"/>
                               <w:text/>
                             </w:sdtPr>
-                            <w:sdtEndPr/>
                             <w:sdtContent>
                               <w:r>
                                 <w:t>Student Details:                                            CRN:50267</w:t>
@@ -3203,9 +3108,9 @@
                             <w:tblLook w:val="04A0" w:firstRow="1" w:lastRow="0" w:firstColumn="1" w:lastColumn="0" w:noHBand="0" w:noVBand="1"/>
                           </w:tblPr>
                           <w:tblGrid>
-                            <w:gridCol w:w="3591"/>
-                            <w:gridCol w:w="3592"/>
-                            <w:gridCol w:w="3592"/>
+                            <w:gridCol w:w="3596"/>
+                            <w:gridCol w:w="3597"/>
+                            <w:gridCol w:w="3597"/>
                           </w:tblGrid>
                           <w:tr>
                             <w:trPr>
@@ -3277,27 +3182,7 @@
                                     <w:sz w:val="22"/>
                                     <w:szCs w:val="22"/>
                                   </w:rPr>
-                                  <w:t xml:space="preserve">Adel </w:t>
-                                </w:r>
-                                <w:proofErr w:type="spellStart"/>
-                                <w:r>
-                                  <w:rPr>
-                                    <w:b/>
-                                    <w:bCs/>
-                                    <w:sz w:val="22"/>
-                                    <w:szCs w:val="22"/>
-                                  </w:rPr>
-                                  <w:t>Saleem</w:t>
-                                </w:r>
-                                <w:proofErr w:type="spellEnd"/>
-                                <w:r>
-                                  <w:rPr>
-                                    <w:b/>
-                                    <w:bCs/>
-                                    <w:sz w:val="22"/>
-                                    <w:szCs w:val="22"/>
-                                  </w:rPr>
-                                  <w:t xml:space="preserve"> Alhrbi</w:t>
+                                  <w:t>Adel Saleem Alhrbi</w:t>
                                 </w:r>
                               </w:p>
                               <w:p>
@@ -3319,21 +3204,12 @@
                                   </w:rPr>
                                   <w:t xml:space="preserve">Name: </w:t>
                                 </w:r>
-                                <w:proofErr w:type="spellStart"/>
                                 <w:r>
                                   <w:rPr>
                                     <w:b/>
                                     <w:bCs/>
                                   </w:rPr>
-                                  <w:t>Talal</w:t>
-                                </w:r>
-                                <w:proofErr w:type="spellEnd"/>
-                                <w:r>
-                                  <w:rPr>
-                                    <w:b/>
-                                    <w:bCs/>
-                                  </w:rPr>
-                                  <w:t xml:space="preserve"> </w:t>
+                                  <w:t xml:space="preserve">Talal </w:t>
                                 </w:r>
                                 <w:proofErr w:type="spellStart"/>
                                 <w:r>
@@ -3383,21 +3259,12 @@
                                 <w:r>
                                   <w:t xml:space="preserve"> </w:t>
                                 </w:r>
-                                <w:proofErr w:type="spellStart"/>
                                 <w:r>
                                   <w:rPr>
                                     <w:b/>
                                     <w:bCs/>
                                   </w:rPr>
-                                  <w:t>Suhair</w:t>
-                                </w:r>
-                                <w:proofErr w:type="spellEnd"/>
-                                <w:r>
-                                  <w:rPr>
-                                    <w:b/>
-                                    <w:bCs/>
-                                  </w:rPr>
-                                  <w:t xml:space="preserve"> </w:t>
+                                  <w:t xml:space="preserve">Suhair </w:t>
                                 </w:r>
                                 <w:proofErr w:type="spellStart"/>
                                 <w:r>
@@ -3452,33 +3319,8 @@
                                     <w:b/>
                                     <w:bCs/>
                                   </w:rPr>
-                                  <w:t xml:space="preserve">Saud </w:t>
+                                  <w:t>Saud Abdulaziz Alghamdi</w:t>
                                 </w:r>
-                                <w:proofErr w:type="spellStart"/>
-                                <w:r>
-                                  <w:rPr>
-                                    <w:b/>
-                                    <w:bCs/>
-                                  </w:rPr>
-                                  <w:t>Abdulaziz</w:t>
-                                </w:r>
-                                <w:proofErr w:type="spellEnd"/>
-                                <w:r>
-                                  <w:rPr>
-                                    <w:b/>
-                                    <w:bCs/>
-                                  </w:rPr>
-                                  <w:t xml:space="preserve"> </w:t>
-                                </w:r>
-                                <w:proofErr w:type="spellStart"/>
-                                <w:r>
-                                  <w:rPr>
-                                    <w:b/>
-                                    <w:bCs/>
-                                  </w:rPr>
-                                  <w:t>Alghamdi</w:t>
-                                </w:r>
-                                <w:proofErr w:type="spellEnd"/>
                               </w:p>
                               <w:p>
                                 <w:pPr>
@@ -3502,7 +3344,6 @@
                                 <w:r>
                                   <w:t xml:space="preserve"> </w:t>
                                 </w:r>
-                                <w:proofErr w:type="spellStart"/>
                                 <w:r>
                                   <w:rPr>
                                     <w:b/>
@@ -3510,29 +3351,8 @@
                                     <w:sz w:val="22"/>
                                     <w:szCs w:val="22"/>
                                   </w:rPr>
-                                  <w:t>Abdulrahman</w:t>
+                                  <w:t>Abdulrahman Alsalem</w:t>
                                 </w:r>
-                                <w:proofErr w:type="spellEnd"/>
-                                <w:r>
-                                  <w:rPr>
-                                    <w:b/>
-                                    <w:bCs/>
-                                    <w:sz w:val="22"/>
-                                    <w:szCs w:val="22"/>
-                                  </w:rPr>
-                                  <w:t xml:space="preserve"> </w:t>
-                                </w:r>
-                                <w:proofErr w:type="spellStart"/>
-                                <w:r>
-                                  <w:rPr>
-                                    <w:b/>
-                                    <w:bCs/>
-                                    <w:sz w:val="22"/>
-                                    <w:szCs w:val="22"/>
-                                  </w:rPr>
-                                  <w:t>Alsalem</w:t>
-                                </w:r>
-                                <w:proofErr w:type="spellEnd"/>
                               </w:p>
                             </w:tc>
                             <w:tc>
@@ -4385,23 +4205,7 @@
           <w:sz w:val="24"/>
           <w:szCs w:val="24"/>
         </w:rPr>
-        <w:t xml:space="preserve">If you used any AI tools during this project (e.g., </w:t>
-      </w:r>
-      <w:proofErr w:type="spellStart"/>
-      <w:r>
-        <w:rPr>
-          <w:sz w:val="24"/>
-          <w:szCs w:val="24"/>
-        </w:rPr>
-        <w:t>ChatGPT</w:t>
-      </w:r>
-      <w:proofErr w:type="spellEnd"/>
-      <w:r>
-        <w:rPr>
-          <w:sz w:val="24"/>
-          <w:szCs w:val="24"/>
-        </w:rPr>
-        <w:t xml:space="preserve">, Claude, Copilot), disclose which tool(s), for what specific purpose (e.g., debugging, grammar checking, brainstorming), and how you verified or modified the output. </w:t>
+        <w:t xml:space="preserve">If you used any AI tools during this project (e.g., ChatGPT, Claude, Copilot), disclose which tool(s), for what specific purpose (e.g., debugging, grammar checking, brainstorming), and how you verified or modified the output. </w:t>
       </w:r>
     </w:p>
     <w:p>
@@ -4533,23 +4337,7 @@
           <w:sz w:val="24"/>
           <w:szCs w:val="24"/>
         </w:rPr>
-        <w:t>AI use: Students may use AI tools (</w:t>
-      </w:r>
-      <w:proofErr w:type="spellStart"/>
-      <w:r>
-        <w:rPr>
-          <w:sz w:val="24"/>
-          <w:szCs w:val="24"/>
-        </w:rPr>
-        <w:t>ChatGPT</w:t>
-      </w:r>
-      <w:proofErr w:type="spellEnd"/>
-      <w:r>
-        <w:rPr>
-          <w:sz w:val="24"/>
-          <w:szCs w:val="24"/>
-        </w:rPr>
-        <w:t xml:space="preserve">, Claude, Copilot, Gemini, etc.) only for brainstorming approaches, debugging small errors, or proofreading text. </w:t>
+        <w:t xml:space="preserve">AI use: Students may use AI tools (ChatGPT, Claude, Copilot, Gemini, etc.) only for brainstorming approaches, debugging small errors, or proofreading text. </w:t>
       </w:r>
       <w:r>
         <w:rPr>
@@ -4579,23 +4367,7 @@
           <w:sz w:val="24"/>
           <w:szCs w:val="24"/>
         </w:rPr>
-        <w:t xml:space="preserve">Any submission lacking a valid, </w:t>
-      </w:r>
-      <w:proofErr w:type="spellStart"/>
-      <w:r>
-        <w:rPr>
-          <w:sz w:val="24"/>
-          <w:szCs w:val="24"/>
-        </w:rPr>
-        <w:t>inspectable</w:t>
-      </w:r>
-      <w:proofErr w:type="spellEnd"/>
-      <w:r>
-        <w:rPr>
-          <w:sz w:val="24"/>
-          <w:szCs w:val="24"/>
-        </w:rPr>
-        <w:t xml:space="preserve"> version/commit history, or showing evidence of AI generation or plagiarism, will receive a zero grade for the entire project.</w:t>
+        <w:t>Any submission lacking a valid, inspectable version/commit history, or showing evidence of AI generation or plagiarism, will receive a zero grade for the entire project.</w:t>
       </w:r>
     </w:p>
     <w:p>
@@ -7036,86 +6808,69 @@
           <w:szCs w:val="24"/>
         </w:rPr>
       </w:pPr>
-    </w:p>
-    <w:p>
-      <w:pPr>
-        <w:rPr>
-          <w:sz w:val="24"/>
-          <w:szCs w:val="24"/>
-        </w:rPr>
-      </w:pPr>
-    </w:p>
-    <w:p>
-      <w:pPr>
-        <w:rPr>
-          <w:sz w:val="24"/>
-          <w:szCs w:val="24"/>
-        </w:rPr>
-      </w:pPr>
-    </w:p>
-    <w:p>
-      <w:pPr>
-        <w:rPr>
-          <w:sz w:val="24"/>
-          <w:szCs w:val="24"/>
-        </w:rPr>
-      </w:pPr>
-    </w:p>
-    <w:p>
-      <w:pPr>
-        <w:rPr>
-          <w:sz w:val="24"/>
-          <w:szCs w:val="24"/>
-        </w:rPr>
-      </w:pPr>
-    </w:p>
-    <w:p>
-      <w:pPr>
-        <w:rPr>
-          <w:sz w:val="24"/>
-          <w:szCs w:val="24"/>
-        </w:rPr>
-      </w:pPr>
-    </w:p>
-    <w:p>
-      <w:pPr>
-        <w:rPr>
-          <w:sz w:val="24"/>
-          <w:szCs w:val="24"/>
-        </w:rPr>
-      </w:pPr>
-    </w:p>
-    <w:p>
-      <w:pPr>
-        <w:rPr>
-          <w:sz w:val="24"/>
-          <w:szCs w:val="24"/>
-        </w:rPr>
-      </w:pPr>
-    </w:p>
-    <w:p>
-      <w:pPr>
-        <w:rPr>
-          <w:sz w:val="24"/>
-          <w:szCs w:val="24"/>
-        </w:rPr>
-      </w:pPr>
-    </w:p>
-    <w:p>
-      <w:pPr>
-        <w:rPr>
-          <w:sz w:val="24"/>
-          <w:szCs w:val="24"/>
-        </w:rPr>
-      </w:pPr>
-    </w:p>
-    <w:p>
-      <w:pPr>
-        <w:rPr>
-          <w:sz w:val="24"/>
-          <w:szCs w:val="24"/>
-        </w:rPr>
-      </w:pPr>
+      <w:r>
+        <w:rPr>
+          <w:noProof/>
+          <w:sz w:val="24"/>
+          <w:szCs w:val="24"/>
+          <w:lang w:eastAsia="en-US"/>
+        </w:rPr>
+        <w:drawing>
+          <wp:anchor distT="0" distB="0" distL="114300" distR="114300" simplePos="0" relativeHeight="251693056" behindDoc="0" locked="0" layoutInCell="1" allowOverlap="1" wp14:anchorId="591E7B71" wp14:editId="60A5B20C">
+            <wp:simplePos x="0" y="0"/>
+            <wp:positionH relativeFrom="margin">
+              <wp:posOffset>-895010</wp:posOffset>
+            </wp:positionH>
+            <wp:positionV relativeFrom="paragraph">
+              <wp:posOffset>361315</wp:posOffset>
+            </wp:positionV>
+            <wp:extent cx="6596380" cy="5255895"/>
+            <wp:effectExtent l="0" t="0" r="0" b="1905"/>
+            <wp:wrapSquare wrapText="bothSides"/>
+            <wp:docPr id="10" name="Picture 10"/>
+            <wp:cNvGraphicFramePr>
+              <a:graphicFrameLocks xmlns:a="http://schemas.openxmlformats.org/drawingml/2006/main" noChangeAspect="1"/>
+            </wp:cNvGraphicFramePr>
+            <a:graphic xmlns:a="http://schemas.openxmlformats.org/drawingml/2006/main">
+              <a:graphicData uri="http://schemas.openxmlformats.org/drawingml/2006/picture">
+                <pic:pic xmlns:pic="http://schemas.openxmlformats.org/drawingml/2006/picture">
+                  <pic:nvPicPr>
+                    <pic:cNvPr id="10" name="SAMS-Class-Diagram-Clear1.png"/>
+                    <pic:cNvPicPr/>
+                  </pic:nvPicPr>
+                  <pic:blipFill>
+                    <a:blip r:embed="rId16">
+                      <a:extLst>
+                        <a:ext uri="{28A0092B-C50C-407E-A947-70E740481C1C}">
+                          <a14:useLocalDpi xmlns:a14="http://schemas.microsoft.com/office/drawing/2010/main" val="0"/>
+                        </a:ext>
+                      </a:extLst>
+                    </a:blip>
+                    <a:stretch>
+                      <a:fillRect/>
+                    </a:stretch>
+                  </pic:blipFill>
+                  <pic:spPr>
+                    <a:xfrm>
+                      <a:off x="0" y="0"/>
+                      <a:ext cx="6596380" cy="5255895"/>
+                    </a:xfrm>
+                    <a:prstGeom prst="rect">
+                      <a:avLst/>
+                    </a:prstGeom>
+                  </pic:spPr>
+                </pic:pic>
+              </a:graphicData>
+            </a:graphic>
+            <wp14:sizeRelH relativeFrom="margin">
+              <wp14:pctWidth>0</wp14:pctWidth>
+            </wp14:sizeRelH>
+            <wp14:sizeRelV relativeFrom="margin">
+              <wp14:pctHeight>0</wp14:pctHeight>
+            </wp14:sizeRelV>
+          </wp:anchor>
+        </w:drawing>
+      </w:r>
     </w:p>
     <w:p>
       <w:pPr>
@@ -7984,7 +7739,6 @@
           <w:rFonts w:ascii="Times New Roman" w:hAnsi="Times New Roman" w:cs="Times New Roman"/>
         </w:rPr>
       </w:pPr>
-      <w:bookmarkStart w:id="0" w:name="_GoBack"/>
       <w:r>
         <w:rPr>
           <w:rFonts w:ascii="Times New Roman" w:hAnsi="Times New Roman" w:cs="Times New Roman"/>
@@ -8022,7 +7776,6 @@
               <w:right w:w="120" w:type="dxa"/>
             </w:tcMar>
           </w:tcPr>
-          <w:bookmarkEnd w:id="0"/>
           <w:p>
             <w:pPr>
               <w:spacing w:after="0"/>
@@ -9563,7 +9316,7 @@
       </w:pPr>
     </w:p>
     <w:sectPr>
-      <w:headerReference w:type="default" r:id="rId16"/>
+      <w:headerReference w:type="default" r:id="rId17"/>
       <w:pgSz w:w="12240" w:h="15840" w:code="1"/>
       <w:pgMar w:top="1080" w:right="720" w:bottom="2160" w:left="3096" w:header="1080" w:footer="720" w:gutter="0"/>
       <w:pgNumType w:start="1"/>
@@ -9575,7 +9328,7 @@
 </file>
 
 <file path=word/endnotes.xml><?xml version="1.0" encoding="utf-8"?>
-<w:endnotes xmlns:wpc="http://schemas.microsoft.com/office/word/2010/wordprocessingCanvas" xmlns:cx="http://schemas.microsoft.com/office/drawing/2014/chartex" xmlns:mc="http://schemas.openxmlformats.org/markup-compatibility/2006" xmlns:o="urn:schemas-microsoft-com:office:office" xmlns:r="http://schemas.openxmlformats.org/officeDocument/2006/relationships" xmlns:m="http://schemas.openxmlformats.org/officeDocument/2006/math" xmlns:v="urn:schemas-microsoft-com:vml" xmlns:wp14="http://schemas.microsoft.com/office/word/2010/wordprocessingDrawing" xmlns:wp="http://schemas.openxmlformats.org/drawingml/2006/wordprocessingDrawing" xmlns:w10="urn:schemas-microsoft-com:office:word" xmlns:w="http://schemas.openxmlformats.org/wordprocessingml/2006/main" xmlns:w14="http://schemas.microsoft.com/office/word/2010/wordml" xmlns:w15="http://schemas.microsoft.com/office/word/2012/wordml" xmlns:w16se="http://schemas.microsoft.com/office/word/2015/wordml/symex" xmlns:wpg="http://schemas.microsoft.com/office/word/2010/wordprocessingGroup" xmlns:wpi="http://schemas.microsoft.com/office/word/2010/wordprocessingInk" xmlns:wne="http://schemas.microsoft.com/office/word/2006/wordml" xmlns:wps="http://schemas.microsoft.com/office/word/2010/wordprocessingShape" mc:Ignorable="w14 w15 w16se wp14">
+<w:endnotes xmlns:wpc="http://schemas.microsoft.com/office/word/2010/wordprocessingCanvas" xmlns:cx="http://schemas.microsoft.com/office/drawing/2014/chartex" xmlns:cx1="http://schemas.microsoft.com/office/drawing/2015/9/8/chartex" xmlns:cx2="http://schemas.microsoft.com/office/drawing/2015/10/21/chartex" xmlns:cx3="http://schemas.microsoft.com/office/drawing/2016/5/9/chartex" xmlns:cx4="http://schemas.microsoft.com/office/drawing/2016/5/10/chartex" xmlns:cx5="http://schemas.microsoft.com/office/drawing/2016/5/11/chartex" xmlns:cx6="http://schemas.microsoft.com/office/drawing/2016/5/12/chartex" xmlns:cx7="http://schemas.microsoft.com/office/drawing/2016/5/13/chartex" xmlns:cx8="http://schemas.microsoft.com/office/drawing/2016/5/14/chartex" xmlns:mc="http://schemas.openxmlformats.org/markup-compatibility/2006" xmlns:m="http://schemas.openxmlformats.org/officeDocument/2006/math" xmlns:aink="http://schemas.microsoft.com/office/drawing/2016/ink" xmlns:am3d="http://schemas.microsoft.com/office/drawing/2017/model3d" xmlns:oel="http://schemas.microsoft.com/office/2019/extlst" xmlns:r="http://schemas.openxmlformats.org/officeDocument/2006/relationships" xmlns:wp14="http://schemas.microsoft.com/office/word/2010/wordprocessingDrawing" xmlns:wp="http://schemas.openxmlformats.org/drawingml/2006/wordprocessingDrawing" xmlns:wpg="http://schemas.microsoft.com/office/word/2010/wordprocessingGroup" xmlns:wpi="http://schemas.microsoft.com/office/word/2010/wordprocessingInk" xmlns:wps="http://schemas.microsoft.com/office/word/2010/wordprocessingShape" xmlns:o="urn:schemas-microsoft-com:office:office" xmlns:v="urn:schemas-microsoft-com:vml" xmlns:w10="urn:schemas-microsoft-com:office:word" xmlns:w="http://schemas.openxmlformats.org/wordprocessingml/2006/main" xmlns:w14="http://schemas.microsoft.com/office/word/2010/wordml" xmlns:w15="http://schemas.microsoft.com/office/word/2012/wordml" xmlns:w16cei="http://schemas.microsoft.com/office/word/2026/wordml/cei" xmlns:w16cex="http://schemas.microsoft.com/office/word/2018/wordml/cex" xmlns:w16cid="http://schemas.microsoft.com/office/word/2016/wordml/cid" xmlns:w16="http://schemas.microsoft.com/office/word/2018/wordml" xmlns:w16sdtdh="http://schemas.microsoft.com/office/word/2020/wordml/sdtdatahash" xmlns:w16sdtfl="http://schemas.microsoft.com/office/word/2024/wordml/sdtformatlock" xmlns:w16se="http://schemas.microsoft.com/office/word/2015/wordml/symex" xmlns:w16du="http://schemas.microsoft.com/office/word/2023/wordml/word16du" xmlns:wne="http://schemas.microsoft.com/office/word/2006/wordml" mc:Ignorable="w14 w15 w16se w16cid w16 w16cex w16sdtdh w16sdtfl w16du wp14">
   <w:endnote w:type="separator" w:id="-1">
     <w:p>
       <w:pPr>
@@ -9604,7 +9357,7 @@
 </file>
 
 <file path=word/footer1.xml><?xml version="1.0" encoding="utf-8"?>
-<w:ftr xmlns:wpc="http://schemas.microsoft.com/office/word/2010/wordprocessingCanvas" xmlns:cx="http://schemas.microsoft.com/office/drawing/2014/chartex" xmlns:mc="http://schemas.openxmlformats.org/markup-compatibility/2006" xmlns:o="urn:schemas-microsoft-com:office:office" xmlns:r="http://schemas.openxmlformats.org/officeDocument/2006/relationships" xmlns:m="http://schemas.openxmlformats.org/officeDocument/2006/math" xmlns:v="urn:schemas-microsoft-com:vml" xmlns:wp14="http://schemas.microsoft.com/office/word/2010/wordprocessingDrawing" xmlns:wp="http://schemas.openxmlformats.org/drawingml/2006/wordprocessingDrawing" xmlns:w10="urn:schemas-microsoft-com:office:word" xmlns:w="http://schemas.openxmlformats.org/wordprocessingml/2006/main" xmlns:w14="http://schemas.microsoft.com/office/word/2010/wordml" xmlns:w15="http://schemas.microsoft.com/office/word/2012/wordml" xmlns:w16se="http://schemas.microsoft.com/office/word/2015/wordml/symex" xmlns:wpg="http://schemas.microsoft.com/office/word/2010/wordprocessingGroup" xmlns:wpi="http://schemas.microsoft.com/office/word/2010/wordprocessingInk" xmlns:wne="http://schemas.microsoft.com/office/word/2006/wordml" xmlns:wps="http://schemas.microsoft.com/office/word/2010/wordprocessingShape" mc:Ignorable="w14 w15 w16se wp14">
+<w:ftr xmlns:wpc="http://schemas.microsoft.com/office/word/2010/wordprocessingCanvas" xmlns:cx="http://schemas.microsoft.com/office/drawing/2014/chartex" xmlns:cx1="http://schemas.microsoft.com/office/drawing/2015/9/8/chartex" xmlns:cx2="http://schemas.microsoft.com/office/drawing/2015/10/21/chartex" xmlns:cx3="http://schemas.microsoft.com/office/drawing/2016/5/9/chartex" xmlns:cx4="http://schemas.microsoft.com/office/drawing/2016/5/10/chartex" xmlns:cx5="http://schemas.microsoft.com/office/drawing/2016/5/11/chartex" xmlns:cx6="http://schemas.microsoft.com/office/drawing/2016/5/12/chartex" xmlns:cx7="http://schemas.microsoft.com/office/drawing/2016/5/13/chartex" xmlns:cx8="http://schemas.microsoft.com/office/drawing/2016/5/14/chartex" xmlns:mc="http://schemas.openxmlformats.org/markup-compatibility/2006" xmlns:m="http://schemas.openxmlformats.org/officeDocument/2006/math" xmlns:aink="http://schemas.microsoft.com/office/drawing/2016/ink" xmlns:am3d="http://schemas.microsoft.com/office/drawing/2017/model3d" xmlns:oel="http://schemas.microsoft.com/office/2019/extlst" xmlns:r="http://schemas.openxmlformats.org/officeDocument/2006/relationships" xmlns:wp14="http://schemas.microsoft.com/office/word/2010/wordprocessingDrawing" xmlns:wp="http://schemas.openxmlformats.org/drawingml/2006/wordprocessingDrawing" xmlns:wpg="http://schemas.microsoft.com/office/word/2010/wordprocessingGroup" xmlns:wpi="http://schemas.microsoft.com/office/word/2010/wordprocessingInk" xmlns:wps="http://schemas.microsoft.com/office/word/2010/wordprocessingShape" xmlns:o="urn:schemas-microsoft-com:office:office" xmlns:v="urn:schemas-microsoft-com:vml" xmlns:w10="urn:schemas-microsoft-com:office:word" xmlns:w="http://schemas.openxmlformats.org/wordprocessingml/2006/main" xmlns:w14="http://schemas.microsoft.com/office/word/2010/wordml" xmlns:w15="http://schemas.microsoft.com/office/word/2012/wordml" xmlns:w16cei="http://schemas.microsoft.com/office/word/2026/wordml/cei" xmlns:w16cex="http://schemas.microsoft.com/office/word/2018/wordml/cex" xmlns:w16cid="http://schemas.microsoft.com/office/word/2016/wordml/cid" xmlns:w16="http://schemas.microsoft.com/office/word/2018/wordml" xmlns:w16sdtdh="http://schemas.microsoft.com/office/word/2020/wordml/sdtdatahash" xmlns:w16sdtfl="http://schemas.microsoft.com/office/word/2024/wordml/sdtformatlock" xmlns:w16se="http://schemas.microsoft.com/office/word/2015/wordml/symex" xmlns:w16du="http://schemas.microsoft.com/office/word/2023/wordml/word16du" xmlns:wne="http://schemas.microsoft.com/office/word/2006/wordml" mc:Ignorable="w14 w15 w16se w16cid w16 w16cex w16sdtdh w16sdtfl w16du wp14">
   <w:p>
     <w:pPr>
       <w:pStyle w:val="Footer"/>
@@ -9631,7 +9384,7 @@
               <wp:docPr id="1869664002" name="Text Box 9" descr="Restricted - مقيد ">
                 <a:extLst xmlns:a="http://schemas.openxmlformats.org/drawingml/2006/main">
                   <a:ext uri="{5AE41FA2-C0FF-4470-9BD4-5FADCA87CBE2}">
-                    <aclsh:classification xmlns:aclsh="http://schemas.microsoft.com/office/drawing/2020/classificationShape" xmlns:w16sdtfl="http://schemas.microsoft.com/office/word/2024/wordml/sdtformatlock" xmlns:w16sdtdh="http://schemas.microsoft.com/office/word/2020/wordml/sdtdatahash" xmlns:w16du="http://schemas.microsoft.com/office/word/2023/wordml/word16du" xmlns:w16="http://schemas.microsoft.com/office/word/2018/wordml" xmlns:w16cid="http://schemas.microsoft.com/office/word/2016/wordml/cid" xmlns:w16cex="http://schemas.microsoft.com/office/word/2018/wordml/cex" xmlns:w="http://schemas.openxmlformats.org/wordprocessingml/2006/main" xmlns:w10="urn:schemas-microsoft-com:office:word" xmlns:v="urn:schemas-microsoft-com:vml" xmlns:oel="http://schemas.microsoft.com/office/2019/extlst" xmlns:o="urn:schemas-microsoft-com:office:office" xmlns:am3d="http://schemas.microsoft.com/office/drawing/2017/model3d" xmlns:aink="http://schemas.microsoft.com/office/drawing/2016/ink" xmlns:cx8="http://schemas.microsoft.com/office/drawing/2016/5/14/chartex" xmlns:cx7="http://schemas.microsoft.com/office/drawing/2016/5/13/chartex" xmlns:cx6="http://schemas.microsoft.com/office/drawing/2016/5/12/chartex" xmlns:cx5="http://schemas.microsoft.com/office/drawing/2016/5/11/chartex" xmlns:cx4="http://schemas.microsoft.com/office/drawing/2016/5/10/chartex" xmlns:cx3="http://schemas.microsoft.com/office/drawing/2016/5/9/chartex" xmlns:cx2="http://schemas.microsoft.com/office/drawing/2015/10/21/chartex" xmlns:cx1="http://schemas.microsoft.com/office/drawing/2015/9/8/chartex" xmlns="" classificationOutcomeType="ftr"/>
+                    <aclsh:classification xmlns:aclsh="http://schemas.microsoft.com/office/drawing/2020/classificationShape" classificationOutcomeType="ftr"/>
                   </a:ext>
                 </a:extLst>
               </wp:docPr>
@@ -9762,7 +9515,7 @@
 </file>
 
 <file path=word/footer2.xml><?xml version="1.0" encoding="utf-8"?>
-<w:ftr xmlns:wpc="http://schemas.microsoft.com/office/word/2010/wordprocessingCanvas" xmlns:cx="http://schemas.microsoft.com/office/drawing/2014/chartex" xmlns:mc="http://schemas.openxmlformats.org/markup-compatibility/2006" xmlns:o="urn:schemas-microsoft-com:office:office" xmlns:r="http://schemas.openxmlformats.org/officeDocument/2006/relationships" xmlns:m="http://schemas.openxmlformats.org/officeDocument/2006/math" xmlns:v="urn:schemas-microsoft-com:vml" xmlns:wp14="http://schemas.microsoft.com/office/word/2010/wordprocessingDrawing" xmlns:wp="http://schemas.openxmlformats.org/drawingml/2006/wordprocessingDrawing" xmlns:w10="urn:schemas-microsoft-com:office:word" xmlns:w="http://schemas.openxmlformats.org/wordprocessingml/2006/main" xmlns:w14="http://schemas.microsoft.com/office/word/2010/wordml" xmlns:w15="http://schemas.microsoft.com/office/word/2012/wordml" xmlns:w16se="http://schemas.microsoft.com/office/word/2015/wordml/symex" xmlns:wpg="http://schemas.microsoft.com/office/word/2010/wordprocessingGroup" xmlns:wpi="http://schemas.microsoft.com/office/word/2010/wordprocessingInk" xmlns:wne="http://schemas.microsoft.com/office/word/2006/wordml" xmlns:wps="http://schemas.microsoft.com/office/word/2010/wordprocessingShape" mc:Ignorable="w14 w15 w16se wp14">
+<w:ftr xmlns:wpc="http://schemas.microsoft.com/office/word/2010/wordprocessingCanvas" xmlns:cx="http://schemas.microsoft.com/office/drawing/2014/chartex" xmlns:cx1="http://schemas.microsoft.com/office/drawing/2015/9/8/chartex" xmlns:cx2="http://schemas.microsoft.com/office/drawing/2015/10/21/chartex" xmlns:cx3="http://schemas.microsoft.com/office/drawing/2016/5/9/chartex" xmlns:cx4="http://schemas.microsoft.com/office/drawing/2016/5/10/chartex" xmlns:cx5="http://schemas.microsoft.com/office/drawing/2016/5/11/chartex" xmlns:cx6="http://schemas.microsoft.com/office/drawing/2016/5/12/chartex" xmlns:cx7="http://schemas.microsoft.com/office/drawing/2016/5/13/chartex" xmlns:cx8="http://schemas.microsoft.com/office/drawing/2016/5/14/chartex" xmlns:mc="http://schemas.openxmlformats.org/markup-compatibility/2006" xmlns:m="http://schemas.openxmlformats.org/officeDocument/2006/math" xmlns:aink="http://schemas.microsoft.com/office/drawing/2016/ink" xmlns:am3d="http://schemas.microsoft.com/office/drawing/2017/model3d" xmlns:oel="http://schemas.microsoft.com/office/2019/extlst" xmlns:r="http://schemas.openxmlformats.org/officeDocument/2006/relationships" xmlns:wp14="http://schemas.microsoft.com/office/word/2010/wordprocessingDrawing" xmlns:wp="http://schemas.openxmlformats.org/drawingml/2006/wordprocessingDrawing" xmlns:wpg="http://schemas.microsoft.com/office/word/2010/wordprocessingGroup" xmlns:wpi="http://schemas.microsoft.com/office/word/2010/wordprocessingInk" xmlns:wps="http://schemas.microsoft.com/office/word/2010/wordprocessingShape" xmlns:o="urn:schemas-microsoft-com:office:office" xmlns:v="urn:schemas-microsoft-com:vml" xmlns:w10="urn:schemas-microsoft-com:office:word" xmlns:w="http://schemas.openxmlformats.org/wordprocessingml/2006/main" xmlns:w14="http://schemas.microsoft.com/office/word/2010/wordml" xmlns:w15="http://schemas.microsoft.com/office/word/2012/wordml" xmlns:w16cei="http://schemas.microsoft.com/office/word/2026/wordml/cei" xmlns:w16cex="http://schemas.microsoft.com/office/word/2018/wordml/cex" xmlns:w16cid="http://schemas.microsoft.com/office/word/2016/wordml/cid" xmlns:w16="http://schemas.microsoft.com/office/word/2018/wordml" xmlns:w16sdtdh="http://schemas.microsoft.com/office/word/2020/wordml/sdtdatahash" xmlns:w16sdtfl="http://schemas.microsoft.com/office/word/2024/wordml/sdtformatlock" xmlns:w16se="http://schemas.microsoft.com/office/word/2015/wordml/symex" xmlns:w16du="http://schemas.microsoft.com/office/word/2023/wordml/word16du" xmlns:wne="http://schemas.microsoft.com/office/word/2006/wordml" mc:Ignorable="w14 w15 w16se w16cid w16 w16cex w16sdtdh w16sdtfl w16du wp14">
   <w:p>
     <w:pPr>
       <w:pStyle w:val="Footer"/>
@@ -9789,7 +9542,7 @@
               <wp:docPr id="166068931" name="Text Box 10" descr="Restricted - مقيد ">
                 <a:extLst xmlns:a="http://schemas.openxmlformats.org/drawingml/2006/main">
                   <a:ext uri="{5AE41FA2-C0FF-4470-9BD4-5FADCA87CBE2}">
-                    <aclsh:classification xmlns:aclsh="http://schemas.microsoft.com/office/drawing/2020/classificationShape" xmlns:w16sdtfl="http://schemas.microsoft.com/office/word/2024/wordml/sdtformatlock" xmlns:w16sdtdh="http://schemas.microsoft.com/office/word/2020/wordml/sdtdatahash" xmlns:w16du="http://schemas.microsoft.com/office/word/2023/wordml/word16du" xmlns:w16="http://schemas.microsoft.com/office/word/2018/wordml" xmlns:w16cid="http://schemas.microsoft.com/office/word/2016/wordml/cid" xmlns:w16cex="http://schemas.microsoft.com/office/word/2018/wordml/cex" xmlns:w="http://schemas.openxmlformats.org/wordprocessingml/2006/main" xmlns:w10="urn:schemas-microsoft-com:office:word" xmlns:v="urn:schemas-microsoft-com:vml" xmlns:oel="http://schemas.microsoft.com/office/2019/extlst" xmlns:o="urn:schemas-microsoft-com:office:office" xmlns:am3d="http://schemas.microsoft.com/office/drawing/2017/model3d" xmlns:aink="http://schemas.microsoft.com/office/drawing/2016/ink" xmlns:cx8="http://schemas.microsoft.com/office/drawing/2016/5/14/chartex" xmlns:cx7="http://schemas.microsoft.com/office/drawing/2016/5/13/chartex" xmlns:cx6="http://schemas.microsoft.com/office/drawing/2016/5/12/chartex" xmlns:cx5="http://schemas.microsoft.com/office/drawing/2016/5/11/chartex" xmlns:cx4="http://schemas.microsoft.com/office/drawing/2016/5/10/chartex" xmlns:cx3="http://schemas.microsoft.com/office/drawing/2016/5/9/chartex" xmlns:cx2="http://schemas.microsoft.com/office/drawing/2015/10/21/chartex" xmlns:cx1="http://schemas.microsoft.com/office/drawing/2015/9/8/chartex" xmlns="" classificationOutcomeType="ftr"/>
+                    <aclsh:classification xmlns:aclsh="http://schemas.microsoft.com/office/drawing/2020/classificationShape" classificationOutcomeType="ftr"/>
                   </a:ext>
                 </a:extLst>
               </wp:docPr>
@@ -9920,7 +9673,7 @@
 </file>
 
 <file path=word/footer3.xml><?xml version="1.0" encoding="utf-8"?>
-<w:ftr xmlns:wpc="http://schemas.microsoft.com/office/word/2010/wordprocessingCanvas" xmlns:cx="http://schemas.microsoft.com/office/drawing/2014/chartex" xmlns:mc="http://schemas.openxmlformats.org/markup-compatibility/2006" xmlns:o="urn:schemas-microsoft-com:office:office" xmlns:r="http://schemas.openxmlformats.org/officeDocument/2006/relationships" xmlns:m="http://schemas.openxmlformats.org/officeDocument/2006/math" xmlns:v="urn:schemas-microsoft-com:vml" xmlns:wp14="http://schemas.microsoft.com/office/word/2010/wordprocessingDrawing" xmlns:wp="http://schemas.openxmlformats.org/drawingml/2006/wordprocessingDrawing" xmlns:w10="urn:schemas-microsoft-com:office:word" xmlns:w="http://schemas.openxmlformats.org/wordprocessingml/2006/main" xmlns:w14="http://schemas.microsoft.com/office/word/2010/wordml" xmlns:w15="http://schemas.microsoft.com/office/word/2012/wordml" xmlns:w16se="http://schemas.microsoft.com/office/word/2015/wordml/symex" xmlns:wpg="http://schemas.microsoft.com/office/word/2010/wordprocessingGroup" xmlns:wpi="http://schemas.microsoft.com/office/word/2010/wordprocessingInk" xmlns:wne="http://schemas.microsoft.com/office/word/2006/wordml" xmlns:wps="http://schemas.microsoft.com/office/word/2010/wordprocessingShape" mc:Ignorable="w14 w15 w16se wp14">
+<w:ftr xmlns:wpc="http://schemas.microsoft.com/office/word/2010/wordprocessingCanvas" xmlns:cx="http://schemas.microsoft.com/office/drawing/2014/chartex" xmlns:cx1="http://schemas.microsoft.com/office/drawing/2015/9/8/chartex" xmlns:cx2="http://schemas.microsoft.com/office/drawing/2015/10/21/chartex" xmlns:cx3="http://schemas.microsoft.com/office/drawing/2016/5/9/chartex" xmlns:cx4="http://schemas.microsoft.com/office/drawing/2016/5/10/chartex" xmlns:cx5="http://schemas.microsoft.com/office/drawing/2016/5/11/chartex" xmlns:cx6="http://schemas.microsoft.com/office/drawing/2016/5/12/chartex" xmlns:cx7="http://schemas.microsoft.com/office/drawing/2016/5/13/chartex" xmlns:cx8="http://schemas.microsoft.com/office/drawing/2016/5/14/chartex" xmlns:mc="http://schemas.openxmlformats.org/markup-compatibility/2006" xmlns:m="http://schemas.openxmlformats.org/officeDocument/2006/math" xmlns:aink="http://schemas.microsoft.com/office/drawing/2016/ink" xmlns:am3d="http://schemas.microsoft.com/office/drawing/2017/model3d" xmlns:oel="http://schemas.microsoft.com/office/2019/extlst" xmlns:r="http://schemas.openxmlformats.org/officeDocument/2006/relationships" xmlns:wp14="http://schemas.microsoft.com/office/word/2010/wordprocessingDrawing" xmlns:wp="http://schemas.openxmlformats.org/drawingml/2006/wordprocessingDrawing" xmlns:wpg="http://schemas.microsoft.com/office/word/2010/wordprocessingGroup" xmlns:wpi="http://schemas.microsoft.com/office/word/2010/wordprocessingInk" xmlns:wps="http://schemas.microsoft.com/office/word/2010/wordprocessingShape" xmlns:o="urn:schemas-microsoft-com:office:office" xmlns:v="urn:schemas-microsoft-com:vml" xmlns:w10="urn:schemas-microsoft-com:office:word" xmlns:w="http://schemas.openxmlformats.org/wordprocessingml/2006/main" xmlns:w14="http://schemas.microsoft.com/office/word/2010/wordml" xmlns:w15="http://schemas.microsoft.com/office/word/2012/wordml" xmlns:w16cei="http://schemas.microsoft.com/office/word/2026/wordml/cei" xmlns:w16cex="http://schemas.microsoft.com/office/word/2018/wordml/cex" xmlns:w16cid="http://schemas.microsoft.com/office/word/2016/wordml/cid" xmlns:w16="http://schemas.microsoft.com/office/word/2018/wordml" xmlns:w16sdtdh="http://schemas.microsoft.com/office/word/2020/wordml/sdtdatahash" xmlns:w16sdtfl="http://schemas.microsoft.com/office/word/2024/wordml/sdtformatlock" xmlns:w16se="http://schemas.microsoft.com/office/word/2015/wordml/symex" xmlns:w16du="http://schemas.microsoft.com/office/word/2023/wordml/word16du" xmlns:wne="http://schemas.microsoft.com/office/word/2006/wordml" mc:Ignorable="w14 w15 w16se w16cid w16 w16cex w16sdtdh w16sdtfl w16du wp14">
   <w:p>
     <w:pPr>
       <w:pStyle w:val="Footer"/>
@@ -9947,7 +9700,7 @@
               <wp:docPr id="1403242937" name="Text Box 8" descr="Restricted - مقيد ">
                 <a:extLst xmlns:a="http://schemas.openxmlformats.org/drawingml/2006/main">
                   <a:ext uri="{5AE41FA2-C0FF-4470-9BD4-5FADCA87CBE2}">
-                    <aclsh:classification xmlns:aclsh="http://schemas.microsoft.com/office/drawing/2020/classificationShape" xmlns:w16sdtfl="http://schemas.microsoft.com/office/word/2024/wordml/sdtformatlock" xmlns:w16sdtdh="http://schemas.microsoft.com/office/word/2020/wordml/sdtdatahash" xmlns:w16du="http://schemas.microsoft.com/office/word/2023/wordml/word16du" xmlns:w16="http://schemas.microsoft.com/office/word/2018/wordml" xmlns:w16cid="http://schemas.microsoft.com/office/word/2016/wordml/cid" xmlns:w16cex="http://schemas.microsoft.com/office/word/2018/wordml/cex" xmlns:w="http://schemas.openxmlformats.org/wordprocessingml/2006/main" xmlns:w10="urn:schemas-microsoft-com:office:word" xmlns:v="urn:schemas-microsoft-com:vml" xmlns:oel="http://schemas.microsoft.com/office/2019/extlst" xmlns:o="urn:schemas-microsoft-com:office:office" xmlns:am3d="http://schemas.microsoft.com/office/drawing/2017/model3d" xmlns:aink="http://schemas.microsoft.com/office/drawing/2016/ink" xmlns:cx8="http://schemas.microsoft.com/office/drawing/2016/5/14/chartex" xmlns:cx7="http://schemas.microsoft.com/office/drawing/2016/5/13/chartex" xmlns:cx6="http://schemas.microsoft.com/office/drawing/2016/5/12/chartex" xmlns:cx5="http://schemas.microsoft.com/office/drawing/2016/5/11/chartex" xmlns:cx4="http://schemas.microsoft.com/office/drawing/2016/5/10/chartex" xmlns:cx3="http://schemas.microsoft.com/office/drawing/2016/5/9/chartex" xmlns:cx2="http://schemas.microsoft.com/office/drawing/2015/10/21/chartex" xmlns:cx1="http://schemas.microsoft.com/office/drawing/2015/9/8/chartex" xmlns="" classificationOutcomeType="ftr"/>
+                    <aclsh:classification xmlns:aclsh="http://schemas.microsoft.com/office/drawing/2020/classificationShape" classificationOutcomeType="ftr"/>
                   </a:ext>
                 </a:extLst>
               </wp:docPr>
@@ -10078,7 +9831,7 @@
 </file>
 
 <file path=word/footnotes.xml><?xml version="1.0" encoding="utf-8"?>
-<w:footnotes xmlns:wpc="http://schemas.microsoft.com/office/word/2010/wordprocessingCanvas" xmlns:cx="http://schemas.microsoft.com/office/drawing/2014/chartex" xmlns:mc="http://schemas.openxmlformats.org/markup-compatibility/2006" xmlns:o="urn:schemas-microsoft-com:office:office" xmlns:r="http://schemas.openxmlformats.org/officeDocument/2006/relationships" xmlns:m="http://schemas.openxmlformats.org/officeDocument/2006/math" xmlns:v="urn:schemas-microsoft-com:vml" xmlns:wp14="http://schemas.microsoft.com/office/word/2010/wordprocessingDrawing" xmlns:wp="http://schemas.openxmlformats.org/drawingml/2006/wordprocessingDrawing" xmlns:w10="urn:schemas-microsoft-com:office:word" xmlns:w="http://schemas.openxmlformats.org/wordprocessingml/2006/main" xmlns:w14="http://schemas.microsoft.com/office/word/2010/wordml" xmlns:w15="http://schemas.microsoft.com/office/word/2012/wordml" xmlns:w16se="http://schemas.microsoft.com/office/word/2015/wordml/symex" xmlns:wpg="http://schemas.microsoft.com/office/word/2010/wordprocessingGroup" xmlns:wpi="http://schemas.microsoft.com/office/word/2010/wordprocessingInk" xmlns:wne="http://schemas.microsoft.com/office/word/2006/wordml" xmlns:wps="http://schemas.microsoft.com/office/word/2010/wordprocessingShape" mc:Ignorable="w14 w15 w16se wp14">
+<w:footnotes xmlns:wpc="http://schemas.microsoft.com/office/word/2010/wordprocessingCanvas" xmlns:cx="http://schemas.microsoft.com/office/drawing/2014/chartex" xmlns:cx1="http://schemas.microsoft.com/office/drawing/2015/9/8/chartex" xmlns:cx2="http://schemas.microsoft.com/office/drawing/2015/10/21/chartex" xmlns:cx3="http://schemas.microsoft.com/office/drawing/2016/5/9/chartex" xmlns:cx4="http://schemas.microsoft.com/office/drawing/2016/5/10/chartex" xmlns:cx5="http://schemas.microsoft.com/office/drawing/2016/5/11/chartex" xmlns:cx6="http://schemas.microsoft.com/office/drawing/2016/5/12/chartex" xmlns:cx7="http://schemas.microsoft.com/office/drawing/2016/5/13/chartex" xmlns:cx8="http://schemas.microsoft.com/office/drawing/2016/5/14/chartex" xmlns:mc="http://schemas.openxmlformats.org/markup-compatibility/2006" xmlns:m="http://schemas.openxmlformats.org/officeDocument/2006/math" xmlns:aink="http://schemas.microsoft.com/office/drawing/2016/ink" xmlns:am3d="http://schemas.microsoft.com/office/drawing/2017/model3d" xmlns:oel="http://schemas.microsoft.com/office/2019/extlst" xmlns:r="http://schemas.openxmlformats.org/officeDocument/2006/relationships" xmlns:wp14="http://schemas.microsoft.com/office/word/2010/wordprocessingDrawing" xmlns:wp="http://schemas.openxmlformats.org/drawingml/2006/wordprocessingDrawing" xmlns:wpg="http://schemas.microsoft.com/office/word/2010/wordprocessingGroup" xmlns:wpi="http://schemas.microsoft.com/office/word/2010/wordprocessingInk" xmlns:wps="http://schemas.microsoft.com/office/word/2010/wordprocessingShape" xmlns:o="urn:schemas-microsoft-com:office:office" xmlns:v="urn:schemas-microsoft-com:vml" xmlns:w10="urn:schemas-microsoft-com:office:word" xmlns:w="http://schemas.openxmlformats.org/wordprocessingml/2006/main" xmlns:w14="http://schemas.microsoft.com/office/word/2010/wordml" xmlns:w15="http://schemas.microsoft.com/office/word/2012/wordml" xmlns:w16cei="http://schemas.microsoft.com/office/word/2026/wordml/cei" xmlns:w16cex="http://schemas.microsoft.com/office/word/2018/wordml/cex" xmlns:w16cid="http://schemas.microsoft.com/office/word/2016/wordml/cid" xmlns:w16="http://schemas.microsoft.com/office/word/2018/wordml" xmlns:w16sdtdh="http://schemas.microsoft.com/office/word/2020/wordml/sdtdatahash" xmlns:w16sdtfl="http://schemas.microsoft.com/office/word/2024/wordml/sdtformatlock" xmlns:w16se="http://schemas.microsoft.com/office/word/2015/wordml/symex" xmlns:w16du="http://schemas.microsoft.com/office/word/2023/wordml/word16du" xmlns:wne="http://schemas.microsoft.com/office/word/2006/wordml" mc:Ignorable="w14 w15 w16se w16cid w16 w16cex w16sdtdh w16sdtfl w16du wp14">
   <w:footnote w:type="separator" w:id="-1">
     <w:p>
       <w:pPr>
@@ -10107,7 +9860,7 @@
 </file>
 
 <file path=word/header1.xml><?xml version="1.0" encoding="utf-8"?>
-<w:hdr xmlns:wpc="http://schemas.microsoft.com/office/word/2010/wordprocessingCanvas" xmlns:cx="http://schemas.microsoft.com/office/drawing/2014/chartex" xmlns:mc="http://schemas.openxmlformats.org/markup-compatibility/2006" xmlns:o="urn:schemas-microsoft-com:office:office" xmlns:r="http://schemas.openxmlformats.org/officeDocument/2006/relationships" xmlns:m="http://schemas.openxmlformats.org/officeDocument/2006/math" xmlns:v="urn:schemas-microsoft-com:vml" xmlns:wp14="http://schemas.microsoft.com/office/word/2010/wordprocessingDrawing" xmlns:wp="http://schemas.openxmlformats.org/drawingml/2006/wordprocessingDrawing" xmlns:w10="urn:schemas-microsoft-com:office:word" xmlns:w="http://schemas.openxmlformats.org/wordprocessingml/2006/main" xmlns:w14="http://schemas.microsoft.com/office/word/2010/wordml" xmlns:w15="http://schemas.microsoft.com/office/word/2012/wordml" xmlns:w16se="http://schemas.microsoft.com/office/word/2015/wordml/symex" xmlns:wpg="http://schemas.microsoft.com/office/word/2010/wordprocessingGroup" xmlns:wpi="http://schemas.microsoft.com/office/word/2010/wordprocessingInk" xmlns:wne="http://schemas.microsoft.com/office/word/2006/wordml" xmlns:wps="http://schemas.microsoft.com/office/word/2010/wordprocessingShape" mc:Ignorable="w14 w15 w16se wp14">
+<w:hdr xmlns:wpc="http://schemas.microsoft.com/office/word/2010/wordprocessingCanvas" xmlns:cx="http://schemas.microsoft.com/office/drawing/2014/chartex" xmlns:cx1="http://schemas.microsoft.com/office/drawing/2015/9/8/chartex" xmlns:cx2="http://schemas.microsoft.com/office/drawing/2015/10/21/chartex" xmlns:cx3="http://schemas.microsoft.com/office/drawing/2016/5/9/chartex" xmlns:cx4="http://schemas.microsoft.com/office/drawing/2016/5/10/chartex" xmlns:cx5="http://schemas.microsoft.com/office/drawing/2016/5/11/chartex" xmlns:cx6="http://schemas.microsoft.com/office/drawing/2016/5/12/chartex" xmlns:cx7="http://schemas.microsoft.com/office/drawing/2016/5/13/chartex" xmlns:cx8="http://schemas.microsoft.com/office/drawing/2016/5/14/chartex" xmlns:mc="http://schemas.openxmlformats.org/markup-compatibility/2006" xmlns:m="http://schemas.openxmlformats.org/officeDocument/2006/math" xmlns:aink="http://schemas.microsoft.com/office/drawing/2016/ink" xmlns:am3d="http://schemas.microsoft.com/office/drawing/2017/model3d" xmlns:oel="http://schemas.microsoft.com/office/2019/extlst" xmlns:r="http://schemas.openxmlformats.org/officeDocument/2006/relationships" xmlns:wp14="http://schemas.microsoft.com/office/word/2010/wordprocessingDrawing" xmlns:wp="http://schemas.openxmlformats.org/drawingml/2006/wordprocessingDrawing" xmlns:wpg="http://schemas.microsoft.com/office/word/2010/wordprocessingGroup" xmlns:wpi="http://schemas.microsoft.com/office/word/2010/wordprocessingInk" xmlns:wps="http://schemas.microsoft.com/office/word/2010/wordprocessingShape" xmlns:o="urn:schemas-microsoft-com:office:office" xmlns:v="urn:schemas-microsoft-com:vml" xmlns:w10="urn:schemas-microsoft-com:office:word" xmlns:w="http://schemas.openxmlformats.org/wordprocessingml/2006/main" xmlns:w14="http://schemas.microsoft.com/office/word/2010/wordml" xmlns:w15="http://schemas.microsoft.com/office/word/2012/wordml" xmlns:w16cei="http://schemas.microsoft.com/office/word/2026/wordml/cei" xmlns:w16cex="http://schemas.microsoft.com/office/word/2018/wordml/cex" xmlns:w16cid="http://schemas.microsoft.com/office/word/2016/wordml/cid" xmlns:w16="http://schemas.microsoft.com/office/word/2018/wordml" xmlns:w16sdtdh="http://schemas.microsoft.com/office/word/2020/wordml/sdtdatahash" xmlns:w16sdtfl="http://schemas.microsoft.com/office/word/2024/wordml/sdtformatlock" xmlns:w16se="http://schemas.microsoft.com/office/word/2015/wordml/symex" xmlns:w16du="http://schemas.microsoft.com/office/word/2023/wordml/word16du" xmlns:wne="http://schemas.microsoft.com/office/word/2006/wordml" mc:Ignorable="w14 w15 w16se w16cid w16 w16cex w16sdtdh w16sdtfl w16du wp14">
   <w:tbl>
     <w:tblPr>
       <w:tblW w:w="6410" w:type="pct"/>
@@ -10207,7 +9960,7 @@
 </file>
 
 <file path=word/header2.xml><?xml version="1.0" encoding="utf-8"?>
-<w:hdr xmlns:wpc="http://schemas.microsoft.com/office/word/2010/wordprocessingCanvas" xmlns:cx="http://schemas.microsoft.com/office/drawing/2014/chartex" xmlns:mc="http://schemas.openxmlformats.org/markup-compatibility/2006" xmlns:o="urn:schemas-microsoft-com:office:office" xmlns:r="http://schemas.openxmlformats.org/officeDocument/2006/relationships" xmlns:m="http://schemas.openxmlformats.org/officeDocument/2006/math" xmlns:v="urn:schemas-microsoft-com:vml" xmlns:wp14="http://schemas.microsoft.com/office/word/2010/wordprocessingDrawing" xmlns:wp="http://schemas.openxmlformats.org/drawingml/2006/wordprocessingDrawing" xmlns:w10="urn:schemas-microsoft-com:office:word" xmlns:w="http://schemas.openxmlformats.org/wordprocessingml/2006/main" xmlns:w14="http://schemas.microsoft.com/office/word/2010/wordml" xmlns:w15="http://schemas.microsoft.com/office/word/2012/wordml" xmlns:w16se="http://schemas.microsoft.com/office/word/2015/wordml/symex" xmlns:wpg="http://schemas.microsoft.com/office/word/2010/wordprocessingGroup" xmlns:wpi="http://schemas.microsoft.com/office/word/2010/wordprocessingInk" xmlns:wne="http://schemas.microsoft.com/office/word/2006/wordml" xmlns:wps="http://schemas.microsoft.com/office/word/2010/wordprocessingShape" mc:Ignorable="w14 w15 w16se wp14">
+<w:hdr xmlns:wpc="http://schemas.microsoft.com/office/word/2010/wordprocessingCanvas" xmlns:cx="http://schemas.microsoft.com/office/drawing/2014/chartex" xmlns:cx1="http://schemas.microsoft.com/office/drawing/2015/9/8/chartex" xmlns:cx2="http://schemas.microsoft.com/office/drawing/2015/10/21/chartex" xmlns:cx3="http://schemas.microsoft.com/office/drawing/2016/5/9/chartex" xmlns:cx4="http://schemas.microsoft.com/office/drawing/2016/5/10/chartex" xmlns:cx5="http://schemas.microsoft.com/office/drawing/2016/5/11/chartex" xmlns:cx6="http://schemas.microsoft.com/office/drawing/2016/5/12/chartex" xmlns:cx7="http://schemas.microsoft.com/office/drawing/2016/5/13/chartex" xmlns:cx8="http://schemas.microsoft.com/office/drawing/2016/5/14/chartex" xmlns:mc="http://schemas.openxmlformats.org/markup-compatibility/2006" xmlns:m="http://schemas.openxmlformats.org/officeDocument/2006/math" xmlns:aink="http://schemas.microsoft.com/office/drawing/2016/ink" xmlns:am3d="http://schemas.microsoft.com/office/drawing/2017/model3d" xmlns:oel="http://schemas.microsoft.com/office/2019/extlst" xmlns:r="http://schemas.openxmlformats.org/officeDocument/2006/relationships" xmlns:wp14="http://schemas.microsoft.com/office/word/2010/wordprocessingDrawing" xmlns:wp="http://schemas.openxmlformats.org/drawingml/2006/wordprocessingDrawing" xmlns:wpg="http://schemas.microsoft.com/office/word/2010/wordprocessingGroup" xmlns:wpi="http://schemas.microsoft.com/office/word/2010/wordprocessingInk" xmlns:wps="http://schemas.microsoft.com/office/word/2010/wordprocessingShape" xmlns:o="urn:schemas-microsoft-com:office:office" xmlns:v="urn:schemas-microsoft-com:vml" xmlns:w10="urn:schemas-microsoft-com:office:word" xmlns:w="http://schemas.openxmlformats.org/wordprocessingml/2006/main" xmlns:w14="http://schemas.microsoft.com/office/word/2010/wordml" xmlns:w15="http://schemas.microsoft.com/office/word/2012/wordml" xmlns:w16cei="http://schemas.microsoft.com/office/word/2026/wordml/cei" xmlns:w16cex="http://schemas.microsoft.com/office/word/2018/wordml/cex" xmlns:w16cid="http://schemas.microsoft.com/office/word/2016/wordml/cid" xmlns:w16="http://schemas.microsoft.com/office/word/2018/wordml" xmlns:w16sdtdh="http://schemas.microsoft.com/office/word/2020/wordml/sdtdatahash" xmlns:w16sdtfl="http://schemas.microsoft.com/office/word/2024/wordml/sdtformatlock" xmlns:w16se="http://schemas.microsoft.com/office/word/2015/wordml/symex" xmlns:w16du="http://schemas.microsoft.com/office/word/2023/wordml/word16du" xmlns:wne="http://schemas.microsoft.com/office/word/2006/wordml" mc:Ignorable="w14 w15 w16se w16cid w16 w16cex w16sdtdh w16sdtfl w16du wp14">
   <w:p>
     <w:pPr>
       <w:ind w:left="-2340"/>
@@ -10377,7 +10130,7 @@
             </wp:anchor>
           </w:drawing>
         </mc:Choice>
-        <mc:Fallback xmlns:w16sdtfl="http://schemas.microsoft.com/office/word/2024/wordml/sdtformatlock" xmlns:w16sdtdh="http://schemas.microsoft.com/office/word/2020/wordml/sdtdatahash" xmlns:w16du="http://schemas.microsoft.com/office/word/2023/wordml/word16du" xmlns:w16="http://schemas.microsoft.com/office/word/2018/wordml" xmlns:w16cid="http://schemas.microsoft.com/office/word/2016/wordml/cid" xmlns:w16cex="http://schemas.microsoft.com/office/word/2018/wordml/cex" xmlns:oel="http://schemas.microsoft.com/office/2019/extlst" xmlns:am3d="http://schemas.microsoft.com/office/drawing/2017/model3d" xmlns:aink="http://schemas.microsoft.com/office/drawing/2016/ink" xmlns:cx8="http://schemas.microsoft.com/office/drawing/2016/5/14/chartex" xmlns:cx7="http://schemas.microsoft.com/office/drawing/2016/5/13/chartex" xmlns:cx6="http://schemas.microsoft.com/office/drawing/2016/5/12/chartex" xmlns:cx5="http://schemas.microsoft.com/office/drawing/2016/5/11/chartex" xmlns:cx4="http://schemas.microsoft.com/office/drawing/2016/5/10/chartex" xmlns:cx3="http://schemas.microsoft.com/office/drawing/2016/5/9/chartex" xmlns:cx2="http://schemas.microsoft.com/office/drawing/2015/10/21/chartex" xmlns:cx1="http://schemas.microsoft.com/office/drawing/2015/9/8/chartex">
+        <mc:Fallback>
           <w:pict>
             <v:line w14:anchorId="7169C831" id="Straight Connector 6" o:spid="_x0000_s1026" style="position:absolute;z-index:251660288;visibility:visible;mso-wrap-style:square;mso-width-percent:0;mso-height-percent:0;mso-wrap-distance-left:9pt;mso-wrap-distance-top:-3e-5mm;mso-wrap-distance-right:9pt;mso-wrap-distance-bottom:-3e-5mm;mso-position-horizontal:absolute;mso-position-horizontal-relative:text;mso-position-vertical:absolute;mso-position-vertical-relative:text;mso-width-percent:0;mso-height-percent:0;mso-width-relative:page;mso-height-relative:page" from="-68.95pt,-666.45pt" to="489.05pt,-666.45pt" o:gfxdata="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" strokecolor="#4f81bd" strokeweight="2pt">
               <v:shadow on="t" opacity="24903f" origin=",.5" offset="0,.55556mm"/>
@@ -10392,7 +10145,7 @@
 </file>
 
 <file path=word/header3.xml><?xml version="1.0" encoding="utf-8"?>
-<w:hdr xmlns:wpc="http://schemas.microsoft.com/office/word/2010/wordprocessingCanvas" xmlns:cx="http://schemas.microsoft.com/office/drawing/2014/chartex" xmlns:mc="http://schemas.openxmlformats.org/markup-compatibility/2006" xmlns:o="urn:schemas-microsoft-com:office:office" xmlns:r="http://schemas.openxmlformats.org/officeDocument/2006/relationships" xmlns:m="http://schemas.openxmlformats.org/officeDocument/2006/math" xmlns:v="urn:schemas-microsoft-com:vml" xmlns:wp14="http://schemas.microsoft.com/office/word/2010/wordprocessingDrawing" xmlns:wp="http://schemas.openxmlformats.org/drawingml/2006/wordprocessingDrawing" xmlns:w10="urn:schemas-microsoft-com:office:word" xmlns:w="http://schemas.openxmlformats.org/wordprocessingml/2006/main" xmlns:w14="http://schemas.microsoft.com/office/word/2010/wordml" xmlns:w15="http://schemas.microsoft.com/office/word/2012/wordml" xmlns:w16se="http://schemas.microsoft.com/office/word/2015/wordml/symex" xmlns:wpg="http://schemas.microsoft.com/office/word/2010/wordprocessingGroup" xmlns:wpi="http://schemas.microsoft.com/office/word/2010/wordprocessingInk" xmlns:wne="http://schemas.microsoft.com/office/word/2006/wordml" xmlns:wps="http://schemas.microsoft.com/office/word/2010/wordprocessingShape" mc:Ignorable="w14 w15 w16se wp14">
+<w:hdr xmlns:wpc="http://schemas.microsoft.com/office/word/2010/wordprocessingCanvas" xmlns:cx="http://schemas.microsoft.com/office/drawing/2014/chartex" xmlns:cx1="http://schemas.microsoft.com/office/drawing/2015/9/8/chartex" xmlns:cx2="http://schemas.microsoft.com/office/drawing/2015/10/21/chartex" xmlns:cx3="http://schemas.microsoft.com/office/drawing/2016/5/9/chartex" xmlns:cx4="http://schemas.microsoft.com/office/drawing/2016/5/10/chartex" xmlns:cx5="http://schemas.microsoft.com/office/drawing/2016/5/11/chartex" xmlns:cx6="http://schemas.microsoft.com/office/drawing/2016/5/12/chartex" xmlns:cx7="http://schemas.microsoft.com/office/drawing/2016/5/13/chartex" xmlns:cx8="http://schemas.microsoft.com/office/drawing/2016/5/14/chartex" xmlns:mc="http://schemas.openxmlformats.org/markup-compatibility/2006" xmlns:m="http://schemas.openxmlformats.org/officeDocument/2006/math" xmlns:aink="http://schemas.microsoft.com/office/drawing/2016/ink" xmlns:am3d="http://schemas.microsoft.com/office/drawing/2017/model3d" xmlns:oel="http://schemas.microsoft.com/office/2019/extlst" xmlns:r="http://schemas.openxmlformats.org/officeDocument/2006/relationships" xmlns:wp14="http://schemas.microsoft.com/office/word/2010/wordprocessingDrawing" xmlns:wp="http://schemas.openxmlformats.org/drawingml/2006/wordprocessingDrawing" xmlns:wpg="http://schemas.microsoft.com/office/word/2010/wordprocessingGroup" xmlns:wpi="http://schemas.microsoft.com/office/word/2010/wordprocessingInk" xmlns:wps="http://schemas.microsoft.com/office/word/2010/wordprocessingShape" xmlns:o="urn:schemas-microsoft-com:office:office" xmlns:v="urn:schemas-microsoft-com:vml" xmlns:w10="urn:schemas-microsoft-com:office:word" xmlns:w="http://schemas.openxmlformats.org/wordprocessingml/2006/main" xmlns:w14="http://schemas.microsoft.com/office/word/2010/wordml" xmlns:w15="http://schemas.microsoft.com/office/word/2012/wordml" xmlns:w16cei="http://schemas.microsoft.com/office/word/2026/wordml/cei" xmlns:w16cex="http://schemas.microsoft.com/office/word/2018/wordml/cex" xmlns:w16cid="http://schemas.microsoft.com/office/word/2016/wordml/cid" xmlns:w16="http://schemas.microsoft.com/office/word/2018/wordml" xmlns:w16sdtdh="http://schemas.microsoft.com/office/word/2020/wordml/sdtdatahash" xmlns:w16sdtfl="http://schemas.microsoft.com/office/word/2024/wordml/sdtformatlock" xmlns:w16se="http://schemas.microsoft.com/office/word/2015/wordml/symex" xmlns:w16du="http://schemas.microsoft.com/office/word/2023/wordml/word16du" xmlns:wne="http://schemas.microsoft.com/office/word/2006/wordml" mc:Ignorable="w14 w15 w16se w16cid w16 w16cex w16sdtdh w16sdtfl w16du wp14">
   <w:tbl>
     <w:tblPr>
       <w:tblW w:w="6410" w:type="pct"/>
@@ -10488,7 +10241,7 @@
             <w:rPr>
               <w:noProof/>
             </w:rPr>
-            <w:instrText>Task 7</w:instrText>
+            <w:instrText>Task 6</w:instrText>
           </w:r>
           <w:r>
             <w:rPr>
@@ -10521,7 +10274,7 @@
             <w:rPr>
               <w:noProof/>
             </w:rPr>
-            <w:instrText>Task 7</w:instrText>
+            <w:instrText>Task 6</w:instrText>
           </w:r>
           <w:r>
             <w:rPr>
@@ -10539,7 +10292,7 @@
             <w:rPr>
               <w:noProof/>
             </w:rPr>
-            <w:t xml:space="preserve">Task 7 </w:t>
+            <w:t xml:space="preserve">Task 6 </w:t>
           </w:r>
           <w:r>
             <w:fldChar w:fldCharType="end"/>
@@ -10597,7 +10350,7 @@
 </file>
 
 <file path=word/numbering.xml><?xml version="1.0" encoding="utf-8"?>
-<w:numbering xmlns:wpc="http://schemas.microsoft.com/office/word/2010/wordprocessingCanvas" xmlns:cx="http://schemas.microsoft.com/office/drawing/2014/chartex" xmlns:mc="http://schemas.openxmlformats.org/markup-compatibility/2006" xmlns:o="urn:schemas-microsoft-com:office:office" xmlns:r="http://schemas.openxmlformats.org/officeDocument/2006/relationships" xmlns:m="http://schemas.openxmlformats.org/officeDocument/2006/math" xmlns:v="urn:schemas-microsoft-com:vml" xmlns:wp14="http://schemas.microsoft.com/office/word/2010/wordprocessingDrawing" xmlns:wp="http://schemas.openxmlformats.org/drawingml/2006/wordprocessingDrawing" xmlns:w10="urn:schemas-microsoft-com:office:word" xmlns:w="http://schemas.openxmlformats.org/wordprocessingml/2006/main" xmlns:w14="http://schemas.microsoft.com/office/word/2010/wordml" xmlns:w15="http://schemas.microsoft.com/office/word/2012/wordml" xmlns:w16se="http://schemas.microsoft.com/office/word/2015/wordml/symex" xmlns:wpg="http://schemas.microsoft.com/office/word/2010/wordprocessingGroup" xmlns:wpi="http://schemas.microsoft.com/office/word/2010/wordprocessingInk" xmlns:wne="http://schemas.microsoft.com/office/word/2006/wordml" xmlns:wps="http://schemas.microsoft.com/office/word/2010/wordprocessingShape" mc:Ignorable="w14 w15 w16se wp14">
+<w:numbering xmlns:wpc="http://schemas.microsoft.com/office/word/2010/wordprocessingCanvas" xmlns:cx="http://schemas.microsoft.com/office/drawing/2014/chartex" xmlns:cx1="http://schemas.microsoft.com/office/drawing/2015/9/8/chartex" xmlns:cx2="http://schemas.microsoft.com/office/drawing/2015/10/21/chartex" xmlns:cx3="http://schemas.microsoft.com/office/drawing/2016/5/9/chartex" xmlns:cx4="http://schemas.microsoft.com/office/drawing/2016/5/10/chartex" xmlns:cx5="http://schemas.microsoft.com/office/drawing/2016/5/11/chartex" xmlns:cx6="http://schemas.microsoft.com/office/drawing/2016/5/12/chartex" xmlns:cx7="http://schemas.microsoft.com/office/drawing/2016/5/13/chartex" xmlns:cx8="http://schemas.microsoft.com/office/drawing/2016/5/14/chartex" xmlns:mc="http://schemas.openxmlformats.org/markup-compatibility/2006" xmlns:m="http://schemas.openxmlformats.org/officeDocument/2006/math" xmlns:aink="http://schemas.microsoft.com/office/drawing/2016/ink" xmlns:am3d="http://schemas.microsoft.com/office/drawing/2017/model3d" xmlns:oel="http://schemas.microsoft.com/office/2019/extlst" xmlns:r="http://schemas.openxmlformats.org/officeDocument/2006/relationships" xmlns:wp14="http://schemas.microsoft.com/office/word/2010/wordprocessingDrawing" xmlns:wp="http://schemas.openxmlformats.org/drawingml/2006/wordprocessingDrawing" xmlns:wpg="http://schemas.microsoft.com/office/word/2010/wordprocessingGroup" xmlns:wpi="http://schemas.microsoft.com/office/word/2010/wordprocessingInk" xmlns:wps="http://schemas.microsoft.com/office/word/2010/wordprocessingShape" xmlns:o="urn:schemas-microsoft-com:office:office" xmlns:v="urn:schemas-microsoft-com:vml" xmlns:w10="urn:schemas-microsoft-com:office:word" xmlns:w="http://schemas.openxmlformats.org/wordprocessingml/2006/main" xmlns:w14="http://schemas.microsoft.com/office/word/2010/wordml" xmlns:w15="http://schemas.microsoft.com/office/word/2012/wordml" xmlns:w16cei="http://schemas.microsoft.com/office/word/2026/wordml/cei" xmlns:w16cex="http://schemas.microsoft.com/office/word/2018/wordml/cex" xmlns:w16cid="http://schemas.microsoft.com/office/word/2016/wordml/cid" xmlns:w16="http://schemas.microsoft.com/office/word/2018/wordml" xmlns:w16sdtdh="http://schemas.microsoft.com/office/word/2020/wordml/sdtdatahash" xmlns:w16sdtfl="http://schemas.microsoft.com/office/word/2024/wordml/sdtformatlock" xmlns:w16se="http://schemas.microsoft.com/office/word/2015/wordml/symex" xmlns:w16du="http://schemas.microsoft.com/office/word/2023/wordml/word16du" xmlns:wne="http://schemas.microsoft.com/office/word/2006/wordml" mc:Ignorable="w14 w15 w16se w16cid w16 w16cex w16sdtdh w16sdtfl w16du wp14">
   <w:abstractNum w:abstractNumId="0" w15:restartNumberingAfterBreak="0">
     <w:nsid w:val="FFFFFF89"/>
     <w:multiLevelType w:val="singleLevel"/>
@@ -12935,82 +12688,82 @@
       </w:rPr>
     </w:lvl>
   </w:abstractNum>
-  <w:num w:numId="1">
+  <w:num w:numId="1" w16cid:durableId="89354969">
     <w:abstractNumId w:val="0"/>
   </w:num>
-  <w:num w:numId="2">
+  <w:num w:numId="2" w16cid:durableId="661812191">
     <w:abstractNumId w:val="0"/>
     <w:lvlOverride w:ilvl="0">
       <w:startOverride w:val="1"/>
     </w:lvlOverride>
   </w:num>
-  <w:num w:numId="3">
+  <w:num w:numId="3" w16cid:durableId="1965231303">
     <w:abstractNumId w:val="7"/>
   </w:num>
-  <w:num w:numId="4">
+  <w:num w:numId="4" w16cid:durableId="1284725364">
     <w:abstractNumId w:val="0"/>
     <w:lvlOverride w:ilvl="0">
       <w:startOverride w:val="1"/>
     </w:lvlOverride>
   </w:num>
-  <w:num w:numId="5">
+  <w:num w:numId="5" w16cid:durableId="152835480">
     <w:abstractNumId w:val="0"/>
     <w:lvlOverride w:ilvl="0">
       <w:startOverride w:val="1"/>
     </w:lvlOverride>
   </w:num>
-  <w:num w:numId="6">
+  <w:num w:numId="6" w16cid:durableId="560478588">
     <w:abstractNumId w:val="11"/>
   </w:num>
-  <w:num w:numId="7">
+  <w:num w:numId="7" w16cid:durableId="1722746136">
     <w:abstractNumId w:val="12"/>
   </w:num>
-  <w:num w:numId="8">
+  <w:num w:numId="8" w16cid:durableId="1009144061">
     <w:abstractNumId w:val="8"/>
   </w:num>
-  <w:num w:numId="9">
+  <w:num w:numId="9" w16cid:durableId="1525245980">
     <w:abstractNumId w:val="6"/>
   </w:num>
-  <w:num w:numId="10">
+  <w:num w:numId="10" w16cid:durableId="10887192">
     <w:abstractNumId w:val="10"/>
   </w:num>
-  <w:num w:numId="11">
+  <w:num w:numId="11" w16cid:durableId="1316911519">
     <w:abstractNumId w:val="4"/>
   </w:num>
-  <w:num w:numId="12">
+  <w:num w:numId="12" w16cid:durableId="634913210">
     <w:abstractNumId w:val="1"/>
   </w:num>
-  <w:num w:numId="13">
+  <w:num w:numId="13" w16cid:durableId="1287808918">
     <w:abstractNumId w:val="16"/>
   </w:num>
-  <w:num w:numId="14">
+  <w:num w:numId="14" w16cid:durableId="38558303">
     <w:abstractNumId w:val="5"/>
   </w:num>
-  <w:num w:numId="15">
+  <w:num w:numId="15" w16cid:durableId="25909789">
     <w:abstractNumId w:val="15"/>
   </w:num>
-  <w:num w:numId="16">
+  <w:num w:numId="16" w16cid:durableId="1021011151">
     <w:abstractNumId w:val="3"/>
   </w:num>
-  <w:num w:numId="17">
+  <w:num w:numId="17" w16cid:durableId="2132284121">
     <w:abstractNumId w:val="17"/>
   </w:num>
-  <w:num w:numId="18">
+  <w:num w:numId="18" w16cid:durableId="921766593">
     <w:abstractNumId w:val="19"/>
   </w:num>
-  <w:num w:numId="19">
+  <w:num w:numId="19" w16cid:durableId="1951471361">
     <w:abstractNumId w:val="13"/>
   </w:num>
-  <w:num w:numId="20">
+  <w:num w:numId="20" w16cid:durableId="1661080379">
     <w:abstractNumId w:val="18"/>
   </w:num>
-  <w:num w:numId="21">
+  <w:num w:numId="21" w16cid:durableId="911282465">
     <w:abstractNumId w:val="20"/>
   </w:num>
-  <w:num w:numId="22">
+  <w:num w:numId="22" w16cid:durableId="870916079">
     <w:abstractNumId w:val="2"/>
   </w:num>
-  <w:num w:numId="23">
+  <w:num w:numId="23" w16cid:durableId="772242027">
     <w:abstractNumId w:val="9"/>
     <w:lvlOverride w:ilvl="0">
       <w:startOverride w:val="1"/>
@@ -13038,14 +12791,14 @@
       <w:startOverride w:val="1"/>
     </w:lvlOverride>
   </w:num>
-  <w:num w:numId="24">
+  <w:num w:numId="24" w16cid:durableId="212621110">
     <w:abstractNumId w:val="14"/>
   </w:num>
 </w:numbering>
 </file>
 
 <file path=word/styles.xml><?xml version="1.0" encoding="utf-8"?>
-<w:styles xmlns:mc="http://schemas.openxmlformats.org/markup-compatibility/2006" xmlns:r="http://schemas.openxmlformats.org/officeDocument/2006/relationships" xmlns:w="http://schemas.openxmlformats.org/wordprocessingml/2006/main" xmlns:w14="http://schemas.microsoft.com/office/word/2010/wordml" xmlns:w15="http://schemas.microsoft.com/office/word/2012/wordml" xmlns:w16se="http://schemas.microsoft.com/office/word/2015/wordml/symex" mc:Ignorable="w14 w15 w16se">
+<w:styles xmlns:mc="http://schemas.openxmlformats.org/markup-compatibility/2006" xmlns:r="http://schemas.openxmlformats.org/officeDocument/2006/relationships" xmlns:w="http://schemas.openxmlformats.org/wordprocessingml/2006/main" xmlns:w14="http://schemas.microsoft.com/office/word/2010/wordml" xmlns:w15="http://schemas.microsoft.com/office/word/2012/wordml" xmlns:w16cex="http://schemas.microsoft.com/office/word/2018/wordml/cex" xmlns:w16cid="http://schemas.microsoft.com/office/word/2016/wordml/cid" xmlns:w16="http://schemas.microsoft.com/office/word/2018/wordml" xmlns:w16sdtdh="http://schemas.microsoft.com/office/word/2020/wordml/sdtdatahash" xmlns:w16sdtfl="http://schemas.microsoft.com/office/word/2024/wordml/sdtformatlock" xmlns:w16se="http://schemas.microsoft.com/office/word/2015/wordml/symex" xmlns:w16du="http://schemas.microsoft.com/office/word/2023/wordml/word16du" mc:Ignorable="w14 w15 w16se w16cid w16 w16cex w16sdtdh w16sdtfl w16du">
   <w:docDefaults>
     <w:rPrDefault>
       <w:rPr>
@@ -13060,7 +12813,7 @@
       </w:pPr>
     </w:pPrDefault>
   </w:docDefaults>
-  <w:latentStyles w:defLockedState="0" w:defUIPriority="99" w:defSemiHidden="0" w:defUnhideWhenUsed="0" w:defQFormat="0" w:count="371">
+  <w:latentStyles w:defLockedState="0" w:defUIPriority="99" w:defSemiHidden="0" w:defUnhideWhenUsed="0" w:defQFormat="0" w:count="376">
     <w:lsdException w:name="Normal" w:uiPriority="0" w:qFormat="1"/>
     <w:lsdException w:name="heading 1" w:uiPriority="9" w:qFormat="1"/>
     <w:lsdException w:name="heading 2" w:semiHidden="1" w:uiPriority="1" w:unhideWhenUsed="1" w:qFormat="1"/>
@@ -13432,6 +13185,11 @@
     <w:lsdException w:name="List Table 5 Dark Accent 6" w:uiPriority="50"/>
     <w:lsdException w:name="List Table 6 Colorful Accent 6" w:uiPriority="51"/>
     <w:lsdException w:name="List Table 7 Colorful Accent 6" w:uiPriority="52"/>
+    <w:lsdException w:name="Mention" w:semiHidden="1" w:unhideWhenUsed="1"/>
+    <w:lsdException w:name="Smart Hyperlink" w:semiHidden="1" w:unhideWhenUsed="1"/>
+    <w:lsdException w:name="Hashtag" w:semiHidden="1" w:unhideWhenUsed="1"/>
+    <w:lsdException w:name="Unresolved Mention" w:semiHidden="1" w:unhideWhenUsed="1"/>
+    <w:lsdException w:name="Smart Link" w:semiHidden="1" w:unhideWhenUsed="1"/>
   </w:latentStyles>
   <w:style w:type="paragraph" w:default="1" w:styleId="Normal">
     <w:name w:val="Normal"/>
@@ -14349,7 +14107,7 @@
 </file>
 
 <file path=word/glossary/document.xml><?xml version="1.0" encoding="utf-8"?>
-<w:glossaryDocument xmlns:wpc="http://schemas.microsoft.com/office/word/2010/wordprocessingCanvas" xmlns:cx="http://schemas.microsoft.com/office/drawing/2014/chartex" xmlns:mc="http://schemas.openxmlformats.org/markup-compatibility/2006" xmlns:o="urn:schemas-microsoft-com:office:office" xmlns:r="http://schemas.openxmlformats.org/officeDocument/2006/relationships" xmlns:m="http://schemas.openxmlformats.org/officeDocument/2006/math" xmlns:v="urn:schemas-microsoft-com:vml" xmlns:wp14="http://schemas.microsoft.com/office/word/2010/wordprocessingDrawing" xmlns:wp="http://schemas.openxmlformats.org/drawingml/2006/wordprocessingDrawing" xmlns:w10="urn:schemas-microsoft-com:office:word" xmlns:w="http://schemas.openxmlformats.org/wordprocessingml/2006/main" xmlns:w14="http://schemas.microsoft.com/office/word/2010/wordml" xmlns:w15="http://schemas.microsoft.com/office/word/2012/wordml" xmlns:w16se="http://schemas.microsoft.com/office/word/2015/wordml/symex" xmlns:wpg="http://schemas.microsoft.com/office/word/2010/wordprocessingGroup" xmlns:wpi="http://schemas.microsoft.com/office/word/2010/wordprocessingInk" xmlns:wne="http://schemas.microsoft.com/office/word/2006/wordml" xmlns:wps="http://schemas.microsoft.com/office/word/2010/wordprocessingShape" mc:Ignorable="w14 w15 w16se wp14">
+<w:glossaryDocument xmlns:wpc="http://schemas.microsoft.com/office/word/2010/wordprocessingCanvas" xmlns:cx="http://schemas.microsoft.com/office/drawing/2014/chartex" xmlns:cx1="http://schemas.microsoft.com/office/drawing/2015/9/8/chartex" xmlns:cx2="http://schemas.microsoft.com/office/drawing/2015/10/21/chartex" xmlns:cx3="http://schemas.microsoft.com/office/drawing/2016/5/9/chartex" xmlns:cx4="http://schemas.microsoft.com/office/drawing/2016/5/10/chartex" xmlns:cx5="http://schemas.microsoft.com/office/drawing/2016/5/11/chartex" xmlns:cx6="http://schemas.microsoft.com/office/drawing/2016/5/12/chartex" xmlns:cx7="http://schemas.microsoft.com/office/drawing/2016/5/13/chartex" xmlns:cx8="http://schemas.microsoft.com/office/drawing/2016/5/14/chartex" xmlns:mc="http://schemas.openxmlformats.org/markup-compatibility/2006" xmlns:m="http://schemas.openxmlformats.org/officeDocument/2006/math" xmlns:aink="http://schemas.microsoft.com/office/drawing/2016/ink" xmlns:am3d="http://schemas.microsoft.com/office/drawing/2017/model3d" xmlns:oel="http://schemas.microsoft.com/office/2019/extlst" xmlns:r="http://schemas.openxmlformats.org/officeDocument/2006/relationships" xmlns:wp14="http://schemas.microsoft.com/office/word/2010/wordprocessingDrawing" xmlns:wp="http://schemas.openxmlformats.org/drawingml/2006/wordprocessingDrawing" xmlns:wpg="http://schemas.microsoft.com/office/word/2010/wordprocessingGroup" xmlns:wpi="http://schemas.microsoft.com/office/word/2010/wordprocessingInk" xmlns:wps="http://schemas.microsoft.com/office/word/2010/wordprocessingShape" xmlns:o="urn:schemas-microsoft-com:office:office" xmlns:v="urn:schemas-microsoft-com:vml" xmlns:w10="urn:schemas-microsoft-com:office:word" xmlns:w="http://schemas.openxmlformats.org/wordprocessingml/2006/main" xmlns:w14="http://schemas.microsoft.com/office/word/2010/wordml" xmlns:w15="http://schemas.microsoft.com/office/word/2012/wordml" xmlns:w16cei="http://schemas.microsoft.com/office/word/2026/wordml/cei" xmlns:w16cex="http://schemas.microsoft.com/office/word/2018/wordml/cex" xmlns:w16cid="http://schemas.microsoft.com/office/word/2016/wordml/cid" xmlns:w16="http://schemas.microsoft.com/office/word/2018/wordml" xmlns:w16sdtdh="http://schemas.microsoft.com/office/word/2020/wordml/sdtdatahash" xmlns:w16sdtfl="http://schemas.microsoft.com/office/word/2024/wordml/sdtformatlock" xmlns:w16se="http://schemas.microsoft.com/office/word/2015/wordml/symex" xmlns:w16du="http://schemas.microsoft.com/office/word/2023/wordml/word16du" xmlns:wne="http://schemas.microsoft.com/office/word/2006/wordml" mc:Ignorable="w14 w15 w16se w16cid w16 w16cex w16sdtdh w16sdtfl w16du wp14">
   <w:docParts>
     <w:docPart>
       <w:docPartPr>
@@ -14434,7 +14192,7 @@
 </file>
 
 <file path=word/glossary/fontTable.xml><?xml version="1.0" encoding="utf-8"?>
-<w:fonts xmlns:mc="http://schemas.openxmlformats.org/markup-compatibility/2006" xmlns:r="http://schemas.openxmlformats.org/officeDocument/2006/relationships" xmlns:w="http://schemas.openxmlformats.org/wordprocessingml/2006/main" xmlns:w14="http://schemas.microsoft.com/office/word/2010/wordml" xmlns:w15="http://schemas.microsoft.com/office/word/2012/wordml" xmlns:w16se="http://schemas.microsoft.com/office/word/2015/wordml/symex" mc:Ignorable="w14 w15 w16se">
+<w:fonts xmlns:mc="http://schemas.openxmlformats.org/markup-compatibility/2006" xmlns:r="http://schemas.openxmlformats.org/officeDocument/2006/relationships" xmlns:w="http://schemas.openxmlformats.org/wordprocessingml/2006/main" xmlns:w14="http://schemas.microsoft.com/office/word/2010/wordml" xmlns:w15="http://schemas.microsoft.com/office/word/2012/wordml" xmlns:w16cex="http://schemas.microsoft.com/office/word/2018/wordml/cex" xmlns:w16cid="http://schemas.microsoft.com/office/word/2016/wordml/cid" xmlns:w16="http://schemas.microsoft.com/office/word/2018/wordml" xmlns:w16sdtdh="http://schemas.microsoft.com/office/word/2020/wordml/sdtdatahash" xmlns:w16sdtfl="http://schemas.microsoft.com/office/word/2024/wordml/sdtformatlock" xmlns:w16se="http://schemas.microsoft.com/office/word/2015/wordml/symex" xmlns:w16du="http://schemas.microsoft.com/office/word/2023/wordml/word16du" mc:Ignorable="w14 w15 w16se w16cid w16 w16cex w16sdtdh w16sdtfl w16du">
   <w:font w:name="Cambria">
     <w:panose1 w:val="02040503050406030204"/>
     <w:charset w:val="00"/>
@@ -14452,7 +14210,7 @@
   <w:font w:name="Symbol">
     <w:panose1 w:val="05050102010706020507"/>
     <w:charset w:val="02"/>
-    <w:family w:val="roman"/>
+    <w:family w:val="decorative"/>
     <w:pitch w:val="variable"/>
     <w:sig w:usb0="00000000" w:usb1="10000000" w:usb2="00000000" w:usb3="00000000" w:csb0="80000000" w:csb1="00000000"/>
   </w:font>
@@ -14465,10 +14223,10 @@
   </w:font>
   <w:font w:name="Wingdings">
     <w:panose1 w:val="05000000000000000000"/>
-    <w:charset w:val="02"/>
-    <w:family w:val="auto"/>
+    <w:charset w:val="4D"/>
+    <w:family w:val="decorative"/>
     <w:pitch w:val="variable"/>
-    <w:sig w:usb0="00000000" w:usb1="10000000" w:usb2="00000000" w:usb3="00000000" w:csb0="80000000" w:csb1="00000000"/>
+    <w:sig w:usb0="00000003" w:usb1="00000000" w:usb2="00000000" w:usb3="00000000" w:csb0="80000001" w:csb1="00000000"/>
   </w:font>
   <w:font w:name="Arial">
     <w:panose1 w:val="020B0604020202020204"/>
@@ -14492,27 +14250,22 @@
     <w:sig w:usb0="E1002EFF" w:usb1="C000605B" w:usb2="00000029" w:usb3="00000000" w:csb0="000101FF" w:csb1="00000000"/>
   </w:font>
   <w:font w:name="Aptos">
-    <w:altName w:val="Arial"/>
+    <w:panose1 w:val="020B0004020202020204"/>
     <w:charset w:val="00"/>
     <w:family w:val="swiss"/>
     <w:pitch w:val="variable"/>
-    <w:sig w:usb0="00000001" w:usb1="00000003" w:usb2="00000000" w:usb3="00000000" w:csb0="0000019F" w:csb1="00000000"/>
+    <w:sig w:usb0="20000287" w:usb1="00000003" w:usb2="00000000" w:usb3="00000000" w:csb0="0000019F" w:csb1="00000000"/>
   </w:font>
   <w:font w:name="Frutiger LT Arabic 45 Light">
     <w:altName w:val="Courier New"/>
+    <w:panose1 w:val="020B0604020202020204"/>
     <w:charset w:val="00"/>
     <w:family w:val="auto"/>
     <w:pitch w:val="variable"/>
     <w:sig w:usb0="00000000" w:usb1="C000A04A" w:usb2="00000008" w:usb3="00000000" w:csb0="00000041" w:csb1="00000000"/>
   </w:font>
-  <w:font w:name="Calibri">
-    <w:panose1 w:val="020F0502020204030204"/>
-    <w:charset w:val="00"/>
-    <w:family w:val="swiss"/>
-    <w:pitch w:val="variable"/>
-    <w:sig w:usb0="E4002EFF" w:usb1="C000247B" w:usb2="00000009" w:usb3="00000000" w:csb0="000001FF" w:csb1="00000000"/>
-  </w:font>
   <w:font w:name="Yu Mincho">
+    <w:panose1 w:val="02020400000000000000"/>
     <w:charset w:val="80"/>
     <w:family w:val="roman"/>
     <w:pitch w:val="variable"/>
@@ -14525,18 +14278,18 @@
     <w:pitch w:val="variable"/>
     <w:sig w:usb0="E00002FF" w:usb1="2AC7FDFF" w:usb2="00000016" w:usb3="00000000" w:csb0="0002009F" w:csb1="00000000"/>
   </w:font>
-  <w:font w:name="Calibri Light">
-    <w:panose1 w:val="020F0302020204030204"/>
+  <w:font w:name="Aptos Display">
+    <w:panose1 w:val="020B0004020202020204"/>
     <w:charset w:val="00"/>
     <w:family w:val="swiss"/>
     <w:pitch w:val="variable"/>
-    <w:sig w:usb0="E4002EFF" w:usb1="C000247B" w:usb2="00000009" w:usb3="00000000" w:csb0="000001FF" w:csb1="00000000"/>
+    <w:sig w:usb0="20000287" w:usb1="00000003" w:usb2="00000000" w:usb3="00000000" w:csb0="0000019F" w:csb1="00000000"/>
   </w:font>
 </w:fonts>
 </file>
 
 <file path=word/glossary/numbering.xml><?xml version="1.0" encoding="utf-8"?>
-<w:numbering xmlns:wpc="http://schemas.microsoft.com/office/word/2010/wordprocessingCanvas" xmlns:cx="http://schemas.microsoft.com/office/drawing/2014/chartex" xmlns:mc="http://schemas.openxmlformats.org/markup-compatibility/2006" xmlns:o="urn:schemas-microsoft-com:office:office" xmlns:r="http://schemas.openxmlformats.org/officeDocument/2006/relationships" xmlns:m="http://schemas.openxmlformats.org/officeDocument/2006/math" xmlns:v="urn:schemas-microsoft-com:vml" xmlns:wp14="http://schemas.microsoft.com/office/word/2010/wordprocessingDrawing" xmlns:wp="http://schemas.openxmlformats.org/drawingml/2006/wordprocessingDrawing" xmlns:w10="urn:schemas-microsoft-com:office:word" xmlns:w="http://schemas.openxmlformats.org/wordprocessingml/2006/main" xmlns:w14="http://schemas.microsoft.com/office/word/2010/wordml" xmlns:w15="http://schemas.microsoft.com/office/word/2012/wordml" xmlns:w16se="http://schemas.microsoft.com/office/word/2015/wordml/symex" xmlns:wpg="http://schemas.microsoft.com/office/word/2010/wordprocessingGroup" xmlns:wpi="http://schemas.microsoft.com/office/word/2010/wordprocessingInk" xmlns:wne="http://schemas.microsoft.com/office/word/2006/wordml" xmlns:wps="http://schemas.microsoft.com/office/word/2010/wordprocessingShape" mc:Ignorable="w14 w15 w16se wp14">
+<w:numbering xmlns:wpc="http://schemas.microsoft.com/office/word/2010/wordprocessingCanvas" xmlns:cx="http://schemas.microsoft.com/office/drawing/2014/chartex" xmlns:cx1="http://schemas.microsoft.com/office/drawing/2015/9/8/chartex" xmlns:cx2="http://schemas.microsoft.com/office/drawing/2015/10/21/chartex" xmlns:cx3="http://schemas.microsoft.com/office/drawing/2016/5/9/chartex" xmlns:cx4="http://schemas.microsoft.com/office/drawing/2016/5/10/chartex" xmlns:cx5="http://schemas.microsoft.com/office/drawing/2016/5/11/chartex" xmlns:cx6="http://schemas.microsoft.com/office/drawing/2016/5/12/chartex" xmlns:cx7="http://schemas.microsoft.com/office/drawing/2016/5/13/chartex" xmlns:cx8="http://schemas.microsoft.com/office/drawing/2016/5/14/chartex" xmlns:mc="http://schemas.openxmlformats.org/markup-compatibility/2006" xmlns:m="http://schemas.openxmlformats.org/officeDocument/2006/math" xmlns:aink="http://schemas.microsoft.com/office/drawing/2016/ink" xmlns:am3d="http://schemas.microsoft.com/office/drawing/2017/model3d" xmlns:oel="http://schemas.microsoft.com/office/2019/extlst" xmlns:r="http://schemas.openxmlformats.org/officeDocument/2006/relationships" xmlns:wp14="http://schemas.microsoft.com/office/word/2010/wordprocessingDrawing" xmlns:wp="http://schemas.openxmlformats.org/drawingml/2006/wordprocessingDrawing" xmlns:wpg="http://schemas.microsoft.com/office/word/2010/wordprocessingGroup" xmlns:wpi="http://schemas.microsoft.com/office/word/2010/wordprocessingInk" xmlns:wps="http://schemas.microsoft.com/office/word/2010/wordprocessingShape" xmlns:o="urn:schemas-microsoft-com:office:office" xmlns:v="urn:schemas-microsoft-com:vml" xmlns:w10="urn:schemas-microsoft-com:office:word" xmlns:w="http://schemas.openxmlformats.org/wordprocessingml/2006/main" xmlns:w14="http://schemas.microsoft.com/office/word/2010/wordml" xmlns:w15="http://schemas.microsoft.com/office/word/2012/wordml" xmlns:w16cei="http://schemas.microsoft.com/office/word/2026/wordml/cei" xmlns:w16cex="http://schemas.microsoft.com/office/word/2018/wordml/cex" xmlns:w16cid="http://schemas.microsoft.com/office/word/2016/wordml/cid" xmlns:w16="http://schemas.microsoft.com/office/word/2018/wordml" xmlns:w16sdtdh="http://schemas.microsoft.com/office/word/2020/wordml/sdtdatahash" xmlns:w16sdtfl="http://schemas.microsoft.com/office/word/2024/wordml/sdtformatlock" xmlns:w16se="http://schemas.microsoft.com/office/word/2015/wordml/symex" xmlns:w16du="http://schemas.microsoft.com/office/word/2023/wordml/word16du" xmlns:wne="http://schemas.microsoft.com/office/word/2006/wordml" mc:Ignorable="w14 w15 w16se w16cid w16 w16cex w16sdtdh w16sdtfl w16du wp14">
   <w:abstractNum w:abstractNumId="0" w15:restartNumberingAfterBreak="0">
     <w:nsid w:val="FFFFFF89"/>
     <w:multiLevelType w:val="singleLevel"/>
@@ -14552,18 +14305,18 @@
       </w:pPr>
       <w:rPr>
         <w:rFonts w:ascii="Cambria" w:hAnsi="Cambria" w:hint="default"/>
-        <w:color w:val="5B9BD5" w:themeColor="accent1"/>
+        <w:color w:val="156082" w:themeColor="accent1"/>
       </w:rPr>
     </w:lvl>
   </w:abstractNum>
-  <w:num w:numId="1">
+  <w:num w:numId="1" w16cid:durableId="1726487226">
     <w:abstractNumId w:val="0"/>
   </w:num>
 </w:numbering>
 </file>
 
 <file path=word/glossary/settings.xml><?xml version="1.0" encoding="utf-8"?>
-<w:settings xmlns:mc="http://schemas.openxmlformats.org/markup-compatibility/2006" xmlns:o="urn:schemas-microsoft-com:office:office" xmlns:r="http://schemas.openxmlformats.org/officeDocument/2006/relationships" xmlns:m="http://schemas.openxmlformats.org/officeDocument/2006/math" xmlns:v="urn:schemas-microsoft-com:vml" xmlns:w10="urn:schemas-microsoft-com:office:word" xmlns:w="http://schemas.openxmlformats.org/wordprocessingml/2006/main" xmlns:w14="http://schemas.microsoft.com/office/word/2010/wordml" xmlns:w15="http://schemas.microsoft.com/office/word/2012/wordml" xmlns:w16se="http://schemas.microsoft.com/office/word/2015/wordml/symex" xmlns:sl="http://schemas.openxmlformats.org/schemaLibrary/2006/main" mc:Ignorable="w14 w15 w16se">
+<w:settings xmlns:mc="http://schemas.openxmlformats.org/markup-compatibility/2006" xmlns:m="http://schemas.openxmlformats.org/officeDocument/2006/math" xmlns:r="http://schemas.openxmlformats.org/officeDocument/2006/relationships" xmlns:sl="http://schemas.openxmlformats.org/schemaLibrary/2006/main" xmlns:o="urn:schemas-microsoft-com:office:office" xmlns:v="urn:schemas-microsoft-com:vml" xmlns:w10="urn:schemas-microsoft-com:office:word" xmlns:w="http://schemas.openxmlformats.org/wordprocessingml/2006/main" xmlns:w14="http://schemas.microsoft.com/office/word/2010/wordml" xmlns:w15="http://schemas.microsoft.com/office/word/2012/wordml" xmlns:w16cex="http://schemas.microsoft.com/office/word/2018/wordml/cex" xmlns:w16cid="http://schemas.microsoft.com/office/word/2016/wordml/cid" xmlns:w16="http://schemas.microsoft.com/office/word/2018/wordml" xmlns:w16sdtdh="http://schemas.microsoft.com/office/word/2020/wordml/sdtdatahash" xmlns:w16sdtfl="http://schemas.microsoft.com/office/word/2024/wordml/sdtformatlock" xmlns:w16se="http://schemas.microsoft.com/office/word/2015/wordml/symex" xmlns:w16du="http://schemas.microsoft.com/office/word/2023/wordml/word16du" mc:Ignorable="w14 w15 w16se w16cid w16 w16cex w16sdtdh w16sdtfl w16du">
   <w:view w:val="normal"/>
   <w:defaultTabStop w:val="720"/>
   <w:characterSpacingControl w:val="doNotCompress"/>
@@ -14574,11 +14327,14 @@
     <w:compatSetting w:name="enableOpenTypeFeatures" w:uri="http://schemas.microsoft.com/office/word" w:val="1"/>
     <w:compatSetting w:name="doNotFlipMirrorIndents" w:uri="http://schemas.microsoft.com/office/word" w:val="1"/>
     <w:compatSetting w:name="differentiateMultirowTableHeaders" w:uri="http://schemas.microsoft.com/office/word" w:val="1"/>
+    <w:compatSetting w:name="useWord2013TrackBottomHyphenation" w:uri="http://schemas.microsoft.com/office/word" w:val="1"/>
   </w:compat>
   <w:rsids>
     <w:rsidRoot w:val="00324ACF"/>
+    <w:rsid w:val="00017CC5"/>
     <w:rsid w:val="00051231"/>
     <w:rsid w:val="00075A1C"/>
+    <w:rsid w:val="000842D1"/>
     <w:rsid w:val="0018073C"/>
     <w:rsid w:val="001A632E"/>
     <w:rsid w:val="00207A61"/>
@@ -14644,13 +14400,13 @@
   <w:themeFontLang w:val="en-GB" w:eastAsia="ja-JP" w:bidi="ar-SA"/>
   <w:clrSchemeMapping w:bg1="light1" w:t1="dark1" w:bg2="light2" w:t2="dark2" w:accent1="accent1" w:accent2="accent2" w:accent3="accent3" w:accent4="accent4" w:accent5="accent5" w:accent6="accent6" w:hyperlink="hyperlink" w:followedHyperlink="followedHyperlink"/>
   <w:decimalSymbol w:val="."/>
-  <w:listSeparator w:val=";"/>
+  <w:listSeparator w:val=","/>
   <w15:chartTrackingRefBased/>
 </w:settings>
 </file>
 
 <file path=word/glossary/styles.xml><?xml version="1.0" encoding="utf-8"?>
-<w:styles xmlns:mc="http://schemas.openxmlformats.org/markup-compatibility/2006" xmlns:r="http://schemas.openxmlformats.org/officeDocument/2006/relationships" xmlns:w="http://schemas.openxmlformats.org/wordprocessingml/2006/main" xmlns:w14="http://schemas.microsoft.com/office/word/2010/wordml" xmlns:w15="http://schemas.microsoft.com/office/word/2012/wordml" xmlns:w16se="http://schemas.microsoft.com/office/word/2015/wordml/symex" mc:Ignorable="w14 w15 w16se">
+<w:styles xmlns:mc="http://schemas.openxmlformats.org/markup-compatibility/2006" xmlns:r="http://schemas.openxmlformats.org/officeDocument/2006/relationships" xmlns:w="http://schemas.openxmlformats.org/wordprocessingml/2006/main" xmlns:w14="http://schemas.microsoft.com/office/word/2010/wordml" xmlns:w15="http://schemas.microsoft.com/office/word/2012/wordml" xmlns:w16cex="http://schemas.microsoft.com/office/word/2018/wordml/cex" xmlns:w16cid="http://schemas.microsoft.com/office/word/2016/wordml/cid" xmlns:w16="http://schemas.microsoft.com/office/word/2018/wordml" xmlns:w16sdtdh="http://schemas.microsoft.com/office/word/2020/wordml/sdtdatahash" xmlns:w16sdtfl="http://schemas.microsoft.com/office/word/2024/wordml/sdtformatlock" xmlns:w16se="http://schemas.microsoft.com/office/word/2015/wordml/symex" xmlns:w16du="http://schemas.microsoft.com/office/word/2023/wordml/word16du" mc:Ignorable="w14 w15 w16se w16cid w16 w16cex w16sdtdh w16sdtfl w16du">
   <w:docDefaults>
     <w:rPrDefault>
       <w:rPr>
@@ -14666,7 +14422,7 @@
       </w:pPr>
     </w:pPrDefault>
   </w:docDefaults>
-  <w:latentStyles w:defLockedState="0" w:defUIPriority="99" w:defSemiHidden="0" w:defUnhideWhenUsed="0" w:defQFormat="0" w:count="371">
+  <w:latentStyles w:defLockedState="0" w:defUIPriority="99" w:defSemiHidden="0" w:defUnhideWhenUsed="0" w:defQFormat="0" w:count="376">
     <w:lsdException w:name="Normal" w:uiPriority="0" w:qFormat="1"/>
     <w:lsdException w:name="heading 1" w:uiPriority="9" w:qFormat="1"/>
     <w:lsdException w:name="heading 2" w:semiHidden="1" w:uiPriority="9" w:unhideWhenUsed="1" w:qFormat="1"/>
@@ -15038,6 +14794,11 @@
     <w:lsdException w:name="List Table 5 Dark Accent 6" w:uiPriority="50"/>
     <w:lsdException w:name="List Table 6 Colorful Accent 6" w:uiPriority="51"/>
     <w:lsdException w:name="List Table 7 Colorful Accent 6" w:uiPriority="52"/>
+    <w:lsdException w:name="Mention" w:semiHidden="1" w:unhideWhenUsed="1"/>
+    <w:lsdException w:name="Smart Hyperlink" w:semiHidden="1" w:unhideWhenUsed="1"/>
+    <w:lsdException w:name="Hashtag" w:semiHidden="1" w:unhideWhenUsed="1"/>
+    <w:lsdException w:name="Unresolved Mention" w:semiHidden="1" w:unhideWhenUsed="1"/>
+    <w:lsdException w:name="Smart Link" w:semiHidden="1" w:unhideWhenUsed="1"/>
   </w:latentStyles>
   <w:style w:type="paragraph" w:default="1" w:styleId="Normal">
     <w:name w:val="Normal"/>
@@ -15112,7 +14873,7 @@
 </file>
 
 <file path=word/glossary/webSettings.xml><?xml version="1.0" encoding="utf-8"?>
-<w:webSettings xmlns:mc="http://schemas.openxmlformats.org/markup-compatibility/2006" xmlns:r="http://schemas.openxmlformats.org/officeDocument/2006/relationships" xmlns:w="http://schemas.openxmlformats.org/wordprocessingml/2006/main" xmlns:w14="http://schemas.microsoft.com/office/word/2010/wordml" xmlns:w15="http://schemas.microsoft.com/office/word/2012/wordml" xmlns:w16se="http://schemas.microsoft.com/office/word/2015/wordml/symex" mc:Ignorable="w14 w15 w16se">
+<w:webSettings xmlns:mc="http://schemas.openxmlformats.org/markup-compatibility/2006" xmlns:r="http://schemas.openxmlformats.org/officeDocument/2006/relationships" xmlns:w="http://schemas.openxmlformats.org/wordprocessingml/2006/main" xmlns:w14="http://schemas.microsoft.com/office/word/2010/wordml" xmlns:w15="http://schemas.microsoft.com/office/word/2012/wordml" xmlns:w16cex="http://schemas.microsoft.com/office/word/2018/wordml/cex" xmlns:w16cid="http://schemas.microsoft.com/office/word/2016/wordml/cid" xmlns:w16="http://schemas.microsoft.com/office/word/2018/wordml" xmlns:w16sdtdh="http://schemas.microsoft.com/office/word/2020/wordml/sdtdatahash" xmlns:w16sdtfl="http://schemas.microsoft.com/office/word/2024/wordml/sdtformatlock" xmlns:w16se="http://schemas.microsoft.com/office/word/2015/wordml/symex" xmlns:w16du="http://schemas.microsoft.com/office/word/2023/wordml/word16du" mc:Ignorable="w14 w15 w16se w16cid w16 w16cex w16sdtdh w16sdtfl w16du">
   <w:optimizeForBrowser/>
   <w:allowPNG/>
 </w:webSettings>
@@ -15446,16 +15207,16 @@
 </file>
 
 <file path=customXml/item2.xml><?xml version="1.0" encoding="utf-8"?>
+<b:Sources xmlns:b="http://schemas.openxmlformats.org/officeDocument/2006/bibliography" SelectedStyle="\APA.XSL" StyleName="APA"/>
+</file>
+
+<file path=customXml/item3.xml><?xml version="1.0" encoding="utf-8"?>
 <?mso-contentType ?>
 <FormTemplates xmlns="http://schemas.microsoft.com/sharepoint/v3/contenttype/forms">
   <Display>DocumentLibraryForm</Display>
   <Edit>AssetEditForm</Edit>
   <New>DocumentLibraryForm</New>
 </FormTemplates>
-</file>
-
-<file path=customXml/item3.xml><?xml version="1.0" encoding="utf-8"?>
-<b:Sources xmlns:b="http://schemas.openxmlformats.org/officeDocument/2006/bibliography" SelectedStyle="\APA.XSL" StyleName="APA"/>
 </file>
 
 <file path=customXml/itemProps1.xml><?xml version="1.0" encoding="utf-8"?>
@@ -15467,17 +15228,17 @@
 </file>
 
 <file path=customXml/itemProps2.xml><?xml version="1.0" encoding="utf-8"?>
+<ds:datastoreItem xmlns:ds="http://schemas.openxmlformats.org/officeDocument/2006/customXml" ds:itemID="{A93682CD-B5F8-408C-864C-65FB6E79669A}">
+  <ds:schemaRefs>
+    <ds:schemaRef ds:uri="http://schemas.openxmlformats.org/officeDocument/2006/bibliography"/>
+  </ds:schemaRefs>
+</ds:datastoreItem>
+</file>
+
+<file path=customXml/itemProps3.xml><?xml version="1.0" encoding="utf-8"?>
 <ds:datastoreItem xmlns:ds="http://schemas.openxmlformats.org/officeDocument/2006/customXml" ds:itemID="{E34C63B7-A026-4A37-9535-4FBB4C03A11D}">
   <ds:schemaRefs>
     <ds:schemaRef ds:uri="http://schemas.microsoft.com/sharepoint/v3/contenttype/forms"/>
   </ds:schemaRefs>
 </ds:datastoreItem>
-</file>
-
-<file path=customXml/itemProps3.xml><?xml version="1.0" encoding="utf-8"?>
-<ds:datastoreItem xmlns:ds="http://schemas.openxmlformats.org/officeDocument/2006/customXml" ds:itemID="{A93682CD-B5F8-408C-864C-65FB6E79669A}">
-  <ds:schemaRefs>
-    <ds:schemaRef ds:uri="http://schemas.openxmlformats.org/officeDocument/2006/bibliography"/>
-  </ds:schemaRefs>
-</ds:datastoreItem>
 </file>
--- a/IT353 Project.docx
+++ b/IT353 Project.docx
@@ -1,6 +1,6 @@
 
 <file path=word/document.xml><?xml version="1.0" encoding="utf-8"?>
-<w:document xmlns:wpc="http://schemas.microsoft.com/office/word/2010/wordprocessingCanvas" xmlns:cx="http://schemas.microsoft.com/office/drawing/2014/chartex" xmlns:cx1="http://schemas.microsoft.com/office/drawing/2015/9/8/chartex" xmlns:cx2="http://schemas.microsoft.com/office/drawing/2015/10/21/chartex" xmlns:cx3="http://schemas.microsoft.com/office/drawing/2016/5/9/chartex" xmlns:cx4="http://schemas.microsoft.com/office/drawing/2016/5/10/chartex" xmlns:cx5="http://schemas.microsoft.com/office/drawing/2016/5/11/chartex" xmlns:cx6="http://schemas.microsoft.com/office/drawing/2016/5/12/chartex" xmlns:cx7="http://schemas.microsoft.com/office/drawing/2016/5/13/chartex" xmlns:cx8="http://schemas.microsoft.com/office/drawing/2016/5/14/chartex" xmlns:mc="http://schemas.openxmlformats.org/markup-compatibility/2006" xmlns:m="http://schemas.openxmlformats.org/officeDocument/2006/math" xmlns:aink="http://schemas.microsoft.com/office/drawing/2016/ink" xmlns:am3d="http://schemas.microsoft.com/office/drawing/2017/model3d" xmlns:oel="http://schemas.microsoft.com/office/2019/extlst" xmlns:r="http://schemas.openxmlformats.org/officeDocument/2006/relationships" xmlns:wp14="http://schemas.microsoft.com/office/word/2010/wordprocessingDrawing" xmlns:wp="http://schemas.openxmlformats.org/drawingml/2006/wordprocessingDrawing" xmlns:wpg="http://schemas.microsoft.com/office/word/2010/wordprocessingGroup" xmlns:wpi="http://schemas.microsoft.com/office/word/2010/wordprocessingInk" xmlns:wps="http://schemas.microsoft.com/office/word/2010/wordprocessingShape" xmlns:o="urn:schemas-microsoft-com:office:office" xmlns:v="urn:schemas-microsoft-com:vml" xmlns:w10="urn:schemas-microsoft-com:office:word" xmlns:w="http://schemas.openxmlformats.org/wordprocessingml/2006/main" xmlns:w14="http://schemas.microsoft.com/office/word/2010/wordml" xmlns:w15="http://schemas.microsoft.com/office/word/2012/wordml" xmlns:w16cei="http://schemas.microsoft.com/office/word/2026/wordml/cei" xmlns:w16cex="http://schemas.microsoft.com/office/word/2018/wordml/cex" xmlns:w16cid="http://schemas.microsoft.com/office/word/2016/wordml/cid" xmlns:w16="http://schemas.microsoft.com/office/word/2018/wordml" xmlns:w16sdtdh="http://schemas.microsoft.com/office/word/2020/wordml/sdtdatahash" xmlns:w16sdtfl="http://schemas.microsoft.com/office/word/2024/wordml/sdtformatlock" xmlns:w16se="http://schemas.microsoft.com/office/word/2015/wordml/symex" xmlns:w16du="http://schemas.microsoft.com/office/word/2023/wordml/word16du" xmlns:wne="http://schemas.microsoft.com/office/word/2006/wordml" mc:Ignorable="w14 w15 w16se w16cid w16 w16cex w16sdtdh w16sdtfl w16du wp14">
+<w:document xmlns:wpc="http://schemas.microsoft.com/office/word/2010/wordprocessingCanvas" xmlns:cx="http://schemas.microsoft.com/office/drawing/2014/chartex" xmlns:mc="http://schemas.openxmlformats.org/markup-compatibility/2006" xmlns:o="urn:schemas-microsoft-com:office:office" xmlns:r="http://schemas.openxmlformats.org/officeDocument/2006/relationships" xmlns:m="http://schemas.openxmlformats.org/officeDocument/2006/math" xmlns:v="urn:schemas-microsoft-com:vml" xmlns:wp14="http://schemas.microsoft.com/office/word/2010/wordprocessingDrawing" xmlns:wp="http://schemas.openxmlformats.org/drawingml/2006/wordprocessingDrawing" xmlns:w10="urn:schemas-microsoft-com:office:word" xmlns:w="http://schemas.openxmlformats.org/wordprocessingml/2006/main" xmlns:w14="http://schemas.microsoft.com/office/word/2010/wordml" xmlns:w15="http://schemas.microsoft.com/office/word/2012/wordml" xmlns:w16se="http://schemas.microsoft.com/office/word/2015/wordml/symex" xmlns:wpg="http://schemas.microsoft.com/office/word/2010/wordprocessingGroup" xmlns:wpi="http://schemas.microsoft.com/office/word/2010/wordprocessingInk" xmlns:wne="http://schemas.microsoft.com/office/word/2006/wordml" xmlns:wps="http://schemas.microsoft.com/office/word/2010/wordprocessingShape" mc:Ignorable="w14 w15 w16se wp14">
   <w:body>
     <w:p>
       <w:r>
@@ -74,6 +74,7 @@
                               <w:dataBinding w:prefixMappings="xmlns:ns0='http://purl.org/dc/elements/1.1/' xmlns:ns1='http://schemas.openxmlformats.org/package/2006/metadata/core-properties' " w:xpath="/ns1:coreProperties[1]/ns0:title[1]" w:storeItemID="{6C3C8BC8-F283-45AE-878A-BAB7291924A1}"/>
                               <w:text/>
                             </w:sdtPr>
+                            <w:sdtEndPr/>
                             <w:sdtContent>
                               <w:p>
                                 <w:pPr>
@@ -132,6 +133,7 @@
                                 <w:dataBinding w:prefixMappings="xmlns:ns0='http://purl.org/dc/elements/1.1/' xmlns:ns1='http://schemas.openxmlformats.org/package/2006/metadata/core-properties' " w:xpath="/ns1:coreProperties[1]/ns0:subject[1]" w:storeItemID="{6C3C8BC8-F283-45AE-878A-BAB7291924A1}"/>
                                 <w:text/>
                               </w:sdtPr>
+                              <w:sdtEndPr/>
                               <w:sdtContent>
                                 <w:r>
                                   <w:rPr>
@@ -495,6 +497,7 @@
                               <w:dataBinding w:prefixMappings="xmlns:ns0='http://schemas.microsoft.com/office/2006/coverPageProps'" w:xpath="/ns0:CoverPageProperties[1]/ns0:Abstract[1]" w:storeItemID="{55AF091B-3C7A-41E3-B477-F2FDAA23CFDA}"/>
                               <w:text/>
                             </w:sdtPr>
+                            <w:sdtEndPr/>
                             <w:sdtContent>
                               <w:p>
                                 <w:pPr>
@@ -1349,6 +1352,7 @@
           <w:docPartUnique/>
         </w:docPartObj>
       </w:sdtPr>
+      <w:sdtEndPr/>
       <w:sdtContent>
         <w:p/>
         <w:p>
@@ -2093,14 +2097,7 @@
                               <w:rPr>
                                 <w:color w:val="auto"/>
                               </w:rPr>
-                              <w:t xml:space="preserve"> will be given if you try to bypass the </w:t>
-                            </w:r>
-                            <w:proofErr w:type="spellStart"/>
-                            <w:r>
-                              <w:rPr>
-                                <w:color w:val="auto"/>
-                              </w:rPr>
-                              <w:t>SafeAssi</w:t>
+                              <w:t xml:space="preserve"> will be given if you try to bypass the SafeAssi</w:t>
                             </w:r>
                             <w:r>
                               <w:rPr>
@@ -2108,7 +2105,6 @@
                               </w:rPr>
                               <w:t>gn</w:t>
                             </w:r>
-                            <w:proofErr w:type="spellEnd"/>
                             <w:r>
                               <w:rPr>
                                 <w:color w:val="auto"/>
@@ -2482,6 +2478,7 @@
                                     <w:dataBinding w:prefixMappings="xmlns:ns0='http://schemas.openxmlformats.org/officeDocument/2006/extended-properties' " w:xpath="/ns0:Properties[1]/ns0:Company[1]" w:storeItemID="{6668398D-A668-4E3E-A5EB-62B293D839F1}"/>
                                     <w:text/>
                                   </w:sdtPr>
+                                  <w:sdtEndPr/>
                                   <w:sdtContent>
                                     <w:r>
                                       <w:t>Student Details:                                            CRN:50267</w:t>
@@ -2503,9 +2500,9 @@
                                   <w:tblLook w:val="04A0" w:firstRow="1" w:lastRow="0" w:firstColumn="1" w:lastColumn="0" w:noHBand="0" w:noVBand="1"/>
                                 </w:tblPr>
                                 <w:tblGrid>
-                                  <w:gridCol w:w="3596"/>
-                                  <w:gridCol w:w="3597"/>
-                                  <w:gridCol w:w="3597"/>
+                                  <w:gridCol w:w="3591"/>
+                                  <w:gridCol w:w="3592"/>
+                                  <w:gridCol w:w="3592"/>
                                 </w:tblGrid>
                                 <w:tr>
                                   <w:trPr>
@@ -2599,12 +2596,21 @@
                                         </w:rPr>
                                         <w:t xml:space="preserve">Name: </w:t>
                                       </w:r>
+                                      <w:proofErr w:type="spellStart"/>
                                       <w:r>
                                         <w:rPr>
                                           <w:b/>
                                           <w:bCs/>
                                         </w:rPr>
-                                        <w:t xml:space="preserve">Talal </w:t>
+                                        <w:t>Talal</w:t>
+                                      </w:r>
+                                      <w:proofErr w:type="spellEnd"/>
+                                      <w:r>
+                                        <w:rPr>
+                                          <w:b/>
+                                          <w:bCs/>
+                                        </w:rPr>
+                                        <w:t xml:space="preserve"> </w:t>
                                       </w:r>
                                       <w:proofErr w:type="spellStart"/>
                                       <w:r>
@@ -2654,12 +2660,21 @@
                                       <w:r>
                                         <w:t xml:space="preserve"> </w:t>
                                       </w:r>
+                                      <w:proofErr w:type="spellStart"/>
                                       <w:r>
                                         <w:rPr>
                                           <w:b/>
                                           <w:bCs/>
                                         </w:rPr>
-                                        <w:t xml:space="preserve">Suhair </w:t>
+                                        <w:t>Suhair</w:t>
+                                      </w:r>
+                                      <w:proofErr w:type="spellEnd"/>
+                                      <w:r>
+                                        <w:rPr>
+                                          <w:b/>
+                                          <w:bCs/>
+                                        </w:rPr>
+                                        <w:t xml:space="preserve"> </w:t>
                                       </w:r>
                                       <w:proofErr w:type="spellStart"/>
                                       <w:r>
@@ -3068,11 +3083,7 @@
               </mc:Choice>
               <mc:Fallback>
                 <w:pict>
-                  <v:shapetype w14:anchorId="7CBAAF0B" id="_x0000_t202" coordsize="21600,21600" o:spt="202" path="m,l,21600r21600,l21600,xe">
-                    <v:stroke joinstyle="miter"/>
-                    <v:path gradientshapeok="t" o:connecttype="rect"/>
-                  </v:shapetype>
-                  <v:shape id="Text Box 15" o:spid="_x0000_s1031" type="#_x0000_t202" alt="contact info" style="position:absolute;margin-left:36.5pt;margin-top:226.65pt;width:540pt;height:114pt;z-index:251675648;visibility:visible;mso-wrap-style:square;mso-width-percent:1282;mso-height-percent:0;mso-wrap-distance-left:9pt;mso-wrap-distance-top:0;mso-wrap-distance-right:9pt;mso-wrap-distance-bottom:0;mso-position-horizontal:absolute;mso-position-horizontal-relative:page;mso-position-vertical:absolute;mso-position-vertical-relative:margin;mso-width-percent:1282;mso-height-percent:0;mso-width-relative:margin;mso-height-relative:margin;v-text-anchor:bottom" o:gfxdata="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" o:allowoverlap="f" filled="f" stroked="f" strokeweight=".5pt">
+                  <v:shape w14:anchorId="7CBAAF0B" id="Text Box 15" o:spid="_x0000_s1031" type="#_x0000_t202" alt="contact info" style="position:absolute;margin-left:36.5pt;margin-top:226.65pt;width:540pt;height:114pt;z-index:251675648;visibility:visible;mso-wrap-style:square;mso-width-percent:1282;mso-height-percent:0;mso-wrap-distance-left:9pt;mso-wrap-distance-top:0;mso-wrap-distance-right:9pt;mso-wrap-distance-bottom:0;mso-position-horizontal:absolute;mso-position-horizontal-relative:page;mso-position-vertical:absolute;mso-position-vertical-relative:margin;mso-width-percent:1282;mso-height-percent:0;mso-width-relative:margin;mso-height-relative:margin;v-text-anchor:bottom" o:gfxdata="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" o:allowoverlap="f" filled="f" stroked="f" strokeweight=".5pt">
                     <v:textbox inset="0,0,0,0">
                       <w:txbxContent>
                         <w:p>
@@ -3087,6 +3098,7 @@
                               <w:dataBinding w:prefixMappings="xmlns:ns0='http://schemas.openxmlformats.org/officeDocument/2006/extended-properties' " w:xpath="/ns0:Properties[1]/ns0:Company[1]" w:storeItemID="{6668398D-A668-4E3E-A5EB-62B293D839F1}"/>
                               <w:text/>
                             </w:sdtPr>
+                            <w:sdtEndPr/>
                             <w:sdtContent>
                               <w:r>
                                 <w:t>Student Details:                                            CRN:50267</w:t>
@@ -3108,9 +3120,9 @@
                             <w:tblLook w:val="04A0" w:firstRow="1" w:lastRow="0" w:firstColumn="1" w:lastColumn="0" w:noHBand="0" w:noVBand="1"/>
                           </w:tblPr>
                           <w:tblGrid>
-                            <w:gridCol w:w="3596"/>
-                            <w:gridCol w:w="3597"/>
-                            <w:gridCol w:w="3597"/>
+                            <w:gridCol w:w="3591"/>
+                            <w:gridCol w:w="3592"/>
+                            <w:gridCol w:w="3592"/>
                           </w:tblGrid>
                           <w:tr>
                             <w:trPr>
@@ -3204,12 +3216,21 @@
                                   </w:rPr>
                                   <w:t xml:space="preserve">Name: </w:t>
                                 </w:r>
+                                <w:proofErr w:type="spellStart"/>
                                 <w:r>
                                   <w:rPr>
                                     <w:b/>
                                     <w:bCs/>
                                   </w:rPr>
-                                  <w:t xml:space="preserve">Talal </w:t>
+                                  <w:t>Talal</w:t>
+                                </w:r>
+                                <w:proofErr w:type="spellEnd"/>
+                                <w:r>
+                                  <w:rPr>
+                                    <w:b/>
+                                    <w:bCs/>
+                                  </w:rPr>
+                                  <w:t xml:space="preserve"> </w:t>
                                 </w:r>
                                 <w:proofErr w:type="spellStart"/>
                                 <w:r>
@@ -3259,12 +3280,21 @@
                                 <w:r>
                                   <w:t xml:space="preserve"> </w:t>
                                 </w:r>
+                                <w:proofErr w:type="spellStart"/>
                                 <w:r>
                                   <w:rPr>
                                     <w:b/>
                                     <w:bCs/>
                                   </w:rPr>
-                                  <w:t xml:space="preserve">Suhair </w:t>
+                                  <w:t>Suhair</w:t>
+                                </w:r>
+                                <w:proofErr w:type="spellEnd"/>
+                                <w:r>
+                                  <w:rPr>
+                                    <w:b/>
+                                    <w:bCs/>
+                                  </w:rPr>
+                                  <w:t xml:space="preserve"> </w:t>
                                 </w:r>
                                 <w:proofErr w:type="spellStart"/>
                                 <w:r>
@@ -5700,12 +5730,6 @@
       </w:r>
     </w:p>
     <w:p>
-      <w:r>
-        <w:lastRenderedPageBreak/>
-        <w:br/>
-      </w:r>
-    </w:p>
-    <w:p>
       <w:pPr>
         <w:pStyle w:val="Heading1"/>
       </w:pPr>
@@ -6186,83 +6210,91 @@
     </w:p>
     <w:p>
       <w:pPr>
-        <w:rPr>
-          <w:sz w:val="24"/>
-          <w:szCs w:val="24"/>
-        </w:rPr>
-      </w:pPr>
+        <w:pStyle w:val="ListParagraph"/>
+        <w:numPr>
+          <w:ilvl w:val="0"/>
+          <w:numId w:val="12"/>
+        </w:numPr>
+        <w:rPr>
+          <w:rFonts w:ascii="Times New Roman" w:hAnsi="Times New Roman" w:cs="Times New Roman"/>
+          <w:color w:val="FF0000"/>
+          <w:sz w:val="24"/>
+          <w:szCs w:val="24"/>
+        </w:rPr>
+      </w:pPr>
+      <w:r>
+        <w:rPr>
+          <w:rFonts w:ascii="Times New Roman" w:hAnsi="Times New Roman" w:cs="Times New Roman"/>
+          <w:color w:val="FF0000"/>
+          <w:sz w:val="24"/>
+          <w:szCs w:val="24"/>
+        </w:rPr>
+        <w:t>Answer</w:t>
+      </w:r>
     </w:p>
     <w:p>
       <w:pPr>
-        <w:rPr>
-          <w:sz w:val="24"/>
-          <w:szCs w:val="24"/>
-        </w:rPr>
-      </w:pPr>
-    </w:p>
-    <w:p>
-      <w:pPr>
-        <w:rPr>
-          <w:sz w:val="24"/>
-          <w:szCs w:val="24"/>
-        </w:rPr>
-      </w:pPr>
-    </w:p>
-    <w:p>
-      <w:pPr>
-        <w:rPr>
-          <w:sz w:val="24"/>
-          <w:szCs w:val="24"/>
-        </w:rPr>
-      </w:pPr>
-    </w:p>
-    <w:p>
-      <w:pPr>
-        <w:rPr>
-          <w:sz w:val="24"/>
-          <w:szCs w:val="24"/>
-        </w:rPr>
-      </w:pPr>
-    </w:p>
-    <w:p>
-      <w:pPr>
-        <w:rPr>
-          <w:sz w:val="24"/>
-          <w:szCs w:val="24"/>
-        </w:rPr>
-      </w:pPr>
-    </w:p>
-    <w:p>
-      <w:pPr>
-        <w:rPr>
-          <w:sz w:val="24"/>
-          <w:szCs w:val="24"/>
-        </w:rPr>
-      </w:pPr>
-    </w:p>
-    <w:p>
-      <w:pPr>
-        <w:rPr>
-          <w:sz w:val="24"/>
-          <w:szCs w:val="24"/>
-        </w:rPr>
-      </w:pPr>
-    </w:p>
-    <w:p>
-      <w:pPr>
-        <w:rPr>
-          <w:sz w:val="24"/>
-          <w:szCs w:val="24"/>
-        </w:rPr>
-      </w:pPr>
-    </w:p>
-    <w:p>
-      <w:pPr>
-        <w:rPr>
-          <w:sz w:val="24"/>
-          <w:szCs w:val="24"/>
-        </w:rPr>
-      </w:pPr>
+        <w:pStyle w:val="ListParagraph"/>
+        <w:numPr>
+          <w:ilvl w:val="0"/>
+          <w:numId w:val="12"/>
+        </w:numPr>
+        <w:rPr>
+          <w:rFonts w:ascii="Times New Roman" w:hAnsi="Times New Roman" w:cs="Times New Roman"/>
+          <w:color w:val="FF0000"/>
+          <w:sz w:val="24"/>
+          <w:szCs w:val="24"/>
+        </w:rPr>
+      </w:pPr>
+      <w:r>
+        <w:rPr>
+          <w:noProof/>
+          <w:lang w:eastAsia="en-US"/>
+        </w:rPr>
+        <w:drawing>
+          <wp:anchor distT="0" distB="0" distL="114300" distR="114300" simplePos="0" relativeHeight="251695104" behindDoc="0" locked="0" layoutInCell="1" allowOverlap="1" wp14:anchorId="6A3690D6" wp14:editId="4A5F5C53">
+            <wp:simplePos x="0" y="0"/>
+            <wp:positionH relativeFrom="margin">
+              <wp:align>left</wp:align>
+            </wp:positionH>
+            <wp:positionV relativeFrom="paragraph">
+              <wp:posOffset>210721</wp:posOffset>
+            </wp:positionV>
+            <wp:extent cx="5349240" cy="3406775"/>
+            <wp:effectExtent l="0" t="0" r="3810" b="3175"/>
+            <wp:wrapSquare wrapText="bothSides"/>
+            <wp:docPr id="2" name="Picture 2"/>
+            <wp:cNvGraphicFramePr>
+              <a:graphicFrameLocks xmlns:a="http://schemas.openxmlformats.org/drawingml/2006/main" noChangeAspect="1"/>
+            </wp:cNvGraphicFramePr>
+            <a:graphic xmlns:a="http://schemas.openxmlformats.org/drawingml/2006/main">
+              <a:graphicData uri="http://schemas.openxmlformats.org/drawingml/2006/picture">
+                <pic:pic xmlns:pic="http://schemas.openxmlformats.org/drawingml/2006/picture">
+                  <pic:nvPicPr>
+                    <pic:cNvPr id="1" name=""/>
+                    <pic:cNvPicPr/>
+                  </pic:nvPicPr>
+                  <pic:blipFill>
+                    <a:blip r:embed="rId16"/>
+                    <a:stretch>
+                      <a:fillRect/>
+                    </a:stretch>
+                  </pic:blipFill>
+                  <pic:spPr>
+                    <a:xfrm>
+                      <a:off x="0" y="0"/>
+                      <a:ext cx="5349240" cy="3406775"/>
+                    </a:xfrm>
+                    <a:prstGeom prst="rect">
+                      <a:avLst/>
+                    </a:prstGeom>
+                  </pic:spPr>
+                </pic:pic>
+              </a:graphicData>
+            </a:graphic>
+          </wp:anchor>
+        </w:drawing>
+      </w:r>
     </w:p>
     <w:p>
       <w:pPr>
@@ -6421,22 +6453,71 @@
     </w:p>
     <w:p>
       <w:pPr>
-        <w:rPr>
-          <w:sz w:val="24"/>
-          <w:szCs w:val="24"/>
-        </w:rPr>
-      </w:pPr>
+        <w:ind w:left="360"/>
+        <w:rPr>
+          <w:sz w:val="24"/>
+          <w:szCs w:val="24"/>
+        </w:rPr>
+      </w:pPr>
+      <w:r>
+        <w:rPr>
+          <w:sz w:val="24"/>
+          <w:szCs w:val="24"/>
+        </w:rPr>
+        <w:t>#1 System Actors</w:t>
+      </w:r>
     </w:p>
     <w:p>
       <w:pPr>
-        <w:rPr>
-          <w:sz w:val="24"/>
-          <w:szCs w:val="24"/>
-        </w:rPr>
-      </w:pPr>
+        <w:ind w:left="360"/>
+        <w:rPr>
+          <w:sz w:val="24"/>
+          <w:szCs w:val="24"/>
+        </w:rPr>
+      </w:pPr>
+      <w:r>
+        <w:rPr>
+          <w:sz w:val="24"/>
+          <w:szCs w:val="24"/>
+        </w:rPr>
+        <w:t>1. Student</w:t>
+      </w:r>
+      <w:r>
+        <w:rPr>
+          <w:sz w:val="24"/>
+          <w:szCs w:val="24"/>
+        </w:rPr>
+        <w:br/>
+        <w:t>2. Activity Organizer</w:t>
+      </w:r>
+      <w:r>
+        <w:rPr>
+          <w:sz w:val="24"/>
+          <w:szCs w:val="24"/>
+        </w:rPr>
+        <w:br/>
+        <w:t>3. Student Affairs Officer</w:t>
+      </w:r>
+      <w:r>
+        <w:rPr>
+          <w:sz w:val="24"/>
+          <w:szCs w:val="24"/>
+        </w:rPr>
+        <w:br/>
+        <w:t>4. University Graduation System</w:t>
+      </w:r>
+      <w:r>
+        <w:rPr>
+          <w:sz w:val="24"/>
+          <w:szCs w:val="24"/>
+        </w:rPr>
+        <w:br/>
+        <w:t>5. Notification Service</w:t>
+      </w:r>
     </w:p>
     <w:p>
       <w:pPr>
+        <w:ind w:left="360"/>
         <w:rPr>
           <w:sz w:val="24"/>
           <w:szCs w:val="24"/>
@@ -6445,14 +6526,88 @@
     </w:p>
     <w:p>
       <w:pPr>
-        <w:rPr>
-          <w:sz w:val="24"/>
-          <w:szCs w:val="24"/>
-        </w:rPr>
-      </w:pPr>
+        <w:ind w:left="360"/>
+        <w:rPr>
+          <w:sz w:val="24"/>
+          <w:szCs w:val="24"/>
+        </w:rPr>
+      </w:pPr>
+      <w:r>
+        <w:rPr>
+          <w:noProof/>
+          <w:lang w:eastAsia="en-US"/>
+        </w:rPr>
+        <w:drawing>
+          <wp:anchor distT="0" distB="0" distL="114300" distR="114300" simplePos="0" relativeHeight="251697152" behindDoc="0" locked="0" layoutInCell="1" allowOverlap="1" wp14:anchorId="094245F6" wp14:editId="4E82A6F0">
+            <wp:simplePos x="0" y="0"/>
+            <wp:positionH relativeFrom="column">
+              <wp:posOffset>-616997</wp:posOffset>
+            </wp:positionH>
+            <wp:positionV relativeFrom="paragraph">
+              <wp:posOffset>445770</wp:posOffset>
+            </wp:positionV>
+            <wp:extent cx="5349240" cy="2573020"/>
+            <wp:effectExtent l="0" t="0" r="3810" b="0"/>
+            <wp:wrapSquare wrapText="bothSides"/>
+            <wp:docPr id="3" name="Picture 3"/>
+            <wp:cNvGraphicFramePr>
+              <a:graphicFrameLocks xmlns:a="http://schemas.openxmlformats.org/drawingml/2006/main" noChangeAspect="1"/>
+            </wp:cNvGraphicFramePr>
+            <a:graphic xmlns:a="http://schemas.openxmlformats.org/drawingml/2006/main">
+              <a:graphicData uri="http://schemas.openxmlformats.org/drawingml/2006/picture">
+                <pic:pic xmlns:pic="http://schemas.openxmlformats.org/drawingml/2006/picture">
+                  <pic:nvPicPr>
+                    <pic:cNvPr id="1" name=""/>
+                    <pic:cNvPicPr/>
+                  </pic:nvPicPr>
+                  <pic:blipFill>
+                    <a:blip r:embed="rId17"/>
+                    <a:stretch>
+                      <a:fillRect/>
+                    </a:stretch>
+                  </pic:blipFill>
+                  <pic:spPr>
+                    <a:xfrm>
+                      <a:off x="0" y="0"/>
+                      <a:ext cx="5349240" cy="2573020"/>
+                    </a:xfrm>
+                    <a:prstGeom prst="rect">
+                      <a:avLst/>
+                    </a:prstGeom>
+                  </pic:spPr>
+                </pic:pic>
+              </a:graphicData>
+            </a:graphic>
+          </wp:anchor>
+        </w:drawing>
+      </w:r>
+      <w:r>
+        <w:rPr>
+          <w:sz w:val="24"/>
+          <w:szCs w:val="24"/>
+        </w:rPr>
+        <w:t>#</w:t>
+      </w:r>
+      <w:proofErr w:type="gramStart"/>
+      <w:r>
+        <w:rPr>
+          <w:sz w:val="24"/>
+          <w:szCs w:val="24"/>
+        </w:rPr>
+        <w:t>2  Use</w:t>
+      </w:r>
+      <w:proofErr w:type="gramEnd"/>
+      <w:r>
+        <w:rPr>
+          <w:sz w:val="24"/>
+          <w:szCs w:val="24"/>
+        </w:rPr>
+        <w:t xml:space="preserve"> Case Diagram</w:t>
+      </w:r>
     </w:p>
     <w:p>
       <w:pPr>
+        <w:ind w:left="360"/>
         <w:rPr>
           <w:sz w:val="24"/>
           <w:szCs w:val="24"/>
@@ -6461,6 +6616,7 @@
     </w:p>
     <w:p>
       <w:pPr>
+        <w:ind w:left="360"/>
         <w:rPr>
           <w:sz w:val="24"/>
           <w:szCs w:val="24"/>
@@ -6469,6 +6625,7 @@
     </w:p>
     <w:p>
       <w:pPr>
+        <w:ind w:left="360"/>
         <w:rPr>
           <w:sz w:val="24"/>
           <w:szCs w:val="24"/>
@@ -6477,6 +6634,7 @@
     </w:p>
     <w:p>
       <w:pPr>
+        <w:ind w:left="360"/>
         <w:rPr>
           <w:sz w:val="24"/>
           <w:szCs w:val="24"/>
@@ -6485,6 +6643,7 @@
     </w:p>
     <w:p>
       <w:pPr>
+        <w:ind w:left="360"/>
         <w:rPr>
           <w:sz w:val="24"/>
           <w:szCs w:val="24"/>
@@ -6493,6 +6652,7 @@
     </w:p>
     <w:p>
       <w:pPr>
+        <w:ind w:left="360"/>
         <w:rPr>
           <w:sz w:val="24"/>
           <w:szCs w:val="24"/>
@@ -6501,6 +6661,7 @@
     </w:p>
     <w:p>
       <w:pPr>
+        <w:ind w:left="360"/>
         <w:rPr>
           <w:sz w:val="24"/>
           <w:szCs w:val="24"/>
@@ -6509,6 +6670,7 @@
     </w:p>
     <w:p>
       <w:pPr>
+        <w:ind w:left="360"/>
         <w:rPr>
           <w:sz w:val="24"/>
           <w:szCs w:val="24"/>
@@ -6517,6 +6679,7 @@
     </w:p>
     <w:p>
       <w:pPr>
+        <w:ind w:left="360"/>
         <w:rPr>
           <w:sz w:val="24"/>
           <w:szCs w:val="24"/>
@@ -6525,22 +6688,570 @@
     </w:p>
     <w:p>
       <w:pPr>
-        <w:rPr>
-          <w:sz w:val="24"/>
-          <w:szCs w:val="24"/>
-        </w:rPr>
-      </w:pPr>
+        <w:ind w:left="360"/>
+        <w:rPr>
+          <w:rFonts w:ascii="Times New Roman" w:hAnsi="Times New Roman" w:cs="Times New Roman"/>
+          <w:sz w:val="24"/>
+          <w:szCs w:val="24"/>
+        </w:rPr>
+      </w:pPr>
+      <w:r>
+        <w:rPr>
+          <w:rFonts w:ascii="Times New Roman" w:hAnsi="Times New Roman" w:cs="Times New Roman"/>
+          <w:sz w:val="24"/>
+          <w:szCs w:val="24"/>
+        </w:rPr>
+        <w:lastRenderedPageBreak/>
+        <w:t>3. Three Fully Documented Use Cases</w:t>
+      </w:r>
     </w:p>
     <w:p>
       <w:pPr>
-        <w:rPr>
-          <w:sz w:val="24"/>
-          <w:szCs w:val="24"/>
-        </w:rPr>
-      </w:pPr>
+        <w:ind w:left="360"/>
+        <w:rPr>
+          <w:rFonts w:ascii="Times New Roman" w:hAnsi="Times New Roman" w:cs="Times New Roman"/>
+          <w:sz w:val="24"/>
+          <w:szCs w:val="24"/>
+        </w:rPr>
+      </w:pPr>
+      <w:r>
+        <w:rPr>
+          <w:rFonts w:ascii="Times New Roman" w:hAnsi="Times New Roman" w:cs="Times New Roman"/>
+          <w:sz w:val="24"/>
+          <w:szCs w:val="24"/>
+        </w:rPr>
+        <w:t>Use Case 1: Register for Activity</w:t>
+      </w:r>
     </w:p>
     <w:p>
       <w:pPr>
+        <w:ind w:left="360"/>
+        <w:rPr>
+          <w:rFonts w:ascii="Times New Roman" w:hAnsi="Times New Roman" w:cs="Times New Roman"/>
+        </w:rPr>
+      </w:pPr>
+      <w:r>
+        <w:rPr>
+          <w:rFonts w:ascii="Times New Roman" w:hAnsi="Times New Roman" w:cs="Times New Roman"/>
+        </w:rPr>
+        <w:t>Primary actor: Student</w:t>
+      </w:r>
+      <w:r>
+        <w:rPr>
+          <w:rFonts w:ascii="Times New Roman" w:hAnsi="Times New Roman" w:cs="Times New Roman"/>
+        </w:rPr>
+        <w:br/>
+        <w:t>Goal: Reserve a seat in an activity.</w:t>
+      </w:r>
+      <w:r>
+        <w:rPr>
+          <w:rFonts w:ascii="Times New Roman" w:hAnsi="Times New Roman" w:cs="Times New Roman"/>
+        </w:rPr>
+        <w:br/>
+        <w:t>Preconditions: Student is logged in; registration is open.</w:t>
+      </w:r>
+      <w:r>
+        <w:rPr>
+          <w:rFonts w:ascii="Times New Roman" w:hAnsi="Times New Roman" w:cs="Times New Roman"/>
+        </w:rPr>
+        <w:br/>
+        <w:t>Trigger: Student selects “Register”.</w:t>
+      </w:r>
+      <w:r>
+        <w:rPr>
+          <w:rFonts w:ascii="Times New Roman" w:hAnsi="Times New Roman" w:cs="Times New Roman"/>
+        </w:rPr>
+        <w:br/>
+      </w:r>
+      <w:r>
+        <w:rPr>
+          <w:rFonts w:ascii="Times New Roman" w:hAnsi="Times New Roman" w:cs="Times New Roman"/>
+          <w:color w:val="000000"/>
+          <w:sz w:val="14"/>
+          <w:szCs w:val="14"/>
+        </w:rPr>
+        <w:br/>
+      </w:r>
+      <w:r>
+        <w:rPr>
+          <w:rFonts w:ascii="Times New Roman" w:hAnsi="Times New Roman" w:cs="Times New Roman"/>
+        </w:rPr>
+        <w:t>Main flow:</w:t>
+      </w:r>
+      <w:r>
+        <w:rPr>
+          <w:rFonts w:ascii="Times New Roman" w:hAnsi="Times New Roman" w:cs="Times New Roman"/>
+        </w:rPr>
+        <w:br/>
+        <w:t>1. System checks eligibility and deadline.</w:t>
+      </w:r>
+      <w:r>
+        <w:rPr>
+          <w:rFonts w:ascii="Times New Roman" w:hAnsi="Times New Roman" w:cs="Times New Roman"/>
+        </w:rPr>
+        <w:br/>
+        <w:t>2. System checks available seats.</w:t>
+      </w:r>
+      <w:r>
+        <w:rPr>
+          <w:rFonts w:ascii="Times New Roman" w:hAnsi="Times New Roman" w:cs="Times New Roman"/>
+        </w:rPr>
+        <w:br/>
+        <w:t>3. System saves the reservation.</w:t>
+      </w:r>
+      <w:r>
+        <w:rPr>
+          <w:rFonts w:ascii="Times New Roman" w:hAnsi="Times New Roman" w:cs="Times New Roman"/>
+        </w:rPr>
+        <w:br/>
+        <w:t>4. System shows confirmation and sends a notification.</w:t>
+      </w:r>
+      <w:r>
+        <w:rPr>
+          <w:rFonts w:ascii="Times New Roman" w:hAnsi="Times New Roman" w:cs="Times New Roman"/>
+        </w:rPr>
+        <w:br/>
+      </w:r>
+      <w:r>
+        <w:rPr>
+          <w:rFonts w:ascii="Times New Roman" w:hAnsi="Times New Roman" w:cs="Times New Roman"/>
+        </w:rPr>
+        <w:br/>
+        <w:t>Alternative flows:</w:t>
+      </w:r>
+      <w:r>
+        <w:rPr>
+          <w:rFonts w:ascii="Times New Roman" w:hAnsi="Times New Roman" w:cs="Times New Roman"/>
+        </w:rPr>
+        <w:br/>
+        <w:t>• If full, system adds the student to the waitlist.</w:t>
+      </w:r>
+      <w:r>
+        <w:rPr>
+          <w:rFonts w:ascii="Times New Roman" w:hAnsi="Times New Roman" w:cs="Times New Roman"/>
+        </w:rPr>
+        <w:br/>
+        <w:t>• If not eligible, system shows the reason.</w:t>
+      </w:r>
+      <w:r>
+        <w:rPr>
+          <w:rFonts w:ascii="Times New Roman" w:hAnsi="Times New Roman" w:cs="Times New Roman"/>
+        </w:rPr>
+        <w:br/>
+        <w:t>• If approval is required, status becomes Pending.</w:t>
+      </w:r>
+      <w:r>
+        <w:rPr>
+          <w:rFonts w:ascii="Times New Roman" w:hAnsi="Times New Roman" w:cs="Times New Roman"/>
+        </w:rPr>
+        <w:br/>
+      </w:r>
+      <w:r>
+        <w:rPr>
+          <w:rFonts w:ascii="Times New Roman" w:hAnsi="Times New Roman" w:cs="Times New Roman"/>
+          <w:sz w:val="22"/>
+          <w:szCs w:val="22"/>
+        </w:rPr>
+        <w:br/>
+      </w:r>
+      <w:proofErr w:type="spellStart"/>
+      <w:r>
+        <w:rPr>
+          <w:rFonts w:ascii="Times New Roman" w:hAnsi="Times New Roman" w:cs="Times New Roman"/>
+        </w:rPr>
+        <w:t>Postconditions</w:t>
+      </w:r>
+      <w:proofErr w:type="spellEnd"/>
+      <w:r>
+        <w:rPr>
+          <w:rFonts w:ascii="Times New Roman" w:hAnsi="Times New Roman" w:cs="Times New Roman"/>
+        </w:rPr>
+        <w:t>: Reservation, waitlist, or pending request is saved.</w:t>
+      </w:r>
+    </w:p>
+    <w:p>
+      <w:pPr>
+        <w:ind w:left="360"/>
+        <w:rPr>
+          <w:rFonts w:ascii="Times New Roman" w:hAnsi="Times New Roman" w:cs="Times New Roman"/>
+          <w:sz w:val="24"/>
+          <w:szCs w:val="24"/>
+        </w:rPr>
+      </w:pPr>
+    </w:p>
+    <w:p>
+      <w:pPr>
+        <w:ind w:left="360"/>
+        <w:rPr>
+          <w:rFonts w:ascii="Times New Roman" w:hAnsi="Times New Roman" w:cs="Times New Roman"/>
+          <w:sz w:val="24"/>
+          <w:szCs w:val="24"/>
+        </w:rPr>
+      </w:pPr>
+      <w:r>
+        <w:rPr>
+          <w:rFonts w:ascii="Times New Roman" w:hAnsi="Times New Roman" w:cs="Times New Roman"/>
+          <w:sz w:val="24"/>
+          <w:szCs w:val="24"/>
+        </w:rPr>
+        <w:t>Use Case 2: Create and Publish Activity</w:t>
+      </w:r>
+    </w:p>
+    <w:p>
+      <w:pPr>
+        <w:ind w:left="360"/>
+        <w:rPr>
+          <w:rFonts w:ascii="Times New Roman" w:hAnsi="Times New Roman" w:cs="Times New Roman"/>
+        </w:rPr>
+      </w:pPr>
+      <w:r>
+        <w:rPr>
+          <w:rFonts w:ascii="Times New Roman" w:hAnsi="Times New Roman" w:cs="Times New Roman"/>
+        </w:rPr>
+        <w:t>Primary actor: Activity Organizer</w:t>
+      </w:r>
+      <w:r>
+        <w:rPr>
+          <w:rFonts w:ascii="Times New Roman" w:hAnsi="Times New Roman" w:cs="Times New Roman"/>
+        </w:rPr>
+        <w:br/>
+        <w:t>Supporting actor: Student Affairs Officer</w:t>
+      </w:r>
+      <w:r>
+        <w:rPr>
+          <w:rFonts w:ascii="Times New Roman" w:hAnsi="Times New Roman" w:cs="Times New Roman"/>
+        </w:rPr>
+        <w:br/>
+        <w:t>Goal: Add a new activity and make it available to students.</w:t>
+      </w:r>
+      <w:r>
+        <w:rPr>
+          <w:rFonts w:ascii="Times New Roman" w:hAnsi="Times New Roman" w:cs="Times New Roman"/>
+        </w:rPr>
+        <w:br/>
+        <w:t>Preconditions: Organizer is logged in and authorized.</w:t>
+      </w:r>
+      <w:r>
+        <w:rPr>
+          <w:rFonts w:ascii="Times New Roman" w:hAnsi="Times New Roman" w:cs="Times New Roman"/>
+        </w:rPr>
+        <w:br/>
+        <w:t>Trigger: Organizer selects “Create Activity”.</w:t>
+      </w:r>
+      <w:r>
+        <w:rPr>
+          <w:rFonts w:ascii="Times New Roman" w:hAnsi="Times New Roman" w:cs="Times New Roman"/>
+        </w:rPr>
+        <w:br/>
+      </w:r>
+      <w:r>
+        <w:rPr>
+          <w:rFonts w:ascii="Times New Roman" w:hAnsi="Times New Roman" w:cs="Times New Roman"/>
+        </w:rPr>
+        <w:br/>
+        <w:t>Main flow:</w:t>
+      </w:r>
+      <w:r>
+        <w:rPr>
+          <w:rFonts w:ascii="Times New Roman" w:hAnsi="Times New Roman" w:cs="Times New Roman"/>
+        </w:rPr>
+        <w:br/>
+        <w:t>1. Organizer enters title, category, date, location, capacity, registration period, attendance method, and eligibility.</w:t>
+      </w:r>
+      <w:r>
+        <w:rPr>
+          <w:rFonts w:ascii="Times New Roman" w:hAnsi="Times New Roman" w:cs="Times New Roman"/>
+        </w:rPr>
+        <w:br/>
+        <w:t>2. System checks the required information.</w:t>
+      </w:r>
+      <w:r>
+        <w:rPr>
+          <w:rFonts w:ascii="Times New Roman" w:hAnsi="Times New Roman" w:cs="Times New Roman"/>
+        </w:rPr>
+        <w:br/>
+      </w:r>
+      <w:r>
+        <w:rPr>
+          <w:rFonts w:ascii="Times New Roman" w:hAnsi="Times New Roman" w:cs="Times New Roman"/>
+        </w:rPr>
+        <w:lastRenderedPageBreak/>
+        <w:t>3. Organizer submits the activity for approval.</w:t>
+      </w:r>
+      <w:r>
+        <w:rPr>
+          <w:rFonts w:ascii="Times New Roman" w:hAnsi="Times New Roman" w:cs="Times New Roman"/>
+        </w:rPr>
+        <w:br/>
+        <w:t>4. Student Affairs approves it.</w:t>
+      </w:r>
+      <w:r>
+        <w:rPr>
+          <w:rFonts w:ascii="Times New Roman" w:hAnsi="Times New Roman" w:cs="Times New Roman"/>
+        </w:rPr>
+        <w:br/>
+        <w:t>5. System publishes the activity.</w:t>
+      </w:r>
+      <w:r>
+        <w:rPr>
+          <w:rFonts w:ascii="Times New Roman" w:hAnsi="Times New Roman" w:cs="Times New Roman"/>
+        </w:rPr>
+        <w:br/>
+      </w:r>
+      <w:r>
+        <w:rPr>
+          <w:rFonts w:ascii="Times New Roman" w:hAnsi="Times New Roman" w:cs="Times New Roman"/>
+        </w:rPr>
+        <w:br/>
+        <w:t>Alternative flows:</w:t>
+      </w:r>
+      <w:r>
+        <w:rPr>
+          <w:rFonts w:ascii="Times New Roman" w:hAnsi="Times New Roman" w:cs="Times New Roman"/>
+        </w:rPr>
+        <w:br/>
+        <w:t>• Missing information is returned for correction.</w:t>
+      </w:r>
+      <w:r>
+        <w:rPr>
+          <w:rFonts w:ascii="Times New Roman" w:hAnsi="Times New Roman" w:cs="Times New Roman"/>
+        </w:rPr>
+        <w:br/>
+        <w:t>• Student Affairs may reject it with a reason.</w:t>
+      </w:r>
+      <w:r>
+        <w:rPr>
+          <w:rFonts w:ascii="Times New Roman" w:hAnsi="Times New Roman" w:cs="Times New Roman"/>
+        </w:rPr>
+        <w:br/>
+      </w:r>
+      <w:r>
+        <w:rPr>
+          <w:rFonts w:ascii="Times New Roman" w:hAnsi="Times New Roman" w:cs="Times New Roman"/>
+        </w:rPr>
+        <w:br/>
+      </w:r>
+      <w:proofErr w:type="spellStart"/>
+      <w:r>
+        <w:rPr>
+          <w:rFonts w:ascii="Times New Roman" w:hAnsi="Times New Roman" w:cs="Times New Roman"/>
+        </w:rPr>
+        <w:t>Postconditions</w:t>
+      </w:r>
+      <w:proofErr w:type="spellEnd"/>
+      <w:r>
+        <w:rPr>
+          <w:rFonts w:ascii="Times New Roman" w:hAnsi="Times New Roman" w:cs="Times New Roman"/>
+        </w:rPr>
+        <w:t>: Activity is published or saved with a pending/rejected status.</w:t>
+      </w:r>
+    </w:p>
+    <w:p>
+      <w:pPr>
+        <w:ind w:left="360"/>
+        <w:rPr>
+          <w:rFonts w:ascii="Times New Roman" w:hAnsi="Times New Roman" w:cs="Times New Roman"/>
+          <w:sz w:val="22"/>
+          <w:szCs w:val="22"/>
+        </w:rPr>
+      </w:pPr>
+    </w:p>
+    <w:p>
+      <w:pPr>
+        <w:ind w:left="360"/>
+        <w:rPr>
+          <w:rFonts w:ascii="Times New Roman" w:hAnsi="Times New Roman" w:cs="Times New Roman"/>
+          <w:sz w:val="24"/>
+          <w:szCs w:val="24"/>
+        </w:rPr>
+      </w:pPr>
+    </w:p>
+    <w:p>
+      <w:pPr>
+        <w:ind w:left="360"/>
+        <w:rPr>
+          <w:rFonts w:ascii="Times New Roman" w:hAnsi="Times New Roman" w:cs="Times New Roman"/>
+          <w:sz w:val="24"/>
+          <w:szCs w:val="24"/>
+        </w:rPr>
+      </w:pPr>
+      <w:r>
+        <w:rPr>
+          <w:rFonts w:ascii="Times New Roman" w:hAnsi="Times New Roman" w:cs="Times New Roman"/>
+          <w:sz w:val="24"/>
+          <w:szCs w:val="24"/>
+        </w:rPr>
+        <w:t>Use Case 3: Record Attendance</w:t>
+      </w:r>
+    </w:p>
+    <w:p>
+      <w:pPr>
+        <w:ind w:left="360"/>
+        <w:rPr>
+          <w:rFonts w:ascii="Times New Roman" w:hAnsi="Times New Roman" w:cs="Times New Roman"/>
+        </w:rPr>
+      </w:pPr>
+      <w:r>
+        <w:rPr>
+          <w:rFonts w:ascii="Times New Roman" w:hAnsi="Times New Roman" w:cs="Times New Roman"/>
+        </w:rPr>
+        <w:t>Primary actor: Student</w:t>
+      </w:r>
+      <w:r>
+        <w:rPr>
+          <w:rFonts w:ascii="Times New Roman" w:hAnsi="Times New Roman" w:cs="Times New Roman"/>
+        </w:rPr>
+        <w:br/>
+        <w:t>Supporting actor: Activity Organizer</w:t>
+      </w:r>
+      <w:r>
+        <w:rPr>
+          <w:rFonts w:ascii="Times New Roman" w:hAnsi="Times New Roman" w:cs="Times New Roman"/>
+        </w:rPr>
+        <w:br/>
+        <w:t>Goal: Record that the student attended the activity.</w:t>
+      </w:r>
+      <w:r>
+        <w:rPr>
+          <w:rFonts w:ascii="Times New Roman" w:hAnsi="Times New Roman" w:cs="Times New Roman"/>
+        </w:rPr>
+        <w:br/>
+        <w:t>Preconditions: Student has a valid reservation and the activity is running.</w:t>
+      </w:r>
+      <w:r>
+        <w:rPr>
+          <w:rFonts w:ascii="Times New Roman" w:hAnsi="Times New Roman" w:cs="Times New Roman"/>
+        </w:rPr>
+        <w:br/>
+        <w:t>Trigger: Student scans the event QR code.</w:t>
+      </w:r>
+      <w:r>
+        <w:rPr>
+          <w:rFonts w:ascii="Times New Roman" w:hAnsi="Times New Roman" w:cs="Times New Roman"/>
+        </w:rPr>
+        <w:br/>
+      </w:r>
+      <w:r>
+        <w:rPr>
+          <w:rFonts w:ascii="Times New Roman" w:hAnsi="Times New Roman" w:cs="Times New Roman"/>
+        </w:rPr>
+        <w:br/>
+        <w:t>Main flow:</w:t>
+      </w:r>
+      <w:r>
+        <w:rPr>
+          <w:rFonts w:ascii="Times New Roman" w:hAnsi="Times New Roman" w:cs="Times New Roman"/>
+        </w:rPr>
+        <w:br/>
+        <w:t>1. System reads the QR code and student ID.</w:t>
+      </w:r>
+      <w:r>
+        <w:rPr>
+          <w:rFonts w:ascii="Times New Roman" w:hAnsi="Times New Roman" w:cs="Times New Roman"/>
+        </w:rPr>
+        <w:br/>
+        <w:t>2. System checks the registration and event time.</w:t>
+      </w:r>
+      <w:r>
+        <w:rPr>
+          <w:rFonts w:ascii="Times New Roman" w:hAnsi="Times New Roman" w:cs="Times New Roman"/>
+        </w:rPr>
+        <w:br/>
+        <w:t>3. System records attendance.</w:t>
+      </w:r>
+      <w:r>
+        <w:rPr>
+          <w:rFonts w:ascii="Times New Roman" w:hAnsi="Times New Roman" w:cs="Times New Roman"/>
+        </w:rPr>
+        <w:br/>
+        <w:t>4. Organizer can review the attendance list.</w:t>
+      </w:r>
+      <w:r>
+        <w:rPr>
+          <w:rFonts w:ascii="Times New Roman" w:hAnsi="Times New Roman" w:cs="Times New Roman"/>
+        </w:rPr>
+        <w:br/>
+        <w:t>5. System adds participation hours to the student history.</w:t>
+      </w:r>
+      <w:r>
+        <w:rPr>
+          <w:rFonts w:ascii="Times New Roman" w:hAnsi="Times New Roman" w:cs="Times New Roman"/>
+        </w:rPr>
+        <w:br/>
+      </w:r>
+      <w:r>
+        <w:rPr>
+          <w:rFonts w:ascii="Times New Roman" w:hAnsi="Times New Roman" w:cs="Times New Roman"/>
+        </w:rPr>
+        <w:br/>
+        <w:t>Alternative flows:</w:t>
+      </w:r>
+      <w:r>
+        <w:rPr>
+          <w:rFonts w:ascii="Times New Roman" w:hAnsi="Times New Roman" w:cs="Times New Roman"/>
+        </w:rPr>
+        <w:br/>
+        <w:t>• Invalid or expired QR code shows an error.</w:t>
+      </w:r>
+      <w:r>
+        <w:rPr>
+          <w:rFonts w:ascii="Times New Roman" w:hAnsi="Times New Roman" w:cs="Times New Roman"/>
+        </w:rPr>
+        <w:br/>
+        <w:t>• Organizer records attendance manually if scanning fails.</w:t>
+      </w:r>
+      <w:r>
+        <w:rPr>
+          <w:rFonts w:ascii="Times New Roman" w:hAnsi="Times New Roman" w:cs="Times New Roman"/>
+        </w:rPr>
+        <w:br/>
+        <w:t>• Duplicate scanning is ignored.</w:t>
+      </w:r>
+      <w:r>
+        <w:rPr>
+          <w:rFonts w:ascii="Times New Roman" w:hAnsi="Times New Roman" w:cs="Times New Roman"/>
+        </w:rPr>
+        <w:br/>
+      </w:r>
+      <w:r>
+        <w:rPr>
+          <w:rFonts w:ascii="Times New Roman" w:hAnsi="Times New Roman" w:cs="Times New Roman"/>
+        </w:rPr>
+        <w:br/>
+      </w:r>
+      <w:proofErr w:type="spellStart"/>
+      <w:r>
+        <w:rPr>
+          <w:rFonts w:ascii="Times New Roman" w:hAnsi="Times New Roman" w:cs="Times New Roman"/>
+        </w:rPr>
+        <w:t>Postconditions</w:t>
+      </w:r>
+      <w:proofErr w:type="spellEnd"/>
+      <w:r>
+        <w:rPr>
+          <w:rFonts w:ascii="Times New Roman" w:hAnsi="Times New Roman" w:cs="Times New Roman"/>
+        </w:rPr>
+        <w:t>: Attendance and participation hours are</w:t>
+      </w:r>
+      <w:r>
+        <w:rPr>
+          <w:rFonts w:ascii="Times New Roman" w:hAnsi="Times New Roman" w:cs="Times New Roman"/>
+          <w:color w:val="000000"/>
+          <w:sz w:val="14"/>
+          <w:szCs w:val="14"/>
+          <w:shd w:val="clear" w:color="auto" w:fill="ECECEC"/>
+        </w:rPr>
+        <w:t xml:space="preserve"> </w:t>
+      </w:r>
+      <w:r>
+        <w:rPr>
+          <w:rFonts w:ascii="Times New Roman" w:hAnsi="Times New Roman" w:cs="Times New Roman"/>
+        </w:rPr>
+        <w:t>stored.</w:t>
+      </w:r>
+    </w:p>
+    <w:p>
+      <w:pPr>
         <w:pStyle w:val="Heading1"/>
       </w:pPr>
       <w:r>
@@ -6633,6 +7344,331 @@
         </w:rPr>
         <w:t>[2 marks]</w:t>
       </w:r>
+    </w:p>
+    <w:p>
+      <w:pPr>
+        <w:rPr>
+          <w:sz w:val="24"/>
+          <w:szCs w:val="24"/>
+        </w:rPr>
+      </w:pPr>
+      <w:r>
+        <w:rPr>
+          <w:sz w:val="24"/>
+          <w:szCs w:val="24"/>
+        </w:rPr>
+        <w:t>1 - Activity Registration</w:t>
+      </w:r>
+    </w:p>
+    <w:p>
+      <w:pPr>
+        <w:rPr>
+          <w:sz w:val="24"/>
+          <w:szCs w:val="24"/>
+        </w:rPr>
+      </w:pPr>
+      <w:r>
+        <w:rPr>
+          <w:noProof/>
+          <w:sz w:val="24"/>
+          <w:szCs w:val="24"/>
+          <w:lang w:eastAsia="en-US"/>
+        </w:rPr>
+        <w:drawing>
+          <wp:anchor distT="0" distB="0" distL="114300" distR="114300" simplePos="0" relativeHeight="251699200" behindDoc="0" locked="0" layoutInCell="1" allowOverlap="1" wp14:anchorId="2E25A4CD" wp14:editId="75300D82">
+            <wp:simplePos x="0" y="0"/>
+            <wp:positionH relativeFrom="column">
+              <wp:posOffset>36195</wp:posOffset>
+            </wp:positionH>
+            <wp:positionV relativeFrom="paragraph">
+              <wp:posOffset>58315</wp:posOffset>
+            </wp:positionV>
+            <wp:extent cx="4301483" cy="3856581"/>
+            <wp:effectExtent l="0" t="0" r="4445" b="0"/>
+            <wp:wrapNone/>
+            <wp:docPr id="4" name="Picture 4"/>
+            <wp:cNvGraphicFramePr>
+              <a:graphicFrameLocks xmlns:a="http://schemas.openxmlformats.org/drawingml/2006/main" noChangeAspect="1"/>
+            </wp:cNvGraphicFramePr>
+            <a:graphic xmlns:a="http://schemas.openxmlformats.org/drawingml/2006/main">
+              <a:graphicData uri="http://schemas.openxmlformats.org/drawingml/2006/picture">
+                <pic:pic xmlns:pic="http://schemas.openxmlformats.org/drawingml/2006/picture">
+                  <pic:nvPicPr>
+                    <pic:cNvPr id="3" name="SAMS-Activity-Diagrams.png"/>
+                    <pic:cNvPicPr/>
+                  </pic:nvPicPr>
+                  <pic:blipFill>
+                    <a:blip r:embed="rId18">
+                      <a:extLst>
+                        <a:ext uri="{28A0092B-C50C-407E-A947-70E740481C1C}">
+                          <a14:useLocalDpi xmlns:a14="http://schemas.microsoft.com/office/drawing/2010/main" val="0"/>
+                        </a:ext>
+                      </a:extLst>
+                    </a:blip>
+                    <a:stretch>
+                      <a:fillRect/>
+                    </a:stretch>
+                  </pic:blipFill>
+                  <pic:spPr>
+                    <a:xfrm>
+                      <a:off x="0" y="0"/>
+                      <a:ext cx="4301483" cy="3856581"/>
+                    </a:xfrm>
+                    <a:prstGeom prst="rect">
+                      <a:avLst/>
+                    </a:prstGeom>
+                  </pic:spPr>
+                </pic:pic>
+              </a:graphicData>
+            </a:graphic>
+            <wp14:sizeRelH relativeFrom="margin">
+              <wp14:pctWidth>0</wp14:pctWidth>
+            </wp14:sizeRelH>
+            <wp14:sizeRelV relativeFrom="margin">
+              <wp14:pctHeight>0</wp14:pctHeight>
+            </wp14:sizeRelV>
+          </wp:anchor>
+        </w:drawing>
+      </w:r>
+    </w:p>
+    <w:p>
+      <w:pPr>
+        <w:rPr>
+          <w:sz w:val="24"/>
+          <w:szCs w:val="24"/>
+        </w:rPr>
+      </w:pPr>
+    </w:p>
+    <w:p>
+      <w:pPr>
+        <w:rPr>
+          <w:sz w:val="24"/>
+          <w:szCs w:val="24"/>
+        </w:rPr>
+      </w:pPr>
+    </w:p>
+    <w:p>
+      <w:pPr>
+        <w:rPr>
+          <w:sz w:val="24"/>
+          <w:szCs w:val="24"/>
+        </w:rPr>
+      </w:pPr>
+    </w:p>
+    <w:p>
+      <w:pPr>
+        <w:rPr>
+          <w:sz w:val="24"/>
+          <w:szCs w:val="24"/>
+        </w:rPr>
+      </w:pPr>
+    </w:p>
+    <w:p>
+      <w:pPr>
+        <w:rPr>
+          <w:sz w:val="24"/>
+          <w:szCs w:val="24"/>
+        </w:rPr>
+      </w:pPr>
+    </w:p>
+    <w:p>
+      <w:pPr>
+        <w:rPr>
+          <w:sz w:val="24"/>
+          <w:szCs w:val="24"/>
+        </w:rPr>
+      </w:pPr>
+    </w:p>
+    <w:p>
+      <w:pPr>
+        <w:rPr>
+          <w:sz w:val="24"/>
+          <w:szCs w:val="24"/>
+        </w:rPr>
+      </w:pPr>
+    </w:p>
+    <w:p>
+      <w:pPr>
+        <w:rPr>
+          <w:sz w:val="24"/>
+          <w:szCs w:val="24"/>
+        </w:rPr>
+      </w:pPr>
+    </w:p>
+    <w:p>
+      <w:pPr>
+        <w:rPr>
+          <w:sz w:val="24"/>
+          <w:szCs w:val="24"/>
+        </w:rPr>
+      </w:pPr>
+    </w:p>
+    <w:p>
+      <w:pPr>
+        <w:rPr>
+          <w:sz w:val="24"/>
+          <w:szCs w:val="24"/>
+        </w:rPr>
+      </w:pPr>
+    </w:p>
+    <w:p>
+      <w:pPr>
+        <w:rPr>
+          <w:sz w:val="24"/>
+          <w:szCs w:val="24"/>
+        </w:rPr>
+      </w:pPr>
+    </w:p>
+    <w:p>
+      <w:pPr>
+        <w:rPr>
+          <w:sz w:val="24"/>
+          <w:szCs w:val="24"/>
+        </w:rPr>
+      </w:pPr>
+    </w:p>
+    <w:p>
+      <w:pPr>
+        <w:rPr>
+          <w:sz w:val="24"/>
+          <w:szCs w:val="24"/>
+        </w:rPr>
+      </w:pPr>
+    </w:p>
+    <w:p>
+      <w:pPr>
+        <w:rPr>
+          <w:sz w:val="24"/>
+          <w:szCs w:val="24"/>
+        </w:rPr>
+      </w:pPr>
+    </w:p>
+    <w:p>
+      <w:pPr>
+        <w:rPr>
+          <w:sz w:val="24"/>
+          <w:szCs w:val="24"/>
+        </w:rPr>
+      </w:pPr>
+    </w:p>
+    <w:p>
+      <w:pPr>
+        <w:rPr>
+          <w:sz w:val="24"/>
+          <w:szCs w:val="24"/>
+        </w:rPr>
+      </w:pPr>
+      <w:r>
+        <w:rPr>
+          <w:noProof/>
+          <w:sz w:val="24"/>
+          <w:szCs w:val="24"/>
+          <w:lang w:eastAsia="en-US"/>
+        </w:rPr>
+        <w:lastRenderedPageBreak/>
+        <w:drawing>
+          <wp:anchor distT="0" distB="0" distL="114300" distR="114300" simplePos="0" relativeHeight="251700224" behindDoc="0" locked="0" layoutInCell="1" allowOverlap="1" wp14:anchorId="4F83278A" wp14:editId="7590C7F3">
+            <wp:simplePos x="0" y="0"/>
+            <wp:positionH relativeFrom="margin">
+              <wp:posOffset>-123416</wp:posOffset>
+            </wp:positionH>
+            <wp:positionV relativeFrom="paragraph">
+              <wp:posOffset>272251</wp:posOffset>
+            </wp:positionV>
+            <wp:extent cx="5026395" cy="5166360"/>
+            <wp:effectExtent l="0" t="0" r="3175" b="0"/>
+            <wp:wrapNone/>
+            <wp:docPr id="9" name="Picture 9"/>
+            <wp:cNvGraphicFramePr>
+              <a:graphicFrameLocks xmlns:a="http://schemas.openxmlformats.org/drawingml/2006/main" noChangeAspect="1"/>
+            </wp:cNvGraphicFramePr>
+            <a:graphic xmlns:a="http://schemas.openxmlformats.org/drawingml/2006/main">
+              <a:graphicData uri="http://schemas.openxmlformats.org/drawingml/2006/picture">
+                <pic:pic xmlns:pic="http://schemas.openxmlformats.org/drawingml/2006/picture">
+                  <pic:nvPicPr>
+                    <pic:cNvPr id="9" name="SAMS-Activity-Diagrams2.png"/>
+                    <pic:cNvPicPr/>
+                  </pic:nvPicPr>
+                  <pic:blipFill>
+                    <a:blip r:embed="rId19">
+                      <a:extLst>
+                        <a:ext uri="{28A0092B-C50C-407E-A947-70E740481C1C}">
+                          <a14:useLocalDpi xmlns:a14="http://schemas.microsoft.com/office/drawing/2010/main" val="0"/>
+                        </a:ext>
+                      </a:extLst>
+                    </a:blip>
+                    <a:stretch>
+                      <a:fillRect/>
+                    </a:stretch>
+                  </pic:blipFill>
+                  <pic:spPr>
+                    <a:xfrm>
+                      <a:off x="0" y="0"/>
+                      <a:ext cx="5026395" cy="5166360"/>
+                    </a:xfrm>
+                    <a:prstGeom prst="rect">
+                      <a:avLst/>
+                    </a:prstGeom>
+                  </pic:spPr>
+                </pic:pic>
+              </a:graphicData>
+            </a:graphic>
+            <wp14:sizeRelH relativeFrom="margin">
+              <wp14:pctWidth>0</wp14:pctWidth>
+            </wp14:sizeRelH>
+            <wp14:sizeRelV relativeFrom="margin">
+              <wp14:pctHeight>0</wp14:pctHeight>
+            </wp14:sizeRelV>
+          </wp:anchor>
+        </w:drawing>
+      </w:r>
+      <w:r>
+        <w:rPr>
+          <w:sz w:val="24"/>
+          <w:szCs w:val="24"/>
+        </w:rPr>
+        <w:t>2 - Attendance and Record</w:t>
+      </w:r>
+    </w:p>
+    <w:p>
+      <w:pPr>
+        <w:rPr>
+          <w:sz w:val="24"/>
+          <w:szCs w:val="24"/>
+        </w:rPr>
+      </w:pPr>
+    </w:p>
+    <w:p>
+      <w:pPr>
+        <w:rPr>
+          <w:sz w:val="24"/>
+          <w:szCs w:val="24"/>
+        </w:rPr>
+      </w:pPr>
+    </w:p>
+    <w:p>
+      <w:pPr>
+        <w:rPr>
+          <w:sz w:val="24"/>
+          <w:szCs w:val="24"/>
+        </w:rPr>
+      </w:pPr>
+    </w:p>
+    <w:p>
+      <w:pPr>
+        <w:rPr>
+          <w:sz w:val="24"/>
+          <w:szCs w:val="24"/>
+        </w:rPr>
+      </w:pPr>
+    </w:p>
+    <w:p>
+      <w:pPr>
+        <w:rPr>
+          <w:sz w:val="24"/>
+          <w:szCs w:val="24"/>
+        </w:rPr>
+      </w:pPr>
     </w:p>
     <w:p>
       <w:pPr>
@@ -6839,7 +7875,7 @@
                     <pic:cNvPicPr/>
                   </pic:nvPicPr>
                   <pic:blipFill>
-                    <a:blip r:embed="rId16">
+                    <a:blip r:embed="rId20">
                       <a:extLst>
                         <a:ext uri="{28A0092B-C50C-407E-A947-70E740481C1C}">
                           <a14:useLocalDpi xmlns:a14="http://schemas.microsoft.com/office/drawing/2010/main" val="0"/>
@@ -9315,8 +10351,7785 @@
         </w:rPr>
       </w:pPr>
     </w:p>
+    <w:p>
+      <w:pPr>
+        <w:rPr>
+          <w:sz w:val="24"/>
+          <w:szCs w:val="24"/>
+        </w:rPr>
+      </w:pPr>
+    </w:p>
+    <w:p>
+      <w:pPr>
+        <w:rPr>
+          <w:sz w:val="24"/>
+          <w:szCs w:val="24"/>
+        </w:rPr>
+      </w:pPr>
+    </w:p>
+    <w:p>
+      <w:pPr>
+        <w:rPr>
+          <w:sz w:val="24"/>
+          <w:szCs w:val="24"/>
+        </w:rPr>
+      </w:pPr>
+    </w:p>
+    <w:p>
+      <w:pPr>
+        <w:rPr>
+          <w:sz w:val="24"/>
+          <w:szCs w:val="24"/>
+        </w:rPr>
+      </w:pPr>
+    </w:p>
+    <w:p>
+      <w:pPr>
+        <w:rPr>
+          <w:sz w:val="24"/>
+          <w:szCs w:val="24"/>
+        </w:rPr>
+      </w:pPr>
+    </w:p>
+    <w:p>
+      <w:pPr>
+        <w:pStyle w:val="Heading2"/>
+        <w:ind w:left="-180"/>
+        <w:jc w:val="center"/>
+        <w:rPr>
+          <w:rFonts w:ascii="Times New Roman" w:hAnsi="Times New Roman" w:cs="Times New Roman"/>
+        </w:rPr>
+      </w:pPr>
+      <w:r>
+        <w:rPr>
+          <w:rFonts w:ascii="Times New Roman" w:hAnsi="Times New Roman" w:cs="Times New Roman"/>
+        </w:rPr>
+        <w:lastRenderedPageBreak/>
+        <w:t xml:space="preserve">5. </w:t>
+      </w:r>
+      <w:proofErr w:type="spellStart"/>
+      <w:r>
+        <w:rPr>
+          <w:rFonts w:ascii="Times New Roman" w:hAnsi="Times New Roman" w:cs="Times New Roman"/>
+        </w:rPr>
+        <w:t>StudentAffairsStaff</w:t>
+      </w:r>
+      <w:proofErr w:type="spellEnd"/>
+    </w:p>
+    <w:tbl>
+      <w:tblPr>
+        <w:tblStyle w:val="TableGrid"/>
+        <w:tblW w:w="9455" w:type="dxa"/>
+        <w:tblInd w:w="-905" w:type="dxa"/>
+        <w:tblLayout w:type="fixed"/>
+        <w:tblLook w:val="04A0" w:firstRow="1" w:lastRow="0" w:firstColumn="1" w:lastColumn="0" w:noHBand="0" w:noVBand="1"/>
+      </w:tblPr>
+      <w:tblGrid>
+        <w:gridCol w:w="3000"/>
+        <w:gridCol w:w="2095"/>
+        <w:gridCol w:w="4360"/>
+      </w:tblGrid>
+      <w:tr>
+        <w:trPr>
+          <w:cnfStyle w:val="100000000000" w:firstRow="1" w:lastRow="0" w:firstColumn="0" w:lastColumn="0" w:oddVBand="0" w:evenVBand="0" w:oddHBand="0" w:evenHBand="0" w:firstRowFirstColumn="0" w:firstRowLastColumn="0" w:lastRowFirstColumn="0" w:lastRowLastColumn="0"/>
+          <w:tblHeader/>
+        </w:trPr>
+        <w:tc>
+          <w:tcPr>
+            <w:tcW w:w="3000" w:type="dxa"/>
+            <w:shd w:val="clear" w:color="auto" w:fill="E8EEF5"/>
+            <w:tcMar>
+              <w:top w:w="80" w:type="dxa"/>
+              <w:left w:w="120" w:type="dxa"/>
+              <w:bottom w:w="80" w:type="dxa"/>
+              <w:right w:w="120" w:type="dxa"/>
+            </w:tcMar>
+          </w:tcPr>
+          <w:p>
+            <w:pPr>
+              <w:spacing w:after="0"/>
+              <w:ind w:left="-180" w:right="219" w:firstLine="1262"/>
+              <w:rPr>
+                <w:rFonts w:ascii="Times New Roman" w:hAnsi="Times New Roman" w:cs="Times New Roman"/>
+              </w:rPr>
+            </w:pPr>
+            <w:r>
+              <w:rPr>
+                <w:rFonts w:ascii="Times New Roman" w:hAnsi="Times New Roman" w:cs="Times New Roman"/>
+                <w:color w:val="1F4D78"/>
+                <w:sz w:val="20"/>
+              </w:rPr>
+              <w:t>Field</w:t>
+            </w:r>
+          </w:p>
+        </w:tc>
+        <w:tc>
+          <w:tcPr>
+            <w:tcW w:w="2095" w:type="dxa"/>
+            <w:shd w:val="clear" w:color="auto" w:fill="E8EEF5"/>
+            <w:tcMar>
+              <w:top w:w="80" w:type="dxa"/>
+              <w:left w:w="120" w:type="dxa"/>
+              <w:bottom w:w="80" w:type="dxa"/>
+              <w:right w:w="120" w:type="dxa"/>
+            </w:tcMar>
+          </w:tcPr>
+          <w:p>
+            <w:pPr>
+              <w:spacing w:after="0"/>
+              <w:ind w:left="-180"/>
+              <w:rPr>
+                <w:rFonts w:ascii="Times New Roman" w:hAnsi="Times New Roman" w:cs="Times New Roman"/>
+              </w:rPr>
+            </w:pPr>
+            <w:r>
+              <w:rPr>
+                <w:rFonts w:ascii="Times New Roman" w:hAnsi="Times New Roman" w:cs="Times New Roman"/>
+                <w:color w:val="1F4D78"/>
+                <w:sz w:val="20"/>
+              </w:rPr>
+              <w:t>Data type</w:t>
+            </w:r>
+          </w:p>
+        </w:tc>
+        <w:tc>
+          <w:tcPr>
+            <w:tcW w:w="4360" w:type="dxa"/>
+            <w:shd w:val="clear" w:color="auto" w:fill="E8EEF5"/>
+            <w:tcMar>
+              <w:top w:w="80" w:type="dxa"/>
+              <w:left w:w="120" w:type="dxa"/>
+              <w:bottom w:w="80" w:type="dxa"/>
+              <w:right w:w="120" w:type="dxa"/>
+            </w:tcMar>
+          </w:tcPr>
+          <w:p>
+            <w:pPr>
+              <w:spacing w:after="0"/>
+              <w:ind w:left="-180"/>
+              <w:rPr>
+                <w:rFonts w:ascii="Times New Roman" w:hAnsi="Times New Roman" w:cs="Times New Roman"/>
+              </w:rPr>
+            </w:pPr>
+            <w:r>
+              <w:rPr>
+                <w:rFonts w:ascii="Times New Roman" w:hAnsi="Times New Roman" w:cs="Times New Roman"/>
+                <w:color w:val="1F4D78"/>
+                <w:sz w:val="20"/>
+              </w:rPr>
+              <w:t>Key / constraint</w:t>
+            </w:r>
+          </w:p>
+        </w:tc>
+      </w:tr>
+      <w:tr>
+        <w:tc>
+          <w:tcPr>
+            <w:tcW w:w="3000" w:type="dxa"/>
+            <w:tcMar>
+              <w:top w:w="80" w:type="dxa"/>
+              <w:left w:w="120" w:type="dxa"/>
+              <w:bottom w:w="80" w:type="dxa"/>
+              <w:right w:w="120" w:type="dxa"/>
+            </w:tcMar>
+          </w:tcPr>
+          <w:p>
+            <w:pPr>
+              <w:spacing w:after="0" w:line="259" w:lineRule="auto"/>
+              <w:ind w:left="-180"/>
+              <w:jc w:val="center"/>
+              <w:rPr>
+                <w:rFonts w:ascii="Times New Roman" w:hAnsi="Times New Roman" w:cs="Times New Roman"/>
+              </w:rPr>
+            </w:pPr>
+            <w:proofErr w:type="spellStart"/>
+            <w:r>
+              <w:rPr>
+                <w:rFonts w:ascii="Times New Roman" w:hAnsi="Times New Roman" w:cs="Times New Roman"/>
+                <w:b/>
+                <w:color w:val="000000"/>
+                <w:sz w:val="19"/>
+              </w:rPr>
+              <w:t>staff_id</w:t>
+            </w:r>
+            <w:proofErr w:type="spellEnd"/>
+          </w:p>
+        </w:tc>
+        <w:tc>
+          <w:tcPr>
+            <w:tcW w:w="2095" w:type="dxa"/>
+            <w:tcMar>
+              <w:top w:w="80" w:type="dxa"/>
+              <w:left w:w="120" w:type="dxa"/>
+              <w:bottom w:w="80" w:type="dxa"/>
+              <w:right w:w="120" w:type="dxa"/>
+            </w:tcMar>
+          </w:tcPr>
+          <w:p>
+            <w:pPr>
+              <w:spacing w:after="0" w:line="259" w:lineRule="auto"/>
+              <w:ind w:left="-180"/>
+              <w:jc w:val="center"/>
+              <w:rPr>
+                <w:rFonts w:ascii="Times New Roman" w:hAnsi="Times New Roman" w:cs="Times New Roman"/>
+              </w:rPr>
+            </w:pPr>
+            <w:r>
+              <w:rPr>
+                <w:rFonts w:ascii="Times New Roman" w:hAnsi="Times New Roman" w:cs="Times New Roman"/>
+                <w:color w:val="000000"/>
+                <w:sz w:val="19"/>
+              </w:rPr>
+              <w:t>INT</w:t>
+            </w:r>
+          </w:p>
+        </w:tc>
+        <w:tc>
+          <w:tcPr>
+            <w:tcW w:w="4360" w:type="dxa"/>
+            <w:tcMar>
+              <w:top w:w="80" w:type="dxa"/>
+              <w:left w:w="120" w:type="dxa"/>
+              <w:bottom w:w="80" w:type="dxa"/>
+              <w:right w:w="120" w:type="dxa"/>
+            </w:tcMar>
+          </w:tcPr>
+          <w:p>
+            <w:pPr>
+              <w:spacing w:after="0" w:line="259" w:lineRule="auto"/>
+              <w:ind w:left="-180"/>
+              <w:jc w:val="center"/>
+              <w:rPr>
+                <w:rFonts w:ascii="Times New Roman" w:hAnsi="Times New Roman" w:cs="Times New Roman"/>
+              </w:rPr>
+            </w:pPr>
+            <w:r>
+              <w:rPr>
+                <w:rFonts w:ascii="Times New Roman" w:hAnsi="Times New Roman" w:cs="Times New Roman"/>
+                <w:color w:val="000000"/>
+                <w:sz w:val="19"/>
+              </w:rPr>
+              <w:t xml:space="preserve">PK, FK -&gt; </w:t>
+            </w:r>
+            <w:proofErr w:type="spellStart"/>
+            <w:r>
+              <w:rPr>
+                <w:rFonts w:ascii="Times New Roman" w:hAnsi="Times New Roman" w:cs="Times New Roman"/>
+                <w:color w:val="000000"/>
+                <w:sz w:val="19"/>
+              </w:rPr>
+              <w:t>User.user_id</w:t>
+            </w:r>
+            <w:proofErr w:type="spellEnd"/>
+          </w:p>
+        </w:tc>
+      </w:tr>
+      <w:tr>
+        <w:tc>
+          <w:tcPr>
+            <w:tcW w:w="3000" w:type="dxa"/>
+            <w:tcMar>
+              <w:top w:w="80" w:type="dxa"/>
+              <w:left w:w="120" w:type="dxa"/>
+              <w:bottom w:w="80" w:type="dxa"/>
+              <w:right w:w="120" w:type="dxa"/>
+            </w:tcMar>
+          </w:tcPr>
+          <w:p>
+            <w:pPr>
+              <w:spacing w:after="0" w:line="259" w:lineRule="auto"/>
+              <w:ind w:left="-180"/>
+              <w:jc w:val="center"/>
+              <w:rPr>
+                <w:rFonts w:ascii="Times New Roman" w:hAnsi="Times New Roman" w:cs="Times New Roman"/>
+              </w:rPr>
+            </w:pPr>
+            <w:proofErr w:type="spellStart"/>
+            <w:r>
+              <w:rPr>
+                <w:rFonts w:ascii="Times New Roman" w:hAnsi="Times New Roman" w:cs="Times New Roman"/>
+                <w:b/>
+                <w:color w:val="000000"/>
+                <w:sz w:val="19"/>
+              </w:rPr>
+              <w:t>job_title</w:t>
+            </w:r>
+            <w:proofErr w:type="spellEnd"/>
+          </w:p>
+        </w:tc>
+        <w:tc>
+          <w:tcPr>
+            <w:tcW w:w="2095" w:type="dxa"/>
+            <w:tcMar>
+              <w:top w:w="80" w:type="dxa"/>
+              <w:left w:w="120" w:type="dxa"/>
+              <w:bottom w:w="80" w:type="dxa"/>
+              <w:right w:w="120" w:type="dxa"/>
+            </w:tcMar>
+          </w:tcPr>
+          <w:p>
+            <w:pPr>
+              <w:spacing w:after="0" w:line="259" w:lineRule="auto"/>
+              <w:ind w:left="-180"/>
+              <w:jc w:val="center"/>
+              <w:rPr>
+                <w:rFonts w:ascii="Times New Roman" w:hAnsi="Times New Roman" w:cs="Times New Roman"/>
+              </w:rPr>
+            </w:pPr>
+            <w:r>
+              <w:rPr>
+                <w:rFonts w:ascii="Times New Roman" w:hAnsi="Times New Roman" w:cs="Times New Roman"/>
+                <w:color w:val="000000"/>
+                <w:sz w:val="19"/>
+              </w:rPr>
+              <w:t>VARCHAR(100)</w:t>
+            </w:r>
+          </w:p>
+        </w:tc>
+        <w:tc>
+          <w:tcPr>
+            <w:tcW w:w="4360" w:type="dxa"/>
+            <w:tcMar>
+              <w:top w:w="80" w:type="dxa"/>
+              <w:left w:w="120" w:type="dxa"/>
+              <w:bottom w:w="80" w:type="dxa"/>
+              <w:right w:w="120" w:type="dxa"/>
+            </w:tcMar>
+          </w:tcPr>
+          <w:p>
+            <w:pPr>
+              <w:spacing w:after="0" w:line="259" w:lineRule="auto"/>
+              <w:ind w:left="-180"/>
+              <w:jc w:val="center"/>
+              <w:rPr>
+                <w:rFonts w:ascii="Times New Roman" w:hAnsi="Times New Roman" w:cs="Times New Roman"/>
+              </w:rPr>
+            </w:pPr>
+            <w:r>
+              <w:rPr>
+                <w:rFonts w:ascii="Times New Roman" w:hAnsi="Times New Roman" w:cs="Times New Roman"/>
+                <w:color w:val="000000"/>
+                <w:sz w:val="19"/>
+              </w:rPr>
+              <w:t>NOT NULL</w:t>
+            </w:r>
+          </w:p>
+        </w:tc>
+      </w:tr>
+      <w:tr>
+        <w:tc>
+          <w:tcPr>
+            <w:tcW w:w="3000" w:type="dxa"/>
+            <w:tcMar>
+              <w:top w:w="80" w:type="dxa"/>
+              <w:left w:w="120" w:type="dxa"/>
+              <w:bottom w:w="80" w:type="dxa"/>
+              <w:right w:w="120" w:type="dxa"/>
+            </w:tcMar>
+          </w:tcPr>
+          <w:p>
+            <w:pPr>
+              <w:spacing w:after="0" w:line="259" w:lineRule="auto"/>
+              <w:ind w:left="-180"/>
+              <w:jc w:val="center"/>
+              <w:rPr>
+                <w:rFonts w:ascii="Times New Roman" w:hAnsi="Times New Roman" w:cs="Times New Roman"/>
+              </w:rPr>
+            </w:pPr>
+            <w:proofErr w:type="spellStart"/>
+            <w:r>
+              <w:rPr>
+                <w:rFonts w:ascii="Times New Roman" w:hAnsi="Times New Roman" w:cs="Times New Roman"/>
+                <w:b/>
+                <w:color w:val="000000"/>
+                <w:sz w:val="19"/>
+              </w:rPr>
+              <w:t>campus_id</w:t>
+            </w:r>
+            <w:proofErr w:type="spellEnd"/>
+          </w:p>
+        </w:tc>
+        <w:tc>
+          <w:tcPr>
+            <w:tcW w:w="2095" w:type="dxa"/>
+            <w:tcMar>
+              <w:top w:w="80" w:type="dxa"/>
+              <w:left w:w="120" w:type="dxa"/>
+              <w:bottom w:w="80" w:type="dxa"/>
+              <w:right w:w="120" w:type="dxa"/>
+            </w:tcMar>
+          </w:tcPr>
+          <w:p>
+            <w:pPr>
+              <w:spacing w:after="0" w:line="259" w:lineRule="auto"/>
+              <w:ind w:left="-180"/>
+              <w:jc w:val="center"/>
+              <w:rPr>
+                <w:rFonts w:ascii="Times New Roman" w:hAnsi="Times New Roman" w:cs="Times New Roman"/>
+              </w:rPr>
+            </w:pPr>
+            <w:r>
+              <w:rPr>
+                <w:rFonts w:ascii="Times New Roman" w:hAnsi="Times New Roman" w:cs="Times New Roman"/>
+                <w:color w:val="000000"/>
+                <w:sz w:val="19"/>
+              </w:rPr>
+              <w:t>INT</w:t>
+            </w:r>
+          </w:p>
+        </w:tc>
+        <w:tc>
+          <w:tcPr>
+            <w:tcW w:w="4360" w:type="dxa"/>
+            <w:tcMar>
+              <w:top w:w="80" w:type="dxa"/>
+              <w:left w:w="120" w:type="dxa"/>
+              <w:bottom w:w="80" w:type="dxa"/>
+              <w:right w:w="120" w:type="dxa"/>
+            </w:tcMar>
+          </w:tcPr>
+          <w:p>
+            <w:pPr>
+              <w:spacing w:after="0" w:line="259" w:lineRule="auto"/>
+              <w:ind w:left="-180"/>
+              <w:jc w:val="center"/>
+              <w:rPr>
+                <w:rFonts w:ascii="Times New Roman" w:hAnsi="Times New Roman" w:cs="Times New Roman"/>
+              </w:rPr>
+            </w:pPr>
+            <w:r>
+              <w:rPr>
+                <w:rFonts w:ascii="Times New Roman" w:hAnsi="Times New Roman" w:cs="Times New Roman"/>
+                <w:color w:val="000000"/>
+                <w:sz w:val="19"/>
+              </w:rPr>
+              <w:t xml:space="preserve">FK -&gt; </w:t>
+            </w:r>
+            <w:proofErr w:type="spellStart"/>
+            <w:r>
+              <w:rPr>
+                <w:rFonts w:ascii="Times New Roman" w:hAnsi="Times New Roman" w:cs="Times New Roman"/>
+                <w:color w:val="000000"/>
+                <w:sz w:val="19"/>
+              </w:rPr>
+              <w:t>Campus.campus_id</w:t>
+            </w:r>
+            <w:proofErr w:type="spellEnd"/>
+          </w:p>
+        </w:tc>
+      </w:tr>
+    </w:tbl>
+    <w:p>
+      <w:pPr>
+        <w:spacing w:after="40"/>
+        <w:ind w:left="-180"/>
+        <w:jc w:val="center"/>
+        <w:rPr>
+          <w:rFonts w:ascii="Times New Roman" w:hAnsi="Times New Roman" w:cs="Times New Roman"/>
+        </w:rPr>
+      </w:pPr>
+    </w:p>
+    <w:p>
+      <w:pPr>
+        <w:pStyle w:val="Heading2"/>
+        <w:ind w:left="-180"/>
+        <w:jc w:val="center"/>
+        <w:rPr>
+          <w:rFonts w:ascii="Times New Roman" w:hAnsi="Times New Roman" w:cs="Times New Roman"/>
+        </w:rPr>
+      </w:pPr>
+      <w:r>
+        <w:rPr>
+          <w:rFonts w:ascii="Times New Roman" w:hAnsi="Times New Roman" w:cs="Times New Roman"/>
+        </w:rPr>
+        <w:t xml:space="preserve">6. </w:t>
+      </w:r>
+      <w:proofErr w:type="spellStart"/>
+      <w:r>
+        <w:rPr>
+          <w:rFonts w:ascii="Times New Roman" w:hAnsi="Times New Roman" w:cs="Times New Roman"/>
+        </w:rPr>
+        <w:t>ActivityCategory</w:t>
+      </w:r>
+      <w:proofErr w:type="spellEnd"/>
+    </w:p>
+    <w:tbl>
+      <w:tblPr>
+        <w:tblStyle w:val="TableGrid"/>
+        <w:tblW w:w="9360" w:type="dxa"/>
+        <w:jc w:val="center"/>
+        <w:tblLayout w:type="fixed"/>
+        <w:tblLook w:val="04A0" w:firstRow="1" w:lastRow="0" w:firstColumn="1" w:lastColumn="0" w:noHBand="0" w:noVBand="1"/>
+      </w:tblPr>
+      <w:tblGrid>
+        <w:gridCol w:w="3000"/>
+        <w:gridCol w:w="2000"/>
+        <w:gridCol w:w="4360"/>
+      </w:tblGrid>
+      <w:tr>
+        <w:trPr>
+          <w:cnfStyle w:val="100000000000" w:firstRow="1" w:lastRow="0" w:firstColumn="0" w:lastColumn="0" w:oddVBand="0" w:evenVBand="0" w:oddHBand="0" w:evenHBand="0" w:firstRowFirstColumn="0" w:firstRowLastColumn="0" w:lastRowFirstColumn="0" w:lastRowLastColumn="0"/>
+          <w:tblHeader/>
+          <w:jc w:val="center"/>
+        </w:trPr>
+        <w:tc>
+          <w:tcPr>
+            <w:tcW w:w="3000" w:type="dxa"/>
+            <w:shd w:val="clear" w:color="auto" w:fill="E8EEF5"/>
+            <w:tcMar>
+              <w:top w:w="80" w:type="dxa"/>
+              <w:left w:w="120" w:type="dxa"/>
+              <w:bottom w:w="80" w:type="dxa"/>
+              <w:right w:w="120" w:type="dxa"/>
+            </w:tcMar>
+          </w:tcPr>
+          <w:p>
+            <w:pPr>
+              <w:spacing w:after="0"/>
+              <w:ind w:left="-180"/>
+              <w:rPr>
+                <w:rFonts w:ascii="Times New Roman" w:hAnsi="Times New Roman" w:cs="Times New Roman"/>
+              </w:rPr>
+            </w:pPr>
+            <w:r>
+              <w:rPr>
+                <w:rFonts w:ascii="Times New Roman" w:hAnsi="Times New Roman" w:cs="Times New Roman"/>
+                <w:color w:val="1F4D78"/>
+                <w:sz w:val="20"/>
+              </w:rPr>
+              <w:t>Field</w:t>
+            </w:r>
+          </w:p>
+        </w:tc>
+        <w:tc>
+          <w:tcPr>
+            <w:tcW w:w="2000" w:type="dxa"/>
+            <w:shd w:val="clear" w:color="auto" w:fill="E8EEF5"/>
+            <w:tcMar>
+              <w:top w:w="80" w:type="dxa"/>
+              <w:left w:w="120" w:type="dxa"/>
+              <w:bottom w:w="80" w:type="dxa"/>
+              <w:right w:w="120" w:type="dxa"/>
+            </w:tcMar>
+          </w:tcPr>
+          <w:p>
+            <w:pPr>
+              <w:spacing w:after="0"/>
+              <w:ind w:left="-180"/>
+              <w:rPr>
+                <w:rFonts w:ascii="Times New Roman" w:hAnsi="Times New Roman" w:cs="Times New Roman"/>
+              </w:rPr>
+            </w:pPr>
+            <w:r>
+              <w:rPr>
+                <w:rFonts w:ascii="Times New Roman" w:hAnsi="Times New Roman" w:cs="Times New Roman"/>
+                <w:color w:val="1F4D78"/>
+                <w:sz w:val="20"/>
+              </w:rPr>
+              <w:t>Data type</w:t>
+            </w:r>
+          </w:p>
+        </w:tc>
+        <w:tc>
+          <w:tcPr>
+            <w:tcW w:w="4360" w:type="dxa"/>
+            <w:shd w:val="clear" w:color="auto" w:fill="E8EEF5"/>
+            <w:tcMar>
+              <w:top w:w="80" w:type="dxa"/>
+              <w:left w:w="120" w:type="dxa"/>
+              <w:bottom w:w="80" w:type="dxa"/>
+              <w:right w:w="120" w:type="dxa"/>
+            </w:tcMar>
+          </w:tcPr>
+          <w:p>
+            <w:pPr>
+              <w:spacing w:after="0"/>
+              <w:ind w:left="-180"/>
+              <w:rPr>
+                <w:rFonts w:ascii="Times New Roman" w:hAnsi="Times New Roman" w:cs="Times New Roman"/>
+              </w:rPr>
+            </w:pPr>
+            <w:r>
+              <w:rPr>
+                <w:rFonts w:ascii="Times New Roman" w:hAnsi="Times New Roman" w:cs="Times New Roman"/>
+                <w:color w:val="1F4D78"/>
+                <w:sz w:val="20"/>
+              </w:rPr>
+              <w:t>Key / constraint</w:t>
+            </w:r>
+          </w:p>
+        </w:tc>
+      </w:tr>
+      <w:tr>
+        <w:trPr>
+          <w:jc w:val="center"/>
+        </w:trPr>
+        <w:tc>
+          <w:tcPr>
+            <w:tcW w:w="3000" w:type="dxa"/>
+            <w:tcMar>
+              <w:top w:w="80" w:type="dxa"/>
+              <w:left w:w="120" w:type="dxa"/>
+              <w:bottom w:w="80" w:type="dxa"/>
+              <w:right w:w="120" w:type="dxa"/>
+            </w:tcMar>
+          </w:tcPr>
+          <w:p>
+            <w:pPr>
+              <w:spacing w:after="0" w:line="259" w:lineRule="auto"/>
+              <w:ind w:left="-180"/>
+              <w:jc w:val="center"/>
+              <w:rPr>
+                <w:rFonts w:ascii="Times New Roman" w:hAnsi="Times New Roman" w:cs="Times New Roman"/>
+              </w:rPr>
+            </w:pPr>
+            <w:proofErr w:type="spellStart"/>
+            <w:r>
+              <w:rPr>
+                <w:rFonts w:ascii="Times New Roman" w:hAnsi="Times New Roman" w:cs="Times New Roman"/>
+                <w:b/>
+                <w:color w:val="000000"/>
+                <w:sz w:val="19"/>
+              </w:rPr>
+              <w:t>category_id</w:t>
+            </w:r>
+            <w:proofErr w:type="spellEnd"/>
+          </w:p>
+        </w:tc>
+        <w:tc>
+          <w:tcPr>
+            <w:tcW w:w="2000" w:type="dxa"/>
+            <w:tcMar>
+              <w:top w:w="80" w:type="dxa"/>
+              <w:left w:w="120" w:type="dxa"/>
+              <w:bottom w:w="80" w:type="dxa"/>
+              <w:right w:w="120" w:type="dxa"/>
+            </w:tcMar>
+          </w:tcPr>
+          <w:p>
+            <w:pPr>
+              <w:spacing w:after="0" w:line="259" w:lineRule="auto"/>
+              <w:ind w:left="-180"/>
+              <w:jc w:val="center"/>
+              <w:rPr>
+                <w:rFonts w:ascii="Times New Roman" w:hAnsi="Times New Roman" w:cs="Times New Roman"/>
+              </w:rPr>
+            </w:pPr>
+            <w:r>
+              <w:rPr>
+                <w:rFonts w:ascii="Times New Roman" w:hAnsi="Times New Roman" w:cs="Times New Roman"/>
+                <w:color w:val="000000"/>
+                <w:sz w:val="19"/>
+              </w:rPr>
+              <w:t>INT</w:t>
+            </w:r>
+          </w:p>
+        </w:tc>
+        <w:tc>
+          <w:tcPr>
+            <w:tcW w:w="4360" w:type="dxa"/>
+            <w:tcMar>
+              <w:top w:w="80" w:type="dxa"/>
+              <w:left w:w="120" w:type="dxa"/>
+              <w:bottom w:w="80" w:type="dxa"/>
+              <w:right w:w="120" w:type="dxa"/>
+            </w:tcMar>
+          </w:tcPr>
+          <w:p>
+            <w:pPr>
+              <w:spacing w:after="0" w:line="259" w:lineRule="auto"/>
+              <w:ind w:left="-180"/>
+              <w:jc w:val="center"/>
+              <w:rPr>
+                <w:rFonts w:ascii="Times New Roman" w:hAnsi="Times New Roman" w:cs="Times New Roman"/>
+              </w:rPr>
+            </w:pPr>
+            <w:r>
+              <w:rPr>
+                <w:rFonts w:ascii="Times New Roman" w:hAnsi="Times New Roman" w:cs="Times New Roman"/>
+                <w:color w:val="000000"/>
+                <w:sz w:val="19"/>
+              </w:rPr>
+              <w:t>PK, auto increment</w:t>
+            </w:r>
+          </w:p>
+        </w:tc>
+      </w:tr>
+      <w:tr>
+        <w:trPr>
+          <w:jc w:val="center"/>
+        </w:trPr>
+        <w:tc>
+          <w:tcPr>
+            <w:tcW w:w="3000" w:type="dxa"/>
+            <w:tcMar>
+              <w:top w:w="80" w:type="dxa"/>
+              <w:left w:w="120" w:type="dxa"/>
+              <w:bottom w:w="80" w:type="dxa"/>
+              <w:right w:w="120" w:type="dxa"/>
+            </w:tcMar>
+          </w:tcPr>
+          <w:p>
+            <w:pPr>
+              <w:spacing w:after="0" w:line="259" w:lineRule="auto"/>
+              <w:ind w:left="-180"/>
+              <w:jc w:val="center"/>
+              <w:rPr>
+                <w:rFonts w:ascii="Times New Roman" w:hAnsi="Times New Roman" w:cs="Times New Roman"/>
+              </w:rPr>
+            </w:pPr>
+            <w:proofErr w:type="spellStart"/>
+            <w:r>
+              <w:rPr>
+                <w:rFonts w:ascii="Times New Roman" w:hAnsi="Times New Roman" w:cs="Times New Roman"/>
+                <w:b/>
+                <w:color w:val="000000"/>
+                <w:sz w:val="19"/>
+              </w:rPr>
+              <w:t>category_name</w:t>
+            </w:r>
+            <w:proofErr w:type="spellEnd"/>
+          </w:p>
+        </w:tc>
+        <w:tc>
+          <w:tcPr>
+            <w:tcW w:w="2000" w:type="dxa"/>
+            <w:tcMar>
+              <w:top w:w="80" w:type="dxa"/>
+              <w:left w:w="120" w:type="dxa"/>
+              <w:bottom w:w="80" w:type="dxa"/>
+              <w:right w:w="120" w:type="dxa"/>
+            </w:tcMar>
+          </w:tcPr>
+          <w:p>
+            <w:pPr>
+              <w:spacing w:after="0" w:line="259" w:lineRule="auto"/>
+              <w:ind w:left="-180"/>
+              <w:jc w:val="center"/>
+              <w:rPr>
+                <w:rFonts w:ascii="Times New Roman" w:hAnsi="Times New Roman" w:cs="Times New Roman"/>
+              </w:rPr>
+            </w:pPr>
+            <w:r>
+              <w:rPr>
+                <w:rFonts w:ascii="Times New Roman" w:hAnsi="Times New Roman" w:cs="Times New Roman"/>
+                <w:color w:val="000000"/>
+                <w:sz w:val="19"/>
+              </w:rPr>
+              <w:t>VARCHAR(80)</w:t>
+            </w:r>
+          </w:p>
+        </w:tc>
+        <w:tc>
+          <w:tcPr>
+            <w:tcW w:w="4360" w:type="dxa"/>
+            <w:tcMar>
+              <w:top w:w="80" w:type="dxa"/>
+              <w:left w:w="120" w:type="dxa"/>
+              <w:bottom w:w="80" w:type="dxa"/>
+              <w:right w:w="120" w:type="dxa"/>
+            </w:tcMar>
+          </w:tcPr>
+          <w:p>
+            <w:pPr>
+              <w:spacing w:after="0" w:line="259" w:lineRule="auto"/>
+              <w:ind w:left="-180"/>
+              <w:jc w:val="center"/>
+              <w:rPr>
+                <w:rFonts w:ascii="Times New Roman" w:hAnsi="Times New Roman" w:cs="Times New Roman"/>
+              </w:rPr>
+            </w:pPr>
+            <w:r>
+              <w:rPr>
+                <w:rFonts w:ascii="Times New Roman" w:hAnsi="Times New Roman" w:cs="Times New Roman"/>
+                <w:color w:val="000000"/>
+                <w:sz w:val="19"/>
+              </w:rPr>
+              <w:t>UNIQUE, NOT NULL</w:t>
+            </w:r>
+          </w:p>
+        </w:tc>
+      </w:tr>
+      <w:tr>
+        <w:trPr>
+          <w:jc w:val="center"/>
+        </w:trPr>
+        <w:tc>
+          <w:tcPr>
+            <w:tcW w:w="3000" w:type="dxa"/>
+            <w:tcMar>
+              <w:top w:w="80" w:type="dxa"/>
+              <w:left w:w="120" w:type="dxa"/>
+              <w:bottom w:w="80" w:type="dxa"/>
+              <w:right w:w="120" w:type="dxa"/>
+            </w:tcMar>
+          </w:tcPr>
+          <w:p>
+            <w:pPr>
+              <w:spacing w:after="0" w:line="259" w:lineRule="auto"/>
+              <w:ind w:left="-180"/>
+              <w:jc w:val="center"/>
+              <w:rPr>
+                <w:rFonts w:ascii="Times New Roman" w:hAnsi="Times New Roman" w:cs="Times New Roman"/>
+              </w:rPr>
+            </w:pPr>
+            <w:r>
+              <w:rPr>
+                <w:rFonts w:ascii="Times New Roman" w:hAnsi="Times New Roman" w:cs="Times New Roman"/>
+                <w:b/>
+                <w:color w:val="000000"/>
+                <w:sz w:val="19"/>
+              </w:rPr>
+              <w:t>description</w:t>
+            </w:r>
+          </w:p>
+        </w:tc>
+        <w:tc>
+          <w:tcPr>
+            <w:tcW w:w="2000" w:type="dxa"/>
+            <w:tcMar>
+              <w:top w:w="80" w:type="dxa"/>
+              <w:left w:w="120" w:type="dxa"/>
+              <w:bottom w:w="80" w:type="dxa"/>
+              <w:right w:w="120" w:type="dxa"/>
+            </w:tcMar>
+          </w:tcPr>
+          <w:p>
+            <w:pPr>
+              <w:spacing w:after="0" w:line="259" w:lineRule="auto"/>
+              <w:ind w:left="-180"/>
+              <w:jc w:val="center"/>
+              <w:rPr>
+                <w:rFonts w:ascii="Times New Roman" w:hAnsi="Times New Roman" w:cs="Times New Roman"/>
+              </w:rPr>
+            </w:pPr>
+            <w:r>
+              <w:rPr>
+                <w:rFonts w:ascii="Times New Roman" w:hAnsi="Times New Roman" w:cs="Times New Roman"/>
+                <w:color w:val="000000"/>
+                <w:sz w:val="19"/>
+              </w:rPr>
+              <w:t>VARCHAR(255)</w:t>
+            </w:r>
+          </w:p>
+        </w:tc>
+        <w:tc>
+          <w:tcPr>
+            <w:tcW w:w="4360" w:type="dxa"/>
+            <w:tcMar>
+              <w:top w:w="80" w:type="dxa"/>
+              <w:left w:w="120" w:type="dxa"/>
+              <w:bottom w:w="80" w:type="dxa"/>
+              <w:right w:w="120" w:type="dxa"/>
+            </w:tcMar>
+          </w:tcPr>
+          <w:p>
+            <w:pPr>
+              <w:spacing w:after="0" w:line="259" w:lineRule="auto"/>
+              <w:ind w:left="-180"/>
+              <w:jc w:val="center"/>
+              <w:rPr>
+                <w:rFonts w:ascii="Times New Roman" w:hAnsi="Times New Roman" w:cs="Times New Roman"/>
+              </w:rPr>
+            </w:pPr>
+            <w:r>
+              <w:rPr>
+                <w:rFonts w:ascii="Times New Roman" w:hAnsi="Times New Roman" w:cs="Times New Roman"/>
+                <w:color w:val="000000"/>
+                <w:sz w:val="19"/>
+              </w:rPr>
+              <w:t>NULL allowed</w:t>
+            </w:r>
+          </w:p>
+        </w:tc>
+      </w:tr>
+    </w:tbl>
+    <w:p>
+      <w:pPr>
+        <w:spacing w:after="40"/>
+        <w:ind w:left="-180"/>
+        <w:jc w:val="center"/>
+        <w:rPr>
+          <w:rFonts w:ascii="Times New Roman" w:hAnsi="Times New Roman" w:cs="Times New Roman"/>
+        </w:rPr>
+      </w:pPr>
+    </w:p>
+    <w:p>
+      <w:pPr>
+        <w:pStyle w:val="Heading2"/>
+        <w:ind w:left="-180"/>
+        <w:jc w:val="center"/>
+        <w:rPr>
+          <w:rFonts w:ascii="Times New Roman" w:hAnsi="Times New Roman" w:cs="Times New Roman"/>
+        </w:rPr>
+      </w:pPr>
+      <w:r>
+        <w:rPr>
+          <w:rFonts w:ascii="Times New Roman" w:hAnsi="Times New Roman" w:cs="Times New Roman"/>
+        </w:rPr>
+        <w:t>7. Activity</w:t>
+      </w:r>
+    </w:p>
+    <w:tbl>
+      <w:tblPr>
+        <w:tblStyle w:val="TableGrid"/>
+        <w:tblW w:w="9360" w:type="dxa"/>
+        <w:jc w:val="center"/>
+        <w:tblLayout w:type="fixed"/>
+        <w:tblLook w:val="04A0" w:firstRow="1" w:lastRow="0" w:firstColumn="1" w:lastColumn="0" w:noHBand="0" w:noVBand="1"/>
+      </w:tblPr>
+      <w:tblGrid>
+        <w:gridCol w:w="3000"/>
+        <w:gridCol w:w="2000"/>
+        <w:gridCol w:w="4360"/>
+      </w:tblGrid>
+      <w:tr>
+        <w:trPr>
+          <w:cnfStyle w:val="100000000000" w:firstRow="1" w:lastRow="0" w:firstColumn="0" w:lastColumn="0" w:oddVBand="0" w:evenVBand="0" w:oddHBand="0" w:evenHBand="0" w:firstRowFirstColumn="0" w:firstRowLastColumn="0" w:lastRowFirstColumn="0" w:lastRowLastColumn="0"/>
+          <w:tblHeader/>
+          <w:jc w:val="center"/>
+        </w:trPr>
+        <w:tc>
+          <w:tcPr>
+            <w:tcW w:w="3000" w:type="dxa"/>
+            <w:shd w:val="clear" w:color="auto" w:fill="E8EEF5"/>
+            <w:tcMar>
+              <w:top w:w="80" w:type="dxa"/>
+              <w:left w:w="120" w:type="dxa"/>
+              <w:bottom w:w="80" w:type="dxa"/>
+              <w:right w:w="120" w:type="dxa"/>
+            </w:tcMar>
+          </w:tcPr>
+          <w:p>
+            <w:pPr>
+              <w:spacing w:after="0"/>
+              <w:ind w:left="-180"/>
+              <w:rPr>
+                <w:rFonts w:ascii="Times New Roman" w:hAnsi="Times New Roman" w:cs="Times New Roman"/>
+              </w:rPr>
+            </w:pPr>
+            <w:r>
+              <w:rPr>
+                <w:rFonts w:ascii="Times New Roman" w:hAnsi="Times New Roman" w:cs="Times New Roman"/>
+                <w:color w:val="1F4D78"/>
+                <w:sz w:val="20"/>
+              </w:rPr>
+              <w:t>Field</w:t>
+            </w:r>
+          </w:p>
+        </w:tc>
+        <w:tc>
+          <w:tcPr>
+            <w:tcW w:w="2000" w:type="dxa"/>
+            <w:shd w:val="clear" w:color="auto" w:fill="E8EEF5"/>
+            <w:tcMar>
+              <w:top w:w="80" w:type="dxa"/>
+              <w:left w:w="120" w:type="dxa"/>
+              <w:bottom w:w="80" w:type="dxa"/>
+              <w:right w:w="120" w:type="dxa"/>
+            </w:tcMar>
+          </w:tcPr>
+          <w:p>
+            <w:pPr>
+              <w:spacing w:after="0"/>
+              <w:ind w:left="-180"/>
+              <w:rPr>
+                <w:rFonts w:ascii="Times New Roman" w:hAnsi="Times New Roman" w:cs="Times New Roman"/>
+              </w:rPr>
+            </w:pPr>
+            <w:r>
+              <w:rPr>
+                <w:rFonts w:ascii="Times New Roman" w:hAnsi="Times New Roman" w:cs="Times New Roman"/>
+                <w:color w:val="1F4D78"/>
+                <w:sz w:val="20"/>
+              </w:rPr>
+              <w:t>Data type</w:t>
+            </w:r>
+          </w:p>
+        </w:tc>
+        <w:tc>
+          <w:tcPr>
+            <w:tcW w:w="4360" w:type="dxa"/>
+            <w:shd w:val="clear" w:color="auto" w:fill="E8EEF5"/>
+            <w:tcMar>
+              <w:top w:w="80" w:type="dxa"/>
+              <w:left w:w="120" w:type="dxa"/>
+              <w:bottom w:w="80" w:type="dxa"/>
+              <w:right w:w="120" w:type="dxa"/>
+            </w:tcMar>
+          </w:tcPr>
+          <w:p>
+            <w:pPr>
+              <w:spacing w:after="0"/>
+              <w:ind w:left="-180"/>
+              <w:rPr>
+                <w:rFonts w:ascii="Times New Roman" w:hAnsi="Times New Roman" w:cs="Times New Roman"/>
+              </w:rPr>
+            </w:pPr>
+            <w:r>
+              <w:rPr>
+                <w:rFonts w:ascii="Times New Roman" w:hAnsi="Times New Roman" w:cs="Times New Roman"/>
+                <w:color w:val="1F4D78"/>
+                <w:sz w:val="20"/>
+              </w:rPr>
+              <w:t>Key / constraint</w:t>
+            </w:r>
+          </w:p>
+        </w:tc>
+      </w:tr>
+      <w:tr>
+        <w:trPr>
+          <w:jc w:val="center"/>
+        </w:trPr>
+        <w:tc>
+          <w:tcPr>
+            <w:tcW w:w="3000" w:type="dxa"/>
+            <w:tcMar>
+              <w:top w:w="80" w:type="dxa"/>
+              <w:left w:w="120" w:type="dxa"/>
+              <w:bottom w:w="80" w:type="dxa"/>
+              <w:right w:w="120" w:type="dxa"/>
+            </w:tcMar>
+          </w:tcPr>
+          <w:p>
+            <w:pPr>
+              <w:spacing w:after="0" w:line="259" w:lineRule="auto"/>
+              <w:ind w:left="-180"/>
+              <w:jc w:val="center"/>
+              <w:rPr>
+                <w:rFonts w:ascii="Times New Roman" w:hAnsi="Times New Roman" w:cs="Times New Roman"/>
+              </w:rPr>
+            </w:pPr>
+            <w:proofErr w:type="spellStart"/>
+            <w:r>
+              <w:rPr>
+                <w:rFonts w:ascii="Times New Roman" w:hAnsi="Times New Roman" w:cs="Times New Roman"/>
+                <w:b/>
+                <w:color w:val="000000"/>
+                <w:sz w:val="19"/>
+              </w:rPr>
+              <w:t>activity_id</w:t>
+            </w:r>
+            <w:proofErr w:type="spellEnd"/>
+          </w:p>
+        </w:tc>
+        <w:tc>
+          <w:tcPr>
+            <w:tcW w:w="2000" w:type="dxa"/>
+            <w:tcMar>
+              <w:top w:w="80" w:type="dxa"/>
+              <w:left w:w="120" w:type="dxa"/>
+              <w:bottom w:w="80" w:type="dxa"/>
+              <w:right w:w="120" w:type="dxa"/>
+            </w:tcMar>
+          </w:tcPr>
+          <w:p>
+            <w:pPr>
+              <w:spacing w:after="0" w:line="259" w:lineRule="auto"/>
+              <w:ind w:left="-180"/>
+              <w:jc w:val="center"/>
+              <w:rPr>
+                <w:rFonts w:ascii="Times New Roman" w:hAnsi="Times New Roman" w:cs="Times New Roman"/>
+              </w:rPr>
+            </w:pPr>
+            <w:r>
+              <w:rPr>
+                <w:rFonts w:ascii="Times New Roman" w:hAnsi="Times New Roman" w:cs="Times New Roman"/>
+                <w:color w:val="000000"/>
+                <w:sz w:val="19"/>
+              </w:rPr>
+              <w:t>INT</w:t>
+            </w:r>
+          </w:p>
+        </w:tc>
+        <w:tc>
+          <w:tcPr>
+            <w:tcW w:w="4360" w:type="dxa"/>
+            <w:tcMar>
+              <w:top w:w="80" w:type="dxa"/>
+              <w:left w:w="120" w:type="dxa"/>
+              <w:bottom w:w="80" w:type="dxa"/>
+              <w:right w:w="120" w:type="dxa"/>
+            </w:tcMar>
+          </w:tcPr>
+          <w:p>
+            <w:pPr>
+              <w:spacing w:after="0" w:line="259" w:lineRule="auto"/>
+              <w:ind w:left="-180"/>
+              <w:jc w:val="center"/>
+              <w:rPr>
+                <w:rFonts w:ascii="Times New Roman" w:hAnsi="Times New Roman" w:cs="Times New Roman"/>
+              </w:rPr>
+            </w:pPr>
+            <w:r>
+              <w:rPr>
+                <w:rFonts w:ascii="Times New Roman" w:hAnsi="Times New Roman" w:cs="Times New Roman"/>
+                <w:color w:val="000000"/>
+                <w:sz w:val="19"/>
+              </w:rPr>
+              <w:t>PK, auto increment</w:t>
+            </w:r>
+          </w:p>
+        </w:tc>
+      </w:tr>
+      <w:tr>
+        <w:trPr>
+          <w:jc w:val="center"/>
+        </w:trPr>
+        <w:tc>
+          <w:tcPr>
+            <w:tcW w:w="3000" w:type="dxa"/>
+            <w:tcMar>
+              <w:top w:w="80" w:type="dxa"/>
+              <w:left w:w="120" w:type="dxa"/>
+              <w:bottom w:w="80" w:type="dxa"/>
+              <w:right w:w="120" w:type="dxa"/>
+            </w:tcMar>
+          </w:tcPr>
+          <w:p>
+            <w:pPr>
+              <w:spacing w:after="0" w:line="259" w:lineRule="auto"/>
+              <w:ind w:left="-180"/>
+              <w:jc w:val="center"/>
+              <w:rPr>
+                <w:rFonts w:ascii="Times New Roman" w:hAnsi="Times New Roman" w:cs="Times New Roman"/>
+              </w:rPr>
+            </w:pPr>
+            <w:proofErr w:type="spellStart"/>
+            <w:r>
+              <w:rPr>
+                <w:rFonts w:ascii="Times New Roman" w:hAnsi="Times New Roman" w:cs="Times New Roman"/>
+                <w:b/>
+                <w:color w:val="000000"/>
+                <w:sz w:val="19"/>
+              </w:rPr>
+              <w:t>organizer_id</w:t>
+            </w:r>
+            <w:proofErr w:type="spellEnd"/>
+          </w:p>
+        </w:tc>
+        <w:tc>
+          <w:tcPr>
+            <w:tcW w:w="2000" w:type="dxa"/>
+            <w:tcMar>
+              <w:top w:w="80" w:type="dxa"/>
+              <w:left w:w="120" w:type="dxa"/>
+              <w:bottom w:w="80" w:type="dxa"/>
+              <w:right w:w="120" w:type="dxa"/>
+            </w:tcMar>
+          </w:tcPr>
+          <w:p>
+            <w:pPr>
+              <w:spacing w:after="0" w:line="259" w:lineRule="auto"/>
+              <w:ind w:left="-180"/>
+              <w:jc w:val="center"/>
+              <w:rPr>
+                <w:rFonts w:ascii="Times New Roman" w:hAnsi="Times New Roman" w:cs="Times New Roman"/>
+              </w:rPr>
+            </w:pPr>
+            <w:r>
+              <w:rPr>
+                <w:rFonts w:ascii="Times New Roman" w:hAnsi="Times New Roman" w:cs="Times New Roman"/>
+                <w:color w:val="000000"/>
+                <w:sz w:val="19"/>
+              </w:rPr>
+              <w:t>INT</w:t>
+            </w:r>
+          </w:p>
+        </w:tc>
+        <w:tc>
+          <w:tcPr>
+            <w:tcW w:w="4360" w:type="dxa"/>
+            <w:tcMar>
+              <w:top w:w="80" w:type="dxa"/>
+              <w:left w:w="120" w:type="dxa"/>
+              <w:bottom w:w="80" w:type="dxa"/>
+              <w:right w:w="120" w:type="dxa"/>
+            </w:tcMar>
+          </w:tcPr>
+          <w:p>
+            <w:pPr>
+              <w:spacing w:after="0" w:line="259" w:lineRule="auto"/>
+              <w:ind w:left="-180"/>
+              <w:jc w:val="center"/>
+              <w:rPr>
+                <w:rFonts w:ascii="Times New Roman" w:hAnsi="Times New Roman" w:cs="Times New Roman"/>
+              </w:rPr>
+            </w:pPr>
+            <w:r>
+              <w:rPr>
+                <w:rFonts w:ascii="Times New Roman" w:hAnsi="Times New Roman" w:cs="Times New Roman"/>
+                <w:color w:val="000000"/>
+                <w:sz w:val="19"/>
+              </w:rPr>
+              <w:t xml:space="preserve">FK -&gt; </w:t>
+            </w:r>
+            <w:proofErr w:type="spellStart"/>
+            <w:r>
+              <w:rPr>
+                <w:rFonts w:ascii="Times New Roman" w:hAnsi="Times New Roman" w:cs="Times New Roman"/>
+                <w:color w:val="000000"/>
+                <w:sz w:val="19"/>
+              </w:rPr>
+              <w:t>Organizer.organizer_id</w:t>
+            </w:r>
+            <w:proofErr w:type="spellEnd"/>
+          </w:p>
+        </w:tc>
+      </w:tr>
+      <w:tr>
+        <w:trPr>
+          <w:jc w:val="center"/>
+        </w:trPr>
+        <w:tc>
+          <w:tcPr>
+            <w:tcW w:w="3000" w:type="dxa"/>
+            <w:tcMar>
+              <w:top w:w="80" w:type="dxa"/>
+              <w:left w:w="120" w:type="dxa"/>
+              <w:bottom w:w="80" w:type="dxa"/>
+              <w:right w:w="120" w:type="dxa"/>
+            </w:tcMar>
+          </w:tcPr>
+          <w:p>
+            <w:pPr>
+              <w:spacing w:after="0" w:line="259" w:lineRule="auto"/>
+              <w:ind w:left="-180"/>
+              <w:jc w:val="center"/>
+              <w:rPr>
+                <w:rFonts w:ascii="Times New Roman" w:hAnsi="Times New Roman" w:cs="Times New Roman"/>
+              </w:rPr>
+            </w:pPr>
+            <w:proofErr w:type="spellStart"/>
+            <w:r>
+              <w:rPr>
+                <w:rFonts w:ascii="Times New Roman" w:hAnsi="Times New Roman" w:cs="Times New Roman"/>
+                <w:b/>
+                <w:color w:val="000000"/>
+                <w:sz w:val="19"/>
+              </w:rPr>
+              <w:t>category_id</w:t>
+            </w:r>
+            <w:proofErr w:type="spellEnd"/>
+          </w:p>
+        </w:tc>
+        <w:tc>
+          <w:tcPr>
+            <w:tcW w:w="2000" w:type="dxa"/>
+            <w:tcMar>
+              <w:top w:w="80" w:type="dxa"/>
+              <w:left w:w="120" w:type="dxa"/>
+              <w:bottom w:w="80" w:type="dxa"/>
+              <w:right w:w="120" w:type="dxa"/>
+            </w:tcMar>
+          </w:tcPr>
+          <w:p>
+            <w:pPr>
+              <w:spacing w:after="0" w:line="259" w:lineRule="auto"/>
+              <w:ind w:left="-180"/>
+              <w:jc w:val="center"/>
+              <w:rPr>
+                <w:rFonts w:ascii="Times New Roman" w:hAnsi="Times New Roman" w:cs="Times New Roman"/>
+              </w:rPr>
+            </w:pPr>
+            <w:r>
+              <w:rPr>
+                <w:rFonts w:ascii="Times New Roman" w:hAnsi="Times New Roman" w:cs="Times New Roman"/>
+                <w:color w:val="000000"/>
+                <w:sz w:val="19"/>
+              </w:rPr>
+              <w:t>INT</w:t>
+            </w:r>
+          </w:p>
+        </w:tc>
+        <w:tc>
+          <w:tcPr>
+            <w:tcW w:w="4360" w:type="dxa"/>
+            <w:tcMar>
+              <w:top w:w="80" w:type="dxa"/>
+              <w:left w:w="120" w:type="dxa"/>
+              <w:bottom w:w="80" w:type="dxa"/>
+              <w:right w:w="120" w:type="dxa"/>
+            </w:tcMar>
+          </w:tcPr>
+          <w:p>
+            <w:pPr>
+              <w:spacing w:after="0" w:line="259" w:lineRule="auto"/>
+              <w:ind w:left="-180"/>
+              <w:jc w:val="center"/>
+              <w:rPr>
+                <w:rFonts w:ascii="Times New Roman" w:hAnsi="Times New Roman" w:cs="Times New Roman"/>
+              </w:rPr>
+            </w:pPr>
+            <w:r>
+              <w:rPr>
+                <w:rFonts w:ascii="Times New Roman" w:hAnsi="Times New Roman" w:cs="Times New Roman"/>
+                <w:color w:val="000000"/>
+                <w:sz w:val="19"/>
+              </w:rPr>
+              <w:t xml:space="preserve">FK -&gt; </w:t>
+            </w:r>
+            <w:proofErr w:type="spellStart"/>
+            <w:r>
+              <w:rPr>
+                <w:rFonts w:ascii="Times New Roman" w:hAnsi="Times New Roman" w:cs="Times New Roman"/>
+                <w:color w:val="000000"/>
+                <w:sz w:val="19"/>
+              </w:rPr>
+              <w:t>ActivityCategory.category_id</w:t>
+            </w:r>
+            <w:proofErr w:type="spellEnd"/>
+          </w:p>
+        </w:tc>
+      </w:tr>
+      <w:tr>
+        <w:trPr>
+          <w:jc w:val="center"/>
+        </w:trPr>
+        <w:tc>
+          <w:tcPr>
+            <w:tcW w:w="3000" w:type="dxa"/>
+            <w:tcMar>
+              <w:top w:w="80" w:type="dxa"/>
+              <w:left w:w="120" w:type="dxa"/>
+              <w:bottom w:w="80" w:type="dxa"/>
+              <w:right w:w="120" w:type="dxa"/>
+            </w:tcMar>
+          </w:tcPr>
+          <w:p>
+            <w:pPr>
+              <w:spacing w:after="0" w:line="259" w:lineRule="auto"/>
+              <w:ind w:left="-180"/>
+              <w:jc w:val="center"/>
+              <w:rPr>
+                <w:rFonts w:ascii="Times New Roman" w:hAnsi="Times New Roman" w:cs="Times New Roman"/>
+              </w:rPr>
+            </w:pPr>
+            <w:proofErr w:type="spellStart"/>
+            <w:r>
+              <w:rPr>
+                <w:rFonts w:ascii="Times New Roman" w:hAnsi="Times New Roman" w:cs="Times New Roman"/>
+                <w:b/>
+                <w:color w:val="000000"/>
+                <w:sz w:val="19"/>
+              </w:rPr>
+              <w:t>campus_id</w:t>
+            </w:r>
+            <w:proofErr w:type="spellEnd"/>
+          </w:p>
+        </w:tc>
+        <w:tc>
+          <w:tcPr>
+            <w:tcW w:w="2000" w:type="dxa"/>
+            <w:tcMar>
+              <w:top w:w="80" w:type="dxa"/>
+              <w:left w:w="120" w:type="dxa"/>
+              <w:bottom w:w="80" w:type="dxa"/>
+              <w:right w:w="120" w:type="dxa"/>
+            </w:tcMar>
+          </w:tcPr>
+          <w:p>
+            <w:pPr>
+              <w:spacing w:after="0" w:line="259" w:lineRule="auto"/>
+              <w:ind w:left="-180"/>
+              <w:jc w:val="center"/>
+              <w:rPr>
+                <w:rFonts w:ascii="Times New Roman" w:hAnsi="Times New Roman" w:cs="Times New Roman"/>
+              </w:rPr>
+            </w:pPr>
+            <w:r>
+              <w:rPr>
+                <w:rFonts w:ascii="Times New Roman" w:hAnsi="Times New Roman" w:cs="Times New Roman"/>
+                <w:color w:val="000000"/>
+                <w:sz w:val="19"/>
+              </w:rPr>
+              <w:t>INT</w:t>
+            </w:r>
+          </w:p>
+        </w:tc>
+        <w:tc>
+          <w:tcPr>
+            <w:tcW w:w="4360" w:type="dxa"/>
+            <w:tcMar>
+              <w:top w:w="80" w:type="dxa"/>
+              <w:left w:w="120" w:type="dxa"/>
+              <w:bottom w:w="80" w:type="dxa"/>
+              <w:right w:w="120" w:type="dxa"/>
+            </w:tcMar>
+          </w:tcPr>
+          <w:p>
+            <w:pPr>
+              <w:spacing w:after="0" w:line="259" w:lineRule="auto"/>
+              <w:ind w:left="-180"/>
+              <w:jc w:val="center"/>
+              <w:rPr>
+                <w:rFonts w:ascii="Times New Roman" w:hAnsi="Times New Roman" w:cs="Times New Roman"/>
+              </w:rPr>
+            </w:pPr>
+            <w:r>
+              <w:rPr>
+                <w:rFonts w:ascii="Times New Roman" w:hAnsi="Times New Roman" w:cs="Times New Roman"/>
+                <w:color w:val="000000"/>
+                <w:sz w:val="19"/>
+              </w:rPr>
+              <w:t xml:space="preserve">FK -&gt; </w:t>
+            </w:r>
+            <w:proofErr w:type="spellStart"/>
+            <w:r>
+              <w:rPr>
+                <w:rFonts w:ascii="Times New Roman" w:hAnsi="Times New Roman" w:cs="Times New Roman"/>
+                <w:color w:val="000000"/>
+                <w:sz w:val="19"/>
+              </w:rPr>
+              <w:t>Campus.campus_id</w:t>
+            </w:r>
+            <w:proofErr w:type="spellEnd"/>
+            <w:r>
+              <w:rPr>
+                <w:rFonts w:ascii="Times New Roman" w:hAnsi="Times New Roman" w:cs="Times New Roman"/>
+                <w:color w:val="000000"/>
+                <w:sz w:val="19"/>
+              </w:rPr>
+              <w:t>, NULL for online</w:t>
+            </w:r>
+          </w:p>
+        </w:tc>
+      </w:tr>
+      <w:tr>
+        <w:trPr>
+          <w:jc w:val="center"/>
+        </w:trPr>
+        <w:tc>
+          <w:tcPr>
+            <w:tcW w:w="3000" w:type="dxa"/>
+            <w:tcMar>
+              <w:top w:w="80" w:type="dxa"/>
+              <w:left w:w="120" w:type="dxa"/>
+              <w:bottom w:w="80" w:type="dxa"/>
+              <w:right w:w="120" w:type="dxa"/>
+            </w:tcMar>
+          </w:tcPr>
+          <w:p>
+            <w:pPr>
+              <w:spacing w:after="0" w:line="259" w:lineRule="auto"/>
+              <w:ind w:left="-180"/>
+              <w:jc w:val="center"/>
+              <w:rPr>
+                <w:rFonts w:ascii="Times New Roman" w:hAnsi="Times New Roman" w:cs="Times New Roman"/>
+              </w:rPr>
+            </w:pPr>
+            <w:proofErr w:type="spellStart"/>
+            <w:r>
+              <w:rPr>
+                <w:rFonts w:ascii="Times New Roman" w:hAnsi="Times New Roman" w:cs="Times New Roman"/>
+                <w:b/>
+                <w:color w:val="000000"/>
+                <w:sz w:val="19"/>
+              </w:rPr>
+              <w:t>approved_by</w:t>
+            </w:r>
+            <w:proofErr w:type="spellEnd"/>
+          </w:p>
+        </w:tc>
+        <w:tc>
+          <w:tcPr>
+            <w:tcW w:w="2000" w:type="dxa"/>
+            <w:tcMar>
+              <w:top w:w="80" w:type="dxa"/>
+              <w:left w:w="120" w:type="dxa"/>
+              <w:bottom w:w="80" w:type="dxa"/>
+              <w:right w:w="120" w:type="dxa"/>
+            </w:tcMar>
+          </w:tcPr>
+          <w:p>
+            <w:pPr>
+              <w:spacing w:after="0" w:line="259" w:lineRule="auto"/>
+              <w:ind w:left="-180"/>
+              <w:jc w:val="center"/>
+              <w:rPr>
+                <w:rFonts w:ascii="Times New Roman" w:hAnsi="Times New Roman" w:cs="Times New Roman"/>
+              </w:rPr>
+            </w:pPr>
+            <w:r>
+              <w:rPr>
+                <w:rFonts w:ascii="Times New Roman" w:hAnsi="Times New Roman" w:cs="Times New Roman"/>
+                <w:color w:val="000000"/>
+                <w:sz w:val="19"/>
+              </w:rPr>
+              <w:t>INT</w:t>
+            </w:r>
+          </w:p>
+        </w:tc>
+        <w:tc>
+          <w:tcPr>
+            <w:tcW w:w="4360" w:type="dxa"/>
+            <w:tcMar>
+              <w:top w:w="80" w:type="dxa"/>
+              <w:left w:w="120" w:type="dxa"/>
+              <w:bottom w:w="80" w:type="dxa"/>
+              <w:right w:w="120" w:type="dxa"/>
+            </w:tcMar>
+          </w:tcPr>
+          <w:p>
+            <w:pPr>
+              <w:spacing w:after="0" w:line="259" w:lineRule="auto"/>
+              <w:ind w:left="-180"/>
+              <w:jc w:val="center"/>
+              <w:rPr>
+                <w:rFonts w:ascii="Times New Roman" w:hAnsi="Times New Roman" w:cs="Times New Roman"/>
+              </w:rPr>
+            </w:pPr>
+            <w:r>
+              <w:rPr>
+                <w:rFonts w:ascii="Times New Roman" w:hAnsi="Times New Roman" w:cs="Times New Roman"/>
+                <w:color w:val="000000"/>
+                <w:sz w:val="19"/>
+              </w:rPr>
+              <w:t xml:space="preserve">FK -&gt; </w:t>
+            </w:r>
+            <w:proofErr w:type="spellStart"/>
+            <w:r>
+              <w:rPr>
+                <w:rFonts w:ascii="Times New Roman" w:hAnsi="Times New Roman" w:cs="Times New Roman"/>
+                <w:color w:val="000000"/>
+                <w:sz w:val="19"/>
+              </w:rPr>
+              <w:t>StudentAffairsStaff.staff_id</w:t>
+            </w:r>
+            <w:proofErr w:type="spellEnd"/>
+            <w:r>
+              <w:rPr>
+                <w:rFonts w:ascii="Times New Roman" w:hAnsi="Times New Roman" w:cs="Times New Roman"/>
+                <w:color w:val="000000"/>
+                <w:sz w:val="19"/>
+              </w:rPr>
+              <w:t>, NULL</w:t>
+            </w:r>
+          </w:p>
+        </w:tc>
+      </w:tr>
+      <w:tr>
+        <w:trPr>
+          <w:jc w:val="center"/>
+        </w:trPr>
+        <w:tc>
+          <w:tcPr>
+            <w:tcW w:w="3000" w:type="dxa"/>
+            <w:tcMar>
+              <w:top w:w="80" w:type="dxa"/>
+              <w:left w:w="120" w:type="dxa"/>
+              <w:bottom w:w="80" w:type="dxa"/>
+              <w:right w:w="120" w:type="dxa"/>
+            </w:tcMar>
+          </w:tcPr>
+          <w:p>
+            <w:pPr>
+              <w:spacing w:after="0" w:line="259" w:lineRule="auto"/>
+              <w:ind w:left="-180"/>
+              <w:jc w:val="center"/>
+              <w:rPr>
+                <w:rFonts w:ascii="Times New Roman" w:hAnsi="Times New Roman" w:cs="Times New Roman"/>
+              </w:rPr>
+            </w:pPr>
+            <w:r>
+              <w:rPr>
+                <w:rFonts w:ascii="Times New Roman" w:hAnsi="Times New Roman" w:cs="Times New Roman"/>
+                <w:b/>
+                <w:color w:val="000000"/>
+                <w:sz w:val="19"/>
+              </w:rPr>
+              <w:t>title</w:t>
+            </w:r>
+          </w:p>
+        </w:tc>
+        <w:tc>
+          <w:tcPr>
+            <w:tcW w:w="2000" w:type="dxa"/>
+            <w:tcMar>
+              <w:top w:w="80" w:type="dxa"/>
+              <w:left w:w="120" w:type="dxa"/>
+              <w:bottom w:w="80" w:type="dxa"/>
+              <w:right w:w="120" w:type="dxa"/>
+            </w:tcMar>
+          </w:tcPr>
+          <w:p>
+            <w:pPr>
+              <w:spacing w:after="0" w:line="259" w:lineRule="auto"/>
+              <w:ind w:left="-180"/>
+              <w:jc w:val="center"/>
+              <w:rPr>
+                <w:rFonts w:ascii="Times New Roman" w:hAnsi="Times New Roman" w:cs="Times New Roman"/>
+              </w:rPr>
+            </w:pPr>
+            <w:r>
+              <w:rPr>
+                <w:rFonts w:ascii="Times New Roman" w:hAnsi="Times New Roman" w:cs="Times New Roman"/>
+                <w:color w:val="000000"/>
+                <w:sz w:val="19"/>
+              </w:rPr>
+              <w:t>VARCHAR(150)</w:t>
+            </w:r>
+          </w:p>
+        </w:tc>
+        <w:tc>
+          <w:tcPr>
+            <w:tcW w:w="4360" w:type="dxa"/>
+            <w:tcMar>
+              <w:top w:w="80" w:type="dxa"/>
+              <w:left w:w="120" w:type="dxa"/>
+              <w:bottom w:w="80" w:type="dxa"/>
+              <w:right w:w="120" w:type="dxa"/>
+            </w:tcMar>
+          </w:tcPr>
+          <w:p>
+            <w:pPr>
+              <w:spacing w:after="0" w:line="259" w:lineRule="auto"/>
+              <w:ind w:left="-180"/>
+              <w:jc w:val="center"/>
+              <w:rPr>
+                <w:rFonts w:ascii="Times New Roman" w:hAnsi="Times New Roman" w:cs="Times New Roman"/>
+              </w:rPr>
+            </w:pPr>
+            <w:r>
+              <w:rPr>
+                <w:rFonts w:ascii="Times New Roman" w:hAnsi="Times New Roman" w:cs="Times New Roman"/>
+                <w:color w:val="000000"/>
+                <w:sz w:val="19"/>
+              </w:rPr>
+              <w:t>NOT NULL</w:t>
+            </w:r>
+          </w:p>
+        </w:tc>
+      </w:tr>
+      <w:tr>
+        <w:trPr>
+          <w:jc w:val="center"/>
+        </w:trPr>
+        <w:tc>
+          <w:tcPr>
+            <w:tcW w:w="3000" w:type="dxa"/>
+            <w:tcMar>
+              <w:top w:w="80" w:type="dxa"/>
+              <w:left w:w="120" w:type="dxa"/>
+              <w:bottom w:w="80" w:type="dxa"/>
+              <w:right w:w="120" w:type="dxa"/>
+            </w:tcMar>
+          </w:tcPr>
+          <w:p>
+            <w:pPr>
+              <w:spacing w:after="0" w:line="259" w:lineRule="auto"/>
+              <w:ind w:left="-180"/>
+              <w:jc w:val="center"/>
+              <w:rPr>
+                <w:rFonts w:ascii="Times New Roman" w:hAnsi="Times New Roman" w:cs="Times New Roman"/>
+              </w:rPr>
+            </w:pPr>
+            <w:r>
+              <w:rPr>
+                <w:rFonts w:ascii="Times New Roman" w:hAnsi="Times New Roman" w:cs="Times New Roman"/>
+                <w:b/>
+                <w:color w:val="000000"/>
+                <w:sz w:val="19"/>
+              </w:rPr>
+              <w:t>description</w:t>
+            </w:r>
+          </w:p>
+        </w:tc>
+        <w:tc>
+          <w:tcPr>
+            <w:tcW w:w="2000" w:type="dxa"/>
+            <w:tcMar>
+              <w:top w:w="80" w:type="dxa"/>
+              <w:left w:w="120" w:type="dxa"/>
+              <w:bottom w:w="80" w:type="dxa"/>
+              <w:right w:w="120" w:type="dxa"/>
+            </w:tcMar>
+          </w:tcPr>
+          <w:p>
+            <w:pPr>
+              <w:spacing w:after="0" w:line="259" w:lineRule="auto"/>
+              <w:ind w:left="-180"/>
+              <w:jc w:val="center"/>
+              <w:rPr>
+                <w:rFonts w:ascii="Times New Roman" w:hAnsi="Times New Roman" w:cs="Times New Roman"/>
+              </w:rPr>
+            </w:pPr>
+            <w:r>
+              <w:rPr>
+                <w:rFonts w:ascii="Times New Roman" w:hAnsi="Times New Roman" w:cs="Times New Roman"/>
+                <w:color w:val="000000"/>
+                <w:sz w:val="19"/>
+              </w:rPr>
+              <w:t>TEXT</w:t>
+            </w:r>
+          </w:p>
+        </w:tc>
+        <w:tc>
+          <w:tcPr>
+            <w:tcW w:w="4360" w:type="dxa"/>
+            <w:tcMar>
+              <w:top w:w="80" w:type="dxa"/>
+              <w:left w:w="120" w:type="dxa"/>
+              <w:bottom w:w="80" w:type="dxa"/>
+              <w:right w:w="120" w:type="dxa"/>
+            </w:tcMar>
+          </w:tcPr>
+          <w:p>
+            <w:pPr>
+              <w:spacing w:after="0" w:line="259" w:lineRule="auto"/>
+              <w:ind w:left="-180"/>
+              <w:jc w:val="center"/>
+              <w:rPr>
+                <w:rFonts w:ascii="Times New Roman" w:hAnsi="Times New Roman" w:cs="Times New Roman"/>
+              </w:rPr>
+            </w:pPr>
+            <w:r>
+              <w:rPr>
+                <w:rFonts w:ascii="Times New Roman" w:hAnsi="Times New Roman" w:cs="Times New Roman"/>
+                <w:color w:val="000000"/>
+                <w:sz w:val="19"/>
+              </w:rPr>
+              <w:t>NOT NULL</w:t>
+            </w:r>
+          </w:p>
+        </w:tc>
+      </w:tr>
+      <w:tr>
+        <w:trPr>
+          <w:jc w:val="center"/>
+        </w:trPr>
+        <w:tc>
+          <w:tcPr>
+            <w:tcW w:w="3000" w:type="dxa"/>
+            <w:tcMar>
+              <w:top w:w="80" w:type="dxa"/>
+              <w:left w:w="120" w:type="dxa"/>
+              <w:bottom w:w="80" w:type="dxa"/>
+              <w:right w:w="120" w:type="dxa"/>
+            </w:tcMar>
+          </w:tcPr>
+          <w:p>
+            <w:pPr>
+              <w:spacing w:after="0" w:line="259" w:lineRule="auto"/>
+              <w:ind w:left="-180"/>
+              <w:jc w:val="center"/>
+              <w:rPr>
+                <w:rFonts w:ascii="Times New Roman" w:hAnsi="Times New Roman" w:cs="Times New Roman"/>
+              </w:rPr>
+            </w:pPr>
+            <w:proofErr w:type="spellStart"/>
+            <w:r>
+              <w:rPr>
+                <w:rFonts w:ascii="Times New Roman" w:hAnsi="Times New Roman" w:cs="Times New Roman"/>
+                <w:b/>
+                <w:color w:val="000000"/>
+                <w:sz w:val="19"/>
+              </w:rPr>
+              <w:lastRenderedPageBreak/>
+              <w:t>start_datetime</w:t>
+            </w:r>
+            <w:proofErr w:type="spellEnd"/>
+          </w:p>
+        </w:tc>
+        <w:tc>
+          <w:tcPr>
+            <w:tcW w:w="2000" w:type="dxa"/>
+            <w:tcMar>
+              <w:top w:w="80" w:type="dxa"/>
+              <w:left w:w="120" w:type="dxa"/>
+              <w:bottom w:w="80" w:type="dxa"/>
+              <w:right w:w="120" w:type="dxa"/>
+            </w:tcMar>
+          </w:tcPr>
+          <w:p>
+            <w:pPr>
+              <w:spacing w:after="0" w:line="259" w:lineRule="auto"/>
+              <w:ind w:left="-180"/>
+              <w:jc w:val="center"/>
+              <w:rPr>
+                <w:rFonts w:ascii="Times New Roman" w:hAnsi="Times New Roman" w:cs="Times New Roman"/>
+              </w:rPr>
+            </w:pPr>
+            <w:r>
+              <w:rPr>
+                <w:rFonts w:ascii="Times New Roman" w:hAnsi="Times New Roman" w:cs="Times New Roman"/>
+                <w:color w:val="000000"/>
+                <w:sz w:val="19"/>
+              </w:rPr>
+              <w:t>DATETIME</w:t>
+            </w:r>
+          </w:p>
+        </w:tc>
+        <w:tc>
+          <w:tcPr>
+            <w:tcW w:w="4360" w:type="dxa"/>
+            <w:tcMar>
+              <w:top w:w="80" w:type="dxa"/>
+              <w:left w:w="120" w:type="dxa"/>
+              <w:bottom w:w="80" w:type="dxa"/>
+              <w:right w:w="120" w:type="dxa"/>
+            </w:tcMar>
+          </w:tcPr>
+          <w:p>
+            <w:pPr>
+              <w:spacing w:after="0" w:line="259" w:lineRule="auto"/>
+              <w:ind w:left="-180"/>
+              <w:jc w:val="center"/>
+              <w:rPr>
+                <w:rFonts w:ascii="Times New Roman" w:hAnsi="Times New Roman" w:cs="Times New Roman"/>
+              </w:rPr>
+            </w:pPr>
+            <w:r>
+              <w:rPr>
+                <w:rFonts w:ascii="Times New Roman" w:hAnsi="Times New Roman" w:cs="Times New Roman"/>
+                <w:color w:val="000000"/>
+                <w:sz w:val="19"/>
+              </w:rPr>
+              <w:t>NOT NULL</w:t>
+            </w:r>
+          </w:p>
+        </w:tc>
+      </w:tr>
+      <w:tr>
+        <w:trPr>
+          <w:jc w:val="center"/>
+        </w:trPr>
+        <w:tc>
+          <w:tcPr>
+            <w:tcW w:w="3000" w:type="dxa"/>
+            <w:tcMar>
+              <w:top w:w="80" w:type="dxa"/>
+              <w:left w:w="120" w:type="dxa"/>
+              <w:bottom w:w="80" w:type="dxa"/>
+              <w:right w:w="120" w:type="dxa"/>
+            </w:tcMar>
+          </w:tcPr>
+          <w:p>
+            <w:pPr>
+              <w:spacing w:after="0" w:line="259" w:lineRule="auto"/>
+              <w:ind w:left="-180"/>
+              <w:jc w:val="center"/>
+              <w:rPr>
+                <w:rFonts w:ascii="Times New Roman" w:hAnsi="Times New Roman" w:cs="Times New Roman"/>
+              </w:rPr>
+            </w:pPr>
+            <w:proofErr w:type="spellStart"/>
+            <w:r>
+              <w:rPr>
+                <w:rFonts w:ascii="Times New Roman" w:hAnsi="Times New Roman" w:cs="Times New Roman"/>
+                <w:b/>
+                <w:color w:val="000000"/>
+                <w:sz w:val="19"/>
+              </w:rPr>
+              <w:t>end_datetime</w:t>
+            </w:r>
+            <w:proofErr w:type="spellEnd"/>
+          </w:p>
+        </w:tc>
+        <w:tc>
+          <w:tcPr>
+            <w:tcW w:w="2000" w:type="dxa"/>
+            <w:tcMar>
+              <w:top w:w="80" w:type="dxa"/>
+              <w:left w:w="120" w:type="dxa"/>
+              <w:bottom w:w="80" w:type="dxa"/>
+              <w:right w:w="120" w:type="dxa"/>
+            </w:tcMar>
+          </w:tcPr>
+          <w:p>
+            <w:pPr>
+              <w:spacing w:after="0" w:line="259" w:lineRule="auto"/>
+              <w:ind w:left="-180"/>
+              <w:jc w:val="center"/>
+              <w:rPr>
+                <w:rFonts w:ascii="Times New Roman" w:hAnsi="Times New Roman" w:cs="Times New Roman"/>
+              </w:rPr>
+            </w:pPr>
+            <w:r>
+              <w:rPr>
+                <w:rFonts w:ascii="Times New Roman" w:hAnsi="Times New Roman" w:cs="Times New Roman"/>
+                <w:color w:val="000000"/>
+                <w:sz w:val="19"/>
+              </w:rPr>
+              <w:t>DATETIME</w:t>
+            </w:r>
+          </w:p>
+        </w:tc>
+        <w:tc>
+          <w:tcPr>
+            <w:tcW w:w="4360" w:type="dxa"/>
+            <w:tcMar>
+              <w:top w:w="80" w:type="dxa"/>
+              <w:left w:w="120" w:type="dxa"/>
+              <w:bottom w:w="80" w:type="dxa"/>
+              <w:right w:w="120" w:type="dxa"/>
+            </w:tcMar>
+          </w:tcPr>
+          <w:p>
+            <w:pPr>
+              <w:spacing w:after="0" w:line="259" w:lineRule="auto"/>
+              <w:ind w:left="-180"/>
+              <w:jc w:val="center"/>
+              <w:rPr>
+                <w:rFonts w:ascii="Times New Roman" w:hAnsi="Times New Roman" w:cs="Times New Roman"/>
+              </w:rPr>
+            </w:pPr>
+            <w:r>
+              <w:rPr>
+                <w:rFonts w:ascii="Times New Roman" w:hAnsi="Times New Roman" w:cs="Times New Roman"/>
+                <w:color w:val="000000"/>
+                <w:sz w:val="19"/>
+              </w:rPr>
+              <w:t>NOT NULL</w:t>
+            </w:r>
+          </w:p>
+        </w:tc>
+      </w:tr>
+      <w:tr>
+        <w:trPr>
+          <w:jc w:val="center"/>
+        </w:trPr>
+        <w:tc>
+          <w:tcPr>
+            <w:tcW w:w="3000" w:type="dxa"/>
+            <w:tcMar>
+              <w:top w:w="80" w:type="dxa"/>
+              <w:left w:w="120" w:type="dxa"/>
+              <w:bottom w:w="80" w:type="dxa"/>
+              <w:right w:w="120" w:type="dxa"/>
+            </w:tcMar>
+          </w:tcPr>
+          <w:p>
+            <w:pPr>
+              <w:spacing w:after="0" w:line="259" w:lineRule="auto"/>
+              <w:ind w:left="-180"/>
+              <w:jc w:val="center"/>
+              <w:rPr>
+                <w:rFonts w:ascii="Times New Roman" w:hAnsi="Times New Roman" w:cs="Times New Roman"/>
+              </w:rPr>
+            </w:pPr>
+            <w:proofErr w:type="spellStart"/>
+            <w:r>
+              <w:rPr>
+                <w:rFonts w:ascii="Times New Roman" w:hAnsi="Times New Roman" w:cs="Times New Roman"/>
+                <w:b/>
+                <w:color w:val="000000"/>
+                <w:sz w:val="19"/>
+              </w:rPr>
+              <w:t>registration_start</w:t>
+            </w:r>
+            <w:proofErr w:type="spellEnd"/>
+          </w:p>
+        </w:tc>
+        <w:tc>
+          <w:tcPr>
+            <w:tcW w:w="2000" w:type="dxa"/>
+            <w:tcMar>
+              <w:top w:w="80" w:type="dxa"/>
+              <w:left w:w="120" w:type="dxa"/>
+              <w:bottom w:w="80" w:type="dxa"/>
+              <w:right w:w="120" w:type="dxa"/>
+            </w:tcMar>
+          </w:tcPr>
+          <w:p>
+            <w:pPr>
+              <w:spacing w:after="0" w:line="259" w:lineRule="auto"/>
+              <w:ind w:left="-180"/>
+              <w:jc w:val="center"/>
+              <w:rPr>
+                <w:rFonts w:ascii="Times New Roman" w:hAnsi="Times New Roman" w:cs="Times New Roman"/>
+              </w:rPr>
+            </w:pPr>
+            <w:r>
+              <w:rPr>
+                <w:rFonts w:ascii="Times New Roman" w:hAnsi="Times New Roman" w:cs="Times New Roman"/>
+                <w:color w:val="000000"/>
+                <w:sz w:val="19"/>
+              </w:rPr>
+              <w:t>DATETIME</w:t>
+            </w:r>
+          </w:p>
+        </w:tc>
+        <w:tc>
+          <w:tcPr>
+            <w:tcW w:w="4360" w:type="dxa"/>
+            <w:tcMar>
+              <w:top w:w="80" w:type="dxa"/>
+              <w:left w:w="120" w:type="dxa"/>
+              <w:bottom w:w="80" w:type="dxa"/>
+              <w:right w:w="120" w:type="dxa"/>
+            </w:tcMar>
+          </w:tcPr>
+          <w:p>
+            <w:pPr>
+              <w:spacing w:after="0" w:line="259" w:lineRule="auto"/>
+              <w:ind w:left="-180"/>
+              <w:jc w:val="center"/>
+              <w:rPr>
+                <w:rFonts w:ascii="Times New Roman" w:hAnsi="Times New Roman" w:cs="Times New Roman"/>
+              </w:rPr>
+            </w:pPr>
+            <w:r>
+              <w:rPr>
+                <w:rFonts w:ascii="Times New Roman" w:hAnsi="Times New Roman" w:cs="Times New Roman"/>
+                <w:color w:val="000000"/>
+                <w:sz w:val="19"/>
+              </w:rPr>
+              <w:t>NOT NULL</w:t>
+            </w:r>
+          </w:p>
+        </w:tc>
+      </w:tr>
+      <w:tr>
+        <w:trPr>
+          <w:jc w:val="center"/>
+        </w:trPr>
+        <w:tc>
+          <w:tcPr>
+            <w:tcW w:w="3000" w:type="dxa"/>
+            <w:tcMar>
+              <w:top w:w="80" w:type="dxa"/>
+              <w:left w:w="120" w:type="dxa"/>
+              <w:bottom w:w="80" w:type="dxa"/>
+              <w:right w:w="120" w:type="dxa"/>
+            </w:tcMar>
+          </w:tcPr>
+          <w:p>
+            <w:pPr>
+              <w:spacing w:after="0" w:line="259" w:lineRule="auto"/>
+              <w:ind w:left="-180"/>
+              <w:jc w:val="center"/>
+              <w:rPr>
+                <w:rFonts w:ascii="Times New Roman" w:hAnsi="Times New Roman" w:cs="Times New Roman"/>
+              </w:rPr>
+            </w:pPr>
+            <w:proofErr w:type="spellStart"/>
+            <w:r>
+              <w:rPr>
+                <w:rFonts w:ascii="Times New Roman" w:hAnsi="Times New Roman" w:cs="Times New Roman"/>
+                <w:b/>
+                <w:color w:val="000000"/>
+                <w:sz w:val="19"/>
+              </w:rPr>
+              <w:t>registration_deadline</w:t>
+            </w:r>
+            <w:proofErr w:type="spellEnd"/>
+          </w:p>
+        </w:tc>
+        <w:tc>
+          <w:tcPr>
+            <w:tcW w:w="2000" w:type="dxa"/>
+            <w:tcMar>
+              <w:top w:w="80" w:type="dxa"/>
+              <w:left w:w="120" w:type="dxa"/>
+              <w:bottom w:w="80" w:type="dxa"/>
+              <w:right w:w="120" w:type="dxa"/>
+            </w:tcMar>
+          </w:tcPr>
+          <w:p>
+            <w:pPr>
+              <w:spacing w:after="0" w:line="259" w:lineRule="auto"/>
+              <w:ind w:left="-180"/>
+              <w:jc w:val="center"/>
+              <w:rPr>
+                <w:rFonts w:ascii="Times New Roman" w:hAnsi="Times New Roman" w:cs="Times New Roman"/>
+              </w:rPr>
+            </w:pPr>
+            <w:r>
+              <w:rPr>
+                <w:rFonts w:ascii="Times New Roman" w:hAnsi="Times New Roman" w:cs="Times New Roman"/>
+                <w:color w:val="000000"/>
+                <w:sz w:val="19"/>
+              </w:rPr>
+              <w:t>DATETIME</w:t>
+            </w:r>
+          </w:p>
+        </w:tc>
+        <w:tc>
+          <w:tcPr>
+            <w:tcW w:w="4360" w:type="dxa"/>
+            <w:tcMar>
+              <w:top w:w="80" w:type="dxa"/>
+              <w:left w:w="120" w:type="dxa"/>
+              <w:bottom w:w="80" w:type="dxa"/>
+              <w:right w:w="120" w:type="dxa"/>
+            </w:tcMar>
+          </w:tcPr>
+          <w:p>
+            <w:pPr>
+              <w:spacing w:after="0" w:line="259" w:lineRule="auto"/>
+              <w:ind w:left="-180"/>
+              <w:jc w:val="center"/>
+              <w:rPr>
+                <w:rFonts w:ascii="Times New Roman" w:hAnsi="Times New Roman" w:cs="Times New Roman"/>
+              </w:rPr>
+            </w:pPr>
+            <w:r>
+              <w:rPr>
+                <w:rFonts w:ascii="Times New Roman" w:hAnsi="Times New Roman" w:cs="Times New Roman"/>
+                <w:color w:val="000000"/>
+                <w:sz w:val="19"/>
+              </w:rPr>
+              <w:t>NOT NULL</w:t>
+            </w:r>
+          </w:p>
+        </w:tc>
+      </w:tr>
+      <w:tr>
+        <w:trPr>
+          <w:jc w:val="center"/>
+        </w:trPr>
+        <w:tc>
+          <w:tcPr>
+            <w:tcW w:w="3000" w:type="dxa"/>
+            <w:tcMar>
+              <w:top w:w="80" w:type="dxa"/>
+              <w:left w:w="120" w:type="dxa"/>
+              <w:bottom w:w="80" w:type="dxa"/>
+              <w:right w:w="120" w:type="dxa"/>
+            </w:tcMar>
+          </w:tcPr>
+          <w:p>
+            <w:pPr>
+              <w:spacing w:after="0" w:line="259" w:lineRule="auto"/>
+              <w:ind w:left="-180"/>
+              <w:jc w:val="center"/>
+              <w:rPr>
+                <w:rFonts w:ascii="Times New Roman" w:hAnsi="Times New Roman" w:cs="Times New Roman"/>
+              </w:rPr>
+            </w:pPr>
+            <w:r>
+              <w:rPr>
+                <w:rFonts w:ascii="Times New Roman" w:hAnsi="Times New Roman" w:cs="Times New Roman"/>
+                <w:b/>
+                <w:color w:val="000000"/>
+                <w:sz w:val="19"/>
+              </w:rPr>
+              <w:t>capacity</w:t>
+            </w:r>
+          </w:p>
+        </w:tc>
+        <w:tc>
+          <w:tcPr>
+            <w:tcW w:w="2000" w:type="dxa"/>
+            <w:tcMar>
+              <w:top w:w="80" w:type="dxa"/>
+              <w:left w:w="120" w:type="dxa"/>
+              <w:bottom w:w="80" w:type="dxa"/>
+              <w:right w:w="120" w:type="dxa"/>
+            </w:tcMar>
+          </w:tcPr>
+          <w:p>
+            <w:pPr>
+              <w:spacing w:after="0" w:line="259" w:lineRule="auto"/>
+              <w:ind w:left="-180"/>
+              <w:jc w:val="center"/>
+              <w:rPr>
+                <w:rFonts w:ascii="Times New Roman" w:hAnsi="Times New Roman" w:cs="Times New Roman"/>
+              </w:rPr>
+            </w:pPr>
+            <w:r>
+              <w:rPr>
+                <w:rFonts w:ascii="Times New Roman" w:hAnsi="Times New Roman" w:cs="Times New Roman"/>
+                <w:color w:val="000000"/>
+                <w:sz w:val="19"/>
+              </w:rPr>
+              <w:t>INT</w:t>
+            </w:r>
+          </w:p>
+        </w:tc>
+        <w:tc>
+          <w:tcPr>
+            <w:tcW w:w="4360" w:type="dxa"/>
+            <w:tcMar>
+              <w:top w:w="80" w:type="dxa"/>
+              <w:left w:w="120" w:type="dxa"/>
+              <w:bottom w:w="80" w:type="dxa"/>
+              <w:right w:w="120" w:type="dxa"/>
+            </w:tcMar>
+          </w:tcPr>
+          <w:p>
+            <w:pPr>
+              <w:spacing w:after="0" w:line="259" w:lineRule="auto"/>
+              <w:ind w:left="-180"/>
+              <w:jc w:val="center"/>
+              <w:rPr>
+                <w:rFonts w:ascii="Times New Roman" w:hAnsi="Times New Roman" w:cs="Times New Roman"/>
+              </w:rPr>
+            </w:pPr>
+            <w:r>
+              <w:rPr>
+                <w:rFonts w:ascii="Times New Roman" w:hAnsi="Times New Roman" w:cs="Times New Roman"/>
+                <w:color w:val="000000"/>
+                <w:sz w:val="19"/>
+              </w:rPr>
+              <w:t>CHECK capacity &gt; 0</w:t>
+            </w:r>
+          </w:p>
+        </w:tc>
+      </w:tr>
+      <w:tr>
+        <w:trPr>
+          <w:jc w:val="center"/>
+        </w:trPr>
+        <w:tc>
+          <w:tcPr>
+            <w:tcW w:w="3000" w:type="dxa"/>
+            <w:tcMar>
+              <w:top w:w="80" w:type="dxa"/>
+              <w:left w:w="120" w:type="dxa"/>
+              <w:bottom w:w="80" w:type="dxa"/>
+              <w:right w:w="120" w:type="dxa"/>
+            </w:tcMar>
+          </w:tcPr>
+          <w:p>
+            <w:pPr>
+              <w:spacing w:after="0" w:line="259" w:lineRule="auto"/>
+              <w:ind w:left="-180"/>
+              <w:jc w:val="center"/>
+              <w:rPr>
+                <w:rFonts w:ascii="Times New Roman" w:hAnsi="Times New Roman" w:cs="Times New Roman"/>
+              </w:rPr>
+            </w:pPr>
+            <w:proofErr w:type="spellStart"/>
+            <w:r>
+              <w:rPr>
+                <w:rFonts w:ascii="Times New Roman" w:hAnsi="Times New Roman" w:cs="Times New Roman"/>
+                <w:b/>
+                <w:color w:val="000000"/>
+                <w:sz w:val="19"/>
+              </w:rPr>
+              <w:t>location_type</w:t>
+            </w:r>
+            <w:proofErr w:type="spellEnd"/>
+          </w:p>
+        </w:tc>
+        <w:tc>
+          <w:tcPr>
+            <w:tcW w:w="2000" w:type="dxa"/>
+            <w:tcMar>
+              <w:top w:w="80" w:type="dxa"/>
+              <w:left w:w="120" w:type="dxa"/>
+              <w:bottom w:w="80" w:type="dxa"/>
+              <w:right w:w="120" w:type="dxa"/>
+            </w:tcMar>
+          </w:tcPr>
+          <w:p>
+            <w:pPr>
+              <w:spacing w:after="0" w:line="259" w:lineRule="auto"/>
+              <w:ind w:left="-180"/>
+              <w:jc w:val="center"/>
+              <w:rPr>
+                <w:rFonts w:ascii="Times New Roman" w:hAnsi="Times New Roman" w:cs="Times New Roman"/>
+              </w:rPr>
+            </w:pPr>
+            <w:r>
+              <w:rPr>
+                <w:rFonts w:ascii="Times New Roman" w:hAnsi="Times New Roman" w:cs="Times New Roman"/>
+                <w:color w:val="000000"/>
+                <w:sz w:val="19"/>
+              </w:rPr>
+              <w:t>VARCHAR(20)</w:t>
+            </w:r>
+          </w:p>
+        </w:tc>
+        <w:tc>
+          <w:tcPr>
+            <w:tcW w:w="4360" w:type="dxa"/>
+            <w:tcMar>
+              <w:top w:w="80" w:type="dxa"/>
+              <w:left w:w="120" w:type="dxa"/>
+              <w:bottom w:w="80" w:type="dxa"/>
+              <w:right w:w="120" w:type="dxa"/>
+            </w:tcMar>
+          </w:tcPr>
+          <w:p>
+            <w:pPr>
+              <w:spacing w:after="0" w:line="259" w:lineRule="auto"/>
+              <w:ind w:left="-180"/>
+              <w:jc w:val="center"/>
+              <w:rPr>
+                <w:rFonts w:ascii="Times New Roman" w:hAnsi="Times New Roman" w:cs="Times New Roman"/>
+              </w:rPr>
+            </w:pPr>
+            <w:r>
+              <w:rPr>
+                <w:rFonts w:ascii="Times New Roman" w:hAnsi="Times New Roman" w:cs="Times New Roman"/>
+                <w:color w:val="000000"/>
+                <w:sz w:val="19"/>
+              </w:rPr>
+              <w:t>Physical / Virtual</w:t>
+            </w:r>
+          </w:p>
+        </w:tc>
+      </w:tr>
+      <w:tr>
+        <w:trPr>
+          <w:jc w:val="center"/>
+        </w:trPr>
+        <w:tc>
+          <w:tcPr>
+            <w:tcW w:w="3000" w:type="dxa"/>
+            <w:tcMar>
+              <w:top w:w="80" w:type="dxa"/>
+              <w:left w:w="120" w:type="dxa"/>
+              <w:bottom w:w="80" w:type="dxa"/>
+              <w:right w:w="120" w:type="dxa"/>
+            </w:tcMar>
+          </w:tcPr>
+          <w:p>
+            <w:pPr>
+              <w:spacing w:after="0" w:line="259" w:lineRule="auto"/>
+              <w:ind w:left="-180"/>
+              <w:jc w:val="center"/>
+              <w:rPr>
+                <w:rFonts w:ascii="Times New Roman" w:hAnsi="Times New Roman" w:cs="Times New Roman"/>
+              </w:rPr>
+            </w:pPr>
+            <w:proofErr w:type="spellStart"/>
+            <w:r>
+              <w:rPr>
+                <w:rFonts w:ascii="Times New Roman" w:hAnsi="Times New Roman" w:cs="Times New Roman"/>
+                <w:b/>
+                <w:color w:val="000000"/>
+                <w:sz w:val="19"/>
+              </w:rPr>
+              <w:t>location_details</w:t>
+            </w:r>
+            <w:proofErr w:type="spellEnd"/>
+          </w:p>
+        </w:tc>
+        <w:tc>
+          <w:tcPr>
+            <w:tcW w:w="2000" w:type="dxa"/>
+            <w:tcMar>
+              <w:top w:w="80" w:type="dxa"/>
+              <w:left w:w="120" w:type="dxa"/>
+              <w:bottom w:w="80" w:type="dxa"/>
+              <w:right w:w="120" w:type="dxa"/>
+            </w:tcMar>
+          </w:tcPr>
+          <w:p>
+            <w:pPr>
+              <w:spacing w:after="0" w:line="259" w:lineRule="auto"/>
+              <w:ind w:left="-180"/>
+              <w:jc w:val="center"/>
+              <w:rPr>
+                <w:rFonts w:ascii="Times New Roman" w:hAnsi="Times New Roman" w:cs="Times New Roman"/>
+              </w:rPr>
+            </w:pPr>
+            <w:r>
+              <w:rPr>
+                <w:rFonts w:ascii="Times New Roman" w:hAnsi="Times New Roman" w:cs="Times New Roman"/>
+                <w:color w:val="000000"/>
+                <w:sz w:val="19"/>
+              </w:rPr>
+              <w:t>VARCHAR(255)</w:t>
+            </w:r>
+          </w:p>
+        </w:tc>
+        <w:tc>
+          <w:tcPr>
+            <w:tcW w:w="4360" w:type="dxa"/>
+            <w:tcMar>
+              <w:top w:w="80" w:type="dxa"/>
+              <w:left w:w="120" w:type="dxa"/>
+              <w:bottom w:w="80" w:type="dxa"/>
+              <w:right w:w="120" w:type="dxa"/>
+            </w:tcMar>
+          </w:tcPr>
+          <w:p>
+            <w:pPr>
+              <w:spacing w:after="0" w:line="259" w:lineRule="auto"/>
+              <w:ind w:left="-180"/>
+              <w:jc w:val="center"/>
+              <w:rPr>
+                <w:rFonts w:ascii="Times New Roman" w:hAnsi="Times New Roman" w:cs="Times New Roman"/>
+              </w:rPr>
+            </w:pPr>
+            <w:r>
+              <w:rPr>
+                <w:rFonts w:ascii="Times New Roman" w:hAnsi="Times New Roman" w:cs="Times New Roman"/>
+                <w:color w:val="000000"/>
+                <w:sz w:val="19"/>
+              </w:rPr>
+              <w:t>Room or online link</w:t>
+            </w:r>
+          </w:p>
+        </w:tc>
+      </w:tr>
+      <w:tr>
+        <w:trPr>
+          <w:jc w:val="center"/>
+        </w:trPr>
+        <w:tc>
+          <w:tcPr>
+            <w:tcW w:w="3000" w:type="dxa"/>
+            <w:tcMar>
+              <w:top w:w="80" w:type="dxa"/>
+              <w:left w:w="120" w:type="dxa"/>
+              <w:bottom w:w="80" w:type="dxa"/>
+              <w:right w:w="120" w:type="dxa"/>
+            </w:tcMar>
+          </w:tcPr>
+          <w:p>
+            <w:pPr>
+              <w:spacing w:after="0" w:line="259" w:lineRule="auto"/>
+              <w:ind w:left="-180"/>
+              <w:jc w:val="center"/>
+              <w:rPr>
+                <w:rFonts w:ascii="Times New Roman" w:hAnsi="Times New Roman" w:cs="Times New Roman"/>
+              </w:rPr>
+            </w:pPr>
+            <w:proofErr w:type="spellStart"/>
+            <w:r>
+              <w:rPr>
+                <w:rFonts w:ascii="Times New Roman" w:hAnsi="Times New Roman" w:cs="Times New Roman"/>
+                <w:b/>
+                <w:color w:val="000000"/>
+                <w:sz w:val="19"/>
+              </w:rPr>
+              <w:t>eligibility_requirements</w:t>
+            </w:r>
+            <w:proofErr w:type="spellEnd"/>
+          </w:p>
+        </w:tc>
+        <w:tc>
+          <w:tcPr>
+            <w:tcW w:w="2000" w:type="dxa"/>
+            <w:tcMar>
+              <w:top w:w="80" w:type="dxa"/>
+              <w:left w:w="120" w:type="dxa"/>
+              <w:bottom w:w="80" w:type="dxa"/>
+              <w:right w:w="120" w:type="dxa"/>
+            </w:tcMar>
+          </w:tcPr>
+          <w:p>
+            <w:pPr>
+              <w:spacing w:after="0" w:line="259" w:lineRule="auto"/>
+              <w:ind w:left="-180"/>
+              <w:jc w:val="center"/>
+              <w:rPr>
+                <w:rFonts w:ascii="Times New Roman" w:hAnsi="Times New Roman" w:cs="Times New Roman"/>
+              </w:rPr>
+            </w:pPr>
+            <w:r>
+              <w:rPr>
+                <w:rFonts w:ascii="Times New Roman" w:hAnsi="Times New Roman" w:cs="Times New Roman"/>
+                <w:color w:val="000000"/>
+                <w:sz w:val="19"/>
+              </w:rPr>
+              <w:t>TEXT</w:t>
+            </w:r>
+          </w:p>
+        </w:tc>
+        <w:tc>
+          <w:tcPr>
+            <w:tcW w:w="4360" w:type="dxa"/>
+            <w:tcMar>
+              <w:top w:w="80" w:type="dxa"/>
+              <w:left w:w="120" w:type="dxa"/>
+              <w:bottom w:w="80" w:type="dxa"/>
+              <w:right w:w="120" w:type="dxa"/>
+            </w:tcMar>
+          </w:tcPr>
+          <w:p>
+            <w:pPr>
+              <w:spacing w:after="0" w:line="259" w:lineRule="auto"/>
+              <w:ind w:left="-180"/>
+              <w:jc w:val="center"/>
+              <w:rPr>
+                <w:rFonts w:ascii="Times New Roman" w:hAnsi="Times New Roman" w:cs="Times New Roman"/>
+              </w:rPr>
+            </w:pPr>
+            <w:r>
+              <w:rPr>
+                <w:rFonts w:ascii="Times New Roman" w:hAnsi="Times New Roman" w:cs="Times New Roman"/>
+                <w:color w:val="000000"/>
+                <w:sz w:val="19"/>
+              </w:rPr>
+              <w:t>NULL allowed</w:t>
+            </w:r>
+          </w:p>
+        </w:tc>
+      </w:tr>
+      <w:tr>
+        <w:trPr>
+          <w:jc w:val="center"/>
+        </w:trPr>
+        <w:tc>
+          <w:tcPr>
+            <w:tcW w:w="3000" w:type="dxa"/>
+            <w:tcMar>
+              <w:top w:w="80" w:type="dxa"/>
+              <w:left w:w="120" w:type="dxa"/>
+              <w:bottom w:w="80" w:type="dxa"/>
+              <w:right w:w="120" w:type="dxa"/>
+            </w:tcMar>
+          </w:tcPr>
+          <w:p>
+            <w:pPr>
+              <w:spacing w:after="0" w:line="259" w:lineRule="auto"/>
+              <w:ind w:left="-180"/>
+              <w:jc w:val="center"/>
+              <w:rPr>
+                <w:rFonts w:ascii="Times New Roman" w:hAnsi="Times New Roman" w:cs="Times New Roman"/>
+              </w:rPr>
+            </w:pPr>
+            <w:proofErr w:type="spellStart"/>
+            <w:r>
+              <w:rPr>
+                <w:rFonts w:ascii="Times New Roman" w:hAnsi="Times New Roman" w:cs="Times New Roman"/>
+                <w:b/>
+                <w:color w:val="000000"/>
+                <w:sz w:val="19"/>
+              </w:rPr>
+              <w:t>attendance_method</w:t>
+            </w:r>
+            <w:proofErr w:type="spellEnd"/>
+          </w:p>
+        </w:tc>
+        <w:tc>
+          <w:tcPr>
+            <w:tcW w:w="2000" w:type="dxa"/>
+            <w:tcMar>
+              <w:top w:w="80" w:type="dxa"/>
+              <w:left w:w="120" w:type="dxa"/>
+              <w:bottom w:w="80" w:type="dxa"/>
+              <w:right w:w="120" w:type="dxa"/>
+            </w:tcMar>
+          </w:tcPr>
+          <w:p>
+            <w:pPr>
+              <w:spacing w:after="0" w:line="259" w:lineRule="auto"/>
+              <w:ind w:left="-180"/>
+              <w:jc w:val="center"/>
+              <w:rPr>
+                <w:rFonts w:ascii="Times New Roman" w:hAnsi="Times New Roman" w:cs="Times New Roman"/>
+              </w:rPr>
+            </w:pPr>
+            <w:r>
+              <w:rPr>
+                <w:rFonts w:ascii="Times New Roman" w:hAnsi="Times New Roman" w:cs="Times New Roman"/>
+                <w:color w:val="000000"/>
+                <w:sz w:val="19"/>
+              </w:rPr>
+              <w:t>VARCHAR(30)</w:t>
+            </w:r>
+          </w:p>
+        </w:tc>
+        <w:tc>
+          <w:tcPr>
+            <w:tcW w:w="4360" w:type="dxa"/>
+            <w:tcMar>
+              <w:top w:w="80" w:type="dxa"/>
+              <w:left w:w="120" w:type="dxa"/>
+              <w:bottom w:w="80" w:type="dxa"/>
+              <w:right w:w="120" w:type="dxa"/>
+            </w:tcMar>
+          </w:tcPr>
+          <w:p>
+            <w:pPr>
+              <w:spacing w:after="0" w:line="259" w:lineRule="auto"/>
+              <w:ind w:left="-180"/>
+              <w:jc w:val="center"/>
+              <w:rPr>
+                <w:rFonts w:ascii="Times New Roman" w:hAnsi="Times New Roman" w:cs="Times New Roman"/>
+              </w:rPr>
+            </w:pPr>
+            <w:r>
+              <w:rPr>
+                <w:rFonts w:ascii="Times New Roman" w:hAnsi="Times New Roman" w:cs="Times New Roman"/>
+                <w:color w:val="000000"/>
+                <w:sz w:val="19"/>
+              </w:rPr>
+              <w:t>Example: QR Code</w:t>
+            </w:r>
+          </w:p>
+        </w:tc>
+      </w:tr>
+      <w:tr>
+        <w:trPr>
+          <w:jc w:val="center"/>
+        </w:trPr>
+        <w:tc>
+          <w:tcPr>
+            <w:tcW w:w="3000" w:type="dxa"/>
+            <w:tcMar>
+              <w:top w:w="80" w:type="dxa"/>
+              <w:left w:w="120" w:type="dxa"/>
+              <w:bottom w:w="80" w:type="dxa"/>
+              <w:right w:w="120" w:type="dxa"/>
+            </w:tcMar>
+          </w:tcPr>
+          <w:p>
+            <w:pPr>
+              <w:spacing w:after="0" w:line="259" w:lineRule="auto"/>
+              <w:ind w:left="-180"/>
+              <w:jc w:val="center"/>
+              <w:rPr>
+                <w:rFonts w:ascii="Times New Roman" w:hAnsi="Times New Roman" w:cs="Times New Roman"/>
+              </w:rPr>
+            </w:pPr>
+            <w:proofErr w:type="spellStart"/>
+            <w:r>
+              <w:rPr>
+                <w:rFonts w:ascii="Times New Roman" w:hAnsi="Times New Roman" w:cs="Times New Roman"/>
+                <w:b/>
+                <w:color w:val="000000"/>
+                <w:sz w:val="19"/>
+              </w:rPr>
+              <w:t>activity_status</w:t>
+            </w:r>
+            <w:proofErr w:type="spellEnd"/>
+          </w:p>
+        </w:tc>
+        <w:tc>
+          <w:tcPr>
+            <w:tcW w:w="2000" w:type="dxa"/>
+            <w:tcMar>
+              <w:top w:w="80" w:type="dxa"/>
+              <w:left w:w="120" w:type="dxa"/>
+              <w:bottom w:w="80" w:type="dxa"/>
+              <w:right w:w="120" w:type="dxa"/>
+            </w:tcMar>
+          </w:tcPr>
+          <w:p>
+            <w:pPr>
+              <w:spacing w:after="0" w:line="259" w:lineRule="auto"/>
+              <w:ind w:left="-180"/>
+              <w:jc w:val="center"/>
+              <w:rPr>
+                <w:rFonts w:ascii="Times New Roman" w:hAnsi="Times New Roman" w:cs="Times New Roman"/>
+              </w:rPr>
+            </w:pPr>
+            <w:r>
+              <w:rPr>
+                <w:rFonts w:ascii="Times New Roman" w:hAnsi="Times New Roman" w:cs="Times New Roman"/>
+                <w:color w:val="000000"/>
+                <w:sz w:val="19"/>
+              </w:rPr>
+              <w:t>VARCHAR(20)</w:t>
+            </w:r>
+          </w:p>
+        </w:tc>
+        <w:tc>
+          <w:tcPr>
+            <w:tcW w:w="4360" w:type="dxa"/>
+            <w:tcMar>
+              <w:top w:w="80" w:type="dxa"/>
+              <w:left w:w="120" w:type="dxa"/>
+              <w:bottom w:w="80" w:type="dxa"/>
+              <w:right w:w="120" w:type="dxa"/>
+            </w:tcMar>
+          </w:tcPr>
+          <w:p>
+            <w:pPr>
+              <w:spacing w:after="0" w:line="259" w:lineRule="auto"/>
+              <w:ind w:left="-180"/>
+              <w:jc w:val="center"/>
+              <w:rPr>
+                <w:rFonts w:ascii="Times New Roman" w:hAnsi="Times New Roman" w:cs="Times New Roman"/>
+              </w:rPr>
+            </w:pPr>
+            <w:r>
+              <w:rPr>
+                <w:rFonts w:ascii="Times New Roman" w:hAnsi="Times New Roman" w:cs="Times New Roman"/>
+                <w:color w:val="000000"/>
+                <w:sz w:val="19"/>
+              </w:rPr>
+              <w:t>Draft / Published / Cancelled</w:t>
+            </w:r>
+          </w:p>
+        </w:tc>
+      </w:tr>
+    </w:tbl>
+    <w:p>
+      <w:pPr>
+        <w:pStyle w:val="Heading2"/>
+        <w:rPr>
+          <w:rFonts w:ascii="Times New Roman" w:hAnsi="Times New Roman" w:cs="Times New Roman"/>
+        </w:rPr>
+      </w:pPr>
+      <w:r>
+        <w:rPr>
+          <w:rFonts w:ascii="Times New Roman" w:hAnsi="Times New Roman" w:cs="Times New Roman"/>
+        </w:rPr>
+        <w:t>8. Registration</w:t>
+      </w:r>
+    </w:p>
+    <w:tbl>
+      <w:tblPr>
+        <w:tblStyle w:val="TableGrid"/>
+        <w:tblW w:w="9360" w:type="dxa"/>
+        <w:jc w:val="center"/>
+        <w:tblLayout w:type="fixed"/>
+        <w:tblLook w:val="04A0" w:firstRow="1" w:lastRow="0" w:firstColumn="1" w:lastColumn="0" w:noHBand="0" w:noVBand="1"/>
+      </w:tblPr>
+      <w:tblGrid>
+        <w:gridCol w:w="3000"/>
+        <w:gridCol w:w="2000"/>
+        <w:gridCol w:w="4360"/>
+      </w:tblGrid>
+      <w:tr>
+        <w:trPr>
+          <w:cnfStyle w:val="100000000000" w:firstRow="1" w:lastRow="0" w:firstColumn="0" w:lastColumn="0" w:oddVBand="0" w:evenVBand="0" w:oddHBand="0" w:evenHBand="0" w:firstRowFirstColumn="0" w:firstRowLastColumn="0" w:lastRowFirstColumn="0" w:lastRowLastColumn="0"/>
+          <w:tblHeader/>
+          <w:jc w:val="center"/>
+        </w:trPr>
+        <w:tc>
+          <w:tcPr>
+            <w:tcW w:w="3000" w:type="dxa"/>
+            <w:shd w:val="clear" w:color="auto" w:fill="E8EEF5"/>
+            <w:tcMar>
+              <w:top w:w="80" w:type="dxa"/>
+              <w:left w:w="120" w:type="dxa"/>
+              <w:bottom w:w="80" w:type="dxa"/>
+              <w:right w:w="120" w:type="dxa"/>
+            </w:tcMar>
+          </w:tcPr>
+          <w:p>
+            <w:pPr>
+              <w:spacing w:after="0"/>
+              <w:ind w:left="-180"/>
+              <w:rPr>
+                <w:rFonts w:ascii="Times New Roman" w:hAnsi="Times New Roman" w:cs="Times New Roman"/>
+              </w:rPr>
+            </w:pPr>
+            <w:r>
+              <w:rPr>
+                <w:rFonts w:ascii="Times New Roman" w:hAnsi="Times New Roman" w:cs="Times New Roman"/>
+                <w:color w:val="1F4D78"/>
+                <w:sz w:val="20"/>
+              </w:rPr>
+              <w:t>Field</w:t>
+            </w:r>
+          </w:p>
+        </w:tc>
+        <w:tc>
+          <w:tcPr>
+            <w:tcW w:w="2000" w:type="dxa"/>
+            <w:shd w:val="clear" w:color="auto" w:fill="E8EEF5"/>
+            <w:tcMar>
+              <w:top w:w="80" w:type="dxa"/>
+              <w:left w:w="120" w:type="dxa"/>
+              <w:bottom w:w="80" w:type="dxa"/>
+              <w:right w:w="120" w:type="dxa"/>
+            </w:tcMar>
+          </w:tcPr>
+          <w:p>
+            <w:pPr>
+              <w:spacing w:after="0"/>
+              <w:ind w:left="-180"/>
+              <w:rPr>
+                <w:rFonts w:ascii="Times New Roman" w:hAnsi="Times New Roman" w:cs="Times New Roman"/>
+              </w:rPr>
+            </w:pPr>
+            <w:r>
+              <w:rPr>
+                <w:rFonts w:ascii="Times New Roman" w:hAnsi="Times New Roman" w:cs="Times New Roman"/>
+                <w:color w:val="1F4D78"/>
+                <w:sz w:val="20"/>
+              </w:rPr>
+              <w:t>Data type</w:t>
+            </w:r>
+          </w:p>
+        </w:tc>
+        <w:tc>
+          <w:tcPr>
+            <w:tcW w:w="4360" w:type="dxa"/>
+            <w:shd w:val="clear" w:color="auto" w:fill="E8EEF5"/>
+            <w:tcMar>
+              <w:top w:w="80" w:type="dxa"/>
+              <w:left w:w="120" w:type="dxa"/>
+              <w:bottom w:w="80" w:type="dxa"/>
+              <w:right w:w="120" w:type="dxa"/>
+            </w:tcMar>
+          </w:tcPr>
+          <w:p>
+            <w:pPr>
+              <w:spacing w:after="0"/>
+              <w:ind w:left="-180"/>
+              <w:rPr>
+                <w:rFonts w:ascii="Times New Roman" w:hAnsi="Times New Roman" w:cs="Times New Roman"/>
+              </w:rPr>
+            </w:pPr>
+            <w:r>
+              <w:rPr>
+                <w:rFonts w:ascii="Times New Roman" w:hAnsi="Times New Roman" w:cs="Times New Roman"/>
+                <w:color w:val="1F4D78"/>
+                <w:sz w:val="20"/>
+              </w:rPr>
+              <w:t>Key / constraint</w:t>
+            </w:r>
+          </w:p>
+        </w:tc>
+      </w:tr>
+      <w:tr>
+        <w:trPr>
+          <w:jc w:val="center"/>
+        </w:trPr>
+        <w:tc>
+          <w:tcPr>
+            <w:tcW w:w="3000" w:type="dxa"/>
+            <w:tcMar>
+              <w:top w:w="80" w:type="dxa"/>
+              <w:left w:w="120" w:type="dxa"/>
+              <w:bottom w:w="80" w:type="dxa"/>
+              <w:right w:w="120" w:type="dxa"/>
+            </w:tcMar>
+          </w:tcPr>
+          <w:p>
+            <w:pPr>
+              <w:spacing w:after="0" w:line="259" w:lineRule="auto"/>
+              <w:ind w:left="-180"/>
+              <w:jc w:val="center"/>
+              <w:rPr>
+                <w:rFonts w:ascii="Times New Roman" w:hAnsi="Times New Roman" w:cs="Times New Roman"/>
+              </w:rPr>
+            </w:pPr>
+            <w:proofErr w:type="spellStart"/>
+            <w:r>
+              <w:rPr>
+                <w:rFonts w:ascii="Times New Roman" w:hAnsi="Times New Roman" w:cs="Times New Roman"/>
+                <w:b/>
+                <w:color w:val="000000"/>
+                <w:sz w:val="19"/>
+              </w:rPr>
+              <w:t>registration_id</w:t>
+            </w:r>
+            <w:proofErr w:type="spellEnd"/>
+          </w:p>
+        </w:tc>
+        <w:tc>
+          <w:tcPr>
+            <w:tcW w:w="2000" w:type="dxa"/>
+            <w:tcMar>
+              <w:top w:w="80" w:type="dxa"/>
+              <w:left w:w="120" w:type="dxa"/>
+              <w:bottom w:w="80" w:type="dxa"/>
+              <w:right w:w="120" w:type="dxa"/>
+            </w:tcMar>
+          </w:tcPr>
+          <w:p>
+            <w:pPr>
+              <w:spacing w:after="0" w:line="259" w:lineRule="auto"/>
+              <w:ind w:left="-180"/>
+              <w:jc w:val="center"/>
+              <w:rPr>
+                <w:rFonts w:ascii="Times New Roman" w:hAnsi="Times New Roman" w:cs="Times New Roman"/>
+              </w:rPr>
+            </w:pPr>
+            <w:r>
+              <w:rPr>
+                <w:rFonts w:ascii="Times New Roman" w:hAnsi="Times New Roman" w:cs="Times New Roman"/>
+                <w:color w:val="000000"/>
+                <w:sz w:val="19"/>
+              </w:rPr>
+              <w:t>INT</w:t>
+            </w:r>
+          </w:p>
+        </w:tc>
+        <w:tc>
+          <w:tcPr>
+            <w:tcW w:w="4360" w:type="dxa"/>
+            <w:tcMar>
+              <w:top w:w="80" w:type="dxa"/>
+              <w:left w:w="120" w:type="dxa"/>
+              <w:bottom w:w="80" w:type="dxa"/>
+              <w:right w:w="120" w:type="dxa"/>
+            </w:tcMar>
+          </w:tcPr>
+          <w:p>
+            <w:pPr>
+              <w:spacing w:after="0" w:line="259" w:lineRule="auto"/>
+              <w:ind w:left="-180"/>
+              <w:jc w:val="center"/>
+              <w:rPr>
+                <w:rFonts w:ascii="Times New Roman" w:hAnsi="Times New Roman" w:cs="Times New Roman"/>
+              </w:rPr>
+            </w:pPr>
+            <w:r>
+              <w:rPr>
+                <w:rFonts w:ascii="Times New Roman" w:hAnsi="Times New Roman" w:cs="Times New Roman"/>
+                <w:color w:val="000000"/>
+                <w:sz w:val="19"/>
+              </w:rPr>
+              <w:t>PK, auto increment</w:t>
+            </w:r>
+          </w:p>
+        </w:tc>
+      </w:tr>
+      <w:tr>
+        <w:trPr>
+          <w:jc w:val="center"/>
+        </w:trPr>
+        <w:tc>
+          <w:tcPr>
+            <w:tcW w:w="3000" w:type="dxa"/>
+            <w:tcMar>
+              <w:top w:w="80" w:type="dxa"/>
+              <w:left w:w="120" w:type="dxa"/>
+              <w:bottom w:w="80" w:type="dxa"/>
+              <w:right w:w="120" w:type="dxa"/>
+            </w:tcMar>
+          </w:tcPr>
+          <w:p>
+            <w:pPr>
+              <w:spacing w:after="0" w:line="259" w:lineRule="auto"/>
+              <w:ind w:left="-180"/>
+              <w:jc w:val="center"/>
+              <w:rPr>
+                <w:rFonts w:ascii="Times New Roman" w:hAnsi="Times New Roman" w:cs="Times New Roman"/>
+              </w:rPr>
+            </w:pPr>
+            <w:proofErr w:type="spellStart"/>
+            <w:r>
+              <w:rPr>
+                <w:rFonts w:ascii="Times New Roman" w:hAnsi="Times New Roman" w:cs="Times New Roman"/>
+                <w:b/>
+                <w:color w:val="000000"/>
+                <w:sz w:val="19"/>
+              </w:rPr>
+              <w:t>student_id</w:t>
+            </w:r>
+            <w:proofErr w:type="spellEnd"/>
+          </w:p>
+        </w:tc>
+        <w:tc>
+          <w:tcPr>
+            <w:tcW w:w="2000" w:type="dxa"/>
+            <w:tcMar>
+              <w:top w:w="80" w:type="dxa"/>
+              <w:left w:w="120" w:type="dxa"/>
+              <w:bottom w:w="80" w:type="dxa"/>
+              <w:right w:w="120" w:type="dxa"/>
+            </w:tcMar>
+          </w:tcPr>
+          <w:p>
+            <w:pPr>
+              <w:spacing w:after="0" w:line="259" w:lineRule="auto"/>
+              <w:ind w:left="-180"/>
+              <w:jc w:val="center"/>
+              <w:rPr>
+                <w:rFonts w:ascii="Times New Roman" w:hAnsi="Times New Roman" w:cs="Times New Roman"/>
+              </w:rPr>
+            </w:pPr>
+            <w:r>
+              <w:rPr>
+                <w:rFonts w:ascii="Times New Roman" w:hAnsi="Times New Roman" w:cs="Times New Roman"/>
+                <w:color w:val="000000"/>
+                <w:sz w:val="19"/>
+              </w:rPr>
+              <w:t>INT</w:t>
+            </w:r>
+          </w:p>
+        </w:tc>
+        <w:tc>
+          <w:tcPr>
+            <w:tcW w:w="4360" w:type="dxa"/>
+            <w:tcMar>
+              <w:top w:w="80" w:type="dxa"/>
+              <w:left w:w="120" w:type="dxa"/>
+              <w:bottom w:w="80" w:type="dxa"/>
+              <w:right w:w="120" w:type="dxa"/>
+            </w:tcMar>
+          </w:tcPr>
+          <w:p>
+            <w:pPr>
+              <w:spacing w:after="0" w:line="259" w:lineRule="auto"/>
+              <w:ind w:left="-180"/>
+              <w:jc w:val="center"/>
+              <w:rPr>
+                <w:rFonts w:ascii="Times New Roman" w:hAnsi="Times New Roman" w:cs="Times New Roman"/>
+              </w:rPr>
+            </w:pPr>
+            <w:r>
+              <w:rPr>
+                <w:rFonts w:ascii="Times New Roman" w:hAnsi="Times New Roman" w:cs="Times New Roman"/>
+                <w:color w:val="000000"/>
+                <w:sz w:val="19"/>
+              </w:rPr>
+              <w:t xml:space="preserve">FK -&gt; </w:t>
+            </w:r>
+            <w:proofErr w:type="spellStart"/>
+            <w:r>
+              <w:rPr>
+                <w:rFonts w:ascii="Times New Roman" w:hAnsi="Times New Roman" w:cs="Times New Roman"/>
+                <w:color w:val="000000"/>
+                <w:sz w:val="19"/>
+              </w:rPr>
+              <w:t>Student.student_id</w:t>
+            </w:r>
+            <w:proofErr w:type="spellEnd"/>
+          </w:p>
+        </w:tc>
+      </w:tr>
+      <w:tr>
+        <w:trPr>
+          <w:jc w:val="center"/>
+        </w:trPr>
+        <w:tc>
+          <w:tcPr>
+            <w:tcW w:w="3000" w:type="dxa"/>
+            <w:tcMar>
+              <w:top w:w="80" w:type="dxa"/>
+              <w:left w:w="120" w:type="dxa"/>
+              <w:bottom w:w="80" w:type="dxa"/>
+              <w:right w:w="120" w:type="dxa"/>
+            </w:tcMar>
+          </w:tcPr>
+          <w:p>
+            <w:pPr>
+              <w:spacing w:after="0" w:line="259" w:lineRule="auto"/>
+              <w:ind w:left="-180"/>
+              <w:jc w:val="center"/>
+              <w:rPr>
+                <w:rFonts w:ascii="Times New Roman" w:hAnsi="Times New Roman" w:cs="Times New Roman"/>
+              </w:rPr>
+            </w:pPr>
+            <w:proofErr w:type="spellStart"/>
+            <w:r>
+              <w:rPr>
+                <w:rFonts w:ascii="Times New Roman" w:hAnsi="Times New Roman" w:cs="Times New Roman"/>
+                <w:b/>
+                <w:color w:val="000000"/>
+                <w:sz w:val="19"/>
+              </w:rPr>
+              <w:t>activity_id</w:t>
+            </w:r>
+            <w:proofErr w:type="spellEnd"/>
+          </w:p>
+        </w:tc>
+        <w:tc>
+          <w:tcPr>
+            <w:tcW w:w="2000" w:type="dxa"/>
+            <w:tcMar>
+              <w:top w:w="80" w:type="dxa"/>
+              <w:left w:w="120" w:type="dxa"/>
+              <w:bottom w:w="80" w:type="dxa"/>
+              <w:right w:w="120" w:type="dxa"/>
+            </w:tcMar>
+          </w:tcPr>
+          <w:p>
+            <w:pPr>
+              <w:spacing w:after="0" w:line="259" w:lineRule="auto"/>
+              <w:ind w:left="-180"/>
+              <w:jc w:val="center"/>
+              <w:rPr>
+                <w:rFonts w:ascii="Times New Roman" w:hAnsi="Times New Roman" w:cs="Times New Roman"/>
+              </w:rPr>
+            </w:pPr>
+            <w:r>
+              <w:rPr>
+                <w:rFonts w:ascii="Times New Roman" w:hAnsi="Times New Roman" w:cs="Times New Roman"/>
+                <w:color w:val="000000"/>
+                <w:sz w:val="19"/>
+              </w:rPr>
+              <w:t>INT</w:t>
+            </w:r>
+          </w:p>
+        </w:tc>
+        <w:tc>
+          <w:tcPr>
+            <w:tcW w:w="4360" w:type="dxa"/>
+            <w:tcMar>
+              <w:top w:w="80" w:type="dxa"/>
+              <w:left w:w="120" w:type="dxa"/>
+              <w:bottom w:w="80" w:type="dxa"/>
+              <w:right w:w="120" w:type="dxa"/>
+            </w:tcMar>
+          </w:tcPr>
+          <w:p>
+            <w:pPr>
+              <w:spacing w:after="0" w:line="259" w:lineRule="auto"/>
+              <w:ind w:left="-180"/>
+              <w:jc w:val="center"/>
+              <w:rPr>
+                <w:rFonts w:ascii="Times New Roman" w:hAnsi="Times New Roman" w:cs="Times New Roman"/>
+              </w:rPr>
+            </w:pPr>
+            <w:r>
+              <w:rPr>
+                <w:rFonts w:ascii="Times New Roman" w:hAnsi="Times New Roman" w:cs="Times New Roman"/>
+                <w:color w:val="000000"/>
+                <w:sz w:val="19"/>
+              </w:rPr>
+              <w:t xml:space="preserve">FK -&gt; </w:t>
+            </w:r>
+            <w:proofErr w:type="spellStart"/>
+            <w:r>
+              <w:rPr>
+                <w:rFonts w:ascii="Times New Roman" w:hAnsi="Times New Roman" w:cs="Times New Roman"/>
+                <w:color w:val="000000"/>
+                <w:sz w:val="19"/>
+              </w:rPr>
+              <w:t>Activity.activity_id</w:t>
+            </w:r>
+            <w:proofErr w:type="spellEnd"/>
+          </w:p>
+        </w:tc>
+      </w:tr>
+      <w:tr>
+        <w:trPr>
+          <w:jc w:val="center"/>
+        </w:trPr>
+        <w:tc>
+          <w:tcPr>
+            <w:tcW w:w="3000" w:type="dxa"/>
+            <w:tcMar>
+              <w:top w:w="80" w:type="dxa"/>
+              <w:left w:w="120" w:type="dxa"/>
+              <w:bottom w:w="80" w:type="dxa"/>
+              <w:right w:w="120" w:type="dxa"/>
+            </w:tcMar>
+          </w:tcPr>
+          <w:p>
+            <w:pPr>
+              <w:spacing w:after="0" w:line="259" w:lineRule="auto"/>
+              <w:ind w:left="-180"/>
+              <w:jc w:val="center"/>
+              <w:rPr>
+                <w:rFonts w:ascii="Times New Roman" w:hAnsi="Times New Roman" w:cs="Times New Roman"/>
+              </w:rPr>
+            </w:pPr>
+            <w:proofErr w:type="spellStart"/>
+            <w:r>
+              <w:rPr>
+                <w:rFonts w:ascii="Times New Roman" w:hAnsi="Times New Roman" w:cs="Times New Roman"/>
+                <w:b/>
+                <w:color w:val="000000"/>
+                <w:sz w:val="19"/>
+              </w:rPr>
+              <w:t>registration_date</w:t>
+            </w:r>
+            <w:proofErr w:type="spellEnd"/>
+          </w:p>
+        </w:tc>
+        <w:tc>
+          <w:tcPr>
+            <w:tcW w:w="2000" w:type="dxa"/>
+            <w:tcMar>
+              <w:top w:w="80" w:type="dxa"/>
+              <w:left w:w="120" w:type="dxa"/>
+              <w:bottom w:w="80" w:type="dxa"/>
+              <w:right w:w="120" w:type="dxa"/>
+            </w:tcMar>
+          </w:tcPr>
+          <w:p>
+            <w:pPr>
+              <w:spacing w:after="0" w:line="259" w:lineRule="auto"/>
+              <w:ind w:left="-180"/>
+              <w:jc w:val="center"/>
+              <w:rPr>
+                <w:rFonts w:ascii="Times New Roman" w:hAnsi="Times New Roman" w:cs="Times New Roman"/>
+              </w:rPr>
+            </w:pPr>
+            <w:r>
+              <w:rPr>
+                <w:rFonts w:ascii="Times New Roman" w:hAnsi="Times New Roman" w:cs="Times New Roman"/>
+                <w:color w:val="000000"/>
+                <w:sz w:val="19"/>
+              </w:rPr>
+              <w:t>DATETIME</w:t>
+            </w:r>
+          </w:p>
+        </w:tc>
+        <w:tc>
+          <w:tcPr>
+            <w:tcW w:w="4360" w:type="dxa"/>
+            <w:tcMar>
+              <w:top w:w="80" w:type="dxa"/>
+              <w:left w:w="120" w:type="dxa"/>
+              <w:bottom w:w="80" w:type="dxa"/>
+              <w:right w:w="120" w:type="dxa"/>
+            </w:tcMar>
+          </w:tcPr>
+          <w:p>
+            <w:pPr>
+              <w:spacing w:after="0" w:line="259" w:lineRule="auto"/>
+              <w:ind w:left="-180"/>
+              <w:jc w:val="center"/>
+              <w:rPr>
+                <w:rFonts w:ascii="Times New Roman" w:hAnsi="Times New Roman" w:cs="Times New Roman"/>
+              </w:rPr>
+            </w:pPr>
+            <w:r>
+              <w:rPr>
+                <w:rFonts w:ascii="Times New Roman" w:hAnsi="Times New Roman" w:cs="Times New Roman"/>
+                <w:color w:val="000000"/>
+                <w:sz w:val="19"/>
+              </w:rPr>
+              <w:t>NOT NULL</w:t>
+            </w:r>
+          </w:p>
+        </w:tc>
+      </w:tr>
+      <w:tr>
+        <w:trPr>
+          <w:jc w:val="center"/>
+        </w:trPr>
+        <w:tc>
+          <w:tcPr>
+            <w:tcW w:w="3000" w:type="dxa"/>
+            <w:tcMar>
+              <w:top w:w="80" w:type="dxa"/>
+              <w:left w:w="120" w:type="dxa"/>
+              <w:bottom w:w="80" w:type="dxa"/>
+              <w:right w:w="120" w:type="dxa"/>
+            </w:tcMar>
+          </w:tcPr>
+          <w:p>
+            <w:pPr>
+              <w:spacing w:after="0" w:line="259" w:lineRule="auto"/>
+              <w:ind w:left="-180"/>
+              <w:jc w:val="center"/>
+              <w:rPr>
+                <w:rFonts w:ascii="Times New Roman" w:hAnsi="Times New Roman" w:cs="Times New Roman"/>
+              </w:rPr>
+            </w:pPr>
+            <w:proofErr w:type="spellStart"/>
+            <w:r>
+              <w:rPr>
+                <w:rFonts w:ascii="Times New Roman" w:hAnsi="Times New Roman" w:cs="Times New Roman"/>
+                <w:b/>
+                <w:color w:val="000000"/>
+                <w:sz w:val="19"/>
+              </w:rPr>
+              <w:t>registration_status</w:t>
+            </w:r>
+            <w:proofErr w:type="spellEnd"/>
+          </w:p>
+        </w:tc>
+        <w:tc>
+          <w:tcPr>
+            <w:tcW w:w="2000" w:type="dxa"/>
+            <w:tcMar>
+              <w:top w:w="80" w:type="dxa"/>
+              <w:left w:w="120" w:type="dxa"/>
+              <w:bottom w:w="80" w:type="dxa"/>
+              <w:right w:w="120" w:type="dxa"/>
+            </w:tcMar>
+          </w:tcPr>
+          <w:p>
+            <w:pPr>
+              <w:spacing w:after="0" w:line="259" w:lineRule="auto"/>
+              <w:ind w:left="-180"/>
+              <w:jc w:val="center"/>
+              <w:rPr>
+                <w:rFonts w:ascii="Times New Roman" w:hAnsi="Times New Roman" w:cs="Times New Roman"/>
+              </w:rPr>
+            </w:pPr>
+            <w:r>
+              <w:rPr>
+                <w:rFonts w:ascii="Times New Roman" w:hAnsi="Times New Roman" w:cs="Times New Roman"/>
+                <w:color w:val="000000"/>
+                <w:sz w:val="19"/>
+              </w:rPr>
+              <w:t>VARCHAR(20)</w:t>
+            </w:r>
+          </w:p>
+        </w:tc>
+        <w:tc>
+          <w:tcPr>
+            <w:tcW w:w="4360" w:type="dxa"/>
+            <w:tcMar>
+              <w:top w:w="80" w:type="dxa"/>
+              <w:left w:w="120" w:type="dxa"/>
+              <w:bottom w:w="80" w:type="dxa"/>
+              <w:right w:w="120" w:type="dxa"/>
+            </w:tcMar>
+          </w:tcPr>
+          <w:p>
+            <w:pPr>
+              <w:spacing w:after="0" w:line="259" w:lineRule="auto"/>
+              <w:ind w:left="-180"/>
+              <w:jc w:val="center"/>
+              <w:rPr>
+                <w:rFonts w:ascii="Times New Roman" w:hAnsi="Times New Roman" w:cs="Times New Roman"/>
+              </w:rPr>
+            </w:pPr>
+            <w:r>
+              <w:rPr>
+                <w:rFonts w:ascii="Times New Roman" w:hAnsi="Times New Roman" w:cs="Times New Roman"/>
+                <w:color w:val="000000"/>
+                <w:sz w:val="19"/>
+              </w:rPr>
+              <w:t>Confirmed / Waitlisted / Cancelled</w:t>
+            </w:r>
+          </w:p>
+        </w:tc>
+      </w:tr>
+      <w:tr>
+        <w:trPr>
+          <w:jc w:val="center"/>
+        </w:trPr>
+        <w:tc>
+          <w:tcPr>
+            <w:tcW w:w="3000" w:type="dxa"/>
+            <w:tcMar>
+              <w:top w:w="80" w:type="dxa"/>
+              <w:left w:w="120" w:type="dxa"/>
+              <w:bottom w:w="80" w:type="dxa"/>
+              <w:right w:w="120" w:type="dxa"/>
+            </w:tcMar>
+          </w:tcPr>
+          <w:p>
+            <w:pPr>
+              <w:spacing w:after="0" w:line="259" w:lineRule="auto"/>
+              <w:ind w:left="-180"/>
+              <w:jc w:val="center"/>
+              <w:rPr>
+                <w:rFonts w:ascii="Times New Roman" w:hAnsi="Times New Roman" w:cs="Times New Roman"/>
+              </w:rPr>
+            </w:pPr>
+            <w:proofErr w:type="spellStart"/>
+            <w:r>
+              <w:rPr>
+                <w:rFonts w:ascii="Times New Roman" w:hAnsi="Times New Roman" w:cs="Times New Roman"/>
+                <w:b/>
+                <w:color w:val="000000"/>
+                <w:sz w:val="19"/>
+              </w:rPr>
+              <w:t>waitlist_position</w:t>
+            </w:r>
+            <w:proofErr w:type="spellEnd"/>
+          </w:p>
+        </w:tc>
+        <w:tc>
+          <w:tcPr>
+            <w:tcW w:w="2000" w:type="dxa"/>
+            <w:tcMar>
+              <w:top w:w="80" w:type="dxa"/>
+              <w:left w:w="120" w:type="dxa"/>
+              <w:bottom w:w="80" w:type="dxa"/>
+              <w:right w:w="120" w:type="dxa"/>
+            </w:tcMar>
+          </w:tcPr>
+          <w:p>
+            <w:pPr>
+              <w:spacing w:after="0" w:line="259" w:lineRule="auto"/>
+              <w:ind w:left="-180"/>
+              <w:jc w:val="center"/>
+              <w:rPr>
+                <w:rFonts w:ascii="Times New Roman" w:hAnsi="Times New Roman" w:cs="Times New Roman"/>
+              </w:rPr>
+            </w:pPr>
+            <w:r>
+              <w:rPr>
+                <w:rFonts w:ascii="Times New Roman" w:hAnsi="Times New Roman" w:cs="Times New Roman"/>
+                <w:color w:val="000000"/>
+                <w:sz w:val="19"/>
+              </w:rPr>
+              <w:t>INT</w:t>
+            </w:r>
+          </w:p>
+        </w:tc>
+        <w:tc>
+          <w:tcPr>
+            <w:tcW w:w="4360" w:type="dxa"/>
+            <w:tcMar>
+              <w:top w:w="80" w:type="dxa"/>
+              <w:left w:w="120" w:type="dxa"/>
+              <w:bottom w:w="80" w:type="dxa"/>
+              <w:right w:w="120" w:type="dxa"/>
+            </w:tcMar>
+          </w:tcPr>
+          <w:p>
+            <w:pPr>
+              <w:spacing w:after="0" w:line="259" w:lineRule="auto"/>
+              <w:ind w:left="-180"/>
+              <w:jc w:val="center"/>
+              <w:rPr>
+                <w:rFonts w:ascii="Times New Roman" w:hAnsi="Times New Roman" w:cs="Times New Roman"/>
+              </w:rPr>
+            </w:pPr>
+            <w:r>
+              <w:rPr>
+                <w:rFonts w:ascii="Times New Roman" w:hAnsi="Times New Roman" w:cs="Times New Roman"/>
+                <w:color w:val="000000"/>
+                <w:sz w:val="19"/>
+              </w:rPr>
+              <w:t>NULL when not waitlisted</w:t>
+            </w:r>
+          </w:p>
+        </w:tc>
+      </w:tr>
+      <w:tr>
+        <w:trPr>
+          <w:jc w:val="center"/>
+        </w:trPr>
+        <w:tc>
+          <w:tcPr>
+            <w:tcW w:w="3000" w:type="dxa"/>
+            <w:tcMar>
+              <w:top w:w="80" w:type="dxa"/>
+              <w:left w:w="120" w:type="dxa"/>
+              <w:bottom w:w="80" w:type="dxa"/>
+              <w:right w:w="120" w:type="dxa"/>
+            </w:tcMar>
+          </w:tcPr>
+          <w:p>
+            <w:pPr>
+              <w:spacing w:after="0" w:line="259" w:lineRule="auto"/>
+              <w:ind w:left="-180"/>
+              <w:jc w:val="center"/>
+              <w:rPr>
+                <w:rFonts w:ascii="Times New Roman" w:hAnsi="Times New Roman" w:cs="Times New Roman"/>
+              </w:rPr>
+            </w:pPr>
+            <w:proofErr w:type="spellStart"/>
+            <w:r>
+              <w:rPr>
+                <w:rFonts w:ascii="Times New Roman" w:hAnsi="Times New Roman" w:cs="Times New Roman"/>
+                <w:b/>
+                <w:color w:val="000000"/>
+                <w:sz w:val="19"/>
+              </w:rPr>
+              <w:t>approved_by</w:t>
+            </w:r>
+            <w:proofErr w:type="spellEnd"/>
+          </w:p>
+        </w:tc>
+        <w:tc>
+          <w:tcPr>
+            <w:tcW w:w="2000" w:type="dxa"/>
+            <w:tcMar>
+              <w:top w:w="80" w:type="dxa"/>
+              <w:left w:w="120" w:type="dxa"/>
+              <w:bottom w:w="80" w:type="dxa"/>
+              <w:right w:w="120" w:type="dxa"/>
+            </w:tcMar>
+          </w:tcPr>
+          <w:p>
+            <w:pPr>
+              <w:spacing w:after="0" w:line="259" w:lineRule="auto"/>
+              <w:ind w:left="-180"/>
+              <w:jc w:val="center"/>
+              <w:rPr>
+                <w:rFonts w:ascii="Times New Roman" w:hAnsi="Times New Roman" w:cs="Times New Roman"/>
+              </w:rPr>
+            </w:pPr>
+            <w:r>
+              <w:rPr>
+                <w:rFonts w:ascii="Times New Roman" w:hAnsi="Times New Roman" w:cs="Times New Roman"/>
+                <w:color w:val="000000"/>
+                <w:sz w:val="19"/>
+              </w:rPr>
+              <w:t>INT</w:t>
+            </w:r>
+          </w:p>
+        </w:tc>
+        <w:tc>
+          <w:tcPr>
+            <w:tcW w:w="4360" w:type="dxa"/>
+            <w:tcMar>
+              <w:top w:w="80" w:type="dxa"/>
+              <w:left w:w="120" w:type="dxa"/>
+              <w:bottom w:w="80" w:type="dxa"/>
+              <w:right w:w="120" w:type="dxa"/>
+            </w:tcMar>
+          </w:tcPr>
+          <w:p>
+            <w:pPr>
+              <w:spacing w:after="0" w:line="259" w:lineRule="auto"/>
+              <w:ind w:left="-180"/>
+              <w:jc w:val="center"/>
+              <w:rPr>
+                <w:rFonts w:ascii="Times New Roman" w:hAnsi="Times New Roman" w:cs="Times New Roman"/>
+              </w:rPr>
+            </w:pPr>
+            <w:r>
+              <w:rPr>
+                <w:rFonts w:ascii="Times New Roman" w:hAnsi="Times New Roman" w:cs="Times New Roman"/>
+                <w:color w:val="000000"/>
+                <w:sz w:val="19"/>
+              </w:rPr>
+              <w:t xml:space="preserve">FK -&gt; </w:t>
+            </w:r>
+            <w:proofErr w:type="spellStart"/>
+            <w:r>
+              <w:rPr>
+                <w:rFonts w:ascii="Times New Roman" w:hAnsi="Times New Roman" w:cs="Times New Roman"/>
+                <w:color w:val="000000"/>
+                <w:sz w:val="19"/>
+              </w:rPr>
+              <w:t>Organizer.organizer_id</w:t>
+            </w:r>
+            <w:proofErr w:type="spellEnd"/>
+            <w:r>
+              <w:rPr>
+                <w:rFonts w:ascii="Times New Roman" w:hAnsi="Times New Roman" w:cs="Times New Roman"/>
+                <w:color w:val="000000"/>
+                <w:sz w:val="19"/>
+              </w:rPr>
+              <w:t>, NULL</w:t>
+            </w:r>
+          </w:p>
+        </w:tc>
+      </w:tr>
+      <w:tr>
+        <w:trPr>
+          <w:jc w:val="center"/>
+        </w:trPr>
+        <w:tc>
+          <w:tcPr>
+            <w:tcW w:w="3000" w:type="dxa"/>
+            <w:tcMar>
+              <w:top w:w="80" w:type="dxa"/>
+              <w:left w:w="120" w:type="dxa"/>
+              <w:bottom w:w="80" w:type="dxa"/>
+              <w:right w:w="120" w:type="dxa"/>
+            </w:tcMar>
+          </w:tcPr>
+          <w:p>
+            <w:pPr>
+              <w:spacing w:after="0" w:line="259" w:lineRule="auto"/>
+              <w:ind w:left="-180"/>
+              <w:jc w:val="center"/>
+              <w:rPr>
+                <w:rFonts w:ascii="Times New Roman" w:hAnsi="Times New Roman" w:cs="Times New Roman"/>
+              </w:rPr>
+            </w:pPr>
+            <w:proofErr w:type="spellStart"/>
+            <w:r>
+              <w:rPr>
+                <w:rFonts w:ascii="Times New Roman" w:hAnsi="Times New Roman" w:cs="Times New Roman"/>
+                <w:b/>
+                <w:color w:val="000000"/>
+                <w:sz w:val="19"/>
+              </w:rPr>
+              <w:t>student_id</w:t>
+            </w:r>
+            <w:proofErr w:type="spellEnd"/>
+            <w:r>
+              <w:rPr>
+                <w:rFonts w:ascii="Times New Roman" w:hAnsi="Times New Roman" w:cs="Times New Roman"/>
+                <w:b/>
+                <w:color w:val="000000"/>
+                <w:sz w:val="19"/>
+              </w:rPr>
+              <w:t xml:space="preserve"> + </w:t>
+            </w:r>
+            <w:proofErr w:type="spellStart"/>
+            <w:r>
+              <w:rPr>
+                <w:rFonts w:ascii="Times New Roman" w:hAnsi="Times New Roman" w:cs="Times New Roman"/>
+                <w:b/>
+                <w:color w:val="000000"/>
+                <w:sz w:val="19"/>
+              </w:rPr>
+              <w:t>activity_id</w:t>
+            </w:r>
+            <w:proofErr w:type="spellEnd"/>
+          </w:p>
+        </w:tc>
+        <w:tc>
+          <w:tcPr>
+            <w:tcW w:w="2000" w:type="dxa"/>
+            <w:tcMar>
+              <w:top w:w="80" w:type="dxa"/>
+              <w:left w:w="120" w:type="dxa"/>
+              <w:bottom w:w="80" w:type="dxa"/>
+              <w:right w:w="120" w:type="dxa"/>
+            </w:tcMar>
+          </w:tcPr>
+          <w:p>
+            <w:pPr>
+              <w:spacing w:after="0" w:line="259" w:lineRule="auto"/>
+              <w:ind w:left="-180"/>
+              <w:jc w:val="center"/>
+              <w:rPr>
+                <w:rFonts w:ascii="Times New Roman" w:hAnsi="Times New Roman" w:cs="Times New Roman"/>
+              </w:rPr>
+            </w:pPr>
+            <w:r>
+              <w:rPr>
+                <w:rFonts w:ascii="Times New Roman" w:hAnsi="Times New Roman" w:cs="Times New Roman"/>
+                <w:color w:val="000000"/>
+                <w:sz w:val="19"/>
+              </w:rPr>
+              <w:t>-</w:t>
+            </w:r>
+          </w:p>
+        </w:tc>
+        <w:tc>
+          <w:tcPr>
+            <w:tcW w:w="4360" w:type="dxa"/>
+            <w:tcMar>
+              <w:top w:w="80" w:type="dxa"/>
+              <w:left w:w="120" w:type="dxa"/>
+              <w:bottom w:w="80" w:type="dxa"/>
+              <w:right w:w="120" w:type="dxa"/>
+            </w:tcMar>
+          </w:tcPr>
+          <w:p>
+            <w:pPr>
+              <w:spacing w:after="0" w:line="259" w:lineRule="auto"/>
+              <w:ind w:left="-180"/>
+              <w:jc w:val="center"/>
+              <w:rPr>
+                <w:rFonts w:ascii="Times New Roman" w:hAnsi="Times New Roman" w:cs="Times New Roman"/>
+              </w:rPr>
+            </w:pPr>
+            <w:r>
+              <w:rPr>
+                <w:rFonts w:ascii="Times New Roman" w:hAnsi="Times New Roman" w:cs="Times New Roman"/>
+                <w:color w:val="000000"/>
+                <w:sz w:val="19"/>
+              </w:rPr>
+              <w:t>UNIQUE composite constraint</w:t>
+            </w:r>
+          </w:p>
+        </w:tc>
+      </w:tr>
+    </w:tbl>
+    <w:p>
+      <w:pPr>
+        <w:spacing w:after="40"/>
+        <w:ind w:left="-180"/>
+        <w:jc w:val="center"/>
+        <w:rPr>
+          <w:rFonts w:ascii="Times New Roman" w:hAnsi="Times New Roman" w:cs="Times New Roman"/>
+        </w:rPr>
+      </w:pPr>
+    </w:p>
+    <w:p>
+      <w:pPr>
+        <w:pStyle w:val="Heading2"/>
+        <w:ind w:left="-180"/>
+        <w:jc w:val="center"/>
+        <w:rPr>
+          <w:rFonts w:ascii="Times New Roman" w:hAnsi="Times New Roman" w:cs="Times New Roman"/>
+        </w:rPr>
+      </w:pPr>
+      <w:r>
+        <w:rPr>
+          <w:rFonts w:ascii="Times New Roman" w:hAnsi="Times New Roman" w:cs="Times New Roman"/>
+        </w:rPr>
+        <w:t>9. Attendance</w:t>
+      </w:r>
+    </w:p>
+    <w:tbl>
+      <w:tblPr>
+        <w:tblStyle w:val="TableGrid"/>
+        <w:tblW w:w="9360" w:type="dxa"/>
+        <w:jc w:val="center"/>
+        <w:tblLayout w:type="fixed"/>
+        <w:tblLook w:val="04A0" w:firstRow="1" w:lastRow="0" w:firstColumn="1" w:lastColumn="0" w:noHBand="0" w:noVBand="1"/>
+      </w:tblPr>
+      <w:tblGrid>
+        <w:gridCol w:w="3000"/>
+        <w:gridCol w:w="2000"/>
+        <w:gridCol w:w="4360"/>
+      </w:tblGrid>
+      <w:tr>
+        <w:trPr>
+          <w:cnfStyle w:val="100000000000" w:firstRow="1" w:lastRow="0" w:firstColumn="0" w:lastColumn="0" w:oddVBand="0" w:evenVBand="0" w:oddHBand="0" w:evenHBand="0" w:firstRowFirstColumn="0" w:firstRowLastColumn="0" w:lastRowFirstColumn="0" w:lastRowLastColumn="0"/>
+          <w:tblHeader/>
+          <w:jc w:val="center"/>
+        </w:trPr>
+        <w:tc>
+          <w:tcPr>
+            <w:tcW w:w="3000" w:type="dxa"/>
+            <w:shd w:val="clear" w:color="auto" w:fill="E8EEF5"/>
+            <w:tcMar>
+              <w:top w:w="80" w:type="dxa"/>
+              <w:left w:w="120" w:type="dxa"/>
+              <w:bottom w:w="80" w:type="dxa"/>
+              <w:right w:w="120" w:type="dxa"/>
+            </w:tcMar>
+          </w:tcPr>
+          <w:p>
+            <w:pPr>
+              <w:spacing w:after="0"/>
+              <w:ind w:left="-180"/>
+              <w:rPr>
+                <w:rFonts w:ascii="Times New Roman" w:hAnsi="Times New Roman" w:cs="Times New Roman"/>
+              </w:rPr>
+            </w:pPr>
+            <w:r>
+              <w:rPr>
+                <w:rFonts w:ascii="Times New Roman" w:hAnsi="Times New Roman" w:cs="Times New Roman"/>
+                <w:color w:val="1F4D78"/>
+                <w:sz w:val="20"/>
+              </w:rPr>
+              <w:t>Field</w:t>
+            </w:r>
+          </w:p>
+        </w:tc>
+        <w:tc>
+          <w:tcPr>
+            <w:tcW w:w="2000" w:type="dxa"/>
+            <w:shd w:val="clear" w:color="auto" w:fill="E8EEF5"/>
+            <w:tcMar>
+              <w:top w:w="80" w:type="dxa"/>
+              <w:left w:w="120" w:type="dxa"/>
+              <w:bottom w:w="80" w:type="dxa"/>
+              <w:right w:w="120" w:type="dxa"/>
+            </w:tcMar>
+          </w:tcPr>
+          <w:p>
+            <w:pPr>
+              <w:spacing w:after="0"/>
+              <w:ind w:left="-180"/>
+              <w:rPr>
+                <w:rFonts w:ascii="Times New Roman" w:hAnsi="Times New Roman" w:cs="Times New Roman"/>
+              </w:rPr>
+            </w:pPr>
+            <w:r>
+              <w:rPr>
+                <w:rFonts w:ascii="Times New Roman" w:hAnsi="Times New Roman" w:cs="Times New Roman"/>
+                <w:color w:val="1F4D78"/>
+                <w:sz w:val="20"/>
+              </w:rPr>
+              <w:t>Data type</w:t>
+            </w:r>
+          </w:p>
+        </w:tc>
+        <w:tc>
+          <w:tcPr>
+            <w:tcW w:w="4360" w:type="dxa"/>
+            <w:shd w:val="clear" w:color="auto" w:fill="E8EEF5"/>
+            <w:tcMar>
+              <w:top w:w="80" w:type="dxa"/>
+              <w:left w:w="120" w:type="dxa"/>
+              <w:bottom w:w="80" w:type="dxa"/>
+              <w:right w:w="120" w:type="dxa"/>
+            </w:tcMar>
+          </w:tcPr>
+          <w:p>
+            <w:pPr>
+              <w:spacing w:after="0"/>
+              <w:ind w:left="-180"/>
+              <w:rPr>
+                <w:rFonts w:ascii="Times New Roman" w:hAnsi="Times New Roman" w:cs="Times New Roman"/>
+              </w:rPr>
+            </w:pPr>
+            <w:r>
+              <w:rPr>
+                <w:rFonts w:ascii="Times New Roman" w:hAnsi="Times New Roman" w:cs="Times New Roman"/>
+                <w:color w:val="1F4D78"/>
+                <w:sz w:val="20"/>
+              </w:rPr>
+              <w:t>Key / constraint</w:t>
+            </w:r>
+          </w:p>
+        </w:tc>
+      </w:tr>
+      <w:tr>
+        <w:trPr>
+          <w:jc w:val="center"/>
+        </w:trPr>
+        <w:tc>
+          <w:tcPr>
+            <w:tcW w:w="3000" w:type="dxa"/>
+            <w:tcMar>
+              <w:top w:w="80" w:type="dxa"/>
+              <w:left w:w="120" w:type="dxa"/>
+              <w:bottom w:w="80" w:type="dxa"/>
+              <w:right w:w="120" w:type="dxa"/>
+            </w:tcMar>
+          </w:tcPr>
+          <w:p>
+            <w:pPr>
+              <w:spacing w:after="0" w:line="259" w:lineRule="auto"/>
+              <w:ind w:left="-180"/>
+              <w:jc w:val="center"/>
+              <w:rPr>
+                <w:rFonts w:ascii="Times New Roman" w:hAnsi="Times New Roman" w:cs="Times New Roman"/>
+              </w:rPr>
+            </w:pPr>
+            <w:proofErr w:type="spellStart"/>
+            <w:r>
+              <w:rPr>
+                <w:rFonts w:ascii="Times New Roman" w:hAnsi="Times New Roman" w:cs="Times New Roman"/>
+                <w:b/>
+                <w:color w:val="000000"/>
+                <w:sz w:val="19"/>
+              </w:rPr>
+              <w:t>attendance_id</w:t>
+            </w:r>
+            <w:proofErr w:type="spellEnd"/>
+          </w:p>
+        </w:tc>
+        <w:tc>
+          <w:tcPr>
+            <w:tcW w:w="2000" w:type="dxa"/>
+            <w:tcMar>
+              <w:top w:w="80" w:type="dxa"/>
+              <w:left w:w="120" w:type="dxa"/>
+              <w:bottom w:w="80" w:type="dxa"/>
+              <w:right w:w="120" w:type="dxa"/>
+            </w:tcMar>
+          </w:tcPr>
+          <w:p>
+            <w:pPr>
+              <w:spacing w:after="0" w:line="259" w:lineRule="auto"/>
+              <w:ind w:left="-180"/>
+              <w:jc w:val="center"/>
+              <w:rPr>
+                <w:rFonts w:ascii="Times New Roman" w:hAnsi="Times New Roman" w:cs="Times New Roman"/>
+              </w:rPr>
+            </w:pPr>
+            <w:r>
+              <w:rPr>
+                <w:rFonts w:ascii="Times New Roman" w:hAnsi="Times New Roman" w:cs="Times New Roman"/>
+                <w:color w:val="000000"/>
+                <w:sz w:val="19"/>
+              </w:rPr>
+              <w:t>INT</w:t>
+            </w:r>
+          </w:p>
+        </w:tc>
+        <w:tc>
+          <w:tcPr>
+            <w:tcW w:w="4360" w:type="dxa"/>
+            <w:tcMar>
+              <w:top w:w="80" w:type="dxa"/>
+              <w:left w:w="120" w:type="dxa"/>
+              <w:bottom w:w="80" w:type="dxa"/>
+              <w:right w:w="120" w:type="dxa"/>
+            </w:tcMar>
+          </w:tcPr>
+          <w:p>
+            <w:pPr>
+              <w:spacing w:after="0" w:line="259" w:lineRule="auto"/>
+              <w:ind w:left="-180"/>
+              <w:jc w:val="center"/>
+              <w:rPr>
+                <w:rFonts w:ascii="Times New Roman" w:hAnsi="Times New Roman" w:cs="Times New Roman"/>
+              </w:rPr>
+            </w:pPr>
+            <w:r>
+              <w:rPr>
+                <w:rFonts w:ascii="Times New Roman" w:hAnsi="Times New Roman" w:cs="Times New Roman"/>
+                <w:color w:val="000000"/>
+                <w:sz w:val="19"/>
+              </w:rPr>
+              <w:t>PK, auto increment</w:t>
+            </w:r>
+          </w:p>
+        </w:tc>
+      </w:tr>
+      <w:tr>
+        <w:trPr>
+          <w:jc w:val="center"/>
+        </w:trPr>
+        <w:tc>
+          <w:tcPr>
+            <w:tcW w:w="3000" w:type="dxa"/>
+            <w:tcMar>
+              <w:top w:w="80" w:type="dxa"/>
+              <w:left w:w="120" w:type="dxa"/>
+              <w:bottom w:w="80" w:type="dxa"/>
+              <w:right w:w="120" w:type="dxa"/>
+            </w:tcMar>
+          </w:tcPr>
+          <w:p>
+            <w:pPr>
+              <w:spacing w:after="0" w:line="259" w:lineRule="auto"/>
+              <w:ind w:left="-180"/>
+              <w:jc w:val="center"/>
+              <w:rPr>
+                <w:rFonts w:ascii="Times New Roman" w:hAnsi="Times New Roman" w:cs="Times New Roman"/>
+              </w:rPr>
+            </w:pPr>
+            <w:proofErr w:type="spellStart"/>
+            <w:r>
+              <w:rPr>
+                <w:rFonts w:ascii="Times New Roman" w:hAnsi="Times New Roman" w:cs="Times New Roman"/>
+                <w:b/>
+                <w:color w:val="000000"/>
+                <w:sz w:val="19"/>
+              </w:rPr>
+              <w:t>registration_id</w:t>
+            </w:r>
+            <w:proofErr w:type="spellEnd"/>
+          </w:p>
+        </w:tc>
+        <w:tc>
+          <w:tcPr>
+            <w:tcW w:w="2000" w:type="dxa"/>
+            <w:tcMar>
+              <w:top w:w="80" w:type="dxa"/>
+              <w:left w:w="120" w:type="dxa"/>
+              <w:bottom w:w="80" w:type="dxa"/>
+              <w:right w:w="120" w:type="dxa"/>
+            </w:tcMar>
+          </w:tcPr>
+          <w:p>
+            <w:pPr>
+              <w:spacing w:after="0" w:line="259" w:lineRule="auto"/>
+              <w:ind w:left="-180"/>
+              <w:jc w:val="center"/>
+              <w:rPr>
+                <w:rFonts w:ascii="Times New Roman" w:hAnsi="Times New Roman" w:cs="Times New Roman"/>
+              </w:rPr>
+            </w:pPr>
+            <w:r>
+              <w:rPr>
+                <w:rFonts w:ascii="Times New Roman" w:hAnsi="Times New Roman" w:cs="Times New Roman"/>
+                <w:color w:val="000000"/>
+                <w:sz w:val="19"/>
+              </w:rPr>
+              <w:t>INT</w:t>
+            </w:r>
+          </w:p>
+        </w:tc>
+        <w:tc>
+          <w:tcPr>
+            <w:tcW w:w="4360" w:type="dxa"/>
+            <w:tcMar>
+              <w:top w:w="80" w:type="dxa"/>
+              <w:left w:w="120" w:type="dxa"/>
+              <w:bottom w:w="80" w:type="dxa"/>
+              <w:right w:w="120" w:type="dxa"/>
+            </w:tcMar>
+          </w:tcPr>
+          <w:p>
+            <w:pPr>
+              <w:spacing w:after="0" w:line="259" w:lineRule="auto"/>
+              <w:ind w:left="-180"/>
+              <w:jc w:val="center"/>
+              <w:rPr>
+                <w:rFonts w:ascii="Times New Roman" w:hAnsi="Times New Roman" w:cs="Times New Roman"/>
+              </w:rPr>
+            </w:pPr>
+            <w:r>
+              <w:rPr>
+                <w:rFonts w:ascii="Times New Roman" w:hAnsi="Times New Roman" w:cs="Times New Roman"/>
+                <w:color w:val="000000"/>
+                <w:sz w:val="19"/>
+              </w:rPr>
+              <w:t xml:space="preserve">FK -&gt; </w:t>
+            </w:r>
+            <w:proofErr w:type="spellStart"/>
+            <w:r>
+              <w:rPr>
+                <w:rFonts w:ascii="Times New Roman" w:hAnsi="Times New Roman" w:cs="Times New Roman"/>
+                <w:color w:val="000000"/>
+                <w:sz w:val="19"/>
+              </w:rPr>
+              <w:t>Registration.registration_id</w:t>
+            </w:r>
+            <w:proofErr w:type="spellEnd"/>
+            <w:r>
+              <w:rPr>
+                <w:rFonts w:ascii="Times New Roman" w:hAnsi="Times New Roman" w:cs="Times New Roman"/>
+                <w:color w:val="000000"/>
+                <w:sz w:val="19"/>
+              </w:rPr>
+              <w:t>, UNIQUE</w:t>
+            </w:r>
+          </w:p>
+        </w:tc>
+      </w:tr>
+      <w:tr>
+        <w:trPr>
+          <w:jc w:val="center"/>
+        </w:trPr>
+        <w:tc>
+          <w:tcPr>
+            <w:tcW w:w="3000" w:type="dxa"/>
+            <w:tcMar>
+              <w:top w:w="80" w:type="dxa"/>
+              <w:left w:w="120" w:type="dxa"/>
+              <w:bottom w:w="80" w:type="dxa"/>
+              <w:right w:w="120" w:type="dxa"/>
+            </w:tcMar>
+          </w:tcPr>
+          <w:p>
+            <w:pPr>
+              <w:spacing w:after="0" w:line="259" w:lineRule="auto"/>
+              <w:ind w:left="-180"/>
+              <w:jc w:val="center"/>
+              <w:rPr>
+                <w:rFonts w:ascii="Times New Roman" w:hAnsi="Times New Roman" w:cs="Times New Roman"/>
+              </w:rPr>
+            </w:pPr>
+            <w:proofErr w:type="spellStart"/>
+            <w:r>
+              <w:rPr>
+                <w:rFonts w:ascii="Times New Roman" w:hAnsi="Times New Roman" w:cs="Times New Roman"/>
+                <w:b/>
+                <w:color w:val="000000"/>
+                <w:sz w:val="19"/>
+              </w:rPr>
+              <w:t>check_in_time</w:t>
+            </w:r>
+            <w:proofErr w:type="spellEnd"/>
+          </w:p>
+        </w:tc>
+        <w:tc>
+          <w:tcPr>
+            <w:tcW w:w="2000" w:type="dxa"/>
+            <w:tcMar>
+              <w:top w:w="80" w:type="dxa"/>
+              <w:left w:w="120" w:type="dxa"/>
+              <w:bottom w:w="80" w:type="dxa"/>
+              <w:right w:w="120" w:type="dxa"/>
+            </w:tcMar>
+          </w:tcPr>
+          <w:p>
+            <w:pPr>
+              <w:spacing w:after="0" w:line="259" w:lineRule="auto"/>
+              <w:ind w:left="-180"/>
+              <w:jc w:val="center"/>
+              <w:rPr>
+                <w:rFonts w:ascii="Times New Roman" w:hAnsi="Times New Roman" w:cs="Times New Roman"/>
+              </w:rPr>
+            </w:pPr>
+            <w:r>
+              <w:rPr>
+                <w:rFonts w:ascii="Times New Roman" w:hAnsi="Times New Roman" w:cs="Times New Roman"/>
+                <w:color w:val="000000"/>
+                <w:sz w:val="19"/>
+              </w:rPr>
+              <w:t>DATETIME</w:t>
+            </w:r>
+          </w:p>
+        </w:tc>
+        <w:tc>
+          <w:tcPr>
+            <w:tcW w:w="4360" w:type="dxa"/>
+            <w:tcMar>
+              <w:top w:w="80" w:type="dxa"/>
+              <w:left w:w="120" w:type="dxa"/>
+              <w:bottom w:w="80" w:type="dxa"/>
+              <w:right w:w="120" w:type="dxa"/>
+            </w:tcMar>
+          </w:tcPr>
+          <w:p>
+            <w:pPr>
+              <w:spacing w:after="0" w:line="259" w:lineRule="auto"/>
+              <w:ind w:left="-180"/>
+              <w:jc w:val="center"/>
+              <w:rPr>
+                <w:rFonts w:ascii="Times New Roman" w:hAnsi="Times New Roman" w:cs="Times New Roman"/>
+              </w:rPr>
+            </w:pPr>
+            <w:r>
+              <w:rPr>
+                <w:rFonts w:ascii="Times New Roman" w:hAnsi="Times New Roman" w:cs="Times New Roman"/>
+                <w:color w:val="000000"/>
+                <w:sz w:val="19"/>
+              </w:rPr>
+              <w:t>NULL until check-in</w:t>
+            </w:r>
+          </w:p>
+        </w:tc>
+      </w:tr>
+      <w:tr>
+        <w:trPr>
+          <w:jc w:val="center"/>
+        </w:trPr>
+        <w:tc>
+          <w:tcPr>
+            <w:tcW w:w="3000" w:type="dxa"/>
+            <w:tcMar>
+              <w:top w:w="80" w:type="dxa"/>
+              <w:left w:w="120" w:type="dxa"/>
+              <w:bottom w:w="80" w:type="dxa"/>
+              <w:right w:w="120" w:type="dxa"/>
+            </w:tcMar>
+          </w:tcPr>
+          <w:p>
+            <w:pPr>
+              <w:spacing w:after="0" w:line="259" w:lineRule="auto"/>
+              <w:ind w:left="-180"/>
+              <w:jc w:val="center"/>
+              <w:rPr>
+                <w:rFonts w:ascii="Times New Roman" w:hAnsi="Times New Roman" w:cs="Times New Roman"/>
+              </w:rPr>
+            </w:pPr>
+            <w:proofErr w:type="spellStart"/>
+            <w:r>
+              <w:rPr>
+                <w:rFonts w:ascii="Times New Roman" w:hAnsi="Times New Roman" w:cs="Times New Roman"/>
+                <w:b/>
+                <w:color w:val="000000"/>
+                <w:sz w:val="19"/>
+              </w:rPr>
+              <w:t>attendance_method</w:t>
+            </w:r>
+            <w:proofErr w:type="spellEnd"/>
+          </w:p>
+        </w:tc>
+        <w:tc>
+          <w:tcPr>
+            <w:tcW w:w="2000" w:type="dxa"/>
+            <w:tcMar>
+              <w:top w:w="80" w:type="dxa"/>
+              <w:left w:w="120" w:type="dxa"/>
+              <w:bottom w:w="80" w:type="dxa"/>
+              <w:right w:w="120" w:type="dxa"/>
+            </w:tcMar>
+          </w:tcPr>
+          <w:p>
+            <w:pPr>
+              <w:spacing w:after="0" w:line="259" w:lineRule="auto"/>
+              <w:ind w:left="-180"/>
+              <w:jc w:val="center"/>
+              <w:rPr>
+                <w:rFonts w:ascii="Times New Roman" w:hAnsi="Times New Roman" w:cs="Times New Roman"/>
+              </w:rPr>
+            </w:pPr>
+            <w:r>
+              <w:rPr>
+                <w:rFonts w:ascii="Times New Roman" w:hAnsi="Times New Roman" w:cs="Times New Roman"/>
+                <w:color w:val="000000"/>
+                <w:sz w:val="19"/>
+              </w:rPr>
+              <w:t>VARCHAR(30)</w:t>
+            </w:r>
+          </w:p>
+        </w:tc>
+        <w:tc>
+          <w:tcPr>
+            <w:tcW w:w="4360" w:type="dxa"/>
+            <w:tcMar>
+              <w:top w:w="80" w:type="dxa"/>
+              <w:left w:w="120" w:type="dxa"/>
+              <w:bottom w:w="80" w:type="dxa"/>
+              <w:right w:w="120" w:type="dxa"/>
+            </w:tcMar>
+          </w:tcPr>
+          <w:p>
+            <w:pPr>
+              <w:spacing w:after="0" w:line="259" w:lineRule="auto"/>
+              <w:ind w:left="-180"/>
+              <w:jc w:val="center"/>
+              <w:rPr>
+                <w:rFonts w:ascii="Times New Roman" w:hAnsi="Times New Roman" w:cs="Times New Roman"/>
+              </w:rPr>
+            </w:pPr>
+            <w:r>
+              <w:rPr>
+                <w:rFonts w:ascii="Times New Roman" w:hAnsi="Times New Roman" w:cs="Times New Roman"/>
+                <w:color w:val="000000"/>
+                <w:sz w:val="19"/>
+              </w:rPr>
+              <w:t>QR Code / Electronic</w:t>
+            </w:r>
+          </w:p>
+        </w:tc>
+      </w:tr>
+      <w:tr>
+        <w:trPr>
+          <w:jc w:val="center"/>
+        </w:trPr>
+        <w:tc>
+          <w:tcPr>
+            <w:tcW w:w="3000" w:type="dxa"/>
+            <w:tcMar>
+              <w:top w:w="80" w:type="dxa"/>
+              <w:left w:w="120" w:type="dxa"/>
+              <w:bottom w:w="80" w:type="dxa"/>
+              <w:right w:w="120" w:type="dxa"/>
+            </w:tcMar>
+          </w:tcPr>
+          <w:p>
+            <w:pPr>
+              <w:spacing w:after="0" w:line="259" w:lineRule="auto"/>
+              <w:ind w:left="-180"/>
+              <w:jc w:val="center"/>
+              <w:rPr>
+                <w:rFonts w:ascii="Times New Roman" w:hAnsi="Times New Roman" w:cs="Times New Roman"/>
+              </w:rPr>
+            </w:pPr>
+            <w:proofErr w:type="spellStart"/>
+            <w:r>
+              <w:rPr>
+                <w:rFonts w:ascii="Times New Roman" w:hAnsi="Times New Roman" w:cs="Times New Roman"/>
+                <w:b/>
+                <w:color w:val="000000"/>
+                <w:sz w:val="19"/>
+              </w:rPr>
+              <w:t>verified_by</w:t>
+            </w:r>
+            <w:proofErr w:type="spellEnd"/>
+          </w:p>
+        </w:tc>
+        <w:tc>
+          <w:tcPr>
+            <w:tcW w:w="2000" w:type="dxa"/>
+            <w:tcMar>
+              <w:top w:w="80" w:type="dxa"/>
+              <w:left w:w="120" w:type="dxa"/>
+              <w:bottom w:w="80" w:type="dxa"/>
+              <w:right w:w="120" w:type="dxa"/>
+            </w:tcMar>
+          </w:tcPr>
+          <w:p>
+            <w:pPr>
+              <w:spacing w:after="0" w:line="259" w:lineRule="auto"/>
+              <w:ind w:left="-180"/>
+              <w:jc w:val="center"/>
+              <w:rPr>
+                <w:rFonts w:ascii="Times New Roman" w:hAnsi="Times New Roman" w:cs="Times New Roman"/>
+              </w:rPr>
+            </w:pPr>
+            <w:r>
+              <w:rPr>
+                <w:rFonts w:ascii="Times New Roman" w:hAnsi="Times New Roman" w:cs="Times New Roman"/>
+                <w:color w:val="000000"/>
+                <w:sz w:val="19"/>
+              </w:rPr>
+              <w:t>INT</w:t>
+            </w:r>
+          </w:p>
+        </w:tc>
+        <w:tc>
+          <w:tcPr>
+            <w:tcW w:w="4360" w:type="dxa"/>
+            <w:tcMar>
+              <w:top w:w="80" w:type="dxa"/>
+              <w:left w:w="120" w:type="dxa"/>
+              <w:bottom w:w="80" w:type="dxa"/>
+              <w:right w:w="120" w:type="dxa"/>
+            </w:tcMar>
+          </w:tcPr>
+          <w:p>
+            <w:pPr>
+              <w:spacing w:after="0" w:line="259" w:lineRule="auto"/>
+              <w:ind w:left="-180"/>
+              <w:jc w:val="center"/>
+              <w:rPr>
+                <w:rFonts w:ascii="Times New Roman" w:hAnsi="Times New Roman" w:cs="Times New Roman"/>
+              </w:rPr>
+            </w:pPr>
+            <w:r>
+              <w:rPr>
+                <w:rFonts w:ascii="Times New Roman" w:hAnsi="Times New Roman" w:cs="Times New Roman"/>
+                <w:color w:val="000000"/>
+                <w:sz w:val="19"/>
+              </w:rPr>
+              <w:t xml:space="preserve">FK -&gt; </w:t>
+            </w:r>
+            <w:proofErr w:type="spellStart"/>
+            <w:r>
+              <w:rPr>
+                <w:rFonts w:ascii="Times New Roman" w:hAnsi="Times New Roman" w:cs="Times New Roman"/>
+                <w:color w:val="000000"/>
+                <w:sz w:val="19"/>
+              </w:rPr>
+              <w:t>Organizer.organizer_id</w:t>
+            </w:r>
+            <w:proofErr w:type="spellEnd"/>
+          </w:p>
+        </w:tc>
+      </w:tr>
+      <w:tr>
+        <w:trPr>
+          <w:jc w:val="center"/>
+        </w:trPr>
+        <w:tc>
+          <w:tcPr>
+            <w:tcW w:w="3000" w:type="dxa"/>
+            <w:tcMar>
+              <w:top w:w="80" w:type="dxa"/>
+              <w:left w:w="120" w:type="dxa"/>
+              <w:bottom w:w="80" w:type="dxa"/>
+              <w:right w:w="120" w:type="dxa"/>
+            </w:tcMar>
+          </w:tcPr>
+          <w:p>
+            <w:pPr>
+              <w:spacing w:after="0" w:line="259" w:lineRule="auto"/>
+              <w:ind w:left="-180"/>
+              <w:jc w:val="center"/>
+              <w:rPr>
+                <w:rFonts w:ascii="Times New Roman" w:hAnsi="Times New Roman" w:cs="Times New Roman"/>
+              </w:rPr>
+            </w:pPr>
+            <w:proofErr w:type="spellStart"/>
+            <w:r>
+              <w:rPr>
+                <w:rFonts w:ascii="Times New Roman" w:hAnsi="Times New Roman" w:cs="Times New Roman"/>
+                <w:b/>
+                <w:color w:val="000000"/>
+                <w:sz w:val="19"/>
+              </w:rPr>
+              <w:t>attendance_status</w:t>
+            </w:r>
+            <w:proofErr w:type="spellEnd"/>
+          </w:p>
+        </w:tc>
+        <w:tc>
+          <w:tcPr>
+            <w:tcW w:w="2000" w:type="dxa"/>
+            <w:tcMar>
+              <w:top w:w="80" w:type="dxa"/>
+              <w:left w:w="120" w:type="dxa"/>
+              <w:bottom w:w="80" w:type="dxa"/>
+              <w:right w:w="120" w:type="dxa"/>
+            </w:tcMar>
+          </w:tcPr>
+          <w:p>
+            <w:pPr>
+              <w:spacing w:after="0" w:line="259" w:lineRule="auto"/>
+              <w:ind w:left="-180"/>
+              <w:jc w:val="center"/>
+              <w:rPr>
+                <w:rFonts w:ascii="Times New Roman" w:hAnsi="Times New Roman" w:cs="Times New Roman"/>
+              </w:rPr>
+            </w:pPr>
+            <w:r>
+              <w:rPr>
+                <w:rFonts w:ascii="Times New Roman" w:hAnsi="Times New Roman" w:cs="Times New Roman"/>
+                <w:color w:val="000000"/>
+                <w:sz w:val="19"/>
+              </w:rPr>
+              <w:t>VARCHAR(20)</w:t>
+            </w:r>
+          </w:p>
+        </w:tc>
+        <w:tc>
+          <w:tcPr>
+            <w:tcW w:w="4360" w:type="dxa"/>
+            <w:tcMar>
+              <w:top w:w="80" w:type="dxa"/>
+              <w:left w:w="120" w:type="dxa"/>
+              <w:bottom w:w="80" w:type="dxa"/>
+              <w:right w:w="120" w:type="dxa"/>
+            </w:tcMar>
+          </w:tcPr>
+          <w:p>
+            <w:pPr>
+              <w:spacing w:after="0" w:line="259" w:lineRule="auto"/>
+              <w:ind w:left="-180"/>
+              <w:jc w:val="center"/>
+              <w:rPr>
+                <w:rFonts w:ascii="Times New Roman" w:hAnsi="Times New Roman" w:cs="Times New Roman"/>
+              </w:rPr>
+            </w:pPr>
+            <w:r>
+              <w:rPr>
+                <w:rFonts w:ascii="Times New Roman" w:hAnsi="Times New Roman" w:cs="Times New Roman"/>
+                <w:color w:val="000000"/>
+                <w:sz w:val="19"/>
+              </w:rPr>
+              <w:t>Present / Absent / Pending</w:t>
+            </w:r>
+          </w:p>
+        </w:tc>
+      </w:tr>
+    </w:tbl>
+    <w:p>
+      <w:pPr>
+        <w:spacing w:after="40"/>
+        <w:ind w:left="-180"/>
+        <w:jc w:val="center"/>
+        <w:rPr>
+          <w:rFonts w:ascii="Times New Roman" w:hAnsi="Times New Roman" w:cs="Times New Roman"/>
+        </w:rPr>
+      </w:pPr>
+    </w:p>
+    <w:p>
+      <w:pPr>
+        <w:pStyle w:val="Heading2"/>
+        <w:ind w:left="-180"/>
+        <w:jc w:val="center"/>
+        <w:rPr>
+          <w:rFonts w:ascii="Times New Roman" w:hAnsi="Times New Roman" w:cs="Times New Roman"/>
+        </w:rPr>
+      </w:pPr>
+      <w:r>
+        <w:rPr>
+          <w:rFonts w:ascii="Times New Roman" w:hAnsi="Times New Roman" w:cs="Times New Roman"/>
+        </w:rPr>
+        <w:t>10. Certificate</w:t>
+      </w:r>
+    </w:p>
+    <w:tbl>
+      <w:tblPr>
+        <w:tblStyle w:val="TableGrid"/>
+        <w:tblW w:w="9360" w:type="dxa"/>
+        <w:jc w:val="center"/>
+        <w:tblLayout w:type="fixed"/>
+        <w:tblLook w:val="04A0" w:firstRow="1" w:lastRow="0" w:firstColumn="1" w:lastColumn="0" w:noHBand="0" w:noVBand="1"/>
+      </w:tblPr>
+      <w:tblGrid>
+        <w:gridCol w:w="3000"/>
+        <w:gridCol w:w="2000"/>
+        <w:gridCol w:w="4360"/>
+      </w:tblGrid>
+      <w:tr>
+        <w:trPr>
+          <w:cnfStyle w:val="100000000000" w:firstRow="1" w:lastRow="0" w:firstColumn="0" w:lastColumn="0" w:oddVBand="0" w:evenVBand="0" w:oddHBand="0" w:evenHBand="0" w:firstRowFirstColumn="0" w:firstRowLastColumn="0" w:lastRowFirstColumn="0" w:lastRowLastColumn="0"/>
+          <w:tblHeader/>
+          <w:jc w:val="center"/>
+        </w:trPr>
+        <w:tc>
+          <w:tcPr>
+            <w:tcW w:w="3000" w:type="dxa"/>
+            <w:shd w:val="clear" w:color="auto" w:fill="E8EEF5"/>
+            <w:tcMar>
+              <w:top w:w="80" w:type="dxa"/>
+              <w:left w:w="120" w:type="dxa"/>
+              <w:bottom w:w="80" w:type="dxa"/>
+              <w:right w:w="120" w:type="dxa"/>
+            </w:tcMar>
+          </w:tcPr>
+          <w:p>
+            <w:pPr>
+              <w:spacing w:after="0"/>
+              <w:ind w:left="-180"/>
+              <w:rPr>
+                <w:rFonts w:ascii="Times New Roman" w:hAnsi="Times New Roman" w:cs="Times New Roman"/>
+              </w:rPr>
+            </w:pPr>
+            <w:r>
+              <w:rPr>
+                <w:rFonts w:ascii="Times New Roman" w:hAnsi="Times New Roman" w:cs="Times New Roman"/>
+                <w:color w:val="1F4D78"/>
+                <w:sz w:val="20"/>
+              </w:rPr>
+              <w:t>Field</w:t>
+            </w:r>
+          </w:p>
+        </w:tc>
+        <w:tc>
+          <w:tcPr>
+            <w:tcW w:w="2000" w:type="dxa"/>
+            <w:shd w:val="clear" w:color="auto" w:fill="E8EEF5"/>
+            <w:tcMar>
+              <w:top w:w="80" w:type="dxa"/>
+              <w:left w:w="120" w:type="dxa"/>
+              <w:bottom w:w="80" w:type="dxa"/>
+              <w:right w:w="120" w:type="dxa"/>
+            </w:tcMar>
+          </w:tcPr>
+          <w:p>
+            <w:pPr>
+              <w:spacing w:after="0"/>
+              <w:ind w:left="-180"/>
+              <w:rPr>
+                <w:rFonts w:ascii="Times New Roman" w:hAnsi="Times New Roman" w:cs="Times New Roman"/>
+              </w:rPr>
+            </w:pPr>
+            <w:r>
+              <w:rPr>
+                <w:rFonts w:ascii="Times New Roman" w:hAnsi="Times New Roman" w:cs="Times New Roman"/>
+                <w:color w:val="1F4D78"/>
+                <w:sz w:val="20"/>
+              </w:rPr>
+              <w:t>Data type</w:t>
+            </w:r>
+          </w:p>
+        </w:tc>
+        <w:tc>
+          <w:tcPr>
+            <w:tcW w:w="4360" w:type="dxa"/>
+            <w:shd w:val="clear" w:color="auto" w:fill="E8EEF5"/>
+            <w:tcMar>
+              <w:top w:w="80" w:type="dxa"/>
+              <w:left w:w="120" w:type="dxa"/>
+              <w:bottom w:w="80" w:type="dxa"/>
+              <w:right w:w="120" w:type="dxa"/>
+            </w:tcMar>
+          </w:tcPr>
+          <w:p>
+            <w:pPr>
+              <w:spacing w:after="0"/>
+              <w:ind w:left="-180"/>
+              <w:rPr>
+                <w:rFonts w:ascii="Times New Roman" w:hAnsi="Times New Roman" w:cs="Times New Roman"/>
+              </w:rPr>
+            </w:pPr>
+            <w:r>
+              <w:rPr>
+                <w:rFonts w:ascii="Times New Roman" w:hAnsi="Times New Roman" w:cs="Times New Roman"/>
+                <w:color w:val="1F4D78"/>
+                <w:sz w:val="20"/>
+              </w:rPr>
+              <w:t>Key / constraint</w:t>
+            </w:r>
+          </w:p>
+        </w:tc>
+      </w:tr>
+      <w:tr>
+        <w:trPr>
+          <w:jc w:val="center"/>
+        </w:trPr>
+        <w:tc>
+          <w:tcPr>
+            <w:tcW w:w="3000" w:type="dxa"/>
+            <w:tcMar>
+              <w:top w:w="80" w:type="dxa"/>
+              <w:left w:w="120" w:type="dxa"/>
+              <w:bottom w:w="80" w:type="dxa"/>
+              <w:right w:w="120" w:type="dxa"/>
+            </w:tcMar>
+          </w:tcPr>
+          <w:p>
+            <w:pPr>
+              <w:spacing w:after="0" w:line="259" w:lineRule="auto"/>
+              <w:ind w:left="-180"/>
+              <w:jc w:val="center"/>
+              <w:rPr>
+                <w:rFonts w:ascii="Times New Roman" w:hAnsi="Times New Roman" w:cs="Times New Roman"/>
+              </w:rPr>
+            </w:pPr>
+            <w:proofErr w:type="spellStart"/>
+            <w:r>
+              <w:rPr>
+                <w:rFonts w:ascii="Times New Roman" w:hAnsi="Times New Roman" w:cs="Times New Roman"/>
+                <w:b/>
+                <w:color w:val="000000"/>
+                <w:sz w:val="19"/>
+              </w:rPr>
+              <w:t>certificate_id</w:t>
+            </w:r>
+            <w:proofErr w:type="spellEnd"/>
+          </w:p>
+        </w:tc>
+        <w:tc>
+          <w:tcPr>
+            <w:tcW w:w="2000" w:type="dxa"/>
+            <w:tcMar>
+              <w:top w:w="80" w:type="dxa"/>
+              <w:left w:w="120" w:type="dxa"/>
+              <w:bottom w:w="80" w:type="dxa"/>
+              <w:right w:w="120" w:type="dxa"/>
+            </w:tcMar>
+          </w:tcPr>
+          <w:p>
+            <w:pPr>
+              <w:spacing w:after="0" w:line="259" w:lineRule="auto"/>
+              <w:ind w:left="-180"/>
+              <w:jc w:val="center"/>
+              <w:rPr>
+                <w:rFonts w:ascii="Times New Roman" w:hAnsi="Times New Roman" w:cs="Times New Roman"/>
+              </w:rPr>
+            </w:pPr>
+            <w:r>
+              <w:rPr>
+                <w:rFonts w:ascii="Times New Roman" w:hAnsi="Times New Roman" w:cs="Times New Roman"/>
+                <w:color w:val="000000"/>
+                <w:sz w:val="19"/>
+              </w:rPr>
+              <w:t>INT</w:t>
+            </w:r>
+          </w:p>
+        </w:tc>
+        <w:tc>
+          <w:tcPr>
+            <w:tcW w:w="4360" w:type="dxa"/>
+            <w:tcMar>
+              <w:top w:w="80" w:type="dxa"/>
+              <w:left w:w="120" w:type="dxa"/>
+              <w:bottom w:w="80" w:type="dxa"/>
+              <w:right w:w="120" w:type="dxa"/>
+            </w:tcMar>
+          </w:tcPr>
+          <w:p>
+            <w:pPr>
+              <w:spacing w:after="0" w:line="259" w:lineRule="auto"/>
+              <w:ind w:left="-180"/>
+              <w:jc w:val="center"/>
+              <w:rPr>
+                <w:rFonts w:ascii="Times New Roman" w:hAnsi="Times New Roman" w:cs="Times New Roman"/>
+              </w:rPr>
+            </w:pPr>
+            <w:r>
+              <w:rPr>
+                <w:rFonts w:ascii="Times New Roman" w:hAnsi="Times New Roman" w:cs="Times New Roman"/>
+                <w:color w:val="000000"/>
+                <w:sz w:val="19"/>
+              </w:rPr>
+              <w:t>PK, auto increment</w:t>
+            </w:r>
+          </w:p>
+        </w:tc>
+      </w:tr>
+      <w:tr>
+        <w:trPr>
+          <w:jc w:val="center"/>
+        </w:trPr>
+        <w:tc>
+          <w:tcPr>
+            <w:tcW w:w="3000" w:type="dxa"/>
+            <w:tcMar>
+              <w:top w:w="80" w:type="dxa"/>
+              <w:left w:w="120" w:type="dxa"/>
+              <w:bottom w:w="80" w:type="dxa"/>
+              <w:right w:w="120" w:type="dxa"/>
+            </w:tcMar>
+          </w:tcPr>
+          <w:p>
+            <w:pPr>
+              <w:spacing w:after="0" w:line="259" w:lineRule="auto"/>
+              <w:ind w:left="-180"/>
+              <w:jc w:val="center"/>
+              <w:rPr>
+                <w:rFonts w:ascii="Times New Roman" w:hAnsi="Times New Roman" w:cs="Times New Roman"/>
+              </w:rPr>
+            </w:pPr>
+            <w:proofErr w:type="spellStart"/>
+            <w:r>
+              <w:rPr>
+                <w:rFonts w:ascii="Times New Roman" w:hAnsi="Times New Roman" w:cs="Times New Roman"/>
+                <w:b/>
+                <w:color w:val="000000"/>
+                <w:sz w:val="19"/>
+              </w:rPr>
+              <w:t>registration_id</w:t>
+            </w:r>
+            <w:proofErr w:type="spellEnd"/>
+          </w:p>
+        </w:tc>
+        <w:tc>
+          <w:tcPr>
+            <w:tcW w:w="2000" w:type="dxa"/>
+            <w:tcMar>
+              <w:top w:w="80" w:type="dxa"/>
+              <w:left w:w="120" w:type="dxa"/>
+              <w:bottom w:w="80" w:type="dxa"/>
+              <w:right w:w="120" w:type="dxa"/>
+            </w:tcMar>
+          </w:tcPr>
+          <w:p>
+            <w:pPr>
+              <w:spacing w:after="0" w:line="259" w:lineRule="auto"/>
+              <w:ind w:left="-180"/>
+              <w:jc w:val="center"/>
+              <w:rPr>
+                <w:rFonts w:ascii="Times New Roman" w:hAnsi="Times New Roman" w:cs="Times New Roman"/>
+              </w:rPr>
+            </w:pPr>
+            <w:r>
+              <w:rPr>
+                <w:rFonts w:ascii="Times New Roman" w:hAnsi="Times New Roman" w:cs="Times New Roman"/>
+                <w:color w:val="000000"/>
+                <w:sz w:val="19"/>
+              </w:rPr>
+              <w:t>INT</w:t>
+            </w:r>
+          </w:p>
+        </w:tc>
+        <w:tc>
+          <w:tcPr>
+            <w:tcW w:w="4360" w:type="dxa"/>
+            <w:tcMar>
+              <w:top w:w="80" w:type="dxa"/>
+              <w:left w:w="120" w:type="dxa"/>
+              <w:bottom w:w="80" w:type="dxa"/>
+              <w:right w:w="120" w:type="dxa"/>
+            </w:tcMar>
+          </w:tcPr>
+          <w:p>
+            <w:pPr>
+              <w:spacing w:after="0" w:line="259" w:lineRule="auto"/>
+              <w:ind w:left="-180"/>
+              <w:jc w:val="center"/>
+              <w:rPr>
+                <w:rFonts w:ascii="Times New Roman" w:hAnsi="Times New Roman" w:cs="Times New Roman"/>
+              </w:rPr>
+            </w:pPr>
+            <w:r>
+              <w:rPr>
+                <w:rFonts w:ascii="Times New Roman" w:hAnsi="Times New Roman" w:cs="Times New Roman"/>
+                <w:color w:val="000000"/>
+                <w:sz w:val="19"/>
+              </w:rPr>
+              <w:t xml:space="preserve">FK -&gt; </w:t>
+            </w:r>
+            <w:proofErr w:type="spellStart"/>
+            <w:r>
+              <w:rPr>
+                <w:rFonts w:ascii="Times New Roman" w:hAnsi="Times New Roman" w:cs="Times New Roman"/>
+                <w:color w:val="000000"/>
+                <w:sz w:val="19"/>
+              </w:rPr>
+              <w:t>Registration.registration_id</w:t>
+            </w:r>
+            <w:proofErr w:type="spellEnd"/>
+            <w:r>
+              <w:rPr>
+                <w:rFonts w:ascii="Times New Roman" w:hAnsi="Times New Roman" w:cs="Times New Roman"/>
+                <w:color w:val="000000"/>
+                <w:sz w:val="19"/>
+              </w:rPr>
+              <w:t>, UNIQUE</w:t>
+            </w:r>
+          </w:p>
+        </w:tc>
+      </w:tr>
+      <w:tr>
+        <w:trPr>
+          <w:jc w:val="center"/>
+        </w:trPr>
+        <w:tc>
+          <w:tcPr>
+            <w:tcW w:w="3000" w:type="dxa"/>
+            <w:tcMar>
+              <w:top w:w="80" w:type="dxa"/>
+              <w:left w:w="120" w:type="dxa"/>
+              <w:bottom w:w="80" w:type="dxa"/>
+              <w:right w:w="120" w:type="dxa"/>
+            </w:tcMar>
+          </w:tcPr>
+          <w:p>
+            <w:pPr>
+              <w:spacing w:after="0" w:line="259" w:lineRule="auto"/>
+              <w:ind w:left="-180"/>
+              <w:jc w:val="center"/>
+              <w:rPr>
+                <w:rFonts w:ascii="Times New Roman" w:hAnsi="Times New Roman" w:cs="Times New Roman"/>
+              </w:rPr>
+            </w:pPr>
+            <w:proofErr w:type="spellStart"/>
+            <w:r>
+              <w:rPr>
+                <w:rFonts w:ascii="Times New Roman" w:hAnsi="Times New Roman" w:cs="Times New Roman"/>
+                <w:b/>
+                <w:color w:val="000000"/>
+                <w:sz w:val="19"/>
+              </w:rPr>
+              <w:t>issue_date</w:t>
+            </w:r>
+            <w:proofErr w:type="spellEnd"/>
+          </w:p>
+        </w:tc>
+        <w:tc>
+          <w:tcPr>
+            <w:tcW w:w="2000" w:type="dxa"/>
+            <w:tcMar>
+              <w:top w:w="80" w:type="dxa"/>
+              <w:left w:w="120" w:type="dxa"/>
+              <w:bottom w:w="80" w:type="dxa"/>
+              <w:right w:w="120" w:type="dxa"/>
+            </w:tcMar>
+          </w:tcPr>
+          <w:p>
+            <w:pPr>
+              <w:spacing w:after="0" w:line="259" w:lineRule="auto"/>
+              <w:ind w:left="-180"/>
+              <w:jc w:val="center"/>
+              <w:rPr>
+                <w:rFonts w:ascii="Times New Roman" w:hAnsi="Times New Roman" w:cs="Times New Roman"/>
+              </w:rPr>
+            </w:pPr>
+            <w:r>
+              <w:rPr>
+                <w:rFonts w:ascii="Times New Roman" w:hAnsi="Times New Roman" w:cs="Times New Roman"/>
+                <w:color w:val="000000"/>
+                <w:sz w:val="19"/>
+              </w:rPr>
+              <w:t>DATE</w:t>
+            </w:r>
+          </w:p>
+        </w:tc>
+        <w:tc>
+          <w:tcPr>
+            <w:tcW w:w="4360" w:type="dxa"/>
+            <w:tcMar>
+              <w:top w:w="80" w:type="dxa"/>
+              <w:left w:w="120" w:type="dxa"/>
+              <w:bottom w:w="80" w:type="dxa"/>
+              <w:right w:w="120" w:type="dxa"/>
+            </w:tcMar>
+          </w:tcPr>
+          <w:p>
+            <w:pPr>
+              <w:spacing w:after="0" w:line="259" w:lineRule="auto"/>
+              <w:ind w:left="-180"/>
+              <w:jc w:val="center"/>
+              <w:rPr>
+                <w:rFonts w:ascii="Times New Roman" w:hAnsi="Times New Roman" w:cs="Times New Roman"/>
+              </w:rPr>
+            </w:pPr>
+            <w:r>
+              <w:rPr>
+                <w:rFonts w:ascii="Times New Roman" w:hAnsi="Times New Roman" w:cs="Times New Roman"/>
+                <w:color w:val="000000"/>
+                <w:sz w:val="19"/>
+              </w:rPr>
+              <w:t>NOT NULL</w:t>
+            </w:r>
+          </w:p>
+        </w:tc>
+      </w:tr>
+      <w:tr>
+        <w:trPr>
+          <w:jc w:val="center"/>
+        </w:trPr>
+        <w:tc>
+          <w:tcPr>
+            <w:tcW w:w="3000" w:type="dxa"/>
+            <w:tcMar>
+              <w:top w:w="80" w:type="dxa"/>
+              <w:left w:w="120" w:type="dxa"/>
+              <w:bottom w:w="80" w:type="dxa"/>
+              <w:right w:w="120" w:type="dxa"/>
+            </w:tcMar>
+          </w:tcPr>
+          <w:p>
+            <w:pPr>
+              <w:spacing w:after="0" w:line="259" w:lineRule="auto"/>
+              <w:ind w:left="-180"/>
+              <w:jc w:val="center"/>
+              <w:rPr>
+                <w:rFonts w:ascii="Times New Roman" w:hAnsi="Times New Roman" w:cs="Times New Roman"/>
+              </w:rPr>
+            </w:pPr>
+            <w:proofErr w:type="spellStart"/>
+            <w:r>
+              <w:rPr>
+                <w:rFonts w:ascii="Times New Roman" w:hAnsi="Times New Roman" w:cs="Times New Roman"/>
+                <w:b/>
+                <w:color w:val="000000"/>
+                <w:sz w:val="19"/>
+              </w:rPr>
+              <w:t>certificate_url</w:t>
+            </w:r>
+            <w:proofErr w:type="spellEnd"/>
+          </w:p>
+        </w:tc>
+        <w:tc>
+          <w:tcPr>
+            <w:tcW w:w="2000" w:type="dxa"/>
+            <w:tcMar>
+              <w:top w:w="80" w:type="dxa"/>
+              <w:left w:w="120" w:type="dxa"/>
+              <w:bottom w:w="80" w:type="dxa"/>
+              <w:right w:w="120" w:type="dxa"/>
+            </w:tcMar>
+          </w:tcPr>
+          <w:p>
+            <w:pPr>
+              <w:spacing w:after="0" w:line="259" w:lineRule="auto"/>
+              <w:ind w:left="-180"/>
+              <w:jc w:val="center"/>
+              <w:rPr>
+                <w:rFonts w:ascii="Times New Roman" w:hAnsi="Times New Roman" w:cs="Times New Roman"/>
+              </w:rPr>
+            </w:pPr>
+            <w:r>
+              <w:rPr>
+                <w:rFonts w:ascii="Times New Roman" w:hAnsi="Times New Roman" w:cs="Times New Roman"/>
+                <w:color w:val="000000"/>
+                <w:sz w:val="19"/>
+              </w:rPr>
+              <w:t>VARCHAR(255)</w:t>
+            </w:r>
+          </w:p>
+        </w:tc>
+        <w:tc>
+          <w:tcPr>
+            <w:tcW w:w="4360" w:type="dxa"/>
+            <w:tcMar>
+              <w:top w:w="80" w:type="dxa"/>
+              <w:left w:w="120" w:type="dxa"/>
+              <w:bottom w:w="80" w:type="dxa"/>
+              <w:right w:w="120" w:type="dxa"/>
+            </w:tcMar>
+          </w:tcPr>
+          <w:p>
+            <w:pPr>
+              <w:spacing w:after="0" w:line="259" w:lineRule="auto"/>
+              <w:ind w:left="-180"/>
+              <w:jc w:val="center"/>
+              <w:rPr>
+                <w:rFonts w:ascii="Times New Roman" w:hAnsi="Times New Roman" w:cs="Times New Roman"/>
+              </w:rPr>
+            </w:pPr>
+            <w:r>
+              <w:rPr>
+                <w:rFonts w:ascii="Times New Roman" w:hAnsi="Times New Roman" w:cs="Times New Roman"/>
+                <w:color w:val="000000"/>
+                <w:sz w:val="19"/>
+              </w:rPr>
+              <w:t>NOT NULL</w:t>
+            </w:r>
+          </w:p>
+        </w:tc>
+      </w:tr>
+      <w:tr>
+        <w:trPr>
+          <w:jc w:val="center"/>
+        </w:trPr>
+        <w:tc>
+          <w:tcPr>
+            <w:tcW w:w="3000" w:type="dxa"/>
+            <w:tcMar>
+              <w:top w:w="80" w:type="dxa"/>
+              <w:left w:w="120" w:type="dxa"/>
+              <w:bottom w:w="80" w:type="dxa"/>
+              <w:right w:w="120" w:type="dxa"/>
+            </w:tcMar>
+          </w:tcPr>
+          <w:p>
+            <w:pPr>
+              <w:spacing w:after="0" w:line="259" w:lineRule="auto"/>
+              <w:ind w:left="-180"/>
+              <w:jc w:val="center"/>
+              <w:rPr>
+                <w:rFonts w:ascii="Times New Roman" w:hAnsi="Times New Roman" w:cs="Times New Roman"/>
+              </w:rPr>
+            </w:pPr>
+            <w:proofErr w:type="spellStart"/>
+            <w:r>
+              <w:rPr>
+                <w:rFonts w:ascii="Times New Roman" w:hAnsi="Times New Roman" w:cs="Times New Roman"/>
+                <w:b/>
+                <w:color w:val="000000"/>
+                <w:sz w:val="19"/>
+              </w:rPr>
+              <w:t>certificate_number</w:t>
+            </w:r>
+            <w:proofErr w:type="spellEnd"/>
+          </w:p>
+        </w:tc>
+        <w:tc>
+          <w:tcPr>
+            <w:tcW w:w="2000" w:type="dxa"/>
+            <w:tcMar>
+              <w:top w:w="80" w:type="dxa"/>
+              <w:left w:w="120" w:type="dxa"/>
+              <w:bottom w:w="80" w:type="dxa"/>
+              <w:right w:w="120" w:type="dxa"/>
+            </w:tcMar>
+          </w:tcPr>
+          <w:p>
+            <w:pPr>
+              <w:spacing w:after="0" w:line="259" w:lineRule="auto"/>
+              <w:ind w:left="-180"/>
+              <w:jc w:val="center"/>
+              <w:rPr>
+                <w:rFonts w:ascii="Times New Roman" w:hAnsi="Times New Roman" w:cs="Times New Roman"/>
+              </w:rPr>
+            </w:pPr>
+            <w:r>
+              <w:rPr>
+                <w:rFonts w:ascii="Times New Roman" w:hAnsi="Times New Roman" w:cs="Times New Roman"/>
+                <w:color w:val="000000"/>
+                <w:sz w:val="19"/>
+              </w:rPr>
+              <w:t>VARCHAR(50)</w:t>
+            </w:r>
+          </w:p>
+        </w:tc>
+        <w:tc>
+          <w:tcPr>
+            <w:tcW w:w="4360" w:type="dxa"/>
+            <w:tcMar>
+              <w:top w:w="80" w:type="dxa"/>
+              <w:left w:w="120" w:type="dxa"/>
+              <w:bottom w:w="80" w:type="dxa"/>
+              <w:right w:w="120" w:type="dxa"/>
+            </w:tcMar>
+          </w:tcPr>
+          <w:p>
+            <w:pPr>
+              <w:spacing w:after="0" w:line="259" w:lineRule="auto"/>
+              <w:ind w:left="-180"/>
+              <w:jc w:val="center"/>
+              <w:rPr>
+                <w:rFonts w:ascii="Times New Roman" w:hAnsi="Times New Roman" w:cs="Times New Roman"/>
+              </w:rPr>
+            </w:pPr>
+            <w:r>
+              <w:rPr>
+                <w:rFonts w:ascii="Times New Roman" w:hAnsi="Times New Roman" w:cs="Times New Roman"/>
+                <w:color w:val="000000"/>
+                <w:sz w:val="19"/>
+              </w:rPr>
+              <w:t>UNIQUE, NOT NULL</w:t>
+            </w:r>
+          </w:p>
+        </w:tc>
+      </w:tr>
+    </w:tbl>
+    <w:p>
+      <w:pPr>
+        <w:spacing w:after="40"/>
+        <w:ind w:left="-180"/>
+        <w:jc w:val="center"/>
+        <w:rPr>
+          <w:rFonts w:ascii="Times New Roman" w:hAnsi="Times New Roman" w:cs="Times New Roman"/>
+        </w:rPr>
+      </w:pPr>
+    </w:p>
+    <w:p>
+      <w:pPr>
+        <w:pStyle w:val="Heading2"/>
+        <w:ind w:left="-180"/>
+        <w:jc w:val="center"/>
+        <w:rPr>
+          <w:rFonts w:ascii="Times New Roman" w:hAnsi="Times New Roman" w:cs="Times New Roman"/>
+        </w:rPr>
+      </w:pPr>
+    </w:p>
+    <w:p>
+      <w:pPr>
+        <w:pStyle w:val="Heading2"/>
+        <w:ind w:left="-180"/>
+        <w:jc w:val="center"/>
+        <w:rPr>
+          <w:rFonts w:ascii="Times New Roman" w:hAnsi="Times New Roman" w:cs="Times New Roman"/>
+        </w:rPr>
+      </w:pPr>
+      <w:r>
+        <w:rPr>
+          <w:rFonts w:ascii="Times New Roman" w:hAnsi="Times New Roman" w:cs="Times New Roman"/>
+        </w:rPr>
+        <w:t>11. Achievement</w:t>
+      </w:r>
+    </w:p>
+    <w:tbl>
+      <w:tblPr>
+        <w:tblStyle w:val="TableGrid"/>
+        <w:tblW w:w="9360" w:type="dxa"/>
+        <w:jc w:val="right"/>
+        <w:tblLayout w:type="fixed"/>
+        <w:tblLook w:val="04A0" w:firstRow="1" w:lastRow="0" w:firstColumn="1" w:lastColumn="0" w:noHBand="0" w:noVBand="1"/>
+      </w:tblPr>
+      <w:tblGrid>
+        <w:gridCol w:w="3000"/>
+        <w:gridCol w:w="2000"/>
+        <w:gridCol w:w="4360"/>
+      </w:tblGrid>
+      <w:tr>
+        <w:trPr>
+          <w:cnfStyle w:val="100000000000" w:firstRow="1" w:lastRow="0" w:firstColumn="0" w:lastColumn="0" w:oddVBand="0" w:evenVBand="0" w:oddHBand="0" w:evenHBand="0" w:firstRowFirstColumn="0" w:firstRowLastColumn="0" w:lastRowFirstColumn="0" w:lastRowLastColumn="0"/>
+          <w:tblHeader/>
+          <w:jc w:val="right"/>
+        </w:trPr>
+        <w:tc>
+          <w:tcPr>
+            <w:tcW w:w="3000" w:type="dxa"/>
+            <w:shd w:val="clear" w:color="auto" w:fill="E8EEF5"/>
+            <w:tcMar>
+              <w:top w:w="80" w:type="dxa"/>
+              <w:left w:w="120" w:type="dxa"/>
+              <w:bottom w:w="80" w:type="dxa"/>
+              <w:right w:w="120" w:type="dxa"/>
+            </w:tcMar>
+          </w:tcPr>
+          <w:p>
+            <w:pPr>
+              <w:spacing w:after="0"/>
+              <w:ind w:left="-180"/>
+              <w:rPr>
+                <w:rFonts w:ascii="Times New Roman" w:hAnsi="Times New Roman" w:cs="Times New Roman"/>
+              </w:rPr>
+            </w:pPr>
+            <w:r>
+              <w:rPr>
+                <w:rFonts w:ascii="Times New Roman" w:hAnsi="Times New Roman" w:cs="Times New Roman"/>
+                <w:color w:val="1F4D78"/>
+                <w:sz w:val="20"/>
+              </w:rPr>
+              <w:t>Field</w:t>
+            </w:r>
+          </w:p>
+        </w:tc>
+        <w:tc>
+          <w:tcPr>
+            <w:tcW w:w="2000" w:type="dxa"/>
+            <w:shd w:val="clear" w:color="auto" w:fill="E8EEF5"/>
+            <w:tcMar>
+              <w:top w:w="80" w:type="dxa"/>
+              <w:left w:w="120" w:type="dxa"/>
+              <w:bottom w:w="80" w:type="dxa"/>
+              <w:right w:w="120" w:type="dxa"/>
+            </w:tcMar>
+          </w:tcPr>
+          <w:p>
+            <w:pPr>
+              <w:spacing w:after="0"/>
+              <w:ind w:left="-180"/>
+              <w:rPr>
+                <w:rFonts w:ascii="Times New Roman" w:hAnsi="Times New Roman" w:cs="Times New Roman"/>
+              </w:rPr>
+            </w:pPr>
+            <w:r>
+              <w:rPr>
+                <w:rFonts w:ascii="Times New Roman" w:hAnsi="Times New Roman" w:cs="Times New Roman"/>
+                <w:color w:val="1F4D78"/>
+                <w:sz w:val="20"/>
+              </w:rPr>
+              <w:t>Data type</w:t>
+            </w:r>
+          </w:p>
+        </w:tc>
+        <w:tc>
+          <w:tcPr>
+            <w:tcW w:w="4360" w:type="dxa"/>
+            <w:shd w:val="clear" w:color="auto" w:fill="E8EEF5"/>
+            <w:tcMar>
+              <w:top w:w="80" w:type="dxa"/>
+              <w:left w:w="120" w:type="dxa"/>
+              <w:bottom w:w="80" w:type="dxa"/>
+              <w:right w:w="120" w:type="dxa"/>
+            </w:tcMar>
+          </w:tcPr>
+          <w:p>
+            <w:pPr>
+              <w:spacing w:after="0"/>
+              <w:ind w:left="-180"/>
+              <w:rPr>
+                <w:rFonts w:ascii="Times New Roman" w:hAnsi="Times New Roman" w:cs="Times New Roman"/>
+              </w:rPr>
+            </w:pPr>
+            <w:r>
+              <w:rPr>
+                <w:rFonts w:ascii="Times New Roman" w:hAnsi="Times New Roman" w:cs="Times New Roman"/>
+                <w:color w:val="1F4D78"/>
+                <w:sz w:val="20"/>
+              </w:rPr>
+              <w:t>Key / constraint</w:t>
+            </w:r>
+          </w:p>
+        </w:tc>
+      </w:tr>
+      <w:tr>
+        <w:trPr>
+          <w:jc w:val="right"/>
+        </w:trPr>
+        <w:tc>
+          <w:tcPr>
+            <w:tcW w:w="3000" w:type="dxa"/>
+            <w:tcMar>
+              <w:top w:w="80" w:type="dxa"/>
+              <w:left w:w="120" w:type="dxa"/>
+              <w:bottom w:w="80" w:type="dxa"/>
+              <w:right w:w="120" w:type="dxa"/>
+            </w:tcMar>
+          </w:tcPr>
+          <w:p>
+            <w:pPr>
+              <w:spacing w:after="0" w:line="259" w:lineRule="auto"/>
+              <w:ind w:left="-180"/>
+              <w:jc w:val="center"/>
+              <w:rPr>
+                <w:rFonts w:ascii="Times New Roman" w:hAnsi="Times New Roman" w:cs="Times New Roman"/>
+              </w:rPr>
+            </w:pPr>
+            <w:proofErr w:type="spellStart"/>
+            <w:r>
+              <w:rPr>
+                <w:rFonts w:ascii="Times New Roman" w:hAnsi="Times New Roman" w:cs="Times New Roman"/>
+                <w:b/>
+                <w:color w:val="000000"/>
+                <w:sz w:val="19"/>
+              </w:rPr>
+              <w:t>achievement_id</w:t>
+            </w:r>
+            <w:proofErr w:type="spellEnd"/>
+          </w:p>
+        </w:tc>
+        <w:tc>
+          <w:tcPr>
+            <w:tcW w:w="2000" w:type="dxa"/>
+            <w:tcMar>
+              <w:top w:w="80" w:type="dxa"/>
+              <w:left w:w="120" w:type="dxa"/>
+              <w:bottom w:w="80" w:type="dxa"/>
+              <w:right w:w="120" w:type="dxa"/>
+            </w:tcMar>
+          </w:tcPr>
+          <w:p>
+            <w:pPr>
+              <w:spacing w:after="0" w:line="259" w:lineRule="auto"/>
+              <w:ind w:left="-180"/>
+              <w:jc w:val="center"/>
+              <w:rPr>
+                <w:rFonts w:ascii="Times New Roman" w:hAnsi="Times New Roman" w:cs="Times New Roman"/>
+              </w:rPr>
+            </w:pPr>
+            <w:r>
+              <w:rPr>
+                <w:rFonts w:ascii="Times New Roman" w:hAnsi="Times New Roman" w:cs="Times New Roman"/>
+                <w:color w:val="000000"/>
+                <w:sz w:val="19"/>
+              </w:rPr>
+              <w:t>INT</w:t>
+            </w:r>
+          </w:p>
+        </w:tc>
+        <w:tc>
+          <w:tcPr>
+            <w:tcW w:w="4360" w:type="dxa"/>
+            <w:tcMar>
+              <w:top w:w="80" w:type="dxa"/>
+              <w:left w:w="120" w:type="dxa"/>
+              <w:bottom w:w="80" w:type="dxa"/>
+              <w:right w:w="120" w:type="dxa"/>
+            </w:tcMar>
+          </w:tcPr>
+          <w:p>
+            <w:pPr>
+              <w:spacing w:after="0" w:line="259" w:lineRule="auto"/>
+              <w:ind w:left="-180"/>
+              <w:jc w:val="center"/>
+              <w:rPr>
+                <w:rFonts w:ascii="Times New Roman" w:hAnsi="Times New Roman" w:cs="Times New Roman"/>
+              </w:rPr>
+            </w:pPr>
+            <w:r>
+              <w:rPr>
+                <w:rFonts w:ascii="Times New Roman" w:hAnsi="Times New Roman" w:cs="Times New Roman"/>
+                <w:color w:val="000000"/>
+                <w:sz w:val="19"/>
+              </w:rPr>
+              <w:t>PK, auto increment</w:t>
+            </w:r>
+          </w:p>
+        </w:tc>
+      </w:tr>
+      <w:tr>
+        <w:trPr>
+          <w:jc w:val="right"/>
+        </w:trPr>
+        <w:tc>
+          <w:tcPr>
+            <w:tcW w:w="3000" w:type="dxa"/>
+            <w:tcMar>
+              <w:top w:w="80" w:type="dxa"/>
+              <w:left w:w="120" w:type="dxa"/>
+              <w:bottom w:w="80" w:type="dxa"/>
+              <w:right w:w="120" w:type="dxa"/>
+            </w:tcMar>
+          </w:tcPr>
+          <w:p>
+            <w:pPr>
+              <w:spacing w:after="0" w:line="259" w:lineRule="auto"/>
+              <w:ind w:left="-180"/>
+              <w:jc w:val="center"/>
+              <w:rPr>
+                <w:rFonts w:ascii="Times New Roman" w:hAnsi="Times New Roman" w:cs="Times New Roman"/>
+              </w:rPr>
+            </w:pPr>
+            <w:proofErr w:type="spellStart"/>
+            <w:r>
+              <w:rPr>
+                <w:rFonts w:ascii="Times New Roman" w:hAnsi="Times New Roman" w:cs="Times New Roman"/>
+                <w:b/>
+                <w:color w:val="000000"/>
+                <w:sz w:val="19"/>
+              </w:rPr>
+              <w:t>activity_id</w:t>
+            </w:r>
+            <w:proofErr w:type="spellEnd"/>
+          </w:p>
+        </w:tc>
+        <w:tc>
+          <w:tcPr>
+            <w:tcW w:w="2000" w:type="dxa"/>
+            <w:tcMar>
+              <w:top w:w="80" w:type="dxa"/>
+              <w:left w:w="120" w:type="dxa"/>
+              <w:bottom w:w="80" w:type="dxa"/>
+              <w:right w:w="120" w:type="dxa"/>
+            </w:tcMar>
+          </w:tcPr>
+          <w:p>
+            <w:pPr>
+              <w:spacing w:after="0" w:line="259" w:lineRule="auto"/>
+              <w:ind w:left="-180"/>
+              <w:jc w:val="center"/>
+              <w:rPr>
+                <w:rFonts w:ascii="Times New Roman" w:hAnsi="Times New Roman" w:cs="Times New Roman"/>
+              </w:rPr>
+            </w:pPr>
+            <w:r>
+              <w:rPr>
+                <w:rFonts w:ascii="Times New Roman" w:hAnsi="Times New Roman" w:cs="Times New Roman"/>
+                <w:color w:val="000000"/>
+                <w:sz w:val="19"/>
+              </w:rPr>
+              <w:t>INT</w:t>
+            </w:r>
+          </w:p>
+        </w:tc>
+        <w:tc>
+          <w:tcPr>
+            <w:tcW w:w="4360" w:type="dxa"/>
+            <w:tcMar>
+              <w:top w:w="80" w:type="dxa"/>
+              <w:left w:w="120" w:type="dxa"/>
+              <w:bottom w:w="80" w:type="dxa"/>
+              <w:right w:w="120" w:type="dxa"/>
+            </w:tcMar>
+          </w:tcPr>
+          <w:p>
+            <w:pPr>
+              <w:spacing w:after="0" w:line="259" w:lineRule="auto"/>
+              <w:ind w:left="-180"/>
+              <w:jc w:val="center"/>
+              <w:rPr>
+                <w:rFonts w:ascii="Times New Roman" w:hAnsi="Times New Roman" w:cs="Times New Roman"/>
+              </w:rPr>
+            </w:pPr>
+            <w:r>
+              <w:rPr>
+                <w:rFonts w:ascii="Times New Roman" w:hAnsi="Times New Roman" w:cs="Times New Roman"/>
+                <w:color w:val="000000"/>
+                <w:sz w:val="19"/>
+              </w:rPr>
+              <w:t xml:space="preserve">FK -&gt; </w:t>
+            </w:r>
+            <w:proofErr w:type="spellStart"/>
+            <w:r>
+              <w:rPr>
+                <w:rFonts w:ascii="Times New Roman" w:hAnsi="Times New Roman" w:cs="Times New Roman"/>
+                <w:color w:val="000000"/>
+                <w:sz w:val="19"/>
+              </w:rPr>
+              <w:t>Activity.activity_id</w:t>
+            </w:r>
+            <w:proofErr w:type="spellEnd"/>
+          </w:p>
+        </w:tc>
+      </w:tr>
+      <w:tr>
+        <w:trPr>
+          <w:jc w:val="right"/>
+        </w:trPr>
+        <w:tc>
+          <w:tcPr>
+            <w:tcW w:w="3000" w:type="dxa"/>
+            <w:tcMar>
+              <w:top w:w="80" w:type="dxa"/>
+              <w:left w:w="120" w:type="dxa"/>
+              <w:bottom w:w="80" w:type="dxa"/>
+              <w:right w:w="120" w:type="dxa"/>
+            </w:tcMar>
+          </w:tcPr>
+          <w:p>
+            <w:pPr>
+              <w:spacing w:after="0" w:line="259" w:lineRule="auto"/>
+              <w:ind w:left="-180"/>
+              <w:jc w:val="center"/>
+              <w:rPr>
+                <w:rFonts w:ascii="Times New Roman" w:hAnsi="Times New Roman" w:cs="Times New Roman"/>
+              </w:rPr>
+            </w:pPr>
+            <w:proofErr w:type="spellStart"/>
+            <w:r>
+              <w:rPr>
+                <w:rFonts w:ascii="Times New Roman" w:hAnsi="Times New Roman" w:cs="Times New Roman"/>
+                <w:b/>
+                <w:color w:val="000000"/>
+                <w:sz w:val="19"/>
+              </w:rPr>
+              <w:t>achievement_name</w:t>
+            </w:r>
+            <w:proofErr w:type="spellEnd"/>
+          </w:p>
+        </w:tc>
+        <w:tc>
+          <w:tcPr>
+            <w:tcW w:w="2000" w:type="dxa"/>
+            <w:tcMar>
+              <w:top w:w="80" w:type="dxa"/>
+              <w:left w:w="120" w:type="dxa"/>
+              <w:bottom w:w="80" w:type="dxa"/>
+              <w:right w:w="120" w:type="dxa"/>
+            </w:tcMar>
+          </w:tcPr>
+          <w:p>
+            <w:pPr>
+              <w:spacing w:after="0" w:line="259" w:lineRule="auto"/>
+              <w:ind w:left="-180"/>
+              <w:jc w:val="center"/>
+              <w:rPr>
+                <w:rFonts w:ascii="Times New Roman" w:hAnsi="Times New Roman" w:cs="Times New Roman"/>
+              </w:rPr>
+            </w:pPr>
+            <w:r>
+              <w:rPr>
+                <w:rFonts w:ascii="Times New Roman" w:hAnsi="Times New Roman" w:cs="Times New Roman"/>
+                <w:color w:val="000000"/>
+                <w:sz w:val="19"/>
+              </w:rPr>
+              <w:t>VARCHAR(100)</w:t>
+            </w:r>
+          </w:p>
+        </w:tc>
+        <w:tc>
+          <w:tcPr>
+            <w:tcW w:w="4360" w:type="dxa"/>
+            <w:tcMar>
+              <w:top w:w="80" w:type="dxa"/>
+              <w:left w:w="120" w:type="dxa"/>
+              <w:bottom w:w="80" w:type="dxa"/>
+              <w:right w:w="120" w:type="dxa"/>
+            </w:tcMar>
+          </w:tcPr>
+          <w:p>
+            <w:pPr>
+              <w:spacing w:after="0" w:line="259" w:lineRule="auto"/>
+              <w:ind w:left="-180"/>
+              <w:jc w:val="center"/>
+              <w:rPr>
+                <w:rFonts w:ascii="Times New Roman" w:hAnsi="Times New Roman" w:cs="Times New Roman"/>
+              </w:rPr>
+            </w:pPr>
+            <w:r>
+              <w:rPr>
+                <w:rFonts w:ascii="Times New Roman" w:hAnsi="Times New Roman" w:cs="Times New Roman"/>
+                <w:color w:val="000000"/>
+                <w:sz w:val="19"/>
+              </w:rPr>
+              <w:t>NOT NULL</w:t>
+            </w:r>
+          </w:p>
+        </w:tc>
+      </w:tr>
+      <w:tr>
+        <w:trPr>
+          <w:jc w:val="right"/>
+        </w:trPr>
+        <w:tc>
+          <w:tcPr>
+            <w:tcW w:w="3000" w:type="dxa"/>
+            <w:tcMar>
+              <w:top w:w="80" w:type="dxa"/>
+              <w:left w:w="120" w:type="dxa"/>
+              <w:bottom w:w="80" w:type="dxa"/>
+              <w:right w:w="120" w:type="dxa"/>
+            </w:tcMar>
+          </w:tcPr>
+          <w:p>
+            <w:pPr>
+              <w:spacing w:after="0" w:line="259" w:lineRule="auto"/>
+              <w:ind w:left="-180"/>
+              <w:jc w:val="center"/>
+              <w:rPr>
+                <w:rFonts w:ascii="Times New Roman" w:hAnsi="Times New Roman" w:cs="Times New Roman"/>
+              </w:rPr>
+            </w:pPr>
+            <w:r>
+              <w:rPr>
+                <w:rFonts w:ascii="Times New Roman" w:hAnsi="Times New Roman" w:cs="Times New Roman"/>
+                <w:b/>
+                <w:color w:val="000000"/>
+                <w:sz w:val="19"/>
+              </w:rPr>
+              <w:t>description</w:t>
+            </w:r>
+          </w:p>
+        </w:tc>
+        <w:tc>
+          <w:tcPr>
+            <w:tcW w:w="2000" w:type="dxa"/>
+            <w:tcMar>
+              <w:top w:w="80" w:type="dxa"/>
+              <w:left w:w="120" w:type="dxa"/>
+              <w:bottom w:w="80" w:type="dxa"/>
+              <w:right w:w="120" w:type="dxa"/>
+            </w:tcMar>
+          </w:tcPr>
+          <w:p>
+            <w:pPr>
+              <w:spacing w:after="0" w:line="259" w:lineRule="auto"/>
+              <w:ind w:left="-180"/>
+              <w:jc w:val="center"/>
+              <w:rPr>
+                <w:rFonts w:ascii="Times New Roman" w:hAnsi="Times New Roman" w:cs="Times New Roman"/>
+              </w:rPr>
+            </w:pPr>
+            <w:r>
+              <w:rPr>
+                <w:rFonts w:ascii="Times New Roman" w:hAnsi="Times New Roman" w:cs="Times New Roman"/>
+                <w:color w:val="000000"/>
+                <w:sz w:val="19"/>
+              </w:rPr>
+              <w:t>VARCHAR(255)</w:t>
+            </w:r>
+          </w:p>
+        </w:tc>
+        <w:tc>
+          <w:tcPr>
+            <w:tcW w:w="4360" w:type="dxa"/>
+            <w:tcMar>
+              <w:top w:w="80" w:type="dxa"/>
+              <w:left w:w="120" w:type="dxa"/>
+              <w:bottom w:w="80" w:type="dxa"/>
+              <w:right w:w="120" w:type="dxa"/>
+            </w:tcMar>
+          </w:tcPr>
+          <w:p>
+            <w:pPr>
+              <w:spacing w:after="0" w:line="259" w:lineRule="auto"/>
+              <w:ind w:left="-180"/>
+              <w:jc w:val="center"/>
+              <w:rPr>
+                <w:rFonts w:ascii="Times New Roman" w:hAnsi="Times New Roman" w:cs="Times New Roman"/>
+              </w:rPr>
+            </w:pPr>
+            <w:r>
+              <w:rPr>
+                <w:rFonts w:ascii="Times New Roman" w:hAnsi="Times New Roman" w:cs="Times New Roman"/>
+                <w:color w:val="000000"/>
+                <w:sz w:val="19"/>
+              </w:rPr>
+              <w:t>NULL allowed</w:t>
+            </w:r>
+          </w:p>
+        </w:tc>
+      </w:tr>
+    </w:tbl>
+    <w:p>
+      <w:pPr>
+        <w:spacing w:after="40"/>
+        <w:ind w:left="-180"/>
+        <w:jc w:val="center"/>
+        <w:rPr>
+          <w:rFonts w:ascii="Times New Roman" w:hAnsi="Times New Roman" w:cs="Times New Roman"/>
+        </w:rPr>
+      </w:pPr>
+    </w:p>
+    <w:p>
+      <w:pPr>
+        <w:pStyle w:val="Heading2"/>
+        <w:ind w:left="-180"/>
+        <w:jc w:val="center"/>
+        <w:rPr>
+          <w:rFonts w:ascii="Times New Roman" w:hAnsi="Times New Roman" w:cs="Times New Roman"/>
+        </w:rPr>
+      </w:pPr>
+      <w:r>
+        <w:rPr>
+          <w:rFonts w:ascii="Times New Roman" w:hAnsi="Times New Roman" w:cs="Times New Roman"/>
+        </w:rPr>
+        <w:t xml:space="preserve">12. </w:t>
+      </w:r>
+      <w:proofErr w:type="spellStart"/>
+      <w:r>
+        <w:rPr>
+          <w:rFonts w:ascii="Times New Roman" w:hAnsi="Times New Roman" w:cs="Times New Roman"/>
+        </w:rPr>
+        <w:t>StudentAchievement</w:t>
+      </w:r>
+      <w:proofErr w:type="spellEnd"/>
+    </w:p>
+    <w:tbl>
+      <w:tblPr>
+        <w:tblStyle w:val="TableGrid"/>
+        <w:tblW w:w="9360" w:type="dxa"/>
+        <w:jc w:val="center"/>
+        <w:tblLayout w:type="fixed"/>
+        <w:tblLook w:val="04A0" w:firstRow="1" w:lastRow="0" w:firstColumn="1" w:lastColumn="0" w:noHBand="0" w:noVBand="1"/>
+      </w:tblPr>
+      <w:tblGrid>
+        <w:gridCol w:w="3000"/>
+        <w:gridCol w:w="2000"/>
+        <w:gridCol w:w="4360"/>
+      </w:tblGrid>
+      <w:tr>
+        <w:trPr>
+          <w:cnfStyle w:val="100000000000" w:firstRow="1" w:lastRow="0" w:firstColumn="0" w:lastColumn="0" w:oddVBand="0" w:evenVBand="0" w:oddHBand="0" w:evenHBand="0" w:firstRowFirstColumn="0" w:firstRowLastColumn="0" w:lastRowFirstColumn="0" w:lastRowLastColumn="0"/>
+          <w:tblHeader/>
+          <w:jc w:val="center"/>
+        </w:trPr>
+        <w:tc>
+          <w:tcPr>
+            <w:tcW w:w="3000" w:type="dxa"/>
+            <w:shd w:val="clear" w:color="auto" w:fill="E8EEF5"/>
+            <w:tcMar>
+              <w:top w:w="80" w:type="dxa"/>
+              <w:left w:w="120" w:type="dxa"/>
+              <w:bottom w:w="80" w:type="dxa"/>
+              <w:right w:w="120" w:type="dxa"/>
+            </w:tcMar>
+          </w:tcPr>
+          <w:p>
+            <w:pPr>
+              <w:spacing w:after="0"/>
+              <w:ind w:left="-180"/>
+              <w:rPr>
+                <w:rFonts w:ascii="Times New Roman" w:hAnsi="Times New Roman" w:cs="Times New Roman"/>
+              </w:rPr>
+            </w:pPr>
+            <w:r>
+              <w:rPr>
+                <w:rFonts w:ascii="Times New Roman" w:hAnsi="Times New Roman" w:cs="Times New Roman"/>
+                <w:color w:val="1F4D78"/>
+                <w:sz w:val="20"/>
+              </w:rPr>
+              <w:t>Field</w:t>
+            </w:r>
+          </w:p>
+        </w:tc>
+        <w:tc>
+          <w:tcPr>
+            <w:tcW w:w="2000" w:type="dxa"/>
+            <w:shd w:val="clear" w:color="auto" w:fill="E8EEF5"/>
+            <w:tcMar>
+              <w:top w:w="80" w:type="dxa"/>
+              <w:left w:w="120" w:type="dxa"/>
+              <w:bottom w:w="80" w:type="dxa"/>
+              <w:right w:w="120" w:type="dxa"/>
+            </w:tcMar>
+          </w:tcPr>
+          <w:p>
+            <w:pPr>
+              <w:spacing w:after="0"/>
+              <w:ind w:left="-180"/>
+              <w:rPr>
+                <w:rFonts w:ascii="Times New Roman" w:hAnsi="Times New Roman" w:cs="Times New Roman"/>
+              </w:rPr>
+            </w:pPr>
+            <w:r>
+              <w:rPr>
+                <w:rFonts w:ascii="Times New Roman" w:hAnsi="Times New Roman" w:cs="Times New Roman"/>
+                <w:color w:val="1F4D78"/>
+                <w:sz w:val="20"/>
+              </w:rPr>
+              <w:t>Data type</w:t>
+            </w:r>
+          </w:p>
+        </w:tc>
+        <w:tc>
+          <w:tcPr>
+            <w:tcW w:w="4360" w:type="dxa"/>
+            <w:shd w:val="clear" w:color="auto" w:fill="E8EEF5"/>
+            <w:tcMar>
+              <w:top w:w="80" w:type="dxa"/>
+              <w:left w:w="120" w:type="dxa"/>
+              <w:bottom w:w="80" w:type="dxa"/>
+              <w:right w:w="120" w:type="dxa"/>
+            </w:tcMar>
+          </w:tcPr>
+          <w:p>
+            <w:pPr>
+              <w:spacing w:after="0"/>
+              <w:ind w:left="-180"/>
+              <w:rPr>
+                <w:rFonts w:ascii="Times New Roman" w:hAnsi="Times New Roman" w:cs="Times New Roman"/>
+              </w:rPr>
+            </w:pPr>
+            <w:r>
+              <w:rPr>
+                <w:rFonts w:ascii="Times New Roman" w:hAnsi="Times New Roman" w:cs="Times New Roman"/>
+                <w:color w:val="1F4D78"/>
+                <w:sz w:val="20"/>
+              </w:rPr>
+              <w:t>Key / constraint</w:t>
+            </w:r>
+          </w:p>
+        </w:tc>
+      </w:tr>
+      <w:tr>
+        <w:trPr>
+          <w:jc w:val="center"/>
+        </w:trPr>
+        <w:tc>
+          <w:tcPr>
+            <w:tcW w:w="3000" w:type="dxa"/>
+            <w:tcMar>
+              <w:top w:w="80" w:type="dxa"/>
+              <w:left w:w="120" w:type="dxa"/>
+              <w:bottom w:w="80" w:type="dxa"/>
+              <w:right w:w="120" w:type="dxa"/>
+            </w:tcMar>
+          </w:tcPr>
+          <w:p>
+            <w:pPr>
+              <w:spacing w:after="0" w:line="259" w:lineRule="auto"/>
+              <w:ind w:left="-180"/>
+              <w:jc w:val="center"/>
+              <w:rPr>
+                <w:rFonts w:ascii="Times New Roman" w:hAnsi="Times New Roman" w:cs="Times New Roman"/>
+              </w:rPr>
+            </w:pPr>
+            <w:proofErr w:type="spellStart"/>
+            <w:r>
+              <w:rPr>
+                <w:rFonts w:ascii="Times New Roman" w:hAnsi="Times New Roman" w:cs="Times New Roman"/>
+                <w:b/>
+                <w:color w:val="000000"/>
+                <w:sz w:val="19"/>
+              </w:rPr>
+              <w:t>student_id</w:t>
+            </w:r>
+            <w:proofErr w:type="spellEnd"/>
+          </w:p>
+        </w:tc>
+        <w:tc>
+          <w:tcPr>
+            <w:tcW w:w="2000" w:type="dxa"/>
+            <w:tcMar>
+              <w:top w:w="80" w:type="dxa"/>
+              <w:left w:w="120" w:type="dxa"/>
+              <w:bottom w:w="80" w:type="dxa"/>
+              <w:right w:w="120" w:type="dxa"/>
+            </w:tcMar>
+          </w:tcPr>
+          <w:p>
+            <w:pPr>
+              <w:spacing w:after="0" w:line="259" w:lineRule="auto"/>
+              <w:ind w:left="-180"/>
+              <w:jc w:val="center"/>
+              <w:rPr>
+                <w:rFonts w:ascii="Times New Roman" w:hAnsi="Times New Roman" w:cs="Times New Roman"/>
+              </w:rPr>
+            </w:pPr>
+            <w:r>
+              <w:rPr>
+                <w:rFonts w:ascii="Times New Roman" w:hAnsi="Times New Roman" w:cs="Times New Roman"/>
+                <w:color w:val="000000"/>
+                <w:sz w:val="19"/>
+              </w:rPr>
+              <w:t>INT</w:t>
+            </w:r>
+          </w:p>
+        </w:tc>
+        <w:tc>
+          <w:tcPr>
+            <w:tcW w:w="4360" w:type="dxa"/>
+            <w:tcMar>
+              <w:top w:w="80" w:type="dxa"/>
+              <w:left w:w="120" w:type="dxa"/>
+              <w:bottom w:w="80" w:type="dxa"/>
+              <w:right w:w="120" w:type="dxa"/>
+            </w:tcMar>
+          </w:tcPr>
+          <w:p>
+            <w:pPr>
+              <w:spacing w:after="0" w:line="259" w:lineRule="auto"/>
+              <w:ind w:left="-180"/>
+              <w:jc w:val="center"/>
+              <w:rPr>
+                <w:rFonts w:ascii="Times New Roman" w:hAnsi="Times New Roman" w:cs="Times New Roman"/>
+              </w:rPr>
+            </w:pPr>
+            <w:r>
+              <w:rPr>
+                <w:rFonts w:ascii="Times New Roman" w:hAnsi="Times New Roman" w:cs="Times New Roman"/>
+                <w:color w:val="000000"/>
+                <w:sz w:val="19"/>
+              </w:rPr>
+              <w:t xml:space="preserve">PK, FK -&gt; </w:t>
+            </w:r>
+            <w:proofErr w:type="spellStart"/>
+            <w:r>
+              <w:rPr>
+                <w:rFonts w:ascii="Times New Roman" w:hAnsi="Times New Roman" w:cs="Times New Roman"/>
+                <w:color w:val="000000"/>
+                <w:sz w:val="19"/>
+              </w:rPr>
+              <w:t>Student.student_id</w:t>
+            </w:r>
+            <w:proofErr w:type="spellEnd"/>
+          </w:p>
+        </w:tc>
+      </w:tr>
+      <w:tr>
+        <w:trPr>
+          <w:jc w:val="center"/>
+        </w:trPr>
+        <w:tc>
+          <w:tcPr>
+            <w:tcW w:w="3000" w:type="dxa"/>
+            <w:tcMar>
+              <w:top w:w="80" w:type="dxa"/>
+              <w:left w:w="120" w:type="dxa"/>
+              <w:bottom w:w="80" w:type="dxa"/>
+              <w:right w:w="120" w:type="dxa"/>
+            </w:tcMar>
+          </w:tcPr>
+          <w:p>
+            <w:pPr>
+              <w:spacing w:after="0" w:line="259" w:lineRule="auto"/>
+              <w:ind w:left="-180"/>
+              <w:jc w:val="center"/>
+              <w:rPr>
+                <w:rFonts w:ascii="Times New Roman" w:hAnsi="Times New Roman" w:cs="Times New Roman"/>
+              </w:rPr>
+            </w:pPr>
+            <w:proofErr w:type="spellStart"/>
+            <w:r>
+              <w:rPr>
+                <w:rFonts w:ascii="Times New Roman" w:hAnsi="Times New Roman" w:cs="Times New Roman"/>
+                <w:b/>
+                <w:color w:val="000000"/>
+                <w:sz w:val="19"/>
+              </w:rPr>
+              <w:t>achievement_id</w:t>
+            </w:r>
+            <w:proofErr w:type="spellEnd"/>
+          </w:p>
+        </w:tc>
+        <w:tc>
+          <w:tcPr>
+            <w:tcW w:w="2000" w:type="dxa"/>
+            <w:tcMar>
+              <w:top w:w="80" w:type="dxa"/>
+              <w:left w:w="120" w:type="dxa"/>
+              <w:bottom w:w="80" w:type="dxa"/>
+              <w:right w:w="120" w:type="dxa"/>
+            </w:tcMar>
+          </w:tcPr>
+          <w:p>
+            <w:pPr>
+              <w:spacing w:after="0" w:line="259" w:lineRule="auto"/>
+              <w:ind w:left="-180"/>
+              <w:jc w:val="center"/>
+              <w:rPr>
+                <w:rFonts w:ascii="Times New Roman" w:hAnsi="Times New Roman" w:cs="Times New Roman"/>
+              </w:rPr>
+            </w:pPr>
+            <w:r>
+              <w:rPr>
+                <w:rFonts w:ascii="Times New Roman" w:hAnsi="Times New Roman" w:cs="Times New Roman"/>
+                <w:color w:val="000000"/>
+                <w:sz w:val="19"/>
+              </w:rPr>
+              <w:t>INT</w:t>
+            </w:r>
+          </w:p>
+        </w:tc>
+        <w:tc>
+          <w:tcPr>
+            <w:tcW w:w="4360" w:type="dxa"/>
+            <w:tcMar>
+              <w:top w:w="80" w:type="dxa"/>
+              <w:left w:w="120" w:type="dxa"/>
+              <w:bottom w:w="80" w:type="dxa"/>
+              <w:right w:w="120" w:type="dxa"/>
+            </w:tcMar>
+          </w:tcPr>
+          <w:p>
+            <w:pPr>
+              <w:spacing w:after="0" w:line="259" w:lineRule="auto"/>
+              <w:ind w:left="-180"/>
+              <w:jc w:val="center"/>
+              <w:rPr>
+                <w:rFonts w:ascii="Times New Roman" w:hAnsi="Times New Roman" w:cs="Times New Roman"/>
+              </w:rPr>
+            </w:pPr>
+            <w:r>
+              <w:rPr>
+                <w:rFonts w:ascii="Times New Roman" w:hAnsi="Times New Roman" w:cs="Times New Roman"/>
+                <w:color w:val="000000"/>
+                <w:sz w:val="19"/>
+              </w:rPr>
+              <w:t xml:space="preserve">PK, FK -&gt; </w:t>
+            </w:r>
+            <w:proofErr w:type="spellStart"/>
+            <w:r>
+              <w:rPr>
+                <w:rFonts w:ascii="Times New Roman" w:hAnsi="Times New Roman" w:cs="Times New Roman"/>
+                <w:color w:val="000000"/>
+                <w:sz w:val="19"/>
+              </w:rPr>
+              <w:t>Achievement.achievement_id</w:t>
+            </w:r>
+            <w:proofErr w:type="spellEnd"/>
+          </w:p>
+        </w:tc>
+      </w:tr>
+      <w:tr>
+        <w:trPr>
+          <w:jc w:val="center"/>
+        </w:trPr>
+        <w:tc>
+          <w:tcPr>
+            <w:tcW w:w="3000" w:type="dxa"/>
+            <w:tcMar>
+              <w:top w:w="80" w:type="dxa"/>
+              <w:left w:w="120" w:type="dxa"/>
+              <w:bottom w:w="80" w:type="dxa"/>
+              <w:right w:w="120" w:type="dxa"/>
+            </w:tcMar>
+          </w:tcPr>
+          <w:p>
+            <w:pPr>
+              <w:spacing w:after="0" w:line="259" w:lineRule="auto"/>
+              <w:ind w:left="-180"/>
+              <w:jc w:val="center"/>
+              <w:rPr>
+                <w:rFonts w:ascii="Times New Roman" w:hAnsi="Times New Roman" w:cs="Times New Roman"/>
+              </w:rPr>
+            </w:pPr>
+            <w:proofErr w:type="spellStart"/>
+            <w:r>
+              <w:rPr>
+                <w:rFonts w:ascii="Times New Roman" w:hAnsi="Times New Roman" w:cs="Times New Roman"/>
+                <w:b/>
+                <w:color w:val="000000"/>
+                <w:sz w:val="19"/>
+              </w:rPr>
+              <w:t>award_date</w:t>
+            </w:r>
+            <w:proofErr w:type="spellEnd"/>
+          </w:p>
+        </w:tc>
+        <w:tc>
+          <w:tcPr>
+            <w:tcW w:w="2000" w:type="dxa"/>
+            <w:tcMar>
+              <w:top w:w="80" w:type="dxa"/>
+              <w:left w:w="120" w:type="dxa"/>
+              <w:bottom w:w="80" w:type="dxa"/>
+              <w:right w:w="120" w:type="dxa"/>
+            </w:tcMar>
+          </w:tcPr>
+          <w:p>
+            <w:pPr>
+              <w:spacing w:after="0" w:line="259" w:lineRule="auto"/>
+              <w:ind w:left="-180"/>
+              <w:jc w:val="center"/>
+              <w:rPr>
+                <w:rFonts w:ascii="Times New Roman" w:hAnsi="Times New Roman" w:cs="Times New Roman"/>
+              </w:rPr>
+            </w:pPr>
+            <w:r>
+              <w:rPr>
+                <w:rFonts w:ascii="Times New Roman" w:hAnsi="Times New Roman" w:cs="Times New Roman"/>
+                <w:color w:val="000000"/>
+                <w:sz w:val="19"/>
+              </w:rPr>
+              <w:t>DATE</w:t>
+            </w:r>
+          </w:p>
+        </w:tc>
+        <w:tc>
+          <w:tcPr>
+            <w:tcW w:w="4360" w:type="dxa"/>
+            <w:tcMar>
+              <w:top w:w="80" w:type="dxa"/>
+              <w:left w:w="120" w:type="dxa"/>
+              <w:bottom w:w="80" w:type="dxa"/>
+              <w:right w:w="120" w:type="dxa"/>
+            </w:tcMar>
+          </w:tcPr>
+          <w:p>
+            <w:pPr>
+              <w:spacing w:after="0" w:line="259" w:lineRule="auto"/>
+              <w:ind w:left="-180"/>
+              <w:jc w:val="center"/>
+              <w:rPr>
+                <w:rFonts w:ascii="Times New Roman" w:hAnsi="Times New Roman" w:cs="Times New Roman"/>
+              </w:rPr>
+            </w:pPr>
+            <w:r>
+              <w:rPr>
+                <w:rFonts w:ascii="Times New Roman" w:hAnsi="Times New Roman" w:cs="Times New Roman"/>
+                <w:color w:val="000000"/>
+                <w:sz w:val="19"/>
+              </w:rPr>
+              <w:t>NOT NULL</w:t>
+            </w:r>
+          </w:p>
+        </w:tc>
+      </w:tr>
+    </w:tbl>
+    <w:p>
+      <w:pPr>
+        <w:spacing w:after="40"/>
+        <w:ind w:left="-180"/>
+        <w:jc w:val="center"/>
+        <w:rPr>
+          <w:rFonts w:ascii="Times New Roman" w:hAnsi="Times New Roman" w:cs="Times New Roman"/>
+        </w:rPr>
+      </w:pPr>
+    </w:p>
+    <w:p>
+      <w:pPr>
+        <w:spacing w:after="40"/>
+        <w:ind w:left="-180"/>
+        <w:jc w:val="center"/>
+        <w:rPr>
+          <w:rFonts w:ascii="Times New Roman" w:hAnsi="Times New Roman" w:cs="Times New Roman"/>
+        </w:rPr>
+      </w:pPr>
+    </w:p>
+    <w:p>
+      <w:pPr>
+        <w:spacing w:after="40"/>
+        <w:ind w:left="-180"/>
+        <w:jc w:val="center"/>
+        <w:rPr>
+          <w:rFonts w:ascii="Times New Roman" w:hAnsi="Times New Roman" w:cs="Times New Roman"/>
+        </w:rPr>
+      </w:pPr>
+    </w:p>
+    <w:p>
+      <w:pPr>
+        <w:spacing w:after="40"/>
+        <w:ind w:left="-180"/>
+        <w:jc w:val="center"/>
+        <w:rPr>
+          <w:rFonts w:ascii="Times New Roman" w:hAnsi="Times New Roman" w:cs="Times New Roman"/>
+        </w:rPr>
+      </w:pPr>
+    </w:p>
+    <w:p>
+      <w:pPr>
+        <w:spacing w:after="40"/>
+        <w:ind w:left="-180"/>
+        <w:jc w:val="center"/>
+        <w:rPr>
+          <w:rFonts w:ascii="Times New Roman" w:hAnsi="Times New Roman" w:cs="Times New Roman"/>
+        </w:rPr>
+      </w:pPr>
+    </w:p>
+    <w:p>
+      <w:pPr>
+        <w:spacing w:after="40"/>
+        <w:ind w:left="-180"/>
+        <w:jc w:val="center"/>
+        <w:rPr>
+          <w:rFonts w:ascii="Times New Roman" w:hAnsi="Times New Roman" w:cs="Times New Roman"/>
+        </w:rPr>
+      </w:pPr>
+    </w:p>
+    <w:p>
+      <w:pPr>
+        <w:spacing w:after="40"/>
+        <w:ind w:left="-180"/>
+        <w:jc w:val="center"/>
+        <w:rPr>
+          <w:rFonts w:ascii="Times New Roman" w:hAnsi="Times New Roman" w:cs="Times New Roman"/>
+        </w:rPr>
+      </w:pPr>
+    </w:p>
+    <w:p>
+      <w:pPr>
+        <w:spacing w:after="40"/>
+        <w:ind w:left="-180"/>
+        <w:jc w:val="center"/>
+        <w:rPr>
+          <w:rFonts w:ascii="Times New Roman" w:hAnsi="Times New Roman" w:cs="Times New Roman"/>
+        </w:rPr>
+      </w:pPr>
+    </w:p>
+    <w:p>
+      <w:pPr>
+        <w:spacing w:after="40"/>
+        <w:ind w:left="-180"/>
+        <w:jc w:val="center"/>
+        <w:rPr>
+          <w:rFonts w:ascii="Times New Roman" w:hAnsi="Times New Roman" w:cs="Times New Roman"/>
+        </w:rPr>
+      </w:pPr>
+      <w:bookmarkStart w:id="0" w:name="_GoBack"/>
+      <w:bookmarkEnd w:id="0"/>
+    </w:p>
+    <w:p>
+      <w:pPr>
+        <w:pStyle w:val="Heading2"/>
+        <w:ind w:left="-180"/>
+        <w:jc w:val="center"/>
+        <w:rPr>
+          <w:rFonts w:ascii="Times New Roman" w:hAnsi="Times New Roman" w:cs="Times New Roman"/>
+        </w:rPr>
+      </w:pPr>
+      <w:r>
+        <w:rPr>
+          <w:rFonts w:ascii="Times New Roman" w:hAnsi="Times New Roman" w:cs="Times New Roman"/>
+        </w:rPr>
+        <w:lastRenderedPageBreak/>
+        <w:t>13. Notification</w:t>
+      </w:r>
+    </w:p>
+    <w:tbl>
+      <w:tblPr>
+        <w:tblStyle w:val="TableGrid"/>
+        <w:tblW w:w="9360" w:type="dxa"/>
+        <w:jc w:val="center"/>
+        <w:tblLayout w:type="fixed"/>
+        <w:tblLook w:val="04A0" w:firstRow="1" w:lastRow="0" w:firstColumn="1" w:lastColumn="0" w:noHBand="0" w:noVBand="1"/>
+      </w:tblPr>
+      <w:tblGrid>
+        <w:gridCol w:w="3000"/>
+        <w:gridCol w:w="2000"/>
+        <w:gridCol w:w="4360"/>
+      </w:tblGrid>
+      <w:tr>
+        <w:trPr>
+          <w:cnfStyle w:val="100000000000" w:firstRow="1" w:lastRow="0" w:firstColumn="0" w:lastColumn="0" w:oddVBand="0" w:evenVBand="0" w:oddHBand="0" w:evenHBand="0" w:firstRowFirstColumn="0" w:firstRowLastColumn="0" w:lastRowFirstColumn="0" w:lastRowLastColumn="0"/>
+          <w:tblHeader/>
+          <w:jc w:val="center"/>
+        </w:trPr>
+        <w:tc>
+          <w:tcPr>
+            <w:tcW w:w="3000" w:type="dxa"/>
+            <w:shd w:val="clear" w:color="auto" w:fill="E8EEF5"/>
+            <w:tcMar>
+              <w:top w:w="80" w:type="dxa"/>
+              <w:left w:w="120" w:type="dxa"/>
+              <w:bottom w:w="80" w:type="dxa"/>
+              <w:right w:w="120" w:type="dxa"/>
+            </w:tcMar>
+          </w:tcPr>
+          <w:p>
+            <w:pPr>
+              <w:spacing w:after="0"/>
+              <w:ind w:left="-180"/>
+              <w:rPr>
+                <w:rFonts w:ascii="Times New Roman" w:hAnsi="Times New Roman" w:cs="Times New Roman"/>
+              </w:rPr>
+            </w:pPr>
+            <w:r>
+              <w:rPr>
+                <w:rFonts w:ascii="Times New Roman" w:hAnsi="Times New Roman" w:cs="Times New Roman"/>
+                <w:color w:val="1F4D78"/>
+                <w:sz w:val="20"/>
+              </w:rPr>
+              <w:t>Field</w:t>
+            </w:r>
+          </w:p>
+        </w:tc>
+        <w:tc>
+          <w:tcPr>
+            <w:tcW w:w="2000" w:type="dxa"/>
+            <w:shd w:val="clear" w:color="auto" w:fill="E8EEF5"/>
+            <w:tcMar>
+              <w:top w:w="80" w:type="dxa"/>
+              <w:left w:w="120" w:type="dxa"/>
+              <w:bottom w:w="80" w:type="dxa"/>
+              <w:right w:w="120" w:type="dxa"/>
+            </w:tcMar>
+          </w:tcPr>
+          <w:p>
+            <w:pPr>
+              <w:spacing w:after="0"/>
+              <w:ind w:left="-180"/>
+              <w:rPr>
+                <w:rFonts w:ascii="Times New Roman" w:hAnsi="Times New Roman" w:cs="Times New Roman"/>
+              </w:rPr>
+            </w:pPr>
+            <w:r>
+              <w:rPr>
+                <w:rFonts w:ascii="Times New Roman" w:hAnsi="Times New Roman" w:cs="Times New Roman"/>
+                <w:color w:val="1F4D78"/>
+                <w:sz w:val="20"/>
+              </w:rPr>
+              <w:t>Data type</w:t>
+            </w:r>
+          </w:p>
+        </w:tc>
+        <w:tc>
+          <w:tcPr>
+            <w:tcW w:w="4360" w:type="dxa"/>
+            <w:shd w:val="clear" w:color="auto" w:fill="E8EEF5"/>
+            <w:tcMar>
+              <w:top w:w="80" w:type="dxa"/>
+              <w:left w:w="120" w:type="dxa"/>
+              <w:bottom w:w="80" w:type="dxa"/>
+              <w:right w:w="120" w:type="dxa"/>
+            </w:tcMar>
+          </w:tcPr>
+          <w:p>
+            <w:pPr>
+              <w:spacing w:after="0"/>
+              <w:ind w:left="-180"/>
+              <w:rPr>
+                <w:rFonts w:ascii="Times New Roman" w:hAnsi="Times New Roman" w:cs="Times New Roman"/>
+              </w:rPr>
+            </w:pPr>
+            <w:r>
+              <w:rPr>
+                <w:rFonts w:ascii="Times New Roman" w:hAnsi="Times New Roman" w:cs="Times New Roman"/>
+                <w:color w:val="1F4D78"/>
+                <w:sz w:val="20"/>
+              </w:rPr>
+              <w:t>Key / constraint</w:t>
+            </w:r>
+          </w:p>
+        </w:tc>
+      </w:tr>
+      <w:tr>
+        <w:trPr>
+          <w:jc w:val="center"/>
+        </w:trPr>
+        <w:tc>
+          <w:tcPr>
+            <w:tcW w:w="3000" w:type="dxa"/>
+            <w:tcMar>
+              <w:top w:w="80" w:type="dxa"/>
+              <w:left w:w="120" w:type="dxa"/>
+              <w:bottom w:w="80" w:type="dxa"/>
+              <w:right w:w="120" w:type="dxa"/>
+            </w:tcMar>
+          </w:tcPr>
+          <w:p>
+            <w:pPr>
+              <w:spacing w:after="0" w:line="259" w:lineRule="auto"/>
+              <w:ind w:left="-180"/>
+              <w:jc w:val="center"/>
+              <w:rPr>
+                <w:rFonts w:ascii="Times New Roman" w:hAnsi="Times New Roman" w:cs="Times New Roman"/>
+              </w:rPr>
+            </w:pPr>
+            <w:proofErr w:type="spellStart"/>
+            <w:r>
+              <w:rPr>
+                <w:rFonts w:ascii="Times New Roman" w:hAnsi="Times New Roman" w:cs="Times New Roman"/>
+                <w:b/>
+                <w:color w:val="000000"/>
+                <w:sz w:val="19"/>
+              </w:rPr>
+              <w:t>notification_id</w:t>
+            </w:r>
+            <w:proofErr w:type="spellEnd"/>
+          </w:p>
+        </w:tc>
+        <w:tc>
+          <w:tcPr>
+            <w:tcW w:w="2000" w:type="dxa"/>
+            <w:tcMar>
+              <w:top w:w="80" w:type="dxa"/>
+              <w:left w:w="120" w:type="dxa"/>
+              <w:bottom w:w="80" w:type="dxa"/>
+              <w:right w:w="120" w:type="dxa"/>
+            </w:tcMar>
+          </w:tcPr>
+          <w:p>
+            <w:pPr>
+              <w:spacing w:after="0" w:line="259" w:lineRule="auto"/>
+              <w:ind w:left="-180"/>
+              <w:jc w:val="center"/>
+              <w:rPr>
+                <w:rFonts w:ascii="Times New Roman" w:hAnsi="Times New Roman" w:cs="Times New Roman"/>
+              </w:rPr>
+            </w:pPr>
+            <w:r>
+              <w:rPr>
+                <w:rFonts w:ascii="Times New Roman" w:hAnsi="Times New Roman" w:cs="Times New Roman"/>
+                <w:color w:val="000000"/>
+                <w:sz w:val="19"/>
+              </w:rPr>
+              <w:t>INT</w:t>
+            </w:r>
+          </w:p>
+        </w:tc>
+        <w:tc>
+          <w:tcPr>
+            <w:tcW w:w="4360" w:type="dxa"/>
+            <w:tcMar>
+              <w:top w:w="80" w:type="dxa"/>
+              <w:left w:w="120" w:type="dxa"/>
+              <w:bottom w:w="80" w:type="dxa"/>
+              <w:right w:w="120" w:type="dxa"/>
+            </w:tcMar>
+          </w:tcPr>
+          <w:p>
+            <w:pPr>
+              <w:spacing w:after="0" w:line="259" w:lineRule="auto"/>
+              <w:ind w:left="-180"/>
+              <w:jc w:val="center"/>
+              <w:rPr>
+                <w:rFonts w:ascii="Times New Roman" w:hAnsi="Times New Roman" w:cs="Times New Roman"/>
+              </w:rPr>
+            </w:pPr>
+            <w:r>
+              <w:rPr>
+                <w:rFonts w:ascii="Times New Roman" w:hAnsi="Times New Roman" w:cs="Times New Roman"/>
+                <w:color w:val="000000"/>
+                <w:sz w:val="19"/>
+              </w:rPr>
+              <w:t>PK, auto increment</w:t>
+            </w:r>
+          </w:p>
+        </w:tc>
+      </w:tr>
+      <w:tr>
+        <w:trPr>
+          <w:jc w:val="center"/>
+        </w:trPr>
+        <w:tc>
+          <w:tcPr>
+            <w:tcW w:w="3000" w:type="dxa"/>
+            <w:tcMar>
+              <w:top w:w="80" w:type="dxa"/>
+              <w:left w:w="120" w:type="dxa"/>
+              <w:bottom w:w="80" w:type="dxa"/>
+              <w:right w:w="120" w:type="dxa"/>
+            </w:tcMar>
+          </w:tcPr>
+          <w:p>
+            <w:pPr>
+              <w:spacing w:after="0" w:line="259" w:lineRule="auto"/>
+              <w:ind w:left="-180"/>
+              <w:jc w:val="center"/>
+              <w:rPr>
+                <w:rFonts w:ascii="Times New Roman" w:hAnsi="Times New Roman" w:cs="Times New Roman"/>
+              </w:rPr>
+            </w:pPr>
+            <w:proofErr w:type="spellStart"/>
+            <w:r>
+              <w:rPr>
+                <w:rFonts w:ascii="Times New Roman" w:hAnsi="Times New Roman" w:cs="Times New Roman"/>
+                <w:b/>
+                <w:color w:val="000000"/>
+                <w:sz w:val="19"/>
+              </w:rPr>
+              <w:t>user_id</w:t>
+            </w:r>
+            <w:proofErr w:type="spellEnd"/>
+          </w:p>
+        </w:tc>
+        <w:tc>
+          <w:tcPr>
+            <w:tcW w:w="2000" w:type="dxa"/>
+            <w:tcMar>
+              <w:top w:w="80" w:type="dxa"/>
+              <w:left w:w="120" w:type="dxa"/>
+              <w:bottom w:w="80" w:type="dxa"/>
+              <w:right w:w="120" w:type="dxa"/>
+            </w:tcMar>
+          </w:tcPr>
+          <w:p>
+            <w:pPr>
+              <w:spacing w:after="0" w:line="259" w:lineRule="auto"/>
+              <w:ind w:left="-180"/>
+              <w:jc w:val="center"/>
+              <w:rPr>
+                <w:rFonts w:ascii="Times New Roman" w:hAnsi="Times New Roman" w:cs="Times New Roman"/>
+              </w:rPr>
+            </w:pPr>
+            <w:r>
+              <w:rPr>
+                <w:rFonts w:ascii="Times New Roman" w:hAnsi="Times New Roman" w:cs="Times New Roman"/>
+                <w:color w:val="000000"/>
+                <w:sz w:val="19"/>
+              </w:rPr>
+              <w:t>INT</w:t>
+            </w:r>
+          </w:p>
+        </w:tc>
+        <w:tc>
+          <w:tcPr>
+            <w:tcW w:w="4360" w:type="dxa"/>
+            <w:tcMar>
+              <w:top w:w="80" w:type="dxa"/>
+              <w:left w:w="120" w:type="dxa"/>
+              <w:bottom w:w="80" w:type="dxa"/>
+              <w:right w:w="120" w:type="dxa"/>
+            </w:tcMar>
+          </w:tcPr>
+          <w:p>
+            <w:pPr>
+              <w:spacing w:after="0" w:line="259" w:lineRule="auto"/>
+              <w:ind w:left="-180"/>
+              <w:jc w:val="center"/>
+              <w:rPr>
+                <w:rFonts w:ascii="Times New Roman" w:hAnsi="Times New Roman" w:cs="Times New Roman"/>
+              </w:rPr>
+            </w:pPr>
+            <w:r>
+              <w:rPr>
+                <w:rFonts w:ascii="Times New Roman" w:hAnsi="Times New Roman" w:cs="Times New Roman"/>
+                <w:color w:val="000000"/>
+                <w:sz w:val="19"/>
+              </w:rPr>
+              <w:t xml:space="preserve">FK -&gt; </w:t>
+            </w:r>
+            <w:proofErr w:type="spellStart"/>
+            <w:r>
+              <w:rPr>
+                <w:rFonts w:ascii="Times New Roman" w:hAnsi="Times New Roman" w:cs="Times New Roman"/>
+                <w:color w:val="000000"/>
+                <w:sz w:val="19"/>
+              </w:rPr>
+              <w:t>User.user_id</w:t>
+            </w:r>
+            <w:proofErr w:type="spellEnd"/>
+          </w:p>
+        </w:tc>
+      </w:tr>
+      <w:tr>
+        <w:trPr>
+          <w:jc w:val="center"/>
+        </w:trPr>
+        <w:tc>
+          <w:tcPr>
+            <w:tcW w:w="3000" w:type="dxa"/>
+            <w:tcMar>
+              <w:top w:w="80" w:type="dxa"/>
+              <w:left w:w="120" w:type="dxa"/>
+              <w:bottom w:w="80" w:type="dxa"/>
+              <w:right w:w="120" w:type="dxa"/>
+            </w:tcMar>
+          </w:tcPr>
+          <w:p>
+            <w:pPr>
+              <w:spacing w:after="0" w:line="259" w:lineRule="auto"/>
+              <w:ind w:left="-180"/>
+              <w:jc w:val="center"/>
+              <w:rPr>
+                <w:rFonts w:ascii="Times New Roman" w:hAnsi="Times New Roman" w:cs="Times New Roman"/>
+              </w:rPr>
+            </w:pPr>
+            <w:proofErr w:type="spellStart"/>
+            <w:r>
+              <w:rPr>
+                <w:rFonts w:ascii="Times New Roman" w:hAnsi="Times New Roman" w:cs="Times New Roman"/>
+                <w:b/>
+                <w:color w:val="000000"/>
+                <w:sz w:val="19"/>
+              </w:rPr>
+              <w:t>activity_id</w:t>
+            </w:r>
+            <w:proofErr w:type="spellEnd"/>
+          </w:p>
+        </w:tc>
+        <w:tc>
+          <w:tcPr>
+            <w:tcW w:w="2000" w:type="dxa"/>
+            <w:tcMar>
+              <w:top w:w="80" w:type="dxa"/>
+              <w:left w:w="120" w:type="dxa"/>
+              <w:bottom w:w="80" w:type="dxa"/>
+              <w:right w:w="120" w:type="dxa"/>
+            </w:tcMar>
+          </w:tcPr>
+          <w:p>
+            <w:pPr>
+              <w:spacing w:after="0" w:line="259" w:lineRule="auto"/>
+              <w:ind w:left="-180"/>
+              <w:jc w:val="center"/>
+              <w:rPr>
+                <w:rFonts w:ascii="Times New Roman" w:hAnsi="Times New Roman" w:cs="Times New Roman"/>
+              </w:rPr>
+            </w:pPr>
+            <w:r>
+              <w:rPr>
+                <w:rFonts w:ascii="Times New Roman" w:hAnsi="Times New Roman" w:cs="Times New Roman"/>
+                <w:color w:val="000000"/>
+                <w:sz w:val="19"/>
+              </w:rPr>
+              <w:t>INT</w:t>
+            </w:r>
+          </w:p>
+        </w:tc>
+        <w:tc>
+          <w:tcPr>
+            <w:tcW w:w="4360" w:type="dxa"/>
+            <w:tcMar>
+              <w:top w:w="80" w:type="dxa"/>
+              <w:left w:w="120" w:type="dxa"/>
+              <w:bottom w:w="80" w:type="dxa"/>
+              <w:right w:w="120" w:type="dxa"/>
+            </w:tcMar>
+          </w:tcPr>
+          <w:p>
+            <w:pPr>
+              <w:spacing w:after="0" w:line="259" w:lineRule="auto"/>
+              <w:ind w:left="-180"/>
+              <w:jc w:val="center"/>
+              <w:rPr>
+                <w:rFonts w:ascii="Times New Roman" w:hAnsi="Times New Roman" w:cs="Times New Roman"/>
+              </w:rPr>
+            </w:pPr>
+            <w:r>
+              <w:rPr>
+                <w:rFonts w:ascii="Times New Roman" w:hAnsi="Times New Roman" w:cs="Times New Roman"/>
+                <w:color w:val="000000"/>
+                <w:sz w:val="19"/>
+              </w:rPr>
+              <w:t xml:space="preserve">FK -&gt; </w:t>
+            </w:r>
+            <w:proofErr w:type="spellStart"/>
+            <w:r>
+              <w:rPr>
+                <w:rFonts w:ascii="Times New Roman" w:hAnsi="Times New Roman" w:cs="Times New Roman"/>
+                <w:color w:val="000000"/>
+                <w:sz w:val="19"/>
+              </w:rPr>
+              <w:t>Activity.activity_id</w:t>
+            </w:r>
+            <w:proofErr w:type="spellEnd"/>
+            <w:r>
+              <w:rPr>
+                <w:rFonts w:ascii="Times New Roman" w:hAnsi="Times New Roman" w:cs="Times New Roman"/>
+                <w:color w:val="000000"/>
+                <w:sz w:val="19"/>
+              </w:rPr>
+              <w:t>, NULL</w:t>
+            </w:r>
+          </w:p>
+        </w:tc>
+      </w:tr>
+      <w:tr>
+        <w:trPr>
+          <w:jc w:val="center"/>
+        </w:trPr>
+        <w:tc>
+          <w:tcPr>
+            <w:tcW w:w="3000" w:type="dxa"/>
+            <w:tcMar>
+              <w:top w:w="80" w:type="dxa"/>
+              <w:left w:w="120" w:type="dxa"/>
+              <w:bottom w:w="80" w:type="dxa"/>
+              <w:right w:w="120" w:type="dxa"/>
+            </w:tcMar>
+          </w:tcPr>
+          <w:p>
+            <w:pPr>
+              <w:spacing w:after="0" w:line="259" w:lineRule="auto"/>
+              <w:ind w:left="-180"/>
+              <w:jc w:val="center"/>
+              <w:rPr>
+                <w:rFonts w:ascii="Times New Roman" w:hAnsi="Times New Roman" w:cs="Times New Roman"/>
+              </w:rPr>
+            </w:pPr>
+            <w:proofErr w:type="spellStart"/>
+            <w:r>
+              <w:rPr>
+                <w:rFonts w:ascii="Times New Roman" w:hAnsi="Times New Roman" w:cs="Times New Roman"/>
+                <w:b/>
+                <w:color w:val="000000"/>
+                <w:sz w:val="19"/>
+              </w:rPr>
+              <w:t>notification_type</w:t>
+            </w:r>
+            <w:proofErr w:type="spellEnd"/>
+          </w:p>
+        </w:tc>
+        <w:tc>
+          <w:tcPr>
+            <w:tcW w:w="2000" w:type="dxa"/>
+            <w:tcMar>
+              <w:top w:w="80" w:type="dxa"/>
+              <w:left w:w="120" w:type="dxa"/>
+              <w:bottom w:w="80" w:type="dxa"/>
+              <w:right w:w="120" w:type="dxa"/>
+            </w:tcMar>
+          </w:tcPr>
+          <w:p>
+            <w:pPr>
+              <w:spacing w:after="0" w:line="259" w:lineRule="auto"/>
+              <w:ind w:left="-180"/>
+              <w:jc w:val="center"/>
+              <w:rPr>
+                <w:rFonts w:ascii="Times New Roman" w:hAnsi="Times New Roman" w:cs="Times New Roman"/>
+              </w:rPr>
+            </w:pPr>
+            <w:r>
+              <w:rPr>
+                <w:rFonts w:ascii="Times New Roman" w:hAnsi="Times New Roman" w:cs="Times New Roman"/>
+                <w:color w:val="000000"/>
+                <w:sz w:val="19"/>
+              </w:rPr>
+              <w:t>VARCHAR(30)</w:t>
+            </w:r>
+          </w:p>
+        </w:tc>
+        <w:tc>
+          <w:tcPr>
+            <w:tcW w:w="4360" w:type="dxa"/>
+            <w:tcMar>
+              <w:top w:w="80" w:type="dxa"/>
+              <w:left w:w="120" w:type="dxa"/>
+              <w:bottom w:w="80" w:type="dxa"/>
+              <w:right w:w="120" w:type="dxa"/>
+            </w:tcMar>
+          </w:tcPr>
+          <w:p>
+            <w:pPr>
+              <w:spacing w:after="0" w:line="259" w:lineRule="auto"/>
+              <w:ind w:left="-180"/>
+              <w:jc w:val="center"/>
+              <w:rPr>
+                <w:rFonts w:ascii="Times New Roman" w:hAnsi="Times New Roman" w:cs="Times New Roman"/>
+              </w:rPr>
+            </w:pPr>
+            <w:r>
+              <w:rPr>
+                <w:rFonts w:ascii="Times New Roman" w:hAnsi="Times New Roman" w:cs="Times New Roman"/>
+                <w:color w:val="000000"/>
+                <w:sz w:val="19"/>
+              </w:rPr>
+              <w:t>Confirmation / Reminder / Cancellation / Waitlist</w:t>
+            </w:r>
+          </w:p>
+        </w:tc>
+      </w:tr>
+      <w:tr>
+        <w:trPr>
+          <w:jc w:val="center"/>
+        </w:trPr>
+        <w:tc>
+          <w:tcPr>
+            <w:tcW w:w="3000" w:type="dxa"/>
+            <w:tcMar>
+              <w:top w:w="80" w:type="dxa"/>
+              <w:left w:w="120" w:type="dxa"/>
+              <w:bottom w:w="80" w:type="dxa"/>
+              <w:right w:w="120" w:type="dxa"/>
+            </w:tcMar>
+          </w:tcPr>
+          <w:p>
+            <w:pPr>
+              <w:spacing w:after="0" w:line="259" w:lineRule="auto"/>
+              <w:ind w:left="-180"/>
+              <w:jc w:val="center"/>
+              <w:rPr>
+                <w:rFonts w:ascii="Times New Roman" w:hAnsi="Times New Roman" w:cs="Times New Roman"/>
+              </w:rPr>
+            </w:pPr>
+            <w:r>
+              <w:rPr>
+                <w:rFonts w:ascii="Times New Roman" w:hAnsi="Times New Roman" w:cs="Times New Roman"/>
+                <w:b/>
+                <w:color w:val="000000"/>
+                <w:sz w:val="19"/>
+              </w:rPr>
+              <w:t>message</w:t>
+            </w:r>
+          </w:p>
+        </w:tc>
+        <w:tc>
+          <w:tcPr>
+            <w:tcW w:w="2000" w:type="dxa"/>
+            <w:tcMar>
+              <w:top w:w="80" w:type="dxa"/>
+              <w:left w:w="120" w:type="dxa"/>
+              <w:bottom w:w="80" w:type="dxa"/>
+              <w:right w:w="120" w:type="dxa"/>
+            </w:tcMar>
+          </w:tcPr>
+          <w:p>
+            <w:pPr>
+              <w:spacing w:after="0" w:line="259" w:lineRule="auto"/>
+              <w:ind w:left="-180"/>
+              <w:jc w:val="center"/>
+              <w:rPr>
+                <w:rFonts w:ascii="Times New Roman" w:hAnsi="Times New Roman" w:cs="Times New Roman"/>
+              </w:rPr>
+            </w:pPr>
+            <w:r>
+              <w:rPr>
+                <w:rFonts w:ascii="Times New Roman" w:hAnsi="Times New Roman" w:cs="Times New Roman"/>
+                <w:color w:val="000000"/>
+                <w:sz w:val="19"/>
+              </w:rPr>
+              <w:t>TEXT</w:t>
+            </w:r>
+          </w:p>
+        </w:tc>
+        <w:tc>
+          <w:tcPr>
+            <w:tcW w:w="4360" w:type="dxa"/>
+            <w:tcMar>
+              <w:top w:w="80" w:type="dxa"/>
+              <w:left w:w="120" w:type="dxa"/>
+              <w:bottom w:w="80" w:type="dxa"/>
+              <w:right w:w="120" w:type="dxa"/>
+            </w:tcMar>
+          </w:tcPr>
+          <w:p>
+            <w:pPr>
+              <w:spacing w:after="0" w:line="259" w:lineRule="auto"/>
+              <w:ind w:left="-180"/>
+              <w:jc w:val="center"/>
+              <w:rPr>
+                <w:rFonts w:ascii="Times New Roman" w:hAnsi="Times New Roman" w:cs="Times New Roman"/>
+              </w:rPr>
+            </w:pPr>
+            <w:r>
+              <w:rPr>
+                <w:rFonts w:ascii="Times New Roman" w:hAnsi="Times New Roman" w:cs="Times New Roman"/>
+                <w:color w:val="000000"/>
+                <w:sz w:val="19"/>
+              </w:rPr>
+              <w:t>NOT NULL</w:t>
+            </w:r>
+          </w:p>
+        </w:tc>
+      </w:tr>
+      <w:tr>
+        <w:trPr>
+          <w:jc w:val="center"/>
+        </w:trPr>
+        <w:tc>
+          <w:tcPr>
+            <w:tcW w:w="3000" w:type="dxa"/>
+            <w:tcMar>
+              <w:top w:w="80" w:type="dxa"/>
+              <w:left w:w="120" w:type="dxa"/>
+              <w:bottom w:w="80" w:type="dxa"/>
+              <w:right w:w="120" w:type="dxa"/>
+            </w:tcMar>
+          </w:tcPr>
+          <w:p>
+            <w:pPr>
+              <w:spacing w:after="0" w:line="259" w:lineRule="auto"/>
+              <w:ind w:left="-180"/>
+              <w:jc w:val="center"/>
+              <w:rPr>
+                <w:rFonts w:ascii="Times New Roman" w:hAnsi="Times New Roman" w:cs="Times New Roman"/>
+              </w:rPr>
+            </w:pPr>
+            <w:proofErr w:type="spellStart"/>
+            <w:r>
+              <w:rPr>
+                <w:rFonts w:ascii="Times New Roman" w:hAnsi="Times New Roman" w:cs="Times New Roman"/>
+                <w:b/>
+                <w:color w:val="000000"/>
+                <w:sz w:val="19"/>
+              </w:rPr>
+              <w:t>sent_datetime</w:t>
+            </w:r>
+            <w:proofErr w:type="spellEnd"/>
+          </w:p>
+        </w:tc>
+        <w:tc>
+          <w:tcPr>
+            <w:tcW w:w="2000" w:type="dxa"/>
+            <w:tcMar>
+              <w:top w:w="80" w:type="dxa"/>
+              <w:left w:w="120" w:type="dxa"/>
+              <w:bottom w:w="80" w:type="dxa"/>
+              <w:right w:w="120" w:type="dxa"/>
+            </w:tcMar>
+          </w:tcPr>
+          <w:p>
+            <w:pPr>
+              <w:spacing w:after="0" w:line="259" w:lineRule="auto"/>
+              <w:ind w:left="-180"/>
+              <w:jc w:val="center"/>
+              <w:rPr>
+                <w:rFonts w:ascii="Times New Roman" w:hAnsi="Times New Roman" w:cs="Times New Roman"/>
+              </w:rPr>
+            </w:pPr>
+            <w:r>
+              <w:rPr>
+                <w:rFonts w:ascii="Times New Roman" w:hAnsi="Times New Roman" w:cs="Times New Roman"/>
+                <w:color w:val="000000"/>
+                <w:sz w:val="19"/>
+              </w:rPr>
+              <w:t>DATETIME</w:t>
+            </w:r>
+          </w:p>
+        </w:tc>
+        <w:tc>
+          <w:tcPr>
+            <w:tcW w:w="4360" w:type="dxa"/>
+            <w:tcMar>
+              <w:top w:w="80" w:type="dxa"/>
+              <w:left w:w="120" w:type="dxa"/>
+              <w:bottom w:w="80" w:type="dxa"/>
+              <w:right w:w="120" w:type="dxa"/>
+            </w:tcMar>
+          </w:tcPr>
+          <w:p>
+            <w:pPr>
+              <w:spacing w:after="0" w:line="259" w:lineRule="auto"/>
+              <w:ind w:left="-180"/>
+              <w:jc w:val="center"/>
+              <w:rPr>
+                <w:rFonts w:ascii="Times New Roman" w:hAnsi="Times New Roman" w:cs="Times New Roman"/>
+              </w:rPr>
+            </w:pPr>
+            <w:r>
+              <w:rPr>
+                <w:rFonts w:ascii="Times New Roman" w:hAnsi="Times New Roman" w:cs="Times New Roman"/>
+                <w:color w:val="000000"/>
+                <w:sz w:val="19"/>
+              </w:rPr>
+              <w:t>NOT NULL</w:t>
+            </w:r>
+          </w:p>
+        </w:tc>
+      </w:tr>
+      <w:tr>
+        <w:trPr>
+          <w:jc w:val="center"/>
+        </w:trPr>
+        <w:tc>
+          <w:tcPr>
+            <w:tcW w:w="3000" w:type="dxa"/>
+            <w:tcMar>
+              <w:top w:w="80" w:type="dxa"/>
+              <w:left w:w="120" w:type="dxa"/>
+              <w:bottom w:w="80" w:type="dxa"/>
+              <w:right w:w="120" w:type="dxa"/>
+            </w:tcMar>
+          </w:tcPr>
+          <w:p>
+            <w:pPr>
+              <w:spacing w:after="0" w:line="259" w:lineRule="auto"/>
+              <w:ind w:left="-180"/>
+              <w:jc w:val="center"/>
+              <w:rPr>
+                <w:rFonts w:ascii="Times New Roman" w:hAnsi="Times New Roman" w:cs="Times New Roman"/>
+              </w:rPr>
+            </w:pPr>
+            <w:proofErr w:type="spellStart"/>
+            <w:r>
+              <w:rPr>
+                <w:rFonts w:ascii="Times New Roman" w:hAnsi="Times New Roman" w:cs="Times New Roman"/>
+                <w:b/>
+                <w:color w:val="000000"/>
+                <w:sz w:val="19"/>
+              </w:rPr>
+              <w:t>read_status</w:t>
+            </w:r>
+            <w:proofErr w:type="spellEnd"/>
+          </w:p>
+        </w:tc>
+        <w:tc>
+          <w:tcPr>
+            <w:tcW w:w="2000" w:type="dxa"/>
+            <w:tcMar>
+              <w:top w:w="80" w:type="dxa"/>
+              <w:left w:w="120" w:type="dxa"/>
+              <w:bottom w:w="80" w:type="dxa"/>
+              <w:right w:w="120" w:type="dxa"/>
+            </w:tcMar>
+          </w:tcPr>
+          <w:p>
+            <w:pPr>
+              <w:spacing w:after="0" w:line="259" w:lineRule="auto"/>
+              <w:ind w:left="-180"/>
+              <w:jc w:val="center"/>
+              <w:rPr>
+                <w:rFonts w:ascii="Times New Roman" w:hAnsi="Times New Roman" w:cs="Times New Roman"/>
+              </w:rPr>
+            </w:pPr>
+            <w:r>
+              <w:rPr>
+                <w:rFonts w:ascii="Times New Roman" w:hAnsi="Times New Roman" w:cs="Times New Roman"/>
+                <w:color w:val="000000"/>
+                <w:sz w:val="19"/>
+              </w:rPr>
+              <w:t>BOOLEAN</w:t>
+            </w:r>
+          </w:p>
+        </w:tc>
+        <w:tc>
+          <w:tcPr>
+            <w:tcW w:w="4360" w:type="dxa"/>
+            <w:tcMar>
+              <w:top w:w="80" w:type="dxa"/>
+              <w:left w:w="120" w:type="dxa"/>
+              <w:bottom w:w="80" w:type="dxa"/>
+              <w:right w:w="120" w:type="dxa"/>
+            </w:tcMar>
+          </w:tcPr>
+          <w:p>
+            <w:pPr>
+              <w:spacing w:after="0" w:line="259" w:lineRule="auto"/>
+              <w:ind w:left="-180"/>
+              <w:jc w:val="center"/>
+              <w:rPr>
+                <w:rFonts w:ascii="Times New Roman" w:hAnsi="Times New Roman" w:cs="Times New Roman"/>
+              </w:rPr>
+            </w:pPr>
+            <w:r>
+              <w:rPr>
+                <w:rFonts w:ascii="Times New Roman" w:hAnsi="Times New Roman" w:cs="Times New Roman"/>
+                <w:color w:val="000000"/>
+                <w:sz w:val="19"/>
+              </w:rPr>
+              <w:t>Default: FALSE</w:t>
+            </w:r>
+          </w:p>
+        </w:tc>
+      </w:tr>
+    </w:tbl>
+    <w:p>
+      <w:pPr>
+        <w:spacing w:after="40"/>
+        <w:ind w:left="-180"/>
+        <w:jc w:val="center"/>
+        <w:rPr>
+          <w:rFonts w:ascii="Times New Roman" w:hAnsi="Times New Roman" w:cs="Times New Roman"/>
+        </w:rPr>
+      </w:pPr>
+    </w:p>
+    <w:p>
+      <w:pPr>
+        <w:pStyle w:val="Heading2"/>
+        <w:ind w:left="-180"/>
+        <w:jc w:val="center"/>
+        <w:rPr>
+          <w:rFonts w:ascii="Times New Roman" w:hAnsi="Times New Roman" w:cs="Times New Roman"/>
+        </w:rPr>
+      </w:pPr>
+      <w:r>
+        <w:rPr>
+          <w:rFonts w:ascii="Times New Roman" w:hAnsi="Times New Roman" w:cs="Times New Roman"/>
+        </w:rPr>
+        <w:t xml:space="preserve">14. </w:t>
+      </w:r>
+      <w:proofErr w:type="spellStart"/>
+      <w:r>
+        <w:rPr>
+          <w:rFonts w:ascii="Times New Roman" w:hAnsi="Times New Roman" w:cs="Times New Roman"/>
+        </w:rPr>
+        <w:t>ActivityTranscript</w:t>
+      </w:r>
+      <w:proofErr w:type="spellEnd"/>
+    </w:p>
+    <w:tbl>
+      <w:tblPr>
+        <w:tblStyle w:val="TableGrid"/>
+        <w:tblW w:w="9360" w:type="dxa"/>
+        <w:jc w:val="center"/>
+        <w:tblLayout w:type="fixed"/>
+        <w:tblLook w:val="04A0" w:firstRow="1" w:lastRow="0" w:firstColumn="1" w:lastColumn="0" w:noHBand="0" w:noVBand="1"/>
+      </w:tblPr>
+      <w:tblGrid>
+        <w:gridCol w:w="3000"/>
+        <w:gridCol w:w="2000"/>
+        <w:gridCol w:w="4360"/>
+      </w:tblGrid>
+      <w:tr>
+        <w:trPr>
+          <w:cnfStyle w:val="100000000000" w:firstRow="1" w:lastRow="0" w:firstColumn="0" w:lastColumn="0" w:oddVBand="0" w:evenVBand="0" w:oddHBand="0" w:evenHBand="0" w:firstRowFirstColumn="0" w:firstRowLastColumn="0" w:lastRowFirstColumn="0" w:lastRowLastColumn="0"/>
+          <w:tblHeader/>
+          <w:jc w:val="center"/>
+        </w:trPr>
+        <w:tc>
+          <w:tcPr>
+            <w:tcW w:w="3000" w:type="dxa"/>
+            <w:shd w:val="clear" w:color="auto" w:fill="E8EEF5"/>
+            <w:tcMar>
+              <w:top w:w="80" w:type="dxa"/>
+              <w:left w:w="120" w:type="dxa"/>
+              <w:bottom w:w="80" w:type="dxa"/>
+              <w:right w:w="120" w:type="dxa"/>
+            </w:tcMar>
+          </w:tcPr>
+          <w:p>
+            <w:pPr>
+              <w:spacing w:after="0"/>
+              <w:ind w:left="-180"/>
+              <w:rPr>
+                <w:rFonts w:ascii="Times New Roman" w:hAnsi="Times New Roman" w:cs="Times New Roman"/>
+              </w:rPr>
+            </w:pPr>
+            <w:r>
+              <w:rPr>
+                <w:rFonts w:ascii="Times New Roman" w:hAnsi="Times New Roman" w:cs="Times New Roman"/>
+                <w:color w:val="1F4D78"/>
+                <w:sz w:val="20"/>
+              </w:rPr>
+              <w:t>Field</w:t>
+            </w:r>
+          </w:p>
+        </w:tc>
+        <w:tc>
+          <w:tcPr>
+            <w:tcW w:w="2000" w:type="dxa"/>
+            <w:shd w:val="clear" w:color="auto" w:fill="E8EEF5"/>
+            <w:tcMar>
+              <w:top w:w="80" w:type="dxa"/>
+              <w:left w:w="120" w:type="dxa"/>
+              <w:bottom w:w="80" w:type="dxa"/>
+              <w:right w:w="120" w:type="dxa"/>
+            </w:tcMar>
+          </w:tcPr>
+          <w:p>
+            <w:pPr>
+              <w:spacing w:after="0"/>
+              <w:ind w:left="-180"/>
+              <w:rPr>
+                <w:rFonts w:ascii="Times New Roman" w:hAnsi="Times New Roman" w:cs="Times New Roman"/>
+              </w:rPr>
+            </w:pPr>
+            <w:r>
+              <w:rPr>
+                <w:rFonts w:ascii="Times New Roman" w:hAnsi="Times New Roman" w:cs="Times New Roman"/>
+                <w:color w:val="1F4D78"/>
+                <w:sz w:val="20"/>
+              </w:rPr>
+              <w:t>Data type</w:t>
+            </w:r>
+          </w:p>
+        </w:tc>
+        <w:tc>
+          <w:tcPr>
+            <w:tcW w:w="4360" w:type="dxa"/>
+            <w:shd w:val="clear" w:color="auto" w:fill="E8EEF5"/>
+            <w:tcMar>
+              <w:top w:w="80" w:type="dxa"/>
+              <w:left w:w="120" w:type="dxa"/>
+              <w:bottom w:w="80" w:type="dxa"/>
+              <w:right w:w="120" w:type="dxa"/>
+            </w:tcMar>
+          </w:tcPr>
+          <w:p>
+            <w:pPr>
+              <w:spacing w:after="0"/>
+              <w:ind w:left="-180"/>
+              <w:rPr>
+                <w:rFonts w:ascii="Times New Roman" w:hAnsi="Times New Roman" w:cs="Times New Roman"/>
+              </w:rPr>
+            </w:pPr>
+            <w:r>
+              <w:rPr>
+                <w:rFonts w:ascii="Times New Roman" w:hAnsi="Times New Roman" w:cs="Times New Roman"/>
+                <w:color w:val="1F4D78"/>
+                <w:sz w:val="20"/>
+              </w:rPr>
+              <w:t>Key / constraint</w:t>
+            </w:r>
+          </w:p>
+        </w:tc>
+      </w:tr>
+      <w:tr>
+        <w:trPr>
+          <w:jc w:val="center"/>
+        </w:trPr>
+        <w:tc>
+          <w:tcPr>
+            <w:tcW w:w="3000" w:type="dxa"/>
+            <w:tcMar>
+              <w:top w:w="80" w:type="dxa"/>
+              <w:left w:w="120" w:type="dxa"/>
+              <w:bottom w:w="80" w:type="dxa"/>
+              <w:right w:w="120" w:type="dxa"/>
+            </w:tcMar>
+          </w:tcPr>
+          <w:p>
+            <w:pPr>
+              <w:spacing w:after="0" w:line="259" w:lineRule="auto"/>
+              <w:ind w:left="-180"/>
+              <w:jc w:val="center"/>
+              <w:rPr>
+                <w:rFonts w:ascii="Times New Roman" w:hAnsi="Times New Roman" w:cs="Times New Roman"/>
+              </w:rPr>
+            </w:pPr>
+            <w:proofErr w:type="spellStart"/>
+            <w:r>
+              <w:rPr>
+                <w:rFonts w:ascii="Times New Roman" w:hAnsi="Times New Roman" w:cs="Times New Roman"/>
+                <w:b/>
+                <w:color w:val="000000"/>
+                <w:sz w:val="19"/>
+              </w:rPr>
+              <w:t>transcript_id</w:t>
+            </w:r>
+            <w:proofErr w:type="spellEnd"/>
+          </w:p>
+        </w:tc>
+        <w:tc>
+          <w:tcPr>
+            <w:tcW w:w="2000" w:type="dxa"/>
+            <w:tcMar>
+              <w:top w:w="80" w:type="dxa"/>
+              <w:left w:w="120" w:type="dxa"/>
+              <w:bottom w:w="80" w:type="dxa"/>
+              <w:right w:w="120" w:type="dxa"/>
+            </w:tcMar>
+          </w:tcPr>
+          <w:p>
+            <w:pPr>
+              <w:spacing w:after="0" w:line="259" w:lineRule="auto"/>
+              <w:ind w:left="-180"/>
+              <w:jc w:val="center"/>
+              <w:rPr>
+                <w:rFonts w:ascii="Times New Roman" w:hAnsi="Times New Roman" w:cs="Times New Roman"/>
+              </w:rPr>
+            </w:pPr>
+            <w:r>
+              <w:rPr>
+                <w:rFonts w:ascii="Times New Roman" w:hAnsi="Times New Roman" w:cs="Times New Roman"/>
+                <w:color w:val="000000"/>
+                <w:sz w:val="19"/>
+              </w:rPr>
+              <w:t>INT</w:t>
+            </w:r>
+          </w:p>
+        </w:tc>
+        <w:tc>
+          <w:tcPr>
+            <w:tcW w:w="4360" w:type="dxa"/>
+            <w:tcMar>
+              <w:top w:w="80" w:type="dxa"/>
+              <w:left w:w="120" w:type="dxa"/>
+              <w:bottom w:w="80" w:type="dxa"/>
+              <w:right w:w="120" w:type="dxa"/>
+            </w:tcMar>
+          </w:tcPr>
+          <w:p>
+            <w:pPr>
+              <w:spacing w:after="0" w:line="259" w:lineRule="auto"/>
+              <w:ind w:left="-180"/>
+              <w:jc w:val="center"/>
+              <w:rPr>
+                <w:rFonts w:ascii="Times New Roman" w:hAnsi="Times New Roman" w:cs="Times New Roman"/>
+              </w:rPr>
+            </w:pPr>
+            <w:r>
+              <w:rPr>
+                <w:rFonts w:ascii="Times New Roman" w:hAnsi="Times New Roman" w:cs="Times New Roman"/>
+                <w:color w:val="000000"/>
+                <w:sz w:val="19"/>
+              </w:rPr>
+              <w:t>PK, auto increment</w:t>
+            </w:r>
+          </w:p>
+        </w:tc>
+      </w:tr>
+      <w:tr>
+        <w:trPr>
+          <w:jc w:val="center"/>
+        </w:trPr>
+        <w:tc>
+          <w:tcPr>
+            <w:tcW w:w="3000" w:type="dxa"/>
+            <w:tcMar>
+              <w:top w:w="80" w:type="dxa"/>
+              <w:left w:w="120" w:type="dxa"/>
+              <w:bottom w:w="80" w:type="dxa"/>
+              <w:right w:w="120" w:type="dxa"/>
+            </w:tcMar>
+          </w:tcPr>
+          <w:p>
+            <w:pPr>
+              <w:spacing w:after="0" w:line="259" w:lineRule="auto"/>
+              <w:ind w:left="-180"/>
+              <w:jc w:val="center"/>
+              <w:rPr>
+                <w:rFonts w:ascii="Times New Roman" w:hAnsi="Times New Roman" w:cs="Times New Roman"/>
+              </w:rPr>
+            </w:pPr>
+            <w:proofErr w:type="spellStart"/>
+            <w:r>
+              <w:rPr>
+                <w:rFonts w:ascii="Times New Roman" w:hAnsi="Times New Roman" w:cs="Times New Roman"/>
+                <w:b/>
+                <w:color w:val="000000"/>
+                <w:sz w:val="19"/>
+              </w:rPr>
+              <w:t>student_id</w:t>
+            </w:r>
+            <w:proofErr w:type="spellEnd"/>
+          </w:p>
+        </w:tc>
+        <w:tc>
+          <w:tcPr>
+            <w:tcW w:w="2000" w:type="dxa"/>
+            <w:tcMar>
+              <w:top w:w="80" w:type="dxa"/>
+              <w:left w:w="120" w:type="dxa"/>
+              <w:bottom w:w="80" w:type="dxa"/>
+              <w:right w:w="120" w:type="dxa"/>
+            </w:tcMar>
+          </w:tcPr>
+          <w:p>
+            <w:pPr>
+              <w:spacing w:after="0" w:line="259" w:lineRule="auto"/>
+              <w:ind w:left="-180"/>
+              <w:jc w:val="center"/>
+              <w:rPr>
+                <w:rFonts w:ascii="Times New Roman" w:hAnsi="Times New Roman" w:cs="Times New Roman"/>
+              </w:rPr>
+            </w:pPr>
+            <w:r>
+              <w:rPr>
+                <w:rFonts w:ascii="Times New Roman" w:hAnsi="Times New Roman" w:cs="Times New Roman"/>
+                <w:color w:val="000000"/>
+                <w:sz w:val="19"/>
+              </w:rPr>
+              <w:t>INT</w:t>
+            </w:r>
+          </w:p>
+        </w:tc>
+        <w:tc>
+          <w:tcPr>
+            <w:tcW w:w="4360" w:type="dxa"/>
+            <w:tcMar>
+              <w:top w:w="80" w:type="dxa"/>
+              <w:left w:w="120" w:type="dxa"/>
+              <w:bottom w:w="80" w:type="dxa"/>
+              <w:right w:w="120" w:type="dxa"/>
+            </w:tcMar>
+          </w:tcPr>
+          <w:p>
+            <w:pPr>
+              <w:spacing w:after="0" w:line="259" w:lineRule="auto"/>
+              <w:ind w:left="-180"/>
+              <w:jc w:val="center"/>
+              <w:rPr>
+                <w:rFonts w:ascii="Times New Roman" w:hAnsi="Times New Roman" w:cs="Times New Roman"/>
+              </w:rPr>
+            </w:pPr>
+            <w:r>
+              <w:rPr>
+                <w:rFonts w:ascii="Times New Roman" w:hAnsi="Times New Roman" w:cs="Times New Roman"/>
+                <w:color w:val="000000"/>
+                <w:sz w:val="19"/>
+              </w:rPr>
+              <w:t xml:space="preserve">FK -&gt; </w:t>
+            </w:r>
+            <w:proofErr w:type="spellStart"/>
+            <w:r>
+              <w:rPr>
+                <w:rFonts w:ascii="Times New Roman" w:hAnsi="Times New Roman" w:cs="Times New Roman"/>
+                <w:color w:val="000000"/>
+                <w:sz w:val="19"/>
+              </w:rPr>
+              <w:t>Student.student_id</w:t>
+            </w:r>
+            <w:proofErr w:type="spellEnd"/>
+            <w:r>
+              <w:rPr>
+                <w:rFonts w:ascii="Times New Roman" w:hAnsi="Times New Roman" w:cs="Times New Roman"/>
+                <w:color w:val="000000"/>
+                <w:sz w:val="19"/>
+              </w:rPr>
+              <w:t>, UNIQUE</w:t>
+            </w:r>
+          </w:p>
+        </w:tc>
+      </w:tr>
+      <w:tr>
+        <w:trPr>
+          <w:jc w:val="center"/>
+        </w:trPr>
+        <w:tc>
+          <w:tcPr>
+            <w:tcW w:w="3000" w:type="dxa"/>
+            <w:tcMar>
+              <w:top w:w="80" w:type="dxa"/>
+              <w:left w:w="120" w:type="dxa"/>
+              <w:bottom w:w="80" w:type="dxa"/>
+              <w:right w:w="120" w:type="dxa"/>
+            </w:tcMar>
+          </w:tcPr>
+          <w:p>
+            <w:pPr>
+              <w:spacing w:after="0" w:line="259" w:lineRule="auto"/>
+              <w:ind w:left="-180"/>
+              <w:jc w:val="center"/>
+              <w:rPr>
+                <w:rFonts w:ascii="Times New Roman" w:hAnsi="Times New Roman" w:cs="Times New Roman"/>
+              </w:rPr>
+            </w:pPr>
+            <w:proofErr w:type="spellStart"/>
+            <w:r>
+              <w:rPr>
+                <w:rFonts w:ascii="Times New Roman" w:hAnsi="Times New Roman" w:cs="Times New Roman"/>
+                <w:b/>
+                <w:color w:val="000000"/>
+                <w:sz w:val="19"/>
+              </w:rPr>
+              <w:t>generated_date</w:t>
+            </w:r>
+            <w:proofErr w:type="spellEnd"/>
+          </w:p>
+        </w:tc>
+        <w:tc>
+          <w:tcPr>
+            <w:tcW w:w="2000" w:type="dxa"/>
+            <w:tcMar>
+              <w:top w:w="80" w:type="dxa"/>
+              <w:left w:w="120" w:type="dxa"/>
+              <w:bottom w:w="80" w:type="dxa"/>
+              <w:right w:w="120" w:type="dxa"/>
+            </w:tcMar>
+          </w:tcPr>
+          <w:p>
+            <w:pPr>
+              <w:spacing w:after="0" w:line="259" w:lineRule="auto"/>
+              <w:ind w:left="-180"/>
+              <w:jc w:val="center"/>
+              <w:rPr>
+                <w:rFonts w:ascii="Times New Roman" w:hAnsi="Times New Roman" w:cs="Times New Roman"/>
+              </w:rPr>
+            </w:pPr>
+            <w:r>
+              <w:rPr>
+                <w:rFonts w:ascii="Times New Roman" w:hAnsi="Times New Roman" w:cs="Times New Roman"/>
+                <w:color w:val="000000"/>
+                <w:sz w:val="19"/>
+              </w:rPr>
+              <w:t>DATETIME</w:t>
+            </w:r>
+          </w:p>
+        </w:tc>
+        <w:tc>
+          <w:tcPr>
+            <w:tcW w:w="4360" w:type="dxa"/>
+            <w:tcMar>
+              <w:top w:w="80" w:type="dxa"/>
+              <w:left w:w="120" w:type="dxa"/>
+              <w:bottom w:w="80" w:type="dxa"/>
+              <w:right w:w="120" w:type="dxa"/>
+            </w:tcMar>
+          </w:tcPr>
+          <w:p>
+            <w:pPr>
+              <w:spacing w:after="0" w:line="259" w:lineRule="auto"/>
+              <w:ind w:left="-180"/>
+              <w:jc w:val="center"/>
+              <w:rPr>
+                <w:rFonts w:ascii="Times New Roman" w:hAnsi="Times New Roman" w:cs="Times New Roman"/>
+              </w:rPr>
+            </w:pPr>
+            <w:r>
+              <w:rPr>
+                <w:rFonts w:ascii="Times New Roman" w:hAnsi="Times New Roman" w:cs="Times New Roman"/>
+                <w:color w:val="000000"/>
+                <w:sz w:val="19"/>
+              </w:rPr>
+              <w:t>NOT NULL</w:t>
+            </w:r>
+          </w:p>
+        </w:tc>
+      </w:tr>
+      <w:tr>
+        <w:trPr>
+          <w:jc w:val="center"/>
+        </w:trPr>
+        <w:tc>
+          <w:tcPr>
+            <w:tcW w:w="3000" w:type="dxa"/>
+            <w:tcMar>
+              <w:top w:w="80" w:type="dxa"/>
+              <w:left w:w="120" w:type="dxa"/>
+              <w:bottom w:w="80" w:type="dxa"/>
+              <w:right w:w="120" w:type="dxa"/>
+            </w:tcMar>
+          </w:tcPr>
+          <w:p>
+            <w:pPr>
+              <w:spacing w:after="0" w:line="259" w:lineRule="auto"/>
+              <w:ind w:left="-180"/>
+              <w:jc w:val="center"/>
+              <w:rPr>
+                <w:rFonts w:ascii="Times New Roman" w:hAnsi="Times New Roman" w:cs="Times New Roman"/>
+              </w:rPr>
+            </w:pPr>
+            <w:proofErr w:type="spellStart"/>
+            <w:r>
+              <w:rPr>
+                <w:rFonts w:ascii="Times New Roman" w:hAnsi="Times New Roman" w:cs="Times New Roman"/>
+                <w:b/>
+                <w:color w:val="000000"/>
+                <w:sz w:val="19"/>
+              </w:rPr>
+              <w:t>verified_by</w:t>
+            </w:r>
+            <w:proofErr w:type="spellEnd"/>
+          </w:p>
+        </w:tc>
+        <w:tc>
+          <w:tcPr>
+            <w:tcW w:w="2000" w:type="dxa"/>
+            <w:tcMar>
+              <w:top w:w="80" w:type="dxa"/>
+              <w:left w:w="120" w:type="dxa"/>
+              <w:bottom w:w="80" w:type="dxa"/>
+              <w:right w:w="120" w:type="dxa"/>
+            </w:tcMar>
+          </w:tcPr>
+          <w:p>
+            <w:pPr>
+              <w:spacing w:after="0" w:line="259" w:lineRule="auto"/>
+              <w:ind w:left="-180"/>
+              <w:jc w:val="center"/>
+              <w:rPr>
+                <w:rFonts w:ascii="Times New Roman" w:hAnsi="Times New Roman" w:cs="Times New Roman"/>
+              </w:rPr>
+            </w:pPr>
+            <w:r>
+              <w:rPr>
+                <w:rFonts w:ascii="Times New Roman" w:hAnsi="Times New Roman" w:cs="Times New Roman"/>
+                <w:color w:val="000000"/>
+                <w:sz w:val="19"/>
+              </w:rPr>
+              <w:t>INT</w:t>
+            </w:r>
+          </w:p>
+        </w:tc>
+        <w:tc>
+          <w:tcPr>
+            <w:tcW w:w="4360" w:type="dxa"/>
+            <w:tcMar>
+              <w:top w:w="80" w:type="dxa"/>
+              <w:left w:w="120" w:type="dxa"/>
+              <w:bottom w:w="80" w:type="dxa"/>
+              <w:right w:w="120" w:type="dxa"/>
+            </w:tcMar>
+          </w:tcPr>
+          <w:p>
+            <w:pPr>
+              <w:spacing w:after="0" w:line="259" w:lineRule="auto"/>
+              <w:ind w:left="-180"/>
+              <w:jc w:val="center"/>
+              <w:rPr>
+                <w:rFonts w:ascii="Times New Roman" w:hAnsi="Times New Roman" w:cs="Times New Roman"/>
+              </w:rPr>
+            </w:pPr>
+            <w:r>
+              <w:rPr>
+                <w:rFonts w:ascii="Times New Roman" w:hAnsi="Times New Roman" w:cs="Times New Roman"/>
+                <w:color w:val="000000"/>
+                <w:sz w:val="19"/>
+              </w:rPr>
+              <w:t xml:space="preserve">FK -&gt; </w:t>
+            </w:r>
+            <w:proofErr w:type="spellStart"/>
+            <w:r>
+              <w:rPr>
+                <w:rFonts w:ascii="Times New Roman" w:hAnsi="Times New Roman" w:cs="Times New Roman"/>
+                <w:color w:val="000000"/>
+                <w:sz w:val="19"/>
+              </w:rPr>
+              <w:t>StudentAffairsStaff.staff_id</w:t>
+            </w:r>
+            <w:proofErr w:type="spellEnd"/>
+          </w:p>
+        </w:tc>
+      </w:tr>
+      <w:tr>
+        <w:trPr>
+          <w:jc w:val="center"/>
+        </w:trPr>
+        <w:tc>
+          <w:tcPr>
+            <w:tcW w:w="3000" w:type="dxa"/>
+            <w:tcMar>
+              <w:top w:w="80" w:type="dxa"/>
+              <w:left w:w="120" w:type="dxa"/>
+              <w:bottom w:w="80" w:type="dxa"/>
+              <w:right w:w="120" w:type="dxa"/>
+            </w:tcMar>
+          </w:tcPr>
+          <w:p>
+            <w:pPr>
+              <w:spacing w:after="0" w:line="259" w:lineRule="auto"/>
+              <w:ind w:left="-180"/>
+              <w:jc w:val="center"/>
+              <w:rPr>
+                <w:rFonts w:ascii="Times New Roman" w:hAnsi="Times New Roman" w:cs="Times New Roman"/>
+              </w:rPr>
+            </w:pPr>
+            <w:proofErr w:type="spellStart"/>
+            <w:r>
+              <w:rPr>
+                <w:rFonts w:ascii="Times New Roman" w:hAnsi="Times New Roman" w:cs="Times New Roman"/>
+                <w:b/>
+                <w:color w:val="000000"/>
+                <w:sz w:val="19"/>
+              </w:rPr>
+              <w:t>verification_status</w:t>
+            </w:r>
+            <w:proofErr w:type="spellEnd"/>
+          </w:p>
+        </w:tc>
+        <w:tc>
+          <w:tcPr>
+            <w:tcW w:w="2000" w:type="dxa"/>
+            <w:tcMar>
+              <w:top w:w="80" w:type="dxa"/>
+              <w:left w:w="120" w:type="dxa"/>
+              <w:bottom w:w="80" w:type="dxa"/>
+              <w:right w:w="120" w:type="dxa"/>
+            </w:tcMar>
+          </w:tcPr>
+          <w:p>
+            <w:pPr>
+              <w:spacing w:after="0" w:line="259" w:lineRule="auto"/>
+              <w:ind w:left="-180"/>
+              <w:jc w:val="center"/>
+              <w:rPr>
+                <w:rFonts w:ascii="Times New Roman" w:hAnsi="Times New Roman" w:cs="Times New Roman"/>
+              </w:rPr>
+            </w:pPr>
+            <w:r>
+              <w:rPr>
+                <w:rFonts w:ascii="Times New Roman" w:hAnsi="Times New Roman" w:cs="Times New Roman"/>
+                <w:color w:val="000000"/>
+                <w:sz w:val="19"/>
+              </w:rPr>
+              <w:t>VARCHAR(20)</w:t>
+            </w:r>
+          </w:p>
+        </w:tc>
+        <w:tc>
+          <w:tcPr>
+            <w:tcW w:w="4360" w:type="dxa"/>
+            <w:tcMar>
+              <w:top w:w="80" w:type="dxa"/>
+              <w:left w:w="120" w:type="dxa"/>
+              <w:bottom w:w="80" w:type="dxa"/>
+              <w:right w:w="120" w:type="dxa"/>
+            </w:tcMar>
+          </w:tcPr>
+          <w:p>
+            <w:pPr>
+              <w:spacing w:after="0" w:line="259" w:lineRule="auto"/>
+              <w:ind w:left="-180"/>
+              <w:jc w:val="center"/>
+              <w:rPr>
+                <w:rFonts w:ascii="Times New Roman" w:hAnsi="Times New Roman" w:cs="Times New Roman"/>
+              </w:rPr>
+            </w:pPr>
+            <w:r>
+              <w:rPr>
+                <w:rFonts w:ascii="Times New Roman" w:hAnsi="Times New Roman" w:cs="Times New Roman"/>
+                <w:color w:val="000000"/>
+                <w:sz w:val="19"/>
+              </w:rPr>
+              <w:t>Pending / Verified</w:t>
+            </w:r>
+          </w:p>
+        </w:tc>
+      </w:tr>
+      <w:tr>
+        <w:trPr>
+          <w:jc w:val="center"/>
+        </w:trPr>
+        <w:tc>
+          <w:tcPr>
+            <w:tcW w:w="3000" w:type="dxa"/>
+            <w:tcMar>
+              <w:top w:w="80" w:type="dxa"/>
+              <w:left w:w="120" w:type="dxa"/>
+              <w:bottom w:w="80" w:type="dxa"/>
+              <w:right w:w="120" w:type="dxa"/>
+            </w:tcMar>
+          </w:tcPr>
+          <w:p>
+            <w:pPr>
+              <w:spacing w:after="0" w:line="259" w:lineRule="auto"/>
+              <w:ind w:left="-180"/>
+              <w:jc w:val="center"/>
+              <w:rPr>
+                <w:rFonts w:ascii="Times New Roman" w:hAnsi="Times New Roman" w:cs="Times New Roman"/>
+              </w:rPr>
+            </w:pPr>
+            <w:proofErr w:type="spellStart"/>
+            <w:r>
+              <w:rPr>
+                <w:rFonts w:ascii="Times New Roman" w:hAnsi="Times New Roman" w:cs="Times New Roman"/>
+                <w:b/>
+                <w:color w:val="000000"/>
+                <w:sz w:val="19"/>
+              </w:rPr>
+              <w:t>transcript_url</w:t>
+            </w:r>
+            <w:proofErr w:type="spellEnd"/>
+          </w:p>
+        </w:tc>
+        <w:tc>
+          <w:tcPr>
+            <w:tcW w:w="2000" w:type="dxa"/>
+            <w:tcMar>
+              <w:top w:w="80" w:type="dxa"/>
+              <w:left w:w="120" w:type="dxa"/>
+              <w:bottom w:w="80" w:type="dxa"/>
+              <w:right w:w="120" w:type="dxa"/>
+            </w:tcMar>
+          </w:tcPr>
+          <w:p>
+            <w:pPr>
+              <w:spacing w:after="0" w:line="259" w:lineRule="auto"/>
+              <w:ind w:left="-180"/>
+              <w:jc w:val="center"/>
+              <w:rPr>
+                <w:rFonts w:ascii="Times New Roman" w:hAnsi="Times New Roman" w:cs="Times New Roman"/>
+              </w:rPr>
+            </w:pPr>
+            <w:r>
+              <w:rPr>
+                <w:rFonts w:ascii="Times New Roman" w:hAnsi="Times New Roman" w:cs="Times New Roman"/>
+                <w:color w:val="000000"/>
+                <w:sz w:val="19"/>
+              </w:rPr>
+              <w:t>VARCHAR(255)</w:t>
+            </w:r>
+          </w:p>
+        </w:tc>
+        <w:tc>
+          <w:tcPr>
+            <w:tcW w:w="4360" w:type="dxa"/>
+            <w:tcMar>
+              <w:top w:w="80" w:type="dxa"/>
+              <w:left w:w="120" w:type="dxa"/>
+              <w:bottom w:w="80" w:type="dxa"/>
+              <w:right w:w="120" w:type="dxa"/>
+            </w:tcMar>
+          </w:tcPr>
+          <w:p>
+            <w:pPr>
+              <w:spacing w:after="0" w:line="259" w:lineRule="auto"/>
+              <w:ind w:left="-180"/>
+              <w:jc w:val="center"/>
+              <w:rPr>
+                <w:rFonts w:ascii="Times New Roman" w:hAnsi="Times New Roman" w:cs="Times New Roman"/>
+              </w:rPr>
+            </w:pPr>
+            <w:r>
+              <w:rPr>
+                <w:rFonts w:ascii="Times New Roman" w:hAnsi="Times New Roman" w:cs="Times New Roman"/>
+                <w:color w:val="000000"/>
+                <w:sz w:val="19"/>
+              </w:rPr>
+              <w:t>NULL until generated</w:t>
+            </w:r>
+          </w:p>
+        </w:tc>
+      </w:tr>
+    </w:tbl>
+    <w:p>
+      <w:pPr>
+        <w:spacing w:after="40"/>
+        <w:jc w:val="center"/>
+        <w:rPr>
+          <w:rFonts w:ascii="Times New Roman" w:hAnsi="Times New Roman" w:cs="Times New Roman"/>
+        </w:rPr>
+      </w:pPr>
+    </w:p>
+    <w:p>
+      <w:pPr>
+        <w:pStyle w:val="Heading1"/>
+        <w:rPr>
+          <w:rFonts w:ascii="Times New Roman" w:hAnsi="Times New Roman" w:cs="Times New Roman"/>
+        </w:rPr>
+      </w:pPr>
+      <w:r>
+        <w:rPr>
+          <w:rFonts w:ascii="Times New Roman" w:hAnsi="Times New Roman" w:cs="Times New Roman"/>
+        </w:rPr>
+        <w:lastRenderedPageBreak/>
+        <w:t>Main Relationships</w:t>
+      </w:r>
+    </w:p>
+    <w:p>
+      <w:pPr>
+        <w:pStyle w:val="ListBullet"/>
+        <w:rPr>
+          <w:rFonts w:ascii="Times New Roman" w:hAnsi="Times New Roman" w:cs="Times New Roman"/>
+        </w:rPr>
+      </w:pPr>
+      <w:r>
+        <w:rPr>
+          <w:rFonts w:ascii="Times New Roman" w:hAnsi="Times New Roman" w:cs="Times New Roman"/>
+        </w:rPr>
+        <w:t>One campus can have many students, organizers, staff members, and activities.</w:t>
+      </w:r>
+    </w:p>
+    <w:p>
+      <w:pPr>
+        <w:pStyle w:val="ListBullet"/>
+        <w:rPr>
+          <w:rFonts w:ascii="Times New Roman" w:hAnsi="Times New Roman" w:cs="Times New Roman"/>
+        </w:rPr>
+      </w:pPr>
+      <w:r>
+        <w:rPr>
+          <w:rFonts w:ascii="Times New Roman" w:hAnsi="Times New Roman" w:cs="Times New Roman"/>
+        </w:rPr>
+        <w:t>One organizer can create many activities.</w:t>
+      </w:r>
+    </w:p>
+    <w:p>
+      <w:pPr>
+        <w:pStyle w:val="ListBullet"/>
+        <w:rPr>
+          <w:rFonts w:ascii="Times New Roman" w:hAnsi="Times New Roman" w:cs="Times New Roman"/>
+        </w:rPr>
+      </w:pPr>
+      <w:r>
+        <w:rPr>
+          <w:rFonts w:ascii="Times New Roman" w:hAnsi="Times New Roman" w:cs="Times New Roman"/>
+        </w:rPr>
+        <w:t>One category can contain many activities.</w:t>
+      </w:r>
+    </w:p>
+    <w:p>
+      <w:pPr>
+        <w:pStyle w:val="ListBullet"/>
+        <w:rPr>
+          <w:rFonts w:ascii="Times New Roman" w:hAnsi="Times New Roman" w:cs="Times New Roman"/>
+        </w:rPr>
+      </w:pPr>
+      <w:r>
+        <w:rPr>
+          <w:rFonts w:ascii="Times New Roman" w:hAnsi="Times New Roman" w:cs="Times New Roman"/>
+        </w:rPr>
+        <w:t>A student can register for many activities, and an activity can have many students. The Registration table resolves this many-to-many relationship.</w:t>
+      </w:r>
+    </w:p>
+    <w:p>
+      <w:pPr>
+        <w:pStyle w:val="ListBullet"/>
+        <w:rPr>
+          <w:rFonts w:ascii="Times New Roman" w:hAnsi="Times New Roman" w:cs="Times New Roman"/>
+        </w:rPr>
+      </w:pPr>
+      <w:r>
+        <w:rPr>
+          <w:rFonts w:ascii="Times New Roman" w:hAnsi="Times New Roman" w:cs="Times New Roman"/>
+        </w:rPr>
+        <w:t>One registration can have zero or one attendance record and zero or one certificate.</w:t>
+      </w:r>
+    </w:p>
+    <w:p>
+      <w:pPr>
+        <w:pStyle w:val="ListBullet"/>
+        <w:rPr>
+          <w:rFonts w:ascii="Times New Roman" w:hAnsi="Times New Roman" w:cs="Times New Roman"/>
+        </w:rPr>
+      </w:pPr>
+      <w:r>
+        <w:rPr>
+          <w:rFonts w:ascii="Times New Roman" w:hAnsi="Times New Roman" w:cs="Times New Roman"/>
+        </w:rPr>
+        <w:t xml:space="preserve">Students and achievements have a many-to-many relationship through </w:t>
+      </w:r>
+      <w:proofErr w:type="spellStart"/>
+      <w:r>
+        <w:rPr>
+          <w:rFonts w:ascii="Times New Roman" w:hAnsi="Times New Roman" w:cs="Times New Roman"/>
+        </w:rPr>
+        <w:t>StudentAchievement</w:t>
+      </w:r>
+      <w:proofErr w:type="spellEnd"/>
+      <w:r>
+        <w:rPr>
+          <w:rFonts w:ascii="Times New Roman" w:hAnsi="Times New Roman" w:cs="Times New Roman"/>
+        </w:rPr>
+        <w:t>.</w:t>
+      </w:r>
+    </w:p>
+    <w:p>
+      <w:pPr>
+        <w:pStyle w:val="ListBullet"/>
+        <w:rPr>
+          <w:rFonts w:ascii="Times New Roman" w:hAnsi="Times New Roman" w:cs="Times New Roman"/>
+        </w:rPr>
+      </w:pPr>
+      <w:r>
+        <w:rPr>
+          <w:rFonts w:ascii="Times New Roman" w:hAnsi="Times New Roman" w:cs="Times New Roman"/>
+        </w:rPr>
+        <w:t>One user can receive many notifications.</w:t>
+      </w:r>
+    </w:p>
+    <w:p>
+      <w:pPr>
+        <w:pStyle w:val="ListBullet"/>
+        <w:rPr>
+          <w:rFonts w:ascii="Times New Roman" w:hAnsi="Times New Roman" w:cs="Times New Roman"/>
+        </w:rPr>
+      </w:pPr>
+      <w:r>
+        <w:rPr>
+          <w:rFonts w:ascii="Times New Roman" w:hAnsi="Times New Roman" w:cs="Times New Roman"/>
+        </w:rPr>
+        <w:t>One student can have one final Activity Transcript.</w:t>
+      </w:r>
+    </w:p>
+    <w:p>
+      <w:pPr>
+        <w:rPr>
+          <w:sz w:val="24"/>
+          <w:szCs w:val="24"/>
+        </w:rPr>
+      </w:pPr>
+    </w:p>
     <w:sectPr>
-      <w:headerReference w:type="default" r:id="rId17"/>
+      <w:headerReference w:type="default" r:id="rId21"/>
       <w:pgSz w:w="12240" w:h="15840" w:code="1"/>
       <w:pgMar w:top="1080" w:right="720" w:bottom="2160" w:left="3096" w:header="1080" w:footer="720" w:gutter="0"/>
       <w:pgNumType w:start="1"/>
@@ -9328,7 +18141,7 @@
 </file>
 
 <file path=word/endnotes.xml><?xml version="1.0" encoding="utf-8"?>
-<w:endnotes xmlns:wpc="http://schemas.microsoft.com/office/word/2010/wordprocessingCanvas" xmlns:cx="http://schemas.microsoft.com/office/drawing/2014/chartex" xmlns:cx1="http://schemas.microsoft.com/office/drawing/2015/9/8/chartex" xmlns:cx2="http://schemas.microsoft.com/office/drawing/2015/10/21/chartex" xmlns:cx3="http://schemas.microsoft.com/office/drawing/2016/5/9/chartex" xmlns:cx4="http://schemas.microsoft.com/office/drawing/2016/5/10/chartex" xmlns:cx5="http://schemas.microsoft.com/office/drawing/2016/5/11/chartex" xmlns:cx6="http://schemas.microsoft.com/office/drawing/2016/5/12/chartex" xmlns:cx7="http://schemas.microsoft.com/office/drawing/2016/5/13/chartex" xmlns:cx8="http://schemas.microsoft.com/office/drawing/2016/5/14/chartex" xmlns:mc="http://schemas.openxmlformats.org/markup-compatibility/2006" xmlns:m="http://schemas.openxmlformats.org/officeDocument/2006/math" xmlns:aink="http://schemas.microsoft.com/office/drawing/2016/ink" xmlns:am3d="http://schemas.microsoft.com/office/drawing/2017/model3d" xmlns:oel="http://schemas.microsoft.com/office/2019/extlst" xmlns:r="http://schemas.openxmlformats.org/officeDocument/2006/relationships" xmlns:wp14="http://schemas.microsoft.com/office/word/2010/wordprocessingDrawing" xmlns:wp="http://schemas.openxmlformats.org/drawingml/2006/wordprocessingDrawing" xmlns:wpg="http://schemas.microsoft.com/office/word/2010/wordprocessingGroup" xmlns:wpi="http://schemas.microsoft.com/office/word/2010/wordprocessingInk" xmlns:wps="http://schemas.microsoft.com/office/word/2010/wordprocessingShape" xmlns:o="urn:schemas-microsoft-com:office:office" xmlns:v="urn:schemas-microsoft-com:vml" xmlns:w10="urn:schemas-microsoft-com:office:word" xmlns:w="http://schemas.openxmlformats.org/wordprocessingml/2006/main" xmlns:w14="http://schemas.microsoft.com/office/word/2010/wordml" xmlns:w15="http://schemas.microsoft.com/office/word/2012/wordml" xmlns:w16cei="http://schemas.microsoft.com/office/word/2026/wordml/cei" xmlns:w16cex="http://schemas.microsoft.com/office/word/2018/wordml/cex" xmlns:w16cid="http://schemas.microsoft.com/office/word/2016/wordml/cid" xmlns:w16="http://schemas.microsoft.com/office/word/2018/wordml" xmlns:w16sdtdh="http://schemas.microsoft.com/office/word/2020/wordml/sdtdatahash" xmlns:w16sdtfl="http://schemas.microsoft.com/office/word/2024/wordml/sdtformatlock" xmlns:w16se="http://schemas.microsoft.com/office/word/2015/wordml/symex" xmlns:w16du="http://schemas.microsoft.com/office/word/2023/wordml/word16du" xmlns:wne="http://schemas.microsoft.com/office/word/2006/wordml" mc:Ignorable="w14 w15 w16se w16cid w16 w16cex w16sdtdh w16sdtfl w16du wp14">
+<w:endnotes xmlns:wpc="http://schemas.microsoft.com/office/word/2010/wordprocessingCanvas" xmlns:cx="http://schemas.microsoft.com/office/drawing/2014/chartex" xmlns:mc="http://schemas.openxmlformats.org/markup-compatibility/2006" xmlns:o="urn:schemas-microsoft-com:office:office" xmlns:r="http://schemas.openxmlformats.org/officeDocument/2006/relationships" xmlns:m="http://schemas.openxmlformats.org/officeDocument/2006/math" xmlns:v="urn:schemas-microsoft-com:vml" xmlns:wp14="http://schemas.microsoft.com/office/word/2010/wordprocessingDrawing" xmlns:wp="http://schemas.openxmlformats.org/drawingml/2006/wordprocessingDrawing" xmlns:w10="urn:schemas-microsoft-com:office:word" xmlns:w="http://schemas.openxmlformats.org/wordprocessingml/2006/main" xmlns:w14="http://schemas.microsoft.com/office/word/2010/wordml" xmlns:w15="http://schemas.microsoft.com/office/word/2012/wordml" xmlns:w16se="http://schemas.microsoft.com/office/word/2015/wordml/symex" xmlns:wpg="http://schemas.microsoft.com/office/word/2010/wordprocessingGroup" xmlns:wpi="http://schemas.microsoft.com/office/word/2010/wordprocessingInk" xmlns:wne="http://schemas.microsoft.com/office/word/2006/wordml" xmlns:wps="http://schemas.microsoft.com/office/word/2010/wordprocessingShape" mc:Ignorable="w14 w15 w16se wp14">
   <w:endnote w:type="separator" w:id="-1">
     <w:p>
       <w:pPr>
@@ -9357,7 +18170,7 @@
 </file>
 
 <file path=word/footer1.xml><?xml version="1.0" encoding="utf-8"?>
-<w:ftr xmlns:wpc="http://schemas.microsoft.com/office/word/2010/wordprocessingCanvas" xmlns:cx="http://schemas.microsoft.com/office/drawing/2014/chartex" xmlns:cx1="http://schemas.microsoft.com/office/drawing/2015/9/8/chartex" xmlns:cx2="http://schemas.microsoft.com/office/drawing/2015/10/21/chartex" xmlns:cx3="http://schemas.microsoft.com/office/drawing/2016/5/9/chartex" xmlns:cx4="http://schemas.microsoft.com/office/drawing/2016/5/10/chartex" xmlns:cx5="http://schemas.microsoft.com/office/drawing/2016/5/11/chartex" xmlns:cx6="http://schemas.microsoft.com/office/drawing/2016/5/12/chartex" xmlns:cx7="http://schemas.microsoft.com/office/drawing/2016/5/13/chartex" xmlns:cx8="http://schemas.microsoft.com/office/drawing/2016/5/14/chartex" xmlns:mc="http://schemas.openxmlformats.org/markup-compatibility/2006" xmlns:m="http://schemas.openxmlformats.org/officeDocument/2006/math" xmlns:aink="http://schemas.microsoft.com/office/drawing/2016/ink" xmlns:am3d="http://schemas.microsoft.com/office/drawing/2017/model3d" xmlns:oel="http://schemas.microsoft.com/office/2019/extlst" xmlns:r="http://schemas.openxmlformats.org/officeDocument/2006/relationships" xmlns:wp14="http://schemas.microsoft.com/office/word/2010/wordprocessingDrawing" xmlns:wp="http://schemas.openxmlformats.org/drawingml/2006/wordprocessingDrawing" xmlns:wpg="http://schemas.microsoft.com/office/word/2010/wordprocessingGroup" xmlns:wpi="http://schemas.microsoft.com/office/word/2010/wordprocessingInk" xmlns:wps="http://schemas.microsoft.com/office/word/2010/wordprocessingShape" xmlns:o="urn:schemas-microsoft-com:office:office" xmlns:v="urn:schemas-microsoft-com:vml" xmlns:w10="urn:schemas-microsoft-com:office:word" xmlns:w="http://schemas.openxmlformats.org/wordprocessingml/2006/main" xmlns:w14="http://schemas.microsoft.com/office/word/2010/wordml" xmlns:w15="http://schemas.microsoft.com/office/word/2012/wordml" xmlns:w16cei="http://schemas.microsoft.com/office/word/2026/wordml/cei" xmlns:w16cex="http://schemas.microsoft.com/office/word/2018/wordml/cex" xmlns:w16cid="http://schemas.microsoft.com/office/word/2016/wordml/cid" xmlns:w16="http://schemas.microsoft.com/office/word/2018/wordml" xmlns:w16sdtdh="http://schemas.microsoft.com/office/word/2020/wordml/sdtdatahash" xmlns:w16sdtfl="http://schemas.microsoft.com/office/word/2024/wordml/sdtformatlock" xmlns:w16se="http://schemas.microsoft.com/office/word/2015/wordml/symex" xmlns:w16du="http://schemas.microsoft.com/office/word/2023/wordml/word16du" xmlns:wne="http://schemas.microsoft.com/office/word/2006/wordml" mc:Ignorable="w14 w15 w16se w16cid w16 w16cex w16sdtdh w16sdtfl w16du wp14">
+<w:ftr xmlns:wpc="http://schemas.microsoft.com/office/word/2010/wordprocessingCanvas" xmlns:cx="http://schemas.microsoft.com/office/drawing/2014/chartex" xmlns:mc="http://schemas.openxmlformats.org/markup-compatibility/2006" xmlns:o="urn:schemas-microsoft-com:office:office" xmlns:r="http://schemas.openxmlformats.org/officeDocument/2006/relationships" xmlns:m="http://schemas.openxmlformats.org/officeDocument/2006/math" xmlns:v="urn:schemas-microsoft-com:vml" xmlns:wp14="http://schemas.microsoft.com/office/word/2010/wordprocessingDrawing" xmlns:wp="http://schemas.openxmlformats.org/drawingml/2006/wordprocessingDrawing" xmlns:w10="urn:schemas-microsoft-com:office:word" xmlns:w="http://schemas.openxmlformats.org/wordprocessingml/2006/main" xmlns:w14="http://schemas.microsoft.com/office/word/2010/wordml" xmlns:w15="http://schemas.microsoft.com/office/word/2012/wordml" xmlns:w16se="http://schemas.microsoft.com/office/word/2015/wordml/symex" xmlns:wpg="http://schemas.microsoft.com/office/word/2010/wordprocessingGroup" xmlns:wpi="http://schemas.microsoft.com/office/word/2010/wordprocessingInk" xmlns:wne="http://schemas.microsoft.com/office/word/2006/wordml" xmlns:wps="http://schemas.microsoft.com/office/word/2010/wordprocessingShape" mc:Ignorable="w14 w15 w16se wp14">
   <w:p>
     <w:pPr>
       <w:pStyle w:val="Footer"/>
@@ -9384,7 +18197,7 @@
               <wp:docPr id="1869664002" name="Text Box 9" descr="Restricted - مقيد ">
                 <a:extLst xmlns:a="http://schemas.openxmlformats.org/drawingml/2006/main">
                   <a:ext uri="{5AE41FA2-C0FF-4470-9BD4-5FADCA87CBE2}">
-                    <aclsh:classification xmlns:aclsh="http://schemas.microsoft.com/office/drawing/2020/classificationShape" classificationOutcomeType="ftr"/>
+                    <aclsh:classification xmlns:aclsh="http://schemas.microsoft.com/office/drawing/2020/classificationShape" xmlns:w16du="http://schemas.microsoft.com/office/word/2023/wordml/word16du" xmlns:w16sdtfl="http://schemas.microsoft.com/office/word/2024/wordml/sdtformatlock" xmlns:w16sdtdh="http://schemas.microsoft.com/office/word/2020/wordml/sdtdatahash" xmlns:w16="http://schemas.microsoft.com/office/word/2018/wordml" xmlns:w16cid="http://schemas.microsoft.com/office/word/2016/wordml/cid" xmlns:w16cex="http://schemas.microsoft.com/office/word/2018/wordml/cex" xmlns:w16cei="http://schemas.microsoft.com/office/word/2026/wordml/cei" xmlns:w="http://schemas.openxmlformats.org/wordprocessingml/2006/main" xmlns:w10="urn:schemas-microsoft-com:office:word" xmlns:v="urn:schemas-microsoft-com:vml" xmlns:o="urn:schemas-microsoft-com:office:office" xmlns:oel="http://schemas.microsoft.com/office/2019/extlst" xmlns:am3d="http://schemas.microsoft.com/office/drawing/2017/model3d" xmlns:aink="http://schemas.microsoft.com/office/drawing/2016/ink" xmlns:cx8="http://schemas.microsoft.com/office/drawing/2016/5/14/chartex" xmlns:cx7="http://schemas.microsoft.com/office/drawing/2016/5/13/chartex" xmlns:cx6="http://schemas.microsoft.com/office/drawing/2016/5/12/chartex" xmlns:cx5="http://schemas.microsoft.com/office/drawing/2016/5/11/chartex" xmlns:cx4="http://schemas.microsoft.com/office/drawing/2016/5/10/chartex" xmlns:cx3="http://schemas.microsoft.com/office/drawing/2016/5/9/chartex" xmlns:cx2="http://schemas.microsoft.com/office/drawing/2015/10/21/chartex" xmlns:cx1="http://schemas.microsoft.com/office/drawing/2015/9/8/chartex" xmlns="" classificationOutcomeType="ftr"/>
                   </a:ext>
                 </a:extLst>
               </wp:docPr>
@@ -9515,7 +18328,7 @@
 </file>
 
 <file path=word/footer2.xml><?xml version="1.0" encoding="utf-8"?>
-<w:ftr xmlns:wpc="http://schemas.microsoft.com/office/word/2010/wordprocessingCanvas" xmlns:cx="http://schemas.microsoft.com/office/drawing/2014/chartex" xmlns:cx1="http://schemas.microsoft.com/office/drawing/2015/9/8/chartex" xmlns:cx2="http://schemas.microsoft.com/office/drawing/2015/10/21/chartex" xmlns:cx3="http://schemas.microsoft.com/office/drawing/2016/5/9/chartex" xmlns:cx4="http://schemas.microsoft.com/office/drawing/2016/5/10/chartex" xmlns:cx5="http://schemas.microsoft.com/office/drawing/2016/5/11/chartex" xmlns:cx6="http://schemas.microsoft.com/office/drawing/2016/5/12/chartex" xmlns:cx7="http://schemas.microsoft.com/office/drawing/2016/5/13/chartex" xmlns:cx8="http://schemas.microsoft.com/office/drawing/2016/5/14/chartex" xmlns:mc="http://schemas.openxmlformats.org/markup-compatibility/2006" xmlns:m="http://schemas.openxmlformats.org/officeDocument/2006/math" xmlns:aink="http://schemas.microsoft.com/office/drawing/2016/ink" xmlns:am3d="http://schemas.microsoft.com/office/drawing/2017/model3d" xmlns:oel="http://schemas.microsoft.com/office/2019/extlst" xmlns:r="http://schemas.openxmlformats.org/officeDocument/2006/relationships" xmlns:wp14="http://schemas.microsoft.com/office/word/2010/wordprocessingDrawing" xmlns:wp="http://schemas.openxmlformats.org/drawingml/2006/wordprocessingDrawing" xmlns:wpg="http://schemas.microsoft.com/office/word/2010/wordprocessingGroup" xmlns:wpi="http://schemas.microsoft.com/office/word/2010/wordprocessingInk" xmlns:wps="http://schemas.microsoft.com/office/word/2010/wordprocessingShape" xmlns:o="urn:schemas-microsoft-com:office:office" xmlns:v="urn:schemas-microsoft-com:vml" xmlns:w10="urn:schemas-microsoft-com:office:word" xmlns:w="http://schemas.openxmlformats.org/wordprocessingml/2006/main" xmlns:w14="http://schemas.microsoft.com/office/word/2010/wordml" xmlns:w15="http://schemas.microsoft.com/office/word/2012/wordml" xmlns:w16cei="http://schemas.microsoft.com/office/word/2026/wordml/cei" xmlns:w16cex="http://schemas.microsoft.com/office/word/2018/wordml/cex" xmlns:w16cid="http://schemas.microsoft.com/office/word/2016/wordml/cid" xmlns:w16="http://schemas.microsoft.com/office/word/2018/wordml" xmlns:w16sdtdh="http://schemas.microsoft.com/office/word/2020/wordml/sdtdatahash" xmlns:w16sdtfl="http://schemas.microsoft.com/office/word/2024/wordml/sdtformatlock" xmlns:w16se="http://schemas.microsoft.com/office/word/2015/wordml/symex" xmlns:w16du="http://schemas.microsoft.com/office/word/2023/wordml/word16du" xmlns:wne="http://schemas.microsoft.com/office/word/2006/wordml" mc:Ignorable="w14 w15 w16se w16cid w16 w16cex w16sdtdh w16sdtfl w16du wp14">
+<w:ftr xmlns:wpc="http://schemas.microsoft.com/office/word/2010/wordprocessingCanvas" xmlns:cx="http://schemas.microsoft.com/office/drawing/2014/chartex" xmlns:mc="http://schemas.openxmlformats.org/markup-compatibility/2006" xmlns:o="urn:schemas-microsoft-com:office:office" xmlns:r="http://schemas.openxmlformats.org/officeDocument/2006/relationships" xmlns:m="http://schemas.openxmlformats.org/officeDocument/2006/math" xmlns:v="urn:schemas-microsoft-com:vml" xmlns:wp14="http://schemas.microsoft.com/office/word/2010/wordprocessingDrawing" xmlns:wp="http://schemas.openxmlformats.org/drawingml/2006/wordprocessingDrawing" xmlns:w10="urn:schemas-microsoft-com:office:word" xmlns:w="http://schemas.openxmlformats.org/wordprocessingml/2006/main" xmlns:w14="http://schemas.microsoft.com/office/word/2010/wordml" xmlns:w15="http://schemas.microsoft.com/office/word/2012/wordml" xmlns:w16se="http://schemas.microsoft.com/office/word/2015/wordml/symex" xmlns:wpg="http://schemas.microsoft.com/office/word/2010/wordprocessingGroup" xmlns:wpi="http://schemas.microsoft.com/office/word/2010/wordprocessingInk" xmlns:wne="http://schemas.microsoft.com/office/word/2006/wordml" xmlns:wps="http://schemas.microsoft.com/office/word/2010/wordprocessingShape" mc:Ignorable="w14 w15 w16se wp14">
   <w:p>
     <w:pPr>
       <w:pStyle w:val="Footer"/>
@@ -9542,7 +18355,7 @@
               <wp:docPr id="166068931" name="Text Box 10" descr="Restricted - مقيد ">
                 <a:extLst xmlns:a="http://schemas.openxmlformats.org/drawingml/2006/main">
                   <a:ext uri="{5AE41FA2-C0FF-4470-9BD4-5FADCA87CBE2}">
-                    <aclsh:classification xmlns:aclsh="http://schemas.microsoft.com/office/drawing/2020/classificationShape" classificationOutcomeType="ftr"/>
+                    <aclsh:classification xmlns:aclsh="http://schemas.microsoft.com/office/drawing/2020/classificationShape" xmlns:w16du="http://schemas.microsoft.com/office/word/2023/wordml/word16du" xmlns:w16sdtfl="http://schemas.microsoft.com/office/word/2024/wordml/sdtformatlock" xmlns:w16sdtdh="http://schemas.microsoft.com/office/word/2020/wordml/sdtdatahash" xmlns:w16="http://schemas.microsoft.com/office/word/2018/wordml" xmlns:w16cid="http://schemas.microsoft.com/office/word/2016/wordml/cid" xmlns:w16cex="http://schemas.microsoft.com/office/word/2018/wordml/cex" xmlns:w16cei="http://schemas.microsoft.com/office/word/2026/wordml/cei" xmlns:w="http://schemas.openxmlformats.org/wordprocessingml/2006/main" xmlns:w10="urn:schemas-microsoft-com:office:word" xmlns:v="urn:schemas-microsoft-com:vml" xmlns:o="urn:schemas-microsoft-com:office:office" xmlns:oel="http://schemas.microsoft.com/office/2019/extlst" xmlns:am3d="http://schemas.microsoft.com/office/drawing/2017/model3d" xmlns:aink="http://schemas.microsoft.com/office/drawing/2016/ink" xmlns:cx8="http://schemas.microsoft.com/office/drawing/2016/5/14/chartex" xmlns:cx7="http://schemas.microsoft.com/office/drawing/2016/5/13/chartex" xmlns:cx6="http://schemas.microsoft.com/office/drawing/2016/5/12/chartex" xmlns:cx5="http://schemas.microsoft.com/office/drawing/2016/5/11/chartex" xmlns:cx4="http://schemas.microsoft.com/office/drawing/2016/5/10/chartex" xmlns:cx3="http://schemas.microsoft.com/office/drawing/2016/5/9/chartex" xmlns:cx2="http://schemas.microsoft.com/office/drawing/2015/10/21/chartex" xmlns:cx1="http://schemas.microsoft.com/office/drawing/2015/9/8/chartex" xmlns="" classificationOutcomeType="ftr"/>
                   </a:ext>
                 </a:extLst>
               </wp:docPr>
@@ -9673,7 +18486,7 @@
 </file>
 
 <file path=word/footer3.xml><?xml version="1.0" encoding="utf-8"?>
-<w:ftr xmlns:wpc="http://schemas.microsoft.com/office/word/2010/wordprocessingCanvas" xmlns:cx="http://schemas.microsoft.com/office/drawing/2014/chartex" xmlns:cx1="http://schemas.microsoft.com/office/drawing/2015/9/8/chartex" xmlns:cx2="http://schemas.microsoft.com/office/drawing/2015/10/21/chartex" xmlns:cx3="http://schemas.microsoft.com/office/drawing/2016/5/9/chartex" xmlns:cx4="http://schemas.microsoft.com/office/drawing/2016/5/10/chartex" xmlns:cx5="http://schemas.microsoft.com/office/drawing/2016/5/11/chartex" xmlns:cx6="http://schemas.microsoft.com/office/drawing/2016/5/12/chartex" xmlns:cx7="http://schemas.microsoft.com/office/drawing/2016/5/13/chartex" xmlns:cx8="http://schemas.microsoft.com/office/drawing/2016/5/14/chartex" xmlns:mc="http://schemas.openxmlformats.org/markup-compatibility/2006" xmlns:m="http://schemas.openxmlformats.org/officeDocument/2006/math" xmlns:aink="http://schemas.microsoft.com/office/drawing/2016/ink" xmlns:am3d="http://schemas.microsoft.com/office/drawing/2017/model3d" xmlns:oel="http://schemas.microsoft.com/office/2019/extlst" xmlns:r="http://schemas.openxmlformats.org/officeDocument/2006/relationships" xmlns:wp14="http://schemas.microsoft.com/office/word/2010/wordprocessingDrawing" xmlns:wp="http://schemas.openxmlformats.org/drawingml/2006/wordprocessingDrawing" xmlns:wpg="http://schemas.microsoft.com/office/word/2010/wordprocessingGroup" xmlns:wpi="http://schemas.microsoft.com/office/word/2010/wordprocessingInk" xmlns:wps="http://schemas.microsoft.com/office/word/2010/wordprocessingShape" xmlns:o="urn:schemas-microsoft-com:office:office" xmlns:v="urn:schemas-microsoft-com:vml" xmlns:w10="urn:schemas-microsoft-com:office:word" xmlns:w="http://schemas.openxmlformats.org/wordprocessingml/2006/main" xmlns:w14="http://schemas.microsoft.com/office/word/2010/wordml" xmlns:w15="http://schemas.microsoft.com/office/word/2012/wordml" xmlns:w16cei="http://schemas.microsoft.com/office/word/2026/wordml/cei" xmlns:w16cex="http://schemas.microsoft.com/office/word/2018/wordml/cex" xmlns:w16cid="http://schemas.microsoft.com/office/word/2016/wordml/cid" xmlns:w16="http://schemas.microsoft.com/office/word/2018/wordml" xmlns:w16sdtdh="http://schemas.microsoft.com/office/word/2020/wordml/sdtdatahash" xmlns:w16sdtfl="http://schemas.microsoft.com/office/word/2024/wordml/sdtformatlock" xmlns:w16se="http://schemas.microsoft.com/office/word/2015/wordml/symex" xmlns:w16du="http://schemas.microsoft.com/office/word/2023/wordml/word16du" xmlns:wne="http://schemas.microsoft.com/office/word/2006/wordml" mc:Ignorable="w14 w15 w16se w16cid w16 w16cex w16sdtdh w16sdtfl w16du wp14">
+<w:ftr xmlns:wpc="http://schemas.microsoft.com/office/word/2010/wordprocessingCanvas" xmlns:cx="http://schemas.microsoft.com/office/drawing/2014/chartex" xmlns:mc="http://schemas.openxmlformats.org/markup-compatibility/2006" xmlns:o="urn:schemas-microsoft-com:office:office" xmlns:r="http://schemas.openxmlformats.org/officeDocument/2006/relationships" xmlns:m="http://schemas.openxmlformats.org/officeDocument/2006/math" xmlns:v="urn:schemas-microsoft-com:vml" xmlns:wp14="http://schemas.microsoft.com/office/word/2010/wordprocessingDrawing" xmlns:wp="http://schemas.openxmlformats.org/drawingml/2006/wordprocessingDrawing" xmlns:w10="urn:schemas-microsoft-com:office:word" xmlns:w="http://schemas.openxmlformats.org/wordprocessingml/2006/main" xmlns:w14="http://schemas.microsoft.com/office/word/2010/wordml" xmlns:w15="http://schemas.microsoft.com/office/word/2012/wordml" xmlns:w16se="http://schemas.microsoft.com/office/word/2015/wordml/symex" xmlns:wpg="http://schemas.microsoft.com/office/word/2010/wordprocessingGroup" xmlns:wpi="http://schemas.microsoft.com/office/word/2010/wordprocessingInk" xmlns:wne="http://schemas.microsoft.com/office/word/2006/wordml" xmlns:wps="http://schemas.microsoft.com/office/word/2010/wordprocessingShape" mc:Ignorable="w14 w15 w16se wp14">
   <w:p>
     <w:pPr>
       <w:pStyle w:val="Footer"/>
@@ -9700,7 +18513,7 @@
               <wp:docPr id="1403242937" name="Text Box 8" descr="Restricted - مقيد ">
                 <a:extLst xmlns:a="http://schemas.openxmlformats.org/drawingml/2006/main">
                   <a:ext uri="{5AE41FA2-C0FF-4470-9BD4-5FADCA87CBE2}">
-                    <aclsh:classification xmlns:aclsh="http://schemas.microsoft.com/office/drawing/2020/classificationShape" classificationOutcomeType="ftr"/>
+                    <aclsh:classification xmlns:aclsh="http://schemas.microsoft.com/office/drawing/2020/classificationShape" xmlns:w16du="http://schemas.microsoft.com/office/word/2023/wordml/word16du" xmlns:w16sdtfl="http://schemas.microsoft.com/office/word/2024/wordml/sdtformatlock" xmlns:w16sdtdh="http://schemas.microsoft.com/office/word/2020/wordml/sdtdatahash" xmlns:w16="http://schemas.microsoft.com/office/word/2018/wordml" xmlns:w16cid="http://schemas.microsoft.com/office/word/2016/wordml/cid" xmlns:w16cex="http://schemas.microsoft.com/office/word/2018/wordml/cex" xmlns:w16cei="http://schemas.microsoft.com/office/word/2026/wordml/cei" xmlns:w="http://schemas.openxmlformats.org/wordprocessingml/2006/main" xmlns:w10="urn:schemas-microsoft-com:office:word" xmlns:v="urn:schemas-microsoft-com:vml" xmlns:o="urn:schemas-microsoft-com:office:office" xmlns:oel="http://schemas.microsoft.com/office/2019/extlst" xmlns:am3d="http://schemas.microsoft.com/office/drawing/2017/model3d" xmlns:aink="http://schemas.microsoft.com/office/drawing/2016/ink" xmlns:cx8="http://schemas.microsoft.com/office/drawing/2016/5/14/chartex" xmlns:cx7="http://schemas.microsoft.com/office/drawing/2016/5/13/chartex" xmlns:cx6="http://schemas.microsoft.com/office/drawing/2016/5/12/chartex" xmlns:cx5="http://schemas.microsoft.com/office/drawing/2016/5/11/chartex" xmlns:cx4="http://schemas.microsoft.com/office/drawing/2016/5/10/chartex" xmlns:cx3="http://schemas.microsoft.com/office/drawing/2016/5/9/chartex" xmlns:cx2="http://schemas.microsoft.com/office/drawing/2015/10/21/chartex" xmlns:cx1="http://schemas.microsoft.com/office/drawing/2015/9/8/chartex" xmlns="" classificationOutcomeType="ftr"/>
                   </a:ext>
                 </a:extLst>
               </wp:docPr>
@@ -9831,7 +18644,7 @@
 </file>
 
 <file path=word/footnotes.xml><?xml version="1.0" encoding="utf-8"?>
-<w:footnotes xmlns:wpc="http://schemas.microsoft.com/office/word/2010/wordprocessingCanvas" xmlns:cx="http://schemas.microsoft.com/office/drawing/2014/chartex" xmlns:cx1="http://schemas.microsoft.com/office/drawing/2015/9/8/chartex" xmlns:cx2="http://schemas.microsoft.com/office/drawing/2015/10/21/chartex" xmlns:cx3="http://schemas.microsoft.com/office/drawing/2016/5/9/chartex" xmlns:cx4="http://schemas.microsoft.com/office/drawing/2016/5/10/chartex" xmlns:cx5="http://schemas.microsoft.com/office/drawing/2016/5/11/chartex" xmlns:cx6="http://schemas.microsoft.com/office/drawing/2016/5/12/chartex" xmlns:cx7="http://schemas.microsoft.com/office/drawing/2016/5/13/chartex" xmlns:cx8="http://schemas.microsoft.com/office/drawing/2016/5/14/chartex" xmlns:mc="http://schemas.openxmlformats.org/markup-compatibility/2006" xmlns:m="http://schemas.openxmlformats.org/officeDocument/2006/math" xmlns:aink="http://schemas.microsoft.com/office/drawing/2016/ink" xmlns:am3d="http://schemas.microsoft.com/office/drawing/2017/model3d" xmlns:oel="http://schemas.microsoft.com/office/2019/extlst" xmlns:r="http://schemas.openxmlformats.org/officeDocument/2006/relationships" xmlns:wp14="http://schemas.microsoft.com/office/word/2010/wordprocessingDrawing" xmlns:wp="http://schemas.openxmlformats.org/drawingml/2006/wordprocessingDrawing" xmlns:wpg="http://schemas.microsoft.com/office/word/2010/wordprocessingGroup" xmlns:wpi="http://schemas.microsoft.com/office/word/2010/wordprocessingInk" xmlns:wps="http://schemas.microsoft.com/office/word/2010/wordprocessingShape" xmlns:o="urn:schemas-microsoft-com:office:office" xmlns:v="urn:schemas-microsoft-com:vml" xmlns:w10="urn:schemas-microsoft-com:office:word" xmlns:w="http://schemas.openxmlformats.org/wordprocessingml/2006/main" xmlns:w14="http://schemas.microsoft.com/office/word/2010/wordml" xmlns:w15="http://schemas.microsoft.com/office/word/2012/wordml" xmlns:w16cei="http://schemas.microsoft.com/office/word/2026/wordml/cei" xmlns:w16cex="http://schemas.microsoft.com/office/word/2018/wordml/cex" xmlns:w16cid="http://schemas.microsoft.com/office/word/2016/wordml/cid" xmlns:w16="http://schemas.microsoft.com/office/word/2018/wordml" xmlns:w16sdtdh="http://schemas.microsoft.com/office/word/2020/wordml/sdtdatahash" xmlns:w16sdtfl="http://schemas.microsoft.com/office/word/2024/wordml/sdtformatlock" xmlns:w16se="http://schemas.microsoft.com/office/word/2015/wordml/symex" xmlns:w16du="http://schemas.microsoft.com/office/word/2023/wordml/word16du" xmlns:wne="http://schemas.microsoft.com/office/word/2006/wordml" mc:Ignorable="w14 w15 w16se w16cid w16 w16cex w16sdtdh w16sdtfl w16du wp14">
+<w:footnotes xmlns:wpc="http://schemas.microsoft.com/office/word/2010/wordprocessingCanvas" xmlns:cx="http://schemas.microsoft.com/office/drawing/2014/chartex" xmlns:mc="http://schemas.openxmlformats.org/markup-compatibility/2006" xmlns:o="urn:schemas-microsoft-com:office:office" xmlns:r="http://schemas.openxmlformats.org/officeDocument/2006/relationships" xmlns:m="http://schemas.openxmlformats.org/officeDocument/2006/math" xmlns:v="urn:schemas-microsoft-com:vml" xmlns:wp14="http://schemas.microsoft.com/office/word/2010/wordprocessingDrawing" xmlns:wp="http://schemas.openxmlformats.org/drawingml/2006/wordprocessingDrawing" xmlns:w10="urn:schemas-microsoft-com:office:word" xmlns:w="http://schemas.openxmlformats.org/wordprocessingml/2006/main" xmlns:w14="http://schemas.microsoft.com/office/word/2010/wordml" xmlns:w15="http://schemas.microsoft.com/office/word/2012/wordml" xmlns:w16se="http://schemas.microsoft.com/office/word/2015/wordml/symex" xmlns:wpg="http://schemas.microsoft.com/office/word/2010/wordprocessingGroup" xmlns:wpi="http://schemas.microsoft.com/office/word/2010/wordprocessingInk" xmlns:wne="http://schemas.microsoft.com/office/word/2006/wordml" xmlns:wps="http://schemas.microsoft.com/office/word/2010/wordprocessingShape" mc:Ignorable="w14 w15 w16se wp14">
   <w:footnote w:type="separator" w:id="-1">
     <w:p>
       <w:pPr>
@@ -9860,7 +18673,7 @@
 </file>
 
 <file path=word/header1.xml><?xml version="1.0" encoding="utf-8"?>
-<w:hdr xmlns:wpc="http://schemas.microsoft.com/office/word/2010/wordprocessingCanvas" xmlns:cx="http://schemas.microsoft.com/office/drawing/2014/chartex" xmlns:cx1="http://schemas.microsoft.com/office/drawing/2015/9/8/chartex" xmlns:cx2="http://schemas.microsoft.com/office/drawing/2015/10/21/chartex" xmlns:cx3="http://schemas.microsoft.com/office/drawing/2016/5/9/chartex" xmlns:cx4="http://schemas.microsoft.com/office/drawing/2016/5/10/chartex" xmlns:cx5="http://schemas.microsoft.com/office/drawing/2016/5/11/chartex" xmlns:cx6="http://schemas.microsoft.com/office/drawing/2016/5/12/chartex" xmlns:cx7="http://schemas.microsoft.com/office/drawing/2016/5/13/chartex" xmlns:cx8="http://schemas.microsoft.com/office/drawing/2016/5/14/chartex" xmlns:mc="http://schemas.openxmlformats.org/markup-compatibility/2006" xmlns:m="http://schemas.openxmlformats.org/officeDocument/2006/math" xmlns:aink="http://schemas.microsoft.com/office/drawing/2016/ink" xmlns:am3d="http://schemas.microsoft.com/office/drawing/2017/model3d" xmlns:oel="http://schemas.microsoft.com/office/2019/extlst" xmlns:r="http://schemas.openxmlformats.org/officeDocument/2006/relationships" xmlns:wp14="http://schemas.microsoft.com/office/word/2010/wordprocessingDrawing" xmlns:wp="http://schemas.openxmlformats.org/drawingml/2006/wordprocessingDrawing" xmlns:wpg="http://schemas.microsoft.com/office/word/2010/wordprocessingGroup" xmlns:wpi="http://schemas.microsoft.com/office/word/2010/wordprocessingInk" xmlns:wps="http://schemas.microsoft.com/office/word/2010/wordprocessingShape" xmlns:o="urn:schemas-microsoft-com:office:office" xmlns:v="urn:schemas-microsoft-com:vml" xmlns:w10="urn:schemas-microsoft-com:office:word" xmlns:w="http://schemas.openxmlformats.org/wordprocessingml/2006/main" xmlns:w14="http://schemas.microsoft.com/office/word/2010/wordml" xmlns:w15="http://schemas.microsoft.com/office/word/2012/wordml" xmlns:w16cei="http://schemas.microsoft.com/office/word/2026/wordml/cei" xmlns:w16cex="http://schemas.microsoft.com/office/word/2018/wordml/cex" xmlns:w16cid="http://schemas.microsoft.com/office/word/2016/wordml/cid" xmlns:w16="http://schemas.microsoft.com/office/word/2018/wordml" xmlns:w16sdtdh="http://schemas.microsoft.com/office/word/2020/wordml/sdtdatahash" xmlns:w16sdtfl="http://schemas.microsoft.com/office/word/2024/wordml/sdtformatlock" xmlns:w16se="http://schemas.microsoft.com/office/word/2015/wordml/symex" xmlns:w16du="http://schemas.microsoft.com/office/word/2023/wordml/word16du" xmlns:wne="http://schemas.microsoft.com/office/word/2006/wordml" mc:Ignorable="w14 w15 w16se w16cid w16 w16cex w16sdtdh w16sdtfl w16du wp14">
+<w:hdr xmlns:wpc="http://schemas.microsoft.com/office/word/2010/wordprocessingCanvas" xmlns:cx="http://schemas.microsoft.com/office/drawing/2014/chartex" xmlns:mc="http://schemas.openxmlformats.org/markup-compatibility/2006" xmlns:o="urn:schemas-microsoft-com:office:office" xmlns:r="http://schemas.openxmlformats.org/officeDocument/2006/relationships" xmlns:m="http://schemas.openxmlformats.org/officeDocument/2006/math" xmlns:v="urn:schemas-microsoft-com:vml" xmlns:wp14="http://schemas.microsoft.com/office/word/2010/wordprocessingDrawing" xmlns:wp="http://schemas.openxmlformats.org/drawingml/2006/wordprocessingDrawing" xmlns:w10="urn:schemas-microsoft-com:office:word" xmlns:w="http://schemas.openxmlformats.org/wordprocessingml/2006/main" xmlns:w14="http://schemas.microsoft.com/office/word/2010/wordml" xmlns:w15="http://schemas.microsoft.com/office/word/2012/wordml" xmlns:w16se="http://schemas.microsoft.com/office/word/2015/wordml/symex" xmlns:wpg="http://schemas.microsoft.com/office/word/2010/wordprocessingGroup" xmlns:wpi="http://schemas.microsoft.com/office/word/2010/wordprocessingInk" xmlns:wne="http://schemas.microsoft.com/office/word/2006/wordml" xmlns:wps="http://schemas.microsoft.com/office/word/2010/wordprocessingShape" mc:Ignorable="w14 w15 w16se wp14">
   <w:tbl>
     <w:tblPr>
       <w:tblW w:w="6410" w:type="pct"/>
@@ -9960,7 +18773,7 @@
 </file>
 
 <file path=word/header2.xml><?xml version="1.0" encoding="utf-8"?>
-<w:hdr xmlns:wpc="http://schemas.microsoft.com/office/word/2010/wordprocessingCanvas" xmlns:cx="http://schemas.microsoft.com/office/drawing/2014/chartex" xmlns:cx1="http://schemas.microsoft.com/office/drawing/2015/9/8/chartex" xmlns:cx2="http://schemas.microsoft.com/office/drawing/2015/10/21/chartex" xmlns:cx3="http://schemas.microsoft.com/office/drawing/2016/5/9/chartex" xmlns:cx4="http://schemas.microsoft.com/office/drawing/2016/5/10/chartex" xmlns:cx5="http://schemas.microsoft.com/office/drawing/2016/5/11/chartex" xmlns:cx6="http://schemas.microsoft.com/office/drawing/2016/5/12/chartex" xmlns:cx7="http://schemas.microsoft.com/office/drawing/2016/5/13/chartex" xmlns:cx8="http://schemas.microsoft.com/office/drawing/2016/5/14/chartex" xmlns:mc="http://schemas.openxmlformats.org/markup-compatibility/2006" xmlns:m="http://schemas.openxmlformats.org/officeDocument/2006/math" xmlns:aink="http://schemas.microsoft.com/office/drawing/2016/ink" xmlns:am3d="http://schemas.microsoft.com/office/drawing/2017/model3d" xmlns:oel="http://schemas.microsoft.com/office/2019/extlst" xmlns:r="http://schemas.openxmlformats.org/officeDocument/2006/relationships" xmlns:wp14="http://schemas.microsoft.com/office/word/2010/wordprocessingDrawing" xmlns:wp="http://schemas.openxmlformats.org/drawingml/2006/wordprocessingDrawing" xmlns:wpg="http://schemas.microsoft.com/office/word/2010/wordprocessingGroup" xmlns:wpi="http://schemas.microsoft.com/office/word/2010/wordprocessingInk" xmlns:wps="http://schemas.microsoft.com/office/word/2010/wordprocessingShape" xmlns:o="urn:schemas-microsoft-com:office:office" xmlns:v="urn:schemas-microsoft-com:vml" xmlns:w10="urn:schemas-microsoft-com:office:word" xmlns:w="http://schemas.openxmlformats.org/wordprocessingml/2006/main" xmlns:w14="http://schemas.microsoft.com/office/word/2010/wordml" xmlns:w15="http://schemas.microsoft.com/office/word/2012/wordml" xmlns:w16cei="http://schemas.microsoft.com/office/word/2026/wordml/cei" xmlns:w16cex="http://schemas.microsoft.com/office/word/2018/wordml/cex" xmlns:w16cid="http://schemas.microsoft.com/office/word/2016/wordml/cid" xmlns:w16="http://schemas.microsoft.com/office/word/2018/wordml" xmlns:w16sdtdh="http://schemas.microsoft.com/office/word/2020/wordml/sdtdatahash" xmlns:w16sdtfl="http://schemas.microsoft.com/office/word/2024/wordml/sdtformatlock" xmlns:w16se="http://schemas.microsoft.com/office/word/2015/wordml/symex" xmlns:w16du="http://schemas.microsoft.com/office/word/2023/wordml/word16du" xmlns:wne="http://schemas.microsoft.com/office/word/2006/wordml" mc:Ignorable="w14 w15 w16se w16cid w16 w16cex w16sdtdh w16sdtfl w16du wp14">
+<w:hdr xmlns:wpc="http://schemas.microsoft.com/office/word/2010/wordprocessingCanvas" xmlns:cx="http://schemas.microsoft.com/office/drawing/2014/chartex" xmlns:mc="http://schemas.openxmlformats.org/markup-compatibility/2006" xmlns:o="urn:schemas-microsoft-com:office:office" xmlns:r="http://schemas.openxmlformats.org/officeDocument/2006/relationships" xmlns:m="http://schemas.openxmlformats.org/officeDocument/2006/math" xmlns:v="urn:schemas-microsoft-com:vml" xmlns:wp14="http://schemas.microsoft.com/office/word/2010/wordprocessingDrawing" xmlns:wp="http://schemas.openxmlformats.org/drawingml/2006/wordprocessingDrawing" xmlns:w10="urn:schemas-microsoft-com:office:word" xmlns:w="http://schemas.openxmlformats.org/wordprocessingml/2006/main" xmlns:w14="http://schemas.microsoft.com/office/word/2010/wordml" xmlns:w15="http://schemas.microsoft.com/office/word/2012/wordml" xmlns:w16se="http://schemas.microsoft.com/office/word/2015/wordml/symex" xmlns:wpg="http://schemas.microsoft.com/office/word/2010/wordprocessingGroup" xmlns:wpi="http://schemas.microsoft.com/office/word/2010/wordprocessingInk" xmlns:wne="http://schemas.microsoft.com/office/word/2006/wordml" xmlns:wps="http://schemas.microsoft.com/office/word/2010/wordprocessingShape" mc:Ignorable="w14 w15 w16se wp14">
   <w:p>
     <w:pPr>
       <w:ind w:left="-2340"/>
@@ -10130,7 +18943,7 @@
             </wp:anchor>
           </w:drawing>
         </mc:Choice>
-        <mc:Fallback>
+        <mc:Fallback xmlns:w16du="http://schemas.microsoft.com/office/word/2023/wordml/word16du" xmlns:w16sdtfl="http://schemas.microsoft.com/office/word/2024/wordml/sdtformatlock" xmlns:w16sdtdh="http://schemas.microsoft.com/office/word/2020/wordml/sdtdatahash" xmlns:w16="http://schemas.microsoft.com/office/word/2018/wordml" xmlns:w16cid="http://schemas.microsoft.com/office/word/2016/wordml/cid" xmlns:w16cex="http://schemas.microsoft.com/office/word/2018/wordml/cex" xmlns:w16cei="http://schemas.microsoft.com/office/word/2026/wordml/cei" xmlns:oel="http://schemas.microsoft.com/office/2019/extlst" xmlns:am3d="http://schemas.microsoft.com/office/drawing/2017/model3d" xmlns:aink="http://schemas.microsoft.com/office/drawing/2016/ink" xmlns:cx8="http://schemas.microsoft.com/office/drawing/2016/5/14/chartex" xmlns:cx7="http://schemas.microsoft.com/office/drawing/2016/5/13/chartex" xmlns:cx6="http://schemas.microsoft.com/office/drawing/2016/5/12/chartex" xmlns:cx5="http://schemas.microsoft.com/office/drawing/2016/5/11/chartex" xmlns:cx4="http://schemas.microsoft.com/office/drawing/2016/5/10/chartex" xmlns:cx3="http://schemas.microsoft.com/office/drawing/2016/5/9/chartex" xmlns:cx2="http://schemas.microsoft.com/office/drawing/2015/10/21/chartex" xmlns:cx1="http://schemas.microsoft.com/office/drawing/2015/9/8/chartex">
           <w:pict>
             <v:line w14:anchorId="7169C831" id="Straight Connector 6" o:spid="_x0000_s1026" style="position:absolute;z-index:251660288;visibility:visible;mso-wrap-style:square;mso-width-percent:0;mso-height-percent:0;mso-wrap-distance-left:9pt;mso-wrap-distance-top:-3e-5mm;mso-wrap-distance-right:9pt;mso-wrap-distance-bottom:-3e-5mm;mso-position-horizontal:absolute;mso-position-horizontal-relative:text;mso-position-vertical:absolute;mso-position-vertical-relative:text;mso-width-percent:0;mso-height-percent:0;mso-width-relative:page;mso-height-relative:page" from="-68.95pt,-666.45pt" to="489.05pt,-666.45pt" o:gfxdata="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" strokecolor="#4f81bd" strokeweight="2pt">
               <v:shadow on="t" opacity="24903f" origin=",.5" offset="0,.55556mm"/>
@@ -10145,7 +18958,7 @@
 </file>
 
 <file path=word/header3.xml><?xml version="1.0" encoding="utf-8"?>
-<w:hdr xmlns:wpc="http://schemas.microsoft.com/office/word/2010/wordprocessingCanvas" xmlns:cx="http://schemas.microsoft.com/office/drawing/2014/chartex" xmlns:cx1="http://schemas.microsoft.com/office/drawing/2015/9/8/chartex" xmlns:cx2="http://schemas.microsoft.com/office/drawing/2015/10/21/chartex" xmlns:cx3="http://schemas.microsoft.com/office/drawing/2016/5/9/chartex" xmlns:cx4="http://schemas.microsoft.com/office/drawing/2016/5/10/chartex" xmlns:cx5="http://schemas.microsoft.com/office/drawing/2016/5/11/chartex" xmlns:cx6="http://schemas.microsoft.com/office/drawing/2016/5/12/chartex" xmlns:cx7="http://schemas.microsoft.com/office/drawing/2016/5/13/chartex" xmlns:cx8="http://schemas.microsoft.com/office/drawing/2016/5/14/chartex" xmlns:mc="http://schemas.openxmlformats.org/markup-compatibility/2006" xmlns:m="http://schemas.openxmlformats.org/officeDocument/2006/math" xmlns:aink="http://schemas.microsoft.com/office/drawing/2016/ink" xmlns:am3d="http://schemas.microsoft.com/office/drawing/2017/model3d" xmlns:oel="http://schemas.microsoft.com/office/2019/extlst" xmlns:r="http://schemas.openxmlformats.org/officeDocument/2006/relationships" xmlns:wp14="http://schemas.microsoft.com/office/word/2010/wordprocessingDrawing" xmlns:wp="http://schemas.openxmlformats.org/drawingml/2006/wordprocessingDrawing" xmlns:wpg="http://schemas.microsoft.com/office/word/2010/wordprocessingGroup" xmlns:wpi="http://schemas.microsoft.com/office/word/2010/wordprocessingInk" xmlns:wps="http://schemas.microsoft.com/office/word/2010/wordprocessingShape" xmlns:o="urn:schemas-microsoft-com:office:office" xmlns:v="urn:schemas-microsoft-com:vml" xmlns:w10="urn:schemas-microsoft-com:office:word" xmlns:w="http://schemas.openxmlformats.org/wordprocessingml/2006/main" xmlns:w14="http://schemas.microsoft.com/office/word/2010/wordml" xmlns:w15="http://schemas.microsoft.com/office/word/2012/wordml" xmlns:w16cei="http://schemas.microsoft.com/office/word/2026/wordml/cei" xmlns:w16cex="http://schemas.microsoft.com/office/word/2018/wordml/cex" xmlns:w16cid="http://schemas.microsoft.com/office/word/2016/wordml/cid" xmlns:w16="http://schemas.microsoft.com/office/word/2018/wordml" xmlns:w16sdtdh="http://schemas.microsoft.com/office/word/2020/wordml/sdtdatahash" xmlns:w16sdtfl="http://schemas.microsoft.com/office/word/2024/wordml/sdtformatlock" xmlns:w16se="http://schemas.microsoft.com/office/word/2015/wordml/symex" xmlns:w16du="http://schemas.microsoft.com/office/word/2023/wordml/word16du" xmlns:wne="http://schemas.microsoft.com/office/word/2006/wordml" mc:Ignorable="w14 w15 w16se w16cid w16 w16cex w16sdtdh w16sdtfl w16du wp14">
+<w:hdr xmlns:wpc="http://schemas.microsoft.com/office/word/2010/wordprocessingCanvas" xmlns:cx="http://schemas.microsoft.com/office/drawing/2014/chartex" xmlns:mc="http://schemas.openxmlformats.org/markup-compatibility/2006" xmlns:o="urn:schemas-microsoft-com:office:office" xmlns:r="http://schemas.openxmlformats.org/officeDocument/2006/relationships" xmlns:m="http://schemas.openxmlformats.org/officeDocument/2006/math" xmlns:v="urn:schemas-microsoft-com:vml" xmlns:wp14="http://schemas.microsoft.com/office/word/2010/wordprocessingDrawing" xmlns:wp="http://schemas.openxmlformats.org/drawingml/2006/wordprocessingDrawing" xmlns:w10="urn:schemas-microsoft-com:office:word" xmlns:w="http://schemas.openxmlformats.org/wordprocessingml/2006/main" xmlns:w14="http://schemas.microsoft.com/office/word/2010/wordml" xmlns:w15="http://schemas.microsoft.com/office/word/2012/wordml" xmlns:w16se="http://schemas.microsoft.com/office/word/2015/wordml/symex" xmlns:wpg="http://schemas.microsoft.com/office/word/2010/wordprocessingGroup" xmlns:wpi="http://schemas.microsoft.com/office/word/2010/wordprocessingInk" xmlns:wne="http://schemas.microsoft.com/office/word/2006/wordml" xmlns:wps="http://schemas.microsoft.com/office/word/2010/wordprocessingShape" mc:Ignorable="w14 w15 w16se wp14">
   <w:tbl>
     <w:tblPr>
       <w:tblW w:w="6410" w:type="pct"/>
@@ -10190,7 +19003,7 @@
             <w:fldChar w:fldCharType="separate"/>
           </w:r>
           <w:r>
-            <w:t>16</w:t>
+            <w:t>24</w:t>
           </w:r>
           <w:r>
             <w:fldChar w:fldCharType="end"/>
@@ -10241,7 +19054,7 @@
             <w:rPr>
               <w:noProof/>
             </w:rPr>
-            <w:instrText>Task 6</w:instrText>
+            <w:instrText>Main Relationships</w:instrText>
           </w:r>
           <w:r>
             <w:rPr>
@@ -10274,7 +19087,7 @@
             <w:rPr>
               <w:noProof/>
             </w:rPr>
-            <w:instrText>Task 6</w:instrText>
+            <w:instrText>Main Relationships</w:instrText>
           </w:r>
           <w:r>
             <w:rPr>
@@ -10292,7 +19105,7 @@
             <w:rPr>
               <w:noProof/>
             </w:rPr>
-            <w:t xml:space="preserve">Task 6 </w:t>
+            <w:t xml:space="preserve">Main Relationships </w:t>
           </w:r>
           <w:r>
             <w:fldChar w:fldCharType="end"/>
@@ -10350,7 +19163,7 @@
 </file>
 
 <file path=word/numbering.xml><?xml version="1.0" encoding="utf-8"?>
-<w:numbering xmlns:wpc="http://schemas.microsoft.com/office/word/2010/wordprocessingCanvas" xmlns:cx="http://schemas.microsoft.com/office/drawing/2014/chartex" xmlns:cx1="http://schemas.microsoft.com/office/drawing/2015/9/8/chartex" xmlns:cx2="http://schemas.microsoft.com/office/drawing/2015/10/21/chartex" xmlns:cx3="http://schemas.microsoft.com/office/drawing/2016/5/9/chartex" xmlns:cx4="http://schemas.microsoft.com/office/drawing/2016/5/10/chartex" xmlns:cx5="http://schemas.microsoft.com/office/drawing/2016/5/11/chartex" xmlns:cx6="http://schemas.microsoft.com/office/drawing/2016/5/12/chartex" xmlns:cx7="http://schemas.microsoft.com/office/drawing/2016/5/13/chartex" xmlns:cx8="http://schemas.microsoft.com/office/drawing/2016/5/14/chartex" xmlns:mc="http://schemas.openxmlformats.org/markup-compatibility/2006" xmlns:m="http://schemas.openxmlformats.org/officeDocument/2006/math" xmlns:aink="http://schemas.microsoft.com/office/drawing/2016/ink" xmlns:am3d="http://schemas.microsoft.com/office/drawing/2017/model3d" xmlns:oel="http://schemas.microsoft.com/office/2019/extlst" xmlns:r="http://schemas.openxmlformats.org/officeDocument/2006/relationships" xmlns:wp14="http://schemas.microsoft.com/office/word/2010/wordprocessingDrawing" xmlns:wp="http://schemas.openxmlformats.org/drawingml/2006/wordprocessingDrawing" xmlns:wpg="http://schemas.microsoft.com/office/word/2010/wordprocessingGroup" xmlns:wpi="http://schemas.microsoft.com/office/word/2010/wordprocessingInk" xmlns:wps="http://schemas.microsoft.com/office/word/2010/wordprocessingShape" xmlns:o="urn:schemas-microsoft-com:office:office" xmlns:v="urn:schemas-microsoft-com:vml" xmlns:w10="urn:schemas-microsoft-com:office:word" xmlns:w="http://schemas.openxmlformats.org/wordprocessingml/2006/main" xmlns:w14="http://schemas.microsoft.com/office/word/2010/wordml" xmlns:w15="http://schemas.microsoft.com/office/word/2012/wordml" xmlns:w16cei="http://schemas.microsoft.com/office/word/2026/wordml/cei" xmlns:w16cex="http://schemas.microsoft.com/office/word/2018/wordml/cex" xmlns:w16cid="http://schemas.microsoft.com/office/word/2016/wordml/cid" xmlns:w16="http://schemas.microsoft.com/office/word/2018/wordml" xmlns:w16sdtdh="http://schemas.microsoft.com/office/word/2020/wordml/sdtdatahash" xmlns:w16sdtfl="http://schemas.microsoft.com/office/word/2024/wordml/sdtformatlock" xmlns:w16se="http://schemas.microsoft.com/office/word/2015/wordml/symex" xmlns:w16du="http://schemas.microsoft.com/office/word/2023/wordml/word16du" xmlns:wne="http://schemas.microsoft.com/office/word/2006/wordml" mc:Ignorable="w14 w15 w16se w16cid w16 w16cex w16sdtdh w16sdtfl w16du wp14">
+<w:numbering xmlns:wpc="http://schemas.microsoft.com/office/word/2010/wordprocessingCanvas" xmlns:cx="http://schemas.microsoft.com/office/drawing/2014/chartex" xmlns:mc="http://schemas.openxmlformats.org/markup-compatibility/2006" xmlns:o="urn:schemas-microsoft-com:office:office" xmlns:r="http://schemas.openxmlformats.org/officeDocument/2006/relationships" xmlns:m="http://schemas.openxmlformats.org/officeDocument/2006/math" xmlns:v="urn:schemas-microsoft-com:vml" xmlns:wp14="http://schemas.microsoft.com/office/word/2010/wordprocessingDrawing" xmlns:wp="http://schemas.openxmlformats.org/drawingml/2006/wordprocessingDrawing" xmlns:w10="urn:schemas-microsoft-com:office:word" xmlns:w="http://schemas.openxmlformats.org/wordprocessingml/2006/main" xmlns:w14="http://schemas.microsoft.com/office/word/2010/wordml" xmlns:w15="http://schemas.microsoft.com/office/word/2012/wordml" xmlns:w16se="http://schemas.microsoft.com/office/word/2015/wordml/symex" xmlns:wpg="http://schemas.microsoft.com/office/word/2010/wordprocessingGroup" xmlns:wpi="http://schemas.microsoft.com/office/word/2010/wordprocessingInk" xmlns:wne="http://schemas.microsoft.com/office/word/2006/wordml" xmlns:wps="http://schemas.microsoft.com/office/word/2010/wordprocessingShape" mc:Ignorable="w14 w15 w16se wp14">
   <w:abstractNum w:abstractNumId="0" w15:restartNumberingAfterBreak="0">
     <w:nsid w:val="FFFFFF89"/>
     <w:multiLevelType w:val="singleLevel"/>
@@ -12688,82 +21501,82 @@
       </w:rPr>
     </w:lvl>
   </w:abstractNum>
-  <w:num w:numId="1" w16cid:durableId="89354969">
+  <w:num w:numId="1">
     <w:abstractNumId w:val="0"/>
   </w:num>
-  <w:num w:numId="2" w16cid:durableId="661812191">
+  <w:num w:numId="2">
     <w:abstractNumId w:val="0"/>
     <w:lvlOverride w:ilvl="0">
       <w:startOverride w:val="1"/>
     </w:lvlOverride>
   </w:num>
-  <w:num w:numId="3" w16cid:durableId="1965231303">
+  <w:num w:numId="3">
     <w:abstractNumId w:val="7"/>
   </w:num>
-  <w:num w:numId="4" w16cid:durableId="1284725364">
+  <w:num w:numId="4">
     <w:abstractNumId w:val="0"/>
     <w:lvlOverride w:ilvl="0">
       <w:startOverride w:val="1"/>
     </w:lvlOverride>
   </w:num>
-  <w:num w:numId="5" w16cid:durableId="152835480">
+  <w:num w:numId="5">
     <w:abstractNumId w:val="0"/>
     <w:lvlOverride w:ilvl="0">
       <w:startOverride w:val="1"/>
     </w:lvlOverride>
   </w:num>
-  <w:num w:numId="6" w16cid:durableId="560478588">
+  <w:num w:numId="6">
     <w:abstractNumId w:val="11"/>
   </w:num>
-  <w:num w:numId="7" w16cid:durableId="1722746136">
+  <w:num w:numId="7">
     <w:abstractNumId w:val="12"/>
   </w:num>
-  <w:num w:numId="8" w16cid:durableId="1009144061">
+  <w:num w:numId="8">
     <w:abstractNumId w:val="8"/>
   </w:num>
-  <w:num w:numId="9" w16cid:durableId="1525245980">
+  <w:num w:numId="9">
     <w:abstractNumId w:val="6"/>
   </w:num>
-  <w:num w:numId="10" w16cid:durableId="10887192">
+  <w:num w:numId="10">
     <w:abstractNumId w:val="10"/>
   </w:num>
-  <w:num w:numId="11" w16cid:durableId="1316911519">
+  <w:num w:numId="11">
     <w:abstractNumId w:val="4"/>
   </w:num>
-  <w:num w:numId="12" w16cid:durableId="634913210">
+  <w:num w:numId="12">
     <w:abstractNumId w:val="1"/>
   </w:num>
-  <w:num w:numId="13" w16cid:durableId="1287808918">
+  <w:num w:numId="13">
     <w:abstractNumId w:val="16"/>
   </w:num>
-  <w:num w:numId="14" w16cid:durableId="38558303">
+  <w:num w:numId="14">
     <w:abstractNumId w:val="5"/>
   </w:num>
-  <w:num w:numId="15" w16cid:durableId="25909789">
+  <w:num w:numId="15">
     <w:abstractNumId w:val="15"/>
   </w:num>
-  <w:num w:numId="16" w16cid:durableId="1021011151">
+  <w:num w:numId="16">
     <w:abstractNumId w:val="3"/>
   </w:num>
-  <w:num w:numId="17" w16cid:durableId="2132284121">
+  <w:num w:numId="17">
     <w:abstractNumId w:val="17"/>
   </w:num>
-  <w:num w:numId="18" w16cid:durableId="921766593">
+  <w:num w:numId="18">
     <w:abstractNumId w:val="19"/>
   </w:num>
-  <w:num w:numId="19" w16cid:durableId="1951471361">
+  <w:num w:numId="19">
     <w:abstractNumId w:val="13"/>
   </w:num>
-  <w:num w:numId="20" w16cid:durableId="1661080379">
+  <w:num w:numId="20">
     <w:abstractNumId w:val="18"/>
   </w:num>
-  <w:num w:numId="21" w16cid:durableId="911282465">
+  <w:num w:numId="21">
     <w:abstractNumId w:val="20"/>
   </w:num>
-  <w:num w:numId="22" w16cid:durableId="870916079">
+  <w:num w:numId="22">
     <w:abstractNumId w:val="2"/>
   </w:num>
-  <w:num w:numId="23" w16cid:durableId="772242027">
+  <w:num w:numId="23">
     <w:abstractNumId w:val="9"/>
     <w:lvlOverride w:ilvl="0">
       <w:startOverride w:val="1"/>
@@ -12791,14 +21604,14 @@
       <w:startOverride w:val="1"/>
     </w:lvlOverride>
   </w:num>
-  <w:num w:numId="24" w16cid:durableId="212621110">
+  <w:num w:numId="24">
     <w:abstractNumId w:val="14"/>
   </w:num>
 </w:numbering>
 </file>
 
 <file path=word/styles.xml><?xml version="1.0" encoding="utf-8"?>
-<w:styles xmlns:mc="http://schemas.openxmlformats.org/markup-compatibility/2006" xmlns:r="http://schemas.openxmlformats.org/officeDocument/2006/relationships" xmlns:w="http://schemas.openxmlformats.org/wordprocessingml/2006/main" xmlns:w14="http://schemas.microsoft.com/office/word/2010/wordml" xmlns:w15="http://schemas.microsoft.com/office/word/2012/wordml" xmlns:w16cex="http://schemas.microsoft.com/office/word/2018/wordml/cex" xmlns:w16cid="http://schemas.microsoft.com/office/word/2016/wordml/cid" xmlns:w16="http://schemas.microsoft.com/office/word/2018/wordml" xmlns:w16sdtdh="http://schemas.microsoft.com/office/word/2020/wordml/sdtdatahash" xmlns:w16sdtfl="http://schemas.microsoft.com/office/word/2024/wordml/sdtformatlock" xmlns:w16se="http://schemas.microsoft.com/office/word/2015/wordml/symex" xmlns:w16du="http://schemas.microsoft.com/office/word/2023/wordml/word16du" mc:Ignorable="w14 w15 w16se w16cid w16 w16cex w16sdtdh w16sdtfl w16du">
+<w:styles xmlns:mc="http://schemas.openxmlformats.org/markup-compatibility/2006" xmlns:r="http://schemas.openxmlformats.org/officeDocument/2006/relationships" xmlns:w="http://schemas.openxmlformats.org/wordprocessingml/2006/main" xmlns:w14="http://schemas.microsoft.com/office/word/2010/wordml" xmlns:w15="http://schemas.microsoft.com/office/word/2012/wordml" xmlns:w16se="http://schemas.microsoft.com/office/word/2015/wordml/symex" mc:Ignorable="w14 w15 w16se">
   <w:docDefaults>
     <w:rPrDefault>
       <w:rPr>
@@ -12813,9 +21626,9 @@
       </w:pPr>
     </w:pPrDefault>
   </w:docDefaults>
-  <w:latentStyles w:defLockedState="0" w:defUIPriority="99" w:defSemiHidden="0" w:defUnhideWhenUsed="0" w:defQFormat="0" w:count="376">
+  <w:latentStyles w:defLockedState="0" w:defUIPriority="99" w:defSemiHidden="0" w:defUnhideWhenUsed="0" w:defQFormat="0" w:count="371">
     <w:lsdException w:name="Normal" w:uiPriority="0" w:qFormat="1"/>
-    <w:lsdException w:name="heading 1" w:uiPriority="9" w:qFormat="1"/>
+    <w:lsdException w:name="heading 1" w:uiPriority="1" w:qFormat="1"/>
     <w:lsdException w:name="heading 2" w:semiHidden="1" w:uiPriority="1" w:unhideWhenUsed="1" w:qFormat="1"/>
     <w:lsdException w:name="heading 3" w:semiHidden="1" w:uiPriority="1" w:unhideWhenUsed="1" w:qFormat="1"/>
     <w:lsdException w:name="heading 4" w:semiHidden="1" w:uiPriority="9" w:unhideWhenUsed="1" w:qFormat="1"/>
@@ -12862,7 +21675,7 @@
     <w:lsdException w:name="macro" w:semiHidden="1" w:unhideWhenUsed="1"/>
     <w:lsdException w:name="toa heading" w:semiHidden="1" w:unhideWhenUsed="1"/>
     <w:lsdException w:name="List" w:semiHidden="1" w:unhideWhenUsed="1"/>
-    <w:lsdException w:name="List Bullet" w:semiHidden="1" w:unhideWhenUsed="1" w:qFormat="1"/>
+    <w:lsdException w:name="List Bullet" w:semiHidden="1" w:uiPriority="1" w:unhideWhenUsed="1" w:qFormat="1"/>
     <w:lsdException w:name="List Number" w:semiHidden="1" w:uiPriority="1" w:unhideWhenUsed="1" w:qFormat="1"/>
     <w:lsdException w:name="List 2" w:semiHidden="1" w:unhideWhenUsed="1"/>
     <w:lsdException w:name="List 3" w:semiHidden="1" w:unhideWhenUsed="1"/>
@@ -13185,11 +21998,6 @@
     <w:lsdException w:name="List Table 5 Dark Accent 6" w:uiPriority="50"/>
     <w:lsdException w:name="List Table 6 Colorful Accent 6" w:uiPriority="51"/>
     <w:lsdException w:name="List Table 7 Colorful Accent 6" w:uiPriority="52"/>
-    <w:lsdException w:name="Mention" w:semiHidden="1" w:unhideWhenUsed="1"/>
-    <w:lsdException w:name="Smart Hyperlink" w:semiHidden="1" w:unhideWhenUsed="1"/>
-    <w:lsdException w:name="Hashtag" w:semiHidden="1" w:unhideWhenUsed="1"/>
-    <w:lsdException w:name="Unresolved Mention" w:semiHidden="1" w:unhideWhenUsed="1"/>
-    <w:lsdException w:name="Smart Link" w:semiHidden="1" w:unhideWhenUsed="1"/>
   </w:latentStyles>
   <w:style w:type="paragraph" w:default="1" w:styleId="Normal">
     <w:name w:val="Normal"/>
@@ -14107,7 +22915,7 @@
 </file>
 
 <file path=word/glossary/document.xml><?xml version="1.0" encoding="utf-8"?>
-<w:glossaryDocument xmlns:wpc="http://schemas.microsoft.com/office/word/2010/wordprocessingCanvas" xmlns:cx="http://schemas.microsoft.com/office/drawing/2014/chartex" xmlns:cx1="http://schemas.microsoft.com/office/drawing/2015/9/8/chartex" xmlns:cx2="http://schemas.microsoft.com/office/drawing/2015/10/21/chartex" xmlns:cx3="http://schemas.microsoft.com/office/drawing/2016/5/9/chartex" xmlns:cx4="http://schemas.microsoft.com/office/drawing/2016/5/10/chartex" xmlns:cx5="http://schemas.microsoft.com/office/drawing/2016/5/11/chartex" xmlns:cx6="http://schemas.microsoft.com/office/drawing/2016/5/12/chartex" xmlns:cx7="http://schemas.microsoft.com/office/drawing/2016/5/13/chartex" xmlns:cx8="http://schemas.microsoft.com/office/drawing/2016/5/14/chartex" xmlns:mc="http://schemas.openxmlformats.org/markup-compatibility/2006" xmlns:m="http://schemas.openxmlformats.org/officeDocument/2006/math" xmlns:aink="http://schemas.microsoft.com/office/drawing/2016/ink" xmlns:am3d="http://schemas.microsoft.com/office/drawing/2017/model3d" xmlns:oel="http://schemas.microsoft.com/office/2019/extlst" xmlns:r="http://schemas.openxmlformats.org/officeDocument/2006/relationships" xmlns:wp14="http://schemas.microsoft.com/office/word/2010/wordprocessingDrawing" xmlns:wp="http://schemas.openxmlformats.org/drawingml/2006/wordprocessingDrawing" xmlns:wpg="http://schemas.microsoft.com/office/word/2010/wordprocessingGroup" xmlns:wpi="http://schemas.microsoft.com/office/word/2010/wordprocessingInk" xmlns:wps="http://schemas.microsoft.com/office/word/2010/wordprocessingShape" xmlns:o="urn:schemas-microsoft-com:office:office" xmlns:v="urn:schemas-microsoft-com:vml" xmlns:w10="urn:schemas-microsoft-com:office:word" xmlns:w="http://schemas.openxmlformats.org/wordprocessingml/2006/main" xmlns:w14="http://schemas.microsoft.com/office/word/2010/wordml" xmlns:w15="http://schemas.microsoft.com/office/word/2012/wordml" xmlns:w16cei="http://schemas.microsoft.com/office/word/2026/wordml/cei" xmlns:w16cex="http://schemas.microsoft.com/office/word/2018/wordml/cex" xmlns:w16cid="http://schemas.microsoft.com/office/word/2016/wordml/cid" xmlns:w16="http://schemas.microsoft.com/office/word/2018/wordml" xmlns:w16sdtdh="http://schemas.microsoft.com/office/word/2020/wordml/sdtdatahash" xmlns:w16sdtfl="http://schemas.microsoft.com/office/word/2024/wordml/sdtformatlock" xmlns:w16se="http://schemas.microsoft.com/office/word/2015/wordml/symex" xmlns:w16du="http://schemas.microsoft.com/office/word/2023/wordml/word16du" xmlns:wne="http://schemas.microsoft.com/office/word/2006/wordml" mc:Ignorable="w14 w15 w16se w16cid w16 w16cex w16sdtdh w16sdtfl w16du wp14">
+<w:glossaryDocument xmlns:wpc="http://schemas.microsoft.com/office/word/2010/wordprocessingCanvas" xmlns:cx="http://schemas.microsoft.com/office/drawing/2014/chartex" xmlns:mc="http://schemas.openxmlformats.org/markup-compatibility/2006" xmlns:o="urn:schemas-microsoft-com:office:office" xmlns:r="http://schemas.openxmlformats.org/officeDocument/2006/relationships" xmlns:m="http://schemas.openxmlformats.org/officeDocument/2006/math" xmlns:v="urn:schemas-microsoft-com:vml" xmlns:wp14="http://schemas.microsoft.com/office/word/2010/wordprocessingDrawing" xmlns:wp="http://schemas.openxmlformats.org/drawingml/2006/wordprocessingDrawing" xmlns:w10="urn:schemas-microsoft-com:office:word" xmlns:w="http://schemas.openxmlformats.org/wordprocessingml/2006/main" xmlns:w14="http://schemas.microsoft.com/office/word/2010/wordml" xmlns:w15="http://schemas.microsoft.com/office/word/2012/wordml" xmlns:w16se="http://schemas.microsoft.com/office/word/2015/wordml/symex" xmlns:wpg="http://schemas.microsoft.com/office/word/2010/wordprocessingGroup" xmlns:wpi="http://schemas.microsoft.com/office/word/2010/wordprocessingInk" xmlns:wne="http://schemas.microsoft.com/office/word/2006/wordml" xmlns:wps="http://schemas.microsoft.com/office/word/2010/wordprocessingShape" mc:Ignorable="w14 w15 w16se wp14">
   <w:docParts>
     <w:docPart>
       <w:docPartPr>
@@ -14192,7 +23000,7 @@
 </file>
 
 <file path=word/glossary/fontTable.xml><?xml version="1.0" encoding="utf-8"?>
-<w:fonts xmlns:mc="http://schemas.openxmlformats.org/markup-compatibility/2006" xmlns:r="http://schemas.openxmlformats.org/officeDocument/2006/relationships" xmlns:w="http://schemas.openxmlformats.org/wordprocessingml/2006/main" xmlns:w14="http://schemas.microsoft.com/office/word/2010/wordml" xmlns:w15="http://schemas.microsoft.com/office/word/2012/wordml" xmlns:w16cex="http://schemas.microsoft.com/office/word/2018/wordml/cex" xmlns:w16cid="http://schemas.microsoft.com/office/word/2016/wordml/cid" xmlns:w16="http://schemas.microsoft.com/office/word/2018/wordml" xmlns:w16sdtdh="http://schemas.microsoft.com/office/word/2020/wordml/sdtdatahash" xmlns:w16sdtfl="http://schemas.microsoft.com/office/word/2024/wordml/sdtformatlock" xmlns:w16se="http://schemas.microsoft.com/office/word/2015/wordml/symex" xmlns:w16du="http://schemas.microsoft.com/office/word/2023/wordml/word16du" mc:Ignorable="w14 w15 w16se w16cid w16 w16cex w16sdtdh w16sdtfl w16du">
+<w:fonts xmlns:mc="http://schemas.openxmlformats.org/markup-compatibility/2006" xmlns:r="http://schemas.openxmlformats.org/officeDocument/2006/relationships" xmlns:w="http://schemas.openxmlformats.org/wordprocessingml/2006/main" xmlns:w14="http://schemas.microsoft.com/office/word/2010/wordml" xmlns:w15="http://schemas.microsoft.com/office/word/2012/wordml" xmlns:w16se="http://schemas.microsoft.com/office/word/2015/wordml/symex" mc:Ignorable="w14 w15 w16se">
   <w:font w:name="Cambria">
     <w:panose1 w:val="02040503050406030204"/>
     <w:charset w:val="00"/>
@@ -14210,7 +23018,7 @@
   <w:font w:name="Symbol">
     <w:panose1 w:val="05050102010706020507"/>
     <w:charset w:val="02"/>
-    <w:family w:val="decorative"/>
+    <w:family w:val="roman"/>
     <w:pitch w:val="variable"/>
     <w:sig w:usb0="00000000" w:usb1="10000000" w:usb2="00000000" w:usb3="00000000" w:csb0="80000000" w:csb1="00000000"/>
   </w:font>
@@ -14223,10 +23031,10 @@
   </w:font>
   <w:font w:name="Wingdings">
     <w:panose1 w:val="05000000000000000000"/>
-    <w:charset w:val="4D"/>
-    <w:family w:val="decorative"/>
+    <w:charset w:val="02"/>
+    <w:family w:val="auto"/>
     <w:pitch w:val="variable"/>
-    <w:sig w:usb0="00000003" w:usb1="00000000" w:usb2="00000000" w:usb3="00000000" w:csb0="80000001" w:csb1="00000000"/>
+    <w:sig w:usb0="00000000" w:usb1="10000000" w:usb2="00000000" w:usb3="00000000" w:csb0="80000000" w:csb1="00000000"/>
   </w:font>
   <w:font w:name="Arial">
     <w:panose1 w:val="020B0604020202020204"/>
@@ -14250,7 +23058,7 @@
     <w:sig w:usb0="E1002EFF" w:usb1="C000605B" w:usb2="00000029" w:usb3="00000000" w:csb0="000101FF" w:csb1="00000000"/>
   </w:font>
   <w:font w:name="Aptos">
-    <w:panose1 w:val="020B0004020202020204"/>
+    <w:altName w:val="Arial"/>
     <w:charset w:val="00"/>
     <w:family w:val="swiss"/>
     <w:pitch w:val="variable"/>
@@ -14258,14 +23066,19 @@
   </w:font>
   <w:font w:name="Frutiger LT Arabic 45 Light">
     <w:altName w:val="Courier New"/>
-    <w:panose1 w:val="020B0604020202020204"/>
     <w:charset w:val="00"/>
     <w:family w:val="auto"/>
     <w:pitch w:val="variable"/>
     <w:sig w:usb0="00000000" w:usb1="C000A04A" w:usb2="00000008" w:usb3="00000000" w:csb0="00000041" w:csb1="00000000"/>
   </w:font>
+  <w:font w:name="Calibri">
+    <w:panose1 w:val="020F0502020204030204"/>
+    <w:charset w:val="00"/>
+    <w:family w:val="swiss"/>
+    <w:pitch w:val="variable"/>
+    <w:sig w:usb0="E4002EFF" w:usb1="C000247B" w:usb2="00000009" w:usb3="00000000" w:csb0="000001FF" w:csb1="00000000"/>
+  </w:font>
   <w:font w:name="Yu Mincho">
-    <w:panose1 w:val="02020400000000000000"/>
     <w:charset w:val="80"/>
     <w:family w:val="roman"/>
     <w:pitch w:val="variable"/>
@@ -14278,18 +23091,18 @@
     <w:pitch w:val="variable"/>
     <w:sig w:usb0="E00002FF" w:usb1="2AC7FDFF" w:usb2="00000016" w:usb3="00000000" w:csb0="0002009F" w:csb1="00000000"/>
   </w:font>
-  <w:font w:name="Aptos Display">
-    <w:panose1 w:val="020B0004020202020204"/>
+  <w:font w:name="Calibri Light">
+    <w:panose1 w:val="020F0302020204030204"/>
     <w:charset w:val="00"/>
     <w:family w:val="swiss"/>
     <w:pitch w:val="variable"/>
-    <w:sig w:usb0="20000287" w:usb1="00000003" w:usb2="00000000" w:usb3="00000000" w:csb0="0000019F" w:csb1="00000000"/>
+    <w:sig w:usb0="E4002EFF" w:usb1="C000247B" w:usb2="00000009" w:usb3="00000000" w:csb0="000001FF" w:csb1="00000000"/>
   </w:font>
 </w:fonts>
 </file>
 
 <file path=word/glossary/numbering.xml><?xml version="1.0" encoding="utf-8"?>
-<w:numbering xmlns:wpc="http://schemas.microsoft.com/office/word/2010/wordprocessingCanvas" xmlns:cx="http://schemas.microsoft.com/office/drawing/2014/chartex" xmlns:cx1="http://schemas.microsoft.com/office/drawing/2015/9/8/chartex" xmlns:cx2="http://schemas.microsoft.com/office/drawing/2015/10/21/chartex" xmlns:cx3="http://schemas.microsoft.com/office/drawing/2016/5/9/chartex" xmlns:cx4="http://schemas.microsoft.com/office/drawing/2016/5/10/chartex" xmlns:cx5="http://schemas.microsoft.com/office/drawing/2016/5/11/chartex" xmlns:cx6="http://schemas.microsoft.com/office/drawing/2016/5/12/chartex" xmlns:cx7="http://schemas.microsoft.com/office/drawing/2016/5/13/chartex" xmlns:cx8="http://schemas.microsoft.com/office/drawing/2016/5/14/chartex" xmlns:mc="http://schemas.openxmlformats.org/markup-compatibility/2006" xmlns:m="http://schemas.openxmlformats.org/officeDocument/2006/math" xmlns:aink="http://schemas.microsoft.com/office/drawing/2016/ink" xmlns:am3d="http://schemas.microsoft.com/office/drawing/2017/model3d" xmlns:oel="http://schemas.microsoft.com/office/2019/extlst" xmlns:r="http://schemas.openxmlformats.org/officeDocument/2006/relationships" xmlns:wp14="http://schemas.microsoft.com/office/word/2010/wordprocessingDrawing" xmlns:wp="http://schemas.openxmlformats.org/drawingml/2006/wordprocessingDrawing" xmlns:wpg="http://schemas.microsoft.com/office/word/2010/wordprocessingGroup" xmlns:wpi="http://schemas.microsoft.com/office/word/2010/wordprocessingInk" xmlns:wps="http://schemas.microsoft.com/office/word/2010/wordprocessingShape" xmlns:o="urn:schemas-microsoft-com:office:office" xmlns:v="urn:schemas-microsoft-com:vml" xmlns:w10="urn:schemas-microsoft-com:office:word" xmlns:w="http://schemas.openxmlformats.org/wordprocessingml/2006/main" xmlns:w14="http://schemas.microsoft.com/office/word/2010/wordml" xmlns:w15="http://schemas.microsoft.com/office/word/2012/wordml" xmlns:w16cei="http://schemas.microsoft.com/office/word/2026/wordml/cei" xmlns:w16cex="http://schemas.microsoft.com/office/word/2018/wordml/cex" xmlns:w16cid="http://schemas.microsoft.com/office/word/2016/wordml/cid" xmlns:w16="http://schemas.microsoft.com/office/word/2018/wordml" xmlns:w16sdtdh="http://schemas.microsoft.com/office/word/2020/wordml/sdtdatahash" xmlns:w16sdtfl="http://schemas.microsoft.com/office/word/2024/wordml/sdtformatlock" xmlns:w16se="http://schemas.microsoft.com/office/word/2015/wordml/symex" xmlns:w16du="http://schemas.microsoft.com/office/word/2023/wordml/word16du" xmlns:wne="http://schemas.microsoft.com/office/word/2006/wordml" mc:Ignorable="w14 w15 w16se w16cid w16 w16cex w16sdtdh w16sdtfl w16du wp14">
+<w:numbering xmlns:wpc="http://schemas.microsoft.com/office/word/2010/wordprocessingCanvas" xmlns:cx="http://schemas.microsoft.com/office/drawing/2014/chartex" xmlns:mc="http://schemas.openxmlformats.org/markup-compatibility/2006" xmlns:o="urn:schemas-microsoft-com:office:office" xmlns:r="http://schemas.openxmlformats.org/officeDocument/2006/relationships" xmlns:m="http://schemas.openxmlformats.org/officeDocument/2006/math" xmlns:v="urn:schemas-microsoft-com:vml" xmlns:wp14="http://schemas.microsoft.com/office/word/2010/wordprocessingDrawing" xmlns:wp="http://schemas.openxmlformats.org/drawingml/2006/wordprocessingDrawing" xmlns:w10="urn:schemas-microsoft-com:office:word" xmlns:w="http://schemas.openxmlformats.org/wordprocessingml/2006/main" xmlns:w14="http://schemas.microsoft.com/office/word/2010/wordml" xmlns:w15="http://schemas.microsoft.com/office/word/2012/wordml" xmlns:w16se="http://schemas.microsoft.com/office/word/2015/wordml/symex" xmlns:wpg="http://schemas.microsoft.com/office/word/2010/wordprocessingGroup" xmlns:wpi="http://schemas.microsoft.com/office/word/2010/wordprocessingInk" xmlns:wne="http://schemas.microsoft.com/office/word/2006/wordml" xmlns:wps="http://schemas.microsoft.com/office/word/2010/wordprocessingShape" mc:Ignorable="w14 w15 w16se wp14">
   <w:abstractNum w:abstractNumId="0" w15:restartNumberingAfterBreak="0">
     <w:nsid w:val="FFFFFF89"/>
     <w:multiLevelType w:val="singleLevel"/>
@@ -14305,18 +23118,18 @@
       </w:pPr>
       <w:rPr>
         <w:rFonts w:ascii="Cambria" w:hAnsi="Cambria" w:hint="default"/>
-        <w:color w:val="156082" w:themeColor="accent1"/>
+        <w:color w:val="5B9BD5" w:themeColor="accent1"/>
       </w:rPr>
     </w:lvl>
   </w:abstractNum>
-  <w:num w:numId="1" w16cid:durableId="1726487226">
+  <w:num w:numId="1">
     <w:abstractNumId w:val="0"/>
   </w:num>
 </w:numbering>
 </file>
 
 <file path=word/glossary/settings.xml><?xml version="1.0" encoding="utf-8"?>
-<w:settings xmlns:mc="http://schemas.openxmlformats.org/markup-compatibility/2006" xmlns:m="http://schemas.openxmlformats.org/officeDocument/2006/math" xmlns:r="http://schemas.openxmlformats.org/officeDocument/2006/relationships" xmlns:sl="http://schemas.openxmlformats.org/schemaLibrary/2006/main" xmlns:o="urn:schemas-microsoft-com:office:office" xmlns:v="urn:schemas-microsoft-com:vml" xmlns:w10="urn:schemas-microsoft-com:office:word" xmlns:w="http://schemas.openxmlformats.org/wordprocessingml/2006/main" xmlns:w14="http://schemas.microsoft.com/office/word/2010/wordml" xmlns:w15="http://schemas.microsoft.com/office/word/2012/wordml" xmlns:w16cex="http://schemas.microsoft.com/office/word/2018/wordml/cex" xmlns:w16cid="http://schemas.microsoft.com/office/word/2016/wordml/cid" xmlns:w16="http://schemas.microsoft.com/office/word/2018/wordml" xmlns:w16sdtdh="http://schemas.microsoft.com/office/word/2020/wordml/sdtdatahash" xmlns:w16sdtfl="http://schemas.microsoft.com/office/word/2024/wordml/sdtformatlock" xmlns:w16se="http://schemas.microsoft.com/office/word/2015/wordml/symex" xmlns:w16du="http://schemas.microsoft.com/office/word/2023/wordml/word16du" mc:Ignorable="w14 w15 w16se w16cid w16 w16cex w16sdtdh w16sdtfl w16du">
+<w:settings xmlns:mc="http://schemas.openxmlformats.org/markup-compatibility/2006" xmlns:o="urn:schemas-microsoft-com:office:office" xmlns:r="http://schemas.openxmlformats.org/officeDocument/2006/relationships" xmlns:m="http://schemas.openxmlformats.org/officeDocument/2006/math" xmlns:v="urn:schemas-microsoft-com:vml" xmlns:w10="urn:schemas-microsoft-com:office:word" xmlns:w="http://schemas.openxmlformats.org/wordprocessingml/2006/main" xmlns:w14="http://schemas.microsoft.com/office/word/2010/wordml" xmlns:w15="http://schemas.microsoft.com/office/word/2012/wordml" xmlns:w16se="http://schemas.microsoft.com/office/word/2015/wordml/symex" xmlns:sl="http://schemas.openxmlformats.org/schemaLibrary/2006/main" mc:Ignorable="w14 w15 w16se">
   <w:view w:val="normal"/>
   <w:defaultTabStop w:val="720"/>
   <w:characterSpacingControl w:val="doNotCompress"/>
@@ -14327,7 +23140,6 @@
     <w:compatSetting w:name="enableOpenTypeFeatures" w:uri="http://schemas.microsoft.com/office/word" w:val="1"/>
     <w:compatSetting w:name="doNotFlipMirrorIndents" w:uri="http://schemas.microsoft.com/office/word" w:val="1"/>
     <w:compatSetting w:name="differentiateMultirowTableHeaders" w:uri="http://schemas.microsoft.com/office/word" w:val="1"/>
-    <w:compatSetting w:name="useWord2013TrackBottomHyphenation" w:uri="http://schemas.microsoft.com/office/word" w:val="1"/>
   </w:compat>
   <w:rsids>
     <w:rsidRoot w:val="00324ACF"/>
@@ -14338,6 +23150,7 @@
     <w:rsid w:val="0018073C"/>
     <w:rsid w:val="001A632E"/>
     <w:rsid w:val="00207A61"/>
+    <w:rsid w:val="00321108"/>
     <w:rsid w:val="00324ACF"/>
     <w:rsid w:val="00351A43"/>
     <w:rsid w:val="003C6B5C"/>
@@ -14400,13 +23213,13 @@
   <w:themeFontLang w:val="en-GB" w:eastAsia="ja-JP" w:bidi="ar-SA"/>
   <w:clrSchemeMapping w:bg1="light1" w:t1="dark1" w:bg2="light2" w:t2="dark2" w:accent1="accent1" w:accent2="accent2" w:accent3="accent3" w:accent4="accent4" w:accent5="accent5" w:accent6="accent6" w:hyperlink="hyperlink" w:followedHyperlink="followedHyperlink"/>
   <w:decimalSymbol w:val="."/>
-  <w:listSeparator w:val=","/>
+  <w:listSeparator w:val=";"/>
   <w15:chartTrackingRefBased/>
 </w:settings>
 </file>
 
 <file path=word/glossary/styles.xml><?xml version="1.0" encoding="utf-8"?>
-<w:styles xmlns:mc="http://schemas.openxmlformats.org/markup-compatibility/2006" xmlns:r="http://schemas.openxmlformats.org/officeDocument/2006/relationships" xmlns:w="http://schemas.openxmlformats.org/wordprocessingml/2006/main" xmlns:w14="http://schemas.microsoft.com/office/word/2010/wordml" xmlns:w15="http://schemas.microsoft.com/office/word/2012/wordml" xmlns:w16cex="http://schemas.microsoft.com/office/word/2018/wordml/cex" xmlns:w16cid="http://schemas.microsoft.com/office/word/2016/wordml/cid" xmlns:w16="http://schemas.microsoft.com/office/word/2018/wordml" xmlns:w16sdtdh="http://schemas.microsoft.com/office/word/2020/wordml/sdtdatahash" xmlns:w16sdtfl="http://schemas.microsoft.com/office/word/2024/wordml/sdtformatlock" xmlns:w16se="http://schemas.microsoft.com/office/word/2015/wordml/symex" xmlns:w16du="http://schemas.microsoft.com/office/word/2023/wordml/word16du" mc:Ignorable="w14 w15 w16se w16cid w16 w16cex w16sdtdh w16sdtfl w16du">
+<w:styles xmlns:mc="http://schemas.openxmlformats.org/markup-compatibility/2006" xmlns:r="http://schemas.openxmlformats.org/officeDocument/2006/relationships" xmlns:w="http://schemas.openxmlformats.org/wordprocessingml/2006/main" xmlns:w14="http://schemas.microsoft.com/office/word/2010/wordml" xmlns:w15="http://schemas.microsoft.com/office/word/2012/wordml" xmlns:w16se="http://schemas.microsoft.com/office/word/2015/wordml/symex" mc:Ignorable="w14 w15 w16se">
   <w:docDefaults>
     <w:rPrDefault>
       <w:rPr>
@@ -14422,7 +23235,7 @@
       </w:pPr>
     </w:pPrDefault>
   </w:docDefaults>
-  <w:latentStyles w:defLockedState="0" w:defUIPriority="99" w:defSemiHidden="0" w:defUnhideWhenUsed="0" w:defQFormat="0" w:count="376">
+  <w:latentStyles w:defLockedState="0" w:defUIPriority="99" w:defSemiHidden="0" w:defUnhideWhenUsed="0" w:defQFormat="0" w:count="371">
     <w:lsdException w:name="Normal" w:uiPriority="0" w:qFormat="1"/>
     <w:lsdException w:name="heading 1" w:uiPriority="9" w:qFormat="1"/>
     <w:lsdException w:name="heading 2" w:semiHidden="1" w:uiPriority="9" w:unhideWhenUsed="1" w:qFormat="1"/>
@@ -14794,11 +23607,6 @@
     <w:lsdException w:name="List Table 5 Dark Accent 6" w:uiPriority="50"/>
     <w:lsdException w:name="List Table 6 Colorful Accent 6" w:uiPriority="51"/>
     <w:lsdException w:name="List Table 7 Colorful Accent 6" w:uiPriority="52"/>
-    <w:lsdException w:name="Mention" w:semiHidden="1" w:unhideWhenUsed="1"/>
-    <w:lsdException w:name="Smart Hyperlink" w:semiHidden="1" w:unhideWhenUsed="1"/>
-    <w:lsdException w:name="Hashtag" w:semiHidden="1" w:unhideWhenUsed="1"/>
-    <w:lsdException w:name="Unresolved Mention" w:semiHidden="1" w:unhideWhenUsed="1"/>
-    <w:lsdException w:name="Smart Link" w:semiHidden="1" w:unhideWhenUsed="1"/>
   </w:latentStyles>
   <w:style w:type="paragraph" w:default="1" w:styleId="Normal">
     <w:name w:val="Normal"/>
@@ -14873,7 +23681,7 @@
 </file>
 
 <file path=word/glossary/webSettings.xml><?xml version="1.0" encoding="utf-8"?>
-<w:webSettings xmlns:mc="http://schemas.openxmlformats.org/markup-compatibility/2006" xmlns:r="http://schemas.openxmlformats.org/officeDocument/2006/relationships" xmlns:w="http://schemas.openxmlformats.org/wordprocessingml/2006/main" xmlns:w14="http://schemas.microsoft.com/office/word/2010/wordml" xmlns:w15="http://schemas.microsoft.com/office/word/2012/wordml" xmlns:w16cex="http://schemas.microsoft.com/office/word/2018/wordml/cex" xmlns:w16cid="http://schemas.microsoft.com/office/word/2016/wordml/cid" xmlns:w16="http://schemas.microsoft.com/office/word/2018/wordml" xmlns:w16sdtdh="http://schemas.microsoft.com/office/word/2020/wordml/sdtdatahash" xmlns:w16sdtfl="http://schemas.microsoft.com/office/word/2024/wordml/sdtformatlock" xmlns:w16se="http://schemas.microsoft.com/office/word/2015/wordml/symex" xmlns:w16du="http://schemas.microsoft.com/office/word/2023/wordml/word16du" mc:Ignorable="w14 w15 w16se w16cid w16 w16cex w16sdtdh w16sdtfl w16du">
+<w:webSettings xmlns:mc="http://schemas.openxmlformats.org/markup-compatibility/2006" xmlns:r="http://schemas.openxmlformats.org/officeDocument/2006/relationships" xmlns:w="http://schemas.openxmlformats.org/wordprocessingml/2006/main" xmlns:w14="http://schemas.microsoft.com/office/word/2010/wordml" xmlns:w15="http://schemas.microsoft.com/office/word/2012/wordml" xmlns:w16se="http://schemas.microsoft.com/office/word/2015/wordml/symex" mc:Ignorable="w14 w15 w16se">
   <w:optimizeForBrowser/>
   <w:allowPNG/>
 </w:webSettings>
@@ -15207,16 +24015,16 @@
 </file>
 
 <file path=customXml/item2.xml><?xml version="1.0" encoding="utf-8"?>
-<b:Sources xmlns:b="http://schemas.openxmlformats.org/officeDocument/2006/bibliography" SelectedStyle="\APA.XSL" StyleName="APA"/>
-</file>
-
-<file path=customXml/item3.xml><?xml version="1.0" encoding="utf-8"?>
 <?mso-contentType ?>
 <FormTemplates xmlns="http://schemas.microsoft.com/sharepoint/v3/contenttype/forms">
   <Display>DocumentLibraryForm</Display>
   <Edit>AssetEditForm</Edit>
   <New>DocumentLibraryForm</New>
 </FormTemplates>
+</file>
+
+<file path=customXml/item3.xml><?xml version="1.0" encoding="utf-8"?>
+<b:Sources xmlns:b="http://schemas.openxmlformats.org/officeDocument/2006/bibliography" SelectedStyle="\APA.XSL" StyleName="APA"/>
 </file>
 
 <file path=customXml/itemProps1.xml><?xml version="1.0" encoding="utf-8"?>
@@ -15228,17 +24036,17 @@
 </file>
 
 <file path=customXml/itemProps2.xml><?xml version="1.0" encoding="utf-8"?>
-<ds:datastoreItem xmlns:ds="http://schemas.openxmlformats.org/officeDocument/2006/customXml" ds:itemID="{A93682CD-B5F8-408C-864C-65FB6E79669A}">
+<ds:datastoreItem xmlns:ds="http://schemas.openxmlformats.org/officeDocument/2006/customXml" ds:itemID="{E34C63B7-A026-4A37-9535-4FBB4C03A11D}">
   <ds:schemaRefs>
-    <ds:schemaRef ds:uri="http://schemas.openxmlformats.org/officeDocument/2006/bibliography"/>
+    <ds:schemaRef ds:uri="http://schemas.microsoft.com/sharepoint/v3/contenttype/forms"/>
   </ds:schemaRefs>
 </ds:datastoreItem>
 </file>
 
 <file path=customXml/itemProps3.xml><?xml version="1.0" encoding="utf-8"?>
-<ds:datastoreItem xmlns:ds="http://schemas.openxmlformats.org/officeDocument/2006/customXml" ds:itemID="{E34C63B7-A026-4A37-9535-4FBB4C03A11D}">
+<ds:datastoreItem xmlns:ds="http://schemas.openxmlformats.org/officeDocument/2006/customXml" ds:itemID="{1568916F-07F2-4657-92AB-970FED7398CC}">
   <ds:schemaRefs>
-    <ds:schemaRef ds:uri="http://schemas.microsoft.com/sharepoint/v3/contenttype/forms"/>
+    <ds:schemaRef ds:uri="http://schemas.openxmlformats.org/officeDocument/2006/bibliography"/>
   </ds:schemaRefs>
 </ds:datastoreItem>
 </file>